--- a/ove/public/docs/bi/ove75-lot3-pz-draft.docx
+++ b/ove/public/docs/bi/ove75-lot3-pz-draft.docx
@@ -55,7 +55,7 @@
         <w:rPr>
           <w:sz w:val="20"/>
         </w:rPr>
-        <w:t xml:space="preserve">Отделение электроэкстракции меди — завершающий передел комплекса КГМК.ОВЭ-75 («обжиг – выщелачивание – электроэкстракция», 75 000 т катодной меди в год). Размещается в существующем корпусе электрорафинирования меди металлургического цеха (ЦЭМ) промплощадки АО «Кольская ГМК», г. Мончегорск. Продукция — медь катодная марки М00к по ГОСТ 859-2014 в виде целых катодных листов (выпуск также по требованиям BS EN 1978:1998 / ЛБМ, требование ИД ч.2 п. 1.2.1); SEN 420–450 мм. Второй продукт — оборотный раствор («бедный» электролит) состава 35 Cu / 20 Ni / 1,6 Co / 2,6 Fe / 120 H2SO4 кг/м³: основная часть возвращается на усреднение с богатым фильтратом (1038 тыс. м³/год), меньшая (27,3 тыс. м³/год) отсекается на выщелачивание огарка и растворение кристаллов медного купороса (ТЗ п. 5.1). Питание отделения — фильтрат контрольной фильтрации (богатый раствор) через фланец трубопровода от ёмкости поз. 4.1.19 (граница 5.2.1).</w:t>
+        <w:t xml:space="preserve">Отделение электроэкстракции меди — завершающий передел комплекса КГМК.ОВЭ-75 («обжиг – выщелачивание – электроэкстракция», 75 000 т катодной меди в год). Размещается в существующем корпусе электрорафинирования меди металлургического цеха (ЦЭМ) промплощадки АО «Кольская ГМК», г. Мончегорск. Продукция — медь катодная марки М00к по ГОСТ 859-2014 в виде целых катодных листов (выпуск также по требованиям BS EN 1978:1998 / ЛБМ, требование ИД ч.2 п. 1.2.1); SEN 420–450 мм. Второй продукт — оборотный раствор («бедный» электролит) состава 35 Cu / 20 Ni / 1,6 Co / 2,6 Fe / 120 H2SO4 кг/м³: большая часть отсечки (1038 тыс. м³/год; 124,7 м³/ч) направляется на выщелачивание огарка, меньшая (27,3 тыс. м³/год; 3,2–3,5 м³/ч) — на растворение кристаллов медного купороса (ТЗ п. 5.1); остальной поток бедного электролита возвращается в циркуляционный бак на усреднение с богатым фильтратом. Питание отделения — фильтрат контрольной фильтрации (богатый раствор) через фланец трубопровода от ёмкости поз. 4.1.19 (граница 5.2.1).</w:t>
       </w:r>
     </w:p>
     <w:p>
@@ -481,7 +481,7 @@
         <w:rPr>
           <w:sz w:val="20"/>
         </w:rPr>
-        <w:t xml:space="preserve">4) ОБРАБОТКА КАТОДОВ НА КСМ. Спецкран подаёт борону с 28 матрицами на приёмный конвейер КСМ (принята производительность 120 матриц/ч при расчётной 105). Далее автоматически: двухстадийная промывка горячей водой (I ст. 25 м³/ч, 60–80 °С оборотная; II ст. 4 м³/ч, 90–115 °С свежая) в камере с туманоуловителем; поштучная передача роботами на станцию сдирки; прокатка валками, надрыв кромки, отделение двух пластин SPLIT-системой без сращивания по нижней кромке (требование сбыта); оптический контроль матриц машинным зрением с автоматической отбраковкой (повреждения обрамления, геометрии, чистоты поверхности) и учётом в электронном реестре парка матриц; кондиционные и подменные матрицы собираются на разгрузочном конвейере в полную ванновую загрузку под борону (шаг 100 мм). Катоды укладываются в стопы с весовым контролем, маркировкой, увязкой тремя коррозионностойкими лентами (пакет 2500 ± 50 кг по требованию сбыта; референс КСМ — 1400–2000 кг, привести к 2500 в опросном листе), автоматическим пробоотбором (пресс, пробы цилиндрической формы «конвертом») и «перфорацией» пакета профилированием части листов под грузозахваты СГП. Промывные воды КСМ возвращаются в циркуляционный бак; при Cu ≥ 1,6 г/л и H2SO4 ≥ 2 г/л вода считается грязной и скачивается в ГМО.</w:t>
+        <w:t xml:space="preserve">4) ОБРАБОТКА КАТОДОВ НА КСМ. Спецкран подаёт борону с 28 матрицами на приёмный конвейер КСМ (принята производительность 120 матриц/ч при расчётной 105). Далее автоматически: двухстадийная промывка горячей водой (I ст. 25 м³/ч, 60–80 °С оборотная; II ст. 4 м³/ч, 90–115 °С свежая) в камере с туманоуловителем; поштучная передача роботами на станцию сдирки; прокатка валками, надрыв кромки, отделение двух пластин SPLIT-системой без сращивания по нижней кромке (требование сбыта); оптический контроль матриц машинным зрением с автоматической отбраковкой (повреждения обрамления, геометрии, чистоты поверхности) и учётом в электронном реестре парка матриц; кондиционные и подменные матрицы собираются на разгрузочном конвейере в полную ванновую загрузку под борону (шаг — равен катодному шагу ванны 95 мм; значение 100 мм из референса КСМ привести к фактическому шагу в опросном листе КСМ). Катоды укладываются в стопы с весовым контролем, маркировкой, увязкой тремя коррозионностойкими лентами (пакет 2500 ± 50 кг по требованию сбыта; референс КСМ — 1400–2000 кг, привести к 2500 в опросном листе), автоматическим пробоотбором (пресс, пробы цилиндрической формы «конвертом») и «перфорацией» пакета профилированием части листов под грузозахваты СГП. Промывные воды КСМ возвращаются в циркуляционный бак; при Cu ≥ 1,6 г/л и H2SO4 ≥ 2 г/л вода считается грязной и скачивается в ГМО.</w:t>
       </w:r>
     </w:p>
     <w:p>
@@ -2853,7 +2853,7 @@
         <w:rPr>
           <w:sz w:val="20"/>
         </w:rPr>
-        <w:t xml:space="preserve">СЦЕНАРИЙ Б — НОВОЕ СТРОИТЕЛЬСТВО (базовый с 15.08.2026, вводная владельца: существующих цехов нет). Новый корпус 36 × 190 м (2 пролёта по 18 м), высота до низа ферм ~16 м: две серии по 90 ванн последовательно (ряд 45 ванн ≈ 70 м), торцевая зона КСМ 30 м, ремонтная зона 20 м, электролитное отделение (циркуляционные баки 2×300 м³, теплообменники 2×2500 кВт, насосные) — в пристрое 24×42 м. Кислотостойкие полы и фундаменты ванн, мостовые краны над сериями. Кубатура ~128 тыс. м³ (1,9 м³/т мощности — в практике tankhouse 1,5–2,5). Оценка стоимости и полный расчёт — вкладка «Расчёты», блоки NB-EW/NB-COST; CAPEX обновлён. 25.08.2026 ТЗ v4.1 (п.1.3) подтвердило: «новое строительство объектов комплекса ОВЭ на свободной территории … по варианту размещения, принятому Заказчиком» — сценарий Б (новый корпус) закреплён базовым. Пометки базиса в таблице объектов v4.1 вычеркнуты (зачёркнутое = исключено) — базис един; открыт статус обмерных Прил.№6/№7 (C-94); сам «вариант размещения» (генплан) запрошен как ИД (Q-10). Сценарий А (приспособление существующего ЦЭМ по Прил.№6) сохранён как резервный.</w:t>
+        <w:t xml:space="preserve">СЦЕНАРИЙ Б — НОВОЕ СТРОИТЕЛЬСТВО (базовый с 15.08.2026, вводная владельца: существующих цехов нет). Новый корпус 36 × 190 м (2 пролёта по 18 м), высота до низа ферм ~16 м: две серии по 90 ванн последовательно (ряд из 45 ванн: 44 × 1,40 + 1,32 = 62,9 м ≈ 63 м), торцевая зона КСМ 30 м, ремонтная зона 20 м — корпус 36 × 190 м сохраняется с увеличенным резервом (2 × 63 + КСМ 30 + ремзона 20 = 176 м &lt; 190 м), электролитное отделение (циркуляционные баки 2×300 м³, теплообменники 2×2500 кВт, насосные) — в пристрое 24×42 м. Кислотостойкие полы и фундаменты ванн, мостовые краны над сериями. Кубатура ~128 тыс. м³ (1,9 м³/т мощности — в практике tankhouse 1,5–2,5). Оценка стоимости и полный расчёт — вкладка «Расчёты», блоки NB-EW/NB-COST; CAPEX обновлён. 25.08.2026 ТЗ v4.1 (п.1.3) подтвердило: «новое строительство объектов комплекса ОВЭ на свободной территории … по варианту размещения, принятому Заказчиком» — сценарий Б (новый корпус) закреплён базовым. Пометки базиса в таблице объектов v4.1 вычеркнуты (зачёркнутое = исключено) — базис един; открыт статус обмерных Прил.№6/№7 (C-94); сам «вариант размещения» (генплан) запрошен как ИД (Q-10). Сценарий А (приспособление существующего ЦЭМ по Прил.№6) сохранён как резервный.</w:t>
       </w:r>
     </w:p>
     <w:tbl>

--- a/ove/public/docs/bi/ove75-lot3-pz-draft.docx
+++ b/ove/public/docs/bi/ove75-lot3-pz-draft.docx
@@ -2369,45 +2369,63 @@
           <w:b/>
           <w:sz w:val="26"/>
         </w:rPr>
-        <w:t xml:space="preserve">PFD и P&amp;ID: контуры регулирования, блокировки, уставки</w:t>
-      </w:r>
-    </w:p>
-    <w:p>
-      <w:r>
-        <w:rPr>
-          <w:sz w:val="20"/>
-        </w:rPr>
-        <w:t xml:space="preserve">Состав графической части: PFD отделения с границами проектирования (потоки: богатый фильтрат; питание серий; бедный электролит; отсечки на выщелачивание/растворение; промводы КСМ и аспирации; шлам; катоды) и P&amp;ID по узлам: циркуляция серии 1 и 2, узел реагентов, КСМ, шламовый узел. Схемы выполняются по ГОСТ 21.408-2013 с полным перечнем контуров, связей, уставок сигнализаций и блокировок (требование Прил. №5).</w:t>
-      </w:r>
-    </w:p>
-    <w:p>
-      <w:r>
-        <w:rPr>
-          <w:sz w:val="20"/>
-        </w:rPr>
-        <w:t xml:space="preserve">ОСНОВНЫЕ КОНТУРЫ РЕГУЛИРОВАНИЯ (на каждую серию, если не оговорено):
-- FIC-01 «Расход электролита на серию»: уставка 800–825 м³/ч (9,1 м³/ч на ванну), электромагнитный/ультразвуковой расходомер на напорном коллекторе; регулирование частотным приводом циркуляционного насоса (насос вне БИ — сигнал 4–20 мА/Modbus передаётся смежной системе, стык фиксируется в задании); распределение по ваннам — настроечная арматура/дроссели с контролем давления коллектора PI-02. Сигнализация L при −10 %, блокировочная уставка LL 70 % номинала.
-- TIC-03 «Температура питания ванн»: уставка 48,2 ± 0,5 °С после холодильника (в ваннах нагрев до 50 °С); регулирующий клапан на оборотной воде (108 м³/ч на нитку); предупредительная H 52 °С, аварийная HH 55 °С (макс. по прил. В); L 45 °С (риск роста вязкости), LL 40 °С (порог кристаллизации — запрет снижения расхода воды невозможен, предусмотреть байпас холодильника).
-- LIC-04 «Уровень в циркуляционном баке»: поддержание рабочего диапазона (бак 300 м³; рабочий объём 85 %); подпитка производственной водой по балансу; сигнализация H/L, блокировки: LL — остановка циркуляционного насоса (защита от сухого хода, сигнал смежной системе), HH — запрет приёма промвод, сигнал на дренаж.
-- QIC-05 «Дозирование гуартека»: пропорционально интегралу тока серии (кг/т через счётчик А·ч), номинал 1,0 кг/ч на серию; QIC-06 «Дозирование FC-1100» — аналогично, 0,8 кг/ч на серию; насосы-дозаторы с обратной связью по фактическому расходу.
-- QIC-07 «Кислотность/состав»: поточный контроль плотности и температуры электролита; периодический автоматизированный пробоотбор с лабораторным анализом Cu/H2SO4/Cl/Ni/Fe; дозирование H2SO4 клапаном по заданию оператора с контролем расхода; дозирование HCl — по лабданным (Cl 25–30 г/м³).
-- JIC-08 «Токовая нагрузка серии»: задание выпрямителю (вне БИ, интерфейс Modbus TCP) от плана-задания АСУ; ограничения: I ≤ 47,0 кА, U серии ≤ 225 В; скорость изменения тока ограничивается (мягкий набор после обслуживания). Мониторинг напряжений ванн (90 точек на серию, милливольтовые измерения на шинах): U ванны &lt; 1,8 В — признак КЗ (сигнал на карту КЗ и задание крану/ИК-контролю), U &gt; 2,5 В — деградация контактов/анодов.</w:t>
-      </w:r>
-    </w:p>
-    <w:p>
-      <w:r>
-        <w:rPr>
-          <w:sz w:val="20"/>
-        </w:rPr>
-        <w:t xml:space="preserve">БЛОКИРОВКИ (ключевые): 1) потеря циркуляции серии (FIC-01 LL либо остановка насоса) → автоматическое снижение тока серии до дежурного уровня с выдержкой времени (уставка выдержки — по тепловой инерции ванн, определяется в БИ; длительный электролиз без протока ведёт к обеднению приэлектродного слоя и порче осадка); 2) остановка аспирации (сигнал смежной системы) → предупредительная сигнализация, при длительности сверх уставки — снижение тока (рост тумана); 3) TIC-03 HH → запрет повышения тока; 4) размыкание цепи серии/скачок U → аварийное отключение выпрямителя (функция вне БИ, требование к стыку); 5) работы крана над ванной → программная блокировка изменения тока серии сверх заданного; 6) LL уровня в баке → остановка дозирования реагентов. Согласно ПУЭ 7.10 предусматривается контроль изоляции сети постоянного тока и электрический разрыв (разрыв струи/изолирующие вставки) на подаче и приёме растворов каждой ванны и на коллекторах серий (ИД п. 4.2.2: «обеспечить электрический разрыв на линии подачи растворов или на линии их приёма в бак»).</w:t>
-      </w:r>
-    </w:p>
-    <w:p>
-      <w:r>
-        <w:rPr>
-          <w:sz w:val="20"/>
-        </w:rPr>
-        <w:t xml:space="preserve">КИПиА: приборы — из линеек, эксплуатируемых на площадке Заказчика (согласование обязательно, Прил. №5); исполнение IP65+, коррозионностойкие смачиваемые части (тантал/PTFE/керамика для сред с H2SO4); байпасные линии в местах расходомеров; СИ — только из Госреестра РФ с первичной поверкой (102-ФЗ, ГОСТ Р 8.596-2002).</w:t>
+        <w:t xml:space="preserve">Перечень основного и вспомогательного технологического оборудования</w:t>
+      </w:r>
+    </w:p>
+    <w:p>
+      <w:r>
+        <w:rPr>
+          <w:sz w:val="20"/>
+        </w:rPr>
+        <w:t xml:space="preserve">Перечень в границах БИ — по ТЗ v4.1 п. 6.3 («Оборудование, включаемое в состав БИ») с характеристиками по ИД ч.2 табл. 4.2; группировка по технологическим узлам.</w:t>
+      </w:r>
+    </w:p>
+    <w:p>
+      <w:r>
+        <w:rPr>
+          <w:sz w:val="20"/>
+        </w:rPr>
+        <w:t xml:space="preserve">1) ЭЛЕКТРОЛИЗНЫЙ ЗАЛ: электролизные ванны — 180 шт. (2 серии × 90; расчётно 163, запас 1,104), полимербетон монолитный (Unicell или аналог, конструкция по проекту ДЕЛЬТА), внутренние габариты 8485 × 1155 × 1650 мм, комплектация каждой: 84 катодных места + 85 анодных, коллектор подачи с креплениями, закладные рельсов нутча, донная пробка, установочные конусы позиционирования крана (прил. В); аспирационные укрытия — 180 комплектов (легкосъёмный колпак, интегрированный с бортовым отсосом), коррозионностойкое исполнение; ошиновка ванн — комплект на 180 ванн + концевые шинные мосты серий, медь, конструкция с двойным контактом (референс Outotec), падение ≤ 0,06 В/ванну; аноды Pb–Ca(0,06–0,08 %)–Sn(1,35–1,5 %) холоднокатаные 940×952×6 мм — первичная загрузка 15 300 шт.; катодные матрицы 316L 1000×1000×3,25 мм с ПП-обрамлением (система SPLIT) — первичная загрузка 15 120 шт.; закорачивающие рамы 8,7 т — не менее одной на серию (число — по графику чисток, уточняется в БИ); подъёмная рама (сборка с закорачивающей 10,0 т).</w:t>
+      </w:r>
+    </w:p>
+    <w:p>
+      <w:r>
+        <w:rPr>
+          <w:sz w:val="20"/>
+        </w:rPr>
+        <w:t xml:space="preserve">2) УЗЕЛ КСМ: роботизированная катодосдирочная машина — 1 комплект, принято 120 матриц/ч (расчёт 105; референс Outotec 250), роботы подачи/выгрузки (в референсе KUKA KR 300 / KR 180), установленная мощность 125 кВт, потребляемая 105 кВт, гидростанция 120 бар, пневматика 6 бар, охлаждающая вода 25 л/мин (≤ 30 °С, 1,5 бар), двухстадийная промывка (25 м³/ч оборотная + 4 м³/ч свежая), точность позиционирования до 1 мм, персонал 1 чел.; оборудование формирования пакетов (весовой контроль, маркировка, увязка, автоматический пробоотбор, «перфорация» профилированием листов) — пакет 2500 ± 50 кг (закрепить в опросном листе, референс 1400–2000 кг); оборудование автоматической изоляции кромок матриц — комплект (ПП-профиль 1170 × 22,5 × 10 мм, расход 2770 кг/год); автоматизированная транспортировка пакетов — конвейерная линия от КСМ до передаточных ворот СГП.</w:t>
+      </w:r>
+    </w:p>
+    <w:p>
+      <w:r>
+        <w:rPr>
+          <w:sz w:val="20"/>
+        </w:rPr>
+        <w:t xml:space="preserve">3) КРАНОВОЕ ХОЗЯЙСТВО (спецоснащение — в лоте): специальные автоматические краны с системой позиционирования — 2 шт. (по одному на серию/пролёт), грузоподъёмность ориентировочно 16–20 т (полный комплект 84 матриц с осадком 11,6 т + траверса-борона с поддоном 3–5 т), режим не легче А6/М7 (≈28 обслуживаний ванн/сут), рабочие части и оснастка 316L, ИК-контроль контактов и КЗ (рекомендация ИД п. 4.2.2).</w:t>
+      </w:r>
+    </w:p>
+    <w:p>
+      <w:r>
+        <w:rPr>
+          <w:sz w:val="20"/>
+        </w:rPr>
+        <w:t xml:space="preserve">4) ЭЛЕКТРОЛИТНОЕ ХОЗЯЙСТВО: циркуляционные баки — 2 × 300 м³ с перегородкой (расчётный запас 0,25 ч × 1634,5 м³/ч = 408,6 м³; сталь либо железобетон с кислотоупорной футеровкой, допускается изготовление по месту — ИД п. 4.2.2); узел гуартека — 2 поочерёдно работающие ёмкости (каждая ≥ 12 ч работы) с тихоходными рамными мешалками и насосами-дозаторами; узел FC-1100 (исполнение под аналоги Eagles 1100 / ChemShi NF-100); узлы дозирования H2SO4 (≈0,33 т/ч) и HCl 33 % (до 0,55 кг/ч).</w:t>
+      </w:r>
+    </w:p>
+    <w:p>
+      <w:r>
+        <w:rPr>
+          <w:sz w:val="20"/>
+        </w:rPr>
+        <w:t xml:space="preserve">СПРАВОЧНО — вне поставки лота, задание на стыке выдаёт БИ: выпрямители 3 × 47,0 кА / 227 (250) В; теплообменники 2 × 2500 кВт; циркуляционные насосы ≈820 м³/ч на серию; система аспирации со скруббером; нутч-фильтр; базовые мостовые краны (модернизация существующего парка — сценарий А).</w:t>
+      </w:r>
+    </w:p>
+    <w:p>
+      <w:r>
+        <w:rPr>
+          <w:sz w:val="20"/>
+        </w:rPr>
+        <w:t xml:space="preserve">КРИТЕРИЙ «ОСНОВНОГО» ОБОРУДОВАНИЯ (для опросных листов и ТКП; перечень фиксируется протоколом с Заказчиком): ванны, КСМ с формированием пакетов и изоляцией кромок, спецкраны, ошиновка, матрицы, аноды, укрытия, циркуляционные баки, АСУ с ППО.</w:t>
       </w:r>
     </w:p>
     <w:tbl>
@@ -2485,244 +2503,286 @@
               <w:rPr>
                 <w:sz w:val="19"/>
               </w:rPr>
-              <w:t xml:space="preserve">FIC расход на серию</w:t>
-            </w:r>
-          </w:p>
-        </w:tc>
-        <w:tc>
-          <w:tcPr>
-            <w:tcW w:w="5000" w:type="dxa"/>
-          </w:tcPr>
-          <w:p>
-            <w:r>
-              <w:rPr>
-                <w:sz w:val="19"/>
-              </w:rPr>
-              <w:t xml:space="preserve">800–825 м³/ч; LL 70 % — блокировка со снижением тока</w:t>
-            </w:r>
-          </w:p>
-        </w:tc>
-        <w:tc>
-          <w:tcPr>
-            <w:tcW w:w="3038" w:type="dxa"/>
-          </w:tcPr>
-          <w:p>
-            <w:r>
-              <w:rPr>
-                <w:color w:val="666666"/>
-                <w:sz w:val="18"/>
-              </w:rPr>
-              <w:t xml:space="preserve">ИД ч.2 табл. 3.1; решение БИ</w:t>
-            </w:r>
-          </w:p>
-        </w:tc>
-      </w:tr>
-      <w:tr>
-        <w:tc>
-          <w:tcPr>
-            <w:tcW w:w="3600" w:type="dxa"/>
-          </w:tcPr>
-          <w:p>
-            <w:r>
-              <w:rPr>
-                <w:sz w:val="19"/>
-              </w:rPr>
-              <w:t xml:space="preserve">TIC температура питания</w:t>
-            </w:r>
-          </w:p>
-        </w:tc>
-        <w:tc>
-          <w:tcPr>
-            <w:tcW w:w="5000" w:type="dxa"/>
-          </w:tcPr>
-          <w:p>
-            <w:r>
-              <w:rPr>
-                <w:sz w:val="19"/>
-              </w:rPr>
-              <w:t xml:space="preserve">48,2 ± 0,5 °С; H 52 / HH 55 / L 45 / LL 40 °С</w:t>
-            </w:r>
-          </w:p>
-        </w:tc>
-        <w:tc>
-          <w:tcPr>
-            <w:tcW w:w="3038" w:type="dxa"/>
-          </w:tcPr>
-          <w:p>
-            <w:r>
-              <w:rPr>
-                <w:color w:val="666666"/>
-                <w:sz w:val="18"/>
-              </w:rPr>
-              <w:t xml:space="preserve">ИД ч.2 табл. 3.1, прил. В, п. 4.2.1</w:t>
-            </w:r>
-          </w:p>
-        </w:tc>
-      </w:tr>
-      <w:tr>
-        <w:tc>
-          <w:tcPr>
-            <w:tcW w:w="3600" w:type="dxa"/>
-          </w:tcPr>
-          <w:p>
-            <w:r>
-              <w:rPr>
-                <w:sz w:val="19"/>
-              </w:rPr>
-              <w:t xml:space="preserve">LIC уровень циркбака</w:t>
-            </w:r>
-          </w:p>
-        </w:tc>
-        <w:tc>
-          <w:tcPr>
-            <w:tcW w:w="5000" w:type="dxa"/>
-          </w:tcPr>
-          <w:p>
-            <w:r>
-              <w:rPr>
-                <w:sz w:val="19"/>
-              </w:rPr>
-              <w:t xml:space="preserve">бак 300 м³; HH/H/L/LL; защита насосов и приёма промвод</w:t>
-            </w:r>
-          </w:p>
-        </w:tc>
-        <w:tc>
-          <w:tcPr>
-            <w:tcW w:w="3038" w:type="dxa"/>
-          </w:tcPr>
-          <w:p>
-            <w:r>
-              <w:rPr>
-                <w:color w:val="666666"/>
-                <w:sz w:val="18"/>
-              </w:rPr>
-              <w:t xml:space="preserve">ИД ч.2 табл. 4.2; решение БИ</w:t>
-            </w:r>
-          </w:p>
-        </w:tc>
-      </w:tr>
-      <w:tr>
-        <w:tc>
-          <w:tcPr>
-            <w:tcW w:w="3600" w:type="dxa"/>
-          </w:tcPr>
-          <w:p>
-            <w:r>
-              <w:rPr>
-                <w:sz w:val="19"/>
-              </w:rPr>
-              <w:t xml:space="preserve">QIC дозирование</w:t>
-            </w:r>
-          </w:p>
-        </w:tc>
-        <w:tc>
-          <w:tcPr>
-            <w:tcW w:w="5000" w:type="dxa"/>
-          </w:tcPr>
-          <w:p>
-            <w:r>
-              <w:rPr>
-                <w:sz w:val="19"/>
-              </w:rPr>
-              <w:t xml:space="preserve">гуартек 0,25 кг/т, FC-1100 0,20 кг/т — пропорционально А·ч серии</w:t>
-            </w:r>
-          </w:p>
-        </w:tc>
-        <w:tc>
-          <w:tcPr>
-            <w:tcW w:w="3038" w:type="dxa"/>
-          </w:tcPr>
-          <w:p>
-            <w:r>
-              <w:rPr>
-                <w:color w:val="666666"/>
-                <w:sz w:val="18"/>
-              </w:rPr>
-              <w:t xml:space="preserve">ИД ч.2 табл. 3.1</w:t>
-            </w:r>
-          </w:p>
-        </w:tc>
-      </w:tr>
-      <w:tr>
-        <w:tc>
-          <w:tcPr>
-            <w:tcW w:w="3600" w:type="dxa"/>
-          </w:tcPr>
-          <w:p>
-            <w:r>
-              <w:rPr>
-                <w:sz w:val="19"/>
-              </w:rPr>
-              <w:t xml:space="preserve">JIC ток серии</w:t>
-            </w:r>
-          </w:p>
-        </w:tc>
-        <w:tc>
-          <w:tcPr>
-            <w:tcW w:w="5000" w:type="dxa"/>
-          </w:tcPr>
-          <w:p>
-            <w:r>
-              <w:rPr>
-                <w:sz w:val="19"/>
-              </w:rPr>
-              <w:t xml:space="preserve">задание ≤ 47,0 кА; U серии ≤ 225 В; мониторинг U по 90 ваннам, КЗ при U &lt; 1,8 В</w:t>
-            </w:r>
-          </w:p>
-        </w:tc>
-        <w:tc>
-          <w:tcPr>
-            <w:tcW w:w="3038" w:type="dxa"/>
-          </w:tcPr>
-          <w:p>
-            <w:r>
-              <w:rPr>
-                <w:color w:val="666666"/>
-                <w:sz w:val="18"/>
-              </w:rPr>
-              <w:t xml:space="preserve">ИД ч.2 табл. 4.2; решение БИ</w:t>
-            </w:r>
-          </w:p>
-        </w:tc>
-      </w:tr>
-      <w:tr>
-        <w:tc>
-          <w:tcPr>
-            <w:tcW w:w="3600" w:type="dxa"/>
-          </w:tcPr>
-          <w:p>
-            <w:r>
-              <w:rPr>
-                <w:sz w:val="19"/>
-              </w:rPr>
-              <w:t xml:space="preserve">Электрический разрыв</w:t>
-            </w:r>
-          </w:p>
-        </w:tc>
-        <w:tc>
-          <w:tcPr>
-            <w:tcW w:w="5000" w:type="dxa"/>
-          </w:tcPr>
-          <w:p>
-            <w:r>
-              <w:rPr>
-                <w:sz w:val="19"/>
-              </w:rPr>
-              <w:t xml:space="preserve">на линиях подачи/приёма растворов ванн и коллекторах серий</w:t>
-            </w:r>
-          </w:p>
-        </w:tc>
-        <w:tc>
-          <w:tcPr>
-            <w:tcW w:w="3038" w:type="dxa"/>
-          </w:tcPr>
-          <w:p>
-            <w:r>
-              <w:rPr>
-                <w:color w:val="666666"/>
-                <w:sz w:val="18"/>
-              </w:rPr>
-              <w:t xml:space="preserve">ИД ч.2 п. 4.2.2; ПУЭ разд. 7.10</w:t>
+              <w:t xml:space="preserve">Ванны</w:t>
+            </w:r>
+          </w:p>
+        </w:tc>
+        <w:tc>
+          <w:tcPr>
+            <w:tcW w:w="5000" w:type="dxa"/>
+          </w:tcPr>
+          <w:p>
+            <w:r>
+              <w:rPr>
+                <w:sz w:val="19"/>
+              </w:rPr>
+              <w:t xml:space="preserve">180 шт.; 8485×1155×1650 мм; коллектор подачи и закладные — в комплекте</w:t>
+            </w:r>
+          </w:p>
+        </w:tc>
+        <w:tc>
+          <w:tcPr>
+            <w:tcW w:w="3038" w:type="dxa"/>
+          </w:tcPr>
+          <w:p>
+            <w:r>
+              <w:rPr>
+                <w:color w:val="666666"/>
+                <w:sz w:val="18"/>
+              </w:rPr>
+              <w:t xml:space="preserve">ИД ч.2 табл. 4.2, прил. В</w:t>
+            </w:r>
+          </w:p>
+        </w:tc>
+      </w:tr>
+      <w:tr>
+        <w:tc>
+          <w:tcPr>
+            <w:tcW w:w="3600" w:type="dxa"/>
+          </w:tcPr>
+          <w:p>
+            <w:r>
+              <w:rPr>
+                <w:sz w:val="19"/>
+              </w:rPr>
+              <w:t xml:space="preserve">Электроды (первичная загрузка)</w:t>
+            </w:r>
+          </w:p>
+        </w:tc>
+        <w:tc>
+          <w:tcPr>
+            <w:tcW w:w="5000" w:type="dxa"/>
+          </w:tcPr>
+          <w:p>
+            <w:r>
+              <w:rPr>
+                <w:sz w:val="19"/>
+              </w:rPr>
+              <w:t xml:space="preserve">аноды 15 300 шт. (Pb–Ca–Sn); матрицы 15 120 шт. (316L, SPLIT)</w:t>
+            </w:r>
+          </w:p>
+        </w:tc>
+        <w:tc>
+          <w:tcPr>
+            <w:tcW w:w="3038" w:type="dxa"/>
+          </w:tcPr>
+          <w:p>
+            <w:r>
+              <w:rPr>
+                <w:color w:val="666666"/>
+                <w:sz w:val="18"/>
+              </w:rPr>
+              <w:t xml:space="preserve">ИД ч.2 табл. 8.5; расчёт 180 × 85 / 180 × 84</w:t>
+            </w:r>
+          </w:p>
+        </w:tc>
+      </w:tr>
+      <w:tr>
+        <w:tc>
+          <w:tcPr>
+            <w:tcW w:w="3600" w:type="dxa"/>
+          </w:tcPr>
+          <w:p>
+            <w:r>
+              <w:rPr>
+                <w:sz w:val="19"/>
+              </w:rPr>
+              <w:t xml:space="preserve">КСМ</w:t>
+            </w:r>
+          </w:p>
+        </w:tc>
+        <w:tc>
+          <w:tcPr>
+            <w:tcW w:w="5000" w:type="dxa"/>
+          </w:tcPr>
+          <w:p>
+            <w:r>
+              <w:rPr>
+                <w:sz w:val="19"/>
+              </w:rPr>
+              <w:t xml:space="preserve">1 к-т; 120 матриц/ч; 125/105 кВт; гидравлика 120 бар, пневматика 6 бар</w:t>
+            </w:r>
+          </w:p>
+        </w:tc>
+        <w:tc>
+          <w:tcPr>
+            <w:tcW w:w="3038" w:type="dxa"/>
+          </w:tcPr>
+          <w:p>
+            <w:r>
+              <w:rPr>
+                <w:color w:val="666666"/>
+                <w:sz w:val="18"/>
+              </w:rPr>
+              <w:t xml:space="preserve">ИД ч.2 табл. 4.2 (референс КСМ)</w:t>
+            </w:r>
+          </w:p>
+        </w:tc>
+      </w:tr>
+      <w:tr>
+        <w:tc>
+          <w:tcPr>
+            <w:tcW w:w="3600" w:type="dxa"/>
+          </w:tcPr>
+          <w:p>
+            <w:r>
+              <w:rPr>
+                <w:sz w:val="19"/>
+              </w:rPr>
+              <w:t xml:space="preserve">Спецкраны</w:t>
+            </w:r>
+          </w:p>
+        </w:tc>
+        <w:tc>
+          <w:tcPr>
+            <w:tcW w:w="5000" w:type="dxa"/>
+          </w:tcPr>
+          <w:p>
+            <w:r>
+              <w:rPr>
+                <w:sz w:val="19"/>
+              </w:rPr>
+              <w:t xml:space="preserve">2 шт.; Q ≈ 16–20 т; режим ≥ А6/М7; оснастка 316L; ИК-контроль КЗ</w:t>
+            </w:r>
+          </w:p>
+        </w:tc>
+        <w:tc>
+          <w:tcPr>
+            <w:tcW w:w="3038" w:type="dxa"/>
+          </w:tcPr>
+          <w:p>
+            <w:r>
+              <w:rPr>
+                <w:color w:val="666666"/>
+                <w:sz w:val="18"/>
+              </w:rPr>
+              <w:t xml:space="preserve">ИД ч.2 п. 4.2.2; расчёт нагрузок</w:t>
+            </w:r>
+          </w:p>
+        </w:tc>
+      </w:tr>
+      <w:tr>
+        <w:tc>
+          <w:tcPr>
+            <w:tcW w:w="3600" w:type="dxa"/>
+          </w:tcPr>
+          <w:p>
+            <w:r>
+              <w:rPr>
+                <w:sz w:val="19"/>
+              </w:rPr>
+              <w:t xml:space="preserve">Циркуляционные баки</w:t>
+            </w:r>
+          </w:p>
+        </w:tc>
+        <w:tc>
+          <w:tcPr>
+            <w:tcW w:w="5000" w:type="dxa"/>
+          </w:tcPr>
+          <w:p>
+            <w:r>
+              <w:rPr>
+                <w:sz w:val="19"/>
+              </w:rPr>
+              <w:t xml:space="preserve">2 × 300 м³ (расчёт 408,6 м³); допускается изготовление по месту</w:t>
+            </w:r>
+          </w:p>
+        </w:tc>
+        <w:tc>
+          <w:tcPr>
+            <w:tcW w:w="3038" w:type="dxa"/>
+          </w:tcPr>
+          <w:p>
+            <w:r>
+              <w:rPr>
+                <w:color w:val="666666"/>
+                <w:sz w:val="18"/>
+              </w:rPr>
+              <w:t xml:space="preserve">ИД ч.2 табл. 4.2, п. 4.2.2</w:t>
+            </w:r>
+          </w:p>
+        </w:tc>
+      </w:tr>
+      <w:tr>
+        <w:tc>
+          <w:tcPr>
+            <w:tcW w:w="3600" w:type="dxa"/>
+          </w:tcPr>
+          <w:p>
+            <w:r>
+              <w:rPr>
+                <w:sz w:val="19"/>
+              </w:rPr>
+              <w:t xml:space="preserve">Узлы реагентов</w:t>
+            </w:r>
+          </w:p>
+        </w:tc>
+        <w:tc>
+          <w:tcPr>
+            <w:tcW w:w="5000" w:type="dxa"/>
+          </w:tcPr>
+          <w:p>
+            <w:r>
+              <w:rPr>
+                <w:sz w:val="19"/>
+              </w:rPr>
+              <w:t xml:space="preserve">гуартек 2 ёмкости ≥ 12 ч; FC-1100 под аналоги; дозирование H2SO4/HCl</w:t>
+            </w:r>
+          </w:p>
+        </w:tc>
+        <w:tc>
+          <w:tcPr>
+            <w:tcW w:w="3038" w:type="dxa"/>
+          </w:tcPr>
+          <w:p>
+            <w:r>
+              <w:rPr>
+                <w:color w:val="666666"/>
+                <w:sz w:val="18"/>
+              </w:rPr>
+              <w:t xml:space="preserve">ИД ч.2 п. 1.3.13–1.3.14, прил. Б</w:t>
+            </w:r>
+          </w:p>
+        </w:tc>
+      </w:tr>
+      <w:tr>
+        <w:tc>
+          <w:tcPr>
+            <w:tcW w:w="3600" w:type="dxa"/>
+          </w:tcPr>
+          <w:p>
+            <w:r>
+              <w:rPr>
+                <w:sz w:val="19"/>
+              </w:rPr>
+              <w:t xml:space="preserve">Вне поставки (задание БИ)</w:t>
+            </w:r>
+          </w:p>
+        </w:tc>
+        <w:tc>
+          <w:tcPr>
+            <w:tcW w:w="5000" w:type="dxa"/>
+          </w:tcPr>
+          <w:p>
+            <w:r>
+              <w:rPr>
+                <w:sz w:val="19"/>
+              </w:rPr>
+              <w:t xml:space="preserve">выпрямители, теплообменники, насосы, аспирация, нутч, базовые краны</w:t>
+            </w:r>
+          </w:p>
+        </w:tc>
+        <w:tc>
+          <w:tcPr>
+            <w:tcW w:w="3038" w:type="dxa"/>
+          </w:tcPr>
+          <w:p>
+            <w:r>
+              <w:rPr>
+                <w:color w:val="666666"/>
+                <w:sz w:val="18"/>
+              </w:rPr>
+              <w:t xml:space="preserve">ТЗ v4.1 п. 6.3 (перечень «не включается»)</w:t>
             </w:r>
           </w:p>
         </w:tc>
@@ -2741,7 +2801,7 @@
           <w:color w:val="444444"/>
           <w:sz w:val="19"/>
         </w:rPr>
-        <w:t xml:space="preserve">ГОСТ 21.408-2013 — Правила выполнения рабочей документации автоматизации (функциональные схемы, перечни контуров и блокировок); ГОСТ Р 8.596-2002 — Метрологическое обеспечение измерительных систем; Федеральный закон № 102-ФЗ — Обеспечение единства измерений; СИ из Госреестра с первичной поверкой; ПУЭ (изд. 7), разд. 7.10 — Контроль изоляции, электрические разрывы в трубопроводах электролизных установок</w:t>
+        <w:t xml:space="preserve">ТР ТС 010/2011 — Безопасность машин и оборудования — сертификация/декларирование поставляемых позиций; ГОСТ 12.2.003-91 — Оборудование производственное. Общие требования безопасности; ГОСТ 15150-69 — Исполнение УХЛ3 для оборудования электролизного зала</w:t>
       </w:r>
     </w:p>
     <w:p>
@@ -2757,7 +2817,7 @@
         <w:rPr>
           <w:sz w:val="19"/>
         </w:rPr>
-        <w:t xml:space="preserve">Выдержки времени блокировок по потере циркуляции/аспирации — расчёт тепловой и газовой инерции на стадии БИ</w:t>
+        <w:t xml:space="preserve">Число закорачивающих рам (по графику чисток и совмещению со сменой анодов) — определяется на стадии БИ</w:t>
       </w:r>
     </w:p>
     <w:p>
@@ -2773,7 +2833,7 @@
         <w:rPr>
           <w:sz w:val="19"/>
         </w:rPr>
-        <w:t xml:space="preserve">Тип поточных анализаторов состава электролита (плотномер/кондуктометр/УФ) — согласование с Управлением автоматизации Заказчика</w:t>
+        <w:t xml:space="preserve">Перечень «основного» оборудования для опросных листов и ТКП — закрепить протоколом с Заказчиком (позиция D-21)</w:t>
       </w:r>
     </w:p>
     <w:p>
@@ -2789,7 +2849,7 @@
         <w:rPr>
           <w:sz w:val="19"/>
         </w:rPr>
-        <w:t xml:space="preserve">Точки и способ милливольтового контроля напряжения ванн (штатные щупы шин или мобильный контроль краном) — вариантная проработка БИ</w:t>
+        <w:t xml:space="preserve">Конструктив циркуляционных баков (сталь / железобетон с футеровкой по месту) — вариантная проработка БИ с оценкой стоимости</w:t>
       </w:r>
     </w:p>
     <w:p>
@@ -2801,59 +2861,55 @@
           <w:b/>
           <w:sz w:val="26"/>
         </w:rPr>
-        <w:t xml:space="preserve">Компоновка: существующий ЦЭМ (сценарий А) / новый корпус (сценарий Б — базовый)</w:t>
-      </w:r>
-    </w:p>
-    <w:p>
-      <w:r>
-        <w:rPr>
-          <w:sz w:val="20"/>
-        </w:rPr>
-        <w:t xml:space="preserve">ИСХОДНЫЕ ПО ЗДАНИЮ. Существующий корпус электрорафинирования меди (ЦЭМ, Гипроникель, чертежи ФМ-59410…59419): шаг колонн 24 000 мм, крановый пролёт 22 000 мм (ИД п. 4.2.2); по обмерным чертежам ФМ-59415/59418 продольная сетка осей 1–32 с шагом 6,0 м — длина корпуса ≈186 м; отметки подкрановых конструкций ≈ +8,65…+10,60, низ ферм +14,32 (уточнить натурным обмером). В корпусе имеются встроенная преобразовательная подстанция (черт. ФМ-59435) и примыкающий склад готовой продукции ≈4048 м² (черт. ФМ-59415) — используются по назначению для Лотов №3–4.</w:t>
-      </w:r>
-    </w:p>
-    <w:p>
-      <w:r>
-        <w:rPr>
-          <w:sz w:val="20"/>
-        </w:rPr>
-        <w:t xml:space="preserve">СХЕМА РАЗМЕЩЕНИЯ. 180 ванн в две серии по 90; каждая серия — в отдельном крановом пролёте, в два ряда по 45 ванн; между сериями — общий продольный проход. Ванны ориентированы длинной осью ПОПЕРЁК пролёта; ряд набирается по ширине ванн. Выпрямители — у торца зала со стороны существующей преобразовательной подстанции (короткие магистральные шины), КСМ — у противоположного торца с выходом пакетного конвейера к передаточным воротам СГП. Баковое хозяйство (циркбаки 2 × 300 м³, узлы реагентов) — в отдельном (смежном) пролёте, отметка ниже ванн для самотёчного слива.</w:t>
-      </w:r>
-    </w:p>
-    <w:p>
-      <w:r>
-        <w:rPr>
-          <w:sz w:val="20"/>
-        </w:rPr>
-        <w:t xml:space="preserve">ПРОВЕРКА РАЗМЕЩЕНИЯ (габарит ванны: внутренний 8485 × 1155 × 1650 мм, стенка 80 мм → наружный 8645 × 1315 мм).
-а) Поперёк пролёта: два ряда «голова к голове» 2 × 8,645 = 17,29 м; остаток 22,0 − 17,29 = 4,71 м. Раскладка остатка: центральный межрядный проход 1,8 м (обслуживание переливных карманов, трасса сборного воздуховода бортового отсоса под обслуживающей площадкой либо в подванном пространстве) + два пристенных прохода по 1,4–1,5 м (нормативный проход ≥ 1,2 м у электролизёров — ПУЭ 7.10/ФНП № 512) с трассами напорных коллекторов распределения электролита вдоль рядов. ВЫВОД: помещается, резерв ≈0,1–0,3 м, компоновка плотная — трассы воздуховода и коллекторов совмещаются по высоте.
-б) Вдоль пролёта: шаг установки ванн = 1315 мм (корпус) + 85 мм (межванновый зазор под сборные шины и деформационные швы) = 1,40 м. Длина ряда из 45 ванн: 44 × 1,40 + 1,315 = 62,9 м ≈ 63 м. Торцевые зоны: шинный мост и выпрямительная ячейка 15–20 м; технологическая зона КСМ с конвейерами и накопителями 30–35 м. Требуемая длина зала: 63 + 20 + 35 ≈ 118 м &lt; 186 м корпуса. ВЫВОД: 180 ванн РАЗМЕЩАЮТСЯ; резерв ≈68 м продольно — на шламовый участок (стационарная вакуум-площадка нутча), стеллажи анодов/матриц, зону обслуживания кранов и перспективное расширение.
-в) Контрпример (проверка задания): при ориентации ванн длинной осью ВДОЛЬ ряда потребовалось бы 45 × 8,645 м ≈ 389 м + зазоры — не помещается ни в 186 м длины, ни в какой пролёт; вариант отклоняется, что подтверждает единственность принятой поперечной ориентации.
-г) Однорядный вариант (90 ванн в ряд): 89 × 1,40 + 1,315 ≈ 126 м + торцевые зоны ≈ 165–180 м — на пределе 186 м без резерва и с удвоением пробегов крана; отклонён в пользу двухрядного.</w:t>
-      </w:r>
-    </w:p>
-    <w:p>
-      <w:r>
-        <w:rPr>
-          <w:sz w:val="20"/>
-        </w:rPr>
-        <w:t xml:space="preserve">ВЫСОТНАЯ ПОСАДКА. Верх борта ванны ≈ +1,0…+1,2 м от пола зала (опорные тумбы + уклон дна к центральной донной пробке); подъём траверсы с матрицей (штанга 1325 мм + полотно 1000 мм + запас) над колпаками соседних ванн требует хода крюка до ≈ +6…+7 м — существующие подкрановые отметки (+8,65…+10,60) достаточны, подтверждается поверочным расчётом при модернизации кранов. Подванное пространство: рельсы мобильного нутч-фильтра, система отвода избыточного раствора на гибкой подводке, сливные карманы, кислотоупорный поддон-пол с бортиком и зумпфами (полы по СП 29.13330, кислотостойкая защита по СП 28.13330).</w:t>
-      </w:r>
-    </w:p>
-    <w:p>
-      <w:r>
-        <w:rPr>
-          <w:sz w:val="20"/>
-        </w:rPr>
-        <w:t xml:space="preserve">ТРУБОПРОВОДЫ И ВОЗДУХОВОД. Напорные коллекторы электролита (ПП/ПВДФ/футерованная сталь, DN300–350 на серию с разбиением на плечи) — вдоль пристенных проходов на стойках с уклоном на опорожнение; индивидуальные подводы DN80 с настроечной арматурой и разрывом струи; сливные лотки бедного электролита — самотёк в циркбак. Сборный воздуховод бортового отсоса — в межрядном пространстве, сечение из условия скорости 12–15 м/с (расход системы аспирации — задание смежному проектировщику, вне БИ), материал ПП/стеклопластик с промывочными форсунками и дренажем конденсата в циркуляцию.</w:t>
-      </w:r>
-    </w:p>
-    <w:p>
-      <w:r>
-        <w:rPr>
-          <w:sz w:val="20"/>
-        </w:rPr>
-        <w:t xml:space="preserve">СЦЕНАРИЙ Б — НОВОЕ СТРОИТЕЛЬСТВО (базовый с 15.08.2026, вводная владельца: существующих цехов нет). Новый корпус 36 × 190 м (2 пролёта по 18 м), высота до низа ферм ~16 м: две серии по 90 ванн последовательно (ряд из 45 ванн: 44 × 1,40 + 1,32 = 62,9 м ≈ 63 м), торцевая зона КСМ 30 м, ремонтная зона 20 м — корпус 36 × 190 м сохраняется с увеличенным резервом (2 × 63 + КСМ 30 + ремзона 20 = 176 м &lt; 190 м), электролитное отделение (циркуляционные баки 2×300 м³, теплообменники 2×2500 кВт, насосные) — в пристрое 24×42 м. Кислотостойкие полы и фундаменты ванн, мостовые краны над сериями. Кубатура ~128 тыс. м³ (1,9 м³/т мощности — в практике tankhouse 1,5–2,5). Оценка стоимости и полный расчёт — вкладка «Расчёты», блоки NB-EW/NB-COST; CAPEX обновлён. 25.08.2026 ТЗ v4.1 (п.1.3) подтвердило: «новое строительство объектов комплекса ОВЭ на свободной территории … по варианту размещения, принятому Заказчиком» — сценарий Б (новый корпус) закреплён базовым. Пометки базиса в таблице объектов v4.1 вычеркнуты (зачёркнутое = исключено) — базис един; открыт статус обмерных Прил.№6/№7 (C-94); сам «вариант размещения» (генплан) запрошен как ИД (Q-10). Сценарий А (приспособление существующего ЦЭМ по Прил.№6) сохранён как резервный.</w:t>
+        <w:t xml:space="preserve">Предварительные данные по подключению к сетям водо-, энерго- и воздухоснабжения</w:t>
+      </w:r>
+    </w:p>
+    <w:p>
+      <w:r>
+        <w:rPr>
+          <w:sz w:val="20"/>
+        </w:rPr>
+        <w:t xml:space="preserve">По ТЗ v4.1 (таблица границ Лота №3) точки подключения энергосред «уточняются при разработке БИ и ОТР для каждого вида оборудования в поставке»; БИ выдаёт предварительные данные для запросов ТУ и заданий смежным разделам.</w:t>
+      </w:r>
+    </w:p>
+    <w:p>
+      <w:r>
+        <w:rPr>
+          <w:sz w:val="20"/>
+        </w:rPr>
+        <w:t xml:space="preserve">ЭЛЕКТРОЭНЕРГИЯ. Средняя нагрузка отделения 16,07 МВт (блок EL-TOTAL), из них выпрямление 15,67 МВт средних (пик 16,1 МВт при 42,45 кА; при форсировке до 47 кА — до 18,7 МВт); вспомогательные потребители 16,07 − 15,67 ≈ 0,40 МВт средних: КСМ (потребляемая 105 кВт), спецкраны, мешалки и насосы-дозаторы узлов реагентов, АСУ, освещение. Категория надёжности — I (электролиз непрерывного цикла; допустимое окно перерыва питания ≤ 2 ч по условию сохранности анодов), АСУ — I особая (ИБП ≥ 10 мин). Расчёт электрических нагрузок для запроса ТУ — в составе БИ; запрос и получение ТУ — зона ответственности Заказчика (граница 5.2.7 / v4.1 «уточняется при БИ»).</w:t>
+      </w:r>
+    </w:p>
+    <w:p>
+      <w:r>
+        <w:rPr>
+          <w:sz w:val="20"/>
+        </w:rPr>
+        <w:t xml:space="preserve">ВОДА ПРОИЗВОДСТВЕННАЯ (оз. Сопчъявр): промывка КСМ II ступени — 4 м³/ч свежей (90–115 °С); промывка свинцового шлама — 2 м³/т (52–60 м³/год при 25,9–30 т сух./год); подпитка контура циркуляции по балансу растворов (неиспользуемый резерв поступления воды по ИД компенсируется свежей производственной водой — ИД разд. 5); промывка коллекторов аспирации (периодическая, слив в циркуляцию). ВОДА ОБОРОТНАЯ: нейтральная СОВ на холодильники электролита — 216 м³/ч (22,5 → 37,5 °С; 2 нитки по 108 м³/ч); промывка КСМ I ступени — 25 м³/ч (60–80 °С, оборотная внутри узла КСМ); охлаждающая вода КСМ — 25 л/мин (≤ 30 °С, 1,5 бар).</w:t>
+      </w:r>
+    </w:p>
+    <w:p>
+      <w:r>
+        <w:rPr>
+          <w:sz w:val="20"/>
+        </w:rPr>
+        <w:t xml:space="preserve">ПАР. Потребитель — подогрев воды II ступени промывки КСМ до 90–115 °С: при исходной температуре +5 °С (принято, зимний расчётный случай) Q = 4000 кг/ч × 4,19 кДж/(кг·К) × 100 К / 3600 ≈ 466 кВт ≈ 0,40 Гкал/ч пиковых; резервный подогрев циркуляционных баков — периодически (пусковые режимы, недопущение охлаждения ниже 40 °С). Доля отделения в общезаводской норме 0,417 Гкал/т — выделяется расчётом БИ.</w:t>
+      </w:r>
+    </w:p>
+    <w:p>
+      <w:r>
+        <w:rPr>
+          <w:sz w:val="20"/>
+        </w:rPr>
+        <w:t xml:space="preserve">СЖАТЫЙ ВОЗДУХ: пневматика КСМ — 6 бар; воздух КИП — отсечная/регулирующая арматура и подпор шкафов АСУ очищенным воздухом (Прил. №5); граница — фланец на вводе в цех (по v3.6 п. 5.2.5; в v4.1 — уточняется при БИ/ОТР); расходы — по опросным листам поставщиков. Гидравлика КСМ 120 бар — автономная станция в комплекте поставки, внешних подключений не требует.</w:t>
+      </w:r>
+    </w:p>
+    <w:p>
+      <w:r>
+        <w:rPr>
+          <w:sz w:val="20"/>
+        </w:rPr>
+        <w:t xml:space="preserve">ВОДООТВЕДЕНИЕ. Технологических стоков в наружные сети нет — контур замкнут: промывные воды КСМ и аспирации, зумпфовые воды → циркуляционные баки; «грязная» вода КСМ (Cu ≥ 1,6 г/л, H2SO4 ≥ 2 г/л) → ГМО; фильтрат и промводы шламового узла → репульпатор поз. 4.1.21 ГМУ. Хозбытовые и дождевые стоки — по площадочным сетям (вне БИ, по ТУ).</w:t>
       </w:r>
     </w:p>
     <w:tbl>
@@ -2931,244 +2987,244 @@
               <w:rPr>
                 <w:sz w:val="19"/>
               </w:rPr>
-              <w:t xml:space="preserve">Пролёт, поперёк</w:t>
-            </w:r>
-          </w:p>
-        </w:tc>
-        <w:tc>
-          <w:tcPr>
-            <w:tcW w:w="5000" w:type="dxa"/>
-          </w:tcPr>
-          <w:p>
-            <w:r>
-              <w:rPr>
-                <w:sz w:val="19"/>
-              </w:rPr>
-              <w:t xml:space="preserve">2 × 8,645 = 17,29 м + проходы 1,8/1,4/1,5 м = 21,99 ≤ 22,0 м — помещается</w:t>
-            </w:r>
-          </w:p>
-        </w:tc>
-        <w:tc>
-          <w:tcPr>
-            <w:tcW w:w="3038" w:type="dxa"/>
-          </w:tcPr>
-          <w:p>
-            <w:r>
-              <w:rPr>
-                <w:color w:val="666666"/>
-                <w:sz w:val="18"/>
-              </w:rPr>
-              <w:t xml:space="preserve">расчёт; ИД п. 4.2.2; прил. В</w:t>
-            </w:r>
-          </w:p>
-        </w:tc>
-      </w:tr>
-      <w:tr>
-        <w:tc>
-          <w:tcPr>
-            <w:tcW w:w="3600" w:type="dxa"/>
-          </w:tcPr>
-          <w:p>
-            <w:r>
-              <w:rPr>
-                <w:sz w:val="19"/>
-              </w:rPr>
-              <w:t xml:space="preserve">Ряд 45 ванн, вдоль</w:t>
-            </w:r>
-          </w:p>
-        </w:tc>
-        <w:tc>
-          <w:tcPr>
-            <w:tcW w:w="5000" w:type="dxa"/>
-          </w:tcPr>
-          <w:p>
-            <w:r>
-              <w:rPr>
-                <w:sz w:val="19"/>
-              </w:rPr>
-              <w:t xml:space="preserve">44 × 1,40 + 1,315 = 62,9 м; с торцевыми зонами ≈118 м ≤ 186 м — помещается</w:t>
-            </w:r>
-          </w:p>
-        </w:tc>
-        <w:tc>
-          <w:tcPr>
-            <w:tcW w:w="3038" w:type="dxa"/>
-          </w:tcPr>
-          <w:p>
-            <w:r>
-              <w:rPr>
-                <w:color w:val="666666"/>
-                <w:sz w:val="18"/>
-              </w:rPr>
-              <w:t xml:space="preserve">расчёт; чертёж ФМ-59415 (оси 1–32 × 6,0 м)</w:t>
-            </w:r>
-          </w:p>
-        </w:tc>
-      </w:tr>
-      <w:tr>
-        <w:tc>
-          <w:tcPr>
-            <w:tcW w:w="3600" w:type="dxa"/>
-          </w:tcPr>
-          <w:p>
-            <w:r>
-              <w:rPr>
-                <w:sz w:val="19"/>
-              </w:rPr>
-              <w:t xml:space="preserve">Вариант «торец к торцу»</w:t>
-            </w:r>
-          </w:p>
-        </w:tc>
-        <w:tc>
-          <w:tcPr>
-            <w:tcW w:w="5000" w:type="dxa"/>
-          </w:tcPr>
-          <w:p>
-            <w:r>
-              <w:rPr>
-                <w:sz w:val="19"/>
-              </w:rPr>
-              <w:t xml:space="preserve">45 × 8,645 ≈ 389 м — НЕ помещается; отклонён</w:t>
-            </w:r>
-          </w:p>
-        </w:tc>
-        <w:tc>
-          <w:tcPr>
-            <w:tcW w:w="3038" w:type="dxa"/>
-          </w:tcPr>
-          <w:p>
-            <w:r>
-              <w:rPr>
-                <w:color w:val="666666"/>
-                <w:sz w:val="18"/>
-              </w:rPr>
-              <w:t xml:space="preserve">проверочный расчёт</w:t>
-            </w:r>
-          </w:p>
-        </w:tc>
-      </w:tr>
-      <w:tr>
-        <w:tc>
-          <w:tcPr>
-            <w:tcW w:w="3600" w:type="dxa"/>
-          </w:tcPr>
-          <w:p>
-            <w:r>
-              <w:rPr>
-                <w:sz w:val="19"/>
-              </w:rPr>
-              <w:t xml:space="preserve">Шаг установки ванн</w:t>
-            </w:r>
-          </w:p>
-        </w:tc>
-        <w:tc>
-          <w:tcPr>
-            <w:tcW w:w="5000" w:type="dxa"/>
-          </w:tcPr>
-          <w:p>
-            <w:r>
-              <w:rPr>
-                <w:sz w:val="19"/>
-              </w:rPr>
-              <w:t xml:space="preserve">1,40 м (корпус 1,315 + зазор 0,085 под сборные шины)</w:t>
-            </w:r>
-          </w:p>
-        </w:tc>
-        <w:tc>
-          <w:tcPr>
-            <w:tcW w:w="3038" w:type="dxa"/>
-          </w:tcPr>
-          <w:p>
-            <w:r>
-              <w:rPr>
-                <w:color w:val="666666"/>
-                <w:sz w:val="18"/>
-              </w:rPr>
-              <w:t xml:space="preserve">решение БИ; прил. В рис. 20.3</w:t>
-            </w:r>
-          </w:p>
-        </w:tc>
-      </w:tr>
-      <w:tr>
-        <w:tc>
-          <w:tcPr>
-            <w:tcW w:w="3600" w:type="dxa"/>
-          </w:tcPr>
-          <w:p>
-            <w:r>
-              <w:rPr>
-                <w:sz w:val="19"/>
-              </w:rPr>
-              <w:t xml:space="preserve">Размещение по торцам</w:t>
-            </w:r>
-          </w:p>
-        </w:tc>
-        <w:tc>
-          <w:tcPr>
-            <w:tcW w:w="5000" w:type="dxa"/>
-          </w:tcPr>
-          <w:p>
-            <w:r>
-              <w:rPr>
-                <w:sz w:val="19"/>
-              </w:rPr>
-              <w:t xml:space="preserve">выпрямители — торец у существующей преобразовательной подстанции; КСМ — противоположный торец у ворот СГП</w:t>
-            </w:r>
-          </w:p>
-        </w:tc>
-        <w:tc>
-          <w:tcPr>
-            <w:tcW w:w="3038" w:type="dxa"/>
-          </w:tcPr>
-          <w:p>
-            <w:r>
-              <w:rPr>
-                <w:color w:val="666666"/>
-                <w:sz w:val="18"/>
-              </w:rPr>
-              <w:t xml:space="preserve">ИД п. 4.2.2; ФМ-59415</w:t>
-            </w:r>
-          </w:p>
-        </w:tc>
-      </w:tr>
-      <w:tr>
-        <w:tc>
-          <w:tcPr>
-            <w:tcW w:w="3600" w:type="dxa"/>
-          </w:tcPr>
-          <w:p>
-            <w:r>
-              <w:rPr>
-                <w:sz w:val="19"/>
-              </w:rPr>
-              <w:t xml:space="preserve">Высоты</w:t>
-            </w:r>
-          </w:p>
-        </w:tc>
-        <w:tc>
-          <w:tcPr>
-            <w:tcW w:w="5000" w:type="dxa"/>
-          </w:tcPr>
-          <w:p>
-            <w:r>
-              <w:rPr>
-                <w:sz w:val="19"/>
-              </w:rPr>
-              <w:t xml:space="preserve">борт ванны +1,0…1,2 м; ход крюка до +6…+7 м; подкрановые +8,65…+10,60 — достаточно (уточнить обмером)</w:t>
-            </w:r>
-          </w:p>
-        </w:tc>
-        <w:tc>
-          <w:tcPr>
-            <w:tcW w:w="3038" w:type="dxa"/>
-          </w:tcPr>
-          <w:p>
-            <w:r>
-              <w:rPr>
-                <w:color w:val="666666"/>
-                <w:sz w:val="18"/>
-              </w:rPr>
-              <w:t xml:space="preserve">ФМ-59418; прил. В; расчёт</w:t>
+              <w:t xml:space="preserve">Электроэнергия</w:t>
+            </w:r>
+          </w:p>
+        </w:tc>
+        <w:tc>
+          <w:tcPr>
+            <w:tcW w:w="5000" w:type="dxa"/>
+          </w:tcPr>
+          <w:p>
+            <w:r>
+              <w:rPr>
+                <w:sz w:val="19"/>
+              </w:rPr>
+              <w:t xml:space="preserve">ср. 16,07 МВт (выпрямление 15,67 + вспом. 0,40); пик до 18,7 МВт; I категория, окно ≤ 2 ч</w:t>
+            </w:r>
+          </w:p>
+        </w:tc>
+        <w:tc>
+          <w:tcPr>
+            <w:tcW w:w="3038" w:type="dxa"/>
+          </w:tcPr>
+          <w:p>
+            <w:r>
+              <w:rPr>
+                <w:color w:val="666666"/>
+                <w:sz w:val="18"/>
+              </w:rPr>
+              <w:t xml:space="preserve">расчёт EL-TOTAL; ИД ч.2 табл. 8.5</w:t>
+            </w:r>
+          </w:p>
+        </w:tc>
+      </w:tr>
+      <w:tr>
+        <w:tc>
+          <w:tcPr>
+            <w:tcW w:w="3600" w:type="dxa"/>
+          </w:tcPr>
+          <w:p>
+            <w:r>
+              <w:rPr>
+                <w:sz w:val="19"/>
+              </w:rPr>
+              <w:t xml:space="preserve">Вода свежая</w:t>
+            </w:r>
+          </w:p>
+        </w:tc>
+        <w:tc>
+          <w:tcPr>
+            <w:tcW w:w="5000" w:type="dxa"/>
+          </w:tcPr>
+          <w:p>
+            <w:r>
+              <w:rPr>
+                <w:sz w:val="19"/>
+              </w:rPr>
+              <w:t xml:space="preserve">4 м³/ч (КСМ II ст.) + 2 м³/т шлама + подпитка по балансу</w:t>
+            </w:r>
+          </w:p>
+        </w:tc>
+        <w:tc>
+          <w:tcPr>
+            <w:tcW w:w="3038" w:type="dxa"/>
+          </w:tcPr>
+          <w:p>
+            <w:r>
+              <w:rPr>
+                <w:color w:val="666666"/>
+                <w:sz w:val="18"/>
+              </w:rPr>
+              <w:t xml:space="preserve">ИД ч.2 табл. 4.2, 3.1</w:t>
+            </w:r>
+          </w:p>
+        </w:tc>
+      </w:tr>
+      <w:tr>
+        <w:tc>
+          <w:tcPr>
+            <w:tcW w:w="3600" w:type="dxa"/>
+          </w:tcPr>
+          <w:p>
+            <w:r>
+              <w:rPr>
+                <w:sz w:val="19"/>
+              </w:rPr>
+              <w:t xml:space="preserve">Вода оборотная</w:t>
+            </w:r>
+          </w:p>
+        </w:tc>
+        <w:tc>
+          <w:tcPr>
+            <w:tcW w:w="5000" w:type="dxa"/>
+          </w:tcPr>
+          <w:p>
+            <w:r>
+              <w:rPr>
+                <w:sz w:val="19"/>
+              </w:rPr>
+              <w:t xml:space="preserve">216 м³/ч СОВ (холодильники) + 25 м³/ч (КСМ I ст.) + 25 л/мин (охлаждение КСМ)</w:t>
+            </w:r>
+          </w:p>
+        </w:tc>
+        <w:tc>
+          <w:tcPr>
+            <w:tcW w:w="3038" w:type="dxa"/>
+          </w:tcPr>
+          <w:p>
+            <w:r>
+              <w:rPr>
+                <w:color w:val="666666"/>
+                <w:sz w:val="18"/>
+              </w:rPr>
+              <w:t xml:space="preserve">ИД ч.2 табл. 3.1, 4.2</w:t>
+            </w:r>
+          </w:p>
+        </w:tc>
+      </w:tr>
+      <w:tr>
+        <w:tc>
+          <w:tcPr>
+            <w:tcW w:w="3600" w:type="dxa"/>
+          </w:tcPr>
+          <w:p>
+            <w:r>
+              <w:rPr>
+                <w:sz w:val="19"/>
+              </w:rPr>
+              <w:t xml:space="preserve">Пар</w:t>
+            </w:r>
+          </w:p>
+        </w:tc>
+        <w:tc>
+          <w:tcPr>
+            <w:tcW w:w="5000" w:type="dxa"/>
+          </w:tcPr>
+          <w:p>
+            <w:r>
+              <w:rPr>
+                <w:sz w:val="19"/>
+              </w:rPr>
+              <w:t xml:space="preserve">≈0,40 Гкал/ч пик (подогрев 4 м³/ч с +5 до 90–115 °С; пересчёт показан)</w:t>
+            </w:r>
+          </w:p>
+        </w:tc>
+        <w:tc>
+          <w:tcPr>
+            <w:tcW w:w="3038" w:type="dxa"/>
+          </w:tcPr>
+          <w:p>
+            <w:r>
+              <w:rPr>
+                <w:color w:val="666666"/>
+                <w:sz w:val="18"/>
+              </w:rPr>
+              <w:t xml:space="preserve">расчёт от ИД ч.2 табл. 4.2</w:t>
+            </w:r>
+          </w:p>
+        </w:tc>
+      </w:tr>
+      <w:tr>
+        <w:tc>
+          <w:tcPr>
+            <w:tcW w:w="3600" w:type="dxa"/>
+          </w:tcPr>
+          <w:p>
+            <w:r>
+              <w:rPr>
+                <w:sz w:val="19"/>
+              </w:rPr>
+              <w:t xml:space="preserve">Сжатый воздух</w:t>
+            </w:r>
+          </w:p>
+        </w:tc>
+        <w:tc>
+          <w:tcPr>
+            <w:tcW w:w="5000" w:type="dxa"/>
+          </w:tcPr>
+          <w:p>
+            <w:r>
+              <w:rPr>
+                <w:sz w:val="19"/>
+              </w:rPr>
+              <w:t xml:space="preserve">КСМ 6 бар + воздух КИП (подпор шкафов); расход — по опросным листам</w:t>
+            </w:r>
+          </w:p>
+        </w:tc>
+        <w:tc>
+          <w:tcPr>
+            <w:tcW w:w="3038" w:type="dxa"/>
+          </w:tcPr>
+          <w:p>
+            <w:r>
+              <w:rPr>
+                <w:color w:val="666666"/>
+                <w:sz w:val="18"/>
+              </w:rPr>
+              <w:t xml:space="preserve">ИД ч.2 табл. 4.2; Прил. №5</w:t>
+            </w:r>
+          </w:p>
+        </w:tc>
+      </w:tr>
+      <w:tr>
+        <w:tc>
+          <w:tcPr>
+            <w:tcW w:w="3600" w:type="dxa"/>
+          </w:tcPr>
+          <w:p>
+            <w:r>
+              <w:rPr>
+                <w:sz w:val="19"/>
+              </w:rPr>
+              <w:t xml:space="preserve">Водоотведение</w:t>
+            </w:r>
+          </w:p>
+        </w:tc>
+        <w:tc>
+          <w:tcPr>
+            <w:tcW w:w="5000" w:type="dxa"/>
+          </w:tcPr>
+          <w:p>
+            <w:r>
+              <w:rPr>
+                <w:sz w:val="19"/>
+              </w:rPr>
+              <w:t xml:space="preserve">замкнутый контур; грязные воды КСМ → ГМО; фильтрат шлама → поз. 4.1.21</w:t>
+            </w:r>
+          </w:p>
+        </w:tc>
+        <w:tc>
+          <w:tcPr>
+            <w:tcW w:w="3038" w:type="dxa"/>
+          </w:tcPr>
+          <w:p>
+            <w:r>
+              <w:rPr>
+                <w:color w:val="666666"/>
+                <w:sz w:val="18"/>
+              </w:rPr>
+              <w:t xml:space="preserve">ИД ч.2 п. 4.1.2, табл. 3.1</w:t>
             </w:r>
           </w:p>
         </w:tc>
@@ -3187,7 +3243,7 @@
           <w:color w:val="444444"/>
           <w:sz w:val="19"/>
         </w:rPr>
-        <w:t xml:space="preserve">ПУЭ (изд. 7), разд. 7.10 — Проходы обслуживания электролизёров, изоляция ванн от строительных конструкций; СП 28.13330.2017 — Защита строительных конструкций от коррозии (кислотоупорные полы, поддоны); СП 29.13330.2011 — Полы — уклоны, зумпфы, химстойкие покрытия; ФНП (приказ Ростехнадзора № 461 от 26.11.2020) — Подъёмные сооружения: габариты приближения кранов, зоны обслуживания (в ИД упомянут прежний ПБ 10-382-00)</w:t>
+        <w:t xml:space="preserve">ПУЭ (изд. 7), п. 1.2.17–1.2.21 — Категории надёжности электроснабжения потребителей отделения; ГОСТ 17433-80 — Классы загрязнённости сжатого воздуха (воздух КИП)</w:t>
       </w:r>
     </w:p>
     <w:p>
@@ -3203,7 +3259,7 @@
         <w:rPr>
           <w:sz w:val="19"/>
         </w:rPr>
-        <w:t xml:space="preserve">Натурные обмеры ЦЭМ: фактическая длина/ширина пролётов, отметки подкрановых путей, состояние колонн (чертежи 1971 г.)</w:t>
+        <w:t xml:space="preserve">ТУ на присоединение к сетям (вода, стоки, электроэнергия, пар) — запрашиваются Заказчиком по расчётам нагрузок БИ</w:t>
       </w:r>
     </w:p>
     <w:p>
@@ -3219,7 +3275,7 @@
         <w:rPr>
           <w:sz w:val="19"/>
         </w:rPr>
-        <w:t xml:space="preserve">Точная длина зоны КСМ по планировке выбранного поставщика (референс Outotec — уточнить при ТКП)</w:t>
+        <w:t xml:space="preserve">Разделение общезаводских норм воды (1,081 м³/т) и пара (0,417 Гкал/т) по отделениям — расчёт БИ</w:t>
       </w:r>
     </w:p>
     <w:p>
@@ -3235,39 +3291,7 @@
         <w:rPr>
           <w:sz w:val="19"/>
         </w:rPr>
-        <w:t xml:space="preserve">Сечение и трассировка сборного воздуховода — по расходу аспирации от смежного проектировщика (вне БИ)</w:t>
-      </w:r>
-    </w:p>
-    <w:p>
-      <w:r>
-        <w:rPr>
-          <w:b/>
-          <w:color w:val="8A6200"/>
-          <w:sz w:val="19"/>
-        </w:rPr>
-        <w:t xml:space="preserve">— определяется на стадии БИ: </w:t>
-      </w:r>
-      <w:r>
-        <w:rPr>
-          <w:sz w:val="19"/>
-        </w:rPr>
-        <w:t xml:space="preserve">Демонтаж существующего оборудования электрорафинирования и состояние подванных конструкций — обследование до БИ</w:t>
-      </w:r>
-    </w:p>
-    <w:p>
-      <w:r>
-        <w:rPr>
-          <w:b/>
-          <w:color w:val="8A6200"/>
-          <w:sz w:val="19"/>
-        </w:rPr>
-        <w:t xml:space="preserve">— определяется на стадии БИ: </w:t>
-      </w:r>
-      <w:r>
-        <w:rPr>
-          <w:sz w:val="19"/>
-        </w:rPr>
-        <w:t xml:space="preserve">Получить «вариант размещения, принятый Заказчиком» (генплан: границы участка, отметки, привязки к сетям) — как ИД для посадки корпуса (Q-10); базис по лотам подтвердить через C-94</w:t>
+        <w:t xml:space="preserve">Суммарный расход воздуха КИП и качество осушки — по опросным листам арматуры и шкафов АСУ</w:t>
       </w:r>
     </w:p>
     <w:p>
@@ -3279,47 +3303,71 @@
           <w:b/>
           <w:sz w:val="26"/>
         </w:rPr>
-        <w:t xml:space="preserve">Нагрузки на перекрытия и фундаменты</w:t>
-      </w:r>
-    </w:p>
-    <w:p>
-      <w:r>
-        <w:rPr>
-          <w:sz w:val="20"/>
-        </w:rPr>
-        <w:t xml:space="preserve">МАССА ВАННЫ В ЭКСПЛУАТАЦИИ (по прил. В ДЕЛЬТА и расчёту). Объём электролита при уровне 1340 мм: 8,485 × 1,155 × 1,34 = 13,13 м³; вытеснение электродами: катоды 84 × (1,0 × 1,0 × 0,00325) = 0,27 м³, аноды 85 × (0,94 × 0,952 × 0,006) = 0,46 м³; итого раствора 12,4 м³ × 1,2 т/м³ = 14,9 т. Состав нагрузки: ванна 8,7 т + электролит 14,9 т + аноды 5,525 т + катоды с наращённым металлом 11,592 т + остаток шлама 0,25 т = 41,0 т. Эксплуатационные добавки по прил. В: персонал 0,4 т, опирание рамы позиционирования крана 0,3 т; при обслуживании/чистке — закорачивающая рама 8,7 т (опирается на борта СОСЕДНИХ ванн) или сборка подъёмной и закорачивающей рам 10,0 т. Расчётный случай ванны с рамой: 41,0 + 10,0 + 0,4 = 51,4 т.</w:t>
-      </w:r>
-    </w:p>
-    <w:p>
-      <w:r>
-        <w:rPr>
-          <w:sz w:val="20"/>
-        </w:rPr>
-        <w:t xml:space="preserve">УДЕЛЬНЫЕ НАГРУЗКИ. Опорная проекция ванны 8,645 × 1,315 = 11,37 м²; эксплуатационная равномерно-распределённая эквивалентная 41,0/11,37 ≈ 3,6 т/м² (36 кПа), при обслуживании локально до 4,5 т/м² (45 кПа). Фактическая передача — сосредоточенно через опорные тумбы (4–6 точек на ванну, с электроизоляцией от конструкций) — нагрузки на точки опоры выдаёт поставщик ванн в строительном задании (прил. В, п. 15: статика пустой/рабочей/аварийной загрузки, разложение по осям X/Y/Z, коэффициенты надёжности и динамичности). Погонная нагрузка ряда: 41,0/1,40 ≈ 29,3 т/м.п. ряда; серия из 90 ванн ≈ 3690 т; отделение 180 ванн ≈ 7380 т (без рам и кранов).</w:t>
-      </w:r>
-    </w:p>
-    <w:p>
-      <w:r>
-        <w:rPr>
-          <w:sz w:val="20"/>
-        </w:rPr>
-        <w:t xml:space="preserve">Сравнение с существующим: корпус проектировался под ванны электрорафинирования — поверочный расчёт несущих конструкций подванных отметок обязателен (нагрузка сопоставима, но раскладка опор иная). Расчётные сочетания — по СП 20.13330 (коэффициент надёжности по нагрузке γf = 1,05–1,2 для оборудования с известной массой, 1,2 для жидкости; снеговая V район 3,2 кПа и ветровая II район 0,30 кПа — для проверки покрытия при новых проёмах воздуховодов); сейсмика 6 баллов (ОСР-2015-В/ОСР-97) — антисейсмические упоры опор ванн (прил. В), проверка по СП 14.13330.2018.</w:t>
-      </w:r>
-    </w:p>
-    <w:p>
-      <w:r>
-        <w:rPr>
-          <w:sz w:val="20"/>
-        </w:rPr>
-        <w:t xml:space="preserve">ДИНАМИКА ОТ СПЕЦКРАНОВ. Два крана (по одному на пролёт). Поднимаемый груз: полный комплект 84 матриц с осадком 11,6 т + траверса-борона с поддоном (оценочно 3–5 т) + колпак; требуемая грузоподъёмность ориентировочно 16–20 т (уточняется поставщиком; режим работы не легче А6/М7 по интенсивности циклов: 180 ванн / 6,5 сут ≈ 28 обслуживаний ванн в сутки на отделение, по 3 подъёма 1/3 + полный комплект). Вертикальные динамические воздействия на подкрановые балки — коэффициенты по СП 20.13330 (φ по группе режима), горизонтальные поперечные — от торможения тележки с грузом на гибком подвесе, продольные — от торможения моста; передаются на существующие подкрановые пути — обязательный поверочный расчёт путей и колонн при модернизации кранов (существующее крановое хозяйство ЦЭМ используется после модернизации — ИД п. 4.2.2). Закорачивающая рама при перестановке краном создаёт кратковременную сосредоточенную нагрузку 8,7 т на борта двух соседних ванн — учтено в прочности бортов (прил. В).</w:t>
-      </w:r>
-    </w:p>
-    <w:p>
-      <w:r>
-        <w:rPr>
-          <w:sz w:val="20"/>
-        </w:rPr>
-        <w:t xml:space="preserve">ФУНДАМЕНТЫ ОБОРУДОВАНИЯ ВНЕ РЯДОВ: циркбаки 2 × 300 м³ — масса брутто с раствором ≈ 300 × 1,2 + тара ≈ 380–400 т каждый (жёсткое требование к осадкам, кислотоупорный поддон на 100 % объёма); КСМ — рама с гидростанцией (нагрузки по данным поставщика); выпрямители и трансформаторы (вне БИ) — в существующей преобразовательной подстанции. Все фундаменты — с химзащитой по СП 28.13330.</w:t>
+        <w:t xml:space="preserve">Сведения по электроснабжению и электрооборудованию (по Приложению №3)</w:t>
+      </w:r>
+    </w:p>
+    <w:p>
+      <w:r>
+        <w:rPr>
+          <w:sz w:val="20"/>
+        </w:rPr>
+        <w:t xml:space="preserve">Объём сведений Прил. №3 на стадии БИ — по его собственной оговорке «уточняется с учётом согласованных границ проектирования»; ниже — предлагаемый состав уровня FEED (закрепляется протоколом, позиция E-01), детальная электрика (кабельные журналы, светотехника, планы прокладки) — этап РД.</w:t>
+      </w:r>
+    </w:p>
+    <w:p>
+      <w:r>
+        <w:rPr>
+          <w:sz w:val="20"/>
+        </w:rPr>
+        <w:t xml:space="preserve">ИСТОЧНИКИ И СХЕМА. Сценарий А — существующая встроенная преобразовательная подстанция ЦЭМ (черт. ФМ-59435); сценарий Б (базовый) — новая подстанция при корпусе ЭЭ, размещение у торца выпрямителей (короткие магистральные шины). Схема: два независимых ввода 6(10) кВ (I категория), выпрямительные агрегаты — по одному на серию + общий резервный с перекрёстной ошиновкой (переключение без остановки серии); вспомогательные потребители 0,4 кВ — от двухтрансформаторной КТП с АВР. Итоговые нагрузки для ТУ: отделение — 16,07 МВт средних / до 18,7 МВт при форсировке; комплекс ОВЭ в целом — ≈17,3 МВт средних, ≈21 МВт установленных (блок EL-TOTAL).</w:t>
+      </w:r>
+    </w:p>
+    <w:p>
+      <w:r>
+        <w:rPr>
+          <w:sz w:val="20"/>
+        </w:rPr>
+        <w:t xml:space="preserve">СВОДНАЯ ТАБЛИЦА ЭЛЕКТРОПРИЁМНИКОВ (E-04, объём БИ): установленная/расчётная мощность, категории по ПУЭ, коэффициенты — по перечню оборудования БИ; пусковые токи — для приводов ≥ 100 кВт по каталожным данным (в лоте таких единицы — гидростанция КСМ 125 кВт установленной); полная таблица с фактическими пусковыми характеристиками — детальный этап по vendor data.</w:t>
+      </w:r>
+    </w:p>
+    <w:p>
+      <w:r>
+        <w:rPr>
+          <w:sz w:val="20"/>
+        </w:rPr>
+        <w:t xml:space="preserve">КАЧЕСТВО СЕТИ И КРМ. Выпрямители 47 кА (вне лота) — определяющий источник высших гармоник и потребитель реактивной мощности узла; в задание на выпрямители БИ включает: нормы искажений на шинах 6(10) кВ по ГОСТ 32144-2013, целевой коэффициент мощности — по ТУ сетевой организации, состав фильтрокомпенсирующих устройств — по расчёту сети (E-06, краткое описание в БИ).</w:t>
+      </w:r>
+    </w:p>
+    <w:p>
+      <w:r>
+        <w:rPr>
+          <w:sz w:val="20"/>
+        </w:rPr>
+        <w:t xml:space="preserve">ЭЛЕКТРОБЕЗОПАСНОСТЬ ЗАЛА (ПУЭ разд. 7.10): сеть постоянного тока серий изолирована от земли, непрерывный контроль изоляции; ванны — на опорных изоляторах (двухступенчатая изоляция), трубопроводы — электрические разрывы на подаче/приёме; напряжение серии до 225 В — изолирующие настилы/площадки обслуживания вдоль рядов, исключение одновременного касания точек серии с большой разностью потенциалов; шинные мосты — ограждение. Заземление и молниезащита: концепция в БИ (для нового корпуса); выбор типа заземлителя — по данным изысканий на детальном этапе (E-08).</w:t>
+      </w:r>
+    </w:p>
+    <w:p>
+      <w:r>
+        <w:rPr>
+          <w:sz w:val="20"/>
+        </w:rPr>
+        <w:t xml:space="preserve">ОСВЕЩЕНИЕ (E-09, в БИ — требования): среда химически активная (аэрозоли H2SO4) — светильники IP65, коррозионностойкие корпуса; нормируемая освещённость зон обслуживания ванн, КСМ и щитовых — по СП 52.13330; зоны аварийного и эвакуационного освещения — определяются в БИ; светотехнический расчёт и выбор типов — РД.</w:t>
+      </w:r>
+    </w:p>
+    <w:p>
+      <w:r>
+        <w:rPr>
+          <w:sz w:val="20"/>
+        </w:rPr>
+        <w:t xml:space="preserve">Ex-ЗОНЫ (E-15): помещение категории В2 (пожароопасная); взрывоопасные зоны в электролизном зале не предусматриваются — выделение водорода при электроэкстракции меди в нормальном режиме незначительно; подтверждающий расчёт газовыделения — в БИ, чертежи Ex-зон не выпускаются (обоснование в ПЗ).</w:t>
+      </w:r>
+    </w:p>
+    <w:p>
+      <w:r>
+        <w:rPr>
+          <w:sz w:val="20"/>
+        </w:rPr>
+        <w:t xml:space="preserve">Графика электро-части БИ: однолинейные схемы 6(10)/0,4 кВ отделения, планы размещения основного электрооборудования и главные кабельные коридоры, предварительные сечения основных питающих кабелей, расчёт токов КЗ для предварительного выбора аппаратов (E-10, E-11, E-12, E-14).</w:t>
       </w:r>
     </w:p>
     <w:tbl>
@@ -3397,244 +3445,202 @@
               <w:rPr>
                 <w:sz w:val="19"/>
               </w:rPr>
-              <w:t xml:space="preserve">Ванна в работе</w:t>
-            </w:r>
-          </w:p>
-        </w:tc>
-        <w:tc>
-          <w:tcPr>
-            <w:tcW w:w="5000" w:type="dxa"/>
-          </w:tcPr>
-          <w:p>
-            <w:r>
-              <w:rPr>
-                <w:sz w:val="19"/>
-              </w:rPr>
-              <w:t xml:space="preserve">41,0 т (8,7 + 14,9 эл-лит + 5,525 анодов + 11,592 катодов + 0,25 шлам)</w:t>
-            </w:r>
-          </w:p>
-        </w:tc>
-        <w:tc>
-          <w:tcPr>
-            <w:tcW w:w="3038" w:type="dxa"/>
-          </w:tcPr>
-          <w:p>
-            <w:r>
-              <w:rPr>
-                <w:color w:val="666666"/>
-                <w:sz w:val="18"/>
-              </w:rPr>
-              <w:t xml:space="preserve">ИД ч.2 прил. В; расчёт</w:t>
-            </w:r>
-          </w:p>
-        </w:tc>
-      </w:tr>
-      <w:tr>
-        <w:tc>
-          <w:tcPr>
-            <w:tcW w:w="3600" w:type="dxa"/>
-          </w:tcPr>
-          <w:p>
-            <w:r>
-              <w:rPr>
-                <w:sz w:val="19"/>
-              </w:rPr>
-              <w:t xml:space="preserve">С рамами при обслуживании</w:t>
-            </w:r>
-          </w:p>
-        </w:tc>
-        <w:tc>
-          <w:tcPr>
-            <w:tcW w:w="5000" w:type="dxa"/>
-          </w:tcPr>
-          <w:p>
-            <w:r>
-              <w:rPr>
-                <w:sz w:val="19"/>
-              </w:rPr>
-              <w:t xml:space="preserve">до 51,4 т (рамы 10,0 т + персонал 0,4 т)</w:t>
-            </w:r>
-          </w:p>
-        </w:tc>
-        <w:tc>
-          <w:tcPr>
-            <w:tcW w:w="3038" w:type="dxa"/>
-          </w:tcPr>
-          <w:p>
-            <w:r>
-              <w:rPr>
-                <w:color w:val="666666"/>
-                <w:sz w:val="18"/>
-              </w:rPr>
-              <w:t xml:space="preserve">ИД ч.2 прил. В</w:t>
-            </w:r>
-          </w:p>
-        </w:tc>
-      </w:tr>
-      <w:tr>
-        <w:tc>
-          <w:tcPr>
-            <w:tcW w:w="3600" w:type="dxa"/>
-          </w:tcPr>
-          <w:p>
-            <w:r>
-              <w:rPr>
-                <w:sz w:val="19"/>
-              </w:rPr>
-              <w:t xml:space="preserve">Эквивалентная удельная</w:t>
-            </w:r>
-          </w:p>
-        </w:tc>
-        <w:tc>
-          <w:tcPr>
-            <w:tcW w:w="5000" w:type="dxa"/>
-          </w:tcPr>
-          <w:p>
-            <w:r>
-              <w:rPr>
-                <w:sz w:val="19"/>
-              </w:rPr>
-              <w:t xml:space="preserve">≈36 кПа эксплуатация; до 45 кПа при обслуживании; 29,3 т/м.п. ряда</w:t>
-            </w:r>
-          </w:p>
-        </w:tc>
-        <w:tc>
-          <w:tcPr>
-            <w:tcW w:w="3038" w:type="dxa"/>
-          </w:tcPr>
-          <w:p>
-            <w:r>
-              <w:rPr>
-                <w:color w:val="666666"/>
-                <w:sz w:val="18"/>
-              </w:rPr>
-              <w:t xml:space="preserve">расчёт</w:t>
-            </w:r>
-          </w:p>
-        </w:tc>
-      </w:tr>
-      <w:tr>
-        <w:tc>
-          <w:tcPr>
-            <w:tcW w:w="3600" w:type="dxa"/>
-          </w:tcPr>
-          <w:p>
-            <w:r>
-              <w:rPr>
-                <w:sz w:val="19"/>
-              </w:rPr>
-              <w:t xml:space="preserve">Суммарно на здание</w:t>
-            </w:r>
-          </w:p>
-        </w:tc>
-        <w:tc>
-          <w:tcPr>
-            <w:tcW w:w="5000" w:type="dxa"/>
-          </w:tcPr>
-          <w:p>
-            <w:r>
-              <w:rPr>
-                <w:sz w:val="19"/>
-              </w:rPr>
-              <w:t xml:space="preserve">серия ≈3690 т; отделение ≈7380 т (без кранов и рам)</w:t>
-            </w:r>
-          </w:p>
-        </w:tc>
-        <w:tc>
-          <w:tcPr>
-            <w:tcW w:w="3038" w:type="dxa"/>
-          </w:tcPr>
-          <w:p>
-            <w:r>
-              <w:rPr>
-                <w:color w:val="666666"/>
-                <w:sz w:val="18"/>
-              </w:rPr>
-              <w:t xml:space="preserve">расчёт</w:t>
-            </w:r>
-          </w:p>
-        </w:tc>
-      </w:tr>
-      <w:tr>
-        <w:tc>
-          <w:tcPr>
-            <w:tcW w:w="3600" w:type="dxa"/>
-          </w:tcPr>
-          <w:p>
-            <w:r>
-              <w:rPr>
-                <w:sz w:val="19"/>
-              </w:rPr>
-              <w:t xml:space="preserve">Кран</w:t>
-            </w:r>
-          </w:p>
-        </w:tc>
-        <w:tc>
-          <w:tcPr>
-            <w:tcW w:w="5000" w:type="dxa"/>
-          </w:tcPr>
-          <w:p>
-            <w:r>
-              <w:rPr>
-                <w:sz w:val="19"/>
-              </w:rPr>
-              <w:t xml:space="preserve">груз до 11,6 т (84 матрицы) + траверса 3–5 т; Q ориентировочно 16–20 т; ≈28 обслуживаний/сут</w:t>
-            </w:r>
-          </w:p>
-        </w:tc>
-        <w:tc>
-          <w:tcPr>
-            <w:tcW w:w="3038" w:type="dxa"/>
-          </w:tcPr>
-          <w:p>
-            <w:r>
-              <w:rPr>
-                <w:color w:val="666666"/>
-                <w:sz w:val="18"/>
-              </w:rPr>
-              <w:t xml:space="preserve">ИД ч.2 прил. В, п. 4.1.2; расчёт</w:t>
-            </w:r>
-          </w:p>
-        </w:tc>
-      </w:tr>
-      <w:tr>
-        <w:tc>
-          <w:tcPr>
-            <w:tcW w:w="3600" w:type="dxa"/>
-          </w:tcPr>
-          <w:p>
-            <w:r>
-              <w:rPr>
-                <w:sz w:val="19"/>
-              </w:rPr>
-              <w:t xml:space="preserve">Сейсмика</w:t>
-            </w:r>
-          </w:p>
-        </w:tc>
-        <w:tc>
-          <w:tcPr>
-            <w:tcW w:w="5000" w:type="dxa"/>
-          </w:tcPr>
-          <w:p>
-            <w:r>
-              <w:rPr>
-                <w:sz w:val="19"/>
-              </w:rPr>
-              <w:t xml:space="preserve">6 баллов (ОСР-2015-В); антисейсмические упоры опор ванн</w:t>
-            </w:r>
-          </w:p>
-        </w:tc>
-        <w:tc>
-          <w:tcPr>
-            <w:tcW w:w="3038" w:type="dxa"/>
-          </w:tcPr>
-          <w:p>
-            <w:r>
-              <w:rPr>
-                <w:color w:val="666666"/>
-                <w:sz w:val="18"/>
-              </w:rPr>
-              <w:t xml:space="preserve">ТЗ п. 2.9.4; ИД ч.2 прил. В</w:t>
+              <w:t xml:space="preserve">Нагрузка для ТУ</w:t>
+            </w:r>
+          </w:p>
+        </w:tc>
+        <w:tc>
+          <w:tcPr>
+            <w:tcW w:w="5000" w:type="dxa"/>
+          </w:tcPr>
+          <w:p>
+            <w:r>
+              <w:rPr>
+                <w:sz w:val="19"/>
+              </w:rPr>
+              <w:t xml:space="preserve">16,07 МВт ср. / 18,7 МВт форсировка; комплекс ≈17,3 ср. / ≈21 МВт уст.</w:t>
+            </w:r>
+          </w:p>
+        </w:tc>
+        <w:tc>
+          <w:tcPr>
+            <w:tcW w:w="3038" w:type="dxa"/>
+          </w:tcPr>
+          <w:p>
+            <w:r>
+              <w:rPr>
+                <w:color w:val="666666"/>
+                <w:sz w:val="18"/>
+              </w:rPr>
+              <w:t xml:space="preserve">расчёт EL-TOTAL; ИД ч.2 табл. 8.5</w:t>
+            </w:r>
+          </w:p>
+        </w:tc>
+      </w:tr>
+      <w:tr>
+        <w:tc>
+          <w:tcPr>
+            <w:tcW w:w="3600" w:type="dxa"/>
+          </w:tcPr>
+          <w:p>
+            <w:r>
+              <w:rPr>
+                <w:sz w:val="19"/>
+              </w:rPr>
+              <w:t xml:space="preserve">Категории</w:t>
+            </w:r>
+          </w:p>
+        </w:tc>
+        <w:tc>
+          <w:tcPr>
+            <w:tcW w:w="5000" w:type="dxa"/>
+          </w:tcPr>
+          <w:p>
+            <w:r>
+              <w:rPr>
+                <w:sz w:val="19"/>
+              </w:rPr>
+              <w:t xml:space="preserve">электролиз I (окно ≤ 2 ч); АСУ I особая; вспомогательные II</w:t>
+            </w:r>
+          </w:p>
+        </w:tc>
+        <w:tc>
+          <w:tcPr>
+            <w:tcW w:w="3038" w:type="dxa"/>
+          </w:tcPr>
+          <w:p>
+            <w:r>
+              <w:rPr>
+                <w:color w:val="666666"/>
+                <w:sz w:val="18"/>
+              </w:rPr>
+              <w:t xml:space="preserve">ПУЭ п. 1.2.17–1.2.21; Прил. №5</w:t>
+            </w:r>
+          </w:p>
+        </w:tc>
+      </w:tr>
+      <w:tr>
+        <w:tc>
+          <w:tcPr>
+            <w:tcW w:w="3600" w:type="dxa"/>
+          </w:tcPr>
+          <w:p>
+            <w:r>
+              <w:rPr>
+                <w:sz w:val="19"/>
+              </w:rPr>
+              <w:t xml:space="preserve">Схема</w:t>
+            </w:r>
+          </w:p>
+        </w:tc>
+        <w:tc>
+          <w:tcPr>
+            <w:tcW w:w="5000" w:type="dxa"/>
+          </w:tcPr>
+          <w:p>
+            <w:r>
+              <w:rPr>
+                <w:sz w:val="19"/>
+              </w:rPr>
+              <w:t xml:space="preserve">2 ввода 6(10) кВ; 3 выпрямителя (2 + 1 резерв, перекрёстная ошиновка); КТП 0,4 кВ с АВР</w:t>
+            </w:r>
+          </w:p>
+        </w:tc>
+        <w:tc>
+          <w:tcPr>
+            <w:tcW w:w="3038" w:type="dxa"/>
+          </w:tcPr>
+          <w:p>
+            <w:r>
+              <w:rPr>
+                <w:color w:val="666666"/>
+                <w:sz w:val="18"/>
+              </w:rPr>
+              <w:t xml:space="preserve">ИД ч.2 табл. 4.2; решение БИ</w:t>
+            </w:r>
+          </w:p>
+        </w:tc>
+      </w:tr>
+      <w:tr>
+        <w:tc>
+          <w:tcPr>
+            <w:tcW w:w="3600" w:type="dxa"/>
+          </w:tcPr>
+          <w:p>
+            <w:r>
+              <w:rPr>
+                <w:sz w:val="19"/>
+              </w:rPr>
+              <w:t xml:space="preserve">Гармоники/КРМ</w:t>
+            </w:r>
+          </w:p>
+        </w:tc>
+        <w:tc>
+          <w:tcPr>
+            <w:tcW w:w="5000" w:type="dxa"/>
+          </w:tcPr>
+          <w:p>
+            <w:r>
+              <w:rPr>
+                <w:sz w:val="19"/>
+              </w:rPr>
+              <w:t xml:space="preserve">нормы ГОСТ 32144-2013 на шинах 6(10) кВ; ФКУ — по расчёту сети (задание на выпрямители)</w:t>
+            </w:r>
+          </w:p>
+        </w:tc>
+        <w:tc>
+          <w:tcPr>
+            <w:tcW w:w="3038" w:type="dxa"/>
+          </w:tcPr>
+          <w:p>
+            <w:r>
+              <w:rPr>
+                <w:color w:val="666666"/>
+                <w:sz w:val="18"/>
+              </w:rPr>
+              <w:t xml:space="preserve">решение БИ; ГОСТ 32144-2013</w:t>
+            </w:r>
+          </w:p>
+        </w:tc>
+      </w:tr>
+      <w:tr>
+        <w:tc>
+          <w:tcPr>
+            <w:tcW w:w="3600" w:type="dxa"/>
+          </w:tcPr>
+          <w:p>
+            <w:r>
+              <w:rPr>
+                <w:sz w:val="19"/>
+              </w:rPr>
+              <w:t xml:space="preserve">Изоляция зала</w:t>
+            </w:r>
+          </w:p>
+        </w:tc>
+        <w:tc>
+          <w:tcPr>
+            <w:tcW w:w="5000" w:type="dxa"/>
+          </w:tcPr>
+          <w:p>
+            <w:r>
+              <w:rPr>
+                <w:sz w:val="19"/>
+              </w:rPr>
+              <w:t xml:space="preserve">IT-сеть серий, контроль изоляции; изолирующие настилы; разрывы трубопроводов</w:t>
+            </w:r>
+          </w:p>
+        </w:tc>
+        <w:tc>
+          <w:tcPr>
+            <w:tcW w:w="3038" w:type="dxa"/>
+          </w:tcPr>
+          <w:p>
+            <w:r>
+              <w:rPr>
+                <w:color w:val="666666"/>
+                <w:sz w:val="18"/>
+              </w:rPr>
+              <w:t xml:space="preserve">ПУЭ разд. 7.10; ИД ч.2 п. 4.2.2</w:t>
             </w:r>
           </w:p>
         </w:tc>
@@ -3653,7 +3659,7 @@
           <w:color w:val="444444"/>
           <w:sz w:val="19"/>
         </w:rPr>
-        <w:t xml:space="preserve">СП 20.13330.2016 — Нагрузки и воздействия: сочетания, крановые динамические коэффициенты, снег V/ветер II районов; СП 14.13330.2018 — Строительство в сейсмических районах (6 баллов); СП 28.13330.2017 — Химзащита фундаментов и подванных конструкций; ГОСТ 34467-2018 / ФНП № 461 — Краны мостовые: группы режимов, требования безопасности (номер ГОСТ уточнить)</w:t>
+        <w:t xml:space="preserve">ПУЭ (изд. 7), разд. 7.10 — Электролизные установки: изоляция, контроль, проходы, разрывы; ГОСТ 32144-2013 — Нормы качества электрической энергии (гармоники от выпрямителей); СП 52.13330.2016 — Естественное и искусственное освещение — нормируемые уровни; Приложение №3 к ТЗ — Состав сведений по электроснабжению; объём на БИ — по согласованным границам</w:t>
       </w:r>
     </w:p>
     <w:p>
@@ -3669,7 +3675,7 @@
         <w:rPr>
           <w:sz w:val="19"/>
         </w:rPr>
-        <w:t xml:space="preserve">Поверочный расчёт существующих конструкций ЦЭМ (1971 г.) под новую раскладку опор ванн и модернизированные краны — по результатам обследования</w:t>
+        <w:t xml:space="preserve">Протокол объёма Приложения №3 на стадии БИ (перечень действующих пунктов E-02…E-19) — согласовать до договора</w:t>
       </w:r>
     </w:p>
     <w:p>
@@ -3685,7 +3691,7 @@
         <w:rPr>
           <w:sz w:val="19"/>
         </w:rPr>
-        <w:t xml:space="preserve">Строительные задания поставщиков (ванны, КСМ, краны): точечные нагрузки, коэффициенты надёжности и динамики — прил. В, п. 15</w:t>
+        <w:t xml:space="preserve">Целевой cos φ и допустимые искажения — по ТУ сетевой организации (запрашивает Заказчик)</w:t>
       </w:r>
     </w:p>
     <w:p>
@@ -3701,7 +3707,23 @@
         <w:rPr>
           <w:sz w:val="19"/>
         </w:rPr>
-        <w:t xml:space="preserve">Масса и центр тяжести траверсы-бороны с поддоном — по данным поставщика кранового оборудования</w:t>
+        <w:t xml:space="preserve">Расчёт выделения водорода в зале (обоснование отсутствия Ex-зон) — выполняется в БИ</w:t>
+      </w:r>
+    </w:p>
+    <w:p>
+      <w:r>
+        <w:rPr>
+          <w:b/>
+          <w:color w:val="8A6200"/>
+          <w:sz w:val="19"/>
+        </w:rPr>
+        <w:t xml:space="preserve">— определяется на стадии БИ: </w:t>
+      </w:r>
+      <w:r>
+        <w:rPr>
+          <w:sz w:val="19"/>
+        </w:rPr>
+        <w:t xml:space="preserve">Тип заземлителя (глубинные электроды/сетка) — по удельному сопротивлению грунтов, данные изысканий (вне БИ)</w:t>
       </w:r>
     </w:p>
     <w:p>
@@ -3713,45 +3735,45 @@
           <w:b/>
           <w:sz w:val="26"/>
         </w:rPr>
-        <w:t xml:space="preserve">АСУ отделения с прикладным программным обеспечением</w:t>
-      </w:r>
-    </w:p>
-    <w:p>
-      <w:r>
-        <w:rPr>
-          <w:sz w:val="20"/>
-        </w:rPr>
-        <w:t xml:space="preserve">НАЗНАЧЕНИЕ И ОБЪЁМ. По ТЗ п. 5.5 в стоимость Лота №3 входит АСУ с прикладным ПО для управления процессом электроэкстракции (нагрузки, шунтирование, потоки, параметры) и специальными автоматическими кранами электролизного зала. Архитектура — трёхуровневая по Приложению №5 («Базовые требования… пл. Мончегорск»): нижний уровень — датчики и ИМ из линеек, применяемых на КГМК (согласование с Заказчиком); средний — ПЛК российских производителей (Прософт-Системы REGUL RX00 или Инкомсистем АБАК) с гальванической развязкой всех каналов AI/AO/DI/DO и цифровых (кроме Ethernet), запасом ≥ 30 % по модулям и посадочным местам, модули с защитным покрытием; верхний — SCADA AlphaScada (АО «Атомик Софт») на ОС Linux, горячее резервирование, безвентиляторные АРМ (≤ 2 мониторов). Сети — Industrial Ethernet (IEEE 802.3) TCP/IP; полевые протоколы 4–20 мА и Modbus; мониторинг всей инфраструктуры по SNMP. Электропитание АСУ — I категория (серверы — I «особая» с ИБП двойного преобразования ≥ 10 мин и байпасом); шкафы IP65 с козырьками, избыточным давлением очищенного воздуха, вне помещений электроустановок; кабельные трассы из композитных материалов (RAL 5015), срок службы ≥ 10 лет, экранирование и разнос от силовых. Всё ПО и оборудование АСУ — российской разработки/производства; отступления согласуются с Заказчиком. Интеграция с ОАСУ/единой диспетчерской комплекса — обязательна (ТЗ п. 2.10: все переделы в одной информационно-управляющей системе).</w:t>
-      </w:r>
-    </w:p>
-    <w:p>
-      <w:r>
-        <w:rPr>
-          <w:sz w:val="20"/>
-        </w:rPr>
-        <w:t xml:space="preserve">ПРИКЛАДНЫЕ ФУНКЦИИ УПРАВЛЕНИЯ ПРОЦЕССОМ:
-1) Управление токовыми нагрузками: формирование задания выпрямителям (интерфейс к смежной системе питания) от плана-задания по металлу и состояния серий; интеграторы А·ч по сериям; расчёт теоретической массы осадка по каждой ванне (закон Фарадея с текущим η) и «программы графика наращивания» с обнулением веса после выгрузки; ограничения 47 кА / 225 В; ведение фактического выхода по току по данным весового контроля пакетов КСМ.
-2) График выгрузки: автоматическое планирование очерёдности ванн от плана-задания и токовой нагрузки (ТЗ п. 5.3) — очередь передаётся крану; балансировка так, чтобы единовременно в серии отсутствовало не более 1/3 катодов одной ванны (плотность тока на оставшихся ≤ 420 А/м²).
-3) Управление шунтированием: реестр установленных закорачивающих рам, программные блокировки (запрет подъёма тока при установке/снятии рамы, контроль последовательности операций чистки), контроль напряжения шунтируемой ванны.
-4) Управление потоками и параметрами: контуры FIC/TIC/LIC/QIC (раздел P&amp;ID), балансовые расчёты контура циркуляции, съёма меди, дозирования по А·ч.
-5) ИК-контроль коротких замыканий: тепловизионная система на кране (рекомендация ИД п. 4.2.2 — ИК-датчики контроля контактного хозяйства и КЗ) + милливольтовый мониторинг ванн; автоматическое формирование карты КЗ с заданием оператору/крану на устранение; журналирование и статистика по ваннам и матрицам.
-6) Электронный реестр парка матриц: сквозная идентификация каждой матрицы, статусы (в ванне/в ремонте/брак), привязка результатов машинного зрения КСМ (повреждения обрамления, геометрии, чистоты поверхности), автоматический учёт отбраковки и подмены новыми/отремонтированными (ТЗ п. 5.3).</w:t>
-      </w:r>
-    </w:p>
-    <w:p>
-      <w:r>
-        <w:rPr>
-          <w:sz w:val="20"/>
-        </w:rPr>
-        <w:t xml:space="preserve">ИНТЕГРАЦИЯ С КСМ И СПЕЦКРАНАМИ. КСМ — комплектная система управления (ПЛК + роботы; в референсе Outotec — KUKA KR300/KR180) подключается в сеть АСУТП (требование Прил. №5 ко всему комплектному оборудованию); информационная система КСМ формирует партии продукции со стандартизированной сопроводительной документацией и передаёт данные весового контроля, пробоотбора и реестра матриц на верхний уровень и в СГП (Лот №4 — стыковка по выходному конвейеру). Спецкраны — автоматический и ручной режимы, система позиционирования над ваннами (установочные конусы на ваннах — прил. В), сценарий выгрузки: выход на позицию → снятие крышки («матрёшкой» на соседнюю или на грузозахват) → 3 цикла по 1/3 матриц с выдержкой на стекание → возврат «раздетых» матриц → установка крышки → обнуление веса ванны в графике наращивания → переход к следующей ванне (ТЗ п. 5.3). Безопасность: зоны работы кранов и блокировки перекрёстных операций, аварийные тросовые выключатели КСМ, квитируемая сигнализация (Прил. №5).</w:t>
-      </w:r>
-    </w:p>
-    <w:p>
-      <w:r>
-        <w:rPr>
-          <w:sz w:val="20"/>
-        </w:rPr>
-        <w:t xml:space="preserve">ППО И ДОКУМЕНТАЦИЯ. Передача исходных кодов ППО контроллеров и визуализации с комментариями (рус./англ.) и исключительных прав, описание косвенной адресации, методика восстановления после сбоя (Прил. №5); документация по М ГК НН IT.1.8-2025 и М ГК НН IT.1.11-2024; рабочая документация по ГОСТ 21.408-2013 и СТО 51246464-016-2015; перечни сигналов AI/AO/DI/DO/Modbus, полный перечень блокировок с уставками; ЗИП АСУТП/КИП на 2 года (≥ 10 %, ≥ 1 шт. каждого наименования). Метрология — 102-ФЗ, ГОСТ Р 8.596-2002, ГОСТ 8.417-2024.</w:t>
+        <w:t xml:space="preserve">PFD и P&amp;ID: контуры регулирования, блокировки, уставки</w:t>
+      </w:r>
+    </w:p>
+    <w:p>
+      <w:r>
+        <w:rPr>
+          <w:sz w:val="20"/>
+        </w:rPr>
+        <w:t xml:space="preserve">Состав графической части: PFD отделения с границами проектирования (потоки: богатый фильтрат; питание серий; бедный электролит; отсечки на выщелачивание/растворение; промводы КСМ и аспирации; шлам; катоды) и P&amp;ID по узлам: циркуляция серии 1 и 2, узел реагентов, КСМ, шламовый узел. Схемы выполняются по ГОСТ 21.408-2013 с полным перечнем контуров, связей, уставок сигнализаций и блокировок (требование Прил. №5).</w:t>
+      </w:r>
+    </w:p>
+    <w:p>
+      <w:r>
+        <w:rPr>
+          <w:sz w:val="20"/>
+        </w:rPr>
+        <w:t xml:space="preserve">ОСНОВНЫЕ КОНТУРЫ РЕГУЛИРОВАНИЯ (на каждую серию, если не оговорено):
+- FIC-01 «Расход электролита на серию»: уставка 800–825 м³/ч (9,1 м³/ч на ванну), электромагнитный/ультразвуковой расходомер на напорном коллекторе; регулирование частотным приводом циркуляционного насоса (насос вне БИ — сигнал 4–20 мА/Modbus передаётся смежной системе, стык фиксируется в задании); распределение по ваннам — настроечная арматура/дроссели с контролем давления коллектора PI-02. Сигнализация L при −10 %, блокировочная уставка LL 70 % номинала.
+- TIC-03 «Температура питания ванн»: уставка 48,2 ± 0,5 °С после холодильника (в ваннах нагрев до 50 °С); регулирующий клапан на оборотной воде (108 м³/ч на нитку); предупредительная H 52 °С, аварийная HH 55 °С (макс. по прил. В); L 45 °С (риск роста вязкости), LL 40 °С (порог кристаллизации — запрет снижения расхода воды невозможен, предусмотреть байпас холодильника).
+- LIC-04 «Уровень в циркуляционном баке»: поддержание рабочего диапазона (бак 300 м³; рабочий объём 85 %); подпитка производственной водой по балансу; сигнализация H/L, блокировки: LL — остановка циркуляционного насоса (защита от сухого хода, сигнал смежной системе), HH — запрет приёма промвод, сигнал на дренаж.
+- QIC-05 «Дозирование гуартека»: пропорционально интегралу тока серии (кг/т через счётчик А·ч), номинал 1,0 кг/ч на серию; QIC-06 «Дозирование FC-1100» — аналогично, 0,8 кг/ч на серию; насосы-дозаторы с обратной связью по фактическому расходу.
+- QIC-07 «Кислотность/состав»: поточный контроль плотности и температуры электролита; периодический автоматизированный пробоотбор с лабораторным анализом Cu/H2SO4/Cl/Ni/Fe; дозирование H2SO4 клапаном по заданию оператора с контролем расхода; дозирование HCl — по лабданным (Cl 25–30 г/м³).
+- JIC-08 «Токовая нагрузка серии»: задание выпрямителю (вне БИ, интерфейс Modbus TCP) от плана-задания АСУ; ограничения: I ≤ 47,0 кА, U серии ≤ 225 В; скорость изменения тока ограничивается (мягкий набор после обслуживания). Мониторинг напряжений ванн (90 точек на серию, милливольтовые измерения на шинах): U ванны &lt; 1,8 В — признак КЗ (сигнал на карту КЗ и задание крану/ИК-контролю), U &gt; 2,5 В — деградация контактов/анодов.</w:t>
+      </w:r>
+    </w:p>
+    <w:p>
+      <w:r>
+        <w:rPr>
+          <w:sz w:val="20"/>
+        </w:rPr>
+        <w:t xml:space="preserve">БЛОКИРОВКИ (ключевые): 1) потеря циркуляции серии (FIC-01 LL либо остановка насоса) → автоматическое снижение тока серии до дежурного уровня с выдержкой времени (уставка выдержки — по тепловой инерции ванн, определяется в БИ; длительный электролиз без протока ведёт к обеднению приэлектродного слоя и порче осадка); 2) остановка аспирации (сигнал смежной системы) → предупредительная сигнализация, при длительности сверх уставки — снижение тока (рост тумана); 3) TIC-03 HH → запрет повышения тока; 4) размыкание цепи серии/скачок U → аварийное отключение выпрямителя (функция вне БИ, требование к стыку); 5) работы крана над ванной → программная блокировка изменения тока серии сверх заданного; 6) LL уровня в баке → остановка дозирования реагентов. Согласно ПУЭ 7.10 предусматривается контроль изоляции сети постоянного тока и электрический разрыв (разрыв струи/изолирующие вставки) на подаче и приёме растворов каждой ванны и на коллекторах серий (ИД п. 4.2.2: «обеспечить электрический разрыв на линии подачи растворов или на линии их приёма в бак»).</w:t>
+      </w:r>
+    </w:p>
+    <w:p>
+      <w:r>
+        <w:rPr>
+          <w:sz w:val="20"/>
+        </w:rPr>
+        <w:t xml:space="preserve">КИПиА: приборы — из линеек, эксплуатируемых на площадке Заказчика (согласование обязательно, Прил. №5); исполнение IP65+, коррозионностойкие смачиваемые части (тантал/PTFE/керамика для сред с H2SO4); байпасные линии в местах расходомеров; СИ — только из Госреестра РФ с первичной поверкой (102-ФЗ, ГОСТ Р 8.596-2002).</w:t>
       </w:r>
     </w:p>
     <w:tbl>
@@ -3829,202 +3851,244 @@
               <w:rPr>
                 <w:sz w:val="19"/>
               </w:rPr>
-              <w:t xml:space="preserve">Архитектура</w:t>
-            </w:r>
-          </w:p>
-        </w:tc>
-        <w:tc>
-          <w:tcPr>
-            <w:tcW w:w="5000" w:type="dxa"/>
-          </w:tcPr>
-          <w:p>
-            <w:r>
-              <w:rPr>
-                <w:sz w:val="19"/>
-              </w:rPr>
-              <w:t xml:space="preserve">3 уровня: КИП КГМК-линеек → ПЛК REGUL RX00/АБАК → SCADA AlphaScada (Linux), горячий резерв</w:t>
-            </w:r>
-          </w:p>
-        </w:tc>
-        <w:tc>
-          <w:tcPr>
-            <w:tcW w:w="3038" w:type="dxa"/>
-          </w:tcPr>
-          <w:p>
-            <w:r>
-              <w:rPr>
-                <w:color w:val="666666"/>
-                <w:sz w:val="18"/>
-              </w:rPr>
-              <w:t xml:space="preserve">Прил. №5 (brief)</w:t>
-            </w:r>
-          </w:p>
-        </w:tc>
-      </w:tr>
-      <w:tr>
-        <w:tc>
-          <w:tcPr>
-            <w:tcW w:w="3600" w:type="dxa"/>
-          </w:tcPr>
-          <w:p>
-            <w:r>
-              <w:rPr>
-                <w:sz w:val="19"/>
-              </w:rPr>
-              <w:t xml:space="preserve">Сети/сигналы</w:t>
-            </w:r>
-          </w:p>
-        </w:tc>
-        <w:tc>
-          <w:tcPr>
-            <w:tcW w:w="5000" w:type="dxa"/>
-          </w:tcPr>
-          <w:p>
-            <w:r>
-              <w:rPr>
-                <w:sz w:val="19"/>
-              </w:rPr>
-              <w:t xml:space="preserve">Industrial Ethernet TCP/IP; 4–20 мА, Modbus; SNMP-мониторинг; развязка всех каналов; запас 30 %</w:t>
-            </w:r>
-          </w:p>
-        </w:tc>
-        <w:tc>
-          <w:tcPr>
-            <w:tcW w:w="3038" w:type="dxa"/>
-          </w:tcPr>
-          <w:p>
-            <w:r>
-              <w:rPr>
-                <w:color w:val="666666"/>
-                <w:sz w:val="18"/>
-              </w:rPr>
-              <w:t xml:space="preserve">Прил. №5</w:t>
-            </w:r>
-          </w:p>
-        </w:tc>
-      </w:tr>
-      <w:tr>
-        <w:tc>
-          <w:tcPr>
-            <w:tcW w:w="3600" w:type="dxa"/>
-          </w:tcPr>
-          <w:p>
-            <w:r>
-              <w:rPr>
-                <w:sz w:val="19"/>
-              </w:rPr>
-              <w:t xml:space="preserve">Прикладные функции</w:t>
-            </w:r>
-          </w:p>
-        </w:tc>
-        <w:tc>
-          <w:tcPr>
-            <w:tcW w:w="5000" w:type="dxa"/>
-          </w:tcPr>
-          <w:p>
-            <w:r>
-              <w:rPr>
-                <w:sz w:val="19"/>
-              </w:rPr>
-              <w:t xml:space="preserve">нагрузки/А·ч, график выгрузки от плана-задания и тока, шунтирование, потоки, ИК-карта КЗ, реестр матриц с машинным зрением</w:t>
-            </w:r>
-          </w:p>
-        </w:tc>
-        <w:tc>
-          <w:tcPr>
-            <w:tcW w:w="3038" w:type="dxa"/>
-          </w:tcPr>
-          <w:p>
-            <w:r>
-              <w:rPr>
-                <w:color w:val="666666"/>
-                <w:sz w:val="18"/>
-              </w:rPr>
-              <w:t xml:space="preserve">ТЗ п. 5.3, 5.5; ИД п. 4.2.2</w:t>
-            </w:r>
-          </w:p>
-        </w:tc>
-      </w:tr>
-      <w:tr>
-        <w:tc>
-          <w:tcPr>
-            <w:tcW w:w="3600" w:type="dxa"/>
-          </w:tcPr>
-          <w:p>
-            <w:r>
-              <w:rPr>
-                <w:sz w:val="19"/>
-              </w:rPr>
-              <w:t xml:space="preserve">Питание АСУ</w:t>
-            </w:r>
-          </w:p>
-        </w:tc>
-        <w:tc>
-          <w:tcPr>
-            <w:tcW w:w="5000" w:type="dxa"/>
-          </w:tcPr>
-          <w:p>
-            <w:r>
-              <w:rPr>
-                <w:sz w:val="19"/>
-              </w:rPr>
-              <w:t xml:space="preserve">I категория; серверы — I особая, ИБП ≥ 10 мин с байпасом; шкафы IP65 с подпором</w:t>
-            </w:r>
-          </w:p>
-        </w:tc>
-        <w:tc>
-          <w:tcPr>
-            <w:tcW w:w="3038" w:type="dxa"/>
-          </w:tcPr>
-          <w:p>
-            <w:r>
-              <w:rPr>
-                <w:color w:val="666666"/>
-                <w:sz w:val="18"/>
-              </w:rPr>
-              <w:t xml:space="preserve">Прил. №5; ПУЭ п. 1.2.17–1.2.21</w:t>
-            </w:r>
-          </w:p>
-        </w:tc>
-      </w:tr>
-      <w:tr>
-        <w:tc>
-          <w:tcPr>
-            <w:tcW w:w="3600" w:type="dxa"/>
-          </w:tcPr>
-          <w:p>
-            <w:r>
-              <w:rPr>
-                <w:sz w:val="19"/>
-              </w:rPr>
-              <w:t xml:space="preserve">ППО</w:t>
-            </w:r>
-          </w:p>
-        </w:tc>
-        <w:tc>
-          <w:tcPr>
-            <w:tcW w:w="5000" w:type="dxa"/>
-          </w:tcPr>
-          <w:p>
-            <w:r>
-              <w:rPr>
-                <w:sz w:val="19"/>
-              </w:rPr>
-              <w:t xml:space="preserve">исходные коды + исключительные права; документация М ГК НН IT.1.8-2025; ЗИП 2 года ≥ 10 %</w:t>
-            </w:r>
-          </w:p>
-        </w:tc>
-        <w:tc>
-          <w:tcPr>
-            <w:tcW w:w="3038" w:type="dxa"/>
-          </w:tcPr>
-          <w:p>
-            <w:r>
-              <w:rPr>
-                <w:color w:val="666666"/>
-                <w:sz w:val="18"/>
-              </w:rPr>
-              <w:t xml:space="preserve">Прил. №5</w:t>
+              <w:t xml:space="preserve">FIC расход на серию</w:t>
+            </w:r>
+          </w:p>
+        </w:tc>
+        <w:tc>
+          <w:tcPr>
+            <w:tcW w:w="5000" w:type="dxa"/>
+          </w:tcPr>
+          <w:p>
+            <w:r>
+              <w:rPr>
+                <w:sz w:val="19"/>
+              </w:rPr>
+              <w:t xml:space="preserve">800–825 м³/ч; LL 70 % — блокировка со снижением тока</w:t>
+            </w:r>
+          </w:p>
+        </w:tc>
+        <w:tc>
+          <w:tcPr>
+            <w:tcW w:w="3038" w:type="dxa"/>
+          </w:tcPr>
+          <w:p>
+            <w:r>
+              <w:rPr>
+                <w:color w:val="666666"/>
+                <w:sz w:val="18"/>
+              </w:rPr>
+              <w:t xml:space="preserve">ИД ч.2 табл. 3.1; решение БИ</w:t>
+            </w:r>
+          </w:p>
+        </w:tc>
+      </w:tr>
+      <w:tr>
+        <w:tc>
+          <w:tcPr>
+            <w:tcW w:w="3600" w:type="dxa"/>
+          </w:tcPr>
+          <w:p>
+            <w:r>
+              <w:rPr>
+                <w:sz w:val="19"/>
+              </w:rPr>
+              <w:t xml:space="preserve">TIC температура питания</w:t>
+            </w:r>
+          </w:p>
+        </w:tc>
+        <w:tc>
+          <w:tcPr>
+            <w:tcW w:w="5000" w:type="dxa"/>
+          </w:tcPr>
+          <w:p>
+            <w:r>
+              <w:rPr>
+                <w:sz w:val="19"/>
+              </w:rPr>
+              <w:t xml:space="preserve">48,2 ± 0,5 °С; H 52 / HH 55 / L 45 / LL 40 °С</w:t>
+            </w:r>
+          </w:p>
+        </w:tc>
+        <w:tc>
+          <w:tcPr>
+            <w:tcW w:w="3038" w:type="dxa"/>
+          </w:tcPr>
+          <w:p>
+            <w:r>
+              <w:rPr>
+                <w:color w:val="666666"/>
+                <w:sz w:val="18"/>
+              </w:rPr>
+              <w:t xml:space="preserve">ИД ч.2 табл. 3.1, прил. В, п. 4.2.1</w:t>
+            </w:r>
+          </w:p>
+        </w:tc>
+      </w:tr>
+      <w:tr>
+        <w:tc>
+          <w:tcPr>
+            <w:tcW w:w="3600" w:type="dxa"/>
+          </w:tcPr>
+          <w:p>
+            <w:r>
+              <w:rPr>
+                <w:sz w:val="19"/>
+              </w:rPr>
+              <w:t xml:space="preserve">LIC уровень циркбака</w:t>
+            </w:r>
+          </w:p>
+        </w:tc>
+        <w:tc>
+          <w:tcPr>
+            <w:tcW w:w="5000" w:type="dxa"/>
+          </w:tcPr>
+          <w:p>
+            <w:r>
+              <w:rPr>
+                <w:sz w:val="19"/>
+              </w:rPr>
+              <w:t xml:space="preserve">бак 300 м³; HH/H/L/LL; защита насосов и приёма промвод</w:t>
+            </w:r>
+          </w:p>
+        </w:tc>
+        <w:tc>
+          <w:tcPr>
+            <w:tcW w:w="3038" w:type="dxa"/>
+          </w:tcPr>
+          <w:p>
+            <w:r>
+              <w:rPr>
+                <w:color w:val="666666"/>
+                <w:sz w:val="18"/>
+              </w:rPr>
+              <w:t xml:space="preserve">ИД ч.2 табл. 4.2; решение БИ</w:t>
+            </w:r>
+          </w:p>
+        </w:tc>
+      </w:tr>
+      <w:tr>
+        <w:tc>
+          <w:tcPr>
+            <w:tcW w:w="3600" w:type="dxa"/>
+          </w:tcPr>
+          <w:p>
+            <w:r>
+              <w:rPr>
+                <w:sz w:val="19"/>
+              </w:rPr>
+              <w:t xml:space="preserve">QIC дозирование</w:t>
+            </w:r>
+          </w:p>
+        </w:tc>
+        <w:tc>
+          <w:tcPr>
+            <w:tcW w:w="5000" w:type="dxa"/>
+          </w:tcPr>
+          <w:p>
+            <w:r>
+              <w:rPr>
+                <w:sz w:val="19"/>
+              </w:rPr>
+              <w:t xml:space="preserve">гуартек 0,25 кг/т, FC-1100 0,20 кг/т — пропорционально А·ч серии</w:t>
+            </w:r>
+          </w:p>
+        </w:tc>
+        <w:tc>
+          <w:tcPr>
+            <w:tcW w:w="3038" w:type="dxa"/>
+          </w:tcPr>
+          <w:p>
+            <w:r>
+              <w:rPr>
+                <w:color w:val="666666"/>
+                <w:sz w:val="18"/>
+              </w:rPr>
+              <w:t xml:space="preserve">ИД ч.2 табл. 3.1</w:t>
+            </w:r>
+          </w:p>
+        </w:tc>
+      </w:tr>
+      <w:tr>
+        <w:tc>
+          <w:tcPr>
+            <w:tcW w:w="3600" w:type="dxa"/>
+          </w:tcPr>
+          <w:p>
+            <w:r>
+              <w:rPr>
+                <w:sz w:val="19"/>
+              </w:rPr>
+              <w:t xml:space="preserve">JIC ток серии</w:t>
+            </w:r>
+          </w:p>
+        </w:tc>
+        <w:tc>
+          <w:tcPr>
+            <w:tcW w:w="5000" w:type="dxa"/>
+          </w:tcPr>
+          <w:p>
+            <w:r>
+              <w:rPr>
+                <w:sz w:val="19"/>
+              </w:rPr>
+              <w:t xml:space="preserve">задание ≤ 47,0 кА; U серии ≤ 225 В; мониторинг U по 90 ваннам, КЗ при U &lt; 1,8 В</w:t>
+            </w:r>
+          </w:p>
+        </w:tc>
+        <w:tc>
+          <w:tcPr>
+            <w:tcW w:w="3038" w:type="dxa"/>
+          </w:tcPr>
+          <w:p>
+            <w:r>
+              <w:rPr>
+                <w:color w:val="666666"/>
+                <w:sz w:val="18"/>
+              </w:rPr>
+              <w:t xml:space="preserve">ИД ч.2 табл. 4.2; решение БИ</w:t>
+            </w:r>
+          </w:p>
+        </w:tc>
+      </w:tr>
+      <w:tr>
+        <w:tc>
+          <w:tcPr>
+            <w:tcW w:w="3600" w:type="dxa"/>
+          </w:tcPr>
+          <w:p>
+            <w:r>
+              <w:rPr>
+                <w:sz w:val="19"/>
+              </w:rPr>
+              <w:t xml:space="preserve">Электрический разрыв</w:t>
+            </w:r>
+          </w:p>
+        </w:tc>
+        <w:tc>
+          <w:tcPr>
+            <w:tcW w:w="5000" w:type="dxa"/>
+          </w:tcPr>
+          <w:p>
+            <w:r>
+              <w:rPr>
+                <w:sz w:val="19"/>
+              </w:rPr>
+              <w:t xml:space="preserve">на линиях подачи/приёма растворов ванн и коллекторах серий</w:t>
+            </w:r>
+          </w:p>
+        </w:tc>
+        <w:tc>
+          <w:tcPr>
+            <w:tcW w:w="3038" w:type="dxa"/>
+          </w:tcPr>
+          <w:p>
+            <w:r>
+              <w:rPr>
+                <w:color w:val="666666"/>
+                <w:sz w:val="18"/>
+              </w:rPr>
+              <w:t xml:space="preserve">ИД ч.2 п. 4.2.2; ПУЭ разд. 7.10</w:t>
             </w:r>
           </w:p>
         </w:tc>
@@ -4043,7 +4107,7 @@
           <w:color w:val="444444"/>
           <w:sz w:val="19"/>
         </w:rPr>
-        <w:t xml:space="preserve">ГОСТ 21.408-2013 — Состав и правила оформления РД автоматизации; ГОСТ Р 8.596-2002; ГОСТ 8.417-2024; 102-ФЗ — Метрологическое обеспечение измерительных каналов АСУ; ГОСТ IEC 61439-1-2013 — НКУ распределения и управления (шкафы АСУ); ГОСТ 12.2.007.0-75; ГОСТ 12.1.030-81 — Электробезопасность изделий; защитное заземление; СТО 51246464-016-2015; М ГК НН IT.1.8-2025; М ГК НН IT.1.11-2024 — Корпоративные методики НН по документированию и единым техтребованиям АСУТП</w:t>
+        <w:t xml:space="preserve">ГОСТ 21.408-2013 — Правила выполнения рабочей документации автоматизации (функциональные схемы, перечни контуров и блокировок); ГОСТ Р 8.596-2002 — Метрологическое обеспечение измерительных систем; Федеральный закон № 102-ФЗ — Обеспечение единства измерений; СИ из Госреестра с первичной поверкой; ПУЭ (изд. 7), разд. 7.10 — Контроль изоляции, электрические разрывы в трубопроводах электролизных установок</w:t>
       </w:r>
     </w:p>
     <w:p>
@@ -4059,7 +4123,7 @@
         <w:rPr>
           <w:sz w:val="19"/>
         </w:rPr>
-        <w:t xml:space="preserve">Разграничение функций АСУ Лота №3 и системы управления выпрямителями (вне БИ): протокол обмена, кто ведёт ограничения тока — зафиксировать в задании на стыке</w:t>
+        <w:t xml:space="preserve">Выдержки времени блокировок по потере циркуляции/аспирации — расчёт тепловой и газовой инерции на стадии БИ</w:t>
       </w:r>
     </w:p>
     <w:p>
@@ -4075,7 +4139,7 @@
         <w:rPr>
           <w:sz w:val="19"/>
         </w:rPr>
-        <w:t xml:space="preserve">Состав тепловизионного контроля КЗ (на кране / стационарные точки / обход) — вариантная проработка с ТЭО</w:t>
+        <w:t xml:space="preserve">Тип поточных анализаторов состава электролита (плотномер/кондуктометр/УФ) — согласование с Управлением автоматизации Заказчика</w:t>
       </w:r>
     </w:p>
     <w:p>
@@ -4091,23 +4155,7 @@
         <w:rPr>
           <w:sz w:val="19"/>
         </w:rPr>
-        <w:t xml:space="preserve">Идентификация матриц (лазерная маркировка / RFID в штанге) — согласовать с поставщиком КСМ и матриц</w:t>
-      </w:r>
-    </w:p>
-    <w:p>
-      <w:r>
-        <w:rPr>
-          <w:b/>
-          <w:color w:val="8A6200"/>
-          <w:sz w:val="19"/>
-        </w:rPr>
-        <w:t xml:space="preserve">— определяется на стадии БИ: </w:t>
-      </w:r>
-      <w:r>
-        <w:rPr>
-          <w:sz w:val="19"/>
-        </w:rPr>
-        <w:t xml:space="preserve">Объём интеграции с ХТД PIMS и весовым учётом (АИС) — по Прил. №5 на стадии рабочего проектирования</w:t>
+        <w:t xml:space="preserve">Точки и способ милливольтового контроля напряжения ванн (штатные щупы шин или мобильный контроль краном) — вариантная проработка БИ</w:t>
       </w:r>
     </w:p>
     <w:p>
@@ -4119,31 +4167,54 @@
           <w:b/>
           <w:sz w:val="26"/>
         </w:rPr>
-        <w:t xml:space="preserve">Требования к монтажу и веса тяжёлых частей</w:t>
-      </w:r>
-    </w:p>
-    <w:p>
-      <w:r>
-        <w:rPr>
-          <w:sz w:val="20"/>
-        </w:rPr>
-        <w:t xml:space="preserve">ОСОБЕННОСТЬ — монтаж в существующем корпусе: до начала работ выполняются демонтаж оборудования прежнего электрорафинирования, обследование и ремонт строительных конструкций, устройство кислотоупорных полов с поддонами и зумпфами, подванных каналов и рельсов нутч-фильтра. Последовательность монтажа: восстановление/модернизация мостовых кранов (либо монтаж новых) → подача и выверка ванн рядами от торца КСМ к торцу выпрямителей → опорные тумбы с электроизоляцией и антисейсмическими упорами → коллекторы и сливные лотки → ошиновка с изоляторами → колпаки и бортовые отсосы → КСМ крупноблочно → циркбаки (возможна сборка/футеровка по месту — ИД п. 4.2.2 допускает изготовление корпусов из бетона по месту) → узлы реагентов → КИПиА и АСУ.</w:t>
-      </w:r>
-    </w:p>
-    <w:p>
-      <w:r>
-        <w:rPr>
-          <w:sz w:val="20"/>
-        </w:rPr>
-        <w:t xml:space="preserve">ВЕСА НАИБОЛЕЕ ТЯЖЁЛЫХ МОНТАЖНЫХ ЕДИНИЦ (по прил. В и расчёту; окончательно — по паспортам поставщиков с указанием самой тяжёлой неразъёмной части, требование прил. В к комплекту поставки): электролизная ванна — монолитный полимербетонный корпус 8,7 т, габарит ≈8,8 × 1,5 × 1,8 м (с рёбрами/фланцами) — самая массовая серийная единица (180 шт.); закорачивающая рама 8,7 т; сборка подъёмной и закорачивающей рам 10,0 т; комплект матриц одной ванны 84 шт. ≈ 4,2–4,6 т (по ≈50–55 кг без осадка; с осадком 11,6 т — эксплуатационная, не монтажная); комплект анодов 5,5 т (85 шт. по 65 кг); мост спецкрана — по данным поставщика (существующие краны — модернизация); станция сдирки КСМ — самый тяжёлый блок КСМ, масса по данным поставщика (референс Outotec — рама из тяжёлого стального проката); циркуляционный бак 300 м³ — при заводской поставке секциями либо изготовлении по месту (масса пустого индикативно 25–40 т в стальном исполнении — уточняется при выборе конструктива). Транспортировка ванн — спецтранспортом через монтажные проёмы торца зала; подъём — траверсой за штатные строповочные точки (исключить перекос — полимербетон чувствителен к сосредоточенным ударным нагрузкам).</w:t>
-      </w:r>
-    </w:p>
-    <w:p>
-      <w:r>
-        <w:rPr>
-          <w:sz w:val="20"/>
-        </w:rPr>
-        <w:t xml:space="preserve">ТРЕБОВАНИЯ К ТОЧНОСТИ И ИСПЫТАНИЯМ. Выверка ванн по высоте и соосности ряда — жёсткая: перепад отметок бортов смежных ванн влияет на контакт сборных шин и равномерность токораспределения (допуски — по инструкции поставщика ванн/ошиновки; ориентир ± 2 мм на ванну, подтверждается в БИ); геометрия установочных конусов позиционирования крана — по шаблону поставщика кранов. Испытания: гидроиспытание каждой ванны водой с выдержкой (герметичность, прогибы в поле допуска — прил. В требует МКЭ-проверку конструкции); проверка электроизоляции ванн и трубопроводных разрывов до заливки электролита (ПУЭ 7.10); поэлементная и комплексная наладка КСМ и кранов на «холодных» матрицах; ПНР АСУ по программе и методике испытаний. Шеф-монтаж и ПНР поставщиков — в объёме поставки (прил. В, п. 17). Монтаж электротехнической части — по ПУЭ и ПТЭЭП; работы в действующем цехе при поэтапном вводе серий — по нарядам-допускам (приказ Минтруда № 903н), демаркация зон по СТП СУОТ и ПБ КГМК (прил. В, п. 8.2).</w:t>
+        <w:t xml:space="preserve">Предварительный перечень трубопроводной арматуры и приборов КИПиА (line list, ±20–30 %)</w:t>
+      </w:r>
+    </w:p>
+    <w:p>
+      <w:r>
+        <w:rPr>
+          <w:sz w:val="20"/>
+        </w:rPr>
+        <w:t xml:space="preserve">Line list по потокам предварительных P&amp;ID; точность по количеству ±20–30 % (редакция состава v4.1). Скорости проверены при принятых DN (критерий для пластиковых напорных линий ≤ 3 м/с, самотёчных — по уклону).</w:t>
+      </w:r>
+    </w:p>
+    <w:p>
+      <w:r>
+        <w:rPr>
+          <w:sz w:val="20"/>
+        </w:rPr>
+        <w:t xml:space="preserve">ОСНОВНЫЕ ЛИНИИ:
+1) Напорные коллекторы питания серий — 2 × DN350 (817 м³/ч на нитку; скорость 817/3600/0,0962 = 2,4 м/с), ПП/ПВДФ/футерованная сталь, 50 °С, среда 112–120 кг/м³ H2SO4; разбиение на плечи вдоль рядов.
+2) Индивидуальные подводы к ваннам — 180 × DN80 (9,1 м³/ч; 0,5 м/с — запас на настроечное дросселирование и зарастание), каждый с настроечной арматурой и разрывом струи.
+3) Слив бедного электролита — переливные карманы 180 шт. → самотёчные лотки/коллекторы 2 ниток в циркуляционные баки (уклон на опорожнение).
+4) Отсечка на выщелачивание — DN200 (124,7 м³/ч; 1,1 м/с); отсечка на растворение купороса — DN40 (3,2–3,5 м³/ч; 0,75 м/с).
+5) Оборотная вода холодильников — 2 × DN150 (108 м³/ч; 1,7 м/с) подача/возврат с регулирующим клапаном TIC-03.
+6) Промывная вода КСМ — DN100 (I ст., 25 м³/ч; 0,9 м/с) и DN50 (II ст., 4 м³/ч; 0,6 м/с) + пар/конденсат узла подогрева II ступени.
+7) Реагентные линии — H2SO4 92,5 % DN25 (0,33 т/ч ≈ 0,18 м³/ч при ρ ≈ 1,83 т/м³); HCl 33 % DN15; растворы гуартека и FC-1100 — дозировочные DN15–25 от насосов-дозаторов.</w:t>
+      </w:r>
+    </w:p>
+    <w:p>
+      <w:r>
+        <w:rPr>
+          <w:sz w:val="20"/>
+        </w:rPr>
+        <w:t xml:space="preserve">АРМАТУРА (оценка ±30 %): доминанта — обвязка ванн: 180 × (настроечная + отсечная) = 360 ед. DN80; коллекторная запорная и секционирующая ≈ 40; вода/пар ≈ 30; реагентные и дренажные ≈ 60–80; итого ≈ 500 ед. Материалы: ПП/ПВДФ корпуса, футерованные диафрагмовые и шаровые для кислых сред; металл — только на воде и паре.</w:t>
+      </w:r>
+    </w:p>
+    <w:p>
+      <w:r>
+        <w:rPr>
+          <w:sz w:val="20"/>
+        </w:rPr>
+        <w:t xml:space="preserve">ПРИБОРЫ (вне комплектных систем КСМ и кранов, имеющих собственные ПЛК): расходомеры электромагнитные/ультразвуковые — 6–8 (питание серий 2, отсечки 2, оборотная вода 2, промвода); температура — ≈20 точек (питание/возврат серий, баки, холодильники до/после, вода); уровень — 4–6 (циркуляционные баки, зумпфы); давление — 8–10 (коллекторы, напор насосов — стык со смежной системой); плотномеры поточные — 2; милливольтовый контроль напряжений ванн — 180 точек (спецсистема, см. АСУ); дозирование — счётчики-расходомеры реагентов 4–6. Суммарный объём физических сигналов АСУ отделения 450–650 (блок IO-TOTAL) — перечень согласуется с числом приборов.</w:t>
+      </w:r>
+    </w:p>
+    <w:p>
+      <w:r>
+        <w:rPr>
+          <w:sz w:val="20"/>
+        </w:rPr>
+        <w:t xml:space="preserve">СПЕЦИФИКАЦИЯ НА КИПиА для Лота №3 из состава v4.1 исключена (строка вычеркнута, позиция D-25); критичные и длинноцикловые приборы (поточные плотномеры/анализаторы, расходомеры больших DN в футеровке, система милливольтового контроля) — закрываются опросными листами. Смачиваемые части приборов — тантал/PTFE/керамика; СИ — Госреестр РФ с первичной поверкой.</w:t>
       </w:r>
     </w:p>
     <w:tbl>
@@ -4221,202 +4292,244 @@
               <w:rPr>
                 <w:sz w:val="19"/>
               </w:rPr>
-              <w:t xml:space="preserve">Ванна (монтажная единица)</w:t>
-            </w:r>
-          </w:p>
-        </w:tc>
-        <w:tc>
-          <w:tcPr>
-            <w:tcW w:w="5000" w:type="dxa"/>
-          </w:tcPr>
-          <w:p>
-            <w:r>
-              <w:rPr>
-                <w:sz w:val="19"/>
-              </w:rPr>
-              <w:t xml:space="preserve">8,7 т, ≈8,8 × 1,5 × 1,8 м, 180 шт.</w:t>
-            </w:r>
-          </w:p>
-        </w:tc>
-        <w:tc>
-          <w:tcPr>
-            <w:tcW w:w="3038" w:type="dxa"/>
-          </w:tcPr>
-          <w:p>
-            <w:r>
-              <w:rPr>
-                <w:color w:val="666666"/>
-                <w:sz w:val="18"/>
-              </w:rPr>
-              <w:t xml:space="preserve">ИД ч.2 прил. В</w:t>
-            </w:r>
-          </w:p>
-        </w:tc>
-      </w:tr>
-      <w:tr>
-        <w:tc>
-          <w:tcPr>
-            <w:tcW w:w="3600" w:type="dxa"/>
-          </w:tcPr>
-          <w:p>
-            <w:r>
-              <w:rPr>
-                <w:sz w:val="19"/>
-              </w:rPr>
-              <w:t xml:space="preserve">Рамы</w:t>
-            </w:r>
-          </w:p>
-        </w:tc>
-        <w:tc>
-          <w:tcPr>
-            <w:tcW w:w="5000" w:type="dxa"/>
-          </w:tcPr>
-          <w:p>
-            <w:r>
-              <w:rPr>
-                <w:sz w:val="19"/>
-              </w:rPr>
-              <w:t xml:space="preserve">закорачивающая 8,7 т; сборка рам 10,0 т</w:t>
-            </w:r>
-          </w:p>
-        </w:tc>
-        <w:tc>
-          <w:tcPr>
-            <w:tcW w:w="3038" w:type="dxa"/>
-          </w:tcPr>
-          <w:p>
-            <w:r>
-              <w:rPr>
-                <w:color w:val="666666"/>
-                <w:sz w:val="18"/>
-              </w:rPr>
-              <w:t xml:space="preserve">ИД ч.2 прил. В</w:t>
-            </w:r>
-          </w:p>
-        </w:tc>
-      </w:tr>
-      <w:tr>
-        <w:tc>
-          <w:tcPr>
-            <w:tcW w:w="3600" w:type="dxa"/>
-          </w:tcPr>
-          <w:p>
-            <w:r>
-              <w:rPr>
-                <w:sz w:val="19"/>
-              </w:rPr>
-              <w:t xml:space="preserve">Комплекты электродов</w:t>
-            </w:r>
-          </w:p>
-        </w:tc>
-        <w:tc>
-          <w:tcPr>
-            <w:tcW w:w="5000" w:type="dxa"/>
-          </w:tcPr>
-          <w:p>
-            <w:r>
-              <w:rPr>
-                <w:sz w:val="19"/>
-              </w:rPr>
-              <w:t xml:space="preserve">аноды 5,5 т/ванну; матрицы ≈4,2–4,6 т/ванну (без осадка)</w:t>
-            </w:r>
-          </w:p>
-        </w:tc>
-        <w:tc>
-          <w:tcPr>
-            <w:tcW w:w="3038" w:type="dxa"/>
-          </w:tcPr>
-          <w:p>
-            <w:r>
-              <w:rPr>
-                <w:color w:val="666666"/>
-                <w:sz w:val="18"/>
-              </w:rPr>
-              <w:t xml:space="preserve">ИД ч.2 прил. В; расчёт</w:t>
-            </w:r>
-          </w:p>
-        </w:tc>
-      </w:tr>
-      <w:tr>
-        <w:tc>
-          <w:tcPr>
-            <w:tcW w:w="3600" w:type="dxa"/>
-          </w:tcPr>
-          <w:p>
-            <w:r>
-              <w:rPr>
-                <w:sz w:val="19"/>
-              </w:rPr>
-              <w:t xml:space="preserve">Выверка</w:t>
-            </w:r>
-          </w:p>
-        </w:tc>
-        <w:tc>
-          <w:tcPr>
-            <w:tcW w:w="5000" w:type="dxa"/>
-          </w:tcPr>
-          <w:p>
-            <w:r>
-              <w:rPr>
-                <w:sz w:val="19"/>
-              </w:rPr>
-              <w:t xml:space="preserve">отметки бортов смежных ванн ± ≈2 мм (уточняется поставщиком ошиновки)</w:t>
-            </w:r>
-          </w:p>
-        </w:tc>
-        <w:tc>
-          <w:tcPr>
-            <w:tcW w:w="3038" w:type="dxa"/>
-          </w:tcPr>
-          <w:p>
-            <w:r>
-              <w:rPr>
-                <w:color w:val="666666"/>
-                <w:sz w:val="18"/>
-              </w:rPr>
-              <w:t xml:space="preserve">решение БИ</w:t>
-            </w:r>
-          </w:p>
-        </w:tc>
-      </w:tr>
-      <w:tr>
-        <w:tc>
-          <w:tcPr>
-            <w:tcW w:w="3600" w:type="dxa"/>
-          </w:tcPr>
-          <w:p>
-            <w:r>
-              <w:rPr>
-                <w:sz w:val="19"/>
-              </w:rPr>
-              <w:t xml:space="preserve">Испытания</w:t>
-            </w:r>
-          </w:p>
-        </w:tc>
-        <w:tc>
-          <w:tcPr>
-            <w:tcW w:w="5000" w:type="dxa"/>
-          </w:tcPr>
-          <w:p>
-            <w:r>
-              <w:rPr>
-                <w:sz w:val="19"/>
-              </w:rPr>
-              <w:t xml:space="preserve">гидроиспытания ванн, контроль изоляции и разрывов, МКЭ-подтверждение, комплексные ПНР</w:t>
-            </w:r>
-          </w:p>
-        </w:tc>
-        <w:tc>
-          <w:tcPr>
-            <w:tcW w:w="3038" w:type="dxa"/>
-          </w:tcPr>
-          <w:p>
-            <w:r>
-              <w:rPr>
-                <w:color w:val="666666"/>
-                <w:sz w:val="18"/>
-              </w:rPr>
-              <w:t xml:space="preserve">ИД ч.2 прил. В; ПУЭ 7.10</w:t>
+              <w:t xml:space="preserve">Питание серий</w:t>
+            </w:r>
+          </w:p>
+        </w:tc>
+        <w:tc>
+          <w:tcPr>
+            <w:tcW w:w="5000" w:type="dxa"/>
+          </w:tcPr>
+          <w:p>
+            <w:r>
+              <w:rPr>
+                <w:sz w:val="19"/>
+              </w:rPr>
+              <w:t xml:space="preserve">2 × DN350; 817 м³/ч; 2,4 м/с; ПП/ПВДФ/футеровка</w:t>
+            </w:r>
+          </w:p>
+        </w:tc>
+        <w:tc>
+          <w:tcPr>
+            <w:tcW w:w="3038" w:type="dxa"/>
+          </w:tcPr>
+          <w:p>
+            <w:r>
+              <w:rPr>
+                <w:color w:val="666666"/>
+                <w:sz w:val="18"/>
+              </w:rPr>
+              <w:t xml:space="preserve">ИД ч.2 табл. 3.1; расчёт скорости</w:t>
+            </w:r>
+          </w:p>
+        </w:tc>
+      </w:tr>
+      <w:tr>
+        <w:tc>
+          <w:tcPr>
+            <w:tcW w:w="3600" w:type="dxa"/>
+          </w:tcPr>
+          <w:p>
+            <w:r>
+              <w:rPr>
+                <w:sz w:val="19"/>
+              </w:rPr>
+              <w:t xml:space="preserve">Подводы ванн</w:t>
+            </w:r>
+          </w:p>
+        </w:tc>
+        <w:tc>
+          <w:tcPr>
+            <w:tcW w:w="5000" w:type="dxa"/>
+          </w:tcPr>
+          <w:p>
+            <w:r>
+              <w:rPr>
+                <w:sz w:val="19"/>
+              </w:rPr>
+              <w:t xml:space="preserve">180 × DN80 (9,1 м³/ч; 0,5 м/с) с настроечной арматурой и разрывом струи</w:t>
+            </w:r>
+          </w:p>
+        </w:tc>
+        <w:tc>
+          <w:tcPr>
+            <w:tcW w:w="3038" w:type="dxa"/>
+          </w:tcPr>
+          <w:p>
+            <w:r>
+              <w:rPr>
+                <w:color w:val="666666"/>
+                <w:sz w:val="18"/>
+              </w:rPr>
+              <w:t xml:space="preserve">ИД ч.2 табл. 3.1, п. 4.2.2</w:t>
+            </w:r>
+          </w:p>
+        </w:tc>
+      </w:tr>
+      <w:tr>
+        <w:tc>
+          <w:tcPr>
+            <w:tcW w:w="3600" w:type="dxa"/>
+          </w:tcPr>
+          <w:p>
+            <w:r>
+              <w:rPr>
+                <w:sz w:val="19"/>
+              </w:rPr>
+              <w:t xml:space="preserve">Отсечки</w:t>
+            </w:r>
+          </w:p>
+        </w:tc>
+        <w:tc>
+          <w:tcPr>
+            <w:tcW w:w="5000" w:type="dxa"/>
+          </w:tcPr>
+          <w:p>
+            <w:r>
+              <w:rPr>
+                <w:sz w:val="19"/>
+              </w:rPr>
+              <w:t xml:space="preserve">DN200 (124,7 м³/ч) на выщелачивание; DN40 (3,2–3,5 м³/ч) на купорос</w:t>
+            </w:r>
+          </w:p>
+        </w:tc>
+        <w:tc>
+          <w:tcPr>
+            <w:tcW w:w="3038" w:type="dxa"/>
+          </w:tcPr>
+          <w:p>
+            <w:r>
+              <w:rPr>
+                <w:color w:val="666666"/>
+                <w:sz w:val="18"/>
+              </w:rPr>
+              <w:t xml:space="preserve">ИД ч.2 табл. 3.1; ТЗ п. 5.1; расчёт</w:t>
+            </w:r>
+          </w:p>
+        </w:tc>
+      </w:tr>
+      <w:tr>
+        <w:tc>
+          <w:tcPr>
+            <w:tcW w:w="3600" w:type="dxa"/>
+          </w:tcPr>
+          <w:p>
+            <w:r>
+              <w:rPr>
+                <w:sz w:val="19"/>
+              </w:rPr>
+              <w:t xml:space="preserve">Арматура</w:t>
+            </w:r>
+          </w:p>
+        </w:tc>
+        <w:tc>
+          <w:tcPr>
+            <w:tcW w:w="5000" w:type="dxa"/>
+          </w:tcPr>
+          <w:p>
+            <w:r>
+              <w:rPr>
+                <w:sz w:val="19"/>
+              </w:rPr>
+              <w:t xml:space="preserve">≈500 ед. (±30 %), доминанта — обвязка 180 ванн</w:t>
+            </w:r>
+          </w:p>
+        </w:tc>
+        <w:tc>
+          <w:tcPr>
+            <w:tcW w:w="3038" w:type="dxa"/>
+          </w:tcPr>
+          <w:p>
+            <w:r>
+              <w:rPr>
+                <w:color w:val="666666"/>
+                <w:sz w:val="18"/>
+              </w:rPr>
+              <w:t xml:space="preserve">оценка по P&amp;ID (line list)</w:t>
+            </w:r>
+          </w:p>
+        </w:tc>
+      </w:tr>
+      <w:tr>
+        <w:tc>
+          <w:tcPr>
+            <w:tcW w:w="3600" w:type="dxa"/>
+          </w:tcPr>
+          <w:p>
+            <w:r>
+              <w:rPr>
+                <w:sz w:val="19"/>
+              </w:rPr>
+              <w:t xml:space="preserve">Приборы</w:t>
+            </w:r>
+          </w:p>
+        </w:tc>
+        <w:tc>
+          <w:tcPr>
+            <w:tcW w:w="5000" w:type="dxa"/>
+          </w:tcPr>
+          <w:p>
+            <w:r>
+              <w:rPr>
+                <w:sz w:val="19"/>
+              </w:rPr>
+              <w:t xml:space="preserve">≈40–60 полевых КИП + 180 точек mV-контроля; сигналов АСУ 450–650</w:t>
+            </w:r>
+          </w:p>
+        </w:tc>
+        <w:tc>
+          <w:tcPr>
+            <w:tcW w:w="3038" w:type="dxa"/>
+          </w:tcPr>
+          <w:p>
+            <w:r>
+              <w:rPr>
+                <w:color w:val="666666"/>
+                <w:sz w:val="18"/>
+              </w:rPr>
+              <w:t xml:space="preserve">расчёт IO-TOTAL; P&amp;ID</w:t>
+            </w:r>
+          </w:p>
+        </w:tc>
+      </w:tr>
+      <w:tr>
+        <w:tc>
+          <w:tcPr>
+            <w:tcW w:w="3600" w:type="dxa"/>
+          </w:tcPr>
+          <w:p>
+            <w:r>
+              <w:rPr>
+                <w:sz w:val="19"/>
+              </w:rPr>
+              <w:t xml:space="preserve">Спецификация КИПиА</w:t>
+            </w:r>
+          </w:p>
+        </w:tc>
+        <w:tc>
+          <w:tcPr>
+            <w:tcW w:w="5000" w:type="dxa"/>
+          </w:tcPr>
+          <w:p>
+            <w:r>
+              <w:rPr>
+                <w:sz w:val="19"/>
+              </w:rPr>
+              <w:t xml:space="preserve">исключена из состава Лота №3 (v4.1); критичные приборы — опросными листами</w:t>
+            </w:r>
+          </w:p>
+        </w:tc>
+        <w:tc>
+          <w:tcPr>
+            <w:tcW w:w="3038" w:type="dxa"/>
+          </w:tcPr>
+          <w:p>
+            <w:r>
+              <w:rPr>
+                <w:color w:val="666666"/>
+                <w:sz w:val="18"/>
+              </w:rPr>
+              <w:t xml:space="preserve">ТЗ v4.1 (правка состава, D-25)</w:t>
             </w:r>
           </w:p>
         </w:tc>
@@ -4435,7 +4548,7 @@
           <w:color w:val="444444"/>
           <w:sz w:val="19"/>
         </w:rPr>
-        <w:t xml:space="preserve">ТР ТС 010/2011 — Безопасность машин и оборудования — декларации/сертификаты на поставляемое; ГОСТ 15846-2002 — Упаковка и транспортирование в районы Крайнего Севера; Приказ Минтруда № 903н от 15.12.2020 (ПОТЭЭ) — Организация безопасных работ в электроустановках при монтаже/ПНР; СП 77.13330 / СП 76.13330 — Системы автоматизации и электротехнические устройства — производство и приёмка монтажных работ (номера редакций уточнить)</w:t>
+        <w:t xml:space="preserve">ГОСТ 21.408-2013 — Оформление перечней приборов и схем автоматизации; ГОСТ 32569-2013 — Трубопроводы технологические стальные — для футерованных стальных участков; Федеральный закон № 102-ФЗ; ГОСТ Р 8.596-2002 — СИ из Госреестра, поверка, метрологическое обеспечение</w:t>
       </w:r>
     </w:p>
     <w:p>
@@ -4451,7 +4564,7 @@
         <w:rPr>
           <w:sz w:val="19"/>
         </w:rPr>
-        <w:t xml:space="preserve">Массы и габариты самых тяжёлых неразъёмных частей КСМ, кранов, циркбаков — по паспортам выбранных поставщиков (обязательное поле опросных листов)</w:t>
+        <w:t xml:space="preserve">Подтверждение DN и раскладки плеч коллекторов — гидравлический расчёт контура в БИ</w:t>
       </w:r>
     </w:p>
     <w:p>
@@ -4467,7 +4580,7 @@
         <w:rPr>
           <w:sz w:val="19"/>
         </w:rPr>
-        <w:t xml:space="preserve">Логистика подачи ванн в зал (монтажные проёмы, такелажные схемы) — ППР монтажной организации на базе компоновки БИ</w:t>
+        <w:t xml:space="preserve">Нормативная база напорных трубопроводов из ПП/ПВДФ (взамен ГОСТ 32569 для пластика) — согласовать с Заказчиком</w:t>
       </w:r>
     </w:p>
     <w:p>
@@ -4483,7 +4596,7 @@
         <w:rPr>
           <w:sz w:val="19"/>
         </w:rPr>
-        <w:t xml:space="preserve">Поэтапность: возможность пуска серии 1 при продолжении монтажа серии 2 — согласовать с Заказчиком</w:t>
+        <w:t xml:space="preserve">Число дренажей/воздушников и секционирующей арматуры — по трассировке компоновки БИ</w:t>
       </w:r>
     </w:p>
     <w:p>
@@ -4495,46 +4608,59 @@
           <w:b/>
           <w:sz w:val="26"/>
         </w:rPr>
-        <w:t xml:space="preserve">Разграничение поставки и стыковка границ с позициями «вне БИ»</w:t>
-      </w:r>
-    </w:p>
-    <w:p>
-      <w:r>
-        <w:rPr>
-          <w:sz w:val="20"/>
-        </w:rPr>
-        <w:t xml:space="preserve">По ТЗ (v3.6 — п. 5.3; в v4.1 границы Лота №3 — п. 6.2) в состав БИ Лота №3 НЕ включаются: шины магистральные; выпрямители; напорный и сливной трубопроводы ванн; система аспирации от ванн и очистки аспирационных газов; циркуляционные насосы; грузоподъёмное оборудование (в части существующего парка); нутч-фильтр; оборудование обработки свинцового шлама и отработанных анодов; теплообменники. Чтобы на ОТР не возникло разрывов, БИ Лота №3 выдаёт по каждой позиции ЗАДАНИЕ НА СТЫКЕ (исходные требования смежному проектировщику/поставщику) и фиксирует физическую границу:</w:t>
-      </w:r>
-    </w:p>
-    <w:p>
-      <w:r>
-        <w:rPr>
-          <w:sz w:val="20"/>
-        </w:rPr>
-        <w:t xml:space="preserve">1) ВЫПРЯМИТЕЛИ И МАГИСТРАЛЬНЫЕ ШИНЫ: граница — контактные площадки концевых сборных шин первой/последней ванны серии. БИ выдаёт: ток 47,0 кА ном (42,45 кА эксплуатац.), напряжение 227/250 В, число агрегатов 3 (2 рабочих + резервный с перекрёстной ошиновкой), требования к стабилизации тока, пульсациям, реверсу для растворения дендритов (при необходимости), интерфейс АСУ (Modbus TCP, задание/ограничения/телеметрия), точки подключения у торца зала со стороны преобразовательной подстанции, падение напряжения в межванновой ошиновке 0,06 В/ванну.
-2) НАПОРНЫЙ И СЛИВНОЙ ТРУБОПРОВОДЫ: граница по ТЗ 5.2.3 — фланец перелива каждой ванны (слив) и, зеркально, входной штуцер коллектора подачи ванны (коллектор подачи и его крепления — в комплекте ванн, прил. В). БИ выдаёт: расходы 800–825 м³/ч на серию (9,1 м³/ч на ванну), температуру 50 °С, среду (120 кг/м³ H2SO4), требование электрического разрыва на подаче/приёме, материал ПП/ПВДФ/футеровка, трассировку вдоль рядов.
-3) ЦИРКУЛЯЦИОННЫЕ НАСОСЫ: БИ выдаёт: подача ≈820 м³/ч на серию (+резерв), напор из гидравлики контура (геодезия + холодильник + коллектор; расчёт в БИ), кислотостойкое исполнение, частотное регулирование от FIC-01, схема 2×100 % или 3×50 % на серию — предложение БИ, решение за смежным проектом.
-4) ТЕПЛООБМЕННИКИ (холодильники электролита): БИ выдаёт тепловое задание: 2 × 2500 кВт, поток 817 м³/ч на нитку, 50 → 48,2 °С, вода 108 м³/ч 22,5 → 37,5 °С, пластинчатые, материал пластин 316L/титан (уточнить по хлоридам 30 мг/л), резерв поверхности на чистку от гипса, байпас.
-5) АСПИРАЦИЯ: граница по ТЗ 5.2.4 — фланец аспирационного отсоса каждого укрытия. БИ выдаёт: число точек 180, требование недостижения точки росы под колпаком, промывку коллекторов, дросселирование вскрытой ванны, возврат стоков скруббера в циркуляцию, ориентировочный удельный отсос от ванны (определяется совместно; в ИД расход системы не задан — «определяется в составе проекта»).
-6) ГРУЗОПОДЪЁМНОЕ ОБОРУДОВАНИЕ: спецкраны с позиционированием ВХОДЯТ в Лот №3 (ТЗ п. 5.3), но базовые мостовые краны — модернизация существующего парка ЦЭМ (ИД п. 4.2.2): БИ выдаёт задание на модернизацию (грузоподъёмность 16–20 т, коррозионностойкое исполнение 316L рабочих частей, автоматика позиционирования, ИК-контроль) и фиксирует границу «крюк/траверса — грузозахватные механизмы» в комплекте Лота №3.
-7) НУТЧ-ФИЛЬТР И ОБРАБОТКА ШЛАМА: граница — донная пробка ванны (выгрузка шлама смывом) и площадка стационарной вакуум-станции. БИ выдаёт: рельсовый путь под ваннами (закладные в комплекте ванн), поток шлама 1,44 т/ванну, вода 2 м³/т 40–70 °С, отвод фильтрата в поз. 4.1.21 ГМУ.
-8) ЭНЕРГОРЕСУРСЫ: сжатый воздух (граница 5.2.5 — фланец на стене цеха; потребители: пневматика КСМ 6 бар, арматура), вода/водоотведение (5.2.6 — по ТУ), электроэнергия (5.2.7 — по каждому виду оборудования при разработке БИ/ОТР по Приложению №3: сводная таблица электроприёмников, категории надёжности, пусковые токи, компенсация реактивной мощности, однолинейные схемы).</w:t>
-      </w:r>
-    </w:p>
-    <w:p>
-      <w:r>
-        <w:rPr>
-          <w:sz w:val="20"/>
-        </w:rPr>
-        <w:t xml:space="preserve">МЕХАНИЗМ УВЯЗКИ: реестр границ (interface register) с матрицей ответственности по каждому фланцу/клемме/сигналу; выдача исходных требований смежникам до начала ОТР (ТЗ п. 8: материалы БИ передаются поэтапно для старта ОТР); контрольные точки согласования — компоновка, гидравлика контура, энергобаланс, карта сигналов АСУ.</w:t>
-      </w:r>
-    </w:p>
-    <w:p>
-      <w:r>
-        <w:rPr>
-          <w:sz w:val="20"/>
-        </w:rPr>
-        <w:t xml:space="preserve">ПО ТЗ v4.1 (25.08.2026): вход в границы — «Раствор питания электролизных ванн ¦ Фланец патрубка подачи электролита в каждую электролизную ванну» (вместо ёмкости фильтрата v3.6) — это подтверждает нашу схему заданий на стыке по подаче; сжатый воздух/вода/электроэнергия — «уточняется при разработке БИ и ОТР для каждого вида оборудования в поставке». Противоречие: циркуляционный бак остался в составе БИ, находясь выше границы (C-100).</w:t>
+        <w:t xml:space="preserve">Компоновка: существующий ЦЭМ (сценарий А) / новый корпус (сценарий Б — базовый)</w:t>
+      </w:r>
+    </w:p>
+    <w:p>
+      <w:r>
+        <w:rPr>
+          <w:sz w:val="20"/>
+        </w:rPr>
+        <w:t xml:space="preserve">ИСХОДНЫЕ ПО ЗДАНИЮ. Существующий корпус электрорафинирования меди (ЦЭМ, Гипроникель, чертежи ФМ-59410…59419): шаг колонн 24 000 мм, крановый пролёт 22 000 мм (ИД п. 4.2.2); по обмерным чертежам ФМ-59415/59418 продольная сетка осей 1–32 с шагом 6,0 м — длина корпуса ≈186 м; отметки подкрановых конструкций ≈ +8,65…+10,60, низ ферм +14,32 (уточнить натурным обмером). В корпусе имеются встроенная преобразовательная подстанция (черт. ФМ-59435) и примыкающий склад готовой продукции ≈4048 м² (черт. ФМ-59415) — используются по назначению для Лотов №3–4.</w:t>
+      </w:r>
+    </w:p>
+    <w:p>
+      <w:r>
+        <w:rPr>
+          <w:sz w:val="20"/>
+        </w:rPr>
+        <w:t xml:space="preserve">СХЕМА РАЗМЕЩЕНИЯ. 180 ванн в две серии по 90; каждая серия — в отдельном крановом пролёте, в два ряда по 45 ванн; между сериями — общий продольный проход. Ванны ориентированы длинной осью ПОПЕРЁК пролёта; ряд набирается по ширине ванн. Выпрямители — у торца зала со стороны существующей преобразовательной подстанции (короткие магистральные шины), КСМ — у противоположного торца с выходом пакетного конвейера к передаточным воротам СГП. Баковое хозяйство (циркбаки 2 × 300 м³, узлы реагентов) — в отдельном (смежном) пролёте, отметка ниже ванн для самотёчного слива.</w:t>
+      </w:r>
+    </w:p>
+    <w:p>
+      <w:r>
+        <w:rPr>
+          <w:sz w:val="20"/>
+        </w:rPr>
+        <w:t xml:space="preserve">ПРОВЕРКА РАЗМЕЩЕНИЯ (габарит ванны: внутренний 8485 × 1155 × 1650 мм, стенка 80 мм → наружный 8645 × 1315 мм).
+а) Поперёк пролёта: два ряда «голова к голове» 2 × 8,645 = 17,29 м; остаток 22,0 − 17,29 = 4,71 м. Раскладка остатка: центральный межрядный проход 1,8 м (обслуживание переливных карманов, трасса сборного воздуховода бортового отсоса под обслуживающей площадкой либо в подванном пространстве) + два пристенных прохода по 1,4–1,5 м (нормативный проход ≥ 1,2 м у электролизёров — ПУЭ 7.10/ФНП № 512) с трассами напорных коллекторов распределения электролита вдоль рядов. ВЫВОД: помещается, резерв ≈0,1–0,3 м, компоновка плотная — трассы воздуховода и коллекторов совмещаются по высоте.
+б) Вдоль пролёта: шаг установки ванн = 1315 мм (корпус) + 85 мм (межванновый зазор под сборные шины и деформационные швы) = 1,40 м. Длина ряда из 45 ванн: 44 × 1,40 + 1,315 = 62,9 м ≈ 63 м. Торцевые зоны: шинный мост и выпрямительная ячейка 15–20 м; технологическая зона КСМ с конвейерами и накопителями 30–35 м. Требуемая длина зала: 63 + 20 + 35 ≈ 118 м &lt; 186 м корпуса. ВЫВОД: 180 ванн РАЗМЕЩАЮТСЯ; резерв ≈68 м продольно — на шламовый участок (стационарная вакуум-площадка нутча), стеллажи анодов/матриц, зону обслуживания кранов и перспективное расширение.
+в) Контрпример (проверка задания): при ориентации ванн длинной осью ВДОЛЬ ряда потребовалось бы 45 × 8,645 м ≈ 389 м + зазоры — не помещается ни в 186 м длины, ни в какой пролёт; вариант отклоняется, что подтверждает единственность принятой поперечной ориентации.
+г) Однорядный вариант (90 ванн в ряд): 89 × 1,40 + 1,315 ≈ 126 м + торцевые зоны ≈ 165–180 м — на пределе 186 м без резерва и с удвоением пробегов крана; отклонён в пользу двухрядного.</w:t>
+      </w:r>
+    </w:p>
+    <w:p>
+      <w:r>
+        <w:rPr>
+          <w:sz w:val="20"/>
+        </w:rPr>
+        <w:t xml:space="preserve">ВЫСОТНАЯ ПОСАДКА. Верх борта ванны ≈ +1,0…+1,2 м от пола зала (опорные тумбы + уклон дна к центральной донной пробке); подъём траверсы с матрицей (штанга 1325 мм + полотно 1000 мм + запас) над колпаками соседних ванн требует хода крюка до ≈ +6…+7 м — существующие подкрановые отметки (+8,65…+10,60) достаточны, подтверждается поверочным расчётом при модернизации кранов. Подванное пространство: рельсы мобильного нутч-фильтра, система отвода избыточного раствора на гибкой подводке, сливные карманы, кислотоупорный поддон-пол с бортиком и зумпфами (полы по СП 29.13330, кислотостойкая защита по СП 28.13330).</w:t>
+      </w:r>
+    </w:p>
+    <w:p>
+      <w:r>
+        <w:rPr>
+          <w:sz w:val="20"/>
+        </w:rPr>
+        <w:t xml:space="preserve">ТРУБОПРОВОДЫ И ВОЗДУХОВОД. Напорные коллекторы электролита (ПП/ПВДФ/футерованная сталь, DN300–350 на серию с разбиением на плечи) — вдоль пристенных проходов на стойках с уклоном на опорожнение; индивидуальные подводы DN80 с настроечной арматурой и разрывом струи; сливные лотки бедного электролита — самотёк в циркбак. Сборный воздуховод бортового отсоса — в межрядном пространстве, сечение из условия скорости 12–15 м/с (расход системы аспирации — задание смежному проектировщику, вне БИ), материал ПП/стеклопластик с промывочными форсунками и дренажем конденсата в циркуляцию.</w:t>
+      </w:r>
+    </w:p>
+    <w:p>
+      <w:r>
+        <w:rPr>
+          <w:sz w:val="20"/>
+        </w:rPr>
+        <w:t xml:space="preserve">СЦЕНАРИЙ Б — НОВОЕ СТРОИТЕЛЬСТВО (базовый с 15.08.2026, вводная владельца: существующих цехов нет). Новый корпус 36 × 190 м (2 пролёта по 18 м), высота до низа ферм ~16 м: две серии по 90 ванн последовательно (ряд из 45 ванн: 44 × 1,40 + 1,32 = 62,9 м ≈ 63 м), торцевая зона КСМ 30 м, ремонтная зона 20 м — корпус 36 × 190 м сохраняется с увеличенным резервом (2 × 63 + КСМ 30 + ремзона 20 = 176 м &lt; 190 м), электролитное отделение (циркуляционные баки 2×300 м³, теплообменники 2×2500 кВт, насосные) — в пристрое 24×42 м. Кислотостойкие полы и фундаменты ванн, мостовые краны над сериями. Кубатура ~128 тыс. м³ (1,9 м³/т мощности — в практике tankhouse 1,5–2,5). Оценка стоимости и полный расчёт — вкладка «Расчёты», блоки NB-EW/NB-COST; CAPEX обновлён. 25.08.2026 ТЗ v4.1 (п.1.3) подтвердило: «новое строительство объектов комплекса ОВЭ на свободной территории … по варианту размещения, принятому Заказчиком» — сценарий Б (новый корпус) закреплён базовым. Пометки базиса в таблице объектов v4.1 вычеркнуты (зачёркнутое = исключено) — базис един; открыт статус обмерных Прил.№6/№7 (C-94); сам «вариант размещения» (генплан) запрошен как ИД (Q-10). Сценарий А (приспособление существующего ЦЭМ по Прил.№6) сохранён как резервный.</w:t>
       </w:r>
     </w:p>
     <w:tbl>
@@ -4612,6 +4738,3763 @@
               <w:rPr>
                 <w:sz w:val="19"/>
               </w:rPr>
+              <w:t xml:space="preserve">Пролёт, поперёк</w:t>
+            </w:r>
+          </w:p>
+        </w:tc>
+        <w:tc>
+          <w:tcPr>
+            <w:tcW w:w="5000" w:type="dxa"/>
+          </w:tcPr>
+          <w:p>
+            <w:r>
+              <w:rPr>
+                <w:sz w:val="19"/>
+              </w:rPr>
+              <w:t xml:space="preserve">2 × 8,645 = 17,29 м + проходы 1,8/1,4/1,5 м = 21,99 ≤ 22,0 м — помещается</w:t>
+            </w:r>
+          </w:p>
+        </w:tc>
+        <w:tc>
+          <w:tcPr>
+            <w:tcW w:w="3038" w:type="dxa"/>
+          </w:tcPr>
+          <w:p>
+            <w:r>
+              <w:rPr>
+                <w:color w:val="666666"/>
+                <w:sz w:val="18"/>
+              </w:rPr>
+              <w:t xml:space="preserve">расчёт; ИД п. 4.2.2; прил. В</w:t>
+            </w:r>
+          </w:p>
+        </w:tc>
+      </w:tr>
+      <w:tr>
+        <w:tc>
+          <w:tcPr>
+            <w:tcW w:w="3600" w:type="dxa"/>
+          </w:tcPr>
+          <w:p>
+            <w:r>
+              <w:rPr>
+                <w:sz w:val="19"/>
+              </w:rPr>
+              <w:t xml:space="preserve">Ряд 45 ванн, вдоль</w:t>
+            </w:r>
+          </w:p>
+        </w:tc>
+        <w:tc>
+          <w:tcPr>
+            <w:tcW w:w="5000" w:type="dxa"/>
+          </w:tcPr>
+          <w:p>
+            <w:r>
+              <w:rPr>
+                <w:sz w:val="19"/>
+              </w:rPr>
+              <w:t xml:space="preserve">44 × 1,40 + 1,315 = 62,9 м; с торцевыми зонами ≈118 м ≤ 186 м — помещается</w:t>
+            </w:r>
+          </w:p>
+        </w:tc>
+        <w:tc>
+          <w:tcPr>
+            <w:tcW w:w="3038" w:type="dxa"/>
+          </w:tcPr>
+          <w:p>
+            <w:r>
+              <w:rPr>
+                <w:color w:val="666666"/>
+                <w:sz w:val="18"/>
+              </w:rPr>
+              <w:t xml:space="preserve">расчёт; чертёж ФМ-59415 (оси 1–32 × 6,0 м)</w:t>
+            </w:r>
+          </w:p>
+        </w:tc>
+      </w:tr>
+      <w:tr>
+        <w:tc>
+          <w:tcPr>
+            <w:tcW w:w="3600" w:type="dxa"/>
+          </w:tcPr>
+          <w:p>
+            <w:r>
+              <w:rPr>
+                <w:sz w:val="19"/>
+              </w:rPr>
+              <w:t xml:space="preserve">Вариант «торец к торцу»</w:t>
+            </w:r>
+          </w:p>
+        </w:tc>
+        <w:tc>
+          <w:tcPr>
+            <w:tcW w:w="5000" w:type="dxa"/>
+          </w:tcPr>
+          <w:p>
+            <w:r>
+              <w:rPr>
+                <w:sz w:val="19"/>
+              </w:rPr>
+              <w:t xml:space="preserve">45 × 8,645 ≈ 389 м — НЕ помещается; отклонён</w:t>
+            </w:r>
+          </w:p>
+        </w:tc>
+        <w:tc>
+          <w:tcPr>
+            <w:tcW w:w="3038" w:type="dxa"/>
+          </w:tcPr>
+          <w:p>
+            <w:r>
+              <w:rPr>
+                <w:color w:val="666666"/>
+                <w:sz w:val="18"/>
+              </w:rPr>
+              <w:t xml:space="preserve">проверочный расчёт</w:t>
+            </w:r>
+          </w:p>
+        </w:tc>
+      </w:tr>
+      <w:tr>
+        <w:tc>
+          <w:tcPr>
+            <w:tcW w:w="3600" w:type="dxa"/>
+          </w:tcPr>
+          <w:p>
+            <w:r>
+              <w:rPr>
+                <w:sz w:val="19"/>
+              </w:rPr>
+              <w:t xml:space="preserve">Шаг установки ванн</w:t>
+            </w:r>
+          </w:p>
+        </w:tc>
+        <w:tc>
+          <w:tcPr>
+            <w:tcW w:w="5000" w:type="dxa"/>
+          </w:tcPr>
+          <w:p>
+            <w:r>
+              <w:rPr>
+                <w:sz w:val="19"/>
+              </w:rPr>
+              <w:t xml:space="preserve">1,40 м (корпус 1,315 + зазор 0,085 под сборные шины)</w:t>
+            </w:r>
+          </w:p>
+        </w:tc>
+        <w:tc>
+          <w:tcPr>
+            <w:tcW w:w="3038" w:type="dxa"/>
+          </w:tcPr>
+          <w:p>
+            <w:r>
+              <w:rPr>
+                <w:color w:val="666666"/>
+                <w:sz w:val="18"/>
+              </w:rPr>
+              <w:t xml:space="preserve">решение БИ; прил. В рис. 20.3</w:t>
+            </w:r>
+          </w:p>
+        </w:tc>
+      </w:tr>
+      <w:tr>
+        <w:tc>
+          <w:tcPr>
+            <w:tcW w:w="3600" w:type="dxa"/>
+          </w:tcPr>
+          <w:p>
+            <w:r>
+              <w:rPr>
+                <w:sz w:val="19"/>
+              </w:rPr>
+              <w:t xml:space="preserve">Размещение по торцам</w:t>
+            </w:r>
+          </w:p>
+        </w:tc>
+        <w:tc>
+          <w:tcPr>
+            <w:tcW w:w="5000" w:type="dxa"/>
+          </w:tcPr>
+          <w:p>
+            <w:r>
+              <w:rPr>
+                <w:sz w:val="19"/>
+              </w:rPr>
+              <w:t xml:space="preserve">выпрямители — торец у существующей преобразовательной подстанции; КСМ — противоположный торец у ворот СГП</w:t>
+            </w:r>
+          </w:p>
+        </w:tc>
+        <w:tc>
+          <w:tcPr>
+            <w:tcW w:w="3038" w:type="dxa"/>
+          </w:tcPr>
+          <w:p>
+            <w:r>
+              <w:rPr>
+                <w:color w:val="666666"/>
+                <w:sz w:val="18"/>
+              </w:rPr>
+              <w:t xml:space="preserve">ИД п. 4.2.2; ФМ-59415</w:t>
+            </w:r>
+          </w:p>
+        </w:tc>
+      </w:tr>
+      <w:tr>
+        <w:tc>
+          <w:tcPr>
+            <w:tcW w:w="3600" w:type="dxa"/>
+          </w:tcPr>
+          <w:p>
+            <w:r>
+              <w:rPr>
+                <w:sz w:val="19"/>
+              </w:rPr>
+              <w:t xml:space="preserve">Высоты</w:t>
+            </w:r>
+          </w:p>
+        </w:tc>
+        <w:tc>
+          <w:tcPr>
+            <w:tcW w:w="5000" w:type="dxa"/>
+          </w:tcPr>
+          <w:p>
+            <w:r>
+              <w:rPr>
+                <w:sz w:val="19"/>
+              </w:rPr>
+              <w:t xml:space="preserve">борт ванны +1,0…1,2 м; ход крюка до +6…+7 м; подкрановые +8,65…+10,60 — достаточно (уточнить обмером)</w:t>
+            </w:r>
+          </w:p>
+        </w:tc>
+        <w:tc>
+          <w:tcPr>
+            <w:tcW w:w="3038" w:type="dxa"/>
+          </w:tcPr>
+          <w:p>
+            <w:r>
+              <w:rPr>
+                <w:color w:val="666666"/>
+                <w:sz w:val="18"/>
+              </w:rPr>
+              <w:t xml:space="preserve">ФМ-59418; прил. В; расчёт</w:t>
+            </w:r>
+          </w:p>
+        </w:tc>
+      </w:tr>
+    </w:tbl>
+    <w:p>
+      <w:r>
+        <w:rPr>
+          <w:b/>
+          <w:sz w:val="19"/>
+        </w:rPr>
+        <w:t xml:space="preserve">Нормативная база: </w:t>
+      </w:r>
+      <w:r>
+        <w:rPr>
+          <w:color w:val="444444"/>
+          <w:sz w:val="19"/>
+        </w:rPr>
+        <w:t xml:space="preserve">ПУЭ (изд. 7), разд. 7.10 — Проходы обслуживания электролизёров, изоляция ванн от строительных конструкций; СП 28.13330.2017 — Защита строительных конструкций от коррозии (кислотоупорные полы, поддоны); СП 29.13330.2011 — Полы — уклоны, зумпфы, химстойкие покрытия; ФНП (приказ Ростехнадзора № 461 от 26.11.2020) — Подъёмные сооружения: габариты приближения кранов, зоны обслуживания (в ИД упомянут прежний ПБ 10-382-00)</w:t>
+      </w:r>
+    </w:p>
+    <w:p>
+      <w:r>
+        <w:rPr>
+          <w:b/>
+          <w:color w:val="8A6200"/>
+          <w:sz w:val="19"/>
+        </w:rPr>
+        <w:t xml:space="preserve">— определяется на стадии БИ: </w:t>
+      </w:r>
+      <w:r>
+        <w:rPr>
+          <w:sz w:val="19"/>
+        </w:rPr>
+        <w:t xml:space="preserve">Натурные обмеры ЦЭМ: фактическая длина/ширина пролётов, отметки подкрановых путей, состояние колонн (чертежи 1971 г.)</w:t>
+      </w:r>
+    </w:p>
+    <w:p>
+      <w:r>
+        <w:rPr>
+          <w:b/>
+          <w:color w:val="8A6200"/>
+          <w:sz w:val="19"/>
+        </w:rPr>
+        <w:t xml:space="preserve">— определяется на стадии БИ: </w:t>
+      </w:r>
+      <w:r>
+        <w:rPr>
+          <w:sz w:val="19"/>
+        </w:rPr>
+        <w:t xml:space="preserve">Точная длина зоны КСМ по планировке выбранного поставщика (референс Outotec — уточнить при ТКП)</w:t>
+      </w:r>
+    </w:p>
+    <w:p>
+      <w:r>
+        <w:rPr>
+          <w:b/>
+          <w:color w:val="8A6200"/>
+          <w:sz w:val="19"/>
+        </w:rPr>
+        <w:t xml:space="preserve">— определяется на стадии БИ: </w:t>
+      </w:r>
+      <w:r>
+        <w:rPr>
+          <w:sz w:val="19"/>
+        </w:rPr>
+        <w:t xml:space="preserve">Сечение и трассировка сборного воздуховода — по расходу аспирации от смежного проектировщика (вне БИ)</w:t>
+      </w:r>
+    </w:p>
+    <w:p>
+      <w:r>
+        <w:rPr>
+          <w:b/>
+          <w:color w:val="8A6200"/>
+          <w:sz w:val="19"/>
+        </w:rPr>
+        <w:t xml:space="preserve">— определяется на стадии БИ: </w:t>
+      </w:r>
+      <w:r>
+        <w:rPr>
+          <w:sz w:val="19"/>
+        </w:rPr>
+        <w:t xml:space="preserve">Демонтаж существующего оборудования электрорафинирования и состояние подванных конструкций — обследование до БИ</w:t>
+      </w:r>
+    </w:p>
+    <w:p>
+      <w:r>
+        <w:rPr>
+          <w:b/>
+          <w:color w:val="8A6200"/>
+          <w:sz w:val="19"/>
+        </w:rPr>
+        <w:t xml:space="preserve">— определяется на стадии БИ: </w:t>
+      </w:r>
+      <w:r>
+        <w:rPr>
+          <w:sz w:val="19"/>
+        </w:rPr>
+        <w:t xml:space="preserve">Получить «вариант размещения, принятый Заказчиком» (генплан: границы участка, отметки, привязки к сетям) — как ИД для посадки корпуса (Q-10); базис по лотам подтвердить через C-94</w:t>
+      </w:r>
+    </w:p>
+    <w:p>
+      <w:pPr>
+        <w:pStyle w:val="Heading2"/>
+      </w:pPr>
+      <w:r>
+        <w:rPr>
+          <w:b/>
+          <w:sz w:val="26"/>
+        </w:rPr>
+        <w:t xml:space="preserve">Нагрузки на перекрытия и фундаменты</w:t>
+      </w:r>
+    </w:p>
+    <w:p>
+      <w:r>
+        <w:rPr>
+          <w:sz w:val="20"/>
+        </w:rPr>
+        <w:t xml:space="preserve">МАССА ВАННЫ В ЭКСПЛУАТАЦИИ (по прил. В ДЕЛЬТА и расчёту). Объём электролита при уровне 1340 мм: 8,485 × 1,155 × 1,34 = 13,13 м³; вытеснение электродами: катоды 84 × (1,0 × 1,0 × 0,00325) = 0,27 м³, аноды 85 × (0,94 × 0,952 × 0,006) = 0,46 м³; итого раствора 12,4 м³ × 1,2 т/м³ = 14,9 т. Состав нагрузки: ванна 8,7 т + электролит 14,9 т + аноды 5,525 т + катоды с наращённым металлом 11,592 т + остаток шлама 0,25 т = 41,0 т. Эксплуатационные добавки по прил. В: персонал 0,4 т, опирание рамы позиционирования крана 0,3 т; при обслуживании/чистке — закорачивающая рама 8,7 т (опирается на борта СОСЕДНИХ ванн) или сборка подъёмной и закорачивающей рам 10,0 т. Расчётный случай ванны с рамой: 41,0 + 10,0 + 0,4 = 51,4 т.</w:t>
+      </w:r>
+    </w:p>
+    <w:p>
+      <w:r>
+        <w:rPr>
+          <w:sz w:val="20"/>
+        </w:rPr>
+        <w:t xml:space="preserve">УДЕЛЬНЫЕ НАГРУЗКИ. Опорная проекция ванны 8,645 × 1,315 = 11,37 м²; эксплуатационная равномерно-распределённая эквивалентная 41,0/11,37 ≈ 3,6 т/м² (36 кПа), при обслуживании локально до 4,5 т/м² (45 кПа). Фактическая передача — сосредоточенно через опорные тумбы (4–6 точек на ванну, с электроизоляцией от конструкций) — нагрузки на точки опоры выдаёт поставщик ванн в строительном задании (прил. В, п. 15: статика пустой/рабочей/аварийной загрузки, разложение по осям X/Y/Z, коэффициенты надёжности и динамичности). Погонная нагрузка ряда: 41,0/1,40 ≈ 29,3 т/м.п. ряда; серия из 90 ванн ≈ 3690 т; отделение 180 ванн ≈ 7380 т (без рам и кранов).</w:t>
+      </w:r>
+    </w:p>
+    <w:p>
+      <w:r>
+        <w:rPr>
+          <w:sz w:val="20"/>
+        </w:rPr>
+        <w:t xml:space="preserve">Сравнение с существующим: корпус проектировался под ванны электрорафинирования — поверочный расчёт несущих конструкций подванных отметок обязателен (нагрузка сопоставима, но раскладка опор иная). Расчётные сочетания — по СП 20.13330 (коэффициент надёжности по нагрузке γf = 1,05–1,2 для оборудования с известной массой, 1,2 для жидкости; снеговая V район 3,2 кПа и ветровая II район 0,30 кПа — для проверки покрытия при новых проёмах воздуховодов); сейсмика 6 баллов (ОСР-2015-В/ОСР-97) — антисейсмические упоры опор ванн (прил. В), проверка по СП 14.13330.2018.</w:t>
+      </w:r>
+    </w:p>
+    <w:p>
+      <w:r>
+        <w:rPr>
+          <w:sz w:val="20"/>
+        </w:rPr>
+        <w:t xml:space="preserve">ДИНАМИКА ОТ СПЕЦКРАНОВ. Два крана (по одному на пролёт). Поднимаемый груз: полный комплект 84 матриц с осадком 11,6 т + траверса-борона с поддоном (оценочно 3–5 т) + колпак; требуемая грузоподъёмность ориентировочно 16–20 т (уточняется поставщиком; режим работы не легче А6/М7 по интенсивности циклов: 180 ванн / 6,5 сут ≈ 28 обслуживаний ванн в сутки на отделение, по 3 подъёма 1/3 + полный комплект). Вертикальные динамические воздействия на подкрановые балки — коэффициенты по СП 20.13330 (φ по группе режима), горизонтальные поперечные — от торможения тележки с грузом на гибком подвесе, продольные — от торможения моста; передаются на существующие подкрановые пути — обязательный поверочный расчёт путей и колонн при модернизации кранов (существующее крановое хозяйство ЦЭМ используется после модернизации — ИД п. 4.2.2). Закорачивающая рама при перестановке краном создаёт кратковременную сосредоточенную нагрузку 8,7 т на борта двух соседних ванн — учтено в прочности бортов (прил. В).</w:t>
+      </w:r>
+    </w:p>
+    <w:p>
+      <w:r>
+        <w:rPr>
+          <w:sz w:val="20"/>
+        </w:rPr>
+        <w:t xml:space="preserve">ФУНДАМЕНТЫ ОБОРУДОВАНИЯ ВНЕ РЯДОВ: циркбаки 2 × 300 м³ — масса брутто с раствором ≈ 300 × 1,2 + тара ≈ 380–400 т каждый (жёсткое требование к осадкам, кислотоупорный поддон на 100 % объёма); КСМ — рама с гидростанцией (нагрузки по данным поставщика); выпрямители и трансформаторы (вне БИ) — в существующей преобразовательной подстанции. Все фундаменты — с химзащитой по СП 28.13330.</w:t>
+      </w:r>
+    </w:p>
+    <w:tbl>
+      <w:tblPr>
+        <w:tblW w:w="11638" w:type="dxa"/>
+        <w:tblBorders>
+          <w:top w:val="single" w:sz="4" w:color="C9C9C9"/>
+          <w:left w:val="single" w:sz="4" w:color="C9C9C9"/>
+          <w:bottom w:val="single" w:sz="4" w:color="C9C9C9"/>
+          <w:right w:val="single" w:sz="4" w:color="C9C9C9"/>
+          <w:insideH w:val="single" w:sz="4" w:color="C9C9C9"/>
+          <w:insideV w:val="single" w:sz="4" w:color="C9C9C9"/>
+        </w:tblBorders>
+        <w:tblLayout w:type="fixed"/>
+      </w:tblPr>
+      <w:tblGrid>
+        <w:gridCol w:w="3600"/>
+        <w:gridCol w:w="5000"/>
+        <w:gridCol w:w="3038"/>
+      </w:tblGrid>
+      <w:tr>
+        <w:tc>
+          <w:tcPr>
+            <w:tcW w:w="3600" w:type="dxa"/>
+            <w:shd w:val="clear" w:fill="EFEFEF"/>
+          </w:tcPr>
+          <w:p>
+            <w:r>
+              <w:rPr>
+                <w:b/>
+                <w:sz w:val="19"/>
+              </w:rPr>
+              <w:t xml:space="preserve">Параметр</w:t>
+            </w:r>
+          </w:p>
+        </w:tc>
+        <w:tc>
+          <w:tcPr>
+            <w:tcW w:w="5000" w:type="dxa"/>
+            <w:shd w:val="clear" w:fill="EFEFEF"/>
+          </w:tcPr>
+          <w:p>
+            <w:r>
+              <w:rPr>
+                <w:b/>
+                <w:sz w:val="19"/>
+              </w:rPr>
+              <w:t xml:space="preserve">Значение</w:t>
+            </w:r>
+          </w:p>
+        </w:tc>
+        <w:tc>
+          <w:tcPr>
+            <w:tcW w:w="3038" w:type="dxa"/>
+            <w:shd w:val="clear" w:fill="EFEFEF"/>
+          </w:tcPr>
+          <w:p>
+            <w:r>
+              <w:rPr>
+                <w:b/>
+                <w:sz w:val="19"/>
+              </w:rPr>
+              <w:t xml:space="preserve">Источник</w:t>
+            </w:r>
+          </w:p>
+        </w:tc>
+      </w:tr>
+      <w:tr>
+        <w:tc>
+          <w:tcPr>
+            <w:tcW w:w="3600" w:type="dxa"/>
+          </w:tcPr>
+          <w:p>
+            <w:r>
+              <w:rPr>
+                <w:sz w:val="19"/>
+              </w:rPr>
+              <w:t xml:space="preserve">Ванна в работе</w:t>
+            </w:r>
+          </w:p>
+        </w:tc>
+        <w:tc>
+          <w:tcPr>
+            <w:tcW w:w="5000" w:type="dxa"/>
+          </w:tcPr>
+          <w:p>
+            <w:r>
+              <w:rPr>
+                <w:sz w:val="19"/>
+              </w:rPr>
+              <w:t xml:space="preserve">41,0 т (8,7 + 14,9 эл-лит + 5,525 анодов + 11,592 катодов + 0,25 шлам)</w:t>
+            </w:r>
+          </w:p>
+        </w:tc>
+        <w:tc>
+          <w:tcPr>
+            <w:tcW w:w="3038" w:type="dxa"/>
+          </w:tcPr>
+          <w:p>
+            <w:r>
+              <w:rPr>
+                <w:color w:val="666666"/>
+                <w:sz w:val="18"/>
+              </w:rPr>
+              <w:t xml:space="preserve">ИД ч.2 прил. В; расчёт</w:t>
+            </w:r>
+          </w:p>
+        </w:tc>
+      </w:tr>
+      <w:tr>
+        <w:tc>
+          <w:tcPr>
+            <w:tcW w:w="3600" w:type="dxa"/>
+          </w:tcPr>
+          <w:p>
+            <w:r>
+              <w:rPr>
+                <w:sz w:val="19"/>
+              </w:rPr>
+              <w:t xml:space="preserve">С рамами при обслуживании</w:t>
+            </w:r>
+          </w:p>
+        </w:tc>
+        <w:tc>
+          <w:tcPr>
+            <w:tcW w:w="5000" w:type="dxa"/>
+          </w:tcPr>
+          <w:p>
+            <w:r>
+              <w:rPr>
+                <w:sz w:val="19"/>
+              </w:rPr>
+              <w:t xml:space="preserve">до 51,4 т (рамы 10,0 т + персонал 0,4 т)</w:t>
+            </w:r>
+          </w:p>
+        </w:tc>
+        <w:tc>
+          <w:tcPr>
+            <w:tcW w:w="3038" w:type="dxa"/>
+          </w:tcPr>
+          <w:p>
+            <w:r>
+              <w:rPr>
+                <w:color w:val="666666"/>
+                <w:sz w:val="18"/>
+              </w:rPr>
+              <w:t xml:space="preserve">ИД ч.2 прил. В</w:t>
+            </w:r>
+          </w:p>
+        </w:tc>
+      </w:tr>
+      <w:tr>
+        <w:tc>
+          <w:tcPr>
+            <w:tcW w:w="3600" w:type="dxa"/>
+          </w:tcPr>
+          <w:p>
+            <w:r>
+              <w:rPr>
+                <w:sz w:val="19"/>
+              </w:rPr>
+              <w:t xml:space="preserve">Эквивалентная удельная</w:t>
+            </w:r>
+          </w:p>
+        </w:tc>
+        <w:tc>
+          <w:tcPr>
+            <w:tcW w:w="5000" w:type="dxa"/>
+          </w:tcPr>
+          <w:p>
+            <w:r>
+              <w:rPr>
+                <w:sz w:val="19"/>
+              </w:rPr>
+              <w:t xml:space="preserve">≈36 кПа эксплуатация; до 45 кПа при обслуживании; 29,3 т/м.п. ряда</w:t>
+            </w:r>
+          </w:p>
+        </w:tc>
+        <w:tc>
+          <w:tcPr>
+            <w:tcW w:w="3038" w:type="dxa"/>
+          </w:tcPr>
+          <w:p>
+            <w:r>
+              <w:rPr>
+                <w:color w:val="666666"/>
+                <w:sz w:val="18"/>
+              </w:rPr>
+              <w:t xml:space="preserve">расчёт</w:t>
+            </w:r>
+          </w:p>
+        </w:tc>
+      </w:tr>
+      <w:tr>
+        <w:tc>
+          <w:tcPr>
+            <w:tcW w:w="3600" w:type="dxa"/>
+          </w:tcPr>
+          <w:p>
+            <w:r>
+              <w:rPr>
+                <w:sz w:val="19"/>
+              </w:rPr>
+              <w:t xml:space="preserve">Суммарно на здание</w:t>
+            </w:r>
+          </w:p>
+        </w:tc>
+        <w:tc>
+          <w:tcPr>
+            <w:tcW w:w="5000" w:type="dxa"/>
+          </w:tcPr>
+          <w:p>
+            <w:r>
+              <w:rPr>
+                <w:sz w:val="19"/>
+              </w:rPr>
+              <w:t xml:space="preserve">серия ≈3690 т; отделение ≈7380 т (без кранов и рам)</w:t>
+            </w:r>
+          </w:p>
+        </w:tc>
+        <w:tc>
+          <w:tcPr>
+            <w:tcW w:w="3038" w:type="dxa"/>
+          </w:tcPr>
+          <w:p>
+            <w:r>
+              <w:rPr>
+                <w:color w:val="666666"/>
+                <w:sz w:val="18"/>
+              </w:rPr>
+              <w:t xml:space="preserve">расчёт</w:t>
+            </w:r>
+          </w:p>
+        </w:tc>
+      </w:tr>
+      <w:tr>
+        <w:tc>
+          <w:tcPr>
+            <w:tcW w:w="3600" w:type="dxa"/>
+          </w:tcPr>
+          <w:p>
+            <w:r>
+              <w:rPr>
+                <w:sz w:val="19"/>
+              </w:rPr>
+              <w:t xml:space="preserve">Кран</w:t>
+            </w:r>
+          </w:p>
+        </w:tc>
+        <w:tc>
+          <w:tcPr>
+            <w:tcW w:w="5000" w:type="dxa"/>
+          </w:tcPr>
+          <w:p>
+            <w:r>
+              <w:rPr>
+                <w:sz w:val="19"/>
+              </w:rPr>
+              <w:t xml:space="preserve">груз до 11,6 т (84 матрицы) + траверса 3–5 т; Q ориентировочно 16–20 т; ≈28 обслуживаний/сут</w:t>
+            </w:r>
+          </w:p>
+        </w:tc>
+        <w:tc>
+          <w:tcPr>
+            <w:tcW w:w="3038" w:type="dxa"/>
+          </w:tcPr>
+          <w:p>
+            <w:r>
+              <w:rPr>
+                <w:color w:val="666666"/>
+                <w:sz w:val="18"/>
+              </w:rPr>
+              <w:t xml:space="preserve">ИД ч.2 прил. В, п. 4.1.2; расчёт</w:t>
+            </w:r>
+          </w:p>
+        </w:tc>
+      </w:tr>
+      <w:tr>
+        <w:tc>
+          <w:tcPr>
+            <w:tcW w:w="3600" w:type="dxa"/>
+          </w:tcPr>
+          <w:p>
+            <w:r>
+              <w:rPr>
+                <w:sz w:val="19"/>
+              </w:rPr>
+              <w:t xml:space="preserve">Сейсмика</w:t>
+            </w:r>
+          </w:p>
+        </w:tc>
+        <w:tc>
+          <w:tcPr>
+            <w:tcW w:w="5000" w:type="dxa"/>
+          </w:tcPr>
+          <w:p>
+            <w:r>
+              <w:rPr>
+                <w:sz w:val="19"/>
+              </w:rPr>
+              <w:t xml:space="preserve">6 баллов (ОСР-2015-В); антисейсмические упоры опор ванн</w:t>
+            </w:r>
+          </w:p>
+        </w:tc>
+        <w:tc>
+          <w:tcPr>
+            <w:tcW w:w="3038" w:type="dxa"/>
+          </w:tcPr>
+          <w:p>
+            <w:r>
+              <w:rPr>
+                <w:color w:val="666666"/>
+                <w:sz w:val="18"/>
+              </w:rPr>
+              <w:t xml:space="preserve">ТЗ п. 2.9.4; ИД ч.2 прил. В</w:t>
+            </w:r>
+          </w:p>
+        </w:tc>
+      </w:tr>
+    </w:tbl>
+    <w:p>
+      <w:r>
+        <w:rPr>
+          <w:b/>
+          <w:sz w:val="19"/>
+        </w:rPr>
+        <w:t xml:space="preserve">Нормативная база: </w:t>
+      </w:r>
+      <w:r>
+        <w:rPr>
+          <w:color w:val="444444"/>
+          <w:sz w:val="19"/>
+        </w:rPr>
+        <w:t xml:space="preserve">СП 20.13330.2016 — Нагрузки и воздействия: сочетания, крановые динамические коэффициенты, снег V/ветер II районов; СП 14.13330.2018 — Строительство в сейсмических районах (6 баллов); СП 28.13330.2017 — Химзащита фундаментов и подванных конструкций; ГОСТ 34467-2018 / ФНП № 461 — Краны мостовые: группы режимов, требования безопасности (номер ГОСТ уточнить)</w:t>
+      </w:r>
+    </w:p>
+    <w:p>
+      <w:r>
+        <w:rPr>
+          <w:b/>
+          <w:color w:val="8A6200"/>
+          <w:sz w:val="19"/>
+        </w:rPr>
+        <w:t xml:space="preserve">— определяется на стадии БИ: </w:t>
+      </w:r>
+      <w:r>
+        <w:rPr>
+          <w:sz w:val="19"/>
+        </w:rPr>
+        <w:t xml:space="preserve">Поверочный расчёт существующих конструкций ЦЭМ (1971 г.) под новую раскладку опор ванн и модернизированные краны — по результатам обследования</w:t>
+      </w:r>
+    </w:p>
+    <w:p>
+      <w:r>
+        <w:rPr>
+          <w:b/>
+          <w:color w:val="8A6200"/>
+          <w:sz w:val="19"/>
+        </w:rPr>
+        <w:t xml:space="preserve">— определяется на стадии БИ: </w:t>
+      </w:r>
+      <w:r>
+        <w:rPr>
+          <w:sz w:val="19"/>
+        </w:rPr>
+        <w:t xml:space="preserve">Строительные задания поставщиков (ванны, КСМ, краны): точечные нагрузки, коэффициенты надёжности и динамики — прил. В, п. 15</w:t>
+      </w:r>
+    </w:p>
+    <w:p>
+      <w:r>
+        <w:rPr>
+          <w:b/>
+          <w:color w:val="8A6200"/>
+          <w:sz w:val="19"/>
+        </w:rPr>
+        <w:t xml:space="preserve">— определяется на стадии БИ: </w:t>
+      </w:r>
+      <w:r>
+        <w:rPr>
+          <w:sz w:val="19"/>
+        </w:rPr>
+        <w:t xml:space="preserve">Масса и центр тяжести траверсы-бороны с поддоном — по данным поставщика кранового оборудования</w:t>
+      </w:r>
+    </w:p>
+    <w:p>
+      <w:pPr>
+        <w:pStyle w:val="Heading2"/>
+      </w:pPr>
+      <w:r>
+        <w:rPr>
+          <w:b/>
+          <w:sz w:val="26"/>
+        </w:rPr>
+        <w:t xml:space="preserve">Кислотозащита строительных конструкций и электрокоррозионная безопасность</w:t>
+      </w:r>
+    </w:p>
+    <w:p>
+      <w:r>
+        <w:rPr>
+          <w:sz w:val="20"/>
+        </w:rPr>
+        <w:t xml:space="preserve">СРЕДА ВОЗДЕЙСТВИЯ: электролит 112–120 кг/м³ H2SO4 при 50 °С (проливы, капёж с матриц по трассе кран—КСМ, брызги при обслуживании), аэрозоль H2SO4 в воздухе; по СП 28.13330.2017 растворы серной кислоты таких концентраций — сильноагрессивная среда для бетона и стальной арматуры. Исходные требования выдаются строительному разделу (вне БИ) как задание.</w:t>
+      </w:r>
+    </w:p>
+    <w:p>
+      <w:r>
+        <w:rPr>
+          <w:sz w:val="20"/>
+        </w:rPr>
+        <w:t xml:space="preserve">ЗОНИРОВАНИЕ ПО ИНТЕНСИВНОСТИ: (1) ряды ванн и подванное пространство — постоянный капёж и аварийные проливы: непрерывный кислотоупорный пол-поддон с бортиком и зумпфами; (2) межрядный и пристенные проходы, торцевые зоны и трасса переноса матриц краном — периодический капёж: кислотоупорные полы с уклонами к сливным карманам (СП 29.13330); (3) электролитное отделение (баки, узлы реагентов, кислотные линии) — поддоны на 100 % объёма наибольшей ёмкости (для циркбака — 300 м³); (4) зона КСМ — химстойкий пол с трапами, промывные воды в оборот.</w:t>
+      </w:r>
+    </w:p>
+    <w:p>
+      <w:r>
+        <w:rPr>
+          <w:sz w:val="20"/>
+        </w:rPr>
+        <w:t xml:space="preserve">КОНСТРУКЦИЯ ЗАЩИТЫ — принцип двух барьеров: первичная защита — бетоны повышенной плотности и водонепроницаемости по СП 28.13330; вторичная — непроницаемый подслой (химстойкая полимерная мембрана/оклеечная изоляция) + износостойкий верхний слой: кислотоупорная керамическая плитка по ГОСТ 961-89 на химстойких замазках (тип «Арзамит») в зонах механических воздействий (проезды, зоны опирания рам), монолитные винилэфирные покрытия — в проходах; швы, примыкания и сопряжения с фундаментами ванн и зумпфами — с непрерывностью мембраны; термостойкость материалов: до 50 °С по электролиту, у КСМ — до 90–115 °С (промвода II ступени). Металлоконструкции (площадки, стойки коллекторов, ограждения) — 316L/стеклопластик либо углеродистая сталь с системой химстойких покрытий для сильноагрессивной среды по СП 28.13330. Производство и приёмка работ по защите — СП 72.13330.2016 (пооперационные акты на скрытые слои).</w:t>
+      </w:r>
+    </w:p>
+    <w:p>
+      <w:r>
+        <w:rPr>
+          <w:sz w:val="20"/>
+        </w:rPr>
+        <w:t xml:space="preserve">ЭЛЕКТРОКОРРОЗИЯ И ИЗОЛЯЦИЯ: постоянный ток серий 42,45 кА — источник блуждающих токов через проливы и конструкции; мероприятия: двухступенчатая электроизоляция опор ванн (ванна—тумба, тумба—фундамент; прил. В), электрические разрывы трубопроводов на подаче/приёме (ПУЭ 7.10), изолирующие стыки закладных рельсов нутча, периодический контроль сопротивления изоляции ванн и серий; мероприятия по секционированию арматурных сеток подванной плиты и контролю потенциалов — определяются на стадии БИ совместно со строительным разделом.</w:t>
+      </w:r>
+    </w:p>
+    <w:p>
+      <w:r>
+        <w:rPr>
+          <w:sz w:val="20"/>
+        </w:rPr>
+        <w:t xml:space="preserve">ОБЪЁМЫ ДЛЯ ОЦЕНКИ (сценарий Б): полы зала 36 × 190 = 6840 м² + электролитный пристрой 24 × 42 = 1008 м², итого ≈ 7,8 тыс. м² защищаемых полов (плюс зумпфы, карманы, фундаменты ванн и поддоны баков) — ведомость объёмов защиты формируется в БИ по зонированию.</w:t>
+      </w:r>
+    </w:p>
+    <w:tbl>
+      <w:tblPr>
+        <w:tblW w:w="11638" w:type="dxa"/>
+        <w:tblBorders>
+          <w:top w:val="single" w:sz="4" w:color="C9C9C9"/>
+          <w:left w:val="single" w:sz="4" w:color="C9C9C9"/>
+          <w:bottom w:val="single" w:sz="4" w:color="C9C9C9"/>
+          <w:right w:val="single" w:sz="4" w:color="C9C9C9"/>
+          <w:insideH w:val="single" w:sz="4" w:color="C9C9C9"/>
+          <w:insideV w:val="single" w:sz="4" w:color="C9C9C9"/>
+        </w:tblBorders>
+        <w:tblLayout w:type="fixed"/>
+      </w:tblPr>
+      <w:tblGrid>
+        <w:gridCol w:w="3600"/>
+        <w:gridCol w:w="5000"/>
+        <w:gridCol w:w="3038"/>
+      </w:tblGrid>
+      <w:tr>
+        <w:tc>
+          <w:tcPr>
+            <w:tcW w:w="3600" w:type="dxa"/>
+            <w:shd w:val="clear" w:fill="EFEFEF"/>
+          </w:tcPr>
+          <w:p>
+            <w:r>
+              <w:rPr>
+                <w:b/>
+                <w:sz w:val="19"/>
+              </w:rPr>
+              <w:t xml:space="preserve">Параметр</w:t>
+            </w:r>
+          </w:p>
+        </w:tc>
+        <w:tc>
+          <w:tcPr>
+            <w:tcW w:w="5000" w:type="dxa"/>
+            <w:shd w:val="clear" w:fill="EFEFEF"/>
+          </w:tcPr>
+          <w:p>
+            <w:r>
+              <w:rPr>
+                <w:b/>
+                <w:sz w:val="19"/>
+              </w:rPr>
+              <w:t xml:space="preserve">Значение</w:t>
+            </w:r>
+          </w:p>
+        </w:tc>
+        <w:tc>
+          <w:tcPr>
+            <w:tcW w:w="3038" w:type="dxa"/>
+            <w:shd w:val="clear" w:fill="EFEFEF"/>
+          </w:tcPr>
+          <w:p>
+            <w:r>
+              <w:rPr>
+                <w:b/>
+                <w:sz w:val="19"/>
+              </w:rPr>
+              <w:t xml:space="preserve">Источник</w:t>
+            </w:r>
+          </w:p>
+        </w:tc>
+      </w:tr>
+      <w:tr>
+        <w:tc>
+          <w:tcPr>
+            <w:tcW w:w="3600" w:type="dxa"/>
+          </w:tcPr>
+          <w:p>
+            <w:r>
+              <w:rPr>
+                <w:sz w:val="19"/>
+              </w:rPr>
+              <w:t xml:space="preserve">Среда</w:t>
+            </w:r>
+          </w:p>
+        </w:tc>
+        <w:tc>
+          <w:tcPr>
+            <w:tcW w:w="5000" w:type="dxa"/>
+          </w:tcPr>
+          <w:p>
+            <w:r>
+              <w:rPr>
+                <w:sz w:val="19"/>
+              </w:rPr>
+              <w:t xml:space="preserve">H2SO4 112–120 кг/м³, 50 °С — сильноагрессивная для ж/б по СП 28.13330</w:t>
+            </w:r>
+          </w:p>
+        </w:tc>
+        <w:tc>
+          <w:tcPr>
+            <w:tcW w:w="3038" w:type="dxa"/>
+          </w:tcPr>
+          <w:p>
+            <w:r>
+              <w:rPr>
+                <w:color w:val="666666"/>
+                <w:sz w:val="18"/>
+              </w:rPr>
+              <w:t xml:space="preserve">ИД ч.2 табл. 3.1; СП 28.13330.2017</w:t>
+            </w:r>
+          </w:p>
+        </w:tc>
+      </w:tr>
+      <w:tr>
+        <w:tc>
+          <w:tcPr>
+            <w:tcW w:w="3600" w:type="dxa"/>
+          </w:tcPr>
+          <w:p>
+            <w:r>
+              <w:rPr>
+                <w:sz w:val="19"/>
+              </w:rPr>
+              <w:t xml:space="preserve">Схема защиты</w:t>
+            </w:r>
+          </w:p>
+        </w:tc>
+        <w:tc>
+          <w:tcPr>
+            <w:tcW w:w="5000" w:type="dxa"/>
+          </w:tcPr>
+          <w:p>
+            <w:r>
+              <w:rPr>
+                <w:sz w:val="19"/>
+              </w:rPr>
+              <w:t xml:space="preserve">два барьера: мембрана + плитка ГОСТ 961-89 на замазках / винилэфирные покрытия</w:t>
+            </w:r>
+          </w:p>
+        </w:tc>
+        <w:tc>
+          <w:tcPr>
+            <w:tcW w:w="3038" w:type="dxa"/>
+          </w:tcPr>
+          <w:p>
+            <w:r>
+              <w:rPr>
+                <w:color w:val="666666"/>
+                <w:sz w:val="18"/>
+              </w:rPr>
+              <w:t xml:space="preserve">решение БИ (задание строительному разделу)</w:t>
+            </w:r>
+          </w:p>
+        </w:tc>
+      </w:tr>
+      <w:tr>
+        <w:tc>
+          <w:tcPr>
+            <w:tcW w:w="3600" w:type="dxa"/>
+          </w:tcPr>
+          <w:p>
+            <w:r>
+              <w:rPr>
+                <w:sz w:val="19"/>
+              </w:rPr>
+              <w:t xml:space="preserve">Поддоны</w:t>
+            </w:r>
+          </w:p>
+        </w:tc>
+        <w:tc>
+          <w:tcPr>
+            <w:tcW w:w="5000" w:type="dxa"/>
+          </w:tcPr>
+          <w:p>
+            <w:r>
+              <w:rPr>
+                <w:sz w:val="19"/>
+              </w:rPr>
+              <w:t xml:space="preserve">100 % объёма наибольшей ёмкости; пол-поддон под рядами ванн; уклоны к зумпфам</w:t>
+            </w:r>
+          </w:p>
+        </w:tc>
+        <w:tc>
+          <w:tcPr>
+            <w:tcW w:w="3038" w:type="dxa"/>
+          </w:tcPr>
+          <w:p>
+            <w:r>
+              <w:rPr>
+                <w:color w:val="666666"/>
+                <w:sz w:val="18"/>
+              </w:rPr>
+              <w:t xml:space="preserve">решение БИ; СП 29.13330</w:t>
+            </w:r>
+          </w:p>
+        </w:tc>
+      </w:tr>
+      <w:tr>
+        <w:tc>
+          <w:tcPr>
+            <w:tcW w:w="3600" w:type="dxa"/>
+          </w:tcPr>
+          <w:p>
+            <w:r>
+              <w:rPr>
+                <w:sz w:val="19"/>
+              </w:rPr>
+              <w:t xml:space="preserve">Электроизоляция</w:t>
+            </w:r>
+          </w:p>
+        </w:tc>
+        <w:tc>
+          <w:tcPr>
+            <w:tcW w:w="5000" w:type="dxa"/>
+          </w:tcPr>
+          <w:p>
+            <w:r>
+              <w:rPr>
+                <w:sz w:val="19"/>
+              </w:rPr>
+              <w:t xml:space="preserve">двухступенчатая изоляция опор; разрывы трубопроводов; изолирующие стыки рельсов</w:t>
+            </w:r>
+          </w:p>
+        </w:tc>
+        <w:tc>
+          <w:tcPr>
+            <w:tcW w:w="3038" w:type="dxa"/>
+          </w:tcPr>
+          <w:p>
+            <w:r>
+              <w:rPr>
+                <w:color w:val="666666"/>
+                <w:sz w:val="18"/>
+              </w:rPr>
+              <w:t xml:space="preserve">ИД ч.2 прил. В, п. 4.2.2; ПУЭ 7.10</w:t>
+            </w:r>
+          </w:p>
+        </w:tc>
+      </w:tr>
+      <w:tr>
+        <w:tc>
+          <w:tcPr>
+            <w:tcW w:w="3600" w:type="dxa"/>
+          </w:tcPr>
+          <w:p>
+            <w:r>
+              <w:rPr>
+                <w:sz w:val="19"/>
+              </w:rPr>
+              <w:t xml:space="preserve">Объём защиты</w:t>
+            </w:r>
+          </w:p>
+        </w:tc>
+        <w:tc>
+          <w:tcPr>
+            <w:tcW w:w="5000" w:type="dxa"/>
+          </w:tcPr>
+          <w:p>
+            <w:r>
+              <w:rPr>
+                <w:sz w:val="19"/>
+              </w:rPr>
+              <w:t xml:space="preserve">≈7,8 тыс. м² полов (6840 + 1008) + зумпфы/фундаменты/поддоны</w:t>
+            </w:r>
+          </w:p>
+        </w:tc>
+        <w:tc>
+          <w:tcPr>
+            <w:tcW w:w="3038" w:type="dxa"/>
+          </w:tcPr>
+          <w:p>
+            <w:r>
+              <w:rPr>
+                <w:color w:val="666666"/>
+                <w:sz w:val="18"/>
+              </w:rPr>
+              <w:t xml:space="preserve">расчёт от габаритов NB-EW</w:t>
+            </w:r>
+          </w:p>
+        </w:tc>
+      </w:tr>
+    </w:tbl>
+    <w:p>
+      <w:r>
+        <w:rPr>
+          <w:b/>
+          <w:sz w:val="19"/>
+        </w:rPr>
+        <w:t xml:space="preserve">Нормативная база: </w:t>
+      </w:r>
+      <w:r>
+        <w:rPr>
+          <w:color w:val="444444"/>
+          <w:sz w:val="19"/>
+        </w:rPr>
+        <w:t xml:space="preserve">СП 28.13330.2017 — Защита строительных конструкций от коррозии — классификация среды, первичная/вторичная защита; СП 29.13330.2011 — Полы: уклоны, зумпфы, химстойкие покрытия; ГОСТ 961-89 — Плитки кислотоупорные и термокислотоупорные керамические; СП 72.13330.2016 — Производство и приёмка работ по антикоррозионной защите (скрытые слои); ПУЭ (изд. 7), разд. 7.10 — Изоляция ванн от строительных конструкций, контроль блуждающих токов</w:t>
+      </w:r>
+    </w:p>
+    <w:p>
+      <w:r>
+        <w:rPr>
+          <w:b/>
+          <w:color w:val="8A6200"/>
+          <w:sz w:val="19"/>
+        </w:rPr>
+        <w:t xml:space="preserve">— определяется на стадии БИ: </w:t>
+      </w:r>
+      <w:r>
+        <w:rPr>
+          <w:sz w:val="19"/>
+        </w:rPr>
+        <w:t xml:space="preserve">Карта проливов и высота защиты колонн/стен по зонам — разрабатывается в БИ</w:t>
+      </w:r>
+    </w:p>
+    <w:p>
+      <w:r>
+        <w:rPr>
+          <w:b/>
+          <w:color w:val="8A6200"/>
+          <w:sz w:val="19"/>
+        </w:rPr>
+        <w:t xml:space="preserve">— определяется на стадии БИ: </w:t>
+      </w:r>
+      <w:r>
+        <w:rPr>
+          <w:sz w:val="19"/>
+        </w:rPr>
+        <w:t xml:space="preserve">Выбор конкретной системы покрытий — по испытаниям образцов в рабочем электролите (50 °С) на стадии БИ</w:t>
+      </w:r>
+    </w:p>
+    <w:p>
+      <w:r>
+        <w:rPr>
+          <w:b/>
+          <w:color w:val="8A6200"/>
+          <w:sz w:val="19"/>
+        </w:rPr>
+        <w:t xml:space="preserve">— определяется на стадии БИ: </w:t>
+      </w:r>
+      <w:r>
+        <w:rPr>
+          <w:sz w:val="19"/>
+        </w:rPr>
+        <w:t xml:space="preserve">Мероприятия по блуждающим токам в арматуре подванной плиты (секционирование, контроль потенциалов) — совместно со строительным разделом</w:t>
+      </w:r>
+    </w:p>
+    <w:p>
+      <w:pPr>
+        <w:pStyle w:val="Heading2"/>
+      </w:pPr>
+      <w:r>
+        <w:rPr>
+          <w:b/>
+          <w:sz w:val="26"/>
+        </w:rPr>
+        <w:t xml:space="preserve">АСУ отделения с прикладным программным обеспечением</w:t>
+      </w:r>
+    </w:p>
+    <w:p>
+      <w:r>
+        <w:rPr>
+          <w:sz w:val="20"/>
+        </w:rPr>
+        <w:t xml:space="preserve">НАЗНАЧЕНИЕ И ОБЪЁМ. По ТЗ п. 5.5 в стоимость Лота №3 входит АСУ с прикладным ПО для управления процессом электроэкстракции (нагрузки, шунтирование, потоки, параметры) и специальными автоматическими кранами электролизного зала. Архитектура — трёхуровневая по Приложению №5 («Базовые требования… пл. Мончегорск»): нижний уровень — датчики и ИМ из линеек, применяемых на КГМК (согласование с Заказчиком); средний — ПЛК российских производителей (Прософт-Системы REGUL RX00 или Инкомсистем АБАК) с гальванической развязкой всех каналов AI/AO/DI/DO и цифровых (кроме Ethernet), запасом ≥ 30 % по модулям и посадочным местам, модули с защитным покрытием; верхний — SCADA AlphaScada (АО «Атомик Софт») на ОС Linux, горячее резервирование, безвентиляторные АРМ (≤ 2 мониторов). Сети — Industrial Ethernet (IEEE 802.3) TCP/IP; полевые протоколы 4–20 мА и Modbus; мониторинг всей инфраструктуры по SNMP. Электропитание АСУ — I категория (серверы — I «особая» с ИБП двойного преобразования ≥ 10 мин и байпасом); шкафы IP65 с козырьками, избыточным давлением очищенного воздуха, вне помещений электроустановок; кабельные трассы из композитных материалов (RAL 5015), срок службы ≥ 10 лет, экранирование и разнос от силовых. Всё ПО и оборудование АСУ — российской разработки/производства; отступления согласуются с Заказчиком. Интеграция с ОАСУ/единой диспетчерской комплекса — обязательна (ТЗ п. 2.10: все переделы в одной информационно-управляющей системе).</w:t>
+      </w:r>
+    </w:p>
+    <w:p>
+      <w:r>
+        <w:rPr>
+          <w:sz w:val="20"/>
+        </w:rPr>
+        <w:t xml:space="preserve">ПРИКЛАДНЫЕ ФУНКЦИИ УПРАВЛЕНИЯ ПРОЦЕССОМ:
+1) Управление токовыми нагрузками: формирование задания выпрямителям (интерфейс к смежной системе питания) от плана-задания по металлу и состояния серий; интеграторы А·ч по сериям; расчёт теоретической массы осадка по каждой ванне (закон Фарадея с текущим η) и «программы графика наращивания» с обнулением веса после выгрузки; ограничения 47 кА / 225 В; ведение фактического выхода по току по данным весового контроля пакетов КСМ.
+2) График выгрузки: автоматическое планирование очерёдности ванн от плана-задания и токовой нагрузки (ТЗ п. 5.3) — очередь передаётся крану; балансировка так, чтобы единовременно в серии отсутствовало не более 1/3 катодов одной ванны (плотность тока на оставшихся ≤ 420 А/м²).
+3) Управление шунтированием: реестр установленных закорачивающих рам, программные блокировки (запрет подъёма тока при установке/снятии рамы, контроль последовательности операций чистки), контроль напряжения шунтируемой ванны.
+4) Управление потоками и параметрами: контуры FIC/TIC/LIC/QIC (раздел P&amp;ID), балансовые расчёты контура циркуляции, съёма меди, дозирования по А·ч.
+5) ИК-контроль коротких замыканий: тепловизионная система на кране (рекомендация ИД п. 4.2.2 — ИК-датчики контроля контактного хозяйства и КЗ) + милливольтовый мониторинг ванн; автоматическое формирование карты КЗ с заданием оператору/крану на устранение; журналирование и статистика по ваннам и матрицам.
+6) Электронный реестр парка матриц: сквозная идентификация каждой матрицы, статусы (в ванне/в ремонте/брак), привязка результатов машинного зрения КСМ (повреждения обрамления, геометрии, чистоты поверхности), автоматический учёт отбраковки и подмены новыми/отремонтированными (ТЗ п. 5.3).</w:t>
+      </w:r>
+    </w:p>
+    <w:p>
+      <w:r>
+        <w:rPr>
+          <w:sz w:val="20"/>
+        </w:rPr>
+        <w:t xml:space="preserve">ИНТЕГРАЦИЯ С КСМ И СПЕЦКРАНАМИ. КСМ — комплектная система управления (ПЛК + роботы; в референсе Outotec — KUKA KR300/KR180) подключается в сеть АСУТП (требование Прил. №5 ко всему комплектному оборудованию); информационная система КСМ формирует партии продукции со стандартизированной сопроводительной документацией и передаёт данные весового контроля, пробоотбора и реестра матриц на верхний уровень и в СГП (Лот №4 — стыковка по выходному конвейеру). Спецкраны — автоматический и ручной режимы, система позиционирования над ваннами (установочные конусы на ваннах — прил. В), сценарий выгрузки: выход на позицию → снятие крышки («матрёшкой» на соседнюю или на грузозахват) → 3 цикла по 1/3 матриц с выдержкой на стекание → возврат «раздетых» матриц → установка крышки → обнуление веса ванны в графике наращивания → переход к следующей ванне (ТЗ п. 5.3). Безопасность: зоны работы кранов и блокировки перекрёстных операций, аварийные тросовые выключатели КСМ, квитируемая сигнализация (Прил. №5).</w:t>
+      </w:r>
+    </w:p>
+    <w:p>
+      <w:r>
+        <w:rPr>
+          <w:sz w:val="20"/>
+        </w:rPr>
+        <w:t xml:space="preserve">ППО И ДОКУМЕНТАЦИЯ. Передача исходных кодов ППО контроллеров и визуализации с комментариями (рус./англ.) и исключительных прав, описание косвенной адресации, методика восстановления после сбоя (Прил. №5); документация по М ГК НН IT.1.8-2025 и М ГК НН IT.1.11-2024; рабочая документация по ГОСТ 21.408-2013 и СТО 51246464-016-2015; перечни сигналов AI/AO/DI/DO/Modbus, полный перечень блокировок с уставками; ЗИП АСУТП/КИП на 2 года (≥ 10 %, ≥ 1 шт. каждого наименования). Метрология — 102-ФЗ, ГОСТ Р 8.596-2002, ГОСТ 8.417-2024.</w:t>
+      </w:r>
+    </w:p>
+    <w:tbl>
+      <w:tblPr>
+        <w:tblW w:w="11638" w:type="dxa"/>
+        <w:tblBorders>
+          <w:top w:val="single" w:sz="4" w:color="C9C9C9"/>
+          <w:left w:val="single" w:sz="4" w:color="C9C9C9"/>
+          <w:bottom w:val="single" w:sz="4" w:color="C9C9C9"/>
+          <w:right w:val="single" w:sz="4" w:color="C9C9C9"/>
+          <w:insideH w:val="single" w:sz="4" w:color="C9C9C9"/>
+          <w:insideV w:val="single" w:sz="4" w:color="C9C9C9"/>
+        </w:tblBorders>
+        <w:tblLayout w:type="fixed"/>
+      </w:tblPr>
+      <w:tblGrid>
+        <w:gridCol w:w="3600"/>
+        <w:gridCol w:w="5000"/>
+        <w:gridCol w:w="3038"/>
+      </w:tblGrid>
+      <w:tr>
+        <w:tc>
+          <w:tcPr>
+            <w:tcW w:w="3600" w:type="dxa"/>
+            <w:shd w:val="clear" w:fill="EFEFEF"/>
+          </w:tcPr>
+          <w:p>
+            <w:r>
+              <w:rPr>
+                <w:b/>
+                <w:sz w:val="19"/>
+              </w:rPr>
+              <w:t xml:space="preserve">Параметр</w:t>
+            </w:r>
+          </w:p>
+        </w:tc>
+        <w:tc>
+          <w:tcPr>
+            <w:tcW w:w="5000" w:type="dxa"/>
+            <w:shd w:val="clear" w:fill="EFEFEF"/>
+          </w:tcPr>
+          <w:p>
+            <w:r>
+              <w:rPr>
+                <w:b/>
+                <w:sz w:val="19"/>
+              </w:rPr>
+              <w:t xml:space="preserve">Значение</w:t>
+            </w:r>
+          </w:p>
+        </w:tc>
+        <w:tc>
+          <w:tcPr>
+            <w:tcW w:w="3038" w:type="dxa"/>
+            <w:shd w:val="clear" w:fill="EFEFEF"/>
+          </w:tcPr>
+          <w:p>
+            <w:r>
+              <w:rPr>
+                <w:b/>
+                <w:sz w:val="19"/>
+              </w:rPr>
+              <w:t xml:space="preserve">Источник</w:t>
+            </w:r>
+          </w:p>
+        </w:tc>
+      </w:tr>
+      <w:tr>
+        <w:tc>
+          <w:tcPr>
+            <w:tcW w:w="3600" w:type="dxa"/>
+          </w:tcPr>
+          <w:p>
+            <w:r>
+              <w:rPr>
+                <w:sz w:val="19"/>
+              </w:rPr>
+              <w:t xml:space="preserve">Архитектура</w:t>
+            </w:r>
+          </w:p>
+        </w:tc>
+        <w:tc>
+          <w:tcPr>
+            <w:tcW w:w="5000" w:type="dxa"/>
+          </w:tcPr>
+          <w:p>
+            <w:r>
+              <w:rPr>
+                <w:sz w:val="19"/>
+              </w:rPr>
+              <w:t xml:space="preserve">3 уровня: КИП КГМК-линеек → ПЛК REGUL RX00/АБАК → SCADA AlphaScada (Linux), горячий резерв</w:t>
+            </w:r>
+          </w:p>
+        </w:tc>
+        <w:tc>
+          <w:tcPr>
+            <w:tcW w:w="3038" w:type="dxa"/>
+          </w:tcPr>
+          <w:p>
+            <w:r>
+              <w:rPr>
+                <w:color w:val="666666"/>
+                <w:sz w:val="18"/>
+              </w:rPr>
+              <w:t xml:space="preserve">Прил. №5 (brief)</w:t>
+            </w:r>
+          </w:p>
+        </w:tc>
+      </w:tr>
+      <w:tr>
+        <w:tc>
+          <w:tcPr>
+            <w:tcW w:w="3600" w:type="dxa"/>
+          </w:tcPr>
+          <w:p>
+            <w:r>
+              <w:rPr>
+                <w:sz w:val="19"/>
+              </w:rPr>
+              <w:t xml:space="preserve">Сети/сигналы</w:t>
+            </w:r>
+          </w:p>
+        </w:tc>
+        <w:tc>
+          <w:tcPr>
+            <w:tcW w:w="5000" w:type="dxa"/>
+          </w:tcPr>
+          <w:p>
+            <w:r>
+              <w:rPr>
+                <w:sz w:val="19"/>
+              </w:rPr>
+              <w:t xml:space="preserve">Industrial Ethernet TCP/IP; 4–20 мА, Modbus; SNMP-мониторинг; развязка всех каналов; запас 30 %</w:t>
+            </w:r>
+          </w:p>
+        </w:tc>
+        <w:tc>
+          <w:tcPr>
+            <w:tcW w:w="3038" w:type="dxa"/>
+          </w:tcPr>
+          <w:p>
+            <w:r>
+              <w:rPr>
+                <w:color w:val="666666"/>
+                <w:sz w:val="18"/>
+              </w:rPr>
+              <w:t xml:space="preserve">Прил. №5</w:t>
+            </w:r>
+          </w:p>
+        </w:tc>
+      </w:tr>
+      <w:tr>
+        <w:tc>
+          <w:tcPr>
+            <w:tcW w:w="3600" w:type="dxa"/>
+          </w:tcPr>
+          <w:p>
+            <w:r>
+              <w:rPr>
+                <w:sz w:val="19"/>
+              </w:rPr>
+              <w:t xml:space="preserve">Прикладные функции</w:t>
+            </w:r>
+          </w:p>
+        </w:tc>
+        <w:tc>
+          <w:tcPr>
+            <w:tcW w:w="5000" w:type="dxa"/>
+          </w:tcPr>
+          <w:p>
+            <w:r>
+              <w:rPr>
+                <w:sz w:val="19"/>
+              </w:rPr>
+              <w:t xml:space="preserve">нагрузки/А·ч, график выгрузки от плана-задания и тока, шунтирование, потоки, ИК-карта КЗ, реестр матриц с машинным зрением</w:t>
+            </w:r>
+          </w:p>
+        </w:tc>
+        <w:tc>
+          <w:tcPr>
+            <w:tcW w:w="3038" w:type="dxa"/>
+          </w:tcPr>
+          <w:p>
+            <w:r>
+              <w:rPr>
+                <w:color w:val="666666"/>
+                <w:sz w:val="18"/>
+              </w:rPr>
+              <w:t xml:space="preserve">ТЗ п. 5.3, 5.5; ИД п. 4.2.2</w:t>
+            </w:r>
+          </w:p>
+        </w:tc>
+      </w:tr>
+      <w:tr>
+        <w:tc>
+          <w:tcPr>
+            <w:tcW w:w="3600" w:type="dxa"/>
+          </w:tcPr>
+          <w:p>
+            <w:r>
+              <w:rPr>
+                <w:sz w:val="19"/>
+              </w:rPr>
+              <w:t xml:space="preserve">Питание АСУ</w:t>
+            </w:r>
+          </w:p>
+        </w:tc>
+        <w:tc>
+          <w:tcPr>
+            <w:tcW w:w="5000" w:type="dxa"/>
+          </w:tcPr>
+          <w:p>
+            <w:r>
+              <w:rPr>
+                <w:sz w:val="19"/>
+              </w:rPr>
+              <w:t xml:space="preserve">I категория; серверы — I особая, ИБП ≥ 10 мин с байпасом; шкафы IP65 с подпором</w:t>
+            </w:r>
+          </w:p>
+        </w:tc>
+        <w:tc>
+          <w:tcPr>
+            <w:tcW w:w="3038" w:type="dxa"/>
+          </w:tcPr>
+          <w:p>
+            <w:r>
+              <w:rPr>
+                <w:color w:val="666666"/>
+                <w:sz w:val="18"/>
+              </w:rPr>
+              <w:t xml:space="preserve">Прил. №5; ПУЭ п. 1.2.17–1.2.21</w:t>
+            </w:r>
+          </w:p>
+        </w:tc>
+      </w:tr>
+      <w:tr>
+        <w:tc>
+          <w:tcPr>
+            <w:tcW w:w="3600" w:type="dxa"/>
+          </w:tcPr>
+          <w:p>
+            <w:r>
+              <w:rPr>
+                <w:sz w:val="19"/>
+              </w:rPr>
+              <w:t xml:space="preserve">ППО</w:t>
+            </w:r>
+          </w:p>
+        </w:tc>
+        <w:tc>
+          <w:tcPr>
+            <w:tcW w:w="5000" w:type="dxa"/>
+          </w:tcPr>
+          <w:p>
+            <w:r>
+              <w:rPr>
+                <w:sz w:val="19"/>
+              </w:rPr>
+              <w:t xml:space="preserve">исходные коды + исключительные права; документация М ГК НН IT.1.8-2025; ЗИП 2 года ≥ 10 %</w:t>
+            </w:r>
+          </w:p>
+        </w:tc>
+        <w:tc>
+          <w:tcPr>
+            <w:tcW w:w="3038" w:type="dxa"/>
+          </w:tcPr>
+          <w:p>
+            <w:r>
+              <w:rPr>
+                <w:color w:val="666666"/>
+                <w:sz w:val="18"/>
+              </w:rPr>
+              <w:t xml:space="preserve">Прил. №5</w:t>
+            </w:r>
+          </w:p>
+        </w:tc>
+      </w:tr>
+    </w:tbl>
+    <w:p>
+      <w:r>
+        <w:rPr>
+          <w:b/>
+          <w:sz w:val="19"/>
+        </w:rPr>
+        <w:t xml:space="preserve">Нормативная база: </w:t>
+      </w:r>
+      <w:r>
+        <w:rPr>
+          <w:color w:val="444444"/>
+          <w:sz w:val="19"/>
+        </w:rPr>
+        <w:t xml:space="preserve">ГОСТ 21.408-2013 — Состав и правила оформления РД автоматизации; ГОСТ Р 8.596-2002; ГОСТ 8.417-2024; 102-ФЗ — Метрологическое обеспечение измерительных каналов АСУ; ГОСТ IEC 61439-1-2013 — НКУ распределения и управления (шкафы АСУ); ГОСТ 12.2.007.0-75; ГОСТ 12.1.030-81 — Электробезопасность изделий; защитное заземление; СТО 51246464-016-2015; М ГК НН IT.1.8-2025; М ГК НН IT.1.11-2024 — Корпоративные методики НН по документированию и единым техтребованиям АСУТП</w:t>
+      </w:r>
+    </w:p>
+    <w:p>
+      <w:r>
+        <w:rPr>
+          <w:b/>
+          <w:color w:val="8A6200"/>
+          <w:sz w:val="19"/>
+        </w:rPr>
+        <w:t xml:space="preserve">— определяется на стадии БИ: </w:t>
+      </w:r>
+      <w:r>
+        <w:rPr>
+          <w:sz w:val="19"/>
+        </w:rPr>
+        <w:t xml:space="preserve">Разграничение функций АСУ Лота №3 и системы управления выпрямителями (вне БИ): протокол обмена, кто ведёт ограничения тока — зафиксировать в задании на стыке</w:t>
+      </w:r>
+    </w:p>
+    <w:p>
+      <w:r>
+        <w:rPr>
+          <w:b/>
+          <w:color w:val="8A6200"/>
+          <w:sz w:val="19"/>
+        </w:rPr>
+        <w:t xml:space="preserve">— определяется на стадии БИ: </w:t>
+      </w:r>
+      <w:r>
+        <w:rPr>
+          <w:sz w:val="19"/>
+        </w:rPr>
+        <w:t xml:space="preserve">Состав тепловизионного контроля КЗ (на кране / стационарные точки / обход) — вариантная проработка с ТЭО</w:t>
+      </w:r>
+    </w:p>
+    <w:p>
+      <w:r>
+        <w:rPr>
+          <w:b/>
+          <w:color w:val="8A6200"/>
+          <w:sz w:val="19"/>
+        </w:rPr>
+        <w:t xml:space="preserve">— определяется на стадии БИ: </w:t>
+      </w:r>
+      <w:r>
+        <w:rPr>
+          <w:sz w:val="19"/>
+        </w:rPr>
+        <w:t xml:space="preserve">Идентификация матриц (лазерная маркировка / RFID в штанге) — согласовать с поставщиком КСМ и матриц</w:t>
+      </w:r>
+    </w:p>
+    <w:p>
+      <w:r>
+        <w:rPr>
+          <w:b/>
+          <w:color w:val="8A6200"/>
+          <w:sz w:val="19"/>
+        </w:rPr>
+        <w:t xml:space="preserve">— определяется на стадии БИ: </w:t>
+      </w:r>
+      <w:r>
+        <w:rPr>
+          <w:sz w:val="19"/>
+        </w:rPr>
+        <w:t xml:space="preserve">Объём интеграции с ХТД PIMS и весовым учётом (АИС) — по Прил. №5 на стадии рабочего проектирования</w:t>
+      </w:r>
+    </w:p>
+    <w:p>
+      <w:pPr>
+        <w:pStyle w:val="Heading2"/>
+      </w:pPr>
+      <w:r>
+        <w:rPr>
+          <w:b/>
+          <w:sz w:val="26"/>
+        </w:rPr>
+        <w:t xml:space="preserve">Требования к монтажу и веса тяжёлых частей</w:t>
+      </w:r>
+    </w:p>
+    <w:p>
+      <w:r>
+        <w:rPr>
+          <w:sz w:val="20"/>
+        </w:rPr>
+        <w:t xml:space="preserve">ОСОБЕННОСТЬ — монтаж в существующем корпусе: до начала работ выполняются демонтаж оборудования прежнего электрорафинирования, обследование и ремонт строительных конструкций, устройство кислотоупорных полов с поддонами и зумпфами, подванных каналов и рельсов нутч-фильтра. Последовательность монтажа: восстановление/модернизация мостовых кранов (либо монтаж новых) → подача и выверка ванн рядами от торца КСМ к торцу выпрямителей → опорные тумбы с электроизоляцией и антисейсмическими упорами → коллекторы и сливные лотки → ошиновка с изоляторами → колпаки и бортовые отсосы → КСМ крупноблочно → циркбаки (возможна сборка/футеровка по месту — ИД п. 4.2.2 допускает изготовление корпусов из бетона по месту) → узлы реагентов → КИПиА и АСУ.</w:t>
+      </w:r>
+    </w:p>
+    <w:p>
+      <w:r>
+        <w:rPr>
+          <w:sz w:val="20"/>
+        </w:rPr>
+        <w:t xml:space="preserve">ВЕСА НАИБОЛЕЕ ТЯЖЁЛЫХ МОНТАЖНЫХ ЕДИНИЦ (по прил. В и расчёту; окончательно — по паспортам поставщиков с указанием самой тяжёлой неразъёмной части, требование прил. В к комплекту поставки): электролизная ванна — монолитный полимербетонный корпус 8,7 т, габарит ≈8,8 × 1,5 × 1,8 м (с рёбрами/фланцами) — самая массовая серийная единица (180 шт.); закорачивающая рама 8,7 т; сборка подъёмной и закорачивающей рам 10,0 т; комплект матриц одной ванны 84 шт. ≈ 4,2–4,6 т (по ≈50–55 кг без осадка; с осадком 11,6 т — эксплуатационная, не монтажная); комплект анодов 5,5 т (85 шт. по 65 кг); мост спецкрана — по данным поставщика (существующие краны — модернизация); станция сдирки КСМ — самый тяжёлый блок КСМ, масса по данным поставщика (референс Outotec — рама из тяжёлого стального проката); циркуляционный бак 300 м³ — при заводской поставке секциями либо изготовлении по месту (масса пустого индикативно 25–40 т в стальном исполнении — уточняется при выборе конструктива). Транспортировка ванн — спецтранспортом через монтажные проёмы торца зала; подъём — траверсой за штатные строповочные точки (исключить перекос — полимербетон чувствителен к сосредоточенным ударным нагрузкам).</w:t>
+      </w:r>
+    </w:p>
+    <w:p>
+      <w:r>
+        <w:rPr>
+          <w:sz w:val="20"/>
+        </w:rPr>
+        <w:t xml:space="preserve">ТРЕБОВАНИЯ К ТОЧНОСТИ И ИСПЫТАНИЯМ. Выверка ванн по высоте и соосности ряда — жёсткая: перепад отметок бортов смежных ванн влияет на контакт сборных шин и равномерность токораспределения (допуски — по инструкции поставщика ванн/ошиновки; ориентир ± 2 мм на ванну, подтверждается в БИ); геометрия установочных конусов позиционирования крана — по шаблону поставщика кранов. Испытания: гидроиспытание каждой ванны водой с выдержкой (герметичность, прогибы в поле допуска — прил. В требует МКЭ-проверку конструкции); проверка электроизоляции ванн и трубопроводных разрывов до заливки электролита (ПУЭ 7.10); поэлементная и комплексная наладка КСМ и кранов на «холодных» матрицах; ПНР АСУ по программе и методике испытаний. Шеф-монтаж и ПНР поставщиков — в объёме поставки (прил. В, п. 17). Монтаж электротехнической части — по ПУЭ и ПТЭЭП; работы в действующем цехе при поэтапном вводе серий — по нарядам-допускам (приказ Минтруда № 903н), демаркация зон по СТП СУОТ и ПБ КГМК (прил. В, п. 8.2).</w:t>
+      </w:r>
+    </w:p>
+    <w:p>
+      <w:r>
+        <w:rPr>
+          <w:sz w:val="20"/>
+        </w:rPr>
+        <w:t xml:space="preserve">ГЕОМЕТРИЯ РЯДОВ И МОНТАЖ ОШИНОВКИ. Ряд — 45 ванн с шагом 1,40 м (межванновый зазор 85 мм под сборные шины и деформационные швы); длина ряда 62,9 м; разбивка — от двух монтажных баз (продольная ось ряда и торцевая база серии) с компенсацией накопления допусков шага в поле деформационных зазоров (разбивочная схема — по инструкции поставщика ванн/ошиновки). Последовательность узла: опорные тумбы с двухступенчатой изоляцией → выверка высот (борта смежных ванн в поле ± ≈2 мм) → установка и закрепление ванн с антисейсмическими упорами → межванновые сборные шины с двойным контактом (медь, референс Outotec) → концевые шинные мосты серий. Критерий качества контактного монтажа — падение напряжения в межванновой ошиновке не выше проектных 0,06 В/ванну при рабочем токе (проверка милливольтовым обмером на этапе вывода на ток; рост падения — признак деградации контакта). Сечение сборных шин задаёт поставщик ошиновки из допустимой плотности тока и падения 0,06 В (ориентир для меди ≈1 А/мм², т.е. ≈42–47 тыс. мм² на ток 42,45–47,04 кА); соединения — с контролем момента затяжки и микроомметрией. Сопротивление изоляции смонтированной серии — контроль до заливки электролита (ПУЭ 7.10).</w:t>
+      </w:r>
+    </w:p>
+    <w:tbl>
+      <w:tblPr>
+        <w:tblW w:w="11638" w:type="dxa"/>
+        <w:tblBorders>
+          <w:top w:val="single" w:sz="4" w:color="C9C9C9"/>
+          <w:left w:val="single" w:sz="4" w:color="C9C9C9"/>
+          <w:bottom w:val="single" w:sz="4" w:color="C9C9C9"/>
+          <w:right w:val="single" w:sz="4" w:color="C9C9C9"/>
+          <w:insideH w:val="single" w:sz="4" w:color="C9C9C9"/>
+          <w:insideV w:val="single" w:sz="4" w:color="C9C9C9"/>
+        </w:tblBorders>
+        <w:tblLayout w:type="fixed"/>
+      </w:tblPr>
+      <w:tblGrid>
+        <w:gridCol w:w="3600"/>
+        <w:gridCol w:w="5000"/>
+        <w:gridCol w:w="3038"/>
+      </w:tblGrid>
+      <w:tr>
+        <w:tc>
+          <w:tcPr>
+            <w:tcW w:w="3600" w:type="dxa"/>
+            <w:shd w:val="clear" w:fill="EFEFEF"/>
+          </w:tcPr>
+          <w:p>
+            <w:r>
+              <w:rPr>
+                <w:b/>
+                <w:sz w:val="19"/>
+              </w:rPr>
+              <w:t xml:space="preserve">Параметр</w:t>
+            </w:r>
+          </w:p>
+        </w:tc>
+        <w:tc>
+          <w:tcPr>
+            <w:tcW w:w="5000" w:type="dxa"/>
+            <w:shd w:val="clear" w:fill="EFEFEF"/>
+          </w:tcPr>
+          <w:p>
+            <w:r>
+              <w:rPr>
+                <w:b/>
+                <w:sz w:val="19"/>
+              </w:rPr>
+              <w:t xml:space="preserve">Значение</w:t>
+            </w:r>
+          </w:p>
+        </w:tc>
+        <w:tc>
+          <w:tcPr>
+            <w:tcW w:w="3038" w:type="dxa"/>
+            <w:shd w:val="clear" w:fill="EFEFEF"/>
+          </w:tcPr>
+          <w:p>
+            <w:r>
+              <w:rPr>
+                <w:b/>
+                <w:sz w:val="19"/>
+              </w:rPr>
+              <w:t xml:space="preserve">Источник</w:t>
+            </w:r>
+          </w:p>
+        </w:tc>
+      </w:tr>
+      <w:tr>
+        <w:tc>
+          <w:tcPr>
+            <w:tcW w:w="3600" w:type="dxa"/>
+          </w:tcPr>
+          <w:p>
+            <w:r>
+              <w:rPr>
+                <w:sz w:val="19"/>
+              </w:rPr>
+              <w:t xml:space="preserve">Ванна (монтажная единица)</w:t>
+            </w:r>
+          </w:p>
+        </w:tc>
+        <w:tc>
+          <w:tcPr>
+            <w:tcW w:w="5000" w:type="dxa"/>
+          </w:tcPr>
+          <w:p>
+            <w:r>
+              <w:rPr>
+                <w:sz w:val="19"/>
+              </w:rPr>
+              <w:t xml:space="preserve">8,7 т, ≈8,8 × 1,5 × 1,8 м, 180 шт.</w:t>
+            </w:r>
+          </w:p>
+        </w:tc>
+        <w:tc>
+          <w:tcPr>
+            <w:tcW w:w="3038" w:type="dxa"/>
+          </w:tcPr>
+          <w:p>
+            <w:r>
+              <w:rPr>
+                <w:color w:val="666666"/>
+                <w:sz w:val="18"/>
+              </w:rPr>
+              <w:t xml:space="preserve">ИД ч.2 прил. В</w:t>
+            </w:r>
+          </w:p>
+        </w:tc>
+      </w:tr>
+      <w:tr>
+        <w:tc>
+          <w:tcPr>
+            <w:tcW w:w="3600" w:type="dxa"/>
+          </w:tcPr>
+          <w:p>
+            <w:r>
+              <w:rPr>
+                <w:sz w:val="19"/>
+              </w:rPr>
+              <w:t xml:space="preserve">Рамы</w:t>
+            </w:r>
+          </w:p>
+        </w:tc>
+        <w:tc>
+          <w:tcPr>
+            <w:tcW w:w="5000" w:type="dxa"/>
+          </w:tcPr>
+          <w:p>
+            <w:r>
+              <w:rPr>
+                <w:sz w:val="19"/>
+              </w:rPr>
+              <w:t xml:space="preserve">закорачивающая 8,7 т; сборка рам 10,0 т</w:t>
+            </w:r>
+          </w:p>
+        </w:tc>
+        <w:tc>
+          <w:tcPr>
+            <w:tcW w:w="3038" w:type="dxa"/>
+          </w:tcPr>
+          <w:p>
+            <w:r>
+              <w:rPr>
+                <w:color w:val="666666"/>
+                <w:sz w:val="18"/>
+              </w:rPr>
+              <w:t xml:space="preserve">ИД ч.2 прил. В</w:t>
+            </w:r>
+          </w:p>
+        </w:tc>
+      </w:tr>
+      <w:tr>
+        <w:tc>
+          <w:tcPr>
+            <w:tcW w:w="3600" w:type="dxa"/>
+          </w:tcPr>
+          <w:p>
+            <w:r>
+              <w:rPr>
+                <w:sz w:val="19"/>
+              </w:rPr>
+              <w:t xml:space="preserve">Комплекты электродов</w:t>
+            </w:r>
+          </w:p>
+        </w:tc>
+        <w:tc>
+          <w:tcPr>
+            <w:tcW w:w="5000" w:type="dxa"/>
+          </w:tcPr>
+          <w:p>
+            <w:r>
+              <w:rPr>
+                <w:sz w:val="19"/>
+              </w:rPr>
+              <w:t xml:space="preserve">аноды 5,5 т/ванну; матрицы ≈4,2–4,6 т/ванну (без осадка)</w:t>
+            </w:r>
+          </w:p>
+        </w:tc>
+        <w:tc>
+          <w:tcPr>
+            <w:tcW w:w="3038" w:type="dxa"/>
+          </w:tcPr>
+          <w:p>
+            <w:r>
+              <w:rPr>
+                <w:color w:val="666666"/>
+                <w:sz w:val="18"/>
+              </w:rPr>
+              <w:t xml:space="preserve">ИД ч.2 прил. В; расчёт</w:t>
+            </w:r>
+          </w:p>
+        </w:tc>
+      </w:tr>
+      <w:tr>
+        <w:tc>
+          <w:tcPr>
+            <w:tcW w:w="3600" w:type="dxa"/>
+          </w:tcPr>
+          <w:p>
+            <w:r>
+              <w:rPr>
+                <w:sz w:val="19"/>
+              </w:rPr>
+              <w:t xml:space="preserve">Выверка</w:t>
+            </w:r>
+          </w:p>
+        </w:tc>
+        <w:tc>
+          <w:tcPr>
+            <w:tcW w:w="5000" w:type="dxa"/>
+          </w:tcPr>
+          <w:p>
+            <w:r>
+              <w:rPr>
+                <w:sz w:val="19"/>
+              </w:rPr>
+              <w:t xml:space="preserve">отметки бортов смежных ванн ± ≈2 мм (уточняется поставщиком ошиновки)</w:t>
+            </w:r>
+          </w:p>
+        </w:tc>
+        <w:tc>
+          <w:tcPr>
+            <w:tcW w:w="3038" w:type="dxa"/>
+          </w:tcPr>
+          <w:p>
+            <w:r>
+              <w:rPr>
+                <w:color w:val="666666"/>
+                <w:sz w:val="18"/>
+              </w:rPr>
+              <w:t xml:space="preserve">решение БИ</w:t>
+            </w:r>
+          </w:p>
+        </w:tc>
+      </w:tr>
+      <w:tr>
+        <w:tc>
+          <w:tcPr>
+            <w:tcW w:w="3600" w:type="dxa"/>
+          </w:tcPr>
+          <w:p>
+            <w:r>
+              <w:rPr>
+                <w:sz w:val="19"/>
+              </w:rPr>
+              <w:t xml:space="preserve">Испытания</w:t>
+            </w:r>
+          </w:p>
+        </w:tc>
+        <w:tc>
+          <w:tcPr>
+            <w:tcW w:w="5000" w:type="dxa"/>
+          </w:tcPr>
+          <w:p>
+            <w:r>
+              <w:rPr>
+                <w:sz w:val="19"/>
+              </w:rPr>
+              <w:t xml:space="preserve">гидроиспытания ванн, контроль изоляции и разрывов, МКЭ-подтверждение, комплексные ПНР</w:t>
+            </w:r>
+          </w:p>
+        </w:tc>
+        <w:tc>
+          <w:tcPr>
+            <w:tcW w:w="3038" w:type="dxa"/>
+          </w:tcPr>
+          <w:p>
+            <w:r>
+              <w:rPr>
+                <w:color w:val="666666"/>
+                <w:sz w:val="18"/>
+              </w:rPr>
+              <w:t xml:space="preserve">ИД ч.2 прил. В; ПУЭ 7.10</w:t>
+            </w:r>
+          </w:p>
+        </w:tc>
+      </w:tr>
+      <w:tr>
+        <w:tc>
+          <w:tcPr>
+            <w:tcW w:w="3600" w:type="dxa"/>
+          </w:tcPr>
+          <w:p>
+            <w:r>
+              <w:rPr>
+                <w:sz w:val="19"/>
+              </w:rPr>
+              <w:t xml:space="preserve">Ошиновка ряда</w:t>
+            </w:r>
+          </w:p>
+        </w:tc>
+        <w:tc>
+          <w:tcPr>
+            <w:tcW w:w="5000" w:type="dxa"/>
+          </w:tcPr>
+          <w:p>
+            <w:r>
+              <w:rPr>
+                <w:sz w:val="19"/>
+              </w:rPr>
+              <w:t xml:space="preserve">шаг 1,40 м, зазор 85 мм; двойной контакт; ≤ 0,06 В/ванну; сечение ≈42–47 тыс. мм² (ориентир 1 А/мм²)</w:t>
+            </w:r>
+          </w:p>
+        </w:tc>
+        <w:tc>
+          <w:tcPr>
+            <w:tcW w:w="3038" w:type="dxa"/>
+          </w:tcPr>
+          <w:p>
+            <w:r>
+              <w:rPr>
+                <w:color w:val="666666"/>
+                <w:sz w:val="18"/>
+              </w:rPr>
+              <w:t xml:space="preserve">ИД ч.2 табл. 3.1, прил. В; расчёт</w:t>
+            </w:r>
+          </w:p>
+        </w:tc>
+      </w:tr>
+    </w:tbl>
+    <w:p>
+      <w:r>
+        <w:rPr>
+          <w:b/>
+          <w:sz w:val="19"/>
+        </w:rPr>
+        <w:t xml:space="preserve">Нормативная база: </w:t>
+      </w:r>
+      <w:r>
+        <w:rPr>
+          <w:color w:val="444444"/>
+          <w:sz w:val="19"/>
+        </w:rPr>
+        <w:t xml:space="preserve">ТР ТС 010/2011 — Безопасность машин и оборудования — декларации/сертификаты на поставляемое; ГОСТ 15846-2002 — Упаковка и транспортирование в районы Крайнего Севера; Приказ Минтруда № 903н от 15.12.2020 (ПОТЭЭ) — Организация безопасных работ в электроустановках при монтаже/ПНР; СП 77.13330 / СП 76.13330 — Системы автоматизации и электротехнические устройства — производство и приёмка монтажных работ (номера редакций уточнить)</w:t>
+      </w:r>
+    </w:p>
+    <w:p>
+      <w:r>
+        <w:rPr>
+          <w:b/>
+          <w:color w:val="8A6200"/>
+          <w:sz w:val="19"/>
+        </w:rPr>
+        <w:t xml:space="preserve">— определяется на стадии БИ: </w:t>
+      </w:r>
+      <w:r>
+        <w:rPr>
+          <w:sz w:val="19"/>
+        </w:rPr>
+        <w:t xml:space="preserve">Массы и габариты самых тяжёлых неразъёмных частей КСМ, кранов, циркбаков — по паспортам выбранных поставщиков (обязательное поле опросных листов)</w:t>
+      </w:r>
+    </w:p>
+    <w:p>
+      <w:r>
+        <w:rPr>
+          <w:b/>
+          <w:color w:val="8A6200"/>
+          <w:sz w:val="19"/>
+        </w:rPr>
+        <w:t xml:space="preserve">— определяется на стадии БИ: </w:t>
+      </w:r>
+      <w:r>
+        <w:rPr>
+          <w:sz w:val="19"/>
+        </w:rPr>
+        <w:t xml:space="preserve">Логистика подачи ванн в зал (монтажные проёмы, такелажные схемы) — ППР монтажной организации на базе компоновки БИ</w:t>
+      </w:r>
+    </w:p>
+    <w:p>
+      <w:r>
+        <w:rPr>
+          <w:b/>
+          <w:color w:val="8A6200"/>
+          <w:sz w:val="19"/>
+        </w:rPr>
+        <w:t xml:space="preserve">— определяется на стадии БИ: </w:t>
+      </w:r>
+      <w:r>
+        <w:rPr>
+          <w:sz w:val="19"/>
+        </w:rPr>
+        <w:t xml:space="preserve">Поэтапность: возможность пуска серии 1 при продолжении монтажа серии 2 — согласовать с Заказчиком</w:t>
+      </w:r>
+    </w:p>
+    <w:p>
+      <w:r>
+        <w:rPr>
+          <w:b/>
+          <w:color w:val="8A6200"/>
+          <w:sz w:val="19"/>
+        </w:rPr>
+        <w:t xml:space="preserve">— определяется на стадии БИ: </w:t>
+      </w:r>
+      <w:r>
+        <w:rPr>
+          <w:sz w:val="19"/>
+        </w:rPr>
+        <w:t xml:space="preserve">Разбивочная схема ряда и допуск накопления шага 1,40 м — по инструкции поставщика ошиновки/ванн (внести в опросные листы)</w:t>
+      </w:r>
+    </w:p>
+    <w:p>
+      <w:pPr>
+        <w:pStyle w:val="Heading2"/>
+      </w:pPr>
+      <w:r>
+        <w:rPr>
+          <w:b/>
+          <w:sz w:val="26"/>
+        </w:rPr>
+        <w:t xml:space="preserve">Требования к испытаниям и приёмке; ПНР: первое заполнение и вывод на ток</w:t>
+      </w:r>
+    </w:p>
+    <w:p>
+      <w:r>
+        <w:rPr>
+          <w:sz w:val="20"/>
+        </w:rPr>
+        <w:t xml:space="preserve">ЗАВОДСКИЕ И ПРИЁМО-СДАТОЧНЫЕ ИСПЫТАНИЯ: ванны — гидроиспытание водой у изготовителя и повторно по месту с контролем прогибов (конструкция подтверждается МКЭ-расчётом — прил. В), контроль геометрии посадочных мест электродов и установочных конусов позиционирования; КСМ — FAT у изготовителя с прогоном полного цикла на «холодных» матрицах, подтверждение производительности 120 матриц/ч и точности позиционирования до 1 мм; спецкраны — полное техническое освидетельствование по ФНП № 461 (статические испытания с грузом 125 % грузоподъёмности, динамические — 110 %); ошиновка — микроомметрия контактных соединений (нормы — по ТУ поставщика).</w:t>
+      </w:r>
+    </w:p>
+    <w:p>
+      <w:r>
+        <w:rPr>
+          <w:sz w:val="20"/>
+        </w:rPr>
+        <w:t xml:space="preserve">ИНДИВИДУАЛЬНЫЕ ИСПЫТАНИЯ И НАЛАДКА: трубопроводы — гидравлические испытания и промывка; ёмкости — испытание наливом; электроизоляция каждой ванны, серии и электрических разрывов — ДО заливки электролита (ПУЭ 7.10; нормы сопротивления — по инструкции поставщика, фиксируются в программе и методике испытаний); АСУ — автономная наладка с имитацией всех блокировок по перечню уставок P&amp;ID; краны и КСМ — комплексная холодная обкатка сценария выгрузки (3 × 1/3 матриц) с контролем очереди от АСУ.</w:t>
+      </w:r>
+    </w:p>
+    <w:p>
+      <w:r>
+        <w:rPr>
+          <w:sz w:val="20"/>
+        </w:rPr>
+        <w:t xml:space="preserve">ПЕРВОЕ ЗАПОЛНЕНИЕ (пуск серия за серией): потребный объём электролита на серию — ванны 90 × 12,4 м³ = 1116 м³ + циркуляционный бак 0,85 × 300 = 255 м³ + трубопроводы и холодильник, итого ≈ 1,4 тыс. м³; на отделение ≈ 2,8 тыс. м³. Стартовый электролит нарабатывается из богатого фильтрата ГМУ с корректировкой H2SO4 до 112–120 кг/м³ — готовность выщелачивания и контрольной фильтрации к наработке является критическим интерфейсом пуска (график согласуется с ГМУ). Заполнение только подогретым раствором 45–50 °С (запрет подачи ниже 40 °С — порог кристаллизации сульфатов 30–40 °С по ИД п. 4.2.1); последовательность: бак → циркуляция по байпасу с выходом на 50 °С → пованнное заполнение с контролем герметичности, работы переливов и изоляции «под раствором» → выход на расход 800–825 м³/ч на серию.</w:t>
+      </w:r>
+    </w:p>
+    <w:p>
+      <w:r>
+        <w:rPr>
+          <w:sz w:val="20"/>
+        </w:rPr>
+        <w:t xml:space="preserve">ВЫВОД НА ТОК: предварительное формирование анодов — режим формирования устойчивой оксидной плёнки PbO2 по программе поставщика анодов (до её получения — позиция открыта); набор тока — ступенями от дежурного уровня до рабочего 42,45 кА с ограничением скорости (функция JIC-08), контроль напряжений всех 90 ванн серии (выявление КЗ и обрывов контактов на малом токе), температуры и газовыделения. Перерывы тока работающей серии — не более 2 ч (риск деградации анодов; основание требования I категории электроснабжения). Первые циклы наращивания 6–7 сут — опытный подбор дозировок гуартека и аналога FC-1100, первый съём на КСМ в наладочном темпе с контролем качества поверхности катодов и SPLIT-разделения без сращивания кромки.</w:t>
+      </w:r>
+    </w:p>
+    <w:p>
+      <w:r>
+        <w:rPr>
+          <w:sz w:val="20"/>
+        </w:rPr>
+        <w:t xml:space="preserve">КОМПЛЕКСНОЕ ОПРОБОВАНИЕ: 72 ч непрерывной работы серии на проектной нагрузке с фиксацией ТЭП (СП 68.13330).</w:t>
+      </w:r>
+    </w:p>
+    <w:p>
+      <w:r>
+        <w:rPr>
+          <w:sz w:val="20"/>
+        </w:rPr>
+        <w:t xml:space="preserve">ГАРАНТИЙНЫЕ ИСПЫТАНИЯ (методика — в составе БИ; измерительная база — весовой контроль пакетов КСМ и интеграторы А·ч АСУ): мощность оборудования 75 000 т/год (подтверждение прогоном при 280 А/м²) и годовой выпуск при сырье по ИД 69,3 тыс. т ± 1 % — гарантируются двумя раздельными строками (сырьё покрывает ≈93,7 % номинала — блок X-CU); удельный расход электроэнергии ≤ 2050 кВт·ч/т на шинах ванн (расчётный 1942); выход по току ≥ 88 % (расчётный ≈89 %; повышение планки — после письменного подтверждения η Гипроникелем); качество М00к по ГОСТ 859-2014 — условная гарантия при порогах примесей богатого раствора по ИД табл. 1.1/5.8; КИО ванн ≥ 97 % в первый год освоения (проектный 98 %).</w:t>
+      </w:r>
+    </w:p>
+    <w:tbl>
+      <w:tblPr>
+        <w:tblW w:w="11638" w:type="dxa"/>
+        <w:tblBorders>
+          <w:top w:val="single" w:sz="4" w:color="C9C9C9"/>
+          <w:left w:val="single" w:sz="4" w:color="C9C9C9"/>
+          <w:bottom w:val="single" w:sz="4" w:color="C9C9C9"/>
+          <w:right w:val="single" w:sz="4" w:color="C9C9C9"/>
+          <w:insideH w:val="single" w:sz="4" w:color="C9C9C9"/>
+          <w:insideV w:val="single" w:sz="4" w:color="C9C9C9"/>
+        </w:tblBorders>
+        <w:tblLayout w:type="fixed"/>
+      </w:tblPr>
+      <w:tblGrid>
+        <w:gridCol w:w="3600"/>
+        <w:gridCol w:w="5000"/>
+        <w:gridCol w:w="3038"/>
+      </w:tblGrid>
+      <w:tr>
+        <w:tc>
+          <w:tcPr>
+            <w:tcW w:w="3600" w:type="dxa"/>
+            <w:shd w:val="clear" w:fill="EFEFEF"/>
+          </w:tcPr>
+          <w:p>
+            <w:r>
+              <w:rPr>
+                <w:b/>
+                <w:sz w:val="19"/>
+              </w:rPr>
+              <w:t xml:space="preserve">Параметр</w:t>
+            </w:r>
+          </w:p>
+        </w:tc>
+        <w:tc>
+          <w:tcPr>
+            <w:tcW w:w="5000" w:type="dxa"/>
+            <w:shd w:val="clear" w:fill="EFEFEF"/>
+          </w:tcPr>
+          <w:p>
+            <w:r>
+              <w:rPr>
+                <w:b/>
+                <w:sz w:val="19"/>
+              </w:rPr>
+              <w:t xml:space="preserve">Значение</w:t>
+            </w:r>
+          </w:p>
+        </w:tc>
+        <w:tc>
+          <w:tcPr>
+            <w:tcW w:w="3038" w:type="dxa"/>
+            <w:shd w:val="clear" w:fill="EFEFEF"/>
+          </w:tcPr>
+          <w:p>
+            <w:r>
+              <w:rPr>
+                <w:b/>
+                <w:sz w:val="19"/>
+              </w:rPr>
+              <w:t xml:space="preserve">Источник</w:t>
+            </w:r>
+          </w:p>
+        </w:tc>
+      </w:tr>
+      <w:tr>
+        <w:tc>
+          <w:tcPr>
+            <w:tcW w:w="3600" w:type="dxa"/>
+          </w:tcPr>
+          <w:p>
+            <w:r>
+              <w:rPr>
+                <w:sz w:val="19"/>
+              </w:rPr>
+              <w:t xml:space="preserve">Краны</w:t>
+            </w:r>
+          </w:p>
+        </w:tc>
+        <w:tc>
+          <w:tcPr>
+            <w:tcW w:w="5000" w:type="dxa"/>
+          </w:tcPr>
+          <w:p>
+            <w:r>
+              <w:rPr>
+                <w:sz w:val="19"/>
+              </w:rPr>
+              <w:t xml:space="preserve">освидетельствование ФНП № 461: статика 125 %, динамика 110 % грузоподъёмности</w:t>
+            </w:r>
+          </w:p>
+        </w:tc>
+        <w:tc>
+          <w:tcPr>
+            <w:tcW w:w="3038" w:type="dxa"/>
+          </w:tcPr>
+          <w:p>
+            <w:r>
+              <w:rPr>
+                <w:color w:val="666666"/>
+                <w:sz w:val="18"/>
+              </w:rPr>
+              <w:t xml:space="preserve">ФНП № 461</w:t>
+            </w:r>
+          </w:p>
+        </w:tc>
+      </w:tr>
+      <w:tr>
+        <w:tc>
+          <w:tcPr>
+            <w:tcW w:w="3600" w:type="dxa"/>
+          </w:tcPr>
+          <w:p>
+            <w:r>
+              <w:rPr>
+                <w:sz w:val="19"/>
+              </w:rPr>
+              <w:t xml:space="preserve">Ванны</w:t>
+            </w:r>
+          </w:p>
+        </w:tc>
+        <w:tc>
+          <w:tcPr>
+            <w:tcW w:w="5000" w:type="dxa"/>
+          </w:tcPr>
+          <w:p>
+            <w:r>
+              <w:rPr>
+                <w:sz w:val="19"/>
+              </w:rPr>
+              <w:t xml:space="preserve">гидроиспытание + МКЭ-подтверждение; изоляция до заливки (ПУЭ 7.10)</w:t>
+            </w:r>
+          </w:p>
+        </w:tc>
+        <w:tc>
+          <w:tcPr>
+            <w:tcW w:w="3038" w:type="dxa"/>
+          </w:tcPr>
+          <w:p>
+            <w:r>
+              <w:rPr>
+                <w:color w:val="666666"/>
+                <w:sz w:val="18"/>
+              </w:rPr>
+              <w:t xml:space="preserve">ИД ч.2 прил. В; ПУЭ 7.10</w:t>
+            </w:r>
+          </w:p>
+        </w:tc>
+      </w:tr>
+      <w:tr>
+        <w:tc>
+          <w:tcPr>
+            <w:tcW w:w="3600" w:type="dxa"/>
+          </w:tcPr>
+          <w:p>
+            <w:r>
+              <w:rPr>
+                <w:sz w:val="19"/>
+              </w:rPr>
+              <w:t xml:space="preserve">Первое заполнение</w:t>
+            </w:r>
+          </w:p>
+        </w:tc>
+        <w:tc>
+          <w:tcPr>
+            <w:tcW w:w="5000" w:type="dxa"/>
+          </w:tcPr>
+          <w:p>
+            <w:r>
+              <w:rPr>
+                <w:sz w:val="19"/>
+              </w:rPr>
+              <w:t xml:space="preserve">≈1,4 тыс. м³ на серию (1116 + 255 + трубопроводы); только 45–50 °С</w:t>
+            </w:r>
+          </w:p>
+        </w:tc>
+        <w:tc>
+          <w:tcPr>
+            <w:tcW w:w="3038" w:type="dxa"/>
+          </w:tcPr>
+          <w:p>
+            <w:r>
+              <w:rPr>
+                <w:color w:val="666666"/>
+                <w:sz w:val="18"/>
+              </w:rPr>
+              <w:t xml:space="preserve">расчёт от прил. В; ИД п. 4.2.1</w:t>
+            </w:r>
+          </w:p>
+        </w:tc>
+      </w:tr>
+      <w:tr>
+        <w:tc>
+          <w:tcPr>
+            <w:tcW w:w="3600" w:type="dxa"/>
+          </w:tcPr>
+          <w:p>
+            <w:r>
+              <w:rPr>
+                <w:sz w:val="19"/>
+              </w:rPr>
+              <w:t xml:space="preserve">Вывод на ток</w:t>
+            </w:r>
+          </w:p>
+        </w:tc>
+        <w:tc>
+          <w:tcPr>
+            <w:tcW w:w="5000" w:type="dxa"/>
+          </w:tcPr>
+          <w:p>
+            <w:r>
+              <w:rPr>
+                <w:sz w:val="19"/>
+              </w:rPr>
+              <w:t xml:space="preserve">формирование анодов по программе поставщика; ступенчатый набор до 42,45 кА; перерывы ≤ 2 ч</w:t>
+            </w:r>
+          </w:p>
+        </w:tc>
+        <w:tc>
+          <w:tcPr>
+            <w:tcW w:w="3038" w:type="dxa"/>
+          </w:tcPr>
+          <w:p>
+            <w:r>
+              <w:rPr>
+                <w:color w:val="666666"/>
+                <w:sz w:val="18"/>
+              </w:rPr>
+              <w:t xml:space="preserve">решение БИ; расчёт EL-TOTAL</w:t>
+            </w:r>
+          </w:p>
+        </w:tc>
+      </w:tr>
+      <w:tr>
+        <w:tc>
+          <w:tcPr>
+            <w:tcW w:w="3600" w:type="dxa"/>
+          </w:tcPr>
+          <w:p>
+            <w:r>
+              <w:rPr>
+                <w:sz w:val="19"/>
+              </w:rPr>
+              <w:t xml:space="preserve">Комплексное опробование</w:t>
+            </w:r>
+          </w:p>
+        </w:tc>
+        <w:tc>
+          <w:tcPr>
+            <w:tcW w:w="5000" w:type="dxa"/>
+          </w:tcPr>
+          <w:p>
+            <w:r>
+              <w:rPr>
+                <w:sz w:val="19"/>
+              </w:rPr>
+              <w:t xml:space="preserve">72 ч на проектной нагрузке с фиксацией ТЭП</w:t>
+            </w:r>
+          </w:p>
+        </w:tc>
+        <w:tc>
+          <w:tcPr>
+            <w:tcW w:w="3038" w:type="dxa"/>
+          </w:tcPr>
+          <w:p>
+            <w:r>
+              <w:rPr>
+                <w:color w:val="666666"/>
+                <w:sz w:val="18"/>
+              </w:rPr>
+              <w:t xml:space="preserve">СП 68.13330.2017</w:t>
+            </w:r>
+          </w:p>
+        </w:tc>
+      </w:tr>
+      <w:tr>
+        <w:tc>
+          <w:tcPr>
+            <w:tcW w:w="3600" w:type="dxa"/>
+          </w:tcPr>
+          <w:p>
+            <w:r>
+              <w:rPr>
+                <w:sz w:val="19"/>
+              </w:rPr>
+              <w:t xml:space="preserve">Гарантии</w:t>
+            </w:r>
+          </w:p>
+        </w:tc>
+        <w:tc>
+          <w:tcPr>
+            <w:tcW w:w="5000" w:type="dxa"/>
+          </w:tcPr>
+          <w:p>
+            <w:r>
+              <w:rPr>
+                <w:sz w:val="19"/>
+              </w:rPr>
+              <w:t xml:space="preserve">мощность 75 тыс. т/год и выпуск 69,3 тыс. т ± 1 % раздельно; w ≤ 2050 кВт·ч/т; η ≥ 88 %; КИО ≥ 97 %</w:t>
+            </w:r>
+          </w:p>
+        </w:tc>
+        <w:tc>
+          <w:tcPr>
+            <w:tcW w:w="3038" w:type="dxa"/>
+          </w:tcPr>
+          <w:p>
+            <w:r>
+              <w:rPr>
+                <w:color w:val="666666"/>
+                <w:sz w:val="18"/>
+              </w:rPr>
+              <w:t xml:space="preserve">гарантийная таблица (вкладка «Расчёты»); блок X-CU</w:t>
+            </w:r>
+          </w:p>
+        </w:tc>
+      </w:tr>
+    </w:tbl>
+    <w:p>
+      <w:r>
+        <w:rPr>
+          <w:b/>
+          <w:sz w:val="19"/>
+        </w:rPr>
+        <w:t xml:space="preserve">Нормативная база: </w:t>
+      </w:r>
+      <w:r>
+        <w:rPr>
+          <w:color w:val="444444"/>
+          <w:sz w:val="19"/>
+        </w:rPr>
+        <w:t xml:space="preserve">ФНП (приказ Ростехнадзора № 461 от 26.11.2020) — Техническое освидетельствование и испытания подъёмных сооружений; СП 68.13330.2017 — Приёмка в эксплуатацию: комплексное опробование 72 ч; ПУЭ (изд. 7), разд. 7.10 — Контроль изоляции ванн и разрывов до заливки и в эксплуатации; ГОСТ 859-2014 — Подтверждение качества катодов при гарантийных испытаниях; СП 77.13330 / СП 76.13330 — ПНР систем автоматизации и электротехнических устройств (редакции уточнить)</w:t>
+      </w:r>
+    </w:p>
+    <w:p>
+      <w:r>
+        <w:rPr>
+          <w:b/>
+          <w:color w:val="8A6200"/>
+          <w:sz w:val="19"/>
+        </w:rPr>
+        <w:t xml:space="preserve">— определяется на стадии БИ: </w:t>
+      </w:r>
+      <w:r>
+        <w:rPr>
+          <w:sz w:val="19"/>
+        </w:rPr>
+        <w:t xml:space="preserve">Программа формирования анодной плёнки PbO2 (ток/время/состав) — запрашивается у поставщика анодов</w:t>
+      </w:r>
+    </w:p>
+    <w:p>
+      <w:r>
+        <w:rPr>
+          <w:b/>
+          <w:color w:val="8A6200"/>
+          <w:sz w:val="19"/>
+        </w:rPr>
+        <w:t xml:space="preserve">— определяется на стадии БИ: </w:t>
+      </w:r>
+      <w:r>
+        <w:rPr>
+          <w:sz w:val="19"/>
+        </w:rPr>
+        <w:t xml:space="preserve">Нормы сопротивления изоляции ванны/серии — по инструкции поставщика ванн и ошиновки, внести в ПМИ</w:t>
+      </w:r>
+    </w:p>
+    <w:p>
+      <w:r>
+        <w:rPr>
+          <w:b/>
+          <w:color w:val="8A6200"/>
+          <w:sz w:val="19"/>
+        </w:rPr>
+        <w:t xml:space="preserve">— определяется на стадии БИ: </w:t>
+      </w:r>
+      <w:r>
+        <w:rPr>
+          <w:sz w:val="19"/>
+        </w:rPr>
+        <w:t xml:space="preserve">Методика гарантийных испытаний с раздельными строками «мощность/выпуск» (F-CAP) — согласовать с Заказчиком до договора</w:t>
+      </w:r>
+    </w:p>
+    <w:p>
+      <w:r>
+        <w:rPr>
+          <w:b/>
+          <w:color w:val="8A6200"/>
+          <w:sz w:val="19"/>
+        </w:rPr>
+        <w:t xml:space="preserve">— определяется на стадии БИ: </w:t>
+      </w:r>
+      <w:r>
+        <w:rPr>
+          <w:sz w:val="19"/>
+        </w:rPr>
+        <w:t xml:space="preserve">График наработки стартового электролита (~2,8 тыс. м³) и готовность ГМУ — совместный план-график пуска</w:t>
+      </w:r>
+    </w:p>
+    <w:p>
+      <w:pPr>
+        <w:pStyle w:val="Heading2"/>
+      </w:pPr>
+      <w:r>
+        <w:rPr>
+          <w:b/>
+          <w:sz w:val="26"/>
+        </w:rPr>
+        <w:t xml:space="preserve">Спецификация оборудования, опросные листы, исходные требования на оборудование длительного цикла изготовления</w:t>
+      </w:r>
+    </w:p>
+    <w:p>
+      <w:r>
+        <w:rPr>
+          <w:sz w:val="20"/>
+        </w:rPr>
+        <w:t xml:space="preserve">СПЕЦИФИКАЦИЯ ОБОРУДОВАНИЯ (состав v4.1: технические характеристики, габариты, масса, энергопотребление) — ведомость по каждой позиции перечня с привязкой к PFD и компоновке. Массы серийных позиций для логистики и монтажа: ванны 180 × 8,7 т = 1566 т; аноды 15 300 × 65 кг ≈ 995 т; матрицы 15 120 × 50–55 кг ≈ 756–832 т — только три позиции дают ≈ 3,3–3,4 тыс. т поставки в Мончегорск (упаковка и транспортирование в районы Крайнего Севера — ГОСТ 15846); энергопотребление сводится в таблицу электроприёмников (раздел электроснабжения).</w:t>
+      </w:r>
+    </w:p>
+    <w:p>
+      <w:r>
+        <w:rPr>
+          <w:sz w:val="20"/>
+        </w:rPr>
+        <w:t xml:space="preserve">ОПРОСНЫЕ ЛИСТЫ — на основное оборудование (перечень фиксируется договором, см. раздел перечня оборудования): ванны (геометрия, МКЭ-протокол, точечные нагрузки по прил. В п. 15 с разложением X/Y/Z и коэффициентами, комплектность: коллектор подачи, закладные рельсов, конусы позиционирования); КСМ (производительность 120 матриц/ч, катодный шаг 95 мм — референсное значение 100 мм привести к фактическому, пакет 2500 ± 50 кг — привести от референса 1400–2000 кг, интерфейсы с АСУ и СГП); спецкраны (Q 16–20 т, режим ≥ А6/М7, позиционирование по конусам, ИК-контроль КЗ, масса моста и тележки для поверочного расчёта путей); ошиновка (ток 47,0 кА, двойной контакт, падение ≤ 0,06 В/ванну); матрицы (316L, SPLIT, ремонтопригодность обрамления); аноды (Pb–Ca–Sn холоднокатаные, программа формирования); укрытия с бортотсосом; циркуляционные баки; узлы реагентов; АСУ (КТС по Прил. №5). Обязательные поля каждого листа: масса самой тяжёлой неразъёмной части (требование прил. В к комплекту поставки), нагрузки статические/динамические, шеф-монтаж и ПНР в объёме поставки (прил. В п. 17), ЗИП на 2 года.</w:t>
+      </w:r>
+    </w:p>
+    <w:p>
+      <w:r>
+        <w:rPr>
+          <w:sz w:val="20"/>
+        </w:rPr>
+        <w:t xml:space="preserve">ОБОРУДОВАНИЕ ДЛИТЕЛЬНОГО ЦИКЛА ИЗГОТОВЛЕНИЯ (состав v4.1 «при наличии» — в Лоте №3 имеется): (1) электролизные ванны — серия 180 монолитных полимербетонных корпусов: цикл лимитируется оснасткой форм и темпом литья, темп поставки обязан опережать график монтажа рядов; (2) КСМ с роботами и (3) спецкраны — комплектные машины с длинной цепочкой комплектации; (4) парк матриц 15 120 шт. и анодов 15 300 шт. — прокат и сборка партиями к графику заполнения серий; (5) система милливольтового контроля и АСУ (закупка российских ПЛК/SCADA — по доступности). Сроки изготовления по всем позициям — по ТКП (в ИД не заданы); исходные требования на длинноцикловое выдаются в первой очереди поэтапной выдачи БИ (ТЗ «Прочие условия») для ранней контрактации Заказчиком. Справочно: выпрямители — вне лота, но также длинноцикловые; отметить Заказчику в реестре границ.</w:t>
+      </w:r>
+    </w:p>
+    <w:tbl>
+      <w:tblPr>
+        <w:tblW w:w="11638" w:type="dxa"/>
+        <w:tblBorders>
+          <w:top w:val="single" w:sz="4" w:color="C9C9C9"/>
+          <w:left w:val="single" w:sz="4" w:color="C9C9C9"/>
+          <w:bottom w:val="single" w:sz="4" w:color="C9C9C9"/>
+          <w:right w:val="single" w:sz="4" w:color="C9C9C9"/>
+          <w:insideH w:val="single" w:sz="4" w:color="C9C9C9"/>
+          <w:insideV w:val="single" w:sz="4" w:color="C9C9C9"/>
+        </w:tblBorders>
+        <w:tblLayout w:type="fixed"/>
+      </w:tblPr>
+      <w:tblGrid>
+        <w:gridCol w:w="3600"/>
+        <w:gridCol w:w="5000"/>
+        <w:gridCol w:w="3038"/>
+      </w:tblGrid>
+      <w:tr>
+        <w:tc>
+          <w:tcPr>
+            <w:tcW w:w="3600" w:type="dxa"/>
+            <w:shd w:val="clear" w:fill="EFEFEF"/>
+          </w:tcPr>
+          <w:p>
+            <w:r>
+              <w:rPr>
+                <w:b/>
+                <w:sz w:val="19"/>
+              </w:rPr>
+              <w:t xml:space="preserve">Параметр</w:t>
+            </w:r>
+          </w:p>
+        </w:tc>
+        <w:tc>
+          <w:tcPr>
+            <w:tcW w:w="5000" w:type="dxa"/>
+            <w:shd w:val="clear" w:fill="EFEFEF"/>
+          </w:tcPr>
+          <w:p>
+            <w:r>
+              <w:rPr>
+                <w:b/>
+                <w:sz w:val="19"/>
+              </w:rPr>
+              <w:t xml:space="preserve">Значение</w:t>
+            </w:r>
+          </w:p>
+        </w:tc>
+        <w:tc>
+          <w:tcPr>
+            <w:tcW w:w="3038" w:type="dxa"/>
+            <w:shd w:val="clear" w:fill="EFEFEF"/>
+          </w:tcPr>
+          <w:p>
+            <w:r>
+              <w:rPr>
+                <w:b/>
+                <w:sz w:val="19"/>
+              </w:rPr>
+              <w:t xml:space="preserve">Источник</w:t>
+            </w:r>
+          </w:p>
+        </w:tc>
+      </w:tr>
+      <w:tr>
+        <w:tc>
+          <w:tcPr>
+            <w:tcW w:w="3600" w:type="dxa"/>
+          </w:tcPr>
+          <w:p>
+            <w:r>
+              <w:rPr>
+                <w:sz w:val="19"/>
+              </w:rPr>
+              <w:t xml:space="preserve">Массы поставки</w:t>
+            </w:r>
+          </w:p>
+        </w:tc>
+        <w:tc>
+          <w:tcPr>
+            <w:tcW w:w="5000" w:type="dxa"/>
+          </w:tcPr>
+          <w:p>
+            <w:r>
+              <w:rPr>
+                <w:sz w:val="19"/>
+              </w:rPr>
+              <w:t xml:space="preserve">ванны 1566 т + аноды ≈995 т + матрицы 756–832 т ≈ 3,3–3,4 тыс. т</w:t>
+            </w:r>
+          </w:p>
+        </w:tc>
+        <w:tc>
+          <w:tcPr>
+            <w:tcW w:w="3038" w:type="dxa"/>
+          </w:tcPr>
+          <w:p>
+            <w:r>
+              <w:rPr>
+                <w:color w:val="666666"/>
+                <w:sz w:val="18"/>
+              </w:rPr>
+              <w:t xml:space="preserve">расчёт от ИД ч.2 прил. В, табл. 8.5</w:t>
+            </w:r>
+          </w:p>
+        </w:tc>
+      </w:tr>
+      <w:tr>
+        <w:tc>
+          <w:tcPr>
+            <w:tcW w:w="3600" w:type="dxa"/>
+          </w:tcPr>
+          <w:p>
+            <w:r>
+              <w:rPr>
+                <w:sz w:val="19"/>
+              </w:rPr>
+              <w:t xml:space="preserve">Опросные листы</w:t>
+            </w:r>
+          </w:p>
+        </w:tc>
+        <w:tc>
+          <w:tcPr>
+            <w:tcW w:w="5000" w:type="dxa"/>
+          </w:tcPr>
+          <w:p>
+            <w:r>
+              <w:rPr>
+                <w:sz w:val="19"/>
+              </w:rPr>
+              <w:t xml:space="preserve">10 групп основного оборудования; обязательные поля: тяжелейшая неразъёмная часть, нагрузки X/Y/Z, шеф-монтаж, ЗИП</w:t>
+            </w:r>
+          </w:p>
+        </w:tc>
+        <w:tc>
+          <w:tcPr>
+            <w:tcW w:w="3038" w:type="dxa"/>
+          </w:tcPr>
+          <w:p>
+            <w:r>
+              <w:rPr>
+                <w:color w:val="666666"/>
+                <w:sz w:val="18"/>
+              </w:rPr>
+              <w:t xml:space="preserve">ИД ч.2 прил. В п. 15, 17; ТЗ v4.1</w:t>
+            </w:r>
+          </w:p>
+        </w:tc>
+      </w:tr>
+      <w:tr>
+        <w:tc>
+          <w:tcPr>
+            <w:tcW w:w="3600" w:type="dxa"/>
+          </w:tcPr>
+          <w:p>
+            <w:r>
+              <w:rPr>
+                <w:sz w:val="19"/>
+              </w:rPr>
+              <w:t xml:space="preserve">Привести в листах</w:t>
+            </w:r>
+          </w:p>
+        </w:tc>
+        <w:tc>
+          <w:tcPr>
+            <w:tcW w:w="5000" w:type="dxa"/>
+          </w:tcPr>
+          <w:p>
+            <w:r>
+              <w:rPr>
+                <w:sz w:val="19"/>
+              </w:rPr>
+              <w:t xml:space="preserve">шаг 95 мм (не 100), пакет 2500 ± 50 кг (не 1400–2000)</w:t>
+            </w:r>
+          </w:p>
+        </w:tc>
+        <w:tc>
+          <w:tcPr>
+            <w:tcW w:w="3038" w:type="dxa"/>
+          </w:tcPr>
+          <w:p>
+            <w:r>
+              <w:rPr>
+                <w:color w:val="666666"/>
+                <w:sz w:val="18"/>
+              </w:rPr>
+              <w:t xml:space="preserve">ИД ч.2 прил. В; требование сбыта</w:t>
+            </w:r>
+          </w:p>
+        </w:tc>
+      </w:tr>
+      <w:tr>
+        <w:tc>
+          <w:tcPr>
+            <w:tcW w:w="3600" w:type="dxa"/>
+          </w:tcPr>
+          <w:p>
+            <w:r>
+              <w:rPr>
+                <w:sz w:val="19"/>
+              </w:rPr>
+              <w:t xml:space="preserve">Длинноцикловое</w:t>
+            </w:r>
+          </w:p>
+        </w:tc>
+        <w:tc>
+          <w:tcPr>
+            <w:tcW w:w="5000" w:type="dxa"/>
+          </w:tcPr>
+          <w:p>
+            <w:r>
+              <w:rPr>
+                <w:sz w:val="19"/>
+              </w:rPr>
+              <w:t xml:space="preserve">ванны (180 шт., оснастка форм), КСМ, спецкраны, парк электродов, АСУ</w:t>
+            </w:r>
+          </w:p>
+        </w:tc>
+        <w:tc>
+          <w:tcPr>
+            <w:tcW w:w="3038" w:type="dxa"/>
+          </w:tcPr>
+          <w:p>
+            <w:r>
+              <w:rPr>
+                <w:color w:val="666666"/>
+                <w:sz w:val="18"/>
+              </w:rPr>
+              <w:t xml:space="preserve">решение БИ; ТЗ v4.1 (состав)</w:t>
+            </w:r>
+          </w:p>
+        </w:tc>
+      </w:tr>
+      <w:tr>
+        <w:tc>
+          <w:tcPr>
+            <w:tcW w:w="3600" w:type="dxa"/>
+          </w:tcPr>
+          <w:p>
+            <w:r>
+              <w:rPr>
+                <w:sz w:val="19"/>
+              </w:rPr>
+              <w:t xml:space="preserve">Выдача</w:t>
+            </w:r>
+          </w:p>
+        </w:tc>
+        <w:tc>
+          <w:tcPr>
+            <w:tcW w:w="5000" w:type="dxa"/>
+          </w:tcPr>
+          <w:p>
+            <w:r>
+              <w:rPr>
+                <w:sz w:val="19"/>
+              </w:rPr>
+              <w:t xml:space="preserve">исходные требования на длинноцикловое — в первой очереди этапной выдачи БИ</w:t>
+            </w:r>
+          </w:p>
+        </w:tc>
+        <w:tc>
+          <w:tcPr>
+            <w:tcW w:w="3038" w:type="dxa"/>
+          </w:tcPr>
+          <w:p>
+            <w:r>
+              <w:rPr>
+                <w:color w:val="666666"/>
+                <w:sz w:val="18"/>
+              </w:rPr>
+              <w:t xml:space="preserve">ТЗ «Прочие условия» (поэтапная выдача)</w:t>
+            </w:r>
+          </w:p>
+        </w:tc>
+      </w:tr>
+    </w:tbl>
+    <w:p>
+      <w:r>
+        <w:rPr>
+          <w:b/>
+          <w:sz w:val="19"/>
+        </w:rPr>
+        <w:t xml:space="preserve">Нормативная база: </w:t>
+      </w:r>
+      <w:r>
+        <w:rPr>
+          <w:color w:val="444444"/>
+          <w:sz w:val="19"/>
+        </w:rPr>
+        <w:t xml:space="preserve">ГОСТ 15846-2002 — Упаковка и транспортирование в районы Крайнего Севера (≈3,4 тыс. т поставки); ТР ТС 010/2011 — Комплект документации и подтверждение соответствия машин; ГОСТ 5582-75 — Нержавеющий прокат (отечественный аналог 316L — 03Х17Н14М3) для матриц</w:t>
+      </w:r>
+    </w:p>
+    <w:p>
+      <w:r>
+        <w:rPr>
+          <w:b/>
+          <w:color w:val="8A6200"/>
+          <w:sz w:val="19"/>
+        </w:rPr>
+        <w:t xml:space="preserve">— определяется на стадии БИ: </w:t>
+      </w:r>
+      <w:r>
+        <w:rPr>
+          <w:sz w:val="19"/>
+        </w:rPr>
+        <w:t xml:space="preserve">Сроки изготовления по позициям — по бюджетным ТКП (в ИД не заданы); критический путь — ванны и КСМ</w:t>
+      </w:r>
+    </w:p>
+    <w:p>
+      <w:r>
+        <w:rPr>
+          <w:b/>
+          <w:color w:val="8A6200"/>
+          <w:sz w:val="19"/>
+        </w:rPr>
+        <w:t xml:space="preserve">— определяется на стадии БИ: </w:t>
+      </w:r>
+      <w:r>
+        <w:rPr>
+          <w:sz w:val="19"/>
+        </w:rPr>
+        <w:t xml:space="preserve">Темп поставки ванн под график монтажа рядов (шт./мес) — согласовать с изготовителем и монтажной организацией</w:t>
+      </w:r>
+    </w:p>
+    <w:p>
+      <w:r>
+        <w:rPr>
+          <w:b/>
+          <w:color w:val="8A6200"/>
+          <w:sz w:val="19"/>
+        </w:rPr>
+        <w:t xml:space="preserve">— определяется на стадии БИ: </w:t>
+      </w:r>
+      <w:r>
+        <w:rPr>
+          <w:sz w:val="19"/>
+        </w:rPr>
+        <w:t xml:space="preserve">Перечень «основного» оборудования под опросные листы — протокол с Заказчиком (граница объёма БИ)</w:t>
+      </w:r>
+    </w:p>
+    <w:p>
+      <w:pPr>
+        <w:pStyle w:val="Heading2"/>
+      </w:pPr>
+      <w:r>
+        <w:rPr>
+          <w:b/>
+          <w:sz w:val="26"/>
+        </w:rPr>
+        <w:t xml:space="preserve">Тепловыделения и выделения вредностей в помещения (предварительные расчётные данные по аналогам)</w:t>
+      </w:r>
+    </w:p>
+    <w:p>
+      <w:r>
+        <w:rPr>
+          <w:sz w:val="20"/>
+        </w:rPr>
+        <w:t xml:space="preserve">Статус данных — «предварительные расчётные по аналогам» (редакция v4.1); подтверждение — по vendor data и при ПНР. Данные выдаются смежным разделам ОВиК и ВК (вне БИ).</w:t>
+      </w:r>
+    </w:p>
+    <w:p>
+      <w:r>
+        <w:rPr>
+          <w:sz w:val="20"/>
+        </w:rPr>
+        <w:t xml:space="preserve">ТЕПЛОВЫДЕЛЕНИЯ В ОБЪЁМ ЗАЛА. Баланс: полное джоулево тепловыделение серий ≈6,5 МВт, из них ≈3,77 МВт снимается холодильниками наружного контура, часть уносится аспирацией из-под колпаков (испарение с зеркала — доля определяется совместно с проектировщиком аспирации); в объём зала поступают: (а) теплоотдача наружных стенок ванн: боковая поверхность 2 × (8,645 + 1,315) × 1,8 = 35,9 м²/ванну; при температуре стенки ≤ 40 °С, воздуха +24 °С и суммарном коэффициенте теплоотдачи (конвекция + излучение) 10 Вт/(м²·К) (принято, уточняется в БИ): q = 35,9 × 16 × 10 ≈ 5,7 кВт/ванну; 180 ванн ≈ 1,0 МВт; (б) потери в межванновой ошиновке (открытые шины): 2 серии × 90 × 0,06 В × 42 450 А ≈ 0,46 МВт; (в) электроприводы и открытые горячие поверхности узла КСМ (промывка 60–115 °С) ≈ 0,1–0,15 МВт (по потребляемой мощности 105 кВт и остыванию промвод). ИТОГО в зал ≈ 1,5–1,6 МВт; удельно на площадь зала 6840 м² ≈ 230 Вт/м² — исходное для расчёта воздухообмена (температура в помещении +12…+24 °С по ИД, влажность &gt; 75 %).</w:t>
+      </w:r>
+    </w:p>
+    <w:p>
+      <w:r>
+        <w:rPr>
+          <w:sz w:val="20"/>
+        </w:rPr>
+        <w:t xml:space="preserve">ВЛАГОВЫДЕЛЕНИЯ: основное испарение — под колпаками, уносится аспирацией; в зал — при вскрытых ваннах (≈28 обслуживаний/сут по 3 подъёма 1/3 матриц) и с открытых зеркал зумпфов/карманов; количественная оценка — в БИ по графику вскрытий и площади открытых поверхностей.</w:t>
+      </w:r>
+    </w:p>
+    <w:p>
+      <w:r>
+        <w:rPr>
+          <w:sz w:val="20"/>
+        </w:rPr>
+        <w:t xml:space="preserve">ВЫДЕЛЕНИЯ ВРЕДНОСТЕЙ: аэрозоль серной кислоты — целевой уровень в воздухе рабочей зоны &lt; 0,2 мг/м³ (при ПДК 1 мг/м³ по ГОСТ 12.1.005) обеспечивается тремя барьерами: пенообразующая добавка (FC-1100/аналог), колпаки с бортотсосом (недостижение точки росы под колпаком), общеобменная вентиляция повышенной кратности (вне БИ); аэрозоль уносит соли Cu (ПДК 0,5 мг/м³) и Ni (ПДК 0,005 мг/м³ — лимитирующая вредность зала). Интенсивности выделений (г/ч на ванну закрытую/вскрытую) — расчёт БИ после фиксации расхода аспирации; до этого смежному разделу выдаются целевые концентрации и перечень контролируемых веществ. Контроль воздуха рабочей зоны — стационарные посты в зоне рядов и у КСМ + переносной контроль (программа производственного контроля — на стадии ОТР).</w:t>
+      </w:r>
+    </w:p>
+    <w:tbl>
+      <w:tblPr>
+        <w:tblW w:w="11638" w:type="dxa"/>
+        <w:tblBorders>
+          <w:top w:val="single" w:sz="4" w:color="C9C9C9"/>
+          <w:left w:val="single" w:sz="4" w:color="C9C9C9"/>
+          <w:bottom w:val="single" w:sz="4" w:color="C9C9C9"/>
+          <w:right w:val="single" w:sz="4" w:color="C9C9C9"/>
+          <w:insideH w:val="single" w:sz="4" w:color="C9C9C9"/>
+          <w:insideV w:val="single" w:sz="4" w:color="C9C9C9"/>
+        </w:tblBorders>
+        <w:tblLayout w:type="fixed"/>
+      </w:tblPr>
+      <w:tblGrid>
+        <w:gridCol w:w="3600"/>
+        <w:gridCol w:w="5000"/>
+        <w:gridCol w:w="3038"/>
+      </w:tblGrid>
+      <w:tr>
+        <w:tc>
+          <w:tcPr>
+            <w:tcW w:w="3600" w:type="dxa"/>
+            <w:shd w:val="clear" w:fill="EFEFEF"/>
+          </w:tcPr>
+          <w:p>
+            <w:r>
+              <w:rPr>
+                <w:b/>
+                <w:sz w:val="19"/>
+              </w:rPr>
+              <w:t xml:space="preserve">Параметр</w:t>
+            </w:r>
+          </w:p>
+        </w:tc>
+        <w:tc>
+          <w:tcPr>
+            <w:tcW w:w="5000" w:type="dxa"/>
+            <w:shd w:val="clear" w:fill="EFEFEF"/>
+          </w:tcPr>
+          <w:p>
+            <w:r>
+              <w:rPr>
+                <w:b/>
+                <w:sz w:val="19"/>
+              </w:rPr>
+              <w:t xml:space="preserve">Значение</w:t>
+            </w:r>
+          </w:p>
+        </w:tc>
+        <w:tc>
+          <w:tcPr>
+            <w:tcW w:w="3038" w:type="dxa"/>
+            <w:shd w:val="clear" w:fill="EFEFEF"/>
+          </w:tcPr>
+          <w:p>
+            <w:r>
+              <w:rPr>
+                <w:b/>
+                <w:sz w:val="19"/>
+              </w:rPr>
+              <w:t xml:space="preserve">Источник</w:t>
+            </w:r>
+          </w:p>
+        </w:tc>
+      </w:tr>
+      <w:tr>
+        <w:tc>
+          <w:tcPr>
+            <w:tcW w:w="3600" w:type="dxa"/>
+          </w:tcPr>
+          <w:p>
+            <w:r>
+              <w:rPr>
+                <w:sz w:val="19"/>
+              </w:rPr>
+              <w:t xml:space="preserve">Тепло в зал</w:t>
+            </w:r>
+          </w:p>
+        </w:tc>
+        <w:tc>
+          <w:tcPr>
+            <w:tcW w:w="5000" w:type="dxa"/>
+          </w:tcPr>
+          <w:p>
+            <w:r>
+              <w:rPr>
+                <w:sz w:val="19"/>
+              </w:rPr>
+              <w:t xml:space="preserve">≈1,5–1,6 МВт (стенки ванн ≈1,0 + ошиновка ≈0,46 + КСМ ≈0,1–0,15); ≈230 Вт/м²</w:t>
+            </w:r>
+          </w:p>
+        </w:tc>
+        <w:tc>
+          <w:tcPr>
+            <w:tcW w:w="3038" w:type="dxa"/>
+          </w:tcPr>
+          <w:p>
+            <w:r>
+              <w:rPr>
+                <w:color w:val="666666"/>
+                <w:sz w:val="18"/>
+              </w:rPr>
+              <w:t xml:space="preserve">расчёт (допущения показаны); ИД ч.2 табл. 3.1</w:t>
+            </w:r>
+          </w:p>
+        </w:tc>
+      </w:tr>
+      <w:tr>
+        <w:tc>
+          <w:tcPr>
+            <w:tcW w:w="3600" w:type="dxa"/>
+          </w:tcPr>
+          <w:p>
+            <w:r>
+              <w:rPr>
+                <w:sz w:val="19"/>
+              </w:rPr>
+              <w:t xml:space="preserve">Условия в зале</w:t>
+            </w:r>
+          </w:p>
+        </w:tc>
+        <w:tc>
+          <w:tcPr>
+            <w:tcW w:w="5000" w:type="dxa"/>
+          </w:tcPr>
+          <w:p>
+            <w:r>
+              <w:rPr>
+                <w:sz w:val="19"/>
+              </w:rPr>
+              <w:t xml:space="preserve">+12…+24 °С; влажность &gt; 75 %; стенка ванны ≤ 40 °С</w:t>
+            </w:r>
+          </w:p>
+        </w:tc>
+        <w:tc>
+          <w:tcPr>
+            <w:tcW w:w="3038" w:type="dxa"/>
+          </w:tcPr>
+          <w:p>
+            <w:r>
+              <w:rPr>
+                <w:color w:val="666666"/>
+                <w:sz w:val="18"/>
+              </w:rPr>
+              <w:t xml:space="preserve">ИД ч.2 прил. В</w:t>
+            </w:r>
+          </w:p>
+        </w:tc>
+      </w:tr>
+      <w:tr>
+        <w:tc>
+          <w:tcPr>
+            <w:tcW w:w="3600" w:type="dxa"/>
+          </w:tcPr>
+          <w:p>
+            <w:r>
+              <w:rPr>
+                <w:sz w:val="19"/>
+              </w:rPr>
+              <w:t xml:space="preserve">Аэрозоль H2SO4</w:t>
+            </w:r>
+          </w:p>
+        </w:tc>
+        <w:tc>
+          <w:tcPr>
+            <w:tcW w:w="5000" w:type="dxa"/>
+          </w:tcPr>
+          <w:p>
+            <w:r>
+              <w:rPr>
+                <w:sz w:val="19"/>
+              </w:rPr>
+              <w:t xml:space="preserve">цель &lt; 0,2 мг/м³ (ПДК 1 мг/м³); барьеры: добавка + колпаки + вентиляция</w:t>
+            </w:r>
+          </w:p>
+        </w:tc>
+        <w:tc>
+          <w:tcPr>
+            <w:tcW w:w="3038" w:type="dxa"/>
+          </w:tcPr>
+          <w:p>
+            <w:r>
+              <w:rPr>
+                <w:color w:val="666666"/>
+                <w:sz w:val="18"/>
+              </w:rPr>
+              <w:t xml:space="preserve">ИД ч.2 п. 4.2.2; ГОСТ 12.1.005-88</w:t>
+            </w:r>
+          </w:p>
+        </w:tc>
+      </w:tr>
+      <w:tr>
+        <w:tc>
+          <w:tcPr>
+            <w:tcW w:w="3600" w:type="dxa"/>
+          </w:tcPr>
+          <w:p>
+            <w:r>
+              <w:rPr>
+                <w:sz w:val="19"/>
+              </w:rPr>
+              <w:t xml:space="preserve">Лимитирующая вредность</w:t>
+            </w:r>
+          </w:p>
+        </w:tc>
+        <w:tc>
+          <w:tcPr>
+            <w:tcW w:w="5000" w:type="dxa"/>
+          </w:tcPr>
+          <w:p>
+            <w:r>
+              <w:rPr>
+                <w:sz w:val="19"/>
+              </w:rPr>
+              <w:t xml:space="preserve">соли Ni: ПДК 0,005 мг/м³ (аэрозоль электролита содержит 20 кг/м³ Ni)</w:t>
+            </w:r>
+          </w:p>
+        </w:tc>
+        <w:tc>
+          <w:tcPr>
+            <w:tcW w:w="3038" w:type="dxa"/>
+          </w:tcPr>
+          <w:p>
+            <w:r>
+              <w:rPr>
+                <w:color w:val="666666"/>
+                <w:sz w:val="18"/>
+              </w:rPr>
+              <w:t xml:space="preserve">ГОСТ 12.1.005-88; ИД ч.2 табл. 3.1</w:t>
+            </w:r>
+          </w:p>
+        </w:tc>
+      </w:tr>
+      <w:tr>
+        <w:tc>
+          <w:tcPr>
+            <w:tcW w:w="3600" w:type="dxa"/>
+          </w:tcPr>
+          <w:p>
+            <w:r>
+              <w:rPr>
+                <w:sz w:val="19"/>
+              </w:rPr>
+              <w:t xml:space="preserve">Влага</w:t>
+            </w:r>
+          </w:p>
+        </w:tc>
+        <w:tc>
+          <w:tcPr>
+            <w:tcW w:w="5000" w:type="dxa"/>
+          </w:tcPr>
+          <w:p>
+            <w:r>
+              <w:rPr>
+                <w:sz w:val="19"/>
+              </w:rPr>
+              <w:t xml:space="preserve">испарение под колпаки → аспирация; в зал — от ≈28 вскрытий/сут (оценка в БИ)</w:t>
+            </w:r>
+          </w:p>
+        </w:tc>
+        <w:tc>
+          <w:tcPr>
+            <w:tcW w:w="3038" w:type="dxa"/>
+          </w:tcPr>
+          <w:p>
+            <w:r>
+              <w:rPr>
+                <w:color w:val="666666"/>
+                <w:sz w:val="18"/>
+              </w:rPr>
+              <w:t xml:space="preserve">расчёт графика обслуживания</w:t>
+            </w:r>
+          </w:p>
+        </w:tc>
+      </w:tr>
+    </w:tbl>
+    <w:p>
+      <w:r>
+        <w:rPr>
+          <w:b/>
+          <w:sz w:val="19"/>
+        </w:rPr>
+        <w:t xml:space="preserve">Нормативная база: </w:t>
+      </w:r>
+      <w:r>
+        <w:rPr>
+          <w:color w:val="444444"/>
+          <w:sz w:val="19"/>
+        </w:rPr>
+        <w:t xml:space="preserve">ГОСТ 12.1.005-88 — ПДК рабочей зоны: H2SO4 1; Cu 0,5; соли Ni 0,005 мг/м³; СанПиН 1.2.3685-21 — Гигиенические нормативы микроклимата и воздуха рабочей зоны; СП 60.13330.2020 — ОВиК — использование выдаваемых тепло-/влаго-/газовыделений смежным разделом</w:t>
+      </w:r>
+    </w:p>
+    <w:p>
+      <w:r>
+        <w:rPr>
+          <w:b/>
+          <w:color w:val="8A6200"/>
+          <w:sz w:val="19"/>
+        </w:rPr>
+        <w:t xml:space="preserve">— определяется на стадии БИ: </w:t>
+      </w:r>
+      <w:r>
+        <w:rPr>
+          <w:sz w:val="19"/>
+        </w:rPr>
+        <w:t xml:space="preserve">Расход аспирации от ванны (закрытой/вскрытой) — совместное определение со смежным проектировщиком (в ИД не задан)</w:t>
+      </w:r>
+    </w:p>
+    <w:p>
+      <w:r>
+        <w:rPr>
+          <w:b/>
+          <w:color w:val="8A6200"/>
+          <w:sz w:val="19"/>
+        </w:rPr>
+        <w:t xml:space="preserve">— определяется на стадии БИ: </w:t>
+      </w:r>
+      <w:r>
+        <w:rPr>
+          <w:sz w:val="19"/>
+        </w:rPr>
+        <w:t xml:space="preserve">Интенсивности выделений H2SO4/Cu/Ni в г/ч — расчёт БИ после фиксации аспирации; подтверждение замерами при ПНР</w:t>
+      </w:r>
+    </w:p>
+    <w:p>
+      <w:r>
+        <w:rPr>
+          <w:b/>
+          <w:color w:val="8A6200"/>
+          <w:sz w:val="19"/>
+        </w:rPr>
+        <w:t xml:space="preserve">— определяется на стадии БИ: </w:t>
+      </w:r>
+      <w:r>
+        <w:rPr>
+          <w:sz w:val="19"/>
+        </w:rPr>
+        <w:t xml:space="preserve">Фактический коэффициент теплоотдачи и температуры стенок ванн — подтверждение тепловизионным обследованием при ПНР</w:t>
+      </w:r>
+    </w:p>
+    <w:p>
+      <w:pPr>
+        <w:pStyle w:val="Heading2"/>
+      </w:pPr>
+      <w:r>
+        <w:rPr>
+          <w:b/>
+          <w:sz w:val="26"/>
+        </w:rPr>
+        <w:t xml:space="preserve">Данные для раздела ОВОС (по балансам отделения)</w:t>
+      </w:r>
+    </w:p>
+    <w:p>
+      <w:r>
+        <w:rPr>
+          <w:sz w:val="20"/>
+        </w:rPr>
+        <w:t xml:space="preserve">Статус — предварительные расчётные данные для раздела ОВОС проектной документации (подход, принятый v4.1 для выбросов: «расчётно, предварительно»; гарантийные значения — по данным изготовителей газоочистного оборудования на детальном этапе).</w:t>
+      </w:r>
+    </w:p>
+    <w:p>
+      <w:r>
+        <w:rPr>
+          <w:sz w:val="20"/>
+        </w:rPr>
+        <w:t xml:space="preserve">ВЫБРОСЫ В АТМОСФЕРУ. Организованный источник отделения — выхлоп системы аспирации ванн после мокрой очистки (скруббер; сама система вне БИ): 180 точек отсоса, загрязнитель — аэрозоль электролита (H2SO4 с растворёнными Cu 35–40, Ni 20 кг/м³); количественные показатели до/после очистки — расчёт после фиксации расхода аспирации и КПД скруббера по аналогам (задание на стыке). Неорганизованные выбросы — выброс общеобменной вентиляции зала: при целевой концентрации в воздухе &lt; 0,2 мг/м³ H2SO4 масса выброса пропорциональна воздухообмену (определяется ОВиК, вне БИ) — данные передаются в ОВОС после расчёта воздухообмена.</w:t>
+      </w:r>
+    </w:p>
+    <w:p>
+      <w:r>
+        <w:rPr>
+          <w:sz w:val="20"/>
+        </w:rPr>
+        <w:t xml:space="preserve">СБРОСЫ. Прямых сбросов в водные объекты от отделения нет: контур растворов замкнут на ГМУ — промывные воды КСМ и аспирации и зумпфовые воды возвращаются в циркуляционные баки; «грязная» вода КСМ (Cu ≥ 1,6 г/л, H2SO4 ≥ 2 г/л) направляется в ГМО; фильтрат и промводы шламового узла — в репульпатор поз. 4.1.21 ГМУ. Продувка оборотной СОВ — общеплощадочная система (вне БИ).</w:t>
+      </w:r>
+    </w:p>
+    <w:p>
+      <w:r>
+        <w:rPr>
+          <w:sz w:val="20"/>
+        </w:rPr>
+        <w:t xml:space="preserve">ОТХОДЫ (годовые, на расчётный выпуск ≈69,25 тыс. т): свинцовый шлам ванн — 25,9–30 т сух./год (Pb ≈ 50 %, влажность отмытого 20–30 %) — накопление в закрытой таре на площадке с химстойким покрытием, передача специализированной организации совместно с отработанными анодами; отработанные аноды — 2300 шт./год × 65 кг ≈ 149,5 т/год свинцового сплава (возвратное сырьё для переплавки); отбракованные матрицы — до 1150 шт./год × 50–55 кг ≈ 58–63 т/год (фактический лом меньше — часть возвращается в строй после ремонта обрамления, учёт в электронном реестре); отработанный ПП-профиль обрамления — до 2,77 т/год; тара реагентов (гуартек 17,3 т/год, аналог FC-1100 13,8 т/год — упаковка по данным поставщиков). Классы опасности отходов — паспортизация на стадии ОТР/ПД.</w:t>
+      </w:r>
+    </w:p>
+    <w:p>
+      <w:r>
+        <w:rPr>
+          <w:sz w:val="20"/>
+        </w:rPr>
+        <w:t xml:space="preserve">ФИЗИЧЕСКИЕ ФАКТОРЫ: шум — станция сдирки КСМ (прокатка/надрыв), краны, насосные (вне БИ) — уровни по паспортам поставщиков к расчёту акустики; постоянное магнитное поле ошиновки серий 42–47 кА — уровни на рабочих местах вдоль рядов рассчитываются в БИ, нормирование по СанПиН 1.2.3685-21.</w:t>
+      </w:r>
+    </w:p>
+    <w:p>
+      <w:r>
+        <w:rPr>
+          <w:sz w:val="20"/>
+        </w:rPr>
+        <w:t xml:space="preserve">РЕСУРСНАЯ ЭФФЕКТИВНОСТЬ (для материалов ОВОС): процесс регенерирует серную кислоту — ≈12,4 т/ч H2SO4 возвращается с оборотным раствором на выщелачивание; потребление свежей кислоты — только корректировочные 2719 т/год; водопотребление минимизировано оборотными схемами промывки КСМ (25 из 29 м³/ч — оборот).</w:t>
+      </w:r>
+    </w:p>
+    <w:tbl>
+      <w:tblPr>
+        <w:tblW w:w="11638" w:type="dxa"/>
+        <w:tblBorders>
+          <w:top w:val="single" w:sz="4" w:color="C9C9C9"/>
+          <w:left w:val="single" w:sz="4" w:color="C9C9C9"/>
+          <w:bottom w:val="single" w:sz="4" w:color="C9C9C9"/>
+          <w:right w:val="single" w:sz="4" w:color="C9C9C9"/>
+          <w:insideH w:val="single" w:sz="4" w:color="C9C9C9"/>
+          <w:insideV w:val="single" w:sz="4" w:color="C9C9C9"/>
+        </w:tblBorders>
+        <w:tblLayout w:type="fixed"/>
+      </w:tblPr>
+      <w:tblGrid>
+        <w:gridCol w:w="3600"/>
+        <w:gridCol w:w="5000"/>
+        <w:gridCol w:w="3038"/>
+      </w:tblGrid>
+      <w:tr>
+        <w:tc>
+          <w:tcPr>
+            <w:tcW w:w="3600" w:type="dxa"/>
+            <w:shd w:val="clear" w:fill="EFEFEF"/>
+          </w:tcPr>
+          <w:p>
+            <w:r>
+              <w:rPr>
+                <w:b/>
+                <w:sz w:val="19"/>
+              </w:rPr>
+              <w:t xml:space="preserve">Параметр</w:t>
+            </w:r>
+          </w:p>
+        </w:tc>
+        <w:tc>
+          <w:tcPr>
+            <w:tcW w:w="5000" w:type="dxa"/>
+            <w:shd w:val="clear" w:fill="EFEFEF"/>
+          </w:tcPr>
+          <w:p>
+            <w:r>
+              <w:rPr>
+                <w:b/>
+                <w:sz w:val="19"/>
+              </w:rPr>
+              <w:t xml:space="preserve">Значение</w:t>
+            </w:r>
+          </w:p>
+        </w:tc>
+        <w:tc>
+          <w:tcPr>
+            <w:tcW w:w="3038" w:type="dxa"/>
+            <w:shd w:val="clear" w:fill="EFEFEF"/>
+          </w:tcPr>
+          <w:p>
+            <w:r>
+              <w:rPr>
+                <w:b/>
+                <w:sz w:val="19"/>
+              </w:rPr>
+              <w:t xml:space="preserve">Источник</w:t>
+            </w:r>
+          </w:p>
+        </w:tc>
+      </w:tr>
+      <w:tr>
+        <w:tc>
+          <w:tcPr>
+            <w:tcW w:w="3600" w:type="dxa"/>
+          </w:tcPr>
+          <w:p>
+            <w:r>
+              <w:rPr>
+                <w:sz w:val="19"/>
+              </w:rPr>
+              <w:t xml:space="preserve">Выбросы</w:t>
+            </w:r>
+          </w:p>
+        </w:tc>
+        <w:tc>
+          <w:tcPr>
+            <w:tcW w:w="5000" w:type="dxa"/>
+          </w:tcPr>
+          <w:p>
+            <w:r>
+              <w:rPr>
+                <w:sz w:val="19"/>
+              </w:rPr>
+              <w:t xml:space="preserve">1 организованный источник (выхлоп аспирации, вне БИ) — данные до/после очистки расчётно</w:t>
+            </w:r>
+          </w:p>
+        </w:tc>
+        <w:tc>
+          <w:tcPr>
+            <w:tcW w:w="3038" w:type="dxa"/>
+          </w:tcPr>
+          <w:p>
+            <w:r>
+              <w:rPr>
+                <w:color w:val="666666"/>
+                <w:sz w:val="18"/>
+              </w:rPr>
+              <w:t xml:space="preserve">ТЗ п. 5.2.4; подход D-09 (v4.1)</w:t>
+            </w:r>
+          </w:p>
+        </w:tc>
+      </w:tr>
+      <w:tr>
+        <w:tc>
+          <w:tcPr>
+            <w:tcW w:w="3600" w:type="dxa"/>
+          </w:tcPr>
+          <w:p>
+            <w:r>
+              <w:rPr>
+                <w:sz w:val="19"/>
+              </w:rPr>
+              <w:t xml:space="preserve">Сбросы</w:t>
+            </w:r>
+          </w:p>
+        </w:tc>
+        <w:tc>
+          <w:tcPr>
+            <w:tcW w:w="5000" w:type="dxa"/>
+          </w:tcPr>
+          <w:p>
+            <w:r>
+              <w:rPr>
+                <w:sz w:val="19"/>
+              </w:rPr>
+              <w:t xml:space="preserve">прямых нет — контур замкнут на ГМУ/ГМО; фильтрат шлама → поз. 4.1.21</w:t>
+            </w:r>
+          </w:p>
+        </w:tc>
+        <w:tc>
+          <w:tcPr>
+            <w:tcW w:w="3038" w:type="dxa"/>
+          </w:tcPr>
+          <w:p>
+            <w:r>
+              <w:rPr>
+                <w:color w:val="666666"/>
+                <w:sz w:val="18"/>
+              </w:rPr>
+              <w:t xml:space="preserve">ИД ч.2 п. 4.1.2, табл. 3.1</w:t>
+            </w:r>
+          </w:p>
+        </w:tc>
+      </w:tr>
+      <w:tr>
+        <w:tc>
+          <w:tcPr>
+            <w:tcW w:w="3600" w:type="dxa"/>
+          </w:tcPr>
+          <w:p>
+            <w:r>
+              <w:rPr>
+                <w:sz w:val="19"/>
+              </w:rPr>
+              <w:t xml:space="preserve">Шлам</w:t>
+            </w:r>
+          </w:p>
+        </w:tc>
+        <w:tc>
+          <w:tcPr>
+            <w:tcW w:w="5000" w:type="dxa"/>
+          </w:tcPr>
+          <w:p>
+            <w:r>
+              <w:rPr>
+                <w:sz w:val="19"/>
+              </w:rPr>
+              <w:t xml:space="preserve">25,9–30 т сух./год, Pb ≈ 50 % — спецорганизация вместе с анодами</w:t>
+            </w:r>
+          </w:p>
+        </w:tc>
+        <w:tc>
+          <w:tcPr>
+            <w:tcW w:w="3038" w:type="dxa"/>
+          </w:tcPr>
+          <w:p>
+            <w:r>
+              <w:rPr>
+                <w:color w:val="666666"/>
+                <w:sz w:val="18"/>
+              </w:rPr>
+              <w:t xml:space="preserve">ИД ч.2 табл. 3.1, п. 4.2.2</w:t>
+            </w:r>
+          </w:p>
+        </w:tc>
+      </w:tr>
+      <w:tr>
+        <w:tc>
+          <w:tcPr>
+            <w:tcW w:w="3600" w:type="dxa"/>
+          </w:tcPr>
+          <w:p>
+            <w:r>
+              <w:rPr>
+                <w:sz w:val="19"/>
+              </w:rPr>
+              <w:t xml:space="preserve">Металлолом</w:t>
+            </w:r>
+          </w:p>
+        </w:tc>
+        <w:tc>
+          <w:tcPr>
+            <w:tcW w:w="5000" w:type="dxa"/>
+          </w:tcPr>
+          <w:p>
+            <w:r>
+              <w:rPr>
+                <w:sz w:val="19"/>
+              </w:rPr>
+              <w:t xml:space="preserve">аноды ≈149,5 т/год (Pb-сплав, возврат); матрицы ≤ 58–63 т/год (316L, за вычетом ремонта)</w:t>
+            </w:r>
+          </w:p>
+        </w:tc>
+        <w:tc>
+          <w:tcPr>
+            <w:tcW w:w="3038" w:type="dxa"/>
+          </w:tcPr>
+          <w:p>
+            <w:r>
+              <w:rPr>
+                <w:color w:val="666666"/>
+                <w:sz w:val="18"/>
+              </w:rPr>
+              <w:t xml:space="preserve">расчёт от ИД ч.2 табл. 8.5, прил. В</w:t>
+            </w:r>
+          </w:p>
+        </w:tc>
+      </w:tr>
+      <w:tr>
+        <w:tc>
+          <w:tcPr>
+            <w:tcW w:w="3600" w:type="dxa"/>
+          </w:tcPr>
+          <w:p>
+            <w:r>
+              <w:rPr>
+                <w:sz w:val="19"/>
+              </w:rPr>
+              <w:t xml:space="preserve">Регенерация кислоты</w:t>
+            </w:r>
+          </w:p>
+        </w:tc>
+        <w:tc>
+          <w:tcPr>
+            <w:tcW w:w="5000" w:type="dxa"/>
+          </w:tcPr>
+          <w:p>
+            <w:r>
+              <w:rPr>
+                <w:sz w:val="19"/>
+              </w:rPr>
+              <w:t xml:space="preserve">≈12,4 т/ч H2SO4 в оборот; свежая — только 2719 т/год</w:t>
+            </w:r>
+          </w:p>
+        </w:tc>
+        <w:tc>
+          <w:tcPr>
+            <w:tcW w:w="3038" w:type="dxa"/>
+          </w:tcPr>
+          <w:p>
+            <w:r>
+              <w:rPr>
+                <w:color w:val="666666"/>
+                <w:sz w:val="18"/>
+              </w:rPr>
+              <w:t xml:space="preserve">расчёт (98,08/63,55); ИД ч.2 табл. 8.5</w:t>
+            </w:r>
+          </w:p>
+        </w:tc>
+      </w:tr>
+    </w:tbl>
+    <w:p>
+      <w:r>
+        <w:rPr>
+          <w:b/>
+          <w:sz w:val="19"/>
+        </w:rPr>
+        <w:t xml:space="preserve">Нормативная база: </w:t>
+      </w:r>
+      <w:r>
+        <w:rPr>
+          <w:color w:val="444444"/>
+          <w:sz w:val="19"/>
+        </w:rPr>
+        <w:t xml:space="preserve">Федеральный закон № 89-ФЗ — Обращение с отходами; паспортизация классов опасности; СанПиН 1.2.3685-21 — Нормативы для воздуха, шума, ЭМП на рабочих местах и границе СЗЗ; ГОСТ 12.1.005-88 — Перечень контролируемых веществ рабочей зоны для программы контроля</w:t>
+      </w:r>
+    </w:p>
+    <w:p>
+      <w:r>
+        <w:rPr>
+          <w:b/>
+          <w:color w:val="8A6200"/>
+          <w:sz w:val="19"/>
+        </w:rPr>
+        <w:t xml:space="preserve">— определяется на стадии БИ: </w:t>
+      </w:r>
+      <w:r>
+        <w:rPr>
+          <w:sz w:val="19"/>
+        </w:rPr>
+        <w:t xml:space="preserve">Расход и состав выхлопа аспирации до/после скруббера — совместно со смежным проектировщиком (вне БИ)</w:t>
+      </w:r>
+    </w:p>
+    <w:p>
+      <w:r>
+        <w:rPr>
+          <w:b/>
+          <w:color w:val="8A6200"/>
+          <w:sz w:val="19"/>
+        </w:rPr>
+        <w:t xml:space="preserve">— определяется на стадии БИ: </w:t>
+      </w:r>
+      <w:r>
+        <w:rPr>
+          <w:sz w:val="19"/>
+        </w:rPr>
+        <w:t xml:space="preserve">Паспортизация отходов (шлам, лом анодов/матриц, тара реагентов) — стадия ОТР/ПД</w:t>
+      </w:r>
+    </w:p>
+    <w:p>
+      <w:r>
+        <w:rPr>
+          <w:b/>
+          <w:color w:val="8A6200"/>
+          <w:sz w:val="19"/>
+        </w:rPr>
+        <w:t xml:space="preserve">— определяется на стадии БИ: </w:t>
+      </w:r>
+      <w:r>
+        <w:rPr>
+          <w:sz w:val="19"/>
+        </w:rPr>
+        <w:t xml:space="preserve">Баланс лома матриц с учётом доли ремонта обрамления — уточняется реестром парка на освоении</w:t>
+      </w:r>
+    </w:p>
+    <w:p>
+      <w:pPr>
+        <w:pStyle w:val="Heading2"/>
+      </w:pPr>
+      <w:r>
+        <w:rPr>
+          <w:b/>
+          <w:sz w:val="26"/>
+        </w:rPr>
+        <w:t xml:space="preserve">Разграничение поставки и стыковка границ с позициями «вне БИ»</w:t>
+      </w:r>
+    </w:p>
+    <w:p>
+      <w:r>
+        <w:rPr>
+          <w:sz w:val="20"/>
+        </w:rPr>
+        <w:t xml:space="preserve">По ТЗ (v3.6 — п. 5.3; в v4.1 границы Лота №3 — п. 6.2) в состав БИ Лота №3 НЕ включаются: шины магистральные; выпрямители; напорный и сливной трубопроводы ванн; система аспирации от ванн и очистки аспирационных газов; циркуляционные насосы; грузоподъёмное оборудование (в части существующего парка); нутч-фильтр; оборудование обработки свинцового шлама и отработанных анодов; теплообменники. Чтобы на ОТР не возникло разрывов, БИ Лота №3 выдаёт по каждой позиции ЗАДАНИЕ НА СТЫКЕ (исходные требования смежному проектировщику/поставщику) и фиксирует физическую границу:</w:t>
+      </w:r>
+    </w:p>
+    <w:p>
+      <w:r>
+        <w:rPr>
+          <w:sz w:val="20"/>
+        </w:rPr>
+        <w:t xml:space="preserve">1) ВЫПРЯМИТЕЛИ И МАГИСТРАЛЬНЫЕ ШИНЫ: граница — контактные площадки концевых сборных шин первой/последней ванны серии. БИ выдаёт: ток 47,0 кА ном (42,45 кА эксплуатац.), напряжение 227/250 В, число агрегатов 3 (2 рабочих + резервный с перекрёстной ошиновкой), требования к стабилизации тока, пульсациям, реверсу для растворения дендритов (при необходимости), интерфейс АСУ (Modbus TCP, задание/ограничения/телеметрия), точки подключения у торца зала со стороны преобразовательной подстанции, падение напряжения в межванновой ошиновке 0,06 В/ванну.
+2) НАПОРНЫЙ И СЛИВНОЙ ТРУБОПРОВОДЫ: граница по ТЗ 5.2.3 — фланец перелива каждой ванны (слив) и, зеркально, входной штуцер коллектора подачи ванны (коллектор подачи и его крепления — в комплекте ванн, прил. В). БИ выдаёт: расходы 800–825 м³/ч на серию (9,1 м³/ч на ванну), температуру 50 °С, среду (120 кг/м³ H2SO4), требование электрического разрыва на подаче/приёме, материал ПП/ПВДФ/футеровка, трассировку вдоль рядов.
+3) ЦИРКУЛЯЦИОННЫЕ НАСОСЫ: БИ выдаёт: подача ≈820 м³/ч на серию (+резерв), напор из гидравлики контура (геодезия + холодильник + коллектор; расчёт в БИ), кислотостойкое исполнение, частотное регулирование от FIC-01, схема 2×100 % или 3×50 % на серию — предложение БИ, решение за смежным проектом.
+4) ТЕПЛООБМЕННИКИ (холодильники электролита): БИ выдаёт тепловое задание: 2 × 2500 кВт, поток 817 м³/ч на нитку, 50 → 48,2 °С, вода 108 м³/ч 22,5 → 37,5 °С, пластинчатые, материал пластин 316L/титан (уточнить по хлоридам 30 мг/л), резерв поверхности на чистку от гипса, байпас.
+5) АСПИРАЦИЯ: граница по ТЗ 5.2.4 — фланец аспирационного отсоса каждого укрытия. БИ выдаёт: число точек 180, требование недостижения точки росы под колпаком, промывку коллекторов, дросселирование вскрытой ванны, возврат стоков скруббера в циркуляцию, ориентировочный удельный отсос от ванны (определяется совместно; в ИД расход системы не задан — «определяется в составе проекта»).
+6) ГРУЗОПОДЪЁМНОЕ ОБОРУДОВАНИЕ: спецкраны с позиционированием ВХОДЯТ в Лот №3 (ТЗ п. 5.3), но базовые мостовые краны — модернизация существующего парка ЦЭМ (ИД п. 4.2.2): БИ выдаёт задание на модернизацию (грузоподъёмность 16–20 т, коррозионностойкое исполнение 316L рабочих частей, автоматика позиционирования, ИК-контроль) и фиксирует границу «крюк/траверса — грузозахватные механизмы» в комплекте Лота №3.
+7) НУТЧ-ФИЛЬТР И ОБРАБОТКА ШЛАМА: граница — донная пробка ванны (выгрузка шлама смывом) и площадка стационарной вакуум-станции. БИ выдаёт: рельсовый путь под ваннами (закладные в комплекте ванн), поток шлама 1,44 т/ванну, вода 2 м³/т 40–70 °С, отвод фильтрата в поз. 4.1.21 ГМУ.
+8) ЭНЕРГОРЕСУРСЫ: сжатый воздух (граница 5.2.5 — фланец на стене цеха; потребители: пневматика КСМ 6 бар, арматура), вода/водоотведение (5.2.6 — по ТУ), электроэнергия (5.2.7 — по каждому виду оборудования при разработке БИ/ОТР по Приложению №3: сводная таблица электроприёмников, категории надёжности, пусковые токи, компенсация реактивной мощности, однолинейные схемы).</w:t>
+      </w:r>
+    </w:p>
+    <w:p>
+      <w:r>
+        <w:rPr>
+          <w:sz w:val="20"/>
+        </w:rPr>
+        <w:t xml:space="preserve">МЕХАНИЗМ УВЯЗКИ: реестр границ (interface register) с матрицей ответственности по каждому фланцу/клемме/сигналу; выдача исходных требований смежникам до начала ОТР (ТЗ п. 8: материалы БИ передаются поэтапно для старта ОТР); контрольные точки согласования — компоновка, гидравлика контура, энергобаланс, карта сигналов АСУ.</w:t>
+      </w:r>
+    </w:p>
+    <w:p>
+      <w:r>
+        <w:rPr>
+          <w:sz w:val="20"/>
+        </w:rPr>
+        <w:t xml:space="preserve">ПО ТЗ v4.1 (25.08.2026): вход в границы — «Раствор питания электролизных ванн ¦ Фланец патрубка подачи электролита в каждую электролизную ванну» (вместо ёмкости фильтрата v3.6) — это подтверждает нашу схему заданий на стыке по подаче; сжатый воздух/вода/электроэнергия — «уточняется при разработке БИ и ОТР для каждого вида оборудования в поставке». Противоречие: циркуляционный бак остался в составе БИ, находясь выше границы (C-100).</w:t>
+      </w:r>
+    </w:p>
+    <w:tbl>
+      <w:tblPr>
+        <w:tblW w:w="11638" w:type="dxa"/>
+        <w:tblBorders>
+          <w:top w:val="single" w:sz="4" w:color="C9C9C9"/>
+          <w:left w:val="single" w:sz="4" w:color="C9C9C9"/>
+          <w:bottom w:val="single" w:sz="4" w:color="C9C9C9"/>
+          <w:right w:val="single" w:sz="4" w:color="C9C9C9"/>
+          <w:insideH w:val="single" w:sz="4" w:color="C9C9C9"/>
+          <w:insideV w:val="single" w:sz="4" w:color="C9C9C9"/>
+        </w:tblBorders>
+        <w:tblLayout w:type="fixed"/>
+      </w:tblPr>
+      <w:tblGrid>
+        <w:gridCol w:w="3600"/>
+        <w:gridCol w:w="5000"/>
+        <w:gridCol w:w="3038"/>
+      </w:tblGrid>
+      <w:tr>
+        <w:tc>
+          <w:tcPr>
+            <w:tcW w:w="3600" w:type="dxa"/>
+            <w:shd w:val="clear" w:fill="EFEFEF"/>
+          </w:tcPr>
+          <w:p>
+            <w:r>
+              <w:rPr>
+                <w:b/>
+                <w:sz w:val="19"/>
+              </w:rPr>
+              <w:t xml:space="preserve">Параметр</w:t>
+            </w:r>
+          </w:p>
+        </w:tc>
+        <w:tc>
+          <w:tcPr>
+            <w:tcW w:w="5000" w:type="dxa"/>
+            <w:shd w:val="clear" w:fill="EFEFEF"/>
+          </w:tcPr>
+          <w:p>
+            <w:r>
+              <w:rPr>
+                <w:b/>
+                <w:sz w:val="19"/>
+              </w:rPr>
+              <w:t xml:space="preserve">Значение</w:t>
+            </w:r>
+          </w:p>
+        </w:tc>
+        <w:tc>
+          <w:tcPr>
+            <w:tcW w:w="3038" w:type="dxa"/>
+            <w:shd w:val="clear" w:fill="EFEFEF"/>
+          </w:tcPr>
+          <w:p>
+            <w:r>
+              <w:rPr>
+                <w:b/>
+                <w:sz w:val="19"/>
+              </w:rPr>
+              <w:t xml:space="preserve">Источник</w:t>
+            </w:r>
+          </w:p>
+        </w:tc>
+      </w:tr>
+      <w:tr>
+        <w:tc>
+          <w:tcPr>
+            <w:tcW w:w="3600" w:type="dxa"/>
+          </w:tcPr>
+          <w:p>
+            <w:r>
+              <w:rPr>
+                <w:sz w:val="19"/>
+              </w:rPr>
               <w:t xml:space="preserve">Выпрямители (вне БИ)</w:t>
             </w:r>
           </w:p>
@@ -4991,6 +8874,1130 @@
           <w:sz w:val="19"/>
         </w:rPr>
         <w:t xml:space="preserve">Циркуляционный бак в составе Лота №3 при границе «фланец патрубка подачи каждой ванны» — оборудование выше границы; определить вход лота (C-100)</w:t>
+      </w:r>
+    </w:p>
+    <w:p>
+      <w:pPr>
+        <w:pStyle w:val="Heading2"/>
+      </w:pPr>
+      <w:r>
+        <w:rPr>
+          <w:b/>
+          <w:sz w:val="26"/>
+        </w:rPr>
+        <w:t xml:space="preserve">Интерфейсы с другими лотами, ГМУ и общеплощадочными системами</w:t>
+      </w:r>
+    </w:p>
+    <w:p>
+      <w:r>
+        <w:rPr>
+          <w:sz w:val="20"/>
+        </w:rPr>
+        <w:t xml:space="preserve">Реестр межлотовых и межцеховых стыков (дополняет раздел границ «вне БИ», где заданы стыки с выпрямителями, трубопроводами, аспирацией, насосами, теплообменниками и шламовым узлом).</w:t>
+      </w:r>
+    </w:p>
+    <w:p>
+      <w:r>
+        <w:rPr>
+          <w:sz w:val="20"/>
+        </w:rPr>
+        <w:t xml:space="preserve">1) ГМУ / ВЫЩЕЛАЧИВАНИЕ (существующий передел по ИД ч.2, вне лотов): вход — богатый фильтрат контрольной фильтрации 124–125 м³/ч, 102,9 кг/м³ Cu, от ёмкости поз. 4.1.19 (температура на входе — через теплообменник поз. 4.1.17, вне БИ); выход — бедный электролит 124,7 м³/ч (35 Cu / 120 H2SO4 кг/м³; ≈12,4 т/ч регенерированной кислоты) в приёмный бак поз. 4.1.8; фильтрат и промводы шлама → репульпатор поз. 4.1.21; «грязная» вода КСМ → ГМО. Взаимные исходные данные: график готовности ГМУ к наработке стартового электролита (~2,8 тыс. м³) под ПНР серий.</w:t>
+      </w:r>
+    </w:p>
+    <w:p>
+      <w:r>
+        <w:rPr>
+          <w:sz w:val="20"/>
+        </w:rPr>
+        <w:t xml:space="preserve">2) ЛОТ №2 (купорос): отбор бедного электролита 3,2–3,5 м³/ч (27,3 тыс. м³/год) на растворение кристаллов медного купороса с возвратом раствора в контур (учтён в уравнении смешения — блок L3-MIX). Системная роль: отсечка богатого фильтрата на купоросную ветвь держит баланс примесей электролиза (Ni ≤ 20 г/л — лидирующая, Fe ≤ 3 г/л) — диапазон регулирования отбора является заданием Лоту №2 от Лота №3.</w:t>
+      </w:r>
+    </w:p>
+    <w:p>
+      <w:r>
+        <w:rPr>
+          <w:sz w:val="20"/>
+        </w:rPr>
+        <w:t xml:space="preserve">3) ЛОТ №4 (СГП): граница — передаточные ворота из отделения на СГП (ТЗ v4.1, таблица границ). Физический поток: пакеты катодов 2500 ± 50 кг, темп 8066,1 / 2500 ≈ 3,2 пакета/ч (≈77 пакетов/сут); конвейер автоматизированной транспортировки — в Лоте №3 до ворот, приём в автоматическом режиме от выходного конвейера КСМ — в Лоте №4. Ключевая увязка: «перфорация» пакета (профилирование части листов) обязана соответствовать грузозахватным механизмам, выбранным для СГП (прямое требование ТЗ) — оформляется совместным листом согласования КСМ ↔ СГП до заказа обеих машин. Информационный стык: ИС КСМ передаёт партии, веса, маркировку и данные пробоотбора в АСУ СГП и АИС весоизмерения.</w:t>
+      </w:r>
+    </w:p>
+    <w:p>
+      <w:r>
+        <w:rPr>
+          <w:sz w:val="20"/>
+        </w:rPr>
+        <w:t xml:space="preserve">4) ЛОТ №1 (обжиг): прямого физического стыка нет; связь балансовая через ГМУ — сквозной баланс меди (блок X-CU): 71,26 тыс. т Cu в шихте → ≈70,25 тыс. т доступно к катоду (невязка сведения 1,45 %); сценарная загрузка серий согласуется с планом обжига через план-задание АСУ верхнего уровня (единая информационно-управляющая система по ТЗ).</w:t>
+      </w:r>
+    </w:p>
+    <w:p>
+      <w:r>
+        <w:rPr>
+          <w:sz w:val="20"/>
+        </w:rPr>
+        <w:t xml:space="preserve">5) ОБЩЕПЛОЩАДОЧНЫЕ СИСТЕМЫ: серная кислота — продукционная от СКО рафинировочного цеха (2719 т/год); производственная вода — оз. Сопчъявр; нейтральная СОВ — 216 м³/ч на холодильники; единая диспетчерская — интеграция АСУ отделения в ОАСУ комплекса (Прил. №5).</w:t>
+      </w:r>
+    </w:p>
+    <w:p>
+      <w:r>
+        <w:rPr>
+          <w:sz w:val="20"/>
+        </w:rPr>
+        <w:t xml:space="preserve">ОРГАНИЗАЦИЯ: единый interface register по всем стыкам (физическая граница, среда/параметры, кто выдаёт ИД, срок) с матрицей ответственности; выдача исходных данных смежникам — в первой очереди поэтапной выдачи БИ (до старта ОТР); контрольные точки: компоновка, гидравлика контура, энергобаланс, карта сигналов, лист «перфорации» с Лотом №4.</w:t>
+      </w:r>
+    </w:p>
+    <w:tbl>
+      <w:tblPr>
+        <w:tblW w:w="11638" w:type="dxa"/>
+        <w:tblBorders>
+          <w:top w:val="single" w:sz="4" w:color="C9C9C9"/>
+          <w:left w:val="single" w:sz="4" w:color="C9C9C9"/>
+          <w:bottom w:val="single" w:sz="4" w:color="C9C9C9"/>
+          <w:right w:val="single" w:sz="4" w:color="C9C9C9"/>
+          <w:insideH w:val="single" w:sz="4" w:color="C9C9C9"/>
+          <w:insideV w:val="single" w:sz="4" w:color="C9C9C9"/>
+        </w:tblBorders>
+        <w:tblLayout w:type="fixed"/>
+      </w:tblPr>
+      <w:tblGrid>
+        <w:gridCol w:w="3600"/>
+        <w:gridCol w:w="5000"/>
+        <w:gridCol w:w="3038"/>
+      </w:tblGrid>
+      <w:tr>
+        <w:tc>
+          <w:tcPr>
+            <w:tcW w:w="3600" w:type="dxa"/>
+            <w:shd w:val="clear" w:fill="EFEFEF"/>
+          </w:tcPr>
+          <w:p>
+            <w:r>
+              <w:rPr>
+                <w:b/>
+                <w:sz w:val="19"/>
+              </w:rPr>
+              <w:t xml:space="preserve">Параметр</w:t>
+            </w:r>
+          </w:p>
+        </w:tc>
+        <w:tc>
+          <w:tcPr>
+            <w:tcW w:w="5000" w:type="dxa"/>
+            <w:shd w:val="clear" w:fill="EFEFEF"/>
+          </w:tcPr>
+          <w:p>
+            <w:r>
+              <w:rPr>
+                <w:b/>
+                <w:sz w:val="19"/>
+              </w:rPr>
+              <w:t xml:space="preserve">Значение</w:t>
+            </w:r>
+          </w:p>
+        </w:tc>
+        <w:tc>
+          <w:tcPr>
+            <w:tcW w:w="3038" w:type="dxa"/>
+            <w:shd w:val="clear" w:fill="EFEFEF"/>
+          </w:tcPr>
+          <w:p>
+            <w:r>
+              <w:rPr>
+                <w:b/>
+                <w:sz w:val="19"/>
+              </w:rPr>
+              <w:t xml:space="preserve">Источник</w:t>
+            </w:r>
+          </w:p>
+        </w:tc>
+      </w:tr>
+      <w:tr>
+        <w:tc>
+          <w:tcPr>
+            <w:tcW w:w="3600" w:type="dxa"/>
+          </w:tcPr>
+          <w:p>
+            <w:r>
+              <w:rPr>
+                <w:sz w:val="19"/>
+              </w:rPr>
+              <w:t xml:space="preserve">ГМУ: вход/выход</w:t>
+            </w:r>
+          </w:p>
+        </w:tc>
+        <w:tc>
+          <w:tcPr>
+            <w:tcW w:w="5000" w:type="dxa"/>
+          </w:tcPr>
+          <w:p>
+            <w:r>
+              <w:rPr>
+                <w:sz w:val="19"/>
+              </w:rPr>
+              <w:t xml:space="preserve">фильтрат 124–125 м³/ч (102,9 Cu) от поз. 4.1.19 / бедный 124,7 м³/ч в поз. 4.1.8</w:t>
+            </w:r>
+          </w:p>
+        </w:tc>
+        <w:tc>
+          <w:tcPr>
+            <w:tcW w:w="3038" w:type="dxa"/>
+          </w:tcPr>
+          <w:p>
+            <w:r>
+              <w:rPr>
+                <w:color w:val="666666"/>
+                <w:sz w:val="18"/>
+              </w:rPr>
+              <w:t xml:space="preserve">ИД ч.2 табл. 3.1; ТЗ (границы)</w:t>
+            </w:r>
+          </w:p>
+        </w:tc>
+      </w:tr>
+      <w:tr>
+        <w:tc>
+          <w:tcPr>
+            <w:tcW w:w="3600" w:type="dxa"/>
+          </w:tcPr>
+          <w:p>
+            <w:r>
+              <w:rPr>
+                <w:sz w:val="19"/>
+              </w:rPr>
+              <w:t xml:space="preserve">Лот №2</w:t>
+            </w:r>
+          </w:p>
+        </w:tc>
+        <w:tc>
+          <w:tcPr>
+            <w:tcW w:w="5000" w:type="dxa"/>
+          </w:tcPr>
+          <w:p>
+            <w:r>
+              <w:rPr>
+                <w:sz w:val="19"/>
+              </w:rPr>
+              <w:t xml:space="preserve">3,2–3,5 м³/ч на растворение купороса; отсечка держит Ni ≤ 20, Fe ≤ 3 г/л</w:t>
+            </w:r>
+          </w:p>
+        </w:tc>
+        <w:tc>
+          <w:tcPr>
+            <w:tcW w:w="3038" w:type="dxa"/>
+          </w:tcPr>
+          <w:p>
+            <w:r>
+              <w:rPr>
+                <w:color w:val="666666"/>
+                <w:sz w:val="18"/>
+              </w:rPr>
+              <w:t xml:space="preserve">ТЗ п. 5.1; ИД ч.2 табл. 3.1</w:t>
+            </w:r>
+          </w:p>
+        </w:tc>
+      </w:tr>
+      <w:tr>
+        <w:tc>
+          <w:tcPr>
+            <w:tcW w:w="3600" w:type="dxa"/>
+          </w:tcPr>
+          <w:p>
+            <w:r>
+              <w:rPr>
+                <w:sz w:val="19"/>
+              </w:rPr>
+              <w:t xml:space="preserve">Лот №4</w:t>
+            </w:r>
+          </w:p>
+        </w:tc>
+        <w:tc>
+          <w:tcPr>
+            <w:tcW w:w="5000" w:type="dxa"/>
+          </w:tcPr>
+          <w:p>
+            <w:r>
+              <w:rPr>
+                <w:sz w:val="19"/>
+              </w:rPr>
+              <w:t xml:space="preserve">ворота СГП; 2500 ± 50 кг × ≈3,2 пакета/ч; «перфорация» = грузозахваты СГП</w:t>
+            </w:r>
+          </w:p>
+        </w:tc>
+        <w:tc>
+          <w:tcPr>
+            <w:tcW w:w="3038" w:type="dxa"/>
+          </w:tcPr>
+          <w:p>
+            <w:r>
+              <w:rPr>
+                <w:color w:val="666666"/>
+                <w:sz w:val="18"/>
+              </w:rPr>
+              <w:t xml:space="preserve">ТЗ v4.1 (границы, требования к КСМ); расчёт</w:t>
+            </w:r>
+          </w:p>
+        </w:tc>
+      </w:tr>
+      <w:tr>
+        <w:tc>
+          <w:tcPr>
+            <w:tcW w:w="3600" w:type="dxa"/>
+          </w:tcPr>
+          <w:p>
+            <w:r>
+              <w:rPr>
+                <w:sz w:val="19"/>
+              </w:rPr>
+              <w:t xml:space="preserve">Лот №1</w:t>
+            </w:r>
+          </w:p>
+        </w:tc>
+        <w:tc>
+          <w:tcPr>
+            <w:tcW w:w="5000" w:type="dxa"/>
+          </w:tcPr>
+          <w:p>
+            <w:r>
+              <w:rPr>
+                <w:sz w:val="19"/>
+              </w:rPr>
+              <w:t xml:space="preserve">стык балансовый: 71,26 тыс. т Cu шихты → ≈70,25 тыс. т к катоду (X-CU)</w:t>
+            </w:r>
+          </w:p>
+        </w:tc>
+        <w:tc>
+          <w:tcPr>
+            <w:tcW w:w="3038" w:type="dxa"/>
+          </w:tcPr>
+          <w:p>
+            <w:r>
+              <w:rPr>
+                <w:color w:val="666666"/>
+                <w:sz w:val="18"/>
+              </w:rPr>
+              <w:t xml:space="preserve">блок X-CU (вкладка «Расчёты»)</w:t>
+            </w:r>
+          </w:p>
+        </w:tc>
+      </w:tr>
+      <w:tr>
+        <w:tc>
+          <w:tcPr>
+            <w:tcW w:w="3600" w:type="dxa"/>
+          </w:tcPr>
+          <w:p>
+            <w:r>
+              <w:rPr>
+                <w:sz w:val="19"/>
+              </w:rPr>
+              <w:t xml:space="preserve">Кислота/вода</w:t>
+            </w:r>
+          </w:p>
+        </w:tc>
+        <w:tc>
+          <w:tcPr>
+            <w:tcW w:w="5000" w:type="dxa"/>
+          </w:tcPr>
+          <w:p>
+            <w:r>
+              <w:rPr>
+                <w:sz w:val="19"/>
+              </w:rPr>
+              <w:t xml:space="preserve">H2SO4 от СКО 2719 т/год; вода оз. Сопчъявр; СОВ 216 м³/ч</w:t>
+            </w:r>
+          </w:p>
+        </w:tc>
+        <w:tc>
+          <w:tcPr>
+            <w:tcW w:w="3038" w:type="dxa"/>
+          </w:tcPr>
+          <w:p>
+            <w:r>
+              <w:rPr>
+                <w:color w:val="666666"/>
+                <w:sz w:val="18"/>
+              </w:rPr>
+              <w:t xml:space="preserve">ИД ч.2 табл. 8.5, 3.1</w:t>
+            </w:r>
+          </w:p>
+        </w:tc>
+      </w:tr>
+    </w:tbl>
+    <w:p>
+      <w:r>
+        <w:rPr>
+          <w:b/>
+          <w:sz w:val="19"/>
+        </w:rPr>
+        <w:t xml:space="preserve">Нормативная база: </w:t>
+      </w:r>
+      <w:r>
+        <w:rPr>
+          <w:color w:val="444444"/>
+          <w:sz w:val="19"/>
+        </w:rPr>
+        <w:t xml:space="preserve">ГОСТ Р 21.101-2020 — Оформление заданий смежным разделам и ведомостей ИД</w:t>
+      </w:r>
+    </w:p>
+    <w:p>
+      <w:r>
+        <w:rPr>
+          <w:b/>
+          <w:color w:val="8A6200"/>
+          <w:sz w:val="19"/>
+        </w:rPr>
+        <w:t xml:space="preserve">— определяется на стадии БИ: </w:t>
+      </w:r>
+      <w:r>
+        <w:rPr>
+          <w:sz w:val="19"/>
+        </w:rPr>
+        <w:t xml:space="preserve">Совместный лист согласования «перфорации» пакета и грузозахватов СГП (КСМ ↔ Лот №4) — до заказа оборудования</w:t>
+      </w:r>
+    </w:p>
+    <w:p>
+      <w:r>
+        <w:rPr>
+          <w:b/>
+          <w:color w:val="8A6200"/>
+          <w:sz w:val="19"/>
+        </w:rPr>
+        <w:t xml:space="preserve">— определяется на стадии БИ: </w:t>
+      </w:r>
+      <w:r>
+        <w:rPr>
+          <w:sz w:val="19"/>
+        </w:rPr>
+        <w:t xml:space="preserve">Диапазон регулирования отбора на купорос (задание Лоту №2) — подтвердить балансом примесей в БИ</w:t>
+      </w:r>
+    </w:p>
+    <w:p>
+      <w:r>
+        <w:rPr>
+          <w:b/>
+          <w:color w:val="8A6200"/>
+          <w:sz w:val="19"/>
+        </w:rPr>
+        <w:t xml:space="preserve">— определяется на стадии БИ: </w:t>
+      </w:r>
+      <w:r>
+        <w:rPr>
+          <w:sz w:val="19"/>
+        </w:rPr>
+        <w:t xml:space="preserve">Точная граница монтажа конвейера в передаточных воротах (Лот №3 / Лот №4) — зафиксировать в реестре границ</w:t>
+      </w:r>
+    </w:p>
+    <w:p>
+      <w:r>
+        <w:rPr>
+          <w:b/>
+          <w:color w:val="8A6200"/>
+          <w:sz w:val="19"/>
+        </w:rPr>
+        <w:t xml:space="preserve">— определяется на стадии БИ: </w:t>
+      </w:r>
+      <w:r>
+        <w:rPr>
+          <w:sz w:val="19"/>
+        </w:rPr>
+        <w:t xml:space="preserve">График готовности ГМУ к наработке стартового электролита — совместный план-график пуска с Заказчиком</w:t>
+      </w:r>
+    </w:p>
+    <w:p>
+      <w:pPr>
+        <w:pStyle w:val="Heading2"/>
+      </w:pPr>
+      <w:r>
+        <w:rPr>
+          <w:b/>
+          <w:sz w:val="26"/>
+        </w:rPr>
+        <w:t xml:space="preserve">Цифровая информационная модель отделения на этапе БИ (Приложение №4, ред. 2)</w:t>
+      </w:r>
+    </w:p>
+    <w:p>
+      <w:r>
+        <w:rPr>
+          <w:sz w:val="20"/>
+        </w:rPr>
+        <w:t xml:space="preserve">Цель модели БИ по ред. 2 Прил. №4 — проверка коллизий стадии «базовый инжиниринг» (выпуск ПД/РД из ЦИМ и спецификации «для стадии Р» из требований исключены); уровень проработки — LOD 200: габаритные тела оборудования, компоновка, основные трубопроводы и трассы, атрибуты уровня FEED.</w:t>
+      </w:r>
+    </w:p>
+    <w:p>
+      <w:r>
+        <w:rPr>
+          <w:sz w:val="20"/>
+        </w:rPr>
+        <w:t xml:space="preserve">СОСТАВ МОДЕЛИ ЛОТА №3: библиотечный компонент на каждый типоразмер (требование Прил. №4): ванна с колпаком и бортотсосом — один компонент, размещаемый массивом 2 × 90 с шагом 1,40 м; закорачивающая/подъёмная рамы; спецкран с траверсой-бороной; КСМ поблочно (промывка, сдирка, формирование пакетов, конвейеры); циркуляционный бак; узлы реагентов; шинные мосты и межванновая ошиновка (основные трассы); коллекторы DN350/DN80 и сборный воздуховод. Детализация — по листу «Стадия БИ_ТХ» нового Прил. №1 (листы АР/КР в состав БИ не входят — ред. 2).</w:t>
+      </w:r>
+    </w:p>
+    <w:p>
+      <w:r>
+        <w:rPr>
+          <w:sz w:val="20"/>
+        </w:rPr>
+        <w:t xml:space="preserve">ЗОНЫ ОБСЛУЖИВАНИЯ — объёмными элементами (обязательное требование Прил. №4): ход крюка и габарит траверсы с матрицами над колпаками (до +6…+7 м), зона перестановки крышек «матрёшкой», подванное пространство с трассой нутч-фильтра, ремзона КСМ, коридоры переноса закорачивающих рам, проходы обслуживания рядов (1,4–1,8 м).</w:t>
+      </w:r>
+    </w:p>
+    <w:p>
+      <w:r>
+        <w:rPr>
+          <w:sz w:val="20"/>
+        </w:rPr>
+        <w:t xml:space="preserve">КЛЮЧЕВЫЕ ПРОВЕРКИ КОЛЛИЗИЙ (по Таблице 3 ред. 2, применительно к лоту): траверса с матрицами ↔ фермы покрытия и колпаки соседних ванн; сборный воздуховод ↔ коллекторы электролита в межрядном пространстве (совмещение по высоте — самый плотный узел компоновки); шинные мосты ↔ проходы и металлоконструкции; рельсы нутча ↔ фундаменты и дренаж; конвейер пакетов ↔ строительные конструкции по трассе к воротам СГП.</w:t>
+      </w:r>
+    </w:p>
+    <w:p>
+      <w:r>
+        <w:rPr>
+          <w:sz w:val="20"/>
+        </w:rPr>
+        <w:t xml:space="preserve">АТРИБУТЫ И ПЕРЕДАЧА: классификация элементов IFC по типам/категориям (кодификатор ред. 2 не требует); рабочие механизмы в компонентах — «при наличии» (M-22); состав передачи: исходные файлы + IFC + сводная модель + отчёт «Описание ЦИМ»; выгрузка IFC в СОД Заказчика — раз в 4 недели; ПО — из рекомендуемого российского перечня (Model Studio CS и др.), фактическое — согласуется с Заказчиком. Выпуск ЦИМ — отдельным этапом графика БИ (ТЗ «Прочие условия»); модель Лота №3 собирается в сводную модель комплекса вместе с Лотами №1, №2, №4.</w:t>
+      </w:r>
+    </w:p>
+    <w:tbl>
+      <w:tblPr>
+        <w:tblW w:w="11638" w:type="dxa"/>
+        <w:tblBorders>
+          <w:top w:val="single" w:sz="4" w:color="C9C9C9"/>
+          <w:left w:val="single" w:sz="4" w:color="C9C9C9"/>
+          <w:bottom w:val="single" w:sz="4" w:color="C9C9C9"/>
+          <w:right w:val="single" w:sz="4" w:color="C9C9C9"/>
+          <w:insideH w:val="single" w:sz="4" w:color="C9C9C9"/>
+          <w:insideV w:val="single" w:sz="4" w:color="C9C9C9"/>
+        </w:tblBorders>
+        <w:tblLayout w:type="fixed"/>
+      </w:tblPr>
+      <w:tblGrid>
+        <w:gridCol w:w="3600"/>
+        <w:gridCol w:w="5000"/>
+        <w:gridCol w:w="3038"/>
+      </w:tblGrid>
+      <w:tr>
+        <w:tc>
+          <w:tcPr>
+            <w:tcW w:w="3600" w:type="dxa"/>
+            <w:shd w:val="clear" w:fill="EFEFEF"/>
+          </w:tcPr>
+          <w:p>
+            <w:r>
+              <w:rPr>
+                <w:b/>
+                <w:sz w:val="19"/>
+              </w:rPr>
+              <w:t xml:space="preserve">Параметр</w:t>
+            </w:r>
+          </w:p>
+        </w:tc>
+        <w:tc>
+          <w:tcPr>
+            <w:tcW w:w="5000" w:type="dxa"/>
+            <w:shd w:val="clear" w:fill="EFEFEF"/>
+          </w:tcPr>
+          <w:p>
+            <w:r>
+              <w:rPr>
+                <w:b/>
+                <w:sz w:val="19"/>
+              </w:rPr>
+              <w:t xml:space="preserve">Значение</w:t>
+            </w:r>
+          </w:p>
+        </w:tc>
+        <w:tc>
+          <w:tcPr>
+            <w:tcW w:w="3038" w:type="dxa"/>
+            <w:shd w:val="clear" w:fill="EFEFEF"/>
+          </w:tcPr>
+          <w:p>
+            <w:r>
+              <w:rPr>
+                <w:b/>
+                <w:sz w:val="19"/>
+              </w:rPr>
+              <w:t xml:space="preserve">Источник</w:t>
+            </w:r>
+          </w:p>
+        </w:tc>
+      </w:tr>
+      <w:tr>
+        <w:tc>
+          <w:tcPr>
+            <w:tcW w:w="3600" w:type="dxa"/>
+          </w:tcPr>
+          <w:p>
+            <w:r>
+              <w:rPr>
+                <w:sz w:val="19"/>
+              </w:rPr>
+              <w:t xml:space="preserve">Уровень</w:t>
+            </w:r>
+          </w:p>
+        </w:tc>
+        <w:tc>
+          <w:tcPr>
+            <w:tcW w:w="5000" w:type="dxa"/>
+          </w:tcPr>
+          <w:p>
+            <w:r>
+              <w:rPr>
+                <w:sz w:val="19"/>
+              </w:rPr>
+              <w:t xml:space="preserve">LOD 200 (габариты, компоновка, основные трассы); цель — коллизии стадии БИ</w:t>
+            </w:r>
+          </w:p>
+        </w:tc>
+        <w:tc>
+          <w:tcPr>
+            <w:tcW w:w="3038" w:type="dxa"/>
+          </w:tcPr>
+          <w:p>
+            <w:r>
+              <w:rPr>
+                <w:color w:val="666666"/>
+                <w:sz w:val="18"/>
+              </w:rPr>
+              <w:t xml:space="preserve">Прил. №4 ред. 2; BIMForum LOD</w:t>
+            </w:r>
+          </w:p>
+        </w:tc>
+      </w:tr>
+      <w:tr>
+        <w:tc>
+          <w:tcPr>
+            <w:tcW w:w="3600" w:type="dxa"/>
+          </w:tcPr>
+          <w:p>
+            <w:r>
+              <w:rPr>
+                <w:sz w:val="19"/>
+              </w:rPr>
+              <w:t xml:space="preserve">Компоненты</w:t>
+            </w:r>
+          </w:p>
+        </w:tc>
+        <w:tc>
+          <w:tcPr>
+            <w:tcW w:w="5000" w:type="dxa"/>
+          </w:tcPr>
+          <w:p>
+            <w:r>
+              <w:rPr>
+                <w:sz w:val="19"/>
+              </w:rPr>
+              <w:t xml:space="preserve">ванна+колпак (массив 2×90, шаг 1,40 м), краны, КСМ, баки, ошиновка, воздуховод</w:t>
+            </w:r>
+          </w:p>
+        </w:tc>
+        <w:tc>
+          <w:tcPr>
+            <w:tcW w:w="3038" w:type="dxa"/>
+          </w:tcPr>
+          <w:p>
+            <w:r>
+              <w:rPr>
+                <w:color w:val="666666"/>
+                <w:sz w:val="18"/>
+              </w:rPr>
+              <w:t xml:space="preserve">Прил. №4 (библиотечные компоненты); компоновка БИ</w:t>
+            </w:r>
+          </w:p>
+        </w:tc>
+      </w:tr>
+      <w:tr>
+        <w:tc>
+          <w:tcPr>
+            <w:tcW w:w="3600" w:type="dxa"/>
+          </w:tcPr>
+          <w:p>
+            <w:r>
+              <w:rPr>
+                <w:sz w:val="19"/>
+              </w:rPr>
+              <w:t xml:space="preserve">Зоны обслуживания</w:t>
+            </w:r>
+          </w:p>
+        </w:tc>
+        <w:tc>
+          <w:tcPr>
+            <w:tcW w:w="5000" w:type="dxa"/>
+          </w:tcPr>
+          <w:p>
+            <w:r>
+              <w:rPr>
+                <w:sz w:val="19"/>
+              </w:rPr>
+              <w:t xml:space="preserve">объёмные элементы: крюк до +6…+7 м, «матрёшка», нутч, ремзоны, проходы</w:t>
+            </w:r>
+          </w:p>
+        </w:tc>
+        <w:tc>
+          <w:tcPr>
+            <w:tcW w:w="3038" w:type="dxa"/>
+          </w:tcPr>
+          <w:p>
+            <w:r>
+              <w:rPr>
+                <w:color w:val="666666"/>
+                <w:sz w:val="18"/>
+              </w:rPr>
+              <w:t xml:space="preserve">Прил. №4 (M-19); компоновка БИ</w:t>
+            </w:r>
+          </w:p>
+        </w:tc>
+      </w:tr>
+      <w:tr>
+        <w:tc>
+          <w:tcPr>
+            <w:tcW w:w="3600" w:type="dxa"/>
+          </w:tcPr>
+          <w:p>
+            <w:r>
+              <w:rPr>
+                <w:sz w:val="19"/>
+              </w:rPr>
+              <w:t xml:space="preserve">Передача</w:t>
+            </w:r>
+          </w:p>
+        </w:tc>
+        <w:tc>
+          <w:tcPr>
+            <w:tcW w:w="5000" w:type="dxa"/>
+          </w:tcPr>
+          <w:p>
+            <w:r>
+              <w:rPr>
+                <w:sz w:val="19"/>
+              </w:rPr>
+              <w:t xml:space="preserve">исходники + IFC + сводная модель + «Описание ЦИМ»; выгрузка раз в 4 недели</w:t>
+            </w:r>
+          </w:p>
+        </w:tc>
+        <w:tc>
+          <w:tcPr>
+            <w:tcW w:w="3038" w:type="dxa"/>
+          </w:tcPr>
+          <w:p>
+            <w:r>
+              <w:rPr>
+                <w:color w:val="666666"/>
+                <w:sz w:val="18"/>
+              </w:rPr>
+              <w:t xml:space="preserve">Прил. №4 ред. 2 (M-08, M-09)</w:t>
+            </w:r>
+          </w:p>
+        </w:tc>
+      </w:tr>
+    </w:tbl>
+    <w:p>
+      <w:r>
+        <w:rPr>
+          <w:b/>
+          <w:sz w:val="19"/>
+        </w:rPr>
+        <w:t xml:space="preserve">Нормативная база: </w:t>
+      </w:r>
+      <w:r>
+        <w:rPr>
+          <w:color w:val="444444"/>
+          <w:sz w:val="19"/>
+        </w:rPr>
+        <w:t xml:space="preserve">Приложение №4 к ТЗ (ред. 2) — Требования к ЦИМ этапа БИ: компоненты, проверки Таблицы 3, состав передачи; ГОСТ Р 10.0.02-2019 (ИСО 16739) — Формат IFC для выгрузок в СОД Заказчика; ISO 19650 / BIMForum LOD Spec — Методическая база уровня проработки LOD 200 на стадии FEED</w:t>
+      </w:r>
+    </w:p>
+    <w:p>
+      <w:r>
+        <w:rPr>
+          <w:b/>
+          <w:color w:val="8A6200"/>
+          <w:sz w:val="19"/>
+        </w:rPr>
+        <w:t xml:space="preserve">— определяется на стадии БИ: </w:t>
+      </w:r>
+      <w:r>
+        <w:rPr>
+          <w:sz w:val="19"/>
+        </w:rPr>
+        <w:t xml:space="preserve">Фактическое ПО моделирования — согласовать с Заказчиком до старта этапа ЦИМ</w:t>
+      </w:r>
+    </w:p>
+    <w:p>
+      <w:r>
+        <w:rPr>
+          <w:b/>
+          <w:color w:val="8A6200"/>
+          <w:sz w:val="19"/>
+        </w:rPr>
+        <w:t xml:space="preserve">— определяется на стадии БИ: </w:t>
+      </w:r>
+      <w:r>
+        <w:rPr>
+          <w:sz w:val="19"/>
+        </w:rPr>
+        <w:t xml:space="preserve">Применимость проверок Таблицы 3 ред. 2 к составу лота (перечень пар коллизий) — протоколом</w:t>
+      </w:r>
+    </w:p>
+    <w:p>
+      <w:r>
+        <w:rPr>
+          <w:b/>
+          <w:color w:val="8A6200"/>
+          <w:sz w:val="19"/>
+        </w:rPr>
+        <w:t xml:space="preserve">— определяется на стадии БИ: </w:t>
+      </w:r>
+      <w:r>
+        <w:rPr>
+          <w:sz w:val="19"/>
+        </w:rPr>
+        <w:t xml:space="preserve">Глубина моделирования ошиновки (шинные мосты полностью / межванновые шины компонентом) — решение БИ по трудоёмкости</w:t>
+      </w:r>
+    </w:p>
+    <w:p>
+      <w:pPr>
+        <w:pStyle w:val="Heading2"/>
+      </w:pPr>
+      <w:r>
+        <w:rPr>
+          <w:b/>
+          <w:sz w:val="26"/>
+        </w:rPr>
+        <w:t xml:space="preserve">Стоимость поставки по Лоту №3 (порядок формирования) и этапность выдачи БИ</w:t>
+      </w:r>
+    </w:p>
+    <w:p>
+      <w:r>
+        <w:rPr>
+          <w:sz w:val="20"/>
+        </w:rPr>
+        <w:t xml:space="preserve">Порядок — по разделу «Стоимость поставки по Лоту №3» ТЗ v4.1: (1) стоимость оборудования — бюджетные ТКП по основному оборудованию (требование «не менее 2–3 ТКП на каждую позицию» в v4.1 вычеркнуто — действует редакция «Бюджетные ТКП по основному оборудованию»); (2) бюджетная оценка общей стоимости комплектной поставки оборудования и материалов в границах п. 6.2 — с учётом АСУ с прикладным ПО (нагрузки, шунтирование, потоки, параметры) и специальных автоматических кранов электролизного зала (прямое требование ТЗ).</w:t>
+      </w:r>
+    </w:p>
+    <w:p>
+      <w:r>
+        <w:rPr>
+          <w:sz w:val="20"/>
+        </w:rPr>
+        <w:t xml:space="preserve">ПЕРЕЧЕНЬ ПОЗИЦИЙ ПОД ТКП (основное оборудование, ориентировочно 70–80 % стоимости поставки): электролизные ванны (180) с коллекторами и закладными; КСМ с формированием пакетов и изоляцией кромок; спецкраны (2) с траверсами; ошиновка; первичная загрузка матриц (15 120) и анодов (15 300); аспирационные укрытия (180); циркуляционные баки (2 × 300 м³); АСУ с ППО и системой mV-контроля. Остальное (узлы реагентов, металлоконструкции обслуживания, обвязка в границах, полевые КИП) — укрупнённые показатели и база аналогов КВАНТ. Класс точности итоговой оценки — Class 3 (±15–20 %, AACE 18R-97) — зафиксировать в договоре (позиция D-30).</w:t>
+      </w:r>
+    </w:p>
+    <w:p>
+      <w:r>
+        <w:rPr>
+          <w:sz w:val="20"/>
+        </w:rPr>
+        <w:t xml:space="preserve">В ЦЕНУ ПОСТАВКИ НЕ ВХОДЯТ (перечень «вне БИ» п. 6.3): выпрямители, магистральные шины, напорный/сливной трубопроводы, аспирация со скруббером, циркуляционные насосы, теплообменники, нутч-фильтр, обработка шлама, базовые краны — для сводного CAPEX Заказчика по этим позициям передаются задания на стыке (реестр границ). Строительная часть — вне поставки лота; справочная оценка нового корпуса — блоки NB-EW/NB-COST (корпус ЭЭ с электролитным отделением 6,6–9,6 млрд ₽, Class 5, вкладка «Стройка · CAPEX»).</w:t>
+      </w:r>
+    </w:p>
+    <w:p>
+      <w:r>
+        <w:rPr>
+          <w:sz w:val="20"/>
+        </w:rPr>
+        <w:t xml:space="preserve">ЛОГИСТИЧЕСКАЯ СОСТАВЛЯЮЩАЯ ЦЕНЫ: ≈3,3–3,4 тыс. т серийных грузов (ванны, электроды) до Мончегорска, упаковка по ГОСТ 15846; шеф-монтаж и ПНР поставщиков — в объёме поставки (прил. В п. 17); ЗИП АСУТП/КИП на 2 года (≥ 10 %, ≥ 1 шт. наименования — Прил. №5).</w:t>
+      </w:r>
+    </w:p>
+    <w:p>
+      <w:r>
+        <w:rPr>
+          <w:sz w:val="20"/>
+        </w:rPr>
+        <w:t xml:space="preserve">ЭТАПНОСТЬ ВЫДАЧИ МАТЕРИАЛОВ БИ (для старта ОТР до полного выпуска — ТЗ «Прочие условия»): 1-я очередь — балансы и электрический расчёт, PFD, перечень оборудования, задания на стыке смежникам, исходные требования на длинноцикловое; 2-я — компоновки, предварительные нагрузки, P&amp;ID, line list; 3-я — опросные листы, ТКП и бюджетная оценка, ЦИМ (отдельный этап). График выдач — в составе договора.</w:t>
+      </w:r>
+    </w:p>
+    <w:tbl>
+      <w:tblPr>
+        <w:tblW w:w="11638" w:type="dxa"/>
+        <w:tblBorders>
+          <w:top w:val="single" w:sz="4" w:color="C9C9C9"/>
+          <w:left w:val="single" w:sz="4" w:color="C9C9C9"/>
+          <w:bottom w:val="single" w:sz="4" w:color="C9C9C9"/>
+          <w:right w:val="single" w:sz="4" w:color="C9C9C9"/>
+          <w:insideH w:val="single" w:sz="4" w:color="C9C9C9"/>
+          <w:insideV w:val="single" w:sz="4" w:color="C9C9C9"/>
+        </w:tblBorders>
+        <w:tblLayout w:type="fixed"/>
+      </w:tblPr>
+      <w:tblGrid>
+        <w:gridCol w:w="3600"/>
+        <w:gridCol w:w="5000"/>
+        <w:gridCol w:w="3038"/>
+      </w:tblGrid>
+      <w:tr>
+        <w:tc>
+          <w:tcPr>
+            <w:tcW w:w="3600" w:type="dxa"/>
+            <w:shd w:val="clear" w:fill="EFEFEF"/>
+          </w:tcPr>
+          <w:p>
+            <w:r>
+              <w:rPr>
+                <w:b/>
+                <w:sz w:val="19"/>
+              </w:rPr>
+              <w:t xml:space="preserve">Параметр</w:t>
+            </w:r>
+          </w:p>
+        </w:tc>
+        <w:tc>
+          <w:tcPr>
+            <w:tcW w:w="5000" w:type="dxa"/>
+            <w:shd w:val="clear" w:fill="EFEFEF"/>
+          </w:tcPr>
+          <w:p>
+            <w:r>
+              <w:rPr>
+                <w:b/>
+                <w:sz w:val="19"/>
+              </w:rPr>
+              <w:t xml:space="preserve">Значение</w:t>
+            </w:r>
+          </w:p>
+        </w:tc>
+        <w:tc>
+          <w:tcPr>
+            <w:tcW w:w="3038" w:type="dxa"/>
+            <w:shd w:val="clear" w:fill="EFEFEF"/>
+          </w:tcPr>
+          <w:p>
+            <w:r>
+              <w:rPr>
+                <w:b/>
+                <w:sz w:val="19"/>
+              </w:rPr>
+              <w:t xml:space="preserve">Источник</w:t>
+            </w:r>
+          </w:p>
+        </w:tc>
+      </w:tr>
+      <w:tr>
+        <w:tc>
+          <w:tcPr>
+            <w:tcW w:w="3600" w:type="dxa"/>
+          </w:tcPr>
+          <w:p>
+            <w:r>
+              <w:rPr>
+                <w:sz w:val="19"/>
+              </w:rPr>
+              <w:t xml:space="preserve">ТКП</w:t>
+            </w:r>
+          </w:p>
+        </w:tc>
+        <w:tc>
+          <w:tcPr>
+            <w:tcW w:w="5000" w:type="dxa"/>
+          </w:tcPr>
+          <w:p>
+            <w:r>
+              <w:rPr>
+                <w:sz w:val="19"/>
+              </w:rPr>
+              <w:t xml:space="preserve">бюджетные, по основному оборудованию (~70–80 % стоимости); правка v4.1 учтена</w:t>
+            </w:r>
+          </w:p>
+        </w:tc>
+        <w:tc>
+          <w:tcPr>
+            <w:tcW w:w="3038" w:type="dxa"/>
+          </w:tcPr>
+          <w:p>
+            <w:r>
+              <w:rPr>
+                <w:color w:val="666666"/>
+                <w:sz w:val="18"/>
+              </w:rPr>
+              <w:t xml:space="preserve">ТЗ v4.1 «Стоимость поставки по Лоту №3»; D-29</w:t>
+            </w:r>
+          </w:p>
+        </w:tc>
+      </w:tr>
+      <w:tr>
+        <w:tc>
+          <w:tcPr>
+            <w:tcW w:w="3600" w:type="dxa"/>
+          </w:tcPr>
+          <w:p>
+            <w:r>
+              <w:rPr>
+                <w:sz w:val="19"/>
+              </w:rPr>
+              <w:t xml:space="preserve">Оценка</w:t>
+            </w:r>
+          </w:p>
+        </w:tc>
+        <w:tc>
+          <w:tcPr>
+            <w:tcW w:w="5000" w:type="dxa"/>
+          </w:tcPr>
+          <w:p>
+            <w:r>
+              <w:rPr>
+                <w:sz w:val="19"/>
+              </w:rPr>
+              <w:t xml:space="preserve">бюджетная, комплектная поставка в границах п. 6.2, включая АСУ с ППО и спецкраны; Class 3 ±15–20 %</w:t>
+            </w:r>
+          </w:p>
+        </w:tc>
+        <w:tc>
+          <w:tcPr>
+            <w:tcW w:w="3038" w:type="dxa"/>
+          </w:tcPr>
+          <w:p>
+            <w:r>
+              <w:rPr>
+                <w:color w:val="666666"/>
+                <w:sz w:val="18"/>
+              </w:rPr>
+              <w:t xml:space="preserve">ТЗ v4.1; AACE 18R-97</w:t>
+            </w:r>
+          </w:p>
+        </w:tc>
+      </w:tr>
+      <w:tr>
+        <w:tc>
+          <w:tcPr>
+            <w:tcW w:w="3600" w:type="dxa"/>
+          </w:tcPr>
+          <w:p>
+            <w:r>
+              <w:rPr>
+                <w:sz w:val="19"/>
+              </w:rPr>
+              <w:t xml:space="preserve">Вне цены</w:t>
+            </w:r>
+          </w:p>
+        </w:tc>
+        <w:tc>
+          <w:tcPr>
+            <w:tcW w:w="5000" w:type="dxa"/>
+          </w:tcPr>
+          <w:p>
+            <w:r>
+              <w:rPr>
+                <w:sz w:val="19"/>
+              </w:rPr>
+              <w:t xml:space="preserve">10 позиций «вне БИ» (выпрямители, аспирация и др.) — задания на стыке для CAPEX Заказчика</w:t>
+            </w:r>
+          </w:p>
+        </w:tc>
+        <w:tc>
+          <w:tcPr>
+            <w:tcW w:w="3038" w:type="dxa"/>
+          </w:tcPr>
+          <w:p>
+            <w:r>
+              <w:rPr>
+                <w:color w:val="666666"/>
+                <w:sz w:val="18"/>
+              </w:rPr>
+              <w:t xml:space="preserve">ТЗ v4.1 п. 6.3</w:t>
+            </w:r>
+          </w:p>
+        </w:tc>
+      </w:tr>
+      <w:tr>
+        <w:tc>
+          <w:tcPr>
+            <w:tcW w:w="3600" w:type="dxa"/>
+          </w:tcPr>
+          <w:p>
+            <w:r>
+              <w:rPr>
+                <w:sz w:val="19"/>
+              </w:rPr>
+              <w:t xml:space="preserve">Логистика</w:t>
+            </w:r>
+          </w:p>
+        </w:tc>
+        <w:tc>
+          <w:tcPr>
+            <w:tcW w:w="5000" w:type="dxa"/>
+          </w:tcPr>
+          <w:p>
+            <w:r>
+              <w:rPr>
+                <w:sz w:val="19"/>
+              </w:rPr>
+              <w:t xml:space="preserve">≈3,3–3,4 тыс. т грузов; упаковка Крайний Север; шеф-монтаж и ЗИП в поставке</w:t>
+            </w:r>
+          </w:p>
+        </w:tc>
+        <w:tc>
+          <w:tcPr>
+            <w:tcW w:w="3038" w:type="dxa"/>
+          </w:tcPr>
+          <w:p>
+            <w:r>
+              <w:rPr>
+                <w:color w:val="666666"/>
+                <w:sz w:val="18"/>
+              </w:rPr>
+              <w:t xml:space="preserve">расчёт; ИД ч.2 прил. В п. 17; Прил. №5</w:t>
+            </w:r>
+          </w:p>
+        </w:tc>
+      </w:tr>
+    </w:tbl>
+    <w:p>
+      <w:r>
+        <w:rPr>
+          <w:b/>
+          <w:sz w:val="19"/>
+        </w:rPr>
+        <w:t xml:space="preserve">Нормативная база: </w:t>
+      </w:r>
+      <w:r>
+        <w:rPr>
+          <w:color w:val="444444"/>
+          <w:sz w:val="19"/>
+        </w:rPr>
+        <w:t xml:space="preserve">AACE RP 18R-97 — Класс точности оценки Class 3 (±15–20 %) — методическая база; ГОСТ 15846-2002 — Упаковка для транспортирования в районы Крайнего Севера</w:t>
+      </w:r>
+    </w:p>
+    <w:p>
+      <w:r>
+        <w:rPr>
+          <w:b/>
+          <w:color w:val="8A6200"/>
+          <w:sz w:val="19"/>
+        </w:rPr>
+        <w:t xml:space="preserve">— определяется на стадии БИ: </w:t>
+      </w:r>
+      <w:r>
+        <w:rPr>
+          <w:sz w:val="19"/>
+        </w:rPr>
+        <w:t xml:space="preserve">Базис цен ТКП (валюта, ИНКОТЕРМС, срок действия) — единые условия запросов согласовать с Заказчиком</w:t>
+      </w:r>
+    </w:p>
+    <w:p>
+      <w:r>
+        <w:rPr>
+          <w:b/>
+          <w:color w:val="8A6200"/>
+          <w:sz w:val="19"/>
+        </w:rPr>
+        <w:t xml:space="preserve">— определяется на стадии БИ: </w:t>
+      </w:r>
+      <w:r>
+        <w:rPr>
+          <w:sz w:val="19"/>
+        </w:rPr>
+        <w:t xml:space="preserve">Разнесение стоимости АСУ между лотами при единой диспетчерской ОАСУ — протокол с Заказчиком</w:t>
+      </w:r>
+    </w:p>
+    <w:p>
+      <w:r>
+        <w:rPr>
+          <w:b/>
+          <w:color w:val="8A6200"/>
+          <w:sz w:val="19"/>
+        </w:rPr>
+        <w:t xml:space="preserve">— определяется на стадии БИ: </w:t>
+      </w:r>
+      <w:r>
+        <w:rPr>
+          <w:sz w:val="19"/>
+        </w:rPr>
+        <w:t xml:space="preserve">Перечень «основного» оборудования под ТКП — тот же протокол, что и для опросных листов (D-21/D-29)</w:t>
       </w:r>
     </w:p>
     <w:sectPr>

--- a/ove/public/docs/bi/ove75-lot3-pz-draft.docx
+++ b/ove/public/docs/bi/ove75-lot3-pz-draft.docx
@@ -55,7 +55,7 @@
         <w:rPr>
           <w:sz w:val="20"/>
         </w:rPr>
-        <w:t xml:space="preserve">Отделение электроэкстракции меди — завершающий передел комплекса КГМК.ОВЭ-75 («обжиг – выщелачивание – электроэкстракция», 75 000 т катодной меди в год). Размещается в существующем корпусе электрорафинирования меди металлургического цеха (ЦЭМ) промплощадки АО «Кольская ГМК», г. Мончегорск. Продукция — медь катодная марки М00к по ГОСТ 859-2014 в виде целых катодных листов (выпуск также по требованиям BS EN 1978:1998 / ЛБМ, требование ИД ч.2 п. 1.2.1); SEN 420–450 мм. Второй продукт — оборотный раствор («бедный» электролит) состава 35 Cu / 20 Ni / 1,6 Co / 2,6 Fe / 120 H2SO4 кг/м³: основная часть возвращается на усреднение с богатым фильтратом (1038 тыс. м³/год), меньшая (27,3 тыс. м³/год) отсекается на выщелачивание огарка и растворение кристаллов медного купороса (ТЗ п. 5.1). Питание отделения — фильтрат контрольной фильтрации (богатый раствор) через фланец трубопровода от ёмкости поз. 4.1.19 (граница 5.2.1).</w:t>
+        <w:t xml:space="preserve">Отделение электроэкстракции меди — завершающий передел комплекса КГМК.ОВЭ-75 («обжиг – выщелачивание – электроэкстракция», 75 000 т катодной меди в год). Размещается в существующем корпусе электрорафинирования меди металлургического цеха (ЦЭМ) промплощадки АО «Кольская ГМК», г. Мончегорск. Продукция — медь катодная марки М00к по ГОСТ 859-2014 в виде целых катодных листов (выпуск также по требованиям BS EN 1978:1998 / ЛБМ, требование ИД ч.2 п. 1.2.1); SEN 420–450 мм. Второй продукт — оборотный раствор («бедный» электролит) состава 35 Cu / 20 Ni / 1,6 Co / 2,6 Fe / 120 H2SO4 кг/м³: большая часть отсечки (1038 тыс. м³/год; 124,7 м³/ч) направляется на выщелачивание огарка, меньшая (27,3 тыс. м³/год; 3,2–3,5 м³/ч) — на растворение кристаллов медного купороса (ТЗ п. 5.1); остальной поток бедного электролита возвращается в циркуляционный бак на усреднение с богатым фильтратом. Питание отделения — фильтрат контрольной фильтрации (богатый раствор) через фланец трубопровода от ёмкости поз. 4.1.19 (граница 5.2.1).</w:t>
       </w:r>
     </w:p>
     <w:p>
@@ -481,7 +481,7 @@
         <w:rPr>
           <w:sz w:val="20"/>
         </w:rPr>
-        <w:t xml:space="preserve">4) ОБРАБОТКА КАТОДОВ НА КСМ. Спецкран подаёт борону с 28 матрицами на приёмный конвейер КСМ (принята производительность 120 матриц/ч при расчётной 105). Далее автоматически: двухстадийная промывка горячей водой (I ст. 25 м³/ч, 60–80 °С оборотная; II ст. 4 м³/ч, 90–115 °С свежая) в камере с туманоуловителем; поштучная передача роботами на станцию сдирки; прокатка валками, надрыв кромки, отделение двух пластин SPLIT-системой без сращивания по нижней кромке (требование сбыта); оптический контроль матриц машинным зрением с автоматической отбраковкой (повреждения обрамления, геометрии, чистоты поверхности) и учётом в электронном реестре парка матриц; кондиционные и подменные матрицы собираются на разгрузочном конвейере в полную ванновую загрузку под борону (шаг 100 мм). Катоды укладываются в стопы с весовым контролем, маркировкой, увязкой тремя коррозионностойкими лентами (пакет 2500 ± 50 кг по требованию сбыта; референс КСМ — 1400–2000 кг, привести к 2500 в опросном листе), автоматическим пробоотбором (пресс, пробы цилиндрической формы «конвертом») и «перфорацией» пакета профилированием части листов под грузозахваты СГП. Промывные воды КСМ возвращаются в циркуляционный бак; при Cu ≥ 1,6 г/л и H2SO4 ≥ 2 г/л вода считается грязной и скачивается в ГМО.</w:t>
+        <w:t xml:space="preserve">4) ОБРАБОТКА КАТОДОВ НА КСМ. Спецкран подаёт борону с 28 матрицами на приёмный конвейер КСМ (принята производительность 120 матриц/ч при расчётной 105). Далее автоматически: двухстадийная промывка горячей водой (I ст. 25 м³/ч, 60–80 °С оборотная; II ст. 4 м³/ч, 90–115 °С свежая) в камере с туманоуловителем; поштучная передача роботами на станцию сдирки; прокатка валками, надрыв кромки, отделение двух пластин SPLIT-системой без сращивания по нижней кромке (требование сбыта); оптический контроль матриц машинным зрением с автоматической отбраковкой (повреждения обрамления, геометрии, чистоты поверхности) и учётом в электронном реестре парка матриц; кондиционные и подменные матрицы собираются на разгрузочном конвейере в полную ванновую загрузку под борону (шаг — равен катодному шагу ванны 95 мм; значение 100 мм из референса КСМ привести к фактическому шагу в опросном листе КСМ). Катоды укладываются в стопы с весовым контролем, маркировкой, увязкой тремя коррозионностойкими лентами (пакет 2500 ± 50 кг по требованию сбыта; референс КСМ — 1400–2000 кг, привести к 2500 в опросном листе), автоматическим пробоотбором (пресс, пробы цилиндрической формы «конвертом») и «перфорацией» пакета профилированием части листов под грузозахваты СГП. Промывные воды КСМ возвращаются в циркуляционный бак; при Cu ≥ 1,6 г/л и H2SO4 ≥ 2 г/л вода считается грязной и скачивается в ГМО.</w:t>
       </w:r>
     </w:p>
     <w:p>
@@ -2369,45 +2369,63 @@
           <w:b/>
           <w:sz w:val="26"/>
         </w:rPr>
-        <w:t xml:space="preserve">PFD и P&amp;ID: контуры регулирования, блокировки, уставки</w:t>
-      </w:r>
-    </w:p>
-    <w:p>
-      <w:r>
-        <w:rPr>
-          <w:sz w:val="20"/>
-        </w:rPr>
-        <w:t xml:space="preserve">Состав графической части: PFD отделения с границами проектирования (потоки: богатый фильтрат; питание серий; бедный электролит; отсечки на выщелачивание/растворение; промводы КСМ и аспирации; шлам; катоды) и P&amp;ID по узлам: циркуляция серии 1 и 2, узел реагентов, КСМ, шламовый узел. Схемы выполняются по ГОСТ 21.408-2013 с полным перечнем контуров, связей, уставок сигнализаций и блокировок (требование Прил. №5).</w:t>
-      </w:r>
-    </w:p>
-    <w:p>
-      <w:r>
-        <w:rPr>
-          <w:sz w:val="20"/>
-        </w:rPr>
-        <w:t xml:space="preserve">ОСНОВНЫЕ КОНТУРЫ РЕГУЛИРОВАНИЯ (на каждую серию, если не оговорено):
-- FIC-01 «Расход электролита на серию»: уставка 800–825 м³/ч (9,1 м³/ч на ванну), электромагнитный/ультразвуковой расходомер на напорном коллекторе; регулирование частотным приводом циркуляционного насоса (насос вне БИ — сигнал 4–20 мА/Modbus передаётся смежной системе, стык фиксируется в задании); распределение по ваннам — настроечная арматура/дроссели с контролем давления коллектора PI-02. Сигнализация L при −10 %, блокировочная уставка LL 70 % номинала.
-- TIC-03 «Температура питания ванн»: уставка 48,2 ± 0,5 °С после холодильника (в ваннах нагрев до 50 °С); регулирующий клапан на оборотной воде (108 м³/ч на нитку); предупредительная H 52 °С, аварийная HH 55 °С (макс. по прил. В); L 45 °С (риск роста вязкости), LL 40 °С (порог кристаллизации — запрет снижения расхода воды невозможен, предусмотреть байпас холодильника).
-- LIC-04 «Уровень в циркуляционном баке»: поддержание рабочего диапазона (бак 300 м³; рабочий объём 85 %); подпитка производственной водой по балансу; сигнализация H/L, блокировки: LL — остановка циркуляционного насоса (защита от сухого хода, сигнал смежной системе), HH — запрет приёма промвод, сигнал на дренаж.
-- QIC-05 «Дозирование гуартека»: пропорционально интегралу тока серии (кг/т через счётчик А·ч), номинал 1,0 кг/ч на серию; QIC-06 «Дозирование FC-1100» — аналогично, 0,8 кг/ч на серию; насосы-дозаторы с обратной связью по фактическому расходу.
-- QIC-07 «Кислотность/состав»: поточный контроль плотности и температуры электролита; периодический автоматизированный пробоотбор с лабораторным анализом Cu/H2SO4/Cl/Ni/Fe; дозирование H2SO4 клапаном по заданию оператора с контролем расхода; дозирование HCl — по лабданным (Cl 25–30 г/м³).
-- JIC-08 «Токовая нагрузка серии»: задание выпрямителю (вне БИ, интерфейс Modbus TCP) от плана-задания АСУ; ограничения: I ≤ 47,0 кА, U серии ≤ 225 В; скорость изменения тока ограничивается (мягкий набор после обслуживания). Мониторинг напряжений ванн (90 точек на серию, милливольтовые измерения на шинах): U ванны &lt; 1,8 В — признак КЗ (сигнал на карту КЗ и задание крану/ИК-контролю), U &gt; 2,5 В — деградация контактов/анодов.</w:t>
-      </w:r>
-    </w:p>
-    <w:p>
-      <w:r>
-        <w:rPr>
-          <w:sz w:val="20"/>
-        </w:rPr>
-        <w:t xml:space="preserve">БЛОКИРОВКИ (ключевые): 1) потеря циркуляции серии (FIC-01 LL либо остановка насоса) → автоматическое снижение тока серии до дежурного уровня с выдержкой времени (уставка выдержки — по тепловой инерции ванн, определяется в БИ; длительный электролиз без протока ведёт к обеднению приэлектродного слоя и порче осадка); 2) остановка аспирации (сигнал смежной системы) → предупредительная сигнализация, при длительности сверх уставки — снижение тока (рост тумана); 3) TIC-03 HH → запрет повышения тока; 4) размыкание цепи серии/скачок U → аварийное отключение выпрямителя (функция вне БИ, требование к стыку); 5) работы крана над ванной → программная блокировка изменения тока серии сверх заданного; 6) LL уровня в баке → остановка дозирования реагентов. Согласно ПУЭ 7.10 предусматривается контроль изоляции сети постоянного тока и электрический разрыв (разрыв струи/изолирующие вставки) на подаче и приёме растворов каждой ванны и на коллекторах серий (ИД п. 4.2.2: «обеспечить электрический разрыв на линии подачи растворов или на линии их приёма в бак»).</w:t>
-      </w:r>
-    </w:p>
-    <w:p>
-      <w:r>
-        <w:rPr>
-          <w:sz w:val="20"/>
-        </w:rPr>
-        <w:t xml:space="preserve">КИПиА: приборы — из линеек, эксплуатируемых на площадке Заказчика (согласование обязательно, Прил. №5); исполнение IP65+, коррозионностойкие смачиваемые части (тантал/PTFE/керамика для сред с H2SO4); байпасные линии в местах расходомеров; СИ — только из Госреестра РФ с первичной поверкой (102-ФЗ, ГОСТ Р 8.596-2002).</w:t>
+        <w:t xml:space="preserve">Перечень основного и вспомогательного технологического оборудования</w:t>
+      </w:r>
+    </w:p>
+    <w:p>
+      <w:r>
+        <w:rPr>
+          <w:sz w:val="20"/>
+        </w:rPr>
+        <w:t xml:space="preserve">Перечень в границах БИ — по ТЗ v4.1 п. 6.3 («Оборудование, включаемое в состав БИ») с характеристиками по ИД ч.2 табл. 4.2; группировка по технологическим узлам.</w:t>
+      </w:r>
+    </w:p>
+    <w:p>
+      <w:r>
+        <w:rPr>
+          <w:sz w:val="20"/>
+        </w:rPr>
+        <w:t xml:space="preserve">1) ЭЛЕКТРОЛИЗНЫЙ ЗАЛ: электролизные ванны — 180 шт. (2 серии × 90; расчётно 163, запас 1,104), полимербетон монолитный (Unicell или аналог, конструкция по проекту ДЕЛЬТА), внутренние габариты 8485 × 1155 × 1650 мм, комплектация каждой: 84 катодных места + 85 анодных, коллектор подачи с креплениями, закладные рельсов нутча, донная пробка, установочные конусы позиционирования крана (прил. В); аспирационные укрытия — 180 комплектов (легкосъёмный колпак, интегрированный с бортовым отсосом), коррозионностойкое исполнение; ошиновка ванн — комплект на 180 ванн + концевые шинные мосты серий, медь, конструкция с двойным контактом (референс Outotec), падение ≤ 0,06 В/ванну; аноды Pb–Ca(0,06–0,08 %)–Sn(1,35–1,5 %) холоднокатаные 940×952×6 мм — первичная загрузка 15 300 шт.; катодные матрицы 316L 1000×1000×3,25 мм с ПП-обрамлением (система SPLIT) — первичная загрузка 15 120 шт.; закорачивающие рамы 8,7 т — не менее одной на серию (число — по графику чисток, уточняется в БИ); подъёмная рама (сборка с закорачивающей 10,0 т).</w:t>
+      </w:r>
+    </w:p>
+    <w:p>
+      <w:r>
+        <w:rPr>
+          <w:sz w:val="20"/>
+        </w:rPr>
+        <w:t xml:space="preserve">2) УЗЕЛ КСМ: роботизированная катодосдирочная машина — 1 комплект, принято 120 матриц/ч (расчёт 105; референс Outotec 250), роботы подачи/выгрузки (в референсе KUKA KR 300 / KR 180), установленная мощность 125 кВт, потребляемая 105 кВт, гидростанция 120 бар, пневматика 6 бар, охлаждающая вода 25 л/мин (≤ 30 °С, 1,5 бар), двухстадийная промывка (25 м³/ч оборотная + 4 м³/ч свежая), точность позиционирования до 1 мм, персонал 1 чел.; оборудование формирования пакетов (весовой контроль, маркировка, увязка, автоматический пробоотбор, «перфорация» профилированием листов) — пакет 2500 ± 50 кг (закрепить в опросном листе, референс 1400–2000 кг); оборудование автоматической изоляции кромок матриц — комплект (ПП-профиль 1170 × 22,5 × 10 мм, расход 2770 кг/год); автоматизированная транспортировка пакетов — конвейерная линия от КСМ до передаточных ворот СГП.</w:t>
+      </w:r>
+    </w:p>
+    <w:p>
+      <w:r>
+        <w:rPr>
+          <w:sz w:val="20"/>
+        </w:rPr>
+        <w:t xml:space="preserve">3) КРАНОВОЕ ХОЗЯЙСТВО (спецоснащение — в лоте): специальные автоматические краны с системой позиционирования — 2 шт. (по одному на серию/пролёт), грузоподъёмность ориентировочно 16–20 т (полный комплект 84 матриц с осадком 11,6 т + траверса-борона с поддоном 3–5 т), режим не легче А6/М7 (≈28 обслуживаний ванн/сут), рабочие части и оснастка 316L, ИК-контроль контактов и КЗ (рекомендация ИД п. 4.2.2).</w:t>
+      </w:r>
+    </w:p>
+    <w:p>
+      <w:r>
+        <w:rPr>
+          <w:sz w:val="20"/>
+        </w:rPr>
+        <w:t xml:space="preserve">4) ЭЛЕКТРОЛИТНОЕ ХОЗЯЙСТВО: циркуляционные баки — 2 × 300 м³ с перегородкой (расчётный запас 0,25 ч × 1634,5 м³/ч = 408,6 м³; сталь либо железобетон с кислотоупорной футеровкой, допускается изготовление по месту — ИД п. 4.2.2); узел гуартека — 2 поочерёдно работающие ёмкости (каждая ≥ 12 ч работы) с тихоходными рамными мешалками и насосами-дозаторами; узел FC-1100 (исполнение под аналоги Eagles 1100 / ChemShi NF-100); узлы дозирования H2SO4 (≈0,33 т/ч) и HCl 33 % (до 0,55 кг/ч).</w:t>
+      </w:r>
+    </w:p>
+    <w:p>
+      <w:r>
+        <w:rPr>
+          <w:sz w:val="20"/>
+        </w:rPr>
+        <w:t xml:space="preserve">СПРАВОЧНО — вне поставки лота, задание на стыке выдаёт БИ: выпрямители 3 × 47,0 кА / 227 (250) В; теплообменники 2 × 2500 кВт; циркуляционные насосы ≈820 м³/ч на серию; система аспирации со скруббером; нутч-фильтр; базовые мостовые краны (модернизация существующего парка — сценарий А).</w:t>
+      </w:r>
+    </w:p>
+    <w:p>
+      <w:r>
+        <w:rPr>
+          <w:sz w:val="20"/>
+        </w:rPr>
+        <w:t xml:space="preserve">КРИТЕРИЙ «ОСНОВНОГО» ОБОРУДОВАНИЯ (для опросных листов и ТКП; перечень фиксируется протоколом с Заказчиком): ванны, КСМ с формированием пакетов и изоляцией кромок, спецкраны, ошиновка, матрицы, аноды, укрытия, циркуляционные баки, АСУ с ППО.</w:t>
       </w:r>
     </w:p>
     <w:tbl>
@@ -2485,244 +2503,286 @@
               <w:rPr>
                 <w:sz w:val="19"/>
               </w:rPr>
-              <w:t xml:space="preserve">FIC расход на серию</w:t>
-            </w:r>
-          </w:p>
-        </w:tc>
-        <w:tc>
-          <w:tcPr>
-            <w:tcW w:w="5000" w:type="dxa"/>
-          </w:tcPr>
-          <w:p>
-            <w:r>
-              <w:rPr>
-                <w:sz w:val="19"/>
-              </w:rPr>
-              <w:t xml:space="preserve">800–825 м³/ч; LL 70 % — блокировка со снижением тока</w:t>
-            </w:r>
-          </w:p>
-        </w:tc>
-        <w:tc>
-          <w:tcPr>
-            <w:tcW w:w="3038" w:type="dxa"/>
-          </w:tcPr>
-          <w:p>
-            <w:r>
-              <w:rPr>
-                <w:color w:val="666666"/>
-                <w:sz w:val="18"/>
-              </w:rPr>
-              <w:t xml:space="preserve">ИД ч.2 табл. 3.1; решение БИ</w:t>
-            </w:r>
-          </w:p>
-        </w:tc>
-      </w:tr>
-      <w:tr>
-        <w:tc>
-          <w:tcPr>
-            <w:tcW w:w="3600" w:type="dxa"/>
-          </w:tcPr>
-          <w:p>
-            <w:r>
-              <w:rPr>
-                <w:sz w:val="19"/>
-              </w:rPr>
-              <w:t xml:space="preserve">TIC температура питания</w:t>
-            </w:r>
-          </w:p>
-        </w:tc>
-        <w:tc>
-          <w:tcPr>
-            <w:tcW w:w="5000" w:type="dxa"/>
-          </w:tcPr>
-          <w:p>
-            <w:r>
-              <w:rPr>
-                <w:sz w:val="19"/>
-              </w:rPr>
-              <w:t xml:space="preserve">48,2 ± 0,5 °С; H 52 / HH 55 / L 45 / LL 40 °С</w:t>
-            </w:r>
-          </w:p>
-        </w:tc>
-        <w:tc>
-          <w:tcPr>
-            <w:tcW w:w="3038" w:type="dxa"/>
-          </w:tcPr>
-          <w:p>
-            <w:r>
-              <w:rPr>
-                <w:color w:val="666666"/>
-                <w:sz w:val="18"/>
-              </w:rPr>
-              <w:t xml:space="preserve">ИД ч.2 табл. 3.1, прил. В, п. 4.2.1</w:t>
-            </w:r>
-          </w:p>
-        </w:tc>
-      </w:tr>
-      <w:tr>
-        <w:tc>
-          <w:tcPr>
-            <w:tcW w:w="3600" w:type="dxa"/>
-          </w:tcPr>
-          <w:p>
-            <w:r>
-              <w:rPr>
-                <w:sz w:val="19"/>
-              </w:rPr>
-              <w:t xml:space="preserve">LIC уровень циркбака</w:t>
-            </w:r>
-          </w:p>
-        </w:tc>
-        <w:tc>
-          <w:tcPr>
-            <w:tcW w:w="5000" w:type="dxa"/>
-          </w:tcPr>
-          <w:p>
-            <w:r>
-              <w:rPr>
-                <w:sz w:val="19"/>
-              </w:rPr>
-              <w:t xml:space="preserve">бак 300 м³; HH/H/L/LL; защита насосов и приёма промвод</w:t>
-            </w:r>
-          </w:p>
-        </w:tc>
-        <w:tc>
-          <w:tcPr>
-            <w:tcW w:w="3038" w:type="dxa"/>
-          </w:tcPr>
-          <w:p>
-            <w:r>
-              <w:rPr>
-                <w:color w:val="666666"/>
-                <w:sz w:val="18"/>
-              </w:rPr>
-              <w:t xml:space="preserve">ИД ч.2 табл. 4.2; решение БИ</w:t>
-            </w:r>
-          </w:p>
-        </w:tc>
-      </w:tr>
-      <w:tr>
-        <w:tc>
-          <w:tcPr>
-            <w:tcW w:w="3600" w:type="dxa"/>
-          </w:tcPr>
-          <w:p>
-            <w:r>
-              <w:rPr>
-                <w:sz w:val="19"/>
-              </w:rPr>
-              <w:t xml:space="preserve">QIC дозирование</w:t>
-            </w:r>
-          </w:p>
-        </w:tc>
-        <w:tc>
-          <w:tcPr>
-            <w:tcW w:w="5000" w:type="dxa"/>
-          </w:tcPr>
-          <w:p>
-            <w:r>
-              <w:rPr>
-                <w:sz w:val="19"/>
-              </w:rPr>
-              <w:t xml:space="preserve">гуартек 0,25 кг/т, FC-1100 0,20 кг/т — пропорционально А·ч серии</w:t>
-            </w:r>
-          </w:p>
-        </w:tc>
-        <w:tc>
-          <w:tcPr>
-            <w:tcW w:w="3038" w:type="dxa"/>
-          </w:tcPr>
-          <w:p>
-            <w:r>
-              <w:rPr>
-                <w:color w:val="666666"/>
-                <w:sz w:val="18"/>
-              </w:rPr>
-              <w:t xml:space="preserve">ИД ч.2 табл. 3.1</w:t>
-            </w:r>
-          </w:p>
-        </w:tc>
-      </w:tr>
-      <w:tr>
-        <w:tc>
-          <w:tcPr>
-            <w:tcW w:w="3600" w:type="dxa"/>
-          </w:tcPr>
-          <w:p>
-            <w:r>
-              <w:rPr>
-                <w:sz w:val="19"/>
-              </w:rPr>
-              <w:t xml:space="preserve">JIC ток серии</w:t>
-            </w:r>
-          </w:p>
-        </w:tc>
-        <w:tc>
-          <w:tcPr>
-            <w:tcW w:w="5000" w:type="dxa"/>
-          </w:tcPr>
-          <w:p>
-            <w:r>
-              <w:rPr>
-                <w:sz w:val="19"/>
-              </w:rPr>
-              <w:t xml:space="preserve">задание ≤ 47,0 кА; U серии ≤ 225 В; мониторинг U по 90 ваннам, КЗ при U &lt; 1,8 В</w:t>
-            </w:r>
-          </w:p>
-        </w:tc>
-        <w:tc>
-          <w:tcPr>
-            <w:tcW w:w="3038" w:type="dxa"/>
-          </w:tcPr>
-          <w:p>
-            <w:r>
-              <w:rPr>
-                <w:color w:val="666666"/>
-                <w:sz w:val="18"/>
-              </w:rPr>
-              <w:t xml:space="preserve">ИД ч.2 табл. 4.2; решение БИ</w:t>
-            </w:r>
-          </w:p>
-        </w:tc>
-      </w:tr>
-      <w:tr>
-        <w:tc>
-          <w:tcPr>
-            <w:tcW w:w="3600" w:type="dxa"/>
-          </w:tcPr>
-          <w:p>
-            <w:r>
-              <w:rPr>
-                <w:sz w:val="19"/>
-              </w:rPr>
-              <w:t xml:space="preserve">Электрический разрыв</w:t>
-            </w:r>
-          </w:p>
-        </w:tc>
-        <w:tc>
-          <w:tcPr>
-            <w:tcW w:w="5000" w:type="dxa"/>
-          </w:tcPr>
-          <w:p>
-            <w:r>
-              <w:rPr>
-                <w:sz w:val="19"/>
-              </w:rPr>
-              <w:t xml:space="preserve">на линиях подачи/приёма растворов ванн и коллекторах серий</w:t>
-            </w:r>
-          </w:p>
-        </w:tc>
-        <w:tc>
-          <w:tcPr>
-            <w:tcW w:w="3038" w:type="dxa"/>
-          </w:tcPr>
-          <w:p>
-            <w:r>
-              <w:rPr>
-                <w:color w:val="666666"/>
-                <w:sz w:val="18"/>
-              </w:rPr>
-              <w:t xml:space="preserve">ИД ч.2 п. 4.2.2; ПУЭ разд. 7.10</w:t>
+              <w:t xml:space="preserve">Ванны</w:t>
+            </w:r>
+          </w:p>
+        </w:tc>
+        <w:tc>
+          <w:tcPr>
+            <w:tcW w:w="5000" w:type="dxa"/>
+          </w:tcPr>
+          <w:p>
+            <w:r>
+              <w:rPr>
+                <w:sz w:val="19"/>
+              </w:rPr>
+              <w:t xml:space="preserve">180 шт.; 8485×1155×1650 мм; коллектор подачи и закладные — в комплекте</w:t>
+            </w:r>
+          </w:p>
+        </w:tc>
+        <w:tc>
+          <w:tcPr>
+            <w:tcW w:w="3038" w:type="dxa"/>
+          </w:tcPr>
+          <w:p>
+            <w:r>
+              <w:rPr>
+                <w:color w:val="666666"/>
+                <w:sz w:val="18"/>
+              </w:rPr>
+              <w:t xml:space="preserve">ИД ч.2 табл. 4.2, прил. В</w:t>
+            </w:r>
+          </w:p>
+        </w:tc>
+      </w:tr>
+      <w:tr>
+        <w:tc>
+          <w:tcPr>
+            <w:tcW w:w="3600" w:type="dxa"/>
+          </w:tcPr>
+          <w:p>
+            <w:r>
+              <w:rPr>
+                <w:sz w:val="19"/>
+              </w:rPr>
+              <w:t xml:space="preserve">Электроды (первичная загрузка)</w:t>
+            </w:r>
+          </w:p>
+        </w:tc>
+        <w:tc>
+          <w:tcPr>
+            <w:tcW w:w="5000" w:type="dxa"/>
+          </w:tcPr>
+          <w:p>
+            <w:r>
+              <w:rPr>
+                <w:sz w:val="19"/>
+              </w:rPr>
+              <w:t xml:space="preserve">аноды 15 300 шт. (Pb–Ca–Sn); матрицы 15 120 шт. (316L, SPLIT)</w:t>
+            </w:r>
+          </w:p>
+        </w:tc>
+        <w:tc>
+          <w:tcPr>
+            <w:tcW w:w="3038" w:type="dxa"/>
+          </w:tcPr>
+          <w:p>
+            <w:r>
+              <w:rPr>
+                <w:color w:val="666666"/>
+                <w:sz w:val="18"/>
+              </w:rPr>
+              <w:t xml:space="preserve">ИД ч.2 табл. 8.5; расчёт 180 × 85 / 180 × 84</w:t>
+            </w:r>
+          </w:p>
+        </w:tc>
+      </w:tr>
+      <w:tr>
+        <w:tc>
+          <w:tcPr>
+            <w:tcW w:w="3600" w:type="dxa"/>
+          </w:tcPr>
+          <w:p>
+            <w:r>
+              <w:rPr>
+                <w:sz w:val="19"/>
+              </w:rPr>
+              <w:t xml:space="preserve">КСМ</w:t>
+            </w:r>
+          </w:p>
+        </w:tc>
+        <w:tc>
+          <w:tcPr>
+            <w:tcW w:w="5000" w:type="dxa"/>
+          </w:tcPr>
+          <w:p>
+            <w:r>
+              <w:rPr>
+                <w:sz w:val="19"/>
+              </w:rPr>
+              <w:t xml:space="preserve">1 к-т; 120 матриц/ч; 125/105 кВт; гидравлика 120 бар, пневматика 6 бар</w:t>
+            </w:r>
+          </w:p>
+        </w:tc>
+        <w:tc>
+          <w:tcPr>
+            <w:tcW w:w="3038" w:type="dxa"/>
+          </w:tcPr>
+          <w:p>
+            <w:r>
+              <w:rPr>
+                <w:color w:val="666666"/>
+                <w:sz w:val="18"/>
+              </w:rPr>
+              <w:t xml:space="preserve">ИД ч.2 табл. 4.2 (референс КСМ)</w:t>
+            </w:r>
+          </w:p>
+        </w:tc>
+      </w:tr>
+      <w:tr>
+        <w:tc>
+          <w:tcPr>
+            <w:tcW w:w="3600" w:type="dxa"/>
+          </w:tcPr>
+          <w:p>
+            <w:r>
+              <w:rPr>
+                <w:sz w:val="19"/>
+              </w:rPr>
+              <w:t xml:space="preserve">Спецкраны</w:t>
+            </w:r>
+          </w:p>
+        </w:tc>
+        <w:tc>
+          <w:tcPr>
+            <w:tcW w:w="5000" w:type="dxa"/>
+          </w:tcPr>
+          <w:p>
+            <w:r>
+              <w:rPr>
+                <w:sz w:val="19"/>
+              </w:rPr>
+              <w:t xml:space="preserve">2 шт.; Q ≈ 16–20 т; режим ≥ А6/М7; оснастка 316L; ИК-контроль КЗ</w:t>
+            </w:r>
+          </w:p>
+        </w:tc>
+        <w:tc>
+          <w:tcPr>
+            <w:tcW w:w="3038" w:type="dxa"/>
+          </w:tcPr>
+          <w:p>
+            <w:r>
+              <w:rPr>
+                <w:color w:val="666666"/>
+                <w:sz w:val="18"/>
+              </w:rPr>
+              <w:t xml:space="preserve">ИД ч.2 п. 4.2.2; расчёт нагрузок</w:t>
+            </w:r>
+          </w:p>
+        </w:tc>
+      </w:tr>
+      <w:tr>
+        <w:tc>
+          <w:tcPr>
+            <w:tcW w:w="3600" w:type="dxa"/>
+          </w:tcPr>
+          <w:p>
+            <w:r>
+              <w:rPr>
+                <w:sz w:val="19"/>
+              </w:rPr>
+              <w:t xml:space="preserve">Циркуляционные баки</w:t>
+            </w:r>
+          </w:p>
+        </w:tc>
+        <w:tc>
+          <w:tcPr>
+            <w:tcW w:w="5000" w:type="dxa"/>
+          </w:tcPr>
+          <w:p>
+            <w:r>
+              <w:rPr>
+                <w:sz w:val="19"/>
+              </w:rPr>
+              <w:t xml:space="preserve">2 × 300 м³ (расчёт 408,6 м³); допускается изготовление по месту</w:t>
+            </w:r>
+          </w:p>
+        </w:tc>
+        <w:tc>
+          <w:tcPr>
+            <w:tcW w:w="3038" w:type="dxa"/>
+          </w:tcPr>
+          <w:p>
+            <w:r>
+              <w:rPr>
+                <w:color w:val="666666"/>
+                <w:sz w:val="18"/>
+              </w:rPr>
+              <w:t xml:space="preserve">ИД ч.2 табл. 4.2, п. 4.2.2</w:t>
+            </w:r>
+          </w:p>
+        </w:tc>
+      </w:tr>
+      <w:tr>
+        <w:tc>
+          <w:tcPr>
+            <w:tcW w:w="3600" w:type="dxa"/>
+          </w:tcPr>
+          <w:p>
+            <w:r>
+              <w:rPr>
+                <w:sz w:val="19"/>
+              </w:rPr>
+              <w:t xml:space="preserve">Узлы реагентов</w:t>
+            </w:r>
+          </w:p>
+        </w:tc>
+        <w:tc>
+          <w:tcPr>
+            <w:tcW w:w="5000" w:type="dxa"/>
+          </w:tcPr>
+          <w:p>
+            <w:r>
+              <w:rPr>
+                <w:sz w:val="19"/>
+              </w:rPr>
+              <w:t xml:space="preserve">гуартек 2 ёмкости ≥ 12 ч; FC-1100 под аналоги; дозирование H2SO4/HCl</w:t>
+            </w:r>
+          </w:p>
+        </w:tc>
+        <w:tc>
+          <w:tcPr>
+            <w:tcW w:w="3038" w:type="dxa"/>
+          </w:tcPr>
+          <w:p>
+            <w:r>
+              <w:rPr>
+                <w:color w:val="666666"/>
+                <w:sz w:val="18"/>
+              </w:rPr>
+              <w:t xml:space="preserve">ИД ч.2 п. 1.3.13–1.3.14, прил. Б</w:t>
+            </w:r>
+          </w:p>
+        </w:tc>
+      </w:tr>
+      <w:tr>
+        <w:tc>
+          <w:tcPr>
+            <w:tcW w:w="3600" w:type="dxa"/>
+          </w:tcPr>
+          <w:p>
+            <w:r>
+              <w:rPr>
+                <w:sz w:val="19"/>
+              </w:rPr>
+              <w:t xml:space="preserve">Вне поставки (задание БИ)</w:t>
+            </w:r>
+          </w:p>
+        </w:tc>
+        <w:tc>
+          <w:tcPr>
+            <w:tcW w:w="5000" w:type="dxa"/>
+          </w:tcPr>
+          <w:p>
+            <w:r>
+              <w:rPr>
+                <w:sz w:val="19"/>
+              </w:rPr>
+              <w:t xml:space="preserve">выпрямители, теплообменники, насосы, аспирация, нутч, базовые краны</w:t>
+            </w:r>
+          </w:p>
+        </w:tc>
+        <w:tc>
+          <w:tcPr>
+            <w:tcW w:w="3038" w:type="dxa"/>
+          </w:tcPr>
+          <w:p>
+            <w:r>
+              <w:rPr>
+                <w:color w:val="666666"/>
+                <w:sz w:val="18"/>
+              </w:rPr>
+              <w:t xml:space="preserve">ТЗ v4.1 п. 6.3 (перечень «не включается»)</w:t>
             </w:r>
           </w:p>
         </w:tc>
@@ -2741,7 +2801,7 @@
           <w:color w:val="444444"/>
           <w:sz w:val="19"/>
         </w:rPr>
-        <w:t xml:space="preserve">ГОСТ 21.408-2013 — Правила выполнения рабочей документации автоматизации (функциональные схемы, перечни контуров и блокировок); ГОСТ Р 8.596-2002 — Метрологическое обеспечение измерительных систем; Федеральный закон № 102-ФЗ — Обеспечение единства измерений; СИ из Госреестра с первичной поверкой; ПУЭ (изд. 7), разд. 7.10 — Контроль изоляции, электрические разрывы в трубопроводах электролизных установок</w:t>
+        <w:t xml:space="preserve">ТР ТС 010/2011 — Безопасность машин и оборудования — сертификация/декларирование поставляемых позиций; ГОСТ 12.2.003-91 — Оборудование производственное. Общие требования безопасности; ГОСТ 15150-69 — Исполнение УХЛ3 для оборудования электролизного зала</w:t>
       </w:r>
     </w:p>
     <w:p>
@@ -2757,7 +2817,7 @@
         <w:rPr>
           <w:sz w:val="19"/>
         </w:rPr>
-        <w:t xml:space="preserve">Выдержки времени блокировок по потере циркуляции/аспирации — расчёт тепловой и газовой инерции на стадии БИ</w:t>
+        <w:t xml:space="preserve">Число закорачивающих рам (по графику чисток и совмещению со сменой анодов) — определяется на стадии БИ</w:t>
       </w:r>
     </w:p>
     <w:p>
@@ -2773,7 +2833,7 @@
         <w:rPr>
           <w:sz w:val="19"/>
         </w:rPr>
-        <w:t xml:space="preserve">Тип поточных анализаторов состава электролита (плотномер/кондуктометр/УФ) — согласование с Управлением автоматизации Заказчика</w:t>
+        <w:t xml:space="preserve">Перечень «основного» оборудования для опросных листов и ТКП — закрепить протоколом с Заказчиком (позиция D-21)</w:t>
       </w:r>
     </w:p>
     <w:p>
@@ -2789,7 +2849,7 @@
         <w:rPr>
           <w:sz w:val="19"/>
         </w:rPr>
-        <w:t xml:space="preserve">Точки и способ милливольтового контроля напряжения ванн (штатные щупы шин или мобильный контроль краном) — вариантная проработка БИ</w:t>
+        <w:t xml:space="preserve">Конструктив циркуляционных баков (сталь / железобетон с футеровкой по месту) — вариантная проработка БИ с оценкой стоимости</w:t>
       </w:r>
     </w:p>
     <w:p>
@@ -2801,59 +2861,55 @@
           <w:b/>
           <w:sz w:val="26"/>
         </w:rPr>
-        <w:t xml:space="preserve">Компоновка: существующий ЦЭМ (сценарий А) / новый корпус (сценарий Б — базовый)</w:t>
-      </w:r>
-    </w:p>
-    <w:p>
-      <w:r>
-        <w:rPr>
-          <w:sz w:val="20"/>
-        </w:rPr>
-        <w:t xml:space="preserve">ИСХОДНЫЕ ПО ЗДАНИЮ. Существующий корпус электрорафинирования меди (ЦЭМ, Гипроникель, чертежи ФМ-59410…59419): шаг колонн 24 000 мм, крановый пролёт 22 000 мм (ИД п. 4.2.2); по обмерным чертежам ФМ-59415/59418 продольная сетка осей 1–32 с шагом 6,0 м — длина корпуса ≈186 м; отметки подкрановых конструкций ≈ +8,65…+10,60, низ ферм +14,32 (уточнить натурным обмером). В корпусе имеются встроенная преобразовательная подстанция (черт. ФМ-59435) и примыкающий склад готовой продукции ≈4048 м² (черт. ФМ-59415) — используются по назначению для Лотов №3–4.</w:t>
-      </w:r>
-    </w:p>
-    <w:p>
-      <w:r>
-        <w:rPr>
-          <w:sz w:val="20"/>
-        </w:rPr>
-        <w:t xml:space="preserve">СХЕМА РАЗМЕЩЕНИЯ. 180 ванн в две серии по 90; каждая серия — в отдельном крановом пролёте, в два ряда по 45 ванн; между сериями — общий продольный проход. Ванны ориентированы длинной осью ПОПЕРЁК пролёта; ряд набирается по ширине ванн. Выпрямители — у торца зала со стороны существующей преобразовательной подстанции (короткие магистральные шины), КСМ — у противоположного торца с выходом пакетного конвейера к передаточным воротам СГП. Баковое хозяйство (циркбаки 2 × 300 м³, узлы реагентов) — в отдельном (смежном) пролёте, отметка ниже ванн для самотёчного слива.</w:t>
-      </w:r>
-    </w:p>
-    <w:p>
-      <w:r>
-        <w:rPr>
-          <w:sz w:val="20"/>
-        </w:rPr>
-        <w:t xml:space="preserve">ПРОВЕРКА РАЗМЕЩЕНИЯ (габарит ванны: внутренний 8485 × 1155 × 1650 мм, стенка 80 мм → наружный 8645 × 1315 мм).
-а) Поперёк пролёта: два ряда «голова к голове» 2 × 8,645 = 17,29 м; остаток 22,0 − 17,29 = 4,71 м. Раскладка остатка: центральный межрядный проход 1,8 м (обслуживание переливных карманов, трасса сборного воздуховода бортового отсоса под обслуживающей площадкой либо в подванном пространстве) + два пристенных прохода по 1,4–1,5 м (нормативный проход ≥ 1,2 м у электролизёров — ПУЭ 7.10/ФНП № 512) с трассами напорных коллекторов распределения электролита вдоль рядов. ВЫВОД: помещается, резерв ≈0,1–0,3 м, компоновка плотная — трассы воздуховода и коллекторов совмещаются по высоте.
-б) Вдоль пролёта: шаг установки ванн = 1315 мм (корпус) + 85 мм (межванновый зазор под сборные шины и деформационные швы) = 1,40 м. Длина ряда из 45 ванн: 44 × 1,40 + 1,315 = 62,9 м ≈ 63 м. Торцевые зоны: шинный мост и выпрямительная ячейка 15–20 м; технологическая зона КСМ с конвейерами и накопителями 30–35 м. Требуемая длина зала: 63 + 20 + 35 ≈ 118 м &lt; 186 м корпуса. ВЫВОД: 180 ванн РАЗМЕЩАЮТСЯ; резерв ≈68 м продольно — на шламовый участок (стационарная вакуум-площадка нутча), стеллажи анодов/матриц, зону обслуживания кранов и перспективное расширение.
-в) Контрпример (проверка задания): при ориентации ванн длинной осью ВДОЛЬ ряда потребовалось бы 45 × 8,645 м ≈ 389 м + зазоры — не помещается ни в 186 м длины, ни в какой пролёт; вариант отклоняется, что подтверждает единственность принятой поперечной ориентации.
-г) Однорядный вариант (90 ванн в ряд): 89 × 1,40 + 1,315 ≈ 126 м + торцевые зоны ≈ 165–180 м — на пределе 186 м без резерва и с удвоением пробегов крана; отклонён в пользу двухрядного.</w:t>
-      </w:r>
-    </w:p>
-    <w:p>
-      <w:r>
-        <w:rPr>
-          <w:sz w:val="20"/>
-        </w:rPr>
-        <w:t xml:space="preserve">ВЫСОТНАЯ ПОСАДКА. Верх борта ванны ≈ +1,0…+1,2 м от пола зала (опорные тумбы + уклон дна к центральной донной пробке); подъём траверсы с матрицей (штанга 1325 мм + полотно 1000 мм + запас) над колпаками соседних ванн требует хода крюка до ≈ +6…+7 м — существующие подкрановые отметки (+8,65…+10,60) достаточны, подтверждается поверочным расчётом при модернизации кранов. Подванное пространство: рельсы мобильного нутч-фильтра, система отвода избыточного раствора на гибкой подводке, сливные карманы, кислотоупорный поддон-пол с бортиком и зумпфами (полы по СП 29.13330, кислотостойкая защита по СП 28.13330).</w:t>
-      </w:r>
-    </w:p>
-    <w:p>
-      <w:r>
-        <w:rPr>
-          <w:sz w:val="20"/>
-        </w:rPr>
-        <w:t xml:space="preserve">ТРУБОПРОВОДЫ И ВОЗДУХОВОД. Напорные коллекторы электролита (ПП/ПВДФ/футерованная сталь, DN300–350 на серию с разбиением на плечи) — вдоль пристенных проходов на стойках с уклоном на опорожнение; индивидуальные подводы DN80 с настроечной арматурой и разрывом струи; сливные лотки бедного электролита — самотёк в циркбак. Сборный воздуховод бортового отсоса — в межрядном пространстве, сечение из условия скорости 12–15 м/с (расход системы аспирации — задание смежному проектировщику, вне БИ), материал ПП/стеклопластик с промывочными форсунками и дренажем конденсата в циркуляцию.</w:t>
-      </w:r>
-    </w:p>
-    <w:p>
-      <w:r>
-        <w:rPr>
-          <w:sz w:val="20"/>
-        </w:rPr>
-        <w:t xml:space="preserve">СЦЕНАРИЙ Б — НОВОЕ СТРОИТЕЛЬСТВО (базовый с 15.08.2026, вводная владельца: существующих цехов нет). Новый корпус 36 × 190 м (2 пролёта по 18 м), высота до низа ферм ~16 м: две серии по 90 ванн последовательно (ряд 45 ванн ≈ 70 м), торцевая зона КСМ 30 м, ремонтная зона 20 м, электролитное отделение (циркуляционные баки 2×300 м³, теплообменники 2×2500 кВт, насосные) — в пристрое 24×42 м. Кислотостойкие полы и фундаменты ванн, мостовые краны над сериями. Кубатура ~128 тыс. м³ (1,9 м³/т мощности — в практике tankhouse 1,5–2,5). Оценка стоимости и полный расчёт — вкладка «Расчёты», блоки NB-EW/NB-COST; CAPEX обновлён. 25.08.2026 ТЗ v4.1 (п.1.3) подтвердило: «новое строительство объектов комплекса ОВЭ на свободной территории … по варианту размещения, принятому Заказчиком» — сценарий Б (новый корпус) закреплён базовым. Пометки базиса в таблице объектов v4.1 вычеркнуты (зачёркнутое = исключено) — базис един; открыт статус обмерных Прил.№6/№7 (C-94); сам «вариант размещения» (генплан) запрошен как ИД (Q-10). Сценарий А (приспособление существующего ЦЭМ по Прил.№6) сохранён как резервный.</w:t>
+        <w:t xml:space="preserve">Предварительные данные по подключению к сетям водо-, энерго- и воздухоснабжения</w:t>
+      </w:r>
+    </w:p>
+    <w:p>
+      <w:r>
+        <w:rPr>
+          <w:sz w:val="20"/>
+        </w:rPr>
+        <w:t xml:space="preserve">По ТЗ v4.1 (таблица границ Лота №3) точки подключения энергосред «уточняются при разработке БИ и ОТР для каждого вида оборудования в поставке»; БИ выдаёт предварительные данные для запросов ТУ и заданий смежным разделам.</w:t>
+      </w:r>
+    </w:p>
+    <w:p>
+      <w:r>
+        <w:rPr>
+          <w:sz w:val="20"/>
+        </w:rPr>
+        <w:t xml:space="preserve">ЭЛЕКТРОЭНЕРГИЯ. Средняя нагрузка отделения 16,07 МВт (блок EL-TOTAL), из них выпрямление 15,67 МВт средних (пик 16,1 МВт при 42,45 кА; при форсировке до 47 кА — до 18,7 МВт); вспомогательные потребители 16,07 − 15,67 ≈ 0,40 МВт средних: КСМ (потребляемая 105 кВт), спецкраны, мешалки и насосы-дозаторы узлов реагентов, АСУ, освещение. Категория надёжности — I (электролиз непрерывного цикла; допустимое окно перерыва питания ≤ 2 ч по условию сохранности анодов), АСУ — I особая (ИБП ≥ 10 мин). Расчёт электрических нагрузок для запроса ТУ — в составе БИ; запрос и получение ТУ — зона ответственности Заказчика (граница 5.2.7 / v4.1 «уточняется при БИ»).</w:t>
+      </w:r>
+    </w:p>
+    <w:p>
+      <w:r>
+        <w:rPr>
+          <w:sz w:val="20"/>
+        </w:rPr>
+        <w:t xml:space="preserve">ВОДА ПРОИЗВОДСТВЕННАЯ (оз. Сопчъявр): промывка КСМ II ступени — 4 м³/ч свежей (90–115 °С); промывка свинцового шлама — 2 м³/т (52–60 м³/год при 25,9–30 т сух./год); подпитка контура циркуляции по балансу растворов (неиспользуемый резерв поступления воды по ИД компенсируется свежей производственной водой — ИД разд. 5); промывка коллекторов аспирации (периодическая, слив в циркуляцию). ВОДА ОБОРОТНАЯ: нейтральная СОВ на холодильники электролита — 216 м³/ч (22,5 → 37,5 °С; 2 нитки по 108 м³/ч); промывка КСМ I ступени — 25 м³/ч (60–80 °С, оборотная внутри узла КСМ); охлаждающая вода КСМ — 25 л/мин (≤ 30 °С, 1,5 бар).</w:t>
+      </w:r>
+    </w:p>
+    <w:p>
+      <w:r>
+        <w:rPr>
+          <w:sz w:val="20"/>
+        </w:rPr>
+        <w:t xml:space="preserve">ПАР. Потребитель — подогрев воды II ступени промывки КСМ до 90–115 °С: при исходной температуре +5 °С (принято, зимний расчётный случай) Q = 4000 кг/ч × 4,19 кДж/(кг·К) × 100 К / 3600 ≈ 466 кВт ≈ 0,40 Гкал/ч пиковых; резервный подогрев циркуляционных баков — периодически (пусковые режимы, недопущение охлаждения ниже 40 °С). Доля отделения в общезаводской норме 0,417 Гкал/т — выделяется расчётом БИ.</w:t>
+      </w:r>
+    </w:p>
+    <w:p>
+      <w:r>
+        <w:rPr>
+          <w:sz w:val="20"/>
+        </w:rPr>
+        <w:t xml:space="preserve">СЖАТЫЙ ВОЗДУХ: пневматика КСМ — 6 бар; воздух КИП — отсечная/регулирующая арматура и подпор шкафов АСУ очищенным воздухом (Прил. №5); граница — фланец на вводе в цех (по v3.6 п. 5.2.5; в v4.1 — уточняется при БИ/ОТР); расходы — по опросным листам поставщиков. Гидравлика КСМ 120 бар — автономная станция в комплекте поставки, внешних подключений не требует.</w:t>
+      </w:r>
+    </w:p>
+    <w:p>
+      <w:r>
+        <w:rPr>
+          <w:sz w:val="20"/>
+        </w:rPr>
+        <w:t xml:space="preserve">ВОДООТВЕДЕНИЕ. Технологических стоков в наружные сети нет — контур замкнут: промывные воды КСМ и аспирации, зумпфовые воды → циркуляционные баки; «грязная» вода КСМ (Cu ≥ 1,6 г/л, H2SO4 ≥ 2 г/л) → ГМО; фильтрат и промводы шламового узла → репульпатор поз. 4.1.21 ГМУ. Хозбытовые и дождевые стоки — по площадочным сетям (вне БИ, по ТУ).</w:t>
       </w:r>
     </w:p>
     <w:tbl>
@@ -2931,244 +2987,244 @@
               <w:rPr>
                 <w:sz w:val="19"/>
               </w:rPr>
-              <w:t xml:space="preserve">Пролёт, поперёк</w:t>
-            </w:r>
-          </w:p>
-        </w:tc>
-        <w:tc>
-          <w:tcPr>
-            <w:tcW w:w="5000" w:type="dxa"/>
-          </w:tcPr>
-          <w:p>
-            <w:r>
-              <w:rPr>
-                <w:sz w:val="19"/>
-              </w:rPr>
-              <w:t xml:space="preserve">2 × 8,645 = 17,29 м + проходы 1,8/1,4/1,5 м = 21,99 ≤ 22,0 м — помещается</w:t>
-            </w:r>
-          </w:p>
-        </w:tc>
-        <w:tc>
-          <w:tcPr>
-            <w:tcW w:w="3038" w:type="dxa"/>
-          </w:tcPr>
-          <w:p>
-            <w:r>
-              <w:rPr>
-                <w:color w:val="666666"/>
-                <w:sz w:val="18"/>
-              </w:rPr>
-              <w:t xml:space="preserve">расчёт; ИД п. 4.2.2; прил. В</w:t>
-            </w:r>
-          </w:p>
-        </w:tc>
-      </w:tr>
-      <w:tr>
-        <w:tc>
-          <w:tcPr>
-            <w:tcW w:w="3600" w:type="dxa"/>
-          </w:tcPr>
-          <w:p>
-            <w:r>
-              <w:rPr>
-                <w:sz w:val="19"/>
-              </w:rPr>
-              <w:t xml:space="preserve">Ряд 45 ванн, вдоль</w:t>
-            </w:r>
-          </w:p>
-        </w:tc>
-        <w:tc>
-          <w:tcPr>
-            <w:tcW w:w="5000" w:type="dxa"/>
-          </w:tcPr>
-          <w:p>
-            <w:r>
-              <w:rPr>
-                <w:sz w:val="19"/>
-              </w:rPr>
-              <w:t xml:space="preserve">44 × 1,40 + 1,315 = 62,9 м; с торцевыми зонами ≈118 м ≤ 186 м — помещается</w:t>
-            </w:r>
-          </w:p>
-        </w:tc>
-        <w:tc>
-          <w:tcPr>
-            <w:tcW w:w="3038" w:type="dxa"/>
-          </w:tcPr>
-          <w:p>
-            <w:r>
-              <w:rPr>
-                <w:color w:val="666666"/>
-                <w:sz w:val="18"/>
-              </w:rPr>
-              <w:t xml:space="preserve">расчёт; чертёж ФМ-59415 (оси 1–32 × 6,0 м)</w:t>
-            </w:r>
-          </w:p>
-        </w:tc>
-      </w:tr>
-      <w:tr>
-        <w:tc>
-          <w:tcPr>
-            <w:tcW w:w="3600" w:type="dxa"/>
-          </w:tcPr>
-          <w:p>
-            <w:r>
-              <w:rPr>
-                <w:sz w:val="19"/>
-              </w:rPr>
-              <w:t xml:space="preserve">Вариант «торец к торцу»</w:t>
-            </w:r>
-          </w:p>
-        </w:tc>
-        <w:tc>
-          <w:tcPr>
-            <w:tcW w:w="5000" w:type="dxa"/>
-          </w:tcPr>
-          <w:p>
-            <w:r>
-              <w:rPr>
-                <w:sz w:val="19"/>
-              </w:rPr>
-              <w:t xml:space="preserve">45 × 8,645 ≈ 389 м — НЕ помещается; отклонён</w:t>
-            </w:r>
-          </w:p>
-        </w:tc>
-        <w:tc>
-          <w:tcPr>
-            <w:tcW w:w="3038" w:type="dxa"/>
-          </w:tcPr>
-          <w:p>
-            <w:r>
-              <w:rPr>
-                <w:color w:val="666666"/>
-                <w:sz w:val="18"/>
-              </w:rPr>
-              <w:t xml:space="preserve">проверочный расчёт</w:t>
-            </w:r>
-          </w:p>
-        </w:tc>
-      </w:tr>
-      <w:tr>
-        <w:tc>
-          <w:tcPr>
-            <w:tcW w:w="3600" w:type="dxa"/>
-          </w:tcPr>
-          <w:p>
-            <w:r>
-              <w:rPr>
-                <w:sz w:val="19"/>
-              </w:rPr>
-              <w:t xml:space="preserve">Шаг установки ванн</w:t>
-            </w:r>
-          </w:p>
-        </w:tc>
-        <w:tc>
-          <w:tcPr>
-            <w:tcW w:w="5000" w:type="dxa"/>
-          </w:tcPr>
-          <w:p>
-            <w:r>
-              <w:rPr>
-                <w:sz w:val="19"/>
-              </w:rPr>
-              <w:t xml:space="preserve">1,40 м (корпус 1,315 + зазор 0,085 под сборные шины)</w:t>
-            </w:r>
-          </w:p>
-        </w:tc>
-        <w:tc>
-          <w:tcPr>
-            <w:tcW w:w="3038" w:type="dxa"/>
-          </w:tcPr>
-          <w:p>
-            <w:r>
-              <w:rPr>
-                <w:color w:val="666666"/>
-                <w:sz w:val="18"/>
-              </w:rPr>
-              <w:t xml:space="preserve">решение БИ; прил. В рис. 20.3</w:t>
-            </w:r>
-          </w:p>
-        </w:tc>
-      </w:tr>
-      <w:tr>
-        <w:tc>
-          <w:tcPr>
-            <w:tcW w:w="3600" w:type="dxa"/>
-          </w:tcPr>
-          <w:p>
-            <w:r>
-              <w:rPr>
-                <w:sz w:val="19"/>
-              </w:rPr>
-              <w:t xml:space="preserve">Размещение по торцам</w:t>
-            </w:r>
-          </w:p>
-        </w:tc>
-        <w:tc>
-          <w:tcPr>
-            <w:tcW w:w="5000" w:type="dxa"/>
-          </w:tcPr>
-          <w:p>
-            <w:r>
-              <w:rPr>
-                <w:sz w:val="19"/>
-              </w:rPr>
-              <w:t xml:space="preserve">выпрямители — торец у существующей преобразовательной подстанции; КСМ — противоположный торец у ворот СГП</w:t>
-            </w:r>
-          </w:p>
-        </w:tc>
-        <w:tc>
-          <w:tcPr>
-            <w:tcW w:w="3038" w:type="dxa"/>
-          </w:tcPr>
-          <w:p>
-            <w:r>
-              <w:rPr>
-                <w:color w:val="666666"/>
-                <w:sz w:val="18"/>
-              </w:rPr>
-              <w:t xml:space="preserve">ИД п. 4.2.2; ФМ-59415</w:t>
-            </w:r>
-          </w:p>
-        </w:tc>
-      </w:tr>
-      <w:tr>
-        <w:tc>
-          <w:tcPr>
-            <w:tcW w:w="3600" w:type="dxa"/>
-          </w:tcPr>
-          <w:p>
-            <w:r>
-              <w:rPr>
-                <w:sz w:val="19"/>
-              </w:rPr>
-              <w:t xml:space="preserve">Высоты</w:t>
-            </w:r>
-          </w:p>
-        </w:tc>
-        <w:tc>
-          <w:tcPr>
-            <w:tcW w:w="5000" w:type="dxa"/>
-          </w:tcPr>
-          <w:p>
-            <w:r>
-              <w:rPr>
-                <w:sz w:val="19"/>
-              </w:rPr>
-              <w:t xml:space="preserve">борт ванны +1,0…1,2 м; ход крюка до +6…+7 м; подкрановые +8,65…+10,60 — достаточно (уточнить обмером)</w:t>
-            </w:r>
-          </w:p>
-        </w:tc>
-        <w:tc>
-          <w:tcPr>
-            <w:tcW w:w="3038" w:type="dxa"/>
-          </w:tcPr>
-          <w:p>
-            <w:r>
-              <w:rPr>
-                <w:color w:val="666666"/>
-                <w:sz w:val="18"/>
-              </w:rPr>
-              <w:t xml:space="preserve">ФМ-59418; прил. В; расчёт</w:t>
+              <w:t xml:space="preserve">Электроэнергия</w:t>
+            </w:r>
+          </w:p>
+        </w:tc>
+        <w:tc>
+          <w:tcPr>
+            <w:tcW w:w="5000" w:type="dxa"/>
+          </w:tcPr>
+          <w:p>
+            <w:r>
+              <w:rPr>
+                <w:sz w:val="19"/>
+              </w:rPr>
+              <w:t xml:space="preserve">ср. 16,07 МВт (выпрямление 15,67 + вспом. 0,40); пик до 18,7 МВт; I категория, окно ≤ 2 ч</w:t>
+            </w:r>
+          </w:p>
+        </w:tc>
+        <w:tc>
+          <w:tcPr>
+            <w:tcW w:w="3038" w:type="dxa"/>
+          </w:tcPr>
+          <w:p>
+            <w:r>
+              <w:rPr>
+                <w:color w:val="666666"/>
+                <w:sz w:val="18"/>
+              </w:rPr>
+              <w:t xml:space="preserve">расчёт EL-TOTAL; ИД ч.2 табл. 8.5</w:t>
+            </w:r>
+          </w:p>
+        </w:tc>
+      </w:tr>
+      <w:tr>
+        <w:tc>
+          <w:tcPr>
+            <w:tcW w:w="3600" w:type="dxa"/>
+          </w:tcPr>
+          <w:p>
+            <w:r>
+              <w:rPr>
+                <w:sz w:val="19"/>
+              </w:rPr>
+              <w:t xml:space="preserve">Вода свежая</w:t>
+            </w:r>
+          </w:p>
+        </w:tc>
+        <w:tc>
+          <w:tcPr>
+            <w:tcW w:w="5000" w:type="dxa"/>
+          </w:tcPr>
+          <w:p>
+            <w:r>
+              <w:rPr>
+                <w:sz w:val="19"/>
+              </w:rPr>
+              <w:t xml:space="preserve">4 м³/ч (КСМ II ст.) + 2 м³/т шлама + подпитка по балансу</w:t>
+            </w:r>
+          </w:p>
+        </w:tc>
+        <w:tc>
+          <w:tcPr>
+            <w:tcW w:w="3038" w:type="dxa"/>
+          </w:tcPr>
+          <w:p>
+            <w:r>
+              <w:rPr>
+                <w:color w:val="666666"/>
+                <w:sz w:val="18"/>
+              </w:rPr>
+              <w:t xml:space="preserve">ИД ч.2 табл. 4.2, 3.1</w:t>
+            </w:r>
+          </w:p>
+        </w:tc>
+      </w:tr>
+      <w:tr>
+        <w:tc>
+          <w:tcPr>
+            <w:tcW w:w="3600" w:type="dxa"/>
+          </w:tcPr>
+          <w:p>
+            <w:r>
+              <w:rPr>
+                <w:sz w:val="19"/>
+              </w:rPr>
+              <w:t xml:space="preserve">Вода оборотная</w:t>
+            </w:r>
+          </w:p>
+        </w:tc>
+        <w:tc>
+          <w:tcPr>
+            <w:tcW w:w="5000" w:type="dxa"/>
+          </w:tcPr>
+          <w:p>
+            <w:r>
+              <w:rPr>
+                <w:sz w:val="19"/>
+              </w:rPr>
+              <w:t xml:space="preserve">216 м³/ч СОВ (холодильники) + 25 м³/ч (КСМ I ст.) + 25 л/мин (охлаждение КСМ)</w:t>
+            </w:r>
+          </w:p>
+        </w:tc>
+        <w:tc>
+          <w:tcPr>
+            <w:tcW w:w="3038" w:type="dxa"/>
+          </w:tcPr>
+          <w:p>
+            <w:r>
+              <w:rPr>
+                <w:color w:val="666666"/>
+                <w:sz w:val="18"/>
+              </w:rPr>
+              <w:t xml:space="preserve">ИД ч.2 табл. 3.1, 4.2</w:t>
+            </w:r>
+          </w:p>
+        </w:tc>
+      </w:tr>
+      <w:tr>
+        <w:tc>
+          <w:tcPr>
+            <w:tcW w:w="3600" w:type="dxa"/>
+          </w:tcPr>
+          <w:p>
+            <w:r>
+              <w:rPr>
+                <w:sz w:val="19"/>
+              </w:rPr>
+              <w:t xml:space="preserve">Пар</w:t>
+            </w:r>
+          </w:p>
+        </w:tc>
+        <w:tc>
+          <w:tcPr>
+            <w:tcW w:w="5000" w:type="dxa"/>
+          </w:tcPr>
+          <w:p>
+            <w:r>
+              <w:rPr>
+                <w:sz w:val="19"/>
+              </w:rPr>
+              <w:t xml:space="preserve">≈0,40 Гкал/ч пик (подогрев 4 м³/ч с +5 до 90–115 °С; пересчёт показан)</w:t>
+            </w:r>
+          </w:p>
+        </w:tc>
+        <w:tc>
+          <w:tcPr>
+            <w:tcW w:w="3038" w:type="dxa"/>
+          </w:tcPr>
+          <w:p>
+            <w:r>
+              <w:rPr>
+                <w:color w:val="666666"/>
+                <w:sz w:val="18"/>
+              </w:rPr>
+              <w:t xml:space="preserve">расчёт от ИД ч.2 табл. 4.2</w:t>
+            </w:r>
+          </w:p>
+        </w:tc>
+      </w:tr>
+      <w:tr>
+        <w:tc>
+          <w:tcPr>
+            <w:tcW w:w="3600" w:type="dxa"/>
+          </w:tcPr>
+          <w:p>
+            <w:r>
+              <w:rPr>
+                <w:sz w:val="19"/>
+              </w:rPr>
+              <w:t xml:space="preserve">Сжатый воздух</w:t>
+            </w:r>
+          </w:p>
+        </w:tc>
+        <w:tc>
+          <w:tcPr>
+            <w:tcW w:w="5000" w:type="dxa"/>
+          </w:tcPr>
+          <w:p>
+            <w:r>
+              <w:rPr>
+                <w:sz w:val="19"/>
+              </w:rPr>
+              <w:t xml:space="preserve">КСМ 6 бар + воздух КИП (подпор шкафов); расход — по опросным листам</w:t>
+            </w:r>
+          </w:p>
+        </w:tc>
+        <w:tc>
+          <w:tcPr>
+            <w:tcW w:w="3038" w:type="dxa"/>
+          </w:tcPr>
+          <w:p>
+            <w:r>
+              <w:rPr>
+                <w:color w:val="666666"/>
+                <w:sz w:val="18"/>
+              </w:rPr>
+              <w:t xml:space="preserve">ИД ч.2 табл. 4.2; Прил. №5</w:t>
+            </w:r>
+          </w:p>
+        </w:tc>
+      </w:tr>
+      <w:tr>
+        <w:tc>
+          <w:tcPr>
+            <w:tcW w:w="3600" w:type="dxa"/>
+          </w:tcPr>
+          <w:p>
+            <w:r>
+              <w:rPr>
+                <w:sz w:val="19"/>
+              </w:rPr>
+              <w:t xml:space="preserve">Водоотведение</w:t>
+            </w:r>
+          </w:p>
+        </w:tc>
+        <w:tc>
+          <w:tcPr>
+            <w:tcW w:w="5000" w:type="dxa"/>
+          </w:tcPr>
+          <w:p>
+            <w:r>
+              <w:rPr>
+                <w:sz w:val="19"/>
+              </w:rPr>
+              <w:t xml:space="preserve">замкнутый контур; грязные воды КСМ → ГМО; фильтрат шлама → поз. 4.1.21</w:t>
+            </w:r>
+          </w:p>
+        </w:tc>
+        <w:tc>
+          <w:tcPr>
+            <w:tcW w:w="3038" w:type="dxa"/>
+          </w:tcPr>
+          <w:p>
+            <w:r>
+              <w:rPr>
+                <w:color w:val="666666"/>
+                <w:sz w:val="18"/>
+              </w:rPr>
+              <w:t xml:space="preserve">ИД ч.2 п. 4.1.2, табл. 3.1</w:t>
             </w:r>
           </w:p>
         </w:tc>
@@ -3187,7 +3243,7 @@
           <w:color w:val="444444"/>
           <w:sz w:val="19"/>
         </w:rPr>
-        <w:t xml:space="preserve">ПУЭ (изд. 7), разд. 7.10 — Проходы обслуживания электролизёров, изоляция ванн от строительных конструкций; СП 28.13330.2017 — Защита строительных конструкций от коррозии (кислотоупорные полы, поддоны); СП 29.13330.2011 — Полы — уклоны, зумпфы, химстойкие покрытия; ФНП (приказ Ростехнадзора № 461 от 26.11.2020) — Подъёмные сооружения: габариты приближения кранов, зоны обслуживания (в ИД упомянут прежний ПБ 10-382-00)</w:t>
+        <w:t xml:space="preserve">ПУЭ (изд. 7), п. 1.2.17–1.2.21 — Категории надёжности электроснабжения потребителей отделения; ГОСТ 17433-80 — Классы загрязнённости сжатого воздуха (воздух КИП)</w:t>
       </w:r>
     </w:p>
     <w:p>
@@ -3203,7 +3259,7 @@
         <w:rPr>
           <w:sz w:val="19"/>
         </w:rPr>
-        <w:t xml:space="preserve">Натурные обмеры ЦЭМ: фактическая длина/ширина пролётов, отметки подкрановых путей, состояние колонн (чертежи 1971 г.)</w:t>
+        <w:t xml:space="preserve">ТУ на присоединение к сетям (вода, стоки, электроэнергия, пар) — запрашиваются Заказчиком по расчётам нагрузок БИ</w:t>
       </w:r>
     </w:p>
     <w:p>
@@ -3219,7 +3275,7 @@
         <w:rPr>
           <w:sz w:val="19"/>
         </w:rPr>
-        <w:t xml:space="preserve">Точная длина зоны КСМ по планировке выбранного поставщика (референс Outotec — уточнить при ТКП)</w:t>
+        <w:t xml:space="preserve">Разделение общезаводских норм воды (1,081 м³/т) и пара (0,417 Гкал/т) по отделениям — расчёт БИ</w:t>
       </w:r>
     </w:p>
     <w:p>
@@ -3235,39 +3291,7 @@
         <w:rPr>
           <w:sz w:val="19"/>
         </w:rPr>
-        <w:t xml:space="preserve">Сечение и трассировка сборного воздуховода — по расходу аспирации от смежного проектировщика (вне БИ)</w:t>
-      </w:r>
-    </w:p>
-    <w:p>
-      <w:r>
-        <w:rPr>
-          <w:b/>
-          <w:color w:val="8A6200"/>
-          <w:sz w:val="19"/>
-        </w:rPr>
-        <w:t xml:space="preserve">— определяется на стадии БИ: </w:t>
-      </w:r>
-      <w:r>
-        <w:rPr>
-          <w:sz w:val="19"/>
-        </w:rPr>
-        <w:t xml:space="preserve">Демонтаж существующего оборудования электрорафинирования и состояние подванных конструкций — обследование до БИ</w:t>
-      </w:r>
-    </w:p>
-    <w:p>
-      <w:r>
-        <w:rPr>
-          <w:b/>
-          <w:color w:val="8A6200"/>
-          <w:sz w:val="19"/>
-        </w:rPr>
-        <w:t xml:space="preserve">— определяется на стадии БИ: </w:t>
-      </w:r>
-      <w:r>
-        <w:rPr>
-          <w:sz w:val="19"/>
-        </w:rPr>
-        <w:t xml:space="preserve">Получить «вариант размещения, принятый Заказчиком» (генплан: границы участка, отметки, привязки к сетям) — как ИД для посадки корпуса (Q-10); базис по лотам подтвердить через C-94</w:t>
+        <w:t xml:space="preserve">Суммарный расход воздуха КИП и качество осушки — по опросным листам арматуры и шкафов АСУ</w:t>
       </w:r>
     </w:p>
     <w:p>
@@ -3279,47 +3303,71 @@
           <w:b/>
           <w:sz w:val="26"/>
         </w:rPr>
-        <w:t xml:space="preserve">Нагрузки на перекрытия и фундаменты</w:t>
-      </w:r>
-    </w:p>
-    <w:p>
-      <w:r>
-        <w:rPr>
-          <w:sz w:val="20"/>
-        </w:rPr>
-        <w:t xml:space="preserve">МАССА ВАННЫ В ЭКСПЛУАТАЦИИ (по прил. В ДЕЛЬТА и расчёту). Объём электролита при уровне 1340 мм: 8,485 × 1,155 × 1,34 = 13,13 м³; вытеснение электродами: катоды 84 × (1,0 × 1,0 × 0,00325) = 0,27 м³, аноды 85 × (0,94 × 0,952 × 0,006) = 0,46 м³; итого раствора 12,4 м³ × 1,2 т/м³ = 14,9 т. Состав нагрузки: ванна 8,7 т + электролит 14,9 т + аноды 5,525 т + катоды с наращённым металлом 11,592 т + остаток шлама 0,25 т = 41,0 т. Эксплуатационные добавки по прил. В: персонал 0,4 т, опирание рамы позиционирования крана 0,3 т; при обслуживании/чистке — закорачивающая рама 8,7 т (опирается на борта СОСЕДНИХ ванн) или сборка подъёмной и закорачивающей рам 10,0 т. Расчётный случай ванны с рамой: 41,0 + 10,0 + 0,4 = 51,4 т.</w:t>
-      </w:r>
-    </w:p>
-    <w:p>
-      <w:r>
-        <w:rPr>
-          <w:sz w:val="20"/>
-        </w:rPr>
-        <w:t xml:space="preserve">УДЕЛЬНЫЕ НАГРУЗКИ. Опорная проекция ванны 8,645 × 1,315 = 11,37 м²; эксплуатационная равномерно-распределённая эквивалентная 41,0/11,37 ≈ 3,6 т/м² (36 кПа), при обслуживании локально до 4,5 т/м² (45 кПа). Фактическая передача — сосредоточенно через опорные тумбы (4–6 точек на ванну, с электроизоляцией от конструкций) — нагрузки на точки опоры выдаёт поставщик ванн в строительном задании (прил. В, п. 15: статика пустой/рабочей/аварийной загрузки, разложение по осям X/Y/Z, коэффициенты надёжности и динамичности). Погонная нагрузка ряда: 41,0/1,40 ≈ 29,3 т/м.п. ряда; серия из 90 ванн ≈ 3690 т; отделение 180 ванн ≈ 7380 т (без рам и кранов).</w:t>
-      </w:r>
-    </w:p>
-    <w:p>
-      <w:r>
-        <w:rPr>
-          <w:sz w:val="20"/>
-        </w:rPr>
-        <w:t xml:space="preserve">Сравнение с существующим: корпус проектировался под ванны электрорафинирования — поверочный расчёт несущих конструкций подванных отметок обязателен (нагрузка сопоставима, но раскладка опор иная). Расчётные сочетания — по СП 20.13330 (коэффициент надёжности по нагрузке γf = 1,05–1,2 для оборудования с известной массой, 1,2 для жидкости; снеговая V район 3,2 кПа и ветровая II район 0,30 кПа — для проверки покрытия при новых проёмах воздуховодов); сейсмика 6 баллов (ОСР-2015-В/ОСР-97) — антисейсмические упоры опор ванн (прил. В), проверка по СП 14.13330.2018.</w:t>
-      </w:r>
-    </w:p>
-    <w:p>
-      <w:r>
-        <w:rPr>
-          <w:sz w:val="20"/>
-        </w:rPr>
-        <w:t xml:space="preserve">ДИНАМИКА ОТ СПЕЦКРАНОВ. Два крана (по одному на пролёт). Поднимаемый груз: полный комплект 84 матриц с осадком 11,6 т + траверса-борона с поддоном (оценочно 3–5 т) + колпак; требуемая грузоподъёмность ориентировочно 16–20 т (уточняется поставщиком; режим работы не легче А6/М7 по интенсивности циклов: 180 ванн / 6,5 сут ≈ 28 обслуживаний ванн в сутки на отделение, по 3 подъёма 1/3 + полный комплект). Вертикальные динамические воздействия на подкрановые балки — коэффициенты по СП 20.13330 (φ по группе режима), горизонтальные поперечные — от торможения тележки с грузом на гибком подвесе, продольные — от торможения моста; передаются на существующие подкрановые пути — обязательный поверочный расчёт путей и колонн при модернизации кранов (существующее крановое хозяйство ЦЭМ используется после модернизации — ИД п. 4.2.2). Закорачивающая рама при перестановке краном создаёт кратковременную сосредоточенную нагрузку 8,7 т на борта двух соседних ванн — учтено в прочности бортов (прил. В).</w:t>
-      </w:r>
-    </w:p>
-    <w:p>
-      <w:r>
-        <w:rPr>
-          <w:sz w:val="20"/>
-        </w:rPr>
-        <w:t xml:space="preserve">ФУНДАМЕНТЫ ОБОРУДОВАНИЯ ВНЕ РЯДОВ: циркбаки 2 × 300 м³ — масса брутто с раствором ≈ 300 × 1,2 + тара ≈ 380–400 т каждый (жёсткое требование к осадкам, кислотоупорный поддон на 100 % объёма); КСМ — рама с гидростанцией (нагрузки по данным поставщика); выпрямители и трансформаторы (вне БИ) — в существующей преобразовательной подстанции. Все фундаменты — с химзащитой по СП 28.13330.</w:t>
+        <w:t xml:space="preserve">Сведения по электроснабжению и электрооборудованию (по Приложению №3)</w:t>
+      </w:r>
+    </w:p>
+    <w:p>
+      <w:r>
+        <w:rPr>
+          <w:sz w:val="20"/>
+        </w:rPr>
+        <w:t xml:space="preserve">Объём сведений Прил. №3 на стадии БИ — по его собственной оговорке «уточняется с учётом согласованных границ проектирования»; ниже — предлагаемый состав уровня FEED (закрепляется протоколом, позиция E-01), детальная электрика (кабельные журналы, светотехника, планы прокладки) — этап РД.</w:t>
+      </w:r>
+    </w:p>
+    <w:p>
+      <w:r>
+        <w:rPr>
+          <w:sz w:val="20"/>
+        </w:rPr>
+        <w:t xml:space="preserve">ИСТОЧНИКИ И СХЕМА. Сценарий А — существующая встроенная преобразовательная подстанция ЦЭМ (черт. ФМ-59435); сценарий Б (базовый) — новая подстанция при корпусе ЭЭ, размещение у торца выпрямителей (короткие магистральные шины). Схема: два независимых ввода 6(10) кВ (I категория), выпрямительные агрегаты — по одному на серию + общий резервный с перекрёстной ошиновкой (переключение без остановки серии); вспомогательные потребители 0,4 кВ — от двухтрансформаторной КТП с АВР. Итоговые нагрузки для ТУ: отделение — 16,07 МВт средних / до 18,7 МВт при форсировке; комплекс ОВЭ в целом — ≈17,3 МВт средних, ≈21 МВт установленных (блок EL-TOTAL).</w:t>
+      </w:r>
+    </w:p>
+    <w:p>
+      <w:r>
+        <w:rPr>
+          <w:sz w:val="20"/>
+        </w:rPr>
+        <w:t xml:space="preserve">СВОДНАЯ ТАБЛИЦА ЭЛЕКТРОПРИЁМНИКОВ (E-04, объём БИ): установленная/расчётная мощность, категории по ПУЭ, коэффициенты — по перечню оборудования БИ; пусковые токи — для приводов ≥ 100 кВт по каталожным данным (в лоте таких единицы — гидростанция КСМ 125 кВт установленной); полная таблица с фактическими пусковыми характеристиками — детальный этап по vendor data.</w:t>
+      </w:r>
+    </w:p>
+    <w:p>
+      <w:r>
+        <w:rPr>
+          <w:sz w:val="20"/>
+        </w:rPr>
+        <w:t xml:space="preserve">КАЧЕСТВО СЕТИ И КРМ. Выпрямители 47 кА (вне лота) — определяющий источник высших гармоник и потребитель реактивной мощности узла; в задание на выпрямители БИ включает: нормы искажений на шинах 6(10) кВ по ГОСТ 32144-2013, целевой коэффициент мощности — по ТУ сетевой организации, состав фильтрокомпенсирующих устройств — по расчёту сети (E-06, краткое описание в БИ).</w:t>
+      </w:r>
+    </w:p>
+    <w:p>
+      <w:r>
+        <w:rPr>
+          <w:sz w:val="20"/>
+        </w:rPr>
+        <w:t xml:space="preserve">ЭЛЕКТРОБЕЗОПАСНОСТЬ ЗАЛА (ПУЭ разд. 7.10): сеть постоянного тока серий изолирована от земли, непрерывный контроль изоляции; ванны — на опорных изоляторах (двухступенчатая изоляция), трубопроводы — электрические разрывы на подаче/приёме; напряжение серии до 225 В — изолирующие настилы/площадки обслуживания вдоль рядов, исключение одновременного касания точек серии с большой разностью потенциалов; шинные мосты — ограждение. Заземление и молниезащита: концепция в БИ (для нового корпуса); выбор типа заземлителя — по данным изысканий на детальном этапе (E-08).</w:t>
+      </w:r>
+    </w:p>
+    <w:p>
+      <w:r>
+        <w:rPr>
+          <w:sz w:val="20"/>
+        </w:rPr>
+        <w:t xml:space="preserve">ОСВЕЩЕНИЕ (E-09, в БИ — требования): среда химически активная (аэрозоли H2SO4) — светильники IP65, коррозионностойкие корпуса; нормируемая освещённость зон обслуживания ванн, КСМ и щитовых — по СП 52.13330; зоны аварийного и эвакуационного освещения — определяются в БИ; светотехнический расчёт и выбор типов — РД.</w:t>
+      </w:r>
+    </w:p>
+    <w:p>
+      <w:r>
+        <w:rPr>
+          <w:sz w:val="20"/>
+        </w:rPr>
+        <w:t xml:space="preserve">Ex-ЗОНЫ (E-15): помещение категории В2 (пожароопасная); взрывоопасные зоны в электролизном зале не предусматриваются — выделение водорода при электроэкстракции меди в нормальном режиме незначительно; подтверждающий расчёт газовыделения — в БИ, чертежи Ex-зон не выпускаются (обоснование в ПЗ).</w:t>
+      </w:r>
+    </w:p>
+    <w:p>
+      <w:r>
+        <w:rPr>
+          <w:sz w:val="20"/>
+        </w:rPr>
+        <w:t xml:space="preserve">Графика электро-части БИ: однолинейные схемы 6(10)/0,4 кВ отделения, планы размещения основного электрооборудования и главные кабельные коридоры, предварительные сечения основных питающих кабелей, расчёт токов КЗ для предварительного выбора аппаратов (E-10, E-11, E-12, E-14).</w:t>
       </w:r>
     </w:p>
     <w:tbl>
@@ -3397,244 +3445,202 @@
               <w:rPr>
                 <w:sz w:val="19"/>
               </w:rPr>
-              <w:t xml:space="preserve">Ванна в работе</w:t>
-            </w:r>
-          </w:p>
-        </w:tc>
-        <w:tc>
-          <w:tcPr>
-            <w:tcW w:w="5000" w:type="dxa"/>
-          </w:tcPr>
-          <w:p>
-            <w:r>
-              <w:rPr>
-                <w:sz w:val="19"/>
-              </w:rPr>
-              <w:t xml:space="preserve">41,0 т (8,7 + 14,9 эл-лит + 5,525 анодов + 11,592 катодов + 0,25 шлам)</w:t>
-            </w:r>
-          </w:p>
-        </w:tc>
-        <w:tc>
-          <w:tcPr>
-            <w:tcW w:w="3038" w:type="dxa"/>
-          </w:tcPr>
-          <w:p>
-            <w:r>
-              <w:rPr>
-                <w:color w:val="666666"/>
-                <w:sz w:val="18"/>
-              </w:rPr>
-              <w:t xml:space="preserve">ИД ч.2 прил. В; расчёт</w:t>
-            </w:r>
-          </w:p>
-        </w:tc>
-      </w:tr>
-      <w:tr>
-        <w:tc>
-          <w:tcPr>
-            <w:tcW w:w="3600" w:type="dxa"/>
-          </w:tcPr>
-          <w:p>
-            <w:r>
-              <w:rPr>
-                <w:sz w:val="19"/>
-              </w:rPr>
-              <w:t xml:space="preserve">С рамами при обслуживании</w:t>
-            </w:r>
-          </w:p>
-        </w:tc>
-        <w:tc>
-          <w:tcPr>
-            <w:tcW w:w="5000" w:type="dxa"/>
-          </w:tcPr>
-          <w:p>
-            <w:r>
-              <w:rPr>
-                <w:sz w:val="19"/>
-              </w:rPr>
-              <w:t xml:space="preserve">до 51,4 т (рамы 10,0 т + персонал 0,4 т)</w:t>
-            </w:r>
-          </w:p>
-        </w:tc>
-        <w:tc>
-          <w:tcPr>
-            <w:tcW w:w="3038" w:type="dxa"/>
-          </w:tcPr>
-          <w:p>
-            <w:r>
-              <w:rPr>
-                <w:color w:val="666666"/>
-                <w:sz w:val="18"/>
-              </w:rPr>
-              <w:t xml:space="preserve">ИД ч.2 прил. В</w:t>
-            </w:r>
-          </w:p>
-        </w:tc>
-      </w:tr>
-      <w:tr>
-        <w:tc>
-          <w:tcPr>
-            <w:tcW w:w="3600" w:type="dxa"/>
-          </w:tcPr>
-          <w:p>
-            <w:r>
-              <w:rPr>
-                <w:sz w:val="19"/>
-              </w:rPr>
-              <w:t xml:space="preserve">Эквивалентная удельная</w:t>
-            </w:r>
-          </w:p>
-        </w:tc>
-        <w:tc>
-          <w:tcPr>
-            <w:tcW w:w="5000" w:type="dxa"/>
-          </w:tcPr>
-          <w:p>
-            <w:r>
-              <w:rPr>
-                <w:sz w:val="19"/>
-              </w:rPr>
-              <w:t xml:space="preserve">≈36 кПа эксплуатация; до 45 кПа при обслуживании; 29,3 т/м.п. ряда</w:t>
-            </w:r>
-          </w:p>
-        </w:tc>
-        <w:tc>
-          <w:tcPr>
-            <w:tcW w:w="3038" w:type="dxa"/>
-          </w:tcPr>
-          <w:p>
-            <w:r>
-              <w:rPr>
-                <w:color w:val="666666"/>
-                <w:sz w:val="18"/>
-              </w:rPr>
-              <w:t xml:space="preserve">расчёт</w:t>
-            </w:r>
-          </w:p>
-        </w:tc>
-      </w:tr>
-      <w:tr>
-        <w:tc>
-          <w:tcPr>
-            <w:tcW w:w="3600" w:type="dxa"/>
-          </w:tcPr>
-          <w:p>
-            <w:r>
-              <w:rPr>
-                <w:sz w:val="19"/>
-              </w:rPr>
-              <w:t xml:space="preserve">Суммарно на здание</w:t>
-            </w:r>
-          </w:p>
-        </w:tc>
-        <w:tc>
-          <w:tcPr>
-            <w:tcW w:w="5000" w:type="dxa"/>
-          </w:tcPr>
-          <w:p>
-            <w:r>
-              <w:rPr>
-                <w:sz w:val="19"/>
-              </w:rPr>
-              <w:t xml:space="preserve">серия ≈3690 т; отделение ≈7380 т (без кранов и рам)</w:t>
-            </w:r>
-          </w:p>
-        </w:tc>
-        <w:tc>
-          <w:tcPr>
-            <w:tcW w:w="3038" w:type="dxa"/>
-          </w:tcPr>
-          <w:p>
-            <w:r>
-              <w:rPr>
-                <w:color w:val="666666"/>
-                <w:sz w:val="18"/>
-              </w:rPr>
-              <w:t xml:space="preserve">расчёт</w:t>
-            </w:r>
-          </w:p>
-        </w:tc>
-      </w:tr>
-      <w:tr>
-        <w:tc>
-          <w:tcPr>
-            <w:tcW w:w="3600" w:type="dxa"/>
-          </w:tcPr>
-          <w:p>
-            <w:r>
-              <w:rPr>
-                <w:sz w:val="19"/>
-              </w:rPr>
-              <w:t xml:space="preserve">Кран</w:t>
-            </w:r>
-          </w:p>
-        </w:tc>
-        <w:tc>
-          <w:tcPr>
-            <w:tcW w:w="5000" w:type="dxa"/>
-          </w:tcPr>
-          <w:p>
-            <w:r>
-              <w:rPr>
-                <w:sz w:val="19"/>
-              </w:rPr>
-              <w:t xml:space="preserve">груз до 11,6 т (84 матрицы) + траверса 3–5 т; Q ориентировочно 16–20 т; ≈28 обслуживаний/сут</w:t>
-            </w:r>
-          </w:p>
-        </w:tc>
-        <w:tc>
-          <w:tcPr>
-            <w:tcW w:w="3038" w:type="dxa"/>
-          </w:tcPr>
-          <w:p>
-            <w:r>
-              <w:rPr>
-                <w:color w:val="666666"/>
-                <w:sz w:val="18"/>
-              </w:rPr>
-              <w:t xml:space="preserve">ИД ч.2 прил. В, п. 4.1.2; расчёт</w:t>
-            </w:r>
-          </w:p>
-        </w:tc>
-      </w:tr>
-      <w:tr>
-        <w:tc>
-          <w:tcPr>
-            <w:tcW w:w="3600" w:type="dxa"/>
-          </w:tcPr>
-          <w:p>
-            <w:r>
-              <w:rPr>
-                <w:sz w:val="19"/>
-              </w:rPr>
-              <w:t xml:space="preserve">Сейсмика</w:t>
-            </w:r>
-          </w:p>
-        </w:tc>
-        <w:tc>
-          <w:tcPr>
-            <w:tcW w:w="5000" w:type="dxa"/>
-          </w:tcPr>
-          <w:p>
-            <w:r>
-              <w:rPr>
-                <w:sz w:val="19"/>
-              </w:rPr>
-              <w:t xml:space="preserve">6 баллов (ОСР-2015-В); антисейсмические упоры опор ванн</w:t>
-            </w:r>
-          </w:p>
-        </w:tc>
-        <w:tc>
-          <w:tcPr>
-            <w:tcW w:w="3038" w:type="dxa"/>
-          </w:tcPr>
-          <w:p>
-            <w:r>
-              <w:rPr>
-                <w:color w:val="666666"/>
-                <w:sz w:val="18"/>
-              </w:rPr>
-              <w:t xml:space="preserve">ТЗ п. 2.9.4; ИД ч.2 прил. В</w:t>
+              <w:t xml:space="preserve">Нагрузка для ТУ</w:t>
+            </w:r>
+          </w:p>
+        </w:tc>
+        <w:tc>
+          <w:tcPr>
+            <w:tcW w:w="5000" w:type="dxa"/>
+          </w:tcPr>
+          <w:p>
+            <w:r>
+              <w:rPr>
+                <w:sz w:val="19"/>
+              </w:rPr>
+              <w:t xml:space="preserve">16,07 МВт ср. / 18,7 МВт форсировка; комплекс ≈17,3 ср. / ≈21 МВт уст.</w:t>
+            </w:r>
+          </w:p>
+        </w:tc>
+        <w:tc>
+          <w:tcPr>
+            <w:tcW w:w="3038" w:type="dxa"/>
+          </w:tcPr>
+          <w:p>
+            <w:r>
+              <w:rPr>
+                <w:color w:val="666666"/>
+                <w:sz w:val="18"/>
+              </w:rPr>
+              <w:t xml:space="preserve">расчёт EL-TOTAL; ИД ч.2 табл. 8.5</w:t>
+            </w:r>
+          </w:p>
+        </w:tc>
+      </w:tr>
+      <w:tr>
+        <w:tc>
+          <w:tcPr>
+            <w:tcW w:w="3600" w:type="dxa"/>
+          </w:tcPr>
+          <w:p>
+            <w:r>
+              <w:rPr>
+                <w:sz w:val="19"/>
+              </w:rPr>
+              <w:t xml:space="preserve">Категории</w:t>
+            </w:r>
+          </w:p>
+        </w:tc>
+        <w:tc>
+          <w:tcPr>
+            <w:tcW w:w="5000" w:type="dxa"/>
+          </w:tcPr>
+          <w:p>
+            <w:r>
+              <w:rPr>
+                <w:sz w:val="19"/>
+              </w:rPr>
+              <w:t xml:space="preserve">электролиз I (окно ≤ 2 ч); АСУ I особая; вспомогательные II</w:t>
+            </w:r>
+          </w:p>
+        </w:tc>
+        <w:tc>
+          <w:tcPr>
+            <w:tcW w:w="3038" w:type="dxa"/>
+          </w:tcPr>
+          <w:p>
+            <w:r>
+              <w:rPr>
+                <w:color w:val="666666"/>
+                <w:sz w:val="18"/>
+              </w:rPr>
+              <w:t xml:space="preserve">ПУЭ п. 1.2.17–1.2.21; Прил. №5</w:t>
+            </w:r>
+          </w:p>
+        </w:tc>
+      </w:tr>
+      <w:tr>
+        <w:tc>
+          <w:tcPr>
+            <w:tcW w:w="3600" w:type="dxa"/>
+          </w:tcPr>
+          <w:p>
+            <w:r>
+              <w:rPr>
+                <w:sz w:val="19"/>
+              </w:rPr>
+              <w:t xml:space="preserve">Схема</w:t>
+            </w:r>
+          </w:p>
+        </w:tc>
+        <w:tc>
+          <w:tcPr>
+            <w:tcW w:w="5000" w:type="dxa"/>
+          </w:tcPr>
+          <w:p>
+            <w:r>
+              <w:rPr>
+                <w:sz w:val="19"/>
+              </w:rPr>
+              <w:t xml:space="preserve">2 ввода 6(10) кВ; 3 выпрямителя (2 + 1 резерв, перекрёстная ошиновка); КТП 0,4 кВ с АВР</w:t>
+            </w:r>
+          </w:p>
+        </w:tc>
+        <w:tc>
+          <w:tcPr>
+            <w:tcW w:w="3038" w:type="dxa"/>
+          </w:tcPr>
+          <w:p>
+            <w:r>
+              <w:rPr>
+                <w:color w:val="666666"/>
+                <w:sz w:val="18"/>
+              </w:rPr>
+              <w:t xml:space="preserve">ИД ч.2 табл. 4.2; решение БИ</w:t>
+            </w:r>
+          </w:p>
+        </w:tc>
+      </w:tr>
+      <w:tr>
+        <w:tc>
+          <w:tcPr>
+            <w:tcW w:w="3600" w:type="dxa"/>
+          </w:tcPr>
+          <w:p>
+            <w:r>
+              <w:rPr>
+                <w:sz w:val="19"/>
+              </w:rPr>
+              <w:t xml:space="preserve">Гармоники/КРМ</w:t>
+            </w:r>
+          </w:p>
+        </w:tc>
+        <w:tc>
+          <w:tcPr>
+            <w:tcW w:w="5000" w:type="dxa"/>
+          </w:tcPr>
+          <w:p>
+            <w:r>
+              <w:rPr>
+                <w:sz w:val="19"/>
+              </w:rPr>
+              <w:t xml:space="preserve">нормы ГОСТ 32144-2013 на шинах 6(10) кВ; ФКУ — по расчёту сети (задание на выпрямители)</w:t>
+            </w:r>
+          </w:p>
+        </w:tc>
+        <w:tc>
+          <w:tcPr>
+            <w:tcW w:w="3038" w:type="dxa"/>
+          </w:tcPr>
+          <w:p>
+            <w:r>
+              <w:rPr>
+                <w:color w:val="666666"/>
+                <w:sz w:val="18"/>
+              </w:rPr>
+              <w:t xml:space="preserve">решение БИ; ГОСТ 32144-2013</w:t>
+            </w:r>
+          </w:p>
+        </w:tc>
+      </w:tr>
+      <w:tr>
+        <w:tc>
+          <w:tcPr>
+            <w:tcW w:w="3600" w:type="dxa"/>
+          </w:tcPr>
+          <w:p>
+            <w:r>
+              <w:rPr>
+                <w:sz w:val="19"/>
+              </w:rPr>
+              <w:t xml:space="preserve">Изоляция зала</w:t>
+            </w:r>
+          </w:p>
+        </w:tc>
+        <w:tc>
+          <w:tcPr>
+            <w:tcW w:w="5000" w:type="dxa"/>
+          </w:tcPr>
+          <w:p>
+            <w:r>
+              <w:rPr>
+                <w:sz w:val="19"/>
+              </w:rPr>
+              <w:t xml:space="preserve">IT-сеть серий, контроль изоляции; изолирующие настилы; разрывы трубопроводов</w:t>
+            </w:r>
+          </w:p>
+        </w:tc>
+        <w:tc>
+          <w:tcPr>
+            <w:tcW w:w="3038" w:type="dxa"/>
+          </w:tcPr>
+          <w:p>
+            <w:r>
+              <w:rPr>
+                <w:color w:val="666666"/>
+                <w:sz w:val="18"/>
+              </w:rPr>
+              <w:t xml:space="preserve">ПУЭ разд. 7.10; ИД ч.2 п. 4.2.2</w:t>
             </w:r>
           </w:p>
         </w:tc>
@@ -3653,7 +3659,7 @@
           <w:color w:val="444444"/>
           <w:sz w:val="19"/>
         </w:rPr>
-        <w:t xml:space="preserve">СП 20.13330.2016 — Нагрузки и воздействия: сочетания, крановые динамические коэффициенты, снег V/ветер II районов; СП 14.13330.2018 — Строительство в сейсмических районах (6 баллов); СП 28.13330.2017 — Химзащита фундаментов и подванных конструкций; ГОСТ 34467-2018 / ФНП № 461 — Краны мостовые: группы режимов, требования безопасности (номер ГОСТ уточнить)</w:t>
+        <w:t xml:space="preserve">ПУЭ (изд. 7), разд. 7.10 — Электролизные установки: изоляция, контроль, проходы, разрывы; ГОСТ 32144-2013 — Нормы качества электрической энергии (гармоники от выпрямителей); СП 52.13330.2016 — Естественное и искусственное освещение — нормируемые уровни; Приложение №3 к ТЗ — Состав сведений по электроснабжению; объём на БИ — по согласованным границам</w:t>
       </w:r>
     </w:p>
     <w:p>
@@ -3669,7 +3675,7 @@
         <w:rPr>
           <w:sz w:val="19"/>
         </w:rPr>
-        <w:t xml:space="preserve">Поверочный расчёт существующих конструкций ЦЭМ (1971 г.) под новую раскладку опор ванн и модернизированные краны — по результатам обследования</w:t>
+        <w:t xml:space="preserve">Протокол объёма Приложения №3 на стадии БИ (перечень действующих пунктов E-02…E-19) — согласовать до договора</w:t>
       </w:r>
     </w:p>
     <w:p>
@@ -3685,7 +3691,7 @@
         <w:rPr>
           <w:sz w:val="19"/>
         </w:rPr>
-        <w:t xml:space="preserve">Строительные задания поставщиков (ванны, КСМ, краны): точечные нагрузки, коэффициенты надёжности и динамики — прил. В, п. 15</w:t>
+        <w:t xml:space="preserve">Целевой cos φ и допустимые искажения — по ТУ сетевой организации (запрашивает Заказчик)</w:t>
       </w:r>
     </w:p>
     <w:p>
@@ -3701,7 +3707,23 @@
         <w:rPr>
           <w:sz w:val="19"/>
         </w:rPr>
-        <w:t xml:space="preserve">Масса и центр тяжести траверсы-бороны с поддоном — по данным поставщика кранового оборудования</w:t>
+        <w:t xml:space="preserve">Расчёт выделения водорода в зале (обоснование отсутствия Ex-зон) — выполняется в БИ</w:t>
+      </w:r>
+    </w:p>
+    <w:p>
+      <w:r>
+        <w:rPr>
+          <w:b/>
+          <w:color w:val="8A6200"/>
+          <w:sz w:val="19"/>
+        </w:rPr>
+        <w:t xml:space="preserve">— определяется на стадии БИ: </w:t>
+      </w:r>
+      <w:r>
+        <w:rPr>
+          <w:sz w:val="19"/>
+        </w:rPr>
+        <w:t xml:space="preserve">Тип заземлителя (глубинные электроды/сетка) — по удельному сопротивлению грунтов, данные изысканий (вне БИ)</w:t>
       </w:r>
     </w:p>
     <w:p>
@@ -3713,45 +3735,45 @@
           <w:b/>
           <w:sz w:val="26"/>
         </w:rPr>
-        <w:t xml:space="preserve">АСУ отделения с прикладным программным обеспечением</w:t>
-      </w:r>
-    </w:p>
-    <w:p>
-      <w:r>
-        <w:rPr>
-          <w:sz w:val="20"/>
-        </w:rPr>
-        <w:t xml:space="preserve">НАЗНАЧЕНИЕ И ОБЪЁМ. По ТЗ п. 5.5 в стоимость Лота №3 входит АСУ с прикладным ПО для управления процессом электроэкстракции (нагрузки, шунтирование, потоки, параметры) и специальными автоматическими кранами электролизного зала. Архитектура — трёхуровневая по Приложению №5 («Базовые требования… пл. Мончегорск»): нижний уровень — датчики и ИМ из линеек, применяемых на КГМК (согласование с Заказчиком); средний — ПЛК российских производителей (Прософт-Системы REGUL RX00 или Инкомсистем АБАК) с гальванической развязкой всех каналов AI/AO/DI/DO и цифровых (кроме Ethernet), запасом ≥ 30 % по модулям и посадочным местам, модули с защитным покрытием; верхний — SCADA AlphaScada (АО «Атомик Софт») на ОС Linux, горячее резервирование, безвентиляторные АРМ (≤ 2 мониторов). Сети — Industrial Ethernet (IEEE 802.3) TCP/IP; полевые протоколы 4–20 мА и Modbus; мониторинг всей инфраструктуры по SNMP. Электропитание АСУ — I категория (серверы — I «особая» с ИБП двойного преобразования ≥ 10 мин и байпасом); шкафы IP65 с козырьками, избыточным давлением очищенного воздуха, вне помещений электроустановок; кабельные трассы из композитных материалов (RAL 5015), срок службы ≥ 10 лет, экранирование и разнос от силовых. Всё ПО и оборудование АСУ — российской разработки/производства; отступления согласуются с Заказчиком. Интеграция с ОАСУ/единой диспетчерской комплекса — обязательна (ТЗ п. 2.10: все переделы в одной информационно-управляющей системе).</w:t>
-      </w:r>
-    </w:p>
-    <w:p>
-      <w:r>
-        <w:rPr>
-          <w:sz w:val="20"/>
-        </w:rPr>
-        <w:t xml:space="preserve">ПРИКЛАДНЫЕ ФУНКЦИИ УПРАВЛЕНИЯ ПРОЦЕССОМ:
-1) Управление токовыми нагрузками: формирование задания выпрямителям (интерфейс к смежной системе питания) от плана-задания по металлу и состояния серий; интеграторы А·ч по сериям; расчёт теоретической массы осадка по каждой ванне (закон Фарадея с текущим η) и «программы графика наращивания» с обнулением веса после выгрузки; ограничения 47 кА / 225 В; ведение фактического выхода по току по данным весового контроля пакетов КСМ.
-2) График выгрузки: автоматическое планирование очерёдности ванн от плана-задания и токовой нагрузки (ТЗ п. 5.3) — очередь передаётся крану; балансировка так, чтобы единовременно в серии отсутствовало не более 1/3 катодов одной ванны (плотность тока на оставшихся ≤ 420 А/м²).
-3) Управление шунтированием: реестр установленных закорачивающих рам, программные блокировки (запрет подъёма тока при установке/снятии рамы, контроль последовательности операций чистки), контроль напряжения шунтируемой ванны.
-4) Управление потоками и параметрами: контуры FIC/TIC/LIC/QIC (раздел P&amp;ID), балансовые расчёты контура циркуляции, съёма меди, дозирования по А·ч.
-5) ИК-контроль коротких замыканий: тепловизионная система на кране (рекомендация ИД п. 4.2.2 — ИК-датчики контроля контактного хозяйства и КЗ) + милливольтовый мониторинг ванн; автоматическое формирование карты КЗ с заданием оператору/крану на устранение; журналирование и статистика по ваннам и матрицам.
-6) Электронный реестр парка матриц: сквозная идентификация каждой матрицы, статусы (в ванне/в ремонте/брак), привязка результатов машинного зрения КСМ (повреждения обрамления, геометрии, чистоты поверхности), автоматический учёт отбраковки и подмены новыми/отремонтированными (ТЗ п. 5.3).</w:t>
-      </w:r>
-    </w:p>
-    <w:p>
-      <w:r>
-        <w:rPr>
-          <w:sz w:val="20"/>
-        </w:rPr>
-        <w:t xml:space="preserve">ИНТЕГРАЦИЯ С КСМ И СПЕЦКРАНАМИ. КСМ — комплектная система управления (ПЛК + роботы; в референсе Outotec — KUKA KR300/KR180) подключается в сеть АСУТП (требование Прил. №5 ко всему комплектному оборудованию); информационная система КСМ формирует партии продукции со стандартизированной сопроводительной документацией и передаёт данные весового контроля, пробоотбора и реестра матриц на верхний уровень и в СГП (Лот №4 — стыковка по выходному конвейеру). Спецкраны — автоматический и ручной режимы, система позиционирования над ваннами (установочные конусы на ваннах — прил. В), сценарий выгрузки: выход на позицию → снятие крышки («матрёшкой» на соседнюю или на грузозахват) → 3 цикла по 1/3 матриц с выдержкой на стекание → возврат «раздетых» матриц → установка крышки → обнуление веса ванны в графике наращивания → переход к следующей ванне (ТЗ п. 5.3). Безопасность: зоны работы кранов и блокировки перекрёстных операций, аварийные тросовые выключатели КСМ, квитируемая сигнализация (Прил. №5).</w:t>
-      </w:r>
-    </w:p>
-    <w:p>
-      <w:r>
-        <w:rPr>
-          <w:sz w:val="20"/>
-        </w:rPr>
-        <w:t xml:space="preserve">ППО И ДОКУМЕНТАЦИЯ. Передача исходных кодов ППО контроллеров и визуализации с комментариями (рус./англ.) и исключительных прав, описание косвенной адресации, методика восстановления после сбоя (Прил. №5); документация по М ГК НН IT.1.8-2025 и М ГК НН IT.1.11-2024; рабочая документация по ГОСТ 21.408-2013 и СТО 51246464-016-2015; перечни сигналов AI/AO/DI/DO/Modbus, полный перечень блокировок с уставками; ЗИП АСУТП/КИП на 2 года (≥ 10 %, ≥ 1 шт. каждого наименования). Метрология — 102-ФЗ, ГОСТ Р 8.596-2002, ГОСТ 8.417-2024.</w:t>
+        <w:t xml:space="preserve">PFD и P&amp;ID: контуры регулирования, блокировки, уставки</w:t>
+      </w:r>
+    </w:p>
+    <w:p>
+      <w:r>
+        <w:rPr>
+          <w:sz w:val="20"/>
+        </w:rPr>
+        <w:t xml:space="preserve">Состав графической части: PFD отделения с границами проектирования (потоки: богатый фильтрат; питание серий; бедный электролит; отсечки на выщелачивание/растворение; промводы КСМ и аспирации; шлам; катоды) и P&amp;ID по узлам: циркуляция серии 1 и 2, узел реагентов, КСМ, шламовый узел. Схемы выполняются по ГОСТ 21.408-2013 с полным перечнем контуров, связей, уставок сигнализаций и блокировок (требование Прил. №5).</w:t>
+      </w:r>
+    </w:p>
+    <w:p>
+      <w:r>
+        <w:rPr>
+          <w:sz w:val="20"/>
+        </w:rPr>
+        <w:t xml:space="preserve">ОСНОВНЫЕ КОНТУРЫ РЕГУЛИРОВАНИЯ (на каждую серию, если не оговорено):
+- FIC-01 «Расход электролита на серию»: уставка 800–825 м³/ч (9,1 м³/ч на ванну), электромагнитный/ультразвуковой расходомер на напорном коллекторе; регулирование частотным приводом циркуляционного насоса (насос вне БИ — сигнал 4–20 мА/Modbus передаётся смежной системе, стык фиксируется в задании); распределение по ваннам — настроечная арматура/дроссели с контролем давления коллектора PI-02. Сигнализация L при −10 %, блокировочная уставка LL 70 % номинала.
+- TIC-03 «Температура питания ванн»: уставка 48,2 ± 0,5 °С после холодильника (в ваннах нагрев до 50 °С); регулирующий клапан на оборотной воде (108 м³/ч на нитку); предупредительная H 52 °С, аварийная HH 55 °С (макс. по прил. В); L 45 °С (риск роста вязкости), LL 40 °С (порог кристаллизации — запрет снижения расхода воды невозможен, предусмотреть байпас холодильника).
+- LIC-04 «Уровень в циркуляционном баке»: поддержание рабочего диапазона (бак 300 м³; рабочий объём 85 %); подпитка производственной водой по балансу; сигнализация H/L, блокировки: LL — остановка циркуляционного насоса (защита от сухого хода, сигнал смежной системе), HH — запрет приёма промвод, сигнал на дренаж.
+- QIC-05 «Дозирование гуартека»: пропорционально интегралу тока серии (кг/т через счётчик А·ч), номинал 1,0 кг/ч на серию; QIC-06 «Дозирование FC-1100» — аналогично, 0,8 кг/ч на серию; насосы-дозаторы с обратной связью по фактическому расходу.
+- QIC-07 «Кислотность/состав»: поточный контроль плотности и температуры электролита; периодический автоматизированный пробоотбор с лабораторным анализом Cu/H2SO4/Cl/Ni/Fe; дозирование H2SO4 клапаном по заданию оператора с контролем расхода; дозирование HCl — по лабданным (Cl 25–30 г/м³).
+- JIC-08 «Токовая нагрузка серии»: задание выпрямителю (вне БИ, интерфейс Modbus TCP) от плана-задания АСУ; ограничения: I ≤ 47,0 кА, U серии ≤ 225 В; скорость изменения тока ограничивается (мягкий набор после обслуживания). Мониторинг напряжений ванн (90 точек на серию, милливольтовые измерения на шинах): U ванны &lt; 1,8 В — признак КЗ (сигнал на карту КЗ и задание крану/ИК-контролю), U &gt; 2,5 В — деградация контактов/анодов.</w:t>
+      </w:r>
+    </w:p>
+    <w:p>
+      <w:r>
+        <w:rPr>
+          <w:sz w:val="20"/>
+        </w:rPr>
+        <w:t xml:space="preserve">БЛОКИРОВКИ (ключевые): 1) потеря циркуляции серии (FIC-01 LL либо остановка насоса) → автоматическое снижение тока серии до дежурного уровня с выдержкой времени (уставка выдержки — по тепловой инерции ванн, определяется в БИ; длительный электролиз без протока ведёт к обеднению приэлектродного слоя и порче осадка); 2) остановка аспирации (сигнал смежной системы) → предупредительная сигнализация, при длительности сверх уставки — снижение тока (рост тумана); 3) TIC-03 HH → запрет повышения тока; 4) размыкание цепи серии/скачок U → аварийное отключение выпрямителя (функция вне БИ, требование к стыку); 5) работы крана над ванной → программная блокировка изменения тока серии сверх заданного; 6) LL уровня в баке → остановка дозирования реагентов. Согласно ПУЭ 7.10 предусматривается контроль изоляции сети постоянного тока и электрический разрыв (разрыв струи/изолирующие вставки) на подаче и приёме растворов каждой ванны и на коллекторах серий (ИД п. 4.2.2: «обеспечить электрический разрыв на линии подачи растворов или на линии их приёма в бак»).</w:t>
+      </w:r>
+    </w:p>
+    <w:p>
+      <w:r>
+        <w:rPr>
+          <w:sz w:val="20"/>
+        </w:rPr>
+        <w:t xml:space="preserve">КИПиА: приборы — из линеек, эксплуатируемых на площадке Заказчика (согласование обязательно, Прил. №5); исполнение IP65+, коррозионностойкие смачиваемые части (тантал/PTFE/керамика для сред с H2SO4); байпасные линии в местах расходомеров; СИ — только из Госреестра РФ с первичной поверкой (102-ФЗ, ГОСТ Р 8.596-2002).</w:t>
       </w:r>
     </w:p>
     <w:tbl>
@@ -3829,202 +3851,244 @@
               <w:rPr>
                 <w:sz w:val="19"/>
               </w:rPr>
-              <w:t xml:space="preserve">Архитектура</w:t>
-            </w:r>
-          </w:p>
-        </w:tc>
-        <w:tc>
-          <w:tcPr>
-            <w:tcW w:w="5000" w:type="dxa"/>
-          </w:tcPr>
-          <w:p>
-            <w:r>
-              <w:rPr>
-                <w:sz w:val="19"/>
-              </w:rPr>
-              <w:t xml:space="preserve">3 уровня: КИП КГМК-линеек → ПЛК REGUL RX00/АБАК → SCADA AlphaScada (Linux), горячий резерв</w:t>
-            </w:r>
-          </w:p>
-        </w:tc>
-        <w:tc>
-          <w:tcPr>
-            <w:tcW w:w="3038" w:type="dxa"/>
-          </w:tcPr>
-          <w:p>
-            <w:r>
-              <w:rPr>
-                <w:color w:val="666666"/>
-                <w:sz w:val="18"/>
-              </w:rPr>
-              <w:t xml:space="preserve">Прил. №5 (brief)</w:t>
-            </w:r>
-          </w:p>
-        </w:tc>
-      </w:tr>
-      <w:tr>
-        <w:tc>
-          <w:tcPr>
-            <w:tcW w:w="3600" w:type="dxa"/>
-          </w:tcPr>
-          <w:p>
-            <w:r>
-              <w:rPr>
-                <w:sz w:val="19"/>
-              </w:rPr>
-              <w:t xml:space="preserve">Сети/сигналы</w:t>
-            </w:r>
-          </w:p>
-        </w:tc>
-        <w:tc>
-          <w:tcPr>
-            <w:tcW w:w="5000" w:type="dxa"/>
-          </w:tcPr>
-          <w:p>
-            <w:r>
-              <w:rPr>
-                <w:sz w:val="19"/>
-              </w:rPr>
-              <w:t xml:space="preserve">Industrial Ethernet TCP/IP; 4–20 мА, Modbus; SNMP-мониторинг; развязка всех каналов; запас 30 %</w:t>
-            </w:r>
-          </w:p>
-        </w:tc>
-        <w:tc>
-          <w:tcPr>
-            <w:tcW w:w="3038" w:type="dxa"/>
-          </w:tcPr>
-          <w:p>
-            <w:r>
-              <w:rPr>
-                <w:color w:val="666666"/>
-                <w:sz w:val="18"/>
-              </w:rPr>
-              <w:t xml:space="preserve">Прил. №5</w:t>
-            </w:r>
-          </w:p>
-        </w:tc>
-      </w:tr>
-      <w:tr>
-        <w:tc>
-          <w:tcPr>
-            <w:tcW w:w="3600" w:type="dxa"/>
-          </w:tcPr>
-          <w:p>
-            <w:r>
-              <w:rPr>
-                <w:sz w:val="19"/>
-              </w:rPr>
-              <w:t xml:space="preserve">Прикладные функции</w:t>
-            </w:r>
-          </w:p>
-        </w:tc>
-        <w:tc>
-          <w:tcPr>
-            <w:tcW w:w="5000" w:type="dxa"/>
-          </w:tcPr>
-          <w:p>
-            <w:r>
-              <w:rPr>
-                <w:sz w:val="19"/>
-              </w:rPr>
-              <w:t xml:space="preserve">нагрузки/А·ч, график выгрузки от плана-задания и тока, шунтирование, потоки, ИК-карта КЗ, реестр матриц с машинным зрением</w:t>
-            </w:r>
-          </w:p>
-        </w:tc>
-        <w:tc>
-          <w:tcPr>
-            <w:tcW w:w="3038" w:type="dxa"/>
-          </w:tcPr>
-          <w:p>
-            <w:r>
-              <w:rPr>
-                <w:color w:val="666666"/>
-                <w:sz w:val="18"/>
-              </w:rPr>
-              <w:t xml:space="preserve">ТЗ п. 5.3, 5.5; ИД п. 4.2.2</w:t>
-            </w:r>
-          </w:p>
-        </w:tc>
-      </w:tr>
-      <w:tr>
-        <w:tc>
-          <w:tcPr>
-            <w:tcW w:w="3600" w:type="dxa"/>
-          </w:tcPr>
-          <w:p>
-            <w:r>
-              <w:rPr>
-                <w:sz w:val="19"/>
-              </w:rPr>
-              <w:t xml:space="preserve">Питание АСУ</w:t>
-            </w:r>
-          </w:p>
-        </w:tc>
-        <w:tc>
-          <w:tcPr>
-            <w:tcW w:w="5000" w:type="dxa"/>
-          </w:tcPr>
-          <w:p>
-            <w:r>
-              <w:rPr>
-                <w:sz w:val="19"/>
-              </w:rPr>
-              <w:t xml:space="preserve">I категория; серверы — I особая, ИБП ≥ 10 мин с байпасом; шкафы IP65 с подпором</w:t>
-            </w:r>
-          </w:p>
-        </w:tc>
-        <w:tc>
-          <w:tcPr>
-            <w:tcW w:w="3038" w:type="dxa"/>
-          </w:tcPr>
-          <w:p>
-            <w:r>
-              <w:rPr>
-                <w:color w:val="666666"/>
-                <w:sz w:val="18"/>
-              </w:rPr>
-              <w:t xml:space="preserve">Прил. №5; ПУЭ п. 1.2.17–1.2.21</w:t>
-            </w:r>
-          </w:p>
-        </w:tc>
-      </w:tr>
-      <w:tr>
-        <w:tc>
-          <w:tcPr>
-            <w:tcW w:w="3600" w:type="dxa"/>
-          </w:tcPr>
-          <w:p>
-            <w:r>
-              <w:rPr>
-                <w:sz w:val="19"/>
-              </w:rPr>
-              <w:t xml:space="preserve">ППО</w:t>
-            </w:r>
-          </w:p>
-        </w:tc>
-        <w:tc>
-          <w:tcPr>
-            <w:tcW w:w="5000" w:type="dxa"/>
-          </w:tcPr>
-          <w:p>
-            <w:r>
-              <w:rPr>
-                <w:sz w:val="19"/>
-              </w:rPr>
-              <w:t xml:space="preserve">исходные коды + исключительные права; документация М ГК НН IT.1.8-2025; ЗИП 2 года ≥ 10 %</w:t>
-            </w:r>
-          </w:p>
-        </w:tc>
-        <w:tc>
-          <w:tcPr>
-            <w:tcW w:w="3038" w:type="dxa"/>
-          </w:tcPr>
-          <w:p>
-            <w:r>
-              <w:rPr>
-                <w:color w:val="666666"/>
-                <w:sz w:val="18"/>
-              </w:rPr>
-              <w:t xml:space="preserve">Прил. №5</w:t>
+              <w:t xml:space="preserve">FIC расход на серию</w:t>
+            </w:r>
+          </w:p>
+        </w:tc>
+        <w:tc>
+          <w:tcPr>
+            <w:tcW w:w="5000" w:type="dxa"/>
+          </w:tcPr>
+          <w:p>
+            <w:r>
+              <w:rPr>
+                <w:sz w:val="19"/>
+              </w:rPr>
+              <w:t xml:space="preserve">800–825 м³/ч; LL 70 % — блокировка со снижением тока</w:t>
+            </w:r>
+          </w:p>
+        </w:tc>
+        <w:tc>
+          <w:tcPr>
+            <w:tcW w:w="3038" w:type="dxa"/>
+          </w:tcPr>
+          <w:p>
+            <w:r>
+              <w:rPr>
+                <w:color w:val="666666"/>
+                <w:sz w:val="18"/>
+              </w:rPr>
+              <w:t xml:space="preserve">ИД ч.2 табл. 3.1; решение БИ</w:t>
+            </w:r>
+          </w:p>
+        </w:tc>
+      </w:tr>
+      <w:tr>
+        <w:tc>
+          <w:tcPr>
+            <w:tcW w:w="3600" w:type="dxa"/>
+          </w:tcPr>
+          <w:p>
+            <w:r>
+              <w:rPr>
+                <w:sz w:val="19"/>
+              </w:rPr>
+              <w:t xml:space="preserve">TIC температура питания</w:t>
+            </w:r>
+          </w:p>
+        </w:tc>
+        <w:tc>
+          <w:tcPr>
+            <w:tcW w:w="5000" w:type="dxa"/>
+          </w:tcPr>
+          <w:p>
+            <w:r>
+              <w:rPr>
+                <w:sz w:val="19"/>
+              </w:rPr>
+              <w:t xml:space="preserve">48,2 ± 0,5 °С; H 52 / HH 55 / L 45 / LL 40 °С</w:t>
+            </w:r>
+          </w:p>
+        </w:tc>
+        <w:tc>
+          <w:tcPr>
+            <w:tcW w:w="3038" w:type="dxa"/>
+          </w:tcPr>
+          <w:p>
+            <w:r>
+              <w:rPr>
+                <w:color w:val="666666"/>
+                <w:sz w:val="18"/>
+              </w:rPr>
+              <w:t xml:space="preserve">ИД ч.2 табл. 3.1, прил. В, п. 4.2.1</w:t>
+            </w:r>
+          </w:p>
+        </w:tc>
+      </w:tr>
+      <w:tr>
+        <w:tc>
+          <w:tcPr>
+            <w:tcW w:w="3600" w:type="dxa"/>
+          </w:tcPr>
+          <w:p>
+            <w:r>
+              <w:rPr>
+                <w:sz w:val="19"/>
+              </w:rPr>
+              <w:t xml:space="preserve">LIC уровень циркбака</w:t>
+            </w:r>
+          </w:p>
+        </w:tc>
+        <w:tc>
+          <w:tcPr>
+            <w:tcW w:w="5000" w:type="dxa"/>
+          </w:tcPr>
+          <w:p>
+            <w:r>
+              <w:rPr>
+                <w:sz w:val="19"/>
+              </w:rPr>
+              <w:t xml:space="preserve">бак 300 м³; HH/H/L/LL; защита насосов и приёма промвод</w:t>
+            </w:r>
+          </w:p>
+        </w:tc>
+        <w:tc>
+          <w:tcPr>
+            <w:tcW w:w="3038" w:type="dxa"/>
+          </w:tcPr>
+          <w:p>
+            <w:r>
+              <w:rPr>
+                <w:color w:val="666666"/>
+                <w:sz w:val="18"/>
+              </w:rPr>
+              <w:t xml:space="preserve">ИД ч.2 табл. 4.2; решение БИ</w:t>
+            </w:r>
+          </w:p>
+        </w:tc>
+      </w:tr>
+      <w:tr>
+        <w:tc>
+          <w:tcPr>
+            <w:tcW w:w="3600" w:type="dxa"/>
+          </w:tcPr>
+          <w:p>
+            <w:r>
+              <w:rPr>
+                <w:sz w:val="19"/>
+              </w:rPr>
+              <w:t xml:space="preserve">QIC дозирование</w:t>
+            </w:r>
+          </w:p>
+        </w:tc>
+        <w:tc>
+          <w:tcPr>
+            <w:tcW w:w="5000" w:type="dxa"/>
+          </w:tcPr>
+          <w:p>
+            <w:r>
+              <w:rPr>
+                <w:sz w:val="19"/>
+              </w:rPr>
+              <w:t xml:space="preserve">гуартек 0,25 кг/т, FC-1100 0,20 кг/т — пропорционально А·ч серии</w:t>
+            </w:r>
+          </w:p>
+        </w:tc>
+        <w:tc>
+          <w:tcPr>
+            <w:tcW w:w="3038" w:type="dxa"/>
+          </w:tcPr>
+          <w:p>
+            <w:r>
+              <w:rPr>
+                <w:color w:val="666666"/>
+                <w:sz w:val="18"/>
+              </w:rPr>
+              <w:t xml:space="preserve">ИД ч.2 табл. 3.1</w:t>
+            </w:r>
+          </w:p>
+        </w:tc>
+      </w:tr>
+      <w:tr>
+        <w:tc>
+          <w:tcPr>
+            <w:tcW w:w="3600" w:type="dxa"/>
+          </w:tcPr>
+          <w:p>
+            <w:r>
+              <w:rPr>
+                <w:sz w:val="19"/>
+              </w:rPr>
+              <w:t xml:space="preserve">JIC ток серии</w:t>
+            </w:r>
+          </w:p>
+        </w:tc>
+        <w:tc>
+          <w:tcPr>
+            <w:tcW w:w="5000" w:type="dxa"/>
+          </w:tcPr>
+          <w:p>
+            <w:r>
+              <w:rPr>
+                <w:sz w:val="19"/>
+              </w:rPr>
+              <w:t xml:space="preserve">задание ≤ 47,0 кА; U серии ≤ 225 В; мониторинг U по 90 ваннам, КЗ при U &lt; 1,8 В</w:t>
+            </w:r>
+          </w:p>
+        </w:tc>
+        <w:tc>
+          <w:tcPr>
+            <w:tcW w:w="3038" w:type="dxa"/>
+          </w:tcPr>
+          <w:p>
+            <w:r>
+              <w:rPr>
+                <w:color w:val="666666"/>
+                <w:sz w:val="18"/>
+              </w:rPr>
+              <w:t xml:space="preserve">ИД ч.2 табл. 4.2; решение БИ</w:t>
+            </w:r>
+          </w:p>
+        </w:tc>
+      </w:tr>
+      <w:tr>
+        <w:tc>
+          <w:tcPr>
+            <w:tcW w:w="3600" w:type="dxa"/>
+          </w:tcPr>
+          <w:p>
+            <w:r>
+              <w:rPr>
+                <w:sz w:val="19"/>
+              </w:rPr>
+              <w:t xml:space="preserve">Электрический разрыв</w:t>
+            </w:r>
+          </w:p>
+        </w:tc>
+        <w:tc>
+          <w:tcPr>
+            <w:tcW w:w="5000" w:type="dxa"/>
+          </w:tcPr>
+          <w:p>
+            <w:r>
+              <w:rPr>
+                <w:sz w:val="19"/>
+              </w:rPr>
+              <w:t xml:space="preserve">на линиях подачи/приёма растворов ванн и коллекторах серий</w:t>
+            </w:r>
+          </w:p>
+        </w:tc>
+        <w:tc>
+          <w:tcPr>
+            <w:tcW w:w="3038" w:type="dxa"/>
+          </w:tcPr>
+          <w:p>
+            <w:r>
+              <w:rPr>
+                <w:color w:val="666666"/>
+                <w:sz w:val="18"/>
+              </w:rPr>
+              <w:t xml:space="preserve">ИД ч.2 п. 4.2.2; ПУЭ разд. 7.10</w:t>
             </w:r>
           </w:p>
         </w:tc>
@@ -4043,7 +4107,7 @@
           <w:color w:val="444444"/>
           <w:sz w:val="19"/>
         </w:rPr>
-        <w:t xml:space="preserve">ГОСТ 21.408-2013 — Состав и правила оформления РД автоматизации; ГОСТ Р 8.596-2002; ГОСТ 8.417-2024; 102-ФЗ — Метрологическое обеспечение измерительных каналов АСУ; ГОСТ IEC 61439-1-2013 — НКУ распределения и управления (шкафы АСУ); ГОСТ 12.2.007.0-75; ГОСТ 12.1.030-81 — Электробезопасность изделий; защитное заземление; СТО 51246464-016-2015; М ГК НН IT.1.8-2025; М ГК НН IT.1.11-2024 — Корпоративные методики НН по документированию и единым техтребованиям АСУТП</w:t>
+        <w:t xml:space="preserve">ГОСТ 21.408-2013 — Правила выполнения рабочей документации автоматизации (функциональные схемы, перечни контуров и блокировок); ГОСТ Р 8.596-2002 — Метрологическое обеспечение измерительных систем; Федеральный закон № 102-ФЗ — Обеспечение единства измерений; СИ из Госреестра с первичной поверкой; ПУЭ (изд. 7), разд. 7.10 — Контроль изоляции, электрические разрывы в трубопроводах электролизных установок</w:t>
       </w:r>
     </w:p>
     <w:p>
@@ -4059,7 +4123,7 @@
         <w:rPr>
           <w:sz w:val="19"/>
         </w:rPr>
-        <w:t xml:space="preserve">Разграничение функций АСУ Лота №3 и системы управления выпрямителями (вне БИ): протокол обмена, кто ведёт ограничения тока — зафиксировать в задании на стыке</w:t>
+        <w:t xml:space="preserve">Выдержки времени блокировок по потере циркуляции/аспирации — расчёт тепловой и газовой инерции на стадии БИ</w:t>
       </w:r>
     </w:p>
     <w:p>
@@ -4075,7 +4139,7 @@
         <w:rPr>
           <w:sz w:val="19"/>
         </w:rPr>
-        <w:t xml:space="preserve">Состав тепловизионного контроля КЗ (на кране / стационарные точки / обход) — вариантная проработка с ТЭО</w:t>
+        <w:t xml:space="preserve">Тип поточных анализаторов состава электролита (плотномер/кондуктометр/УФ) — согласование с Управлением автоматизации Заказчика</w:t>
       </w:r>
     </w:p>
     <w:p>
@@ -4091,23 +4155,7 @@
         <w:rPr>
           <w:sz w:val="19"/>
         </w:rPr>
-        <w:t xml:space="preserve">Идентификация матриц (лазерная маркировка / RFID в штанге) — согласовать с поставщиком КСМ и матриц</w:t>
-      </w:r>
-    </w:p>
-    <w:p>
-      <w:r>
-        <w:rPr>
-          <w:b/>
-          <w:color w:val="8A6200"/>
-          <w:sz w:val="19"/>
-        </w:rPr>
-        <w:t xml:space="preserve">— определяется на стадии БИ: </w:t>
-      </w:r>
-      <w:r>
-        <w:rPr>
-          <w:sz w:val="19"/>
-        </w:rPr>
-        <w:t xml:space="preserve">Объём интеграции с ХТД PIMS и весовым учётом (АИС) — по Прил. №5 на стадии рабочего проектирования</w:t>
+        <w:t xml:space="preserve">Точки и способ милливольтового контроля напряжения ванн (штатные щупы шин или мобильный контроль краном) — вариантная проработка БИ</w:t>
       </w:r>
     </w:p>
     <w:p>
@@ -4119,31 +4167,54 @@
           <w:b/>
           <w:sz w:val="26"/>
         </w:rPr>
-        <w:t xml:space="preserve">Требования к монтажу и веса тяжёлых частей</w:t>
-      </w:r>
-    </w:p>
-    <w:p>
-      <w:r>
-        <w:rPr>
-          <w:sz w:val="20"/>
-        </w:rPr>
-        <w:t xml:space="preserve">ОСОБЕННОСТЬ — монтаж в существующем корпусе: до начала работ выполняются демонтаж оборудования прежнего электрорафинирования, обследование и ремонт строительных конструкций, устройство кислотоупорных полов с поддонами и зумпфами, подванных каналов и рельсов нутч-фильтра. Последовательность монтажа: восстановление/модернизация мостовых кранов (либо монтаж новых) → подача и выверка ванн рядами от торца КСМ к торцу выпрямителей → опорные тумбы с электроизоляцией и антисейсмическими упорами → коллекторы и сливные лотки → ошиновка с изоляторами → колпаки и бортовые отсосы → КСМ крупноблочно → циркбаки (возможна сборка/футеровка по месту — ИД п. 4.2.2 допускает изготовление корпусов из бетона по месту) → узлы реагентов → КИПиА и АСУ.</w:t>
-      </w:r>
-    </w:p>
-    <w:p>
-      <w:r>
-        <w:rPr>
-          <w:sz w:val="20"/>
-        </w:rPr>
-        <w:t xml:space="preserve">ВЕСА НАИБОЛЕЕ ТЯЖЁЛЫХ МОНТАЖНЫХ ЕДИНИЦ (по прил. В и расчёту; окончательно — по паспортам поставщиков с указанием самой тяжёлой неразъёмной части, требование прил. В к комплекту поставки): электролизная ванна — монолитный полимербетонный корпус 8,7 т, габарит ≈8,8 × 1,5 × 1,8 м (с рёбрами/фланцами) — самая массовая серийная единица (180 шт.); закорачивающая рама 8,7 т; сборка подъёмной и закорачивающей рам 10,0 т; комплект матриц одной ванны 84 шт. ≈ 4,2–4,6 т (по ≈50–55 кг без осадка; с осадком 11,6 т — эксплуатационная, не монтажная); комплект анодов 5,5 т (85 шт. по 65 кг); мост спецкрана — по данным поставщика (существующие краны — модернизация); станция сдирки КСМ — самый тяжёлый блок КСМ, масса по данным поставщика (референс Outotec — рама из тяжёлого стального проката); циркуляционный бак 300 м³ — при заводской поставке секциями либо изготовлении по месту (масса пустого индикативно 25–40 т в стальном исполнении — уточняется при выборе конструктива). Транспортировка ванн — спецтранспортом через монтажные проёмы торца зала; подъём — траверсой за штатные строповочные точки (исключить перекос — полимербетон чувствителен к сосредоточенным ударным нагрузкам).</w:t>
-      </w:r>
-    </w:p>
-    <w:p>
-      <w:r>
-        <w:rPr>
-          <w:sz w:val="20"/>
-        </w:rPr>
-        <w:t xml:space="preserve">ТРЕБОВАНИЯ К ТОЧНОСТИ И ИСПЫТАНИЯМ. Выверка ванн по высоте и соосности ряда — жёсткая: перепад отметок бортов смежных ванн влияет на контакт сборных шин и равномерность токораспределения (допуски — по инструкции поставщика ванн/ошиновки; ориентир ± 2 мм на ванну, подтверждается в БИ); геометрия установочных конусов позиционирования крана — по шаблону поставщика кранов. Испытания: гидроиспытание каждой ванны водой с выдержкой (герметичность, прогибы в поле допуска — прил. В требует МКЭ-проверку конструкции); проверка электроизоляции ванн и трубопроводных разрывов до заливки электролита (ПУЭ 7.10); поэлементная и комплексная наладка КСМ и кранов на «холодных» матрицах; ПНР АСУ по программе и методике испытаний. Шеф-монтаж и ПНР поставщиков — в объёме поставки (прил. В, п. 17). Монтаж электротехнической части — по ПУЭ и ПТЭЭП; работы в действующем цехе при поэтапном вводе серий — по нарядам-допускам (приказ Минтруда № 903н), демаркация зон по СТП СУОТ и ПБ КГМК (прил. В, п. 8.2).</w:t>
+        <w:t xml:space="preserve">Предварительный перечень трубопроводной арматуры и приборов КИПиА (line list, ±20–30 %)</w:t>
+      </w:r>
+    </w:p>
+    <w:p>
+      <w:r>
+        <w:rPr>
+          <w:sz w:val="20"/>
+        </w:rPr>
+        <w:t xml:space="preserve">Line list по потокам предварительных P&amp;ID; точность по количеству ±20–30 % (редакция состава v4.1). Скорости проверены при принятых DN (критерий для пластиковых напорных линий ≤ 3 м/с, самотёчных — по уклону).</w:t>
+      </w:r>
+    </w:p>
+    <w:p>
+      <w:r>
+        <w:rPr>
+          <w:sz w:val="20"/>
+        </w:rPr>
+        <w:t xml:space="preserve">ОСНОВНЫЕ ЛИНИИ:
+1) Напорные коллекторы питания серий — 2 × DN350 (817 м³/ч на нитку; скорость 817/3600/0,0962 = 2,4 м/с), ПП/ПВДФ/футерованная сталь, 50 °С, среда 112–120 кг/м³ H2SO4; разбиение на плечи вдоль рядов.
+2) Индивидуальные подводы к ваннам — 180 × DN80 (9,1 м³/ч; 0,5 м/с — запас на настроечное дросселирование и зарастание), каждый с настроечной арматурой и разрывом струи.
+3) Слив бедного электролита — переливные карманы 180 шт. → самотёчные лотки/коллекторы 2 ниток в циркуляционные баки (уклон на опорожнение).
+4) Отсечка на выщелачивание — DN200 (124,7 м³/ч; 1,1 м/с); отсечка на растворение купороса — DN40 (3,2–3,5 м³/ч; 0,75 м/с).
+5) Оборотная вода холодильников — 2 × DN150 (108 м³/ч; 1,7 м/с) подача/возврат с регулирующим клапаном TIC-03.
+6) Промывная вода КСМ — DN100 (I ст., 25 м³/ч; 0,9 м/с) и DN50 (II ст., 4 м³/ч; 0,6 м/с) + пар/конденсат узла подогрева II ступени.
+7) Реагентные линии — H2SO4 92,5 % DN25 (0,33 т/ч ≈ 0,18 м³/ч при ρ ≈ 1,83 т/м³); HCl 33 % DN15; растворы гуартека и FC-1100 — дозировочные DN15–25 от насосов-дозаторов.</w:t>
+      </w:r>
+    </w:p>
+    <w:p>
+      <w:r>
+        <w:rPr>
+          <w:sz w:val="20"/>
+        </w:rPr>
+        <w:t xml:space="preserve">АРМАТУРА (оценка ±30 %): доминанта — обвязка ванн: 180 × (настроечная + отсечная) = 360 ед. DN80; коллекторная запорная и секционирующая ≈ 40; вода/пар ≈ 30; реагентные и дренажные ≈ 60–80; итого ≈ 500 ед. Материалы: ПП/ПВДФ корпуса, футерованные диафрагмовые и шаровые для кислых сред; металл — только на воде и паре.</w:t>
+      </w:r>
+    </w:p>
+    <w:p>
+      <w:r>
+        <w:rPr>
+          <w:sz w:val="20"/>
+        </w:rPr>
+        <w:t xml:space="preserve">ПРИБОРЫ (вне комплектных систем КСМ и кранов, имеющих собственные ПЛК): расходомеры электромагнитные/ультразвуковые — 6–8 (питание серий 2, отсечки 2, оборотная вода 2, промвода); температура — ≈20 точек (питание/возврат серий, баки, холодильники до/после, вода); уровень — 4–6 (циркуляционные баки, зумпфы); давление — 8–10 (коллекторы, напор насосов — стык со смежной системой); плотномеры поточные — 2; милливольтовый контроль напряжений ванн — 180 точек (спецсистема, см. АСУ); дозирование — счётчики-расходомеры реагентов 4–6. Суммарный объём физических сигналов АСУ отделения 450–650 (блок IO-TOTAL) — перечень согласуется с числом приборов.</w:t>
+      </w:r>
+    </w:p>
+    <w:p>
+      <w:r>
+        <w:rPr>
+          <w:sz w:val="20"/>
+        </w:rPr>
+        <w:t xml:space="preserve">СПЕЦИФИКАЦИЯ НА КИПиА для Лота №3 из состава v4.1 исключена (строка вычеркнута, позиция D-25); критичные и длинноцикловые приборы (поточные плотномеры/анализаторы, расходомеры больших DN в футеровке, система милливольтового контроля) — закрываются опросными листами. Смачиваемые части приборов — тантал/PTFE/керамика; СИ — Госреестр РФ с первичной поверкой.</w:t>
       </w:r>
     </w:p>
     <w:tbl>
@@ -4221,202 +4292,244 @@
               <w:rPr>
                 <w:sz w:val="19"/>
               </w:rPr>
-              <w:t xml:space="preserve">Ванна (монтажная единица)</w:t>
-            </w:r>
-          </w:p>
-        </w:tc>
-        <w:tc>
-          <w:tcPr>
-            <w:tcW w:w="5000" w:type="dxa"/>
-          </w:tcPr>
-          <w:p>
-            <w:r>
-              <w:rPr>
-                <w:sz w:val="19"/>
-              </w:rPr>
-              <w:t xml:space="preserve">8,7 т, ≈8,8 × 1,5 × 1,8 м, 180 шт.</w:t>
-            </w:r>
-          </w:p>
-        </w:tc>
-        <w:tc>
-          <w:tcPr>
-            <w:tcW w:w="3038" w:type="dxa"/>
-          </w:tcPr>
-          <w:p>
-            <w:r>
-              <w:rPr>
-                <w:color w:val="666666"/>
-                <w:sz w:val="18"/>
-              </w:rPr>
-              <w:t xml:space="preserve">ИД ч.2 прил. В</w:t>
-            </w:r>
-          </w:p>
-        </w:tc>
-      </w:tr>
-      <w:tr>
-        <w:tc>
-          <w:tcPr>
-            <w:tcW w:w="3600" w:type="dxa"/>
-          </w:tcPr>
-          <w:p>
-            <w:r>
-              <w:rPr>
-                <w:sz w:val="19"/>
-              </w:rPr>
-              <w:t xml:space="preserve">Рамы</w:t>
-            </w:r>
-          </w:p>
-        </w:tc>
-        <w:tc>
-          <w:tcPr>
-            <w:tcW w:w="5000" w:type="dxa"/>
-          </w:tcPr>
-          <w:p>
-            <w:r>
-              <w:rPr>
-                <w:sz w:val="19"/>
-              </w:rPr>
-              <w:t xml:space="preserve">закорачивающая 8,7 т; сборка рам 10,0 т</w:t>
-            </w:r>
-          </w:p>
-        </w:tc>
-        <w:tc>
-          <w:tcPr>
-            <w:tcW w:w="3038" w:type="dxa"/>
-          </w:tcPr>
-          <w:p>
-            <w:r>
-              <w:rPr>
-                <w:color w:val="666666"/>
-                <w:sz w:val="18"/>
-              </w:rPr>
-              <w:t xml:space="preserve">ИД ч.2 прил. В</w:t>
-            </w:r>
-          </w:p>
-        </w:tc>
-      </w:tr>
-      <w:tr>
-        <w:tc>
-          <w:tcPr>
-            <w:tcW w:w="3600" w:type="dxa"/>
-          </w:tcPr>
-          <w:p>
-            <w:r>
-              <w:rPr>
-                <w:sz w:val="19"/>
-              </w:rPr>
-              <w:t xml:space="preserve">Комплекты электродов</w:t>
-            </w:r>
-          </w:p>
-        </w:tc>
-        <w:tc>
-          <w:tcPr>
-            <w:tcW w:w="5000" w:type="dxa"/>
-          </w:tcPr>
-          <w:p>
-            <w:r>
-              <w:rPr>
-                <w:sz w:val="19"/>
-              </w:rPr>
-              <w:t xml:space="preserve">аноды 5,5 т/ванну; матрицы ≈4,2–4,6 т/ванну (без осадка)</w:t>
-            </w:r>
-          </w:p>
-        </w:tc>
-        <w:tc>
-          <w:tcPr>
-            <w:tcW w:w="3038" w:type="dxa"/>
-          </w:tcPr>
-          <w:p>
-            <w:r>
-              <w:rPr>
-                <w:color w:val="666666"/>
-                <w:sz w:val="18"/>
-              </w:rPr>
-              <w:t xml:space="preserve">ИД ч.2 прил. В; расчёт</w:t>
-            </w:r>
-          </w:p>
-        </w:tc>
-      </w:tr>
-      <w:tr>
-        <w:tc>
-          <w:tcPr>
-            <w:tcW w:w="3600" w:type="dxa"/>
-          </w:tcPr>
-          <w:p>
-            <w:r>
-              <w:rPr>
-                <w:sz w:val="19"/>
-              </w:rPr>
-              <w:t xml:space="preserve">Выверка</w:t>
-            </w:r>
-          </w:p>
-        </w:tc>
-        <w:tc>
-          <w:tcPr>
-            <w:tcW w:w="5000" w:type="dxa"/>
-          </w:tcPr>
-          <w:p>
-            <w:r>
-              <w:rPr>
-                <w:sz w:val="19"/>
-              </w:rPr>
-              <w:t xml:space="preserve">отметки бортов смежных ванн ± ≈2 мм (уточняется поставщиком ошиновки)</w:t>
-            </w:r>
-          </w:p>
-        </w:tc>
-        <w:tc>
-          <w:tcPr>
-            <w:tcW w:w="3038" w:type="dxa"/>
-          </w:tcPr>
-          <w:p>
-            <w:r>
-              <w:rPr>
-                <w:color w:val="666666"/>
-                <w:sz w:val="18"/>
-              </w:rPr>
-              <w:t xml:space="preserve">решение БИ</w:t>
-            </w:r>
-          </w:p>
-        </w:tc>
-      </w:tr>
-      <w:tr>
-        <w:tc>
-          <w:tcPr>
-            <w:tcW w:w="3600" w:type="dxa"/>
-          </w:tcPr>
-          <w:p>
-            <w:r>
-              <w:rPr>
-                <w:sz w:val="19"/>
-              </w:rPr>
-              <w:t xml:space="preserve">Испытания</w:t>
-            </w:r>
-          </w:p>
-        </w:tc>
-        <w:tc>
-          <w:tcPr>
-            <w:tcW w:w="5000" w:type="dxa"/>
-          </w:tcPr>
-          <w:p>
-            <w:r>
-              <w:rPr>
-                <w:sz w:val="19"/>
-              </w:rPr>
-              <w:t xml:space="preserve">гидроиспытания ванн, контроль изоляции и разрывов, МКЭ-подтверждение, комплексные ПНР</w:t>
-            </w:r>
-          </w:p>
-        </w:tc>
-        <w:tc>
-          <w:tcPr>
-            <w:tcW w:w="3038" w:type="dxa"/>
-          </w:tcPr>
-          <w:p>
-            <w:r>
-              <w:rPr>
-                <w:color w:val="666666"/>
-                <w:sz w:val="18"/>
-              </w:rPr>
-              <w:t xml:space="preserve">ИД ч.2 прил. В; ПУЭ 7.10</w:t>
+              <w:t xml:space="preserve">Питание серий</w:t>
+            </w:r>
+          </w:p>
+        </w:tc>
+        <w:tc>
+          <w:tcPr>
+            <w:tcW w:w="5000" w:type="dxa"/>
+          </w:tcPr>
+          <w:p>
+            <w:r>
+              <w:rPr>
+                <w:sz w:val="19"/>
+              </w:rPr>
+              <w:t xml:space="preserve">2 × DN350; 817 м³/ч; 2,4 м/с; ПП/ПВДФ/футеровка</w:t>
+            </w:r>
+          </w:p>
+        </w:tc>
+        <w:tc>
+          <w:tcPr>
+            <w:tcW w:w="3038" w:type="dxa"/>
+          </w:tcPr>
+          <w:p>
+            <w:r>
+              <w:rPr>
+                <w:color w:val="666666"/>
+                <w:sz w:val="18"/>
+              </w:rPr>
+              <w:t xml:space="preserve">ИД ч.2 табл. 3.1; расчёт скорости</w:t>
+            </w:r>
+          </w:p>
+        </w:tc>
+      </w:tr>
+      <w:tr>
+        <w:tc>
+          <w:tcPr>
+            <w:tcW w:w="3600" w:type="dxa"/>
+          </w:tcPr>
+          <w:p>
+            <w:r>
+              <w:rPr>
+                <w:sz w:val="19"/>
+              </w:rPr>
+              <w:t xml:space="preserve">Подводы ванн</w:t>
+            </w:r>
+          </w:p>
+        </w:tc>
+        <w:tc>
+          <w:tcPr>
+            <w:tcW w:w="5000" w:type="dxa"/>
+          </w:tcPr>
+          <w:p>
+            <w:r>
+              <w:rPr>
+                <w:sz w:val="19"/>
+              </w:rPr>
+              <w:t xml:space="preserve">180 × DN80 (9,1 м³/ч; 0,5 м/с) с настроечной арматурой и разрывом струи</w:t>
+            </w:r>
+          </w:p>
+        </w:tc>
+        <w:tc>
+          <w:tcPr>
+            <w:tcW w:w="3038" w:type="dxa"/>
+          </w:tcPr>
+          <w:p>
+            <w:r>
+              <w:rPr>
+                <w:color w:val="666666"/>
+                <w:sz w:val="18"/>
+              </w:rPr>
+              <w:t xml:space="preserve">ИД ч.2 табл. 3.1, п. 4.2.2</w:t>
+            </w:r>
+          </w:p>
+        </w:tc>
+      </w:tr>
+      <w:tr>
+        <w:tc>
+          <w:tcPr>
+            <w:tcW w:w="3600" w:type="dxa"/>
+          </w:tcPr>
+          <w:p>
+            <w:r>
+              <w:rPr>
+                <w:sz w:val="19"/>
+              </w:rPr>
+              <w:t xml:space="preserve">Отсечки</w:t>
+            </w:r>
+          </w:p>
+        </w:tc>
+        <w:tc>
+          <w:tcPr>
+            <w:tcW w:w="5000" w:type="dxa"/>
+          </w:tcPr>
+          <w:p>
+            <w:r>
+              <w:rPr>
+                <w:sz w:val="19"/>
+              </w:rPr>
+              <w:t xml:space="preserve">DN200 (124,7 м³/ч) на выщелачивание; DN40 (3,2–3,5 м³/ч) на купорос</w:t>
+            </w:r>
+          </w:p>
+        </w:tc>
+        <w:tc>
+          <w:tcPr>
+            <w:tcW w:w="3038" w:type="dxa"/>
+          </w:tcPr>
+          <w:p>
+            <w:r>
+              <w:rPr>
+                <w:color w:val="666666"/>
+                <w:sz w:val="18"/>
+              </w:rPr>
+              <w:t xml:space="preserve">ИД ч.2 табл. 3.1; ТЗ п. 5.1; расчёт</w:t>
+            </w:r>
+          </w:p>
+        </w:tc>
+      </w:tr>
+      <w:tr>
+        <w:tc>
+          <w:tcPr>
+            <w:tcW w:w="3600" w:type="dxa"/>
+          </w:tcPr>
+          <w:p>
+            <w:r>
+              <w:rPr>
+                <w:sz w:val="19"/>
+              </w:rPr>
+              <w:t xml:space="preserve">Арматура</w:t>
+            </w:r>
+          </w:p>
+        </w:tc>
+        <w:tc>
+          <w:tcPr>
+            <w:tcW w:w="5000" w:type="dxa"/>
+          </w:tcPr>
+          <w:p>
+            <w:r>
+              <w:rPr>
+                <w:sz w:val="19"/>
+              </w:rPr>
+              <w:t xml:space="preserve">≈500 ед. (±30 %), доминанта — обвязка 180 ванн</w:t>
+            </w:r>
+          </w:p>
+        </w:tc>
+        <w:tc>
+          <w:tcPr>
+            <w:tcW w:w="3038" w:type="dxa"/>
+          </w:tcPr>
+          <w:p>
+            <w:r>
+              <w:rPr>
+                <w:color w:val="666666"/>
+                <w:sz w:val="18"/>
+              </w:rPr>
+              <w:t xml:space="preserve">оценка по P&amp;ID (line list)</w:t>
+            </w:r>
+          </w:p>
+        </w:tc>
+      </w:tr>
+      <w:tr>
+        <w:tc>
+          <w:tcPr>
+            <w:tcW w:w="3600" w:type="dxa"/>
+          </w:tcPr>
+          <w:p>
+            <w:r>
+              <w:rPr>
+                <w:sz w:val="19"/>
+              </w:rPr>
+              <w:t xml:space="preserve">Приборы</w:t>
+            </w:r>
+          </w:p>
+        </w:tc>
+        <w:tc>
+          <w:tcPr>
+            <w:tcW w:w="5000" w:type="dxa"/>
+          </w:tcPr>
+          <w:p>
+            <w:r>
+              <w:rPr>
+                <w:sz w:val="19"/>
+              </w:rPr>
+              <w:t xml:space="preserve">≈40–60 полевых КИП + 180 точек mV-контроля; сигналов АСУ 450–650</w:t>
+            </w:r>
+          </w:p>
+        </w:tc>
+        <w:tc>
+          <w:tcPr>
+            <w:tcW w:w="3038" w:type="dxa"/>
+          </w:tcPr>
+          <w:p>
+            <w:r>
+              <w:rPr>
+                <w:color w:val="666666"/>
+                <w:sz w:val="18"/>
+              </w:rPr>
+              <w:t xml:space="preserve">расчёт IO-TOTAL; P&amp;ID</w:t>
+            </w:r>
+          </w:p>
+        </w:tc>
+      </w:tr>
+      <w:tr>
+        <w:tc>
+          <w:tcPr>
+            <w:tcW w:w="3600" w:type="dxa"/>
+          </w:tcPr>
+          <w:p>
+            <w:r>
+              <w:rPr>
+                <w:sz w:val="19"/>
+              </w:rPr>
+              <w:t xml:space="preserve">Спецификация КИПиА</w:t>
+            </w:r>
+          </w:p>
+        </w:tc>
+        <w:tc>
+          <w:tcPr>
+            <w:tcW w:w="5000" w:type="dxa"/>
+          </w:tcPr>
+          <w:p>
+            <w:r>
+              <w:rPr>
+                <w:sz w:val="19"/>
+              </w:rPr>
+              <w:t xml:space="preserve">исключена из состава Лота №3 (v4.1); критичные приборы — опросными листами</w:t>
+            </w:r>
+          </w:p>
+        </w:tc>
+        <w:tc>
+          <w:tcPr>
+            <w:tcW w:w="3038" w:type="dxa"/>
+          </w:tcPr>
+          <w:p>
+            <w:r>
+              <w:rPr>
+                <w:color w:val="666666"/>
+                <w:sz w:val="18"/>
+              </w:rPr>
+              <w:t xml:space="preserve">ТЗ v4.1 (правка состава, D-25)</w:t>
             </w:r>
           </w:p>
         </w:tc>
@@ -4435,7 +4548,7 @@
           <w:color w:val="444444"/>
           <w:sz w:val="19"/>
         </w:rPr>
-        <w:t xml:space="preserve">ТР ТС 010/2011 — Безопасность машин и оборудования — декларации/сертификаты на поставляемое; ГОСТ 15846-2002 — Упаковка и транспортирование в районы Крайнего Севера; Приказ Минтруда № 903н от 15.12.2020 (ПОТЭЭ) — Организация безопасных работ в электроустановках при монтаже/ПНР; СП 77.13330 / СП 76.13330 — Системы автоматизации и электротехнические устройства — производство и приёмка монтажных работ (номера редакций уточнить)</w:t>
+        <w:t xml:space="preserve">ГОСТ 21.408-2013 — Оформление перечней приборов и схем автоматизации; ГОСТ 32569-2013 — Трубопроводы технологические стальные — для футерованных стальных участков; Федеральный закон № 102-ФЗ; ГОСТ Р 8.596-2002 — СИ из Госреестра, поверка, метрологическое обеспечение</w:t>
       </w:r>
     </w:p>
     <w:p>
@@ -4451,7 +4564,7 @@
         <w:rPr>
           <w:sz w:val="19"/>
         </w:rPr>
-        <w:t xml:space="preserve">Массы и габариты самых тяжёлых неразъёмных частей КСМ, кранов, циркбаков — по паспортам выбранных поставщиков (обязательное поле опросных листов)</w:t>
+        <w:t xml:space="preserve">Подтверждение DN и раскладки плеч коллекторов — гидравлический расчёт контура в БИ</w:t>
       </w:r>
     </w:p>
     <w:p>
@@ -4467,7 +4580,7 @@
         <w:rPr>
           <w:sz w:val="19"/>
         </w:rPr>
-        <w:t xml:space="preserve">Логистика подачи ванн в зал (монтажные проёмы, такелажные схемы) — ППР монтажной организации на базе компоновки БИ</w:t>
+        <w:t xml:space="preserve">Нормативная база напорных трубопроводов из ПП/ПВДФ (взамен ГОСТ 32569 для пластика) — согласовать с Заказчиком</w:t>
       </w:r>
     </w:p>
     <w:p>
@@ -4483,7 +4596,7 @@
         <w:rPr>
           <w:sz w:val="19"/>
         </w:rPr>
-        <w:t xml:space="preserve">Поэтапность: возможность пуска серии 1 при продолжении монтажа серии 2 — согласовать с Заказчиком</w:t>
+        <w:t xml:space="preserve">Число дренажей/воздушников и секционирующей арматуры — по трассировке компоновки БИ</w:t>
       </w:r>
     </w:p>
     <w:p>
@@ -4495,46 +4608,59 @@
           <w:b/>
           <w:sz w:val="26"/>
         </w:rPr>
-        <w:t xml:space="preserve">Разграничение поставки и стыковка границ с позициями «вне БИ»</w:t>
-      </w:r>
-    </w:p>
-    <w:p>
-      <w:r>
-        <w:rPr>
-          <w:sz w:val="20"/>
-        </w:rPr>
-        <w:t xml:space="preserve">По ТЗ (v3.6 — п. 5.3; в v4.1 границы Лота №3 — п. 6.2) в состав БИ Лота №3 НЕ включаются: шины магистральные; выпрямители; напорный и сливной трубопроводы ванн; система аспирации от ванн и очистки аспирационных газов; циркуляционные насосы; грузоподъёмное оборудование (в части существующего парка); нутч-фильтр; оборудование обработки свинцового шлама и отработанных анодов; теплообменники. Чтобы на ОТР не возникло разрывов, БИ Лота №3 выдаёт по каждой позиции ЗАДАНИЕ НА СТЫКЕ (исходные требования смежному проектировщику/поставщику) и фиксирует физическую границу:</w:t>
-      </w:r>
-    </w:p>
-    <w:p>
-      <w:r>
-        <w:rPr>
-          <w:sz w:val="20"/>
-        </w:rPr>
-        <w:t xml:space="preserve">1) ВЫПРЯМИТЕЛИ И МАГИСТРАЛЬНЫЕ ШИНЫ: граница — контактные площадки концевых сборных шин первой/последней ванны серии. БИ выдаёт: ток 47,0 кА ном (42,45 кА эксплуатац.), напряжение 227/250 В, число агрегатов 3 (2 рабочих + резервный с перекрёстной ошиновкой), требования к стабилизации тока, пульсациям, реверсу для растворения дендритов (при необходимости), интерфейс АСУ (Modbus TCP, задание/ограничения/телеметрия), точки подключения у торца зала со стороны преобразовательной подстанции, падение напряжения в межванновой ошиновке 0,06 В/ванну.
-2) НАПОРНЫЙ И СЛИВНОЙ ТРУБОПРОВОДЫ: граница по ТЗ 5.2.3 — фланец перелива каждой ванны (слив) и, зеркально, входной штуцер коллектора подачи ванны (коллектор подачи и его крепления — в комплекте ванн, прил. В). БИ выдаёт: расходы 800–825 м³/ч на серию (9,1 м³/ч на ванну), температуру 50 °С, среду (120 кг/м³ H2SO4), требование электрического разрыва на подаче/приёме, материал ПП/ПВДФ/футеровка, трассировку вдоль рядов.
-3) ЦИРКУЛЯЦИОННЫЕ НАСОСЫ: БИ выдаёт: подача ≈820 м³/ч на серию (+резерв), напор из гидравлики контура (геодезия + холодильник + коллектор; расчёт в БИ), кислотостойкое исполнение, частотное регулирование от FIC-01, схема 2×100 % или 3×50 % на серию — предложение БИ, решение за смежным проектом.
-4) ТЕПЛООБМЕННИКИ (холодильники электролита): БИ выдаёт тепловое задание: 2 × 2500 кВт, поток 817 м³/ч на нитку, 50 → 48,2 °С, вода 108 м³/ч 22,5 → 37,5 °С, пластинчатые, материал пластин 316L/титан (уточнить по хлоридам 30 мг/л), резерв поверхности на чистку от гипса, байпас.
-5) АСПИРАЦИЯ: граница по ТЗ 5.2.4 — фланец аспирационного отсоса каждого укрытия. БИ выдаёт: число точек 180, требование недостижения точки росы под колпаком, промывку коллекторов, дросселирование вскрытой ванны, возврат стоков скруббера в циркуляцию, ориентировочный удельный отсос от ванны (определяется совместно; в ИД расход системы не задан — «определяется в составе проекта»).
-6) ГРУЗОПОДЪЁМНОЕ ОБОРУДОВАНИЕ: спецкраны с позиционированием ВХОДЯТ в Лот №3 (ТЗ п. 5.3), но базовые мостовые краны — модернизация существующего парка ЦЭМ (ИД п. 4.2.2): БИ выдаёт задание на модернизацию (грузоподъёмность 16–20 т, коррозионностойкое исполнение 316L рабочих частей, автоматика позиционирования, ИК-контроль) и фиксирует границу «крюк/траверса — грузозахватные механизмы» в комплекте Лота №3.
-7) НУТЧ-ФИЛЬТР И ОБРАБОТКА ШЛАМА: граница — донная пробка ванны (выгрузка шлама смывом) и площадка стационарной вакуум-станции. БИ выдаёт: рельсовый путь под ваннами (закладные в комплекте ванн), поток шлама 1,44 т/ванну, вода 2 м³/т 40–70 °С, отвод фильтрата в поз. 4.1.21 ГМУ.
-8) ЭНЕРГОРЕСУРСЫ: сжатый воздух (граница 5.2.5 — фланец на стене цеха; потребители: пневматика КСМ 6 бар, арматура), вода/водоотведение (5.2.6 — по ТУ), электроэнергия (5.2.7 — по каждому виду оборудования при разработке БИ/ОТР по Приложению №3: сводная таблица электроприёмников, категории надёжности, пусковые токи, компенсация реактивной мощности, однолинейные схемы).</w:t>
-      </w:r>
-    </w:p>
-    <w:p>
-      <w:r>
-        <w:rPr>
-          <w:sz w:val="20"/>
-        </w:rPr>
-        <w:t xml:space="preserve">МЕХАНИЗМ УВЯЗКИ: реестр границ (interface register) с матрицей ответственности по каждому фланцу/клемме/сигналу; выдача исходных требований смежникам до начала ОТР (ТЗ п. 8: материалы БИ передаются поэтапно для старта ОТР); контрольные точки согласования — компоновка, гидравлика контура, энергобаланс, карта сигналов АСУ.</w:t>
-      </w:r>
-    </w:p>
-    <w:p>
-      <w:r>
-        <w:rPr>
-          <w:sz w:val="20"/>
-        </w:rPr>
-        <w:t xml:space="preserve">ПО ТЗ v4.1 (25.08.2026): вход в границы — «Раствор питания электролизных ванн ¦ Фланец патрубка подачи электролита в каждую электролизную ванну» (вместо ёмкости фильтрата v3.6) — это подтверждает нашу схему заданий на стыке по подаче; сжатый воздух/вода/электроэнергия — «уточняется при разработке БИ и ОТР для каждого вида оборудования в поставке». Противоречие: циркуляционный бак остался в составе БИ, находясь выше границы (C-100).</w:t>
+        <w:t xml:space="preserve">Компоновка: существующий ЦЭМ (сценарий А) / новый корпус (сценарий Б — базовый)</w:t>
+      </w:r>
+    </w:p>
+    <w:p>
+      <w:r>
+        <w:rPr>
+          <w:sz w:val="20"/>
+        </w:rPr>
+        <w:t xml:space="preserve">ИСХОДНЫЕ ПО ЗДАНИЮ. Существующий корпус электрорафинирования меди (ЦЭМ, Гипроникель, чертежи ФМ-59410…59419): шаг колонн 24 000 мм, крановый пролёт 22 000 мм (ИД п. 4.2.2); по обмерным чертежам ФМ-59415/59418 продольная сетка осей 1–32 с шагом 6,0 м — длина корпуса ≈186 м; отметки подкрановых конструкций ≈ +8,65…+10,60, низ ферм +14,32 (уточнить натурным обмером). В корпусе имеются встроенная преобразовательная подстанция (черт. ФМ-59435) и примыкающий склад готовой продукции ≈4048 м² (черт. ФМ-59415) — используются по назначению для Лотов №3–4.</w:t>
+      </w:r>
+    </w:p>
+    <w:p>
+      <w:r>
+        <w:rPr>
+          <w:sz w:val="20"/>
+        </w:rPr>
+        <w:t xml:space="preserve">СХЕМА РАЗМЕЩЕНИЯ. 180 ванн в две серии по 90; каждая серия — в отдельном крановом пролёте, в два ряда по 45 ванн; между сериями — общий продольный проход. Ванны ориентированы длинной осью ПОПЕРЁК пролёта; ряд набирается по ширине ванн. Выпрямители — у торца зала со стороны существующей преобразовательной подстанции (короткие магистральные шины), КСМ — у противоположного торца с выходом пакетного конвейера к передаточным воротам СГП. Баковое хозяйство (циркбаки 2 × 300 м³, узлы реагентов) — в отдельном (смежном) пролёте, отметка ниже ванн для самотёчного слива.</w:t>
+      </w:r>
+    </w:p>
+    <w:p>
+      <w:r>
+        <w:rPr>
+          <w:sz w:val="20"/>
+        </w:rPr>
+        <w:t xml:space="preserve">ПРОВЕРКА РАЗМЕЩЕНИЯ (габарит ванны: внутренний 8485 × 1155 × 1650 мм, стенка 80 мм → наружный 8645 × 1315 мм).
+а) Поперёк пролёта: два ряда «голова к голове» 2 × 8,645 = 17,29 м; остаток 22,0 − 17,29 = 4,71 м. Раскладка остатка: центральный межрядный проход 1,8 м (обслуживание переливных карманов, трасса сборного воздуховода бортового отсоса под обслуживающей площадкой либо в подванном пространстве) + два пристенных прохода по 1,4–1,5 м (нормативный проход ≥ 1,2 м у электролизёров — ПУЭ 7.10/ФНП № 512) с трассами напорных коллекторов распределения электролита вдоль рядов. ВЫВОД: помещается, резерв ≈0,1–0,3 м, компоновка плотная — трассы воздуховода и коллекторов совмещаются по высоте.
+б) Вдоль пролёта: шаг установки ванн = 1315 мм (корпус) + 85 мм (межванновый зазор под сборные шины и деформационные швы) = 1,40 м. Длина ряда из 45 ванн: 44 × 1,40 + 1,315 = 62,9 м ≈ 63 м. Торцевые зоны: шинный мост и выпрямительная ячейка 15–20 м; технологическая зона КСМ с конвейерами и накопителями 30–35 м. Требуемая длина зала: 63 + 20 + 35 ≈ 118 м &lt; 186 м корпуса. ВЫВОД: 180 ванн РАЗМЕЩАЮТСЯ; резерв ≈68 м продольно — на шламовый участок (стационарная вакуум-площадка нутча), стеллажи анодов/матриц, зону обслуживания кранов и перспективное расширение.
+в) Контрпример (проверка задания): при ориентации ванн длинной осью ВДОЛЬ ряда потребовалось бы 45 × 8,645 м ≈ 389 м + зазоры — не помещается ни в 186 м длины, ни в какой пролёт; вариант отклоняется, что подтверждает единственность принятой поперечной ориентации.
+г) Однорядный вариант (90 ванн в ряд): 89 × 1,40 + 1,315 ≈ 126 м + торцевые зоны ≈ 165–180 м — на пределе 186 м без резерва и с удвоением пробегов крана; отклонён в пользу двухрядного.</w:t>
+      </w:r>
+    </w:p>
+    <w:p>
+      <w:r>
+        <w:rPr>
+          <w:sz w:val="20"/>
+        </w:rPr>
+        <w:t xml:space="preserve">ВЫСОТНАЯ ПОСАДКА. Верх борта ванны ≈ +1,0…+1,2 м от пола зала (опорные тумбы + уклон дна к центральной донной пробке); подъём траверсы с матрицей (штанга 1325 мм + полотно 1000 мм + запас) над колпаками соседних ванн требует хода крюка до ≈ +6…+7 м — существующие подкрановые отметки (+8,65…+10,60) достаточны, подтверждается поверочным расчётом при модернизации кранов. Подванное пространство: рельсы мобильного нутч-фильтра, система отвода избыточного раствора на гибкой подводке, сливные карманы, кислотоупорный поддон-пол с бортиком и зумпфами (полы по СП 29.13330, кислотостойкая защита по СП 28.13330).</w:t>
+      </w:r>
+    </w:p>
+    <w:p>
+      <w:r>
+        <w:rPr>
+          <w:sz w:val="20"/>
+        </w:rPr>
+        <w:t xml:space="preserve">ТРУБОПРОВОДЫ И ВОЗДУХОВОД. Напорные коллекторы электролита (ПП/ПВДФ/футерованная сталь, DN300–350 на серию с разбиением на плечи) — вдоль пристенных проходов на стойках с уклоном на опорожнение; индивидуальные подводы DN80 с настроечной арматурой и разрывом струи; сливные лотки бедного электролита — самотёк в циркбак. Сборный воздуховод бортового отсоса — в межрядном пространстве, сечение из условия скорости 12–15 м/с (расход системы аспирации — задание смежному проектировщику, вне БИ), материал ПП/стеклопластик с промывочными форсунками и дренажем конденсата в циркуляцию.</w:t>
+      </w:r>
+    </w:p>
+    <w:p>
+      <w:r>
+        <w:rPr>
+          <w:sz w:val="20"/>
+        </w:rPr>
+        <w:t xml:space="preserve">СЦЕНАРИЙ Б — НОВОЕ СТРОИТЕЛЬСТВО (базовый с 15.08.2026, вводная владельца: существующих цехов нет). Новый корпус 36 × 190 м (2 пролёта по 18 м), высота до низа ферм ~16 м: две серии по 90 ванн последовательно (ряд из 45 ванн: 44 × 1,40 + 1,32 = 62,9 м ≈ 63 м), торцевая зона КСМ 30 м, ремонтная зона 20 м — корпус 36 × 190 м сохраняется с увеличенным резервом (2 × 63 + КСМ 30 + ремзона 20 = 176 м &lt; 190 м), электролитное отделение (циркуляционные баки 2×300 м³, теплообменники 2×2500 кВт, насосные) — в пристрое 24×42 м. Кислотостойкие полы и фундаменты ванн, мостовые краны над сериями. Кубатура ~128 тыс. м³ (1,9 м³/т мощности — в практике tankhouse 1,5–2,5). Оценка стоимости и полный расчёт — вкладка «Расчёты», блоки NB-EW/NB-COST; CAPEX обновлён. 25.08.2026 ТЗ v4.1 (п.1.3) подтвердило: «новое строительство объектов комплекса ОВЭ на свободной территории … по варианту размещения, принятому Заказчиком» — сценарий Б (новый корпус) закреплён базовым. Пометки базиса в таблице объектов v4.1 вычеркнуты (зачёркнутое = исключено) — базис един; открыт статус обмерных Прил.№6/№7 (C-94); сам «вариант размещения» (генплан) запрошен как ИД (Q-10). Сценарий А (приспособление существующего ЦЭМ по Прил.№6) сохранён как резервный.</w:t>
       </w:r>
     </w:p>
     <w:tbl>
@@ -4612,6 +4738,3763 @@
               <w:rPr>
                 <w:sz w:val="19"/>
               </w:rPr>
+              <w:t xml:space="preserve">Пролёт, поперёк</w:t>
+            </w:r>
+          </w:p>
+        </w:tc>
+        <w:tc>
+          <w:tcPr>
+            <w:tcW w:w="5000" w:type="dxa"/>
+          </w:tcPr>
+          <w:p>
+            <w:r>
+              <w:rPr>
+                <w:sz w:val="19"/>
+              </w:rPr>
+              <w:t xml:space="preserve">2 × 8,645 = 17,29 м + проходы 1,8/1,4/1,5 м = 21,99 ≤ 22,0 м — помещается</w:t>
+            </w:r>
+          </w:p>
+        </w:tc>
+        <w:tc>
+          <w:tcPr>
+            <w:tcW w:w="3038" w:type="dxa"/>
+          </w:tcPr>
+          <w:p>
+            <w:r>
+              <w:rPr>
+                <w:color w:val="666666"/>
+                <w:sz w:val="18"/>
+              </w:rPr>
+              <w:t xml:space="preserve">расчёт; ИД п. 4.2.2; прил. В</w:t>
+            </w:r>
+          </w:p>
+        </w:tc>
+      </w:tr>
+      <w:tr>
+        <w:tc>
+          <w:tcPr>
+            <w:tcW w:w="3600" w:type="dxa"/>
+          </w:tcPr>
+          <w:p>
+            <w:r>
+              <w:rPr>
+                <w:sz w:val="19"/>
+              </w:rPr>
+              <w:t xml:space="preserve">Ряд 45 ванн, вдоль</w:t>
+            </w:r>
+          </w:p>
+        </w:tc>
+        <w:tc>
+          <w:tcPr>
+            <w:tcW w:w="5000" w:type="dxa"/>
+          </w:tcPr>
+          <w:p>
+            <w:r>
+              <w:rPr>
+                <w:sz w:val="19"/>
+              </w:rPr>
+              <w:t xml:space="preserve">44 × 1,40 + 1,315 = 62,9 м; с торцевыми зонами ≈118 м ≤ 186 м — помещается</w:t>
+            </w:r>
+          </w:p>
+        </w:tc>
+        <w:tc>
+          <w:tcPr>
+            <w:tcW w:w="3038" w:type="dxa"/>
+          </w:tcPr>
+          <w:p>
+            <w:r>
+              <w:rPr>
+                <w:color w:val="666666"/>
+                <w:sz w:val="18"/>
+              </w:rPr>
+              <w:t xml:space="preserve">расчёт; чертёж ФМ-59415 (оси 1–32 × 6,0 м)</w:t>
+            </w:r>
+          </w:p>
+        </w:tc>
+      </w:tr>
+      <w:tr>
+        <w:tc>
+          <w:tcPr>
+            <w:tcW w:w="3600" w:type="dxa"/>
+          </w:tcPr>
+          <w:p>
+            <w:r>
+              <w:rPr>
+                <w:sz w:val="19"/>
+              </w:rPr>
+              <w:t xml:space="preserve">Вариант «торец к торцу»</w:t>
+            </w:r>
+          </w:p>
+        </w:tc>
+        <w:tc>
+          <w:tcPr>
+            <w:tcW w:w="5000" w:type="dxa"/>
+          </w:tcPr>
+          <w:p>
+            <w:r>
+              <w:rPr>
+                <w:sz w:val="19"/>
+              </w:rPr>
+              <w:t xml:space="preserve">45 × 8,645 ≈ 389 м — НЕ помещается; отклонён</w:t>
+            </w:r>
+          </w:p>
+        </w:tc>
+        <w:tc>
+          <w:tcPr>
+            <w:tcW w:w="3038" w:type="dxa"/>
+          </w:tcPr>
+          <w:p>
+            <w:r>
+              <w:rPr>
+                <w:color w:val="666666"/>
+                <w:sz w:val="18"/>
+              </w:rPr>
+              <w:t xml:space="preserve">проверочный расчёт</w:t>
+            </w:r>
+          </w:p>
+        </w:tc>
+      </w:tr>
+      <w:tr>
+        <w:tc>
+          <w:tcPr>
+            <w:tcW w:w="3600" w:type="dxa"/>
+          </w:tcPr>
+          <w:p>
+            <w:r>
+              <w:rPr>
+                <w:sz w:val="19"/>
+              </w:rPr>
+              <w:t xml:space="preserve">Шаг установки ванн</w:t>
+            </w:r>
+          </w:p>
+        </w:tc>
+        <w:tc>
+          <w:tcPr>
+            <w:tcW w:w="5000" w:type="dxa"/>
+          </w:tcPr>
+          <w:p>
+            <w:r>
+              <w:rPr>
+                <w:sz w:val="19"/>
+              </w:rPr>
+              <w:t xml:space="preserve">1,40 м (корпус 1,315 + зазор 0,085 под сборные шины)</w:t>
+            </w:r>
+          </w:p>
+        </w:tc>
+        <w:tc>
+          <w:tcPr>
+            <w:tcW w:w="3038" w:type="dxa"/>
+          </w:tcPr>
+          <w:p>
+            <w:r>
+              <w:rPr>
+                <w:color w:val="666666"/>
+                <w:sz w:val="18"/>
+              </w:rPr>
+              <w:t xml:space="preserve">решение БИ; прил. В рис. 20.3</w:t>
+            </w:r>
+          </w:p>
+        </w:tc>
+      </w:tr>
+      <w:tr>
+        <w:tc>
+          <w:tcPr>
+            <w:tcW w:w="3600" w:type="dxa"/>
+          </w:tcPr>
+          <w:p>
+            <w:r>
+              <w:rPr>
+                <w:sz w:val="19"/>
+              </w:rPr>
+              <w:t xml:space="preserve">Размещение по торцам</w:t>
+            </w:r>
+          </w:p>
+        </w:tc>
+        <w:tc>
+          <w:tcPr>
+            <w:tcW w:w="5000" w:type="dxa"/>
+          </w:tcPr>
+          <w:p>
+            <w:r>
+              <w:rPr>
+                <w:sz w:val="19"/>
+              </w:rPr>
+              <w:t xml:space="preserve">выпрямители — торец у существующей преобразовательной подстанции; КСМ — противоположный торец у ворот СГП</w:t>
+            </w:r>
+          </w:p>
+        </w:tc>
+        <w:tc>
+          <w:tcPr>
+            <w:tcW w:w="3038" w:type="dxa"/>
+          </w:tcPr>
+          <w:p>
+            <w:r>
+              <w:rPr>
+                <w:color w:val="666666"/>
+                <w:sz w:val="18"/>
+              </w:rPr>
+              <w:t xml:space="preserve">ИД п. 4.2.2; ФМ-59415</w:t>
+            </w:r>
+          </w:p>
+        </w:tc>
+      </w:tr>
+      <w:tr>
+        <w:tc>
+          <w:tcPr>
+            <w:tcW w:w="3600" w:type="dxa"/>
+          </w:tcPr>
+          <w:p>
+            <w:r>
+              <w:rPr>
+                <w:sz w:val="19"/>
+              </w:rPr>
+              <w:t xml:space="preserve">Высоты</w:t>
+            </w:r>
+          </w:p>
+        </w:tc>
+        <w:tc>
+          <w:tcPr>
+            <w:tcW w:w="5000" w:type="dxa"/>
+          </w:tcPr>
+          <w:p>
+            <w:r>
+              <w:rPr>
+                <w:sz w:val="19"/>
+              </w:rPr>
+              <w:t xml:space="preserve">борт ванны +1,0…1,2 м; ход крюка до +6…+7 м; подкрановые +8,65…+10,60 — достаточно (уточнить обмером)</w:t>
+            </w:r>
+          </w:p>
+        </w:tc>
+        <w:tc>
+          <w:tcPr>
+            <w:tcW w:w="3038" w:type="dxa"/>
+          </w:tcPr>
+          <w:p>
+            <w:r>
+              <w:rPr>
+                <w:color w:val="666666"/>
+                <w:sz w:val="18"/>
+              </w:rPr>
+              <w:t xml:space="preserve">ФМ-59418; прил. В; расчёт</w:t>
+            </w:r>
+          </w:p>
+        </w:tc>
+      </w:tr>
+    </w:tbl>
+    <w:p>
+      <w:r>
+        <w:rPr>
+          <w:b/>
+          <w:sz w:val="19"/>
+        </w:rPr>
+        <w:t xml:space="preserve">Нормативная база: </w:t>
+      </w:r>
+      <w:r>
+        <w:rPr>
+          <w:color w:val="444444"/>
+          <w:sz w:val="19"/>
+        </w:rPr>
+        <w:t xml:space="preserve">ПУЭ (изд. 7), разд. 7.10 — Проходы обслуживания электролизёров, изоляция ванн от строительных конструкций; СП 28.13330.2017 — Защита строительных конструкций от коррозии (кислотоупорные полы, поддоны); СП 29.13330.2011 — Полы — уклоны, зумпфы, химстойкие покрытия; ФНП (приказ Ростехнадзора № 461 от 26.11.2020) — Подъёмные сооружения: габариты приближения кранов, зоны обслуживания (в ИД упомянут прежний ПБ 10-382-00)</w:t>
+      </w:r>
+    </w:p>
+    <w:p>
+      <w:r>
+        <w:rPr>
+          <w:b/>
+          <w:color w:val="8A6200"/>
+          <w:sz w:val="19"/>
+        </w:rPr>
+        <w:t xml:space="preserve">— определяется на стадии БИ: </w:t>
+      </w:r>
+      <w:r>
+        <w:rPr>
+          <w:sz w:val="19"/>
+        </w:rPr>
+        <w:t xml:space="preserve">Натурные обмеры ЦЭМ: фактическая длина/ширина пролётов, отметки подкрановых путей, состояние колонн (чертежи 1971 г.)</w:t>
+      </w:r>
+    </w:p>
+    <w:p>
+      <w:r>
+        <w:rPr>
+          <w:b/>
+          <w:color w:val="8A6200"/>
+          <w:sz w:val="19"/>
+        </w:rPr>
+        <w:t xml:space="preserve">— определяется на стадии БИ: </w:t>
+      </w:r>
+      <w:r>
+        <w:rPr>
+          <w:sz w:val="19"/>
+        </w:rPr>
+        <w:t xml:space="preserve">Точная длина зоны КСМ по планировке выбранного поставщика (референс Outotec — уточнить при ТКП)</w:t>
+      </w:r>
+    </w:p>
+    <w:p>
+      <w:r>
+        <w:rPr>
+          <w:b/>
+          <w:color w:val="8A6200"/>
+          <w:sz w:val="19"/>
+        </w:rPr>
+        <w:t xml:space="preserve">— определяется на стадии БИ: </w:t>
+      </w:r>
+      <w:r>
+        <w:rPr>
+          <w:sz w:val="19"/>
+        </w:rPr>
+        <w:t xml:space="preserve">Сечение и трассировка сборного воздуховода — по расходу аспирации от смежного проектировщика (вне БИ)</w:t>
+      </w:r>
+    </w:p>
+    <w:p>
+      <w:r>
+        <w:rPr>
+          <w:b/>
+          <w:color w:val="8A6200"/>
+          <w:sz w:val="19"/>
+        </w:rPr>
+        <w:t xml:space="preserve">— определяется на стадии БИ: </w:t>
+      </w:r>
+      <w:r>
+        <w:rPr>
+          <w:sz w:val="19"/>
+        </w:rPr>
+        <w:t xml:space="preserve">Демонтаж существующего оборудования электрорафинирования и состояние подванных конструкций — обследование до БИ</w:t>
+      </w:r>
+    </w:p>
+    <w:p>
+      <w:r>
+        <w:rPr>
+          <w:b/>
+          <w:color w:val="8A6200"/>
+          <w:sz w:val="19"/>
+        </w:rPr>
+        <w:t xml:space="preserve">— определяется на стадии БИ: </w:t>
+      </w:r>
+      <w:r>
+        <w:rPr>
+          <w:sz w:val="19"/>
+        </w:rPr>
+        <w:t xml:space="preserve">Получить «вариант размещения, принятый Заказчиком» (генплан: границы участка, отметки, привязки к сетям) — как ИД для посадки корпуса (Q-10); базис по лотам подтвердить через C-94</w:t>
+      </w:r>
+    </w:p>
+    <w:p>
+      <w:pPr>
+        <w:pStyle w:val="Heading2"/>
+      </w:pPr>
+      <w:r>
+        <w:rPr>
+          <w:b/>
+          <w:sz w:val="26"/>
+        </w:rPr>
+        <w:t xml:space="preserve">Нагрузки на перекрытия и фундаменты</w:t>
+      </w:r>
+    </w:p>
+    <w:p>
+      <w:r>
+        <w:rPr>
+          <w:sz w:val="20"/>
+        </w:rPr>
+        <w:t xml:space="preserve">МАССА ВАННЫ В ЭКСПЛУАТАЦИИ (по прил. В ДЕЛЬТА и расчёту). Объём электролита при уровне 1340 мм: 8,485 × 1,155 × 1,34 = 13,13 м³; вытеснение электродами: катоды 84 × (1,0 × 1,0 × 0,00325) = 0,27 м³, аноды 85 × (0,94 × 0,952 × 0,006) = 0,46 м³; итого раствора 12,4 м³ × 1,2 т/м³ = 14,9 т. Состав нагрузки: ванна 8,7 т + электролит 14,9 т + аноды 5,525 т + катоды с наращённым металлом 11,592 т + остаток шлама 0,25 т = 41,0 т. Эксплуатационные добавки по прил. В: персонал 0,4 т, опирание рамы позиционирования крана 0,3 т; при обслуживании/чистке — закорачивающая рама 8,7 т (опирается на борта СОСЕДНИХ ванн) или сборка подъёмной и закорачивающей рам 10,0 т. Расчётный случай ванны с рамой: 41,0 + 10,0 + 0,4 = 51,4 т.</w:t>
+      </w:r>
+    </w:p>
+    <w:p>
+      <w:r>
+        <w:rPr>
+          <w:sz w:val="20"/>
+        </w:rPr>
+        <w:t xml:space="preserve">УДЕЛЬНЫЕ НАГРУЗКИ. Опорная проекция ванны 8,645 × 1,315 = 11,37 м²; эксплуатационная равномерно-распределённая эквивалентная 41,0/11,37 ≈ 3,6 т/м² (36 кПа), при обслуживании локально до 4,5 т/м² (45 кПа). Фактическая передача — сосредоточенно через опорные тумбы (4–6 точек на ванну, с электроизоляцией от конструкций) — нагрузки на точки опоры выдаёт поставщик ванн в строительном задании (прил. В, п. 15: статика пустой/рабочей/аварийной загрузки, разложение по осям X/Y/Z, коэффициенты надёжности и динамичности). Погонная нагрузка ряда: 41,0/1,40 ≈ 29,3 т/м.п. ряда; серия из 90 ванн ≈ 3690 т; отделение 180 ванн ≈ 7380 т (без рам и кранов).</w:t>
+      </w:r>
+    </w:p>
+    <w:p>
+      <w:r>
+        <w:rPr>
+          <w:sz w:val="20"/>
+        </w:rPr>
+        <w:t xml:space="preserve">Сравнение с существующим: корпус проектировался под ванны электрорафинирования — поверочный расчёт несущих конструкций подванных отметок обязателен (нагрузка сопоставима, но раскладка опор иная). Расчётные сочетания — по СП 20.13330 (коэффициент надёжности по нагрузке γf = 1,05–1,2 для оборудования с известной массой, 1,2 для жидкости; снеговая V район 3,2 кПа и ветровая II район 0,30 кПа — для проверки покрытия при новых проёмах воздуховодов); сейсмика 6 баллов (ОСР-2015-В/ОСР-97) — антисейсмические упоры опор ванн (прил. В), проверка по СП 14.13330.2018.</w:t>
+      </w:r>
+    </w:p>
+    <w:p>
+      <w:r>
+        <w:rPr>
+          <w:sz w:val="20"/>
+        </w:rPr>
+        <w:t xml:space="preserve">ДИНАМИКА ОТ СПЕЦКРАНОВ. Два крана (по одному на пролёт). Поднимаемый груз: полный комплект 84 матриц с осадком 11,6 т + траверса-борона с поддоном (оценочно 3–5 т) + колпак; требуемая грузоподъёмность ориентировочно 16–20 т (уточняется поставщиком; режим работы не легче А6/М7 по интенсивности циклов: 180 ванн / 6,5 сут ≈ 28 обслуживаний ванн в сутки на отделение, по 3 подъёма 1/3 + полный комплект). Вертикальные динамические воздействия на подкрановые балки — коэффициенты по СП 20.13330 (φ по группе режима), горизонтальные поперечные — от торможения тележки с грузом на гибком подвесе, продольные — от торможения моста; передаются на существующие подкрановые пути — обязательный поверочный расчёт путей и колонн при модернизации кранов (существующее крановое хозяйство ЦЭМ используется после модернизации — ИД п. 4.2.2). Закорачивающая рама при перестановке краном создаёт кратковременную сосредоточенную нагрузку 8,7 т на борта двух соседних ванн — учтено в прочности бортов (прил. В).</w:t>
+      </w:r>
+    </w:p>
+    <w:p>
+      <w:r>
+        <w:rPr>
+          <w:sz w:val="20"/>
+        </w:rPr>
+        <w:t xml:space="preserve">ФУНДАМЕНТЫ ОБОРУДОВАНИЯ ВНЕ РЯДОВ: циркбаки 2 × 300 м³ — масса брутто с раствором ≈ 300 × 1,2 + тара ≈ 380–400 т каждый (жёсткое требование к осадкам, кислотоупорный поддон на 100 % объёма); КСМ — рама с гидростанцией (нагрузки по данным поставщика); выпрямители и трансформаторы (вне БИ) — в существующей преобразовательной подстанции. Все фундаменты — с химзащитой по СП 28.13330.</w:t>
+      </w:r>
+    </w:p>
+    <w:tbl>
+      <w:tblPr>
+        <w:tblW w:w="11638" w:type="dxa"/>
+        <w:tblBorders>
+          <w:top w:val="single" w:sz="4" w:color="C9C9C9"/>
+          <w:left w:val="single" w:sz="4" w:color="C9C9C9"/>
+          <w:bottom w:val="single" w:sz="4" w:color="C9C9C9"/>
+          <w:right w:val="single" w:sz="4" w:color="C9C9C9"/>
+          <w:insideH w:val="single" w:sz="4" w:color="C9C9C9"/>
+          <w:insideV w:val="single" w:sz="4" w:color="C9C9C9"/>
+        </w:tblBorders>
+        <w:tblLayout w:type="fixed"/>
+      </w:tblPr>
+      <w:tblGrid>
+        <w:gridCol w:w="3600"/>
+        <w:gridCol w:w="5000"/>
+        <w:gridCol w:w="3038"/>
+      </w:tblGrid>
+      <w:tr>
+        <w:tc>
+          <w:tcPr>
+            <w:tcW w:w="3600" w:type="dxa"/>
+            <w:shd w:val="clear" w:fill="EFEFEF"/>
+          </w:tcPr>
+          <w:p>
+            <w:r>
+              <w:rPr>
+                <w:b/>
+                <w:sz w:val="19"/>
+              </w:rPr>
+              <w:t xml:space="preserve">Параметр</w:t>
+            </w:r>
+          </w:p>
+        </w:tc>
+        <w:tc>
+          <w:tcPr>
+            <w:tcW w:w="5000" w:type="dxa"/>
+            <w:shd w:val="clear" w:fill="EFEFEF"/>
+          </w:tcPr>
+          <w:p>
+            <w:r>
+              <w:rPr>
+                <w:b/>
+                <w:sz w:val="19"/>
+              </w:rPr>
+              <w:t xml:space="preserve">Значение</w:t>
+            </w:r>
+          </w:p>
+        </w:tc>
+        <w:tc>
+          <w:tcPr>
+            <w:tcW w:w="3038" w:type="dxa"/>
+            <w:shd w:val="clear" w:fill="EFEFEF"/>
+          </w:tcPr>
+          <w:p>
+            <w:r>
+              <w:rPr>
+                <w:b/>
+                <w:sz w:val="19"/>
+              </w:rPr>
+              <w:t xml:space="preserve">Источник</w:t>
+            </w:r>
+          </w:p>
+        </w:tc>
+      </w:tr>
+      <w:tr>
+        <w:tc>
+          <w:tcPr>
+            <w:tcW w:w="3600" w:type="dxa"/>
+          </w:tcPr>
+          <w:p>
+            <w:r>
+              <w:rPr>
+                <w:sz w:val="19"/>
+              </w:rPr>
+              <w:t xml:space="preserve">Ванна в работе</w:t>
+            </w:r>
+          </w:p>
+        </w:tc>
+        <w:tc>
+          <w:tcPr>
+            <w:tcW w:w="5000" w:type="dxa"/>
+          </w:tcPr>
+          <w:p>
+            <w:r>
+              <w:rPr>
+                <w:sz w:val="19"/>
+              </w:rPr>
+              <w:t xml:space="preserve">41,0 т (8,7 + 14,9 эл-лит + 5,525 анодов + 11,592 катодов + 0,25 шлам)</w:t>
+            </w:r>
+          </w:p>
+        </w:tc>
+        <w:tc>
+          <w:tcPr>
+            <w:tcW w:w="3038" w:type="dxa"/>
+          </w:tcPr>
+          <w:p>
+            <w:r>
+              <w:rPr>
+                <w:color w:val="666666"/>
+                <w:sz w:val="18"/>
+              </w:rPr>
+              <w:t xml:space="preserve">ИД ч.2 прил. В; расчёт</w:t>
+            </w:r>
+          </w:p>
+        </w:tc>
+      </w:tr>
+      <w:tr>
+        <w:tc>
+          <w:tcPr>
+            <w:tcW w:w="3600" w:type="dxa"/>
+          </w:tcPr>
+          <w:p>
+            <w:r>
+              <w:rPr>
+                <w:sz w:val="19"/>
+              </w:rPr>
+              <w:t xml:space="preserve">С рамами при обслуживании</w:t>
+            </w:r>
+          </w:p>
+        </w:tc>
+        <w:tc>
+          <w:tcPr>
+            <w:tcW w:w="5000" w:type="dxa"/>
+          </w:tcPr>
+          <w:p>
+            <w:r>
+              <w:rPr>
+                <w:sz w:val="19"/>
+              </w:rPr>
+              <w:t xml:space="preserve">до 51,4 т (рамы 10,0 т + персонал 0,4 т)</w:t>
+            </w:r>
+          </w:p>
+        </w:tc>
+        <w:tc>
+          <w:tcPr>
+            <w:tcW w:w="3038" w:type="dxa"/>
+          </w:tcPr>
+          <w:p>
+            <w:r>
+              <w:rPr>
+                <w:color w:val="666666"/>
+                <w:sz w:val="18"/>
+              </w:rPr>
+              <w:t xml:space="preserve">ИД ч.2 прил. В</w:t>
+            </w:r>
+          </w:p>
+        </w:tc>
+      </w:tr>
+      <w:tr>
+        <w:tc>
+          <w:tcPr>
+            <w:tcW w:w="3600" w:type="dxa"/>
+          </w:tcPr>
+          <w:p>
+            <w:r>
+              <w:rPr>
+                <w:sz w:val="19"/>
+              </w:rPr>
+              <w:t xml:space="preserve">Эквивалентная удельная</w:t>
+            </w:r>
+          </w:p>
+        </w:tc>
+        <w:tc>
+          <w:tcPr>
+            <w:tcW w:w="5000" w:type="dxa"/>
+          </w:tcPr>
+          <w:p>
+            <w:r>
+              <w:rPr>
+                <w:sz w:val="19"/>
+              </w:rPr>
+              <w:t xml:space="preserve">≈36 кПа эксплуатация; до 45 кПа при обслуживании; 29,3 т/м.п. ряда</w:t>
+            </w:r>
+          </w:p>
+        </w:tc>
+        <w:tc>
+          <w:tcPr>
+            <w:tcW w:w="3038" w:type="dxa"/>
+          </w:tcPr>
+          <w:p>
+            <w:r>
+              <w:rPr>
+                <w:color w:val="666666"/>
+                <w:sz w:val="18"/>
+              </w:rPr>
+              <w:t xml:space="preserve">расчёт</w:t>
+            </w:r>
+          </w:p>
+        </w:tc>
+      </w:tr>
+      <w:tr>
+        <w:tc>
+          <w:tcPr>
+            <w:tcW w:w="3600" w:type="dxa"/>
+          </w:tcPr>
+          <w:p>
+            <w:r>
+              <w:rPr>
+                <w:sz w:val="19"/>
+              </w:rPr>
+              <w:t xml:space="preserve">Суммарно на здание</w:t>
+            </w:r>
+          </w:p>
+        </w:tc>
+        <w:tc>
+          <w:tcPr>
+            <w:tcW w:w="5000" w:type="dxa"/>
+          </w:tcPr>
+          <w:p>
+            <w:r>
+              <w:rPr>
+                <w:sz w:val="19"/>
+              </w:rPr>
+              <w:t xml:space="preserve">серия ≈3690 т; отделение ≈7380 т (без кранов и рам)</w:t>
+            </w:r>
+          </w:p>
+        </w:tc>
+        <w:tc>
+          <w:tcPr>
+            <w:tcW w:w="3038" w:type="dxa"/>
+          </w:tcPr>
+          <w:p>
+            <w:r>
+              <w:rPr>
+                <w:color w:val="666666"/>
+                <w:sz w:val="18"/>
+              </w:rPr>
+              <w:t xml:space="preserve">расчёт</w:t>
+            </w:r>
+          </w:p>
+        </w:tc>
+      </w:tr>
+      <w:tr>
+        <w:tc>
+          <w:tcPr>
+            <w:tcW w:w="3600" w:type="dxa"/>
+          </w:tcPr>
+          <w:p>
+            <w:r>
+              <w:rPr>
+                <w:sz w:val="19"/>
+              </w:rPr>
+              <w:t xml:space="preserve">Кран</w:t>
+            </w:r>
+          </w:p>
+        </w:tc>
+        <w:tc>
+          <w:tcPr>
+            <w:tcW w:w="5000" w:type="dxa"/>
+          </w:tcPr>
+          <w:p>
+            <w:r>
+              <w:rPr>
+                <w:sz w:val="19"/>
+              </w:rPr>
+              <w:t xml:space="preserve">груз до 11,6 т (84 матрицы) + траверса 3–5 т; Q ориентировочно 16–20 т; ≈28 обслуживаний/сут</w:t>
+            </w:r>
+          </w:p>
+        </w:tc>
+        <w:tc>
+          <w:tcPr>
+            <w:tcW w:w="3038" w:type="dxa"/>
+          </w:tcPr>
+          <w:p>
+            <w:r>
+              <w:rPr>
+                <w:color w:val="666666"/>
+                <w:sz w:val="18"/>
+              </w:rPr>
+              <w:t xml:space="preserve">ИД ч.2 прил. В, п. 4.1.2; расчёт</w:t>
+            </w:r>
+          </w:p>
+        </w:tc>
+      </w:tr>
+      <w:tr>
+        <w:tc>
+          <w:tcPr>
+            <w:tcW w:w="3600" w:type="dxa"/>
+          </w:tcPr>
+          <w:p>
+            <w:r>
+              <w:rPr>
+                <w:sz w:val="19"/>
+              </w:rPr>
+              <w:t xml:space="preserve">Сейсмика</w:t>
+            </w:r>
+          </w:p>
+        </w:tc>
+        <w:tc>
+          <w:tcPr>
+            <w:tcW w:w="5000" w:type="dxa"/>
+          </w:tcPr>
+          <w:p>
+            <w:r>
+              <w:rPr>
+                <w:sz w:val="19"/>
+              </w:rPr>
+              <w:t xml:space="preserve">6 баллов (ОСР-2015-В); антисейсмические упоры опор ванн</w:t>
+            </w:r>
+          </w:p>
+        </w:tc>
+        <w:tc>
+          <w:tcPr>
+            <w:tcW w:w="3038" w:type="dxa"/>
+          </w:tcPr>
+          <w:p>
+            <w:r>
+              <w:rPr>
+                <w:color w:val="666666"/>
+                <w:sz w:val="18"/>
+              </w:rPr>
+              <w:t xml:space="preserve">ТЗ п. 2.9.4; ИД ч.2 прил. В</w:t>
+            </w:r>
+          </w:p>
+        </w:tc>
+      </w:tr>
+    </w:tbl>
+    <w:p>
+      <w:r>
+        <w:rPr>
+          <w:b/>
+          <w:sz w:val="19"/>
+        </w:rPr>
+        <w:t xml:space="preserve">Нормативная база: </w:t>
+      </w:r>
+      <w:r>
+        <w:rPr>
+          <w:color w:val="444444"/>
+          <w:sz w:val="19"/>
+        </w:rPr>
+        <w:t xml:space="preserve">СП 20.13330.2016 — Нагрузки и воздействия: сочетания, крановые динамические коэффициенты, снег V/ветер II районов; СП 14.13330.2018 — Строительство в сейсмических районах (6 баллов); СП 28.13330.2017 — Химзащита фундаментов и подванных конструкций; ГОСТ 34467-2018 / ФНП № 461 — Краны мостовые: группы режимов, требования безопасности (номер ГОСТ уточнить)</w:t>
+      </w:r>
+    </w:p>
+    <w:p>
+      <w:r>
+        <w:rPr>
+          <w:b/>
+          <w:color w:val="8A6200"/>
+          <w:sz w:val="19"/>
+        </w:rPr>
+        <w:t xml:space="preserve">— определяется на стадии БИ: </w:t>
+      </w:r>
+      <w:r>
+        <w:rPr>
+          <w:sz w:val="19"/>
+        </w:rPr>
+        <w:t xml:space="preserve">Поверочный расчёт существующих конструкций ЦЭМ (1971 г.) под новую раскладку опор ванн и модернизированные краны — по результатам обследования</w:t>
+      </w:r>
+    </w:p>
+    <w:p>
+      <w:r>
+        <w:rPr>
+          <w:b/>
+          <w:color w:val="8A6200"/>
+          <w:sz w:val="19"/>
+        </w:rPr>
+        <w:t xml:space="preserve">— определяется на стадии БИ: </w:t>
+      </w:r>
+      <w:r>
+        <w:rPr>
+          <w:sz w:val="19"/>
+        </w:rPr>
+        <w:t xml:space="preserve">Строительные задания поставщиков (ванны, КСМ, краны): точечные нагрузки, коэффициенты надёжности и динамики — прил. В, п. 15</w:t>
+      </w:r>
+    </w:p>
+    <w:p>
+      <w:r>
+        <w:rPr>
+          <w:b/>
+          <w:color w:val="8A6200"/>
+          <w:sz w:val="19"/>
+        </w:rPr>
+        <w:t xml:space="preserve">— определяется на стадии БИ: </w:t>
+      </w:r>
+      <w:r>
+        <w:rPr>
+          <w:sz w:val="19"/>
+        </w:rPr>
+        <w:t xml:space="preserve">Масса и центр тяжести траверсы-бороны с поддоном — по данным поставщика кранового оборудования</w:t>
+      </w:r>
+    </w:p>
+    <w:p>
+      <w:pPr>
+        <w:pStyle w:val="Heading2"/>
+      </w:pPr>
+      <w:r>
+        <w:rPr>
+          <w:b/>
+          <w:sz w:val="26"/>
+        </w:rPr>
+        <w:t xml:space="preserve">Кислотозащита строительных конструкций и электрокоррозионная безопасность</w:t>
+      </w:r>
+    </w:p>
+    <w:p>
+      <w:r>
+        <w:rPr>
+          <w:sz w:val="20"/>
+        </w:rPr>
+        <w:t xml:space="preserve">СРЕДА ВОЗДЕЙСТВИЯ: электролит 112–120 кг/м³ H2SO4 при 50 °С (проливы, капёж с матриц по трассе кран—КСМ, брызги при обслуживании), аэрозоль H2SO4 в воздухе; по СП 28.13330.2017 растворы серной кислоты таких концентраций — сильноагрессивная среда для бетона и стальной арматуры. Исходные требования выдаются строительному разделу (вне БИ) как задание.</w:t>
+      </w:r>
+    </w:p>
+    <w:p>
+      <w:r>
+        <w:rPr>
+          <w:sz w:val="20"/>
+        </w:rPr>
+        <w:t xml:space="preserve">ЗОНИРОВАНИЕ ПО ИНТЕНСИВНОСТИ: (1) ряды ванн и подванное пространство — постоянный капёж и аварийные проливы: непрерывный кислотоупорный пол-поддон с бортиком и зумпфами; (2) межрядный и пристенные проходы, торцевые зоны и трасса переноса матриц краном — периодический капёж: кислотоупорные полы с уклонами к сливным карманам (СП 29.13330); (3) электролитное отделение (баки, узлы реагентов, кислотные линии) — поддоны на 100 % объёма наибольшей ёмкости (для циркбака — 300 м³); (4) зона КСМ — химстойкий пол с трапами, промывные воды в оборот.</w:t>
+      </w:r>
+    </w:p>
+    <w:p>
+      <w:r>
+        <w:rPr>
+          <w:sz w:val="20"/>
+        </w:rPr>
+        <w:t xml:space="preserve">КОНСТРУКЦИЯ ЗАЩИТЫ — принцип двух барьеров: первичная защита — бетоны повышенной плотности и водонепроницаемости по СП 28.13330; вторичная — непроницаемый подслой (химстойкая полимерная мембрана/оклеечная изоляция) + износостойкий верхний слой: кислотоупорная керамическая плитка по ГОСТ 961-89 на химстойких замазках (тип «Арзамит») в зонах механических воздействий (проезды, зоны опирания рам), монолитные винилэфирные покрытия — в проходах; швы, примыкания и сопряжения с фундаментами ванн и зумпфами — с непрерывностью мембраны; термостойкость материалов: до 50 °С по электролиту, у КСМ — до 90–115 °С (промвода II ступени). Металлоконструкции (площадки, стойки коллекторов, ограждения) — 316L/стеклопластик либо углеродистая сталь с системой химстойких покрытий для сильноагрессивной среды по СП 28.13330. Производство и приёмка работ по защите — СП 72.13330.2016 (пооперационные акты на скрытые слои).</w:t>
+      </w:r>
+    </w:p>
+    <w:p>
+      <w:r>
+        <w:rPr>
+          <w:sz w:val="20"/>
+        </w:rPr>
+        <w:t xml:space="preserve">ЭЛЕКТРОКОРРОЗИЯ И ИЗОЛЯЦИЯ: постоянный ток серий 42,45 кА — источник блуждающих токов через проливы и конструкции; мероприятия: двухступенчатая электроизоляция опор ванн (ванна—тумба, тумба—фундамент; прил. В), электрические разрывы трубопроводов на подаче/приёме (ПУЭ 7.10), изолирующие стыки закладных рельсов нутча, периодический контроль сопротивления изоляции ванн и серий; мероприятия по секционированию арматурных сеток подванной плиты и контролю потенциалов — определяются на стадии БИ совместно со строительным разделом.</w:t>
+      </w:r>
+    </w:p>
+    <w:p>
+      <w:r>
+        <w:rPr>
+          <w:sz w:val="20"/>
+        </w:rPr>
+        <w:t xml:space="preserve">ОБЪЁМЫ ДЛЯ ОЦЕНКИ (сценарий Б): полы зала 36 × 190 = 6840 м² + электролитный пристрой 24 × 42 = 1008 м², итого ≈ 7,8 тыс. м² защищаемых полов (плюс зумпфы, карманы, фундаменты ванн и поддоны баков) — ведомость объёмов защиты формируется в БИ по зонированию.</w:t>
+      </w:r>
+    </w:p>
+    <w:tbl>
+      <w:tblPr>
+        <w:tblW w:w="11638" w:type="dxa"/>
+        <w:tblBorders>
+          <w:top w:val="single" w:sz="4" w:color="C9C9C9"/>
+          <w:left w:val="single" w:sz="4" w:color="C9C9C9"/>
+          <w:bottom w:val="single" w:sz="4" w:color="C9C9C9"/>
+          <w:right w:val="single" w:sz="4" w:color="C9C9C9"/>
+          <w:insideH w:val="single" w:sz="4" w:color="C9C9C9"/>
+          <w:insideV w:val="single" w:sz="4" w:color="C9C9C9"/>
+        </w:tblBorders>
+        <w:tblLayout w:type="fixed"/>
+      </w:tblPr>
+      <w:tblGrid>
+        <w:gridCol w:w="3600"/>
+        <w:gridCol w:w="5000"/>
+        <w:gridCol w:w="3038"/>
+      </w:tblGrid>
+      <w:tr>
+        <w:tc>
+          <w:tcPr>
+            <w:tcW w:w="3600" w:type="dxa"/>
+            <w:shd w:val="clear" w:fill="EFEFEF"/>
+          </w:tcPr>
+          <w:p>
+            <w:r>
+              <w:rPr>
+                <w:b/>
+                <w:sz w:val="19"/>
+              </w:rPr>
+              <w:t xml:space="preserve">Параметр</w:t>
+            </w:r>
+          </w:p>
+        </w:tc>
+        <w:tc>
+          <w:tcPr>
+            <w:tcW w:w="5000" w:type="dxa"/>
+            <w:shd w:val="clear" w:fill="EFEFEF"/>
+          </w:tcPr>
+          <w:p>
+            <w:r>
+              <w:rPr>
+                <w:b/>
+                <w:sz w:val="19"/>
+              </w:rPr>
+              <w:t xml:space="preserve">Значение</w:t>
+            </w:r>
+          </w:p>
+        </w:tc>
+        <w:tc>
+          <w:tcPr>
+            <w:tcW w:w="3038" w:type="dxa"/>
+            <w:shd w:val="clear" w:fill="EFEFEF"/>
+          </w:tcPr>
+          <w:p>
+            <w:r>
+              <w:rPr>
+                <w:b/>
+                <w:sz w:val="19"/>
+              </w:rPr>
+              <w:t xml:space="preserve">Источник</w:t>
+            </w:r>
+          </w:p>
+        </w:tc>
+      </w:tr>
+      <w:tr>
+        <w:tc>
+          <w:tcPr>
+            <w:tcW w:w="3600" w:type="dxa"/>
+          </w:tcPr>
+          <w:p>
+            <w:r>
+              <w:rPr>
+                <w:sz w:val="19"/>
+              </w:rPr>
+              <w:t xml:space="preserve">Среда</w:t>
+            </w:r>
+          </w:p>
+        </w:tc>
+        <w:tc>
+          <w:tcPr>
+            <w:tcW w:w="5000" w:type="dxa"/>
+          </w:tcPr>
+          <w:p>
+            <w:r>
+              <w:rPr>
+                <w:sz w:val="19"/>
+              </w:rPr>
+              <w:t xml:space="preserve">H2SO4 112–120 кг/м³, 50 °С — сильноагрессивная для ж/б по СП 28.13330</w:t>
+            </w:r>
+          </w:p>
+        </w:tc>
+        <w:tc>
+          <w:tcPr>
+            <w:tcW w:w="3038" w:type="dxa"/>
+          </w:tcPr>
+          <w:p>
+            <w:r>
+              <w:rPr>
+                <w:color w:val="666666"/>
+                <w:sz w:val="18"/>
+              </w:rPr>
+              <w:t xml:space="preserve">ИД ч.2 табл. 3.1; СП 28.13330.2017</w:t>
+            </w:r>
+          </w:p>
+        </w:tc>
+      </w:tr>
+      <w:tr>
+        <w:tc>
+          <w:tcPr>
+            <w:tcW w:w="3600" w:type="dxa"/>
+          </w:tcPr>
+          <w:p>
+            <w:r>
+              <w:rPr>
+                <w:sz w:val="19"/>
+              </w:rPr>
+              <w:t xml:space="preserve">Схема защиты</w:t>
+            </w:r>
+          </w:p>
+        </w:tc>
+        <w:tc>
+          <w:tcPr>
+            <w:tcW w:w="5000" w:type="dxa"/>
+          </w:tcPr>
+          <w:p>
+            <w:r>
+              <w:rPr>
+                <w:sz w:val="19"/>
+              </w:rPr>
+              <w:t xml:space="preserve">два барьера: мембрана + плитка ГОСТ 961-89 на замазках / винилэфирные покрытия</w:t>
+            </w:r>
+          </w:p>
+        </w:tc>
+        <w:tc>
+          <w:tcPr>
+            <w:tcW w:w="3038" w:type="dxa"/>
+          </w:tcPr>
+          <w:p>
+            <w:r>
+              <w:rPr>
+                <w:color w:val="666666"/>
+                <w:sz w:val="18"/>
+              </w:rPr>
+              <w:t xml:space="preserve">решение БИ (задание строительному разделу)</w:t>
+            </w:r>
+          </w:p>
+        </w:tc>
+      </w:tr>
+      <w:tr>
+        <w:tc>
+          <w:tcPr>
+            <w:tcW w:w="3600" w:type="dxa"/>
+          </w:tcPr>
+          <w:p>
+            <w:r>
+              <w:rPr>
+                <w:sz w:val="19"/>
+              </w:rPr>
+              <w:t xml:space="preserve">Поддоны</w:t>
+            </w:r>
+          </w:p>
+        </w:tc>
+        <w:tc>
+          <w:tcPr>
+            <w:tcW w:w="5000" w:type="dxa"/>
+          </w:tcPr>
+          <w:p>
+            <w:r>
+              <w:rPr>
+                <w:sz w:val="19"/>
+              </w:rPr>
+              <w:t xml:space="preserve">100 % объёма наибольшей ёмкости; пол-поддон под рядами ванн; уклоны к зумпфам</w:t>
+            </w:r>
+          </w:p>
+        </w:tc>
+        <w:tc>
+          <w:tcPr>
+            <w:tcW w:w="3038" w:type="dxa"/>
+          </w:tcPr>
+          <w:p>
+            <w:r>
+              <w:rPr>
+                <w:color w:val="666666"/>
+                <w:sz w:val="18"/>
+              </w:rPr>
+              <w:t xml:space="preserve">решение БИ; СП 29.13330</w:t>
+            </w:r>
+          </w:p>
+        </w:tc>
+      </w:tr>
+      <w:tr>
+        <w:tc>
+          <w:tcPr>
+            <w:tcW w:w="3600" w:type="dxa"/>
+          </w:tcPr>
+          <w:p>
+            <w:r>
+              <w:rPr>
+                <w:sz w:val="19"/>
+              </w:rPr>
+              <w:t xml:space="preserve">Электроизоляция</w:t>
+            </w:r>
+          </w:p>
+        </w:tc>
+        <w:tc>
+          <w:tcPr>
+            <w:tcW w:w="5000" w:type="dxa"/>
+          </w:tcPr>
+          <w:p>
+            <w:r>
+              <w:rPr>
+                <w:sz w:val="19"/>
+              </w:rPr>
+              <w:t xml:space="preserve">двухступенчатая изоляция опор; разрывы трубопроводов; изолирующие стыки рельсов</w:t>
+            </w:r>
+          </w:p>
+        </w:tc>
+        <w:tc>
+          <w:tcPr>
+            <w:tcW w:w="3038" w:type="dxa"/>
+          </w:tcPr>
+          <w:p>
+            <w:r>
+              <w:rPr>
+                <w:color w:val="666666"/>
+                <w:sz w:val="18"/>
+              </w:rPr>
+              <w:t xml:space="preserve">ИД ч.2 прил. В, п. 4.2.2; ПУЭ 7.10</w:t>
+            </w:r>
+          </w:p>
+        </w:tc>
+      </w:tr>
+      <w:tr>
+        <w:tc>
+          <w:tcPr>
+            <w:tcW w:w="3600" w:type="dxa"/>
+          </w:tcPr>
+          <w:p>
+            <w:r>
+              <w:rPr>
+                <w:sz w:val="19"/>
+              </w:rPr>
+              <w:t xml:space="preserve">Объём защиты</w:t>
+            </w:r>
+          </w:p>
+        </w:tc>
+        <w:tc>
+          <w:tcPr>
+            <w:tcW w:w="5000" w:type="dxa"/>
+          </w:tcPr>
+          <w:p>
+            <w:r>
+              <w:rPr>
+                <w:sz w:val="19"/>
+              </w:rPr>
+              <w:t xml:space="preserve">≈7,8 тыс. м² полов (6840 + 1008) + зумпфы/фундаменты/поддоны</w:t>
+            </w:r>
+          </w:p>
+        </w:tc>
+        <w:tc>
+          <w:tcPr>
+            <w:tcW w:w="3038" w:type="dxa"/>
+          </w:tcPr>
+          <w:p>
+            <w:r>
+              <w:rPr>
+                <w:color w:val="666666"/>
+                <w:sz w:val="18"/>
+              </w:rPr>
+              <w:t xml:space="preserve">расчёт от габаритов NB-EW</w:t>
+            </w:r>
+          </w:p>
+        </w:tc>
+      </w:tr>
+    </w:tbl>
+    <w:p>
+      <w:r>
+        <w:rPr>
+          <w:b/>
+          <w:sz w:val="19"/>
+        </w:rPr>
+        <w:t xml:space="preserve">Нормативная база: </w:t>
+      </w:r>
+      <w:r>
+        <w:rPr>
+          <w:color w:val="444444"/>
+          <w:sz w:val="19"/>
+        </w:rPr>
+        <w:t xml:space="preserve">СП 28.13330.2017 — Защита строительных конструкций от коррозии — классификация среды, первичная/вторичная защита; СП 29.13330.2011 — Полы: уклоны, зумпфы, химстойкие покрытия; ГОСТ 961-89 — Плитки кислотоупорные и термокислотоупорные керамические; СП 72.13330.2016 — Производство и приёмка работ по антикоррозионной защите (скрытые слои); ПУЭ (изд. 7), разд. 7.10 — Изоляция ванн от строительных конструкций, контроль блуждающих токов</w:t>
+      </w:r>
+    </w:p>
+    <w:p>
+      <w:r>
+        <w:rPr>
+          <w:b/>
+          <w:color w:val="8A6200"/>
+          <w:sz w:val="19"/>
+        </w:rPr>
+        <w:t xml:space="preserve">— определяется на стадии БИ: </w:t>
+      </w:r>
+      <w:r>
+        <w:rPr>
+          <w:sz w:val="19"/>
+        </w:rPr>
+        <w:t xml:space="preserve">Карта проливов и высота защиты колонн/стен по зонам — разрабатывается в БИ</w:t>
+      </w:r>
+    </w:p>
+    <w:p>
+      <w:r>
+        <w:rPr>
+          <w:b/>
+          <w:color w:val="8A6200"/>
+          <w:sz w:val="19"/>
+        </w:rPr>
+        <w:t xml:space="preserve">— определяется на стадии БИ: </w:t>
+      </w:r>
+      <w:r>
+        <w:rPr>
+          <w:sz w:val="19"/>
+        </w:rPr>
+        <w:t xml:space="preserve">Выбор конкретной системы покрытий — по испытаниям образцов в рабочем электролите (50 °С) на стадии БИ</w:t>
+      </w:r>
+    </w:p>
+    <w:p>
+      <w:r>
+        <w:rPr>
+          <w:b/>
+          <w:color w:val="8A6200"/>
+          <w:sz w:val="19"/>
+        </w:rPr>
+        <w:t xml:space="preserve">— определяется на стадии БИ: </w:t>
+      </w:r>
+      <w:r>
+        <w:rPr>
+          <w:sz w:val="19"/>
+        </w:rPr>
+        <w:t xml:space="preserve">Мероприятия по блуждающим токам в арматуре подванной плиты (секционирование, контроль потенциалов) — совместно со строительным разделом</w:t>
+      </w:r>
+    </w:p>
+    <w:p>
+      <w:pPr>
+        <w:pStyle w:val="Heading2"/>
+      </w:pPr>
+      <w:r>
+        <w:rPr>
+          <w:b/>
+          <w:sz w:val="26"/>
+        </w:rPr>
+        <w:t xml:space="preserve">АСУ отделения с прикладным программным обеспечением</w:t>
+      </w:r>
+    </w:p>
+    <w:p>
+      <w:r>
+        <w:rPr>
+          <w:sz w:val="20"/>
+        </w:rPr>
+        <w:t xml:space="preserve">НАЗНАЧЕНИЕ И ОБЪЁМ. По ТЗ п. 5.5 в стоимость Лота №3 входит АСУ с прикладным ПО для управления процессом электроэкстракции (нагрузки, шунтирование, потоки, параметры) и специальными автоматическими кранами электролизного зала. Архитектура — трёхуровневая по Приложению №5 («Базовые требования… пл. Мончегорск»): нижний уровень — датчики и ИМ из линеек, применяемых на КГМК (согласование с Заказчиком); средний — ПЛК российских производителей (Прософт-Системы REGUL RX00 или Инкомсистем АБАК) с гальванической развязкой всех каналов AI/AO/DI/DO и цифровых (кроме Ethernet), запасом ≥ 30 % по модулям и посадочным местам, модули с защитным покрытием; верхний — SCADA AlphaScada (АО «Атомик Софт») на ОС Linux, горячее резервирование, безвентиляторные АРМ (≤ 2 мониторов). Сети — Industrial Ethernet (IEEE 802.3) TCP/IP; полевые протоколы 4–20 мА и Modbus; мониторинг всей инфраструктуры по SNMP. Электропитание АСУ — I категория (серверы — I «особая» с ИБП двойного преобразования ≥ 10 мин и байпасом); шкафы IP65 с козырьками, избыточным давлением очищенного воздуха, вне помещений электроустановок; кабельные трассы из композитных материалов (RAL 5015), срок службы ≥ 10 лет, экранирование и разнос от силовых. Всё ПО и оборудование АСУ — российской разработки/производства; отступления согласуются с Заказчиком. Интеграция с ОАСУ/единой диспетчерской комплекса — обязательна (ТЗ п. 2.10: все переделы в одной информационно-управляющей системе).</w:t>
+      </w:r>
+    </w:p>
+    <w:p>
+      <w:r>
+        <w:rPr>
+          <w:sz w:val="20"/>
+        </w:rPr>
+        <w:t xml:space="preserve">ПРИКЛАДНЫЕ ФУНКЦИИ УПРАВЛЕНИЯ ПРОЦЕССОМ:
+1) Управление токовыми нагрузками: формирование задания выпрямителям (интерфейс к смежной системе питания) от плана-задания по металлу и состояния серий; интеграторы А·ч по сериям; расчёт теоретической массы осадка по каждой ванне (закон Фарадея с текущим η) и «программы графика наращивания» с обнулением веса после выгрузки; ограничения 47 кА / 225 В; ведение фактического выхода по току по данным весового контроля пакетов КСМ.
+2) График выгрузки: автоматическое планирование очерёдности ванн от плана-задания и токовой нагрузки (ТЗ п. 5.3) — очередь передаётся крану; балансировка так, чтобы единовременно в серии отсутствовало не более 1/3 катодов одной ванны (плотность тока на оставшихся ≤ 420 А/м²).
+3) Управление шунтированием: реестр установленных закорачивающих рам, программные блокировки (запрет подъёма тока при установке/снятии рамы, контроль последовательности операций чистки), контроль напряжения шунтируемой ванны.
+4) Управление потоками и параметрами: контуры FIC/TIC/LIC/QIC (раздел P&amp;ID), балансовые расчёты контура циркуляции, съёма меди, дозирования по А·ч.
+5) ИК-контроль коротких замыканий: тепловизионная система на кране (рекомендация ИД п. 4.2.2 — ИК-датчики контроля контактного хозяйства и КЗ) + милливольтовый мониторинг ванн; автоматическое формирование карты КЗ с заданием оператору/крану на устранение; журналирование и статистика по ваннам и матрицам.
+6) Электронный реестр парка матриц: сквозная идентификация каждой матрицы, статусы (в ванне/в ремонте/брак), привязка результатов машинного зрения КСМ (повреждения обрамления, геометрии, чистоты поверхности), автоматический учёт отбраковки и подмены новыми/отремонтированными (ТЗ п. 5.3).</w:t>
+      </w:r>
+    </w:p>
+    <w:p>
+      <w:r>
+        <w:rPr>
+          <w:sz w:val="20"/>
+        </w:rPr>
+        <w:t xml:space="preserve">ИНТЕГРАЦИЯ С КСМ И СПЕЦКРАНАМИ. КСМ — комплектная система управления (ПЛК + роботы; в референсе Outotec — KUKA KR300/KR180) подключается в сеть АСУТП (требование Прил. №5 ко всему комплектному оборудованию); информационная система КСМ формирует партии продукции со стандартизированной сопроводительной документацией и передаёт данные весового контроля, пробоотбора и реестра матриц на верхний уровень и в СГП (Лот №4 — стыковка по выходному конвейеру). Спецкраны — автоматический и ручной режимы, система позиционирования над ваннами (установочные конусы на ваннах — прил. В), сценарий выгрузки: выход на позицию → снятие крышки («матрёшкой» на соседнюю или на грузозахват) → 3 цикла по 1/3 матриц с выдержкой на стекание → возврат «раздетых» матриц → установка крышки → обнуление веса ванны в графике наращивания → переход к следующей ванне (ТЗ п. 5.3). Безопасность: зоны работы кранов и блокировки перекрёстных операций, аварийные тросовые выключатели КСМ, квитируемая сигнализация (Прил. №5).</w:t>
+      </w:r>
+    </w:p>
+    <w:p>
+      <w:r>
+        <w:rPr>
+          <w:sz w:val="20"/>
+        </w:rPr>
+        <w:t xml:space="preserve">ППО И ДОКУМЕНТАЦИЯ. Передача исходных кодов ППО контроллеров и визуализации с комментариями (рус./англ.) и исключительных прав, описание косвенной адресации, методика восстановления после сбоя (Прил. №5); документация по М ГК НН IT.1.8-2025 и М ГК НН IT.1.11-2024; рабочая документация по ГОСТ 21.408-2013 и СТО 51246464-016-2015; перечни сигналов AI/AO/DI/DO/Modbus, полный перечень блокировок с уставками; ЗИП АСУТП/КИП на 2 года (≥ 10 %, ≥ 1 шт. каждого наименования). Метрология — 102-ФЗ, ГОСТ Р 8.596-2002, ГОСТ 8.417-2024.</w:t>
+      </w:r>
+    </w:p>
+    <w:tbl>
+      <w:tblPr>
+        <w:tblW w:w="11638" w:type="dxa"/>
+        <w:tblBorders>
+          <w:top w:val="single" w:sz="4" w:color="C9C9C9"/>
+          <w:left w:val="single" w:sz="4" w:color="C9C9C9"/>
+          <w:bottom w:val="single" w:sz="4" w:color="C9C9C9"/>
+          <w:right w:val="single" w:sz="4" w:color="C9C9C9"/>
+          <w:insideH w:val="single" w:sz="4" w:color="C9C9C9"/>
+          <w:insideV w:val="single" w:sz="4" w:color="C9C9C9"/>
+        </w:tblBorders>
+        <w:tblLayout w:type="fixed"/>
+      </w:tblPr>
+      <w:tblGrid>
+        <w:gridCol w:w="3600"/>
+        <w:gridCol w:w="5000"/>
+        <w:gridCol w:w="3038"/>
+      </w:tblGrid>
+      <w:tr>
+        <w:tc>
+          <w:tcPr>
+            <w:tcW w:w="3600" w:type="dxa"/>
+            <w:shd w:val="clear" w:fill="EFEFEF"/>
+          </w:tcPr>
+          <w:p>
+            <w:r>
+              <w:rPr>
+                <w:b/>
+                <w:sz w:val="19"/>
+              </w:rPr>
+              <w:t xml:space="preserve">Параметр</w:t>
+            </w:r>
+          </w:p>
+        </w:tc>
+        <w:tc>
+          <w:tcPr>
+            <w:tcW w:w="5000" w:type="dxa"/>
+            <w:shd w:val="clear" w:fill="EFEFEF"/>
+          </w:tcPr>
+          <w:p>
+            <w:r>
+              <w:rPr>
+                <w:b/>
+                <w:sz w:val="19"/>
+              </w:rPr>
+              <w:t xml:space="preserve">Значение</w:t>
+            </w:r>
+          </w:p>
+        </w:tc>
+        <w:tc>
+          <w:tcPr>
+            <w:tcW w:w="3038" w:type="dxa"/>
+            <w:shd w:val="clear" w:fill="EFEFEF"/>
+          </w:tcPr>
+          <w:p>
+            <w:r>
+              <w:rPr>
+                <w:b/>
+                <w:sz w:val="19"/>
+              </w:rPr>
+              <w:t xml:space="preserve">Источник</w:t>
+            </w:r>
+          </w:p>
+        </w:tc>
+      </w:tr>
+      <w:tr>
+        <w:tc>
+          <w:tcPr>
+            <w:tcW w:w="3600" w:type="dxa"/>
+          </w:tcPr>
+          <w:p>
+            <w:r>
+              <w:rPr>
+                <w:sz w:val="19"/>
+              </w:rPr>
+              <w:t xml:space="preserve">Архитектура</w:t>
+            </w:r>
+          </w:p>
+        </w:tc>
+        <w:tc>
+          <w:tcPr>
+            <w:tcW w:w="5000" w:type="dxa"/>
+          </w:tcPr>
+          <w:p>
+            <w:r>
+              <w:rPr>
+                <w:sz w:val="19"/>
+              </w:rPr>
+              <w:t xml:space="preserve">3 уровня: КИП КГМК-линеек → ПЛК REGUL RX00/АБАК → SCADA AlphaScada (Linux), горячий резерв</w:t>
+            </w:r>
+          </w:p>
+        </w:tc>
+        <w:tc>
+          <w:tcPr>
+            <w:tcW w:w="3038" w:type="dxa"/>
+          </w:tcPr>
+          <w:p>
+            <w:r>
+              <w:rPr>
+                <w:color w:val="666666"/>
+                <w:sz w:val="18"/>
+              </w:rPr>
+              <w:t xml:space="preserve">Прил. №5 (brief)</w:t>
+            </w:r>
+          </w:p>
+        </w:tc>
+      </w:tr>
+      <w:tr>
+        <w:tc>
+          <w:tcPr>
+            <w:tcW w:w="3600" w:type="dxa"/>
+          </w:tcPr>
+          <w:p>
+            <w:r>
+              <w:rPr>
+                <w:sz w:val="19"/>
+              </w:rPr>
+              <w:t xml:space="preserve">Сети/сигналы</w:t>
+            </w:r>
+          </w:p>
+        </w:tc>
+        <w:tc>
+          <w:tcPr>
+            <w:tcW w:w="5000" w:type="dxa"/>
+          </w:tcPr>
+          <w:p>
+            <w:r>
+              <w:rPr>
+                <w:sz w:val="19"/>
+              </w:rPr>
+              <w:t xml:space="preserve">Industrial Ethernet TCP/IP; 4–20 мА, Modbus; SNMP-мониторинг; развязка всех каналов; запас 30 %</w:t>
+            </w:r>
+          </w:p>
+        </w:tc>
+        <w:tc>
+          <w:tcPr>
+            <w:tcW w:w="3038" w:type="dxa"/>
+          </w:tcPr>
+          <w:p>
+            <w:r>
+              <w:rPr>
+                <w:color w:val="666666"/>
+                <w:sz w:val="18"/>
+              </w:rPr>
+              <w:t xml:space="preserve">Прил. №5</w:t>
+            </w:r>
+          </w:p>
+        </w:tc>
+      </w:tr>
+      <w:tr>
+        <w:tc>
+          <w:tcPr>
+            <w:tcW w:w="3600" w:type="dxa"/>
+          </w:tcPr>
+          <w:p>
+            <w:r>
+              <w:rPr>
+                <w:sz w:val="19"/>
+              </w:rPr>
+              <w:t xml:space="preserve">Прикладные функции</w:t>
+            </w:r>
+          </w:p>
+        </w:tc>
+        <w:tc>
+          <w:tcPr>
+            <w:tcW w:w="5000" w:type="dxa"/>
+          </w:tcPr>
+          <w:p>
+            <w:r>
+              <w:rPr>
+                <w:sz w:val="19"/>
+              </w:rPr>
+              <w:t xml:space="preserve">нагрузки/А·ч, график выгрузки от плана-задания и тока, шунтирование, потоки, ИК-карта КЗ, реестр матриц с машинным зрением</w:t>
+            </w:r>
+          </w:p>
+        </w:tc>
+        <w:tc>
+          <w:tcPr>
+            <w:tcW w:w="3038" w:type="dxa"/>
+          </w:tcPr>
+          <w:p>
+            <w:r>
+              <w:rPr>
+                <w:color w:val="666666"/>
+                <w:sz w:val="18"/>
+              </w:rPr>
+              <w:t xml:space="preserve">ТЗ п. 5.3, 5.5; ИД п. 4.2.2</w:t>
+            </w:r>
+          </w:p>
+        </w:tc>
+      </w:tr>
+      <w:tr>
+        <w:tc>
+          <w:tcPr>
+            <w:tcW w:w="3600" w:type="dxa"/>
+          </w:tcPr>
+          <w:p>
+            <w:r>
+              <w:rPr>
+                <w:sz w:val="19"/>
+              </w:rPr>
+              <w:t xml:space="preserve">Питание АСУ</w:t>
+            </w:r>
+          </w:p>
+        </w:tc>
+        <w:tc>
+          <w:tcPr>
+            <w:tcW w:w="5000" w:type="dxa"/>
+          </w:tcPr>
+          <w:p>
+            <w:r>
+              <w:rPr>
+                <w:sz w:val="19"/>
+              </w:rPr>
+              <w:t xml:space="preserve">I категория; серверы — I особая, ИБП ≥ 10 мин с байпасом; шкафы IP65 с подпором</w:t>
+            </w:r>
+          </w:p>
+        </w:tc>
+        <w:tc>
+          <w:tcPr>
+            <w:tcW w:w="3038" w:type="dxa"/>
+          </w:tcPr>
+          <w:p>
+            <w:r>
+              <w:rPr>
+                <w:color w:val="666666"/>
+                <w:sz w:val="18"/>
+              </w:rPr>
+              <w:t xml:space="preserve">Прил. №5; ПУЭ п. 1.2.17–1.2.21</w:t>
+            </w:r>
+          </w:p>
+        </w:tc>
+      </w:tr>
+      <w:tr>
+        <w:tc>
+          <w:tcPr>
+            <w:tcW w:w="3600" w:type="dxa"/>
+          </w:tcPr>
+          <w:p>
+            <w:r>
+              <w:rPr>
+                <w:sz w:val="19"/>
+              </w:rPr>
+              <w:t xml:space="preserve">ППО</w:t>
+            </w:r>
+          </w:p>
+        </w:tc>
+        <w:tc>
+          <w:tcPr>
+            <w:tcW w:w="5000" w:type="dxa"/>
+          </w:tcPr>
+          <w:p>
+            <w:r>
+              <w:rPr>
+                <w:sz w:val="19"/>
+              </w:rPr>
+              <w:t xml:space="preserve">исходные коды + исключительные права; документация М ГК НН IT.1.8-2025; ЗИП 2 года ≥ 10 %</w:t>
+            </w:r>
+          </w:p>
+        </w:tc>
+        <w:tc>
+          <w:tcPr>
+            <w:tcW w:w="3038" w:type="dxa"/>
+          </w:tcPr>
+          <w:p>
+            <w:r>
+              <w:rPr>
+                <w:color w:val="666666"/>
+                <w:sz w:val="18"/>
+              </w:rPr>
+              <w:t xml:space="preserve">Прил. №5</w:t>
+            </w:r>
+          </w:p>
+        </w:tc>
+      </w:tr>
+    </w:tbl>
+    <w:p>
+      <w:r>
+        <w:rPr>
+          <w:b/>
+          <w:sz w:val="19"/>
+        </w:rPr>
+        <w:t xml:space="preserve">Нормативная база: </w:t>
+      </w:r>
+      <w:r>
+        <w:rPr>
+          <w:color w:val="444444"/>
+          <w:sz w:val="19"/>
+        </w:rPr>
+        <w:t xml:space="preserve">ГОСТ 21.408-2013 — Состав и правила оформления РД автоматизации; ГОСТ Р 8.596-2002; ГОСТ 8.417-2024; 102-ФЗ — Метрологическое обеспечение измерительных каналов АСУ; ГОСТ IEC 61439-1-2013 — НКУ распределения и управления (шкафы АСУ); ГОСТ 12.2.007.0-75; ГОСТ 12.1.030-81 — Электробезопасность изделий; защитное заземление; СТО 51246464-016-2015; М ГК НН IT.1.8-2025; М ГК НН IT.1.11-2024 — Корпоративные методики НН по документированию и единым техтребованиям АСУТП</w:t>
+      </w:r>
+    </w:p>
+    <w:p>
+      <w:r>
+        <w:rPr>
+          <w:b/>
+          <w:color w:val="8A6200"/>
+          <w:sz w:val="19"/>
+        </w:rPr>
+        <w:t xml:space="preserve">— определяется на стадии БИ: </w:t>
+      </w:r>
+      <w:r>
+        <w:rPr>
+          <w:sz w:val="19"/>
+        </w:rPr>
+        <w:t xml:space="preserve">Разграничение функций АСУ Лота №3 и системы управления выпрямителями (вне БИ): протокол обмена, кто ведёт ограничения тока — зафиксировать в задании на стыке</w:t>
+      </w:r>
+    </w:p>
+    <w:p>
+      <w:r>
+        <w:rPr>
+          <w:b/>
+          <w:color w:val="8A6200"/>
+          <w:sz w:val="19"/>
+        </w:rPr>
+        <w:t xml:space="preserve">— определяется на стадии БИ: </w:t>
+      </w:r>
+      <w:r>
+        <w:rPr>
+          <w:sz w:val="19"/>
+        </w:rPr>
+        <w:t xml:space="preserve">Состав тепловизионного контроля КЗ (на кране / стационарные точки / обход) — вариантная проработка с ТЭО</w:t>
+      </w:r>
+    </w:p>
+    <w:p>
+      <w:r>
+        <w:rPr>
+          <w:b/>
+          <w:color w:val="8A6200"/>
+          <w:sz w:val="19"/>
+        </w:rPr>
+        <w:t xml:space="preserve">— определяется на стадии БИ: </w:t>
+      </w:r>
+      <w:r>
+        <w:rPr>
+          <w:sz w:val="19"/>
+        </w:rPr>
+        <w:t xml:space="preserve">Идентификация матриц (лазерная маркировка / RFID в штанге) — согласовать с поставщиком КСМ и матриц</w:t>
+      </w:r>
+    </w:p>
+    <w:p>
+      <w:r>
+        <w:rPr>
+          <w:b/>
+          <w:color w:val="8A6200"/>
+          <w:sz w:val="19"/>
+        </w:rPr>
+        <w:t xml:space="preserve">— определяется на стадии БИ: </w:t>
+      </w:r>
+      <w:r>
+        <w:rPr>
+          <w:sz w:val="19"/>
+        </w:rPr>
+        <w:t xml:space="preserve">Объём интеграции с ХТД PIMS и весовым учётом (АИС) — по Прил. №5 на стадии рабочего проектирования</w:t>
+      </w:r>
+    </w:p>
+    <w:p>
+      <w:pPr>
+        <w:pStyle w:val="Heading2"/>
+      </w:pPr>
+      <w:r>
+        <w:rPr>
+          <w:b/>
+          <w:sz w:val="26"/>
+        </w:rPr>
+        <w:t xml:space="preserve">Требования к монтажу и веса тяжёлых частей</w:t>
+      </w:r>
+    </w:p>
+    <w:p>
+      <w:r>
+        <w:rPr>
+          <w:sz w:val="20"/>
+        </w:rPr>
+        <w:t xml:space="preserve">ОСОБЕННОСТЬ — монтаж в существующем корпусе: до начала работ выполняются демонтаж оборудования прежнего электрорафинирования, обследование и ремонт строительных конструкций, устройство кислотоупорных полов с поддонами и зумпфами, подванных каналов и рельсов нутч-фильтра. Последовательность монтажа: восстановление/модернизация мостовых кранов (либо монтаж новых) → подача и выверка ванн рядами от торца КСМ к торцу выпрямителей → опорные тумбы с электроизоляцией и антисейсмическими упорами → коллекторы и сливные лотки → ошиновка с изоляторами → колпаки и бортовые отсосы → КСМ крупноблочно → циркбаки (возможна сборка/футеровка по месту — ИД п. 4.2.2 допускает изготовление корпусов из бетона по месту) → узлы реагентов → КИПиА и АСУ.</w:t>
+      </w:r>
+    </w:p>
+    <w:p>
+      <w:r>
+        <w:rPr>
+          <w:sz w:val="20"/>
+        </w:rPr>
+        <w:t xml:space="preserve">ВЕСА НАИБОЛЕЕ ТЯЖЁЛЫХ МОНТАЖНЫХ ЕДИНИЦ (по прил. В и расчёту; окончательно — по паспортам поставщиков с указанием самой тяжёлой неразъёмной части, требование прил. В к комплекту поставки): электролизная ванна — монолитный полимербетонный корпус 8,7 т, габарит ≈8,8 × 1,5 × 1,8 м (с рёбрами/фланцами) — самая массовая серийная единица (180 шт.); закорачивающая рама 8,7 т; сборка подъёмной и закорачивающей рам 10,0 т; комплект матриц одной ванны 84 шт. ≈ 4,2–4,6 т (по ≈50–55 кг без осадка; с осадком 11,6 т — эксплуатационная, не монтажная); комплект анодов 5,5 т (85 шт. по 65 кг); мост спецкрана — по данным поставщика (существующие краны — модернизация); станция сдирки КСМ — самый тяжёлый блок КСМ, масса по данным поставщика (референс Outotec — рама из тяжёлого стального проката); циркуляционный бак 300 м³ — при заводской поставке секциями либо изготовлении по месту (масса пустого индикативно 25–40 т в стальном исполнении — уточняется при выборе конструктива). Транспортировка ванн — спецтранспортом через монтажные проёмы торца зала; подъём — траверсой за штатные строповочные точки (исключить перекос — полимербетон чувствителен к сосредоточенным ударным нагрузкам).</w:t>
+      </w:r>
+    </w:p>
+    <w:p>
+      <w:r>
+        <w:rPr>
+          <w:sz w:val="20"/>
+        </w:rPr>
+        <w:t xml:space="preserve">ТРЕБОВАНИЯ К ТОЧНОСТИ И ИСПЫТАНИЯМ. Выверка ванн по высоте и соосности ряда — жёсткая: перепад отметок бортов смежных ванн влияет на контакт сборных шин и равномерность токораспределения (допуски — по инструкции поставщика ванн/ошиновки; ориентир ± 2 мм на ванну, подтверждается в БИ); геометрия установочных конусов позиционирования крана — по шаблону поставщика кранов. Испытания: гидроиспытание каждой ванны водой с выдержкой (герметичность, прогибы в поле допуска — прил. В требует МКЭ-проверку конструкции); проверка электроизоляции ванн и трубопроводных разрывов до заливки электролита (ПУЭ 7.10); поэлементная и комплексная наладка КСМ и кранов на «холодных» матрицах; ПНР АСУ по программе и методике испытаний. Шеф-монтаж и ПНР поставщиков — в объёме поставки (прил. В, п. 17). Монтаж электротехнической части — по ПУЭ и ПТЭЭП; работы в действующем цехе при поэтапном вводе серий — по нарядам-допускам (приказ Минтруда № 903н), демаркация зон по СТП СУОТ и ПБ КГМК (прил. В, п. 8.2).</w:t>
+      </w:r>
+    </w:p>
+    <w:p>
+      <w:r>
+        <w:rPr>
+          <w:sz w:val="20"/>
+        </w:rPr>
+        <w:t xml:space="preserve">ГЕОМЕТРИЯ РЯДОВ И МОНТАЖ ОШИНОВКИ. Ряд — 45 ванн с шагом 1,40 м (межванновый зазор 85 мм под сборные шины и деформационные швы); длина ряда 62,9 м; разбивка — от двух монтажных баз (продольная ось ряда и торцевая база серии) с компенсацией накопления допусков шага в поле деформационных зазоров (разбивочная схема — по инструкции поставщика ванн/ошиновки). Последовательность узла: опорные тумбы с двухступенчатой изоляцией → выверка высот (борта смежных ванн в поле ± ≈2 мм) → установка и закрепление ванн с антисейсмическими упорами → межванновые сборные шины с двойным контактом (медь, референс Outotec) → концевые шинные мосты серий. Критерий качества контактного монтажа — падение напряжения в межванновой ошиновке не выше проектных 0,06 В/ванну при рабочем токе (проверка милливольтовым обмером на этапе вывода на ток; рост падения — признак деградации контакта). Сечение сборных шин задаёт поставщик ошиновки из допустимой плотности тока и падения 0,06 В (ориентир для меди ≈1 А/мм², т.е. ≈42–47 тыс. мм² на ток 42,45–47,04 кА); соединения — с контролем момента затяжки и микроомметрией. Сопротивление изоляции смонтированной серии — контроль до заливки электролита (ПУЭ 7.10).</w:t>
+      </w:r>
+    </w:p>
+    <w:tbl>
+      <w:tblPr>
+        <w:tblW w:w="11638" w:type="dxa"/>
+        <w:tblBorders>
+          <w:top w:val="single" w:sz="4" w:color="C9C9C9"/>
+          <w:left w:val="single" w:sz="4" w:color="C9C9C9"/>
+          <w:bottom w:val="single" w:sz="4" w:color="C9C9C9"/>
+          <w:right w:val="single" w:sz="4" w:color="C9C9C9"/>
+          <w:insideH w:val="single" w:sz="4" w:color="C9C9C9"/>
+          <w:insideV w:val="single" w:sz="4" w:color="C9C9C9"/>
+        </w:tblBorders>
+        <w:tblLayout w:type="fixed"/>
+      </w:tblPr>
+      <w:tblGrid>
+        <w:gridCol w:w="3600"/>
+        <w:gridCol w:w="5000"/>
+        <w:gridCol w:w="3038"/>
+      </w:tblGrid>
+      <w:tr>
+        <w:tc>
+          <w:tcPr>
+            <w:tcW w:w="3600" w:type="dxa"/>
+            <w:shd w:val="clear" w:fill="EFEFEF"/>
+          </w:tcPr>
+          <w:p>
+            <w:r>
+              <w:rPr>
+                <w:b/>
+                <w:sz w:val="19"/>
+              </w:rPr>
+              <w:t xml:space="preserve">Параметр</w:t>
+            </w:r>
+          </w:p>
+        </w:tc>
+        <w:tc>
+          <w:tcPr>
+            <w:tcW w:w="5000" w:type="dxa"/>
+            <w:shd w:val="clear" w:fill="EFEFEF"/>
+          </w:tcPr>
+          <w:p>
+            <w:r>
+              <w:rPr>
+                <w:b/>
+                <w:sz w:val="19"/>
+              </w:rPr>
+              <w:t xml:space="preserve">Значение</w:t>
+            </w:r>
+          </w:p>
+        </w:tc>
+        <w:tc>
+          <w:tcPr>
+            <w:tcW w:w="3038" w:type="dxa"/>
+            <w:shd w:val="clear" w:fill="EFEFEF"/>
+          </w:tcPr>
+          <w:p>
+            <w:r>
+              <w:rPr>
+                <w:b/>
+                <w:sz w:val="19"/>
+              </w:rPr>
+              <w:t xml:space="preserve">Источник</w:t>
+            </w:r>
+          </w:p>
+        </w:tc>
+      </w:tr>
+      <w:tr>
+        <w:tc>
+          <w:tcPr>
+            <w:tcW w:w="3600" w:type="dxa"/>
+          </w:tcPr>
+          <w:p>
+            <w:r>
+              <w:rPr>
+                <w:sz w:val="19"/>
+              </w:rPr>
+              <w:t xml:space="preserve">Ванна (монтажная единица)</w:t>
+            </w:r>
+          </w:p>
+        </w:tc>
+        <w:tc>
+          <w:tcPr>
+            <w:tcW w:w="5000" w:type="dxa"/>
+          </w:tcPr>
+          <w:p>
+            <w:r>
+              <w:rPr>
+                <w:sz w:val="19"/>
+              </w:rPr>
+              <w:t xml:space="preserve">8,7 т, ≈8,8 × 1,5 × 1,8 м, 180 шт.</w:t>
+            </w:r>
+          </w:p>
+        </w:tc>
+        <w:tc>
+          <w:tcPr>
+            <w:tcW w:w="3038" w:type="dxa"/>
+          </w:tcPr>
+          <w:p>
+            <w:r>
+              <w:rPr>
+                <w:color w:val="666666"/>
+                <w:sz w:val="18"/>
+              </w:rPr>
+              <w:t xml:space="preserve">ИД ч.2 прил. В</w:t>
+            </w:r>
+          </w:p>
+        </w:tc>
+      </w:tr>
+      <w:tr>
+        <w:tc>
+          <w:tcPr>
+            <w:tcW w:w="3600" w:type="dxa"/>
+          </w:tcPr>
+          <w:p>
+            <w:r>
+              <w:rPr>
+                <w:sz w:val="19"/>
+              </w:rPr>
+              <w:t xml:space="preserve">Рамы</w:t>
+            </w:r>
+          </w:p>
+        </w:tc>
+        <w:tc>
+          <w:tcPr>
+            <w:tcW w:w="5000" w:type="dxa"/>
+          </w:tcPr>
+          <w:p>
+            <w:r>
+              <w:rPr>
+                <w:sz w:val="19"/>
+              </w:rPr>
+              <w:t xml:space="preserve">закорачивающая 8,7 т; сборка рам 10,0 т</w:t>
+            </w:r>
+          </w:p>
+        </w:tc>
+        <w:tc>
+          <w:tcPr>
+            <w:tcW w:w="3038" w:type="dxa"/>
+          </w:tcPr>
+          <w:p>
+            <w:r>
+              <w:rPr>
+                <w:color w:val="666666"/>
+                <w:sz w:val="18"/>
+              </w:rPr>
+              <w:t xml:space="preserve">ИД ч.2 прил. В</w:t>
+            </w:r>
+          </w:p>
+        </w:tc>
+      </w:tr>
+      <w:tr>
+        <w:tc>
+          <w:tcPr>
+            <w:tcW w:w="3600" w:type="dxa"/>
+          </w:tcPr>
+          <w:p>
+            <w:r>
+              <w:rPr>
+                <w:sz w:val="19"/>
+              </w:rPr>
+              <w:t xml:space="preserve">Комплекты электродов</w:t>
+            </w:r>
+          </w:p>
+        </w:tc>
+        <w:tc>
+          <w:tcPr>
+            <w:tcW w:w="5000" w:type="dxa"/>
+          </w:tcPr>
+          <w:p>
+            <w:r>
+              <w:rPr>
+                <w:sz w:val="19"/>
+              </w:rPr>
+              <w:t xml:space="preserve">аноды 5,5 т/ванну; матрицы ≈4,2–4,6 т/ванну (без осадка)</w:t>
+            </w:r>
+          </w:p>
+        </w:tc>
+        <w:tc>
+          <w:tcPr>
+            <w:tcW w:w="3038" w:type="dxa"/>
+          </w:tcPr>
+          <w:p>
+            <w:r>
+              <w:rPr>
+                <w:color w:val="666666"/>
+                <w:sz w:val="18"/>
+              </w:rPr>
+              <w:t xml:space="preserve">ИД ч.2 прил. В; расчёт</w:t>
+            </w:r>
+          </w:p>
+        </w:tc>
+      </w:tr>
+      <w:tr>
+        <w:tc>
+          <w:tcPr>
+            <w:tcW w:w="3600" w:type="dxa"/>
+          </w:tcPr>
+          <w:p>
+            <w:r>
+              <w:rPr>
+                <w:sz w:val="19"/>
+              </w:rPr>
+              <w:t xml:space="preserve">Выверка</w:t>
+            </w:r>
+          </w:p>
+        </w:tc>
+        <w:tc>
+          <w:tcPr>
+            <w:tcW w:w="5000" w:type="dxa"/>
+          </w:tcPr>
+          <w:p>
+            <w:r>
+              <w:rPr>
+                <w:sz w:val="19"/>
+              </w:rPr>
+              <w:t xml:space="preserve">отметки бортов смежных ванн ± ≈2 мм (уточняется поставщиком ошиновки)</w:t>
+            </w:r>
+          </w:p>
+        </w:tc>
+        <w:tc>
+          <w:tcPr>
+            <w:tcW w:w="3038" w:type="dxa"/>
+          </w:tcPr>
+          <w:p>
+            <w:r>
+              <w:rPr>
+                <w:color w:val="666666"/>
+                <w:sz w:val="18"/>
+              </w:rPr>
+              <w:t xml:space="preserve">решение БИ</w:t>
+            </w:r>
+          </w:p>
+        </w:tc>
+      </w:tr>
+      <w:tr>
+        <w:tc>
+          <w:tcPr>
+            <w:tcW w:w="3600" w:type="dxa"/>
+          </w:tcPr>
+          <w:p>
+            <w:r>
+              <w:rPr>
+                <w:sz w:val="19"/>
+              </w:rPr>
+              <w:t xml:space="preserve">Испытания</w:t>
+            </w:r>
+          </w:p>
+        </w:tc>
+        <w:tc>
+          <w:tcPr>
+            <w:tcW w:w="5000" w:type="dxa"/>
+          </w:tcPr>
+          <w:p>
+            <w:r>
+              <w:rPr>
+                <w:sz w:val="19"/>
+              </w:rPr>
+              <w:t xml:space="preserve">гидроиспытания ванн, контроль изоляции и разрывов, МКЭ-подтверждение, комплексные ПНР</w:t>
+            </w:r>
+          </w:p>
+        </w:tc>
+        <w:tc>
+          <w:tcPr>
+            <w:tcW w:w="3038" w:type="dxa"/>
+          </w:tcPr>
+          <w:p>
+            <w:r>
+              <w:rPr>
+                <w:color w:val="666666"/>
+                <w:sz w:val="18"/>
+              </w:rPr>
+              <w:t xml:space="preserve">ИД ч.2 прил. В; ПУЭ 7.10</w:t>
+            </w:r>
+          </w:p>
+        </w:tc>
+      </w:tr>
+      <w:tr>
+        <w:tc>
+          <w:tcPr>
+            <w:tcW w:w="3600" w:type="dxa"/>
+          </w:tcPr>
+          <w:p>
+            <w:r>
+              <w:rPr>
+                <w:sz w:val="19"/>
+              </w:rPr>
+              <w:t xml:space="preserve">Ошиновка ряда</w:t>
+            </w:r>
+          </w:p>
+        </w:tc>
+        <w:tc>
+          <w:tcPr>
+            <w:tcW w:w="5000" w:type="dxa"/>
+          </w:tcPr>
+          <w:p>
+            <w:r>
+              <w:rPr>
+                <w:sz w:val="19"/>
+              </w:rPr>
+              <w:t xml:space="preserve">шаг 1,40 м, зазор 85 мм; двойной контакт; ≤ 0,06 В/ванну; сечение ≈42–47 тыс. мм² (ориентир 1 А/мм²)</w:t>
+            </w:r>
+          </w:p>
+        </w:tc>
+        <w:tc>
+          <w:tcPr>
+            <w:tcW w:w="3038" w:type="dxa"/>
+          </w:tcPr>
+          <w:p>
+            <w:r>
+              <w:rPr>
+                <w:color w:val="666666"/>
+                <w:sz w:val="18"/>
+              </w:rPr>
+              <w:t xml:space="preserve">ИД ч.2 табл. 3.1, прил. В; расчёт</w:t>
+            </w:r>
+          </w:p>
+        </w:tc>
+      </w:tr>
+    </w:tbl>
+    <w:p>
+      <w:r>
+        <w:rPr>
+          <w:b/>
+          <w:sz w:val="19"/>
+        </w:rPr>
+        <w:t xml:space="preserve">Нормативная база: </w:t>
+      </w:r>
+      <w:r>
+        <w:rPr>
+          <w:color w:val="444444"/>
+          <w:sz w:val="19"/>
+        </w:rPr>
+        <w:t xml:space="preserve">ТР ТС 010/2011 — Безопасность машин и оборудования — декларации/сертификаты на поставляемое; ГОСТ 15846-2002 — Упаковка и транспортирование в районы Крайнего Севера; Приказ Минтруда № 903н от 15.12.2020 (ПОТЭЭ) — Организация безопасных работ в электроустановках при монтаже/ПНР; СП 77.13330 / СП 76.13330 — Системы автоматизации и электротехнические устройства — производство и приёмка монтажных работ (номера редакций уточнить)</w:t>
+      </w:r>
+    </w:p>
+    <w:p>
+      <w:r>
+        <w:rPr>
+          <w:b/>
+          <w:color w:val="8A6200"/>
+          <w:sz w:val="19"/>
+        </w:rPr>
+        <w:t xml:space="preserve">— определяется на стадии БИ: </w:t>
+      </w:r>
+      <w:r>
+        <w:rPr>
+          <w:sz w:val="19"/>
+        </w:rPr>
+        <w:t xml:space="preserve">Массы и габариты самых тяжёлых неразъёмных частей КСМ, кранов, циркбаков — по паспортам выбранных поставщиков (обязательное поле опросных листов)</w:t>
+      </w:r>
+    </w:p>
+    <w:p>
+      <w:r>
+        <w:rPr>
+          <w:b/>
+          <w:color w:val="8A6200"/>
+          <w:sz w:val="19"/>
+        </w:rPr>
+        <w:t xml:space="preserve">— определяется на стадии БИ: </w:t>
+      </w:r>
+      <w:r>
+        <w:rPr>
+          <w:sz w:val="19"/>
+        </w:rPr>
+        <w:t xml:space="preserve">Логистика подачи ванн в зал (монтажные проёмы, такелажные схемы) — ППР монтажной организации на базе компоновки БИ</w:t>
+      </w:r>
+    </w:p>
+    <w:p>
+      <w:r>
+        <w:rPr>
+          <w:b/>
+          <w:color w:val="8A6200"/>
+          <w:sz w:val="19"/>
+        </w:rPr>
+        <w:t xml:space="preserve">— определяется на стадии БИ: </w:t>
+      </w:r>
+      <w:r>
+        <w:rPr>
+          <w:sz w:val="19"/>
+        </w:rPr>
+        <w:t xml:space="preserve">Поэтапность: возможность пуска серии 1 при продолжении монтажа серии 2 — согласовать с Заказчиком</w:t>
+      </w:r>
+    </w:p>
+    <w:p>
+      <w:r>
+        <w:rPr>
+          <w:b/>
+          <w:color w:val="8A6200"/>
+          <w:sz w:val="19"/>
+        </w:rPr>
+        <w:t xml:space="preserve">— определяется на стадии БИ: </w:t>
+      </w:r>
+      <w:r>
+        <w:rPr>
+          <w:sz w:val="19"/>
+        </w:rPr>
+        <w:t xml:space="preserve">Разбивочная схема ряда и допуск накопления шага 1,40 м — по инструкции поставщика ошиновки/ванн (внести в опросные листы)</w:t>
+      </w:r>
+    </w:p>
+    <w:p>
+      <w:pPr>
+        <w:pStyle w:val="Heading2"/>
+      </w:pPr>
+      <w:r>
+        <w:rPr>
+          <w:b/>
+          <w:sz w:val="26"/>
+        </w:rPr>
+        <w:t xml:space="preserve">Требования к испытаниям и приёмке; ПНР: первое заполнение и вывод на ток</w:t>
+      </w:r>
+    </w:p>
+    <w:p>
+      <w:r>
+        <w:rPr>
+          <w:sz w:val="20"/>
+        </w:rPr>
+        <w:t xml:space="preserve">ЗАВОДСКИЕ И ПРИЁМО-СДАТОЧНЫЕ ИСПЫТАНИЯ: ванны — гидроиспытание водой у изготовителя и повторно по месту с контролем прогибов (конструкция подтверждается МКЭ-расчётом — прил. В), контроль геометрии посадочных мест электродов и установочных конусов позиционирования; КСМ — FAT у изготовителя с прогоном полного цикла на «холодных» матрицах, подтверждение производительности 120 матриц/ч и точности позиционирования до 1 мм; спецкраны — полное техническое освидетельствование по ФНП № 461 (статические испытания с грузом 125 % грузоподъёмности, динамические — 110 %); ошиновка — микроомметрия контактных соединений (нормы — по ТУ поставщика).</w:t>
+      </w:r>
+    </w:p>
+    <w:p>
+      <w:r>
+        <w:rPr>
+          <w:sz w:val="20"/>
+        </w:rPr>
+        <w:t xml:space="preserve">ИНДИВИДУАЛЬНЫЕ ИСПЫТАНИЯ И НАЛАДКА: трубопроводы — гидравлические испытания и промывка; ёмкости — испытание наливом; электроизоляция каждой ванны, серии и электрических разрывов — ДО заливки электролита (ПУЭ 7.10; нормы сопротивления — по инструкции поставщика, фиксируются в программе и методике испытаний); АСУ — автономная наладка с имитацией всех блокировок по перечню уставок P&amp;ID; краны и КСМ — комплексная холодная обкатка сценария выгрузки (3 × 1/3 матриц) с контролем очереди от АСУ.</w:t>
+      </w:r>
+    </w:p>
+    <w:p>
+      <w:r>
+        <w:rPr>
+          <w:sz w:val="20"/>
+        </w:rPr>
+        <w:t xml:space="preserve">ПЕРВОЕ ЗАПОЛНЕНИЕ (пуск серия за серией): потребный объём электролита на серию — ванны 90 × 12,4 м³ = 1116 м³ + циркуляционный бак 0,85 × 300 = 255 м³ + трубопроводы и холодильник, итого ≈ 1,4 тыс. м³; на отделение ≈ 2,8 тыс. м³. Стартовый электролит нарабатывается из богатого фильтрата ГМУ с корректировкой H2SO4 до 112–120 кг/м³ — готовность выщелачивания и контрольной фильтрации к наработке является критическим интерфейсом пуска (график согласуется с ГМУ). Заполнение только подогретым раствором 45–50 °С (запрет подачи ниже 40 °С — порог кристаллизации сульфатов 30–40 °С по ИД п. 4.2.1); последовательность: бак → циркуляция по байпасу с выходом на 50 °С → пованнное заполнение с контролем герметичности, работы переливов и изоляции «под раствором» → выход на расход 800–825 м³/ч на серию.</w:t>
+      </w:r>
+    </w:p>
+    <w:p>
+      <w:r>
+        <w:rPr>
+          <w:sz w:val="20"/>
+        </w:rPr>
+        <w:t xml:space="preserve">ВЫВОД НА ТОК: предварительное формирование анодов — режим формирования устойчивой оксидной плёнки PbO2 по программе поставщика анодов (до её получения — позиция открыта); набор тока — ступенями от дежурного уровня до рабочего 42,45 кА с ограничением скорости (функция JIC-08), контроль напряжений всех 90 ванн серии (выявление КЗ и обрывов контактов на малом токе), температуры и газовыделения. Перерывы тока работающей серии — не более 2 ч (риск деградации анодов; основание требования I категории электроснабжения). Первые циклы наращивания 6–7 сут — опытный подбор дозировок гуартека и аналога FC-1100, первый съём на КСМ в наладочном темпе с контролем качества поверхности катодов и SPLIT-разделения без сращивания кромки.</w:t>
+      </w:r>
+    </w:p>
+    <w:p>
+      <w:r>
+        <w:rPr>
+          <w:sz w:val="20"/>
+        </w:rPr>
+        <w:t xml:space="preserve">КОМПЛЕКСНОЕ ОПРОБОВАНИЕ: 72 ч непрерывной работы серии на проектной нагрузке с фиксацией ТЭП (СП 68.13330).</w:t>
+      </w:r>
+    </w:p>
+    <w:p>
+      <w:r>
+        <w:rPr>
+          <w:sz w:val="20"/>
+        </w:rPr>
+        <w:t xml:space="preserve">ГАРАНТИЙНЫЕ ИСПЫТАНИЯ (методика — в составе БИ; измерительная база — весовой контроль пакетов КСМ и интеграторы А·ч АСУ): мощность оборудования 75 000 т/год (подтверждение прогоном при 280 А/м²) и годовой выпуск при сырье по ИД 69,3 тыс. т ± 1 % — гарантируются двумя раздельными строками (сырьё покрывает ≈93,7 % номинала — блок X-CU); удельный расход электроэнергии ≤ 2050 кВт·ч/т на шинах ванн (расчётный 1942); выход по току ≥ 88 % (расчётный ≈89 %; повышение планки — после письменного подтверждения η Гипроникелем); качество М00к по ГОСТ 859-2014 — условная гарантия при порогах примесей богатого раствора по ИД табл. 1.1/5.8; КИО ванн ≥ 97 % в первый год освоения (проектный 98 %).</w:t>
+      </w:r>
+    </w:p>
+    <w:tbl>
+      <w:tblPr>
+        <w:tblW w:w="11638" w:type="dxa"/>
+        <w:tblBorders>
+          <w:top w:val="single" w:sz="4" w:color="C9C9C9"/>
+          <w:left w:val="single" w:sz="4" w:color="C9C9C9"/>
+          <w:bottom w:val="single" w:sz="4" w:color="C9C9C9"/>
+          <w:right w:val="single" w:sz="4" w:color="C9C9C9"/>
+          <w:insideH w:val="single" w:sz="4" w:color="C9C9C9"/>
+          <w:insideV w:val="single" w:sz="4" w:color="C9C9C9"/>
+        </w:tblBorders>
+        <w:tblLayout w:type="fixed"/>
+      </w:tblPr>
+      <w:tblGrid>
+        <w:gridCol w:w="3600"/>
+        <w:gridCol w:w="5000"/>
+        <w:gridCol w:w="3038"/>
+      </w:tblGrid>
+      <w:tr>
+        <w:tc>
+          <w:tcPr>
+            <w:tcW w:w="3600" w:type="dxa"/>
+            <w:shd w:val="clear" w:fill="EFEFEF"/>
+          </w:tcPr>
+          <w:p>
+            <w:r>
+              <w:rPr>
+                <w:b/>
+                <w:sz w:val="19"/>
+              </w:rPr>
+              <w:t xml:space="preserve">Параметр</w:t>
+            </w:r>
+          </w:p>
+        </w:tc>
+        <w:tc>
+          <w:tcPr>
+            <w:tcW w:w="5000" w:type="dxa"/>
+            <w:shd w:val="clear" w:fill="EFEFEF"/>
+          </w:tcPr>
+          <w:p>
+            <w:r>
+              <w:rPr>
+                <w:b/>
+                <w:sz w:val="19"/>
+              </w:rPr>
+              <w:t xml:space="preserve">Значение</w:t>
+            </w:r>
+          </w:p>
+        </w:tc>
+        <w:tc>
+          <w:tcPr>
+            <w:tcW w:w="3038" w:type="dxa"/>
+            <w:shd w:val="clear" w:fill="EFEFEF"/>
+          </w:tcPr>
+          <w:p>
+            <w:r>
+              <w:rPr>
+                <w:b/>
+                <w:sz w:val="19"/>
+              </w:rPr>
+              <w:t xml:space="preserve">Источник</w:t>
+            </w:r>
+          </w:p>
+        </w:tc>
+      </w:tr>
+      <w:tr>
+        <w:tc>
+          <w:tcPr>
+            <w:tcW w:w="3600" w:type="dxa"/>
+          </w:tcPr>
+          <w:p>
+            <w:r>
+              <w:rPr>
+                <w:sz w:val="19"/>
+              </w:rPr>
+              <w:t xml:space="preserve">Краны</w:t>
+            </w:r>
+          </w:p>
+        </w:tc>
+        <w:tc>
+          <w:tcPr>
+            <w:tcW w:w="5000" w:type="dxa"/>
+          </w:tcPr>
+          <w:p>
+            <w:r>
+              <w:rPr>
+                <w:sz w:val="19"/>
+              </w:rPr>
+              <w:t xml:space="preserve">освидетельствование ФНП № 461: статика 125 %, динамика 110 % грузоподъёмности</w:t>
+            </w:r>
+          </w:p>
+        </w:tc>
+        <w:tc>
+          <w:tcPr>
+            <w:tcW w:w="3038" w:type="dxa"/>
+          </w:tcPr>
+          <w:p>
+            <w:r>
+              <w:rPr>
+                <w:color w:val="666666"/>
+                <w:sz w:val="18"/>
+              </w:rPr>
+              <w:t xml:space="preserve">ФНП № 461</w:t>
+            </w:r>
+          </w:p>
+        </w:tc>
+      </w:tr>
+      <w:tr>
+        <w:tc>
+          <w:tcPr>
+            <w:tcW w:w="3600" w:type="dxa"/>
+          </w:tcPr>
+          <w:p>
+            <w:r>
+              <w:rPr>
+                <w:sz w:val="19"/>
+              </w:rPr>
+              <w:t xml:space="preserve">Ванны</w:t>
+            </w:r>
+          </w:p>
+        </w:tc>
+        <w:tc>
+          <w:tcPr>
+            <w:tcW w:w="5000" w:type="dxa"/>
+          </w:tcPr>
+          <w:p>
+            <w:r>
+              <w:rPr>
+                <w:sz w:val="19"/>
+              </w:rPr>
+              <w:t xml:space="preserve">гидроиспытание + МКЭ-подтверждение; изоляция до заливки (ПУЭ 7.10)</w:t>
+            </w:r>
+          </w:p>
+        </w:tc>
+        <w:tc>
+          <w:tcPr>
+            <w:tcW w:w="3038" w:type="dxa"/>
+          </w:tcPr>
+          <w:p>
+            <w:r>
+              <w:rPr>
+                <w:color w:val="666666"/>
+                <w:sz w:val="18"/>
+              </w:rPr>
+              <w:t xml:space="preserve">ИД ч.2 прил. В; ПУЭ 7.10</w:t>
+            </w:r>
+          </w:p>
+        </w:tc>
+      </w:tr>
+      <w:tr>
+        <w:tc>
+          <w:tcPr>
+            <w:tcW w:w="3600" w:type="dxa"/>
+          </w:tcPr>
+          <w:p>
+            <w:r>
+              <w:rPr>
+                <w:sz w:val="19"/>
+              </w:rPr>
+              <w:t xml:space="preserve">Первое заполнение</w:t>
+            </w:r>
+          </w:p>
+        </w:tc>
+        <w:tc>
+          <w:tcPr>
+            <w:tcW w:w="5000" w:type="dxa"/>
+          </w:tcPr>
+          <w:p>
+            <w:r>
+              <w:rPr>
+                <w:sz w:val="19"/>
+              </w:rPr>
+              <w:t xml:space="preserve">≈1,4 тыс. м³ на серию (1116 + 255 + трубопроводы); только 45–50 °С</w:t>
+            </w:r>
+          </w:p>
+        </w:tc>
+        <w:tc>
+          <w:tcPr>
+            <w:tcW w:w="3038" w:type="dxa"/>
+          </w:tcPr>
+          <w:p>
+            <w:r>
+              <w:rPr>
+                <w:color w:val="666666"/>
+                <w:sz w:val="18"/>
+              </w:rPr>
+              <w:t xml:space="preserve">расчёт от прил. В; ИД п. 4.2.1</w:t>
+            </w:r>
+          </w:p>
+        </w:tc>
+      </w:tr>
+      <w:tr>
+        <w:tc>
+          <w:tcPr>
+            <w:tcW w:w="3600" w:type="dxa"/>
+          </w:tcPr>
+          <w:p>
+            <w:r>
+              <w:rPr>
+                <w:sz w:val="19"/>
+              </w:rPr>
+              <w:t xml:space="preserve">Вывод на ток</w:t>
+            </w:r>
+          </w:p>
+        </w:tc>
+        <w:tc>
+          <w:tcPr>
+            <w:tcW w:w="5000" w:type="dxa"/>
+          </w:tcPr>
+          <w:p>
+            <w:r>
+              <w:rPr>
+                <w:sz w:val="19"/>
+              </w:rPr>
+              <w:t xml:space="preserve">формирование анодов по программе поставщика; ступенчатый набор до 42,45 кА; перерывы ≤ 2 ч</w:t>
+            </w:r>
+          </w:p>
+        </w:tc>
+        <w:tc>
+          <w:tcPr>
+            <w:tcW w:w="3038" w:type="dxa"/>
+          </w:tcPr>
+          <w:p>
+            <w:r>
+              <w:rPr>
+                <w:color w:val="666666"/>
+                <w:sz w:val="18"/>
+              </w:rPr>
+              <w:t xml:space="preserve">решение БИ; расчёт EL-TOTAL</w:t>
+            </w:r>
+          </w:p>
+        </w:tc>
+      </w:tr>
+      <w:tr>
+        <w:tc>
+          <w:tcPr>
+            <w:tcW w:w="3600" w:type="dxa"/>
+          </w:tcPr>
+          <w:p>
+            <w:r>
+              <w:rPr>
+                <w:sz w:val="19"/>
+              </w:rPr>
+              <w:t xml:space="preserve">Комплексное опробование</w:t>
+            </w:r>
+          </w:p>
+        </w:tc>
+        <w:tc>
+          <w:tcPr>
+            <w:tcW w:w="5000" w:type="dxa"/>
+          </w:tcPr>
+          <w:p>
+            <w:r>
+              <w:rPr>
+                <w:sz w:val="19"/>
+              </w:rPr>
+              <w:t xml:space="preserve">72 ч на проектной нагрузке с фиксацией ТЭП</w:t>
+            </w:r>
+          </w:p>
+        </w:tc>
+        <w:tc>
+          <w:tcPr>
+            <w:tcW w:w="3038" w:type="dxa"/>
+          </w:tcPr>
+          <w:p>
+            <w:r>
+              <w:rPr>
+                <w:color w:val="666666"/>
+                <w:sz w:val="18"/>
+              </w:rPr>
+              <w:t xml:space="preserve">СП 68.13330.2017</w:t>
+            </w:r>
+          </w:p>
+        </w:tc>
+      </w:tr>
+      <w:tr>
+        <w:tc>
+          <w:tcPr>
+            <w:tcW w:w="3600" w:type="dxa"/>
+          </w:tcPr>
+          <w:p>
+            <w:r>
+              <w:rPr>
+                <w:sz w:val="19"/>
+              </w:rPr>
+              <w:t xml:space="preserve">Гарантии</w:t>
+            </w:r>
+          </w:p>
+        </w:tc>
+        <w:tc>
+          <w:tcPr>
+            <w:tcW w:w="5000" w:type="dxa"/>
+          </w:tcPr>
+          <w:p>
+            <w:r>
+              <w:rPr>
+                <w:sz w:val="19"/>
+              </w:rPr>
+              <w:t xml:space="preserve">мощность 75 тыс. т/год и выпуск 69,3 тыс. т ± 1 % раздельно; w ≤ 2050 кВт·ч/т; η ≥ 88 %; КИО ≥ 97 %</w:t>
+            </w:r>
+          </w:p>
+        </w:tc>
+        <w:tc>
+          <w:tcPr>
+            <w:tcW w:w="3038" w:type="dxa"/>
+          </w:tcPr>
+          <w:p>
+            <w:r>
+              <w:rPr>
+                <w:color w:val="666666"/>
+                <w:sz w:val="18"/>
+              </w:rPr>
+              <w:t xml:space="preserve">гарантийная таблица (вкладка «Расчёты»); блок X-CU</w:t>
+            </w:r>
+          </w:p>
+        </w:tc>
+      </w:tr>
+    </w:tbl>
+    <w:p>
+      <w:r>
+        <w:rPr>
+          <w:b/>
+          <w:sz w:val="19"/>
+        </w:rPr>
+        <w:t xml:space="preserve">Нормативная база: </w:t>
+      </w:r>
+      <w:r>
+        <w:rPr>
+          <w:color w:val="444444"/>
+          <w:sz w:val="19"/>
+        </w:rPr>
+        <w:t xml:space="preserve">ФНП (приказ Ростехнадзора № 461 от 26.11.2020) — Техническое освидетельствование и испытания подъёмных сооружений; СП 68.13330.2017 — Приёмка в эксплуатацию: комплексное опробование 72 ч; ПУЭ (изд. 7), разд. 7.10 — Контроль изоляции ванн и разрывов до заливки и в эксплуатации; ГОСТ 859-2014 — Подтверждение качества катодов при гарантийных испытаниях; СП 77.13330 / СП 76.13330 — ПНР систем автоматизации и электротехнических устройств (редакции уточнить)</w:t>
+      </w:r>
+    </w:p>
+    <w:p>
+      <w:r>
+        <w:rPr>
+          <w:b/>
+          <w:color w:val="8A6200"/>
+          <w:sz w:val="19"/>
+        </w:rPr>
+        <w:t xml:space="preserve">— определяется на стадии БИ: </w:t>
+      </w:r>
+      <w:r>
+        <w:rPr>
+          <w:sz w:val="19"/>
+        </w:rPr>
+        <w:t xml:space="preserve">Программа формирования анодной плёнки PbO2 (ток/время/состав) — запрашивается у поставщика анодов</w:t>
+      </w:r>
+    </w:p>
+    <w:p>
+      <w:r>
+        <w:rPr>
+          <w:b/>
+          <w:color w:val="8A6200"/>
+          <w:sz w:val="19"/>
+        </w:rPr>
+        <w:t xml:space="preserve">— определяется на стадии БИ: </w:t>
+      </w:r>
+      <w:r>
+        <w:rPr>
+          <w:sz w:val="19"/>
+        </w:rPr>
+        <w:t xml:space="preserve">Нормы сопротивления изоляции ванны/серии — по инструкции поставщика ванн и ошиновки, внести в ПМИ</w:t>
+      </w:r>
+    </w:p>
+    <w:p>
+      <w:r>
+        <w:rPr>
+          <w:b/>
+          <w:color w:val="8A6200"/>
+          <w:sz w:val="19"/>
+        </w:rPr>
+        <w:t xml:space="preserve">— определяется на стадии БИ: </w:t>
+      </w:r>
+      <w:r>
+        <w:rPr>
+          <w:sz w:val="19"/>
+        </w:rPr>
+        <w:t xml:space="preserve">Методика гарантийных испытаний с раздельными строками «мощность/выпуск» (F-CAP) — согласовать с Заказчиком до договора</w:t>
+      </w:r>
+    </w:p>
+    <w:p>
+      <w:r>
+        <w:rPr>
+          <w:b/>
+          <w:color w:val="8A6200"/>
+          <w:sz w:val="19"/>
+        </w:rPr>
+        <w:t xml:space="preserve">— определяется на стадии БИ: </w:t>
+      </w:r>
+      <w:r>
+        <w:rPr>
+          <w:sz w:val="19"/>
+        </w:rPr>
+        <w:t xml:space="preserve">График наработки стартового электролита (~2,8 тыс. м³) и готовность ГМУ — совместный план-график пуска</w:t>
+      </w:r>
+    </w:p>
+    <w:p>
+      <w:pPr>
+        <w:pStyle w:val="Heading2"/>
+      </w:pPr>
+      <w:r>
+        <w:rPr>
+          <w:b/>
+          <w:sz w:val="26"/>
+        </w:rPr>
+        <w:t xml:space="preserve">Спецификация оборудования, опросные листы, исходные требования на оборудование длительного цикла изготовления</w:t>
+      </w:r>
+    </w:p>
+    <w:p>
+      <w:r>
+        <w:rPr>
+          <w:sz w:val="20"/>
+        </w:rPr>
+        <w:t xml:space="preserve">СПЕЦИФИКАЦИЯ ОБОРУДОВАНИЯ (состав v4.1: технические характеристики, габариты, масса, энергопотребление) — ведомость по каждой позиции перечня с привязкой к PFD и компоновке. Массы серийных позиций для логистики и монтажа: ванны 180 × 8,7 т = 1566 т; аноды 15 300 × 65 кг ≈ 995 т; матрицы 15 120 × 50–55 кг ≈ 756–832 т — только три позиции дают ≈ 3,3–3,4 тыс. т поставки в Мончегорск (упаковка и транспортирование в районы Крайнего Севера — ГОСТ 15846); энергопотребление сводится в таблицу электроприёмников (раздел электроснабжения).</w:t>
+      </w:r>
+    </w:p>
+    <w:p>
+      <w:r>
+        <w:rPr>
+          <w:sz w:val="20"/>
+        </w:rPr>
+        <w:t xml:space="preserve">ОПРОСНЫЕ ЛИСТЫ — на основное оборудование (перечень фиксируется договором, см. раздел перечня оборудования): ванны (геометрия, МКЭ-протокол, точечные нагрузки по прил. В п. 15 с разложением X/Y/Z и коэффициентами, комплектность: коллектор подачи, закладные рельсов, конусы позиционирования); КСМ (производительность 120 матриц/ч, катодный шаг 95 мм — референсное значение 100 мм привести к фактическому, пакет 2500 ± 50 кг — привести от референса 1400–2000 кг, интерфейсы с АСУ и СГП); спецкраны (Q 16–20 т, режим ≥ А6/М7, позиционирование по конусам, ИК-контроль КЗ, масса моста и тележки для поверочного расчёта путей); ошиновка (ток 47,0 кА, двойной контакт, падение ≤ 0,06 В/ванну); матрицы (316L, SPLIT, ремонтопригодность обрамления); аноды (Pb–Ca–Sn холоднокатаные, программа формирования); укрытия с бортотсосом; циркуляционные баки; узлы реагентов; АСУ (КТС по Прил. №5). Обязательные поля каждого листа: масса самой тяжёлой неразъёмной части (требование прил. В к комплекту поставки), нагрузки статические/динамические, шеф-монтаж и ПНР в объёме поставки (прил. В п. 17), ЗИП на 2 года.</w:t>
+      </w:r>
+    </w:p>
+    <w:p>
+      <w:r>
+        <w:rPr>
+          <w:sz w:val="20"/>
+        </w:rPr>
+        <w:t xml:space="preserve">ОБОРУДОВАНИЕ ДЛИТЕЛЬНОГО ЦИКЛА ИЗГОТОВЛЕНИЯ (состав v4.1 «при наличии» — в Лоте №3 имеется): (1) электролизные ванны — серия 180 монолитных полимербетонных корпусов: цикл лимитируется оснасткой форм и темпом литья, темп поставки обязан опережать график монтажа рядов; (2) КСМ с роботами и (3) спецкраны — комплектные машины с длинной цепочкой комплектации; (4) парк матриц 15 120 шт. и анодов 15 300 шт. — прокат и сборка партиями к графику заполнения серий; (5) система милливольтового контроля и АСУ (закупка российских ПЛК/SCADA — по доступности). Сроки изготовления по всем позициям — по ТКП (в ИД не заданы); исходные требования на длинноцикловое выдаются в первой очереди поэтапной выдачи БИ (ТЗ «Прочие условия») для ранней контрактации Заказчиком. Справочно: выпрямители — вне лота, но также длинноцикловые; отметить Заказчику в реестре границ.</w:t>
+      </w:r>
+    </w:p>
+    <w:tbl>
+      <w:tblPr>
+        <w:tblW w:w="11638" w:type="dxa"/>
+        <w:tblBorders>
+          <w:top w:val="single" w:sz="4" w:color="C9C9C9"/>
+          <w:left w:val="single" w:sz="4" w:color="C9C9C9"/>
+          <w:bottom w:val="single" w:sz="4" w:color="C9C9C9"/>
+          <w:right w:val="single" w:sz="4" w:color="C9C9C9"/>
+          <w:insideH w:val="single" w:sz="4" w:color="C9C9C9"/>
+          <w:insideV w:val="single" w:sz="4" w:color="C9C9C9"/>
+        </w:tblBorders>
+        <w:tblLayout w:type="fixed"/>
+      </w:tblPr>
+      <w:tblGrid>
+        <w:gridCol w:w="3600"/>
+        <w:gridCol w:w="5000"/>
+        <w:gridCol w:w="3038"/>
+      </w:tblGrid>
+      <w:tr>
+        <w:tc>
+          <w:tcPr>
+            <w:tcW w:w="3600" w:type="dxa"/>
+            <w:shd w:val="clear" w:fill="EFEFEF"/>
+          </w:tcPr>
+          <w:p>
+            <w:r>
+              <w:rPr>
+                <w:b/>
+                <w:sz w:val="19"/>
+              </w:rPr>
+              <w:t xml:space="preserve">Параметр</w:t>
+            </w:r>
+          </w:p>
+        </w:tc>
+        <w:tc>
+          <w:tcPr>
+            <w:tcW w:w="5000" w:type="dxa"/>
+            <w:shd w:val="clear" w:fill="EFEFEF"/>
+          </w:tcPr>
+          <w:p>
+            <w:r>
+              <w:rPr>
+                <w:b/>
+                <w:sz w:val="19"/>
+              </w:rPr>
+              <w:t xml:space="preserve">Значение</w:t>
+            </w:r>
+          </w:p>
+        </w:tc>
+        <w:tc>
+          <w:tcPr>
+            <w:tcW w:w="3038" w:type="dxa"/>
+            <w:shd w:val="clear" w:fill="EFEFEF"/>
+          </w:tcPr>
+          <w:p>
+            <w:r>
+              <w:rPr>
+                <w:b/>
+                <w:sz w:val="19"/>
+              </w:rPr>
+              <w:t xml:space="preserve">Источник</w:t>
+            </w:r>
+          </w:p>
+        </w:tc>
+      </w:tr>
+      <w:tr>
+        <w:tc>
+          <w:tcPr>
+            <w:tcW w:w="3600" w:type="dxa"/>
+          </w:tcPr>
+          <w:p>
+            <w:r>
+              <w:rPr>
+                <w:sz w:val="19"/>
+              </w:rPr>
+              <w:t xml:space="preserve">Массы поставки</w:t>
+            </w:r>
+          </w:p>
+        </w:tc>
+        <w:tc>
+          <w:tcPr>
+            <w:tcW w:w="5000" w:type="dxa"/>
+          </w:tcPr>
+          <w:p>
+            <w:r>
+              <w:rPr>
+                <w:sz w:val="19"/>
+              </w:rPr>
+              <w:t xml:space="preserve">ванны 1566 т + аноды ≈995 т + матрицы 756–832 т ≈ 3,3–3,4 тыс. т</w:t>
+            </w:r>
+          </w:p>
+        </w:tc>
+        <w:tc>
+          <w:tcPr>
+            <w:tcW w:w="3038" w:type="dxa"/>
+          </w:tcPr>
+          <w:p>
+            <w:r>
+              <w:rPr>
+                <w:color w:val="666666"/>
+                <w:sz w:val="18"/>
+              </w:rPr>
+              <w:t xml:space="preserve">расчёт от ИД ч.2 прил. В, табл. 8.5</w:t>
+            </w:r>
+          </w:p>
+        </w:tc>
+      </w:tr>
+      <w:tr>
+        <w:tc>
+          <w:tcPr>
+            <w:tcW w:w="3600" w:type="dxa"/>
+          </w:tcPr>
+          <w:p>
+            <w:r>
+              <w:rPr>
+                <w:sz w:val="19"/>
+              </w:rPr>
+              <w:t xml:space="preserve">Опросные листы</w:t>
+            </w:r>
+          </w:p>
+        </w:tc>
+        <w:tc>
+          <w:tcPr>
+            <w:tcW w:w="5000" w:type="dxa"/>
+          </w:tcPr>
+          <w:p>
+            <w:r>
+              <w:rPr>
+                <w:sz w:val="19"/>
+              </w:rPr>
+              <w:t xml:space="preserve">10 групп основного оборудования; обязательные поля: тяжелейшая неразъёмная часть, нагрузки X/Y/Z, шеф-монтаж, ЗИП</w:t>
+            </w:r>
+          </w:p>
+        </w:tc>
+        <w:tc>
+          <w:tcPr>
+            <w:tcW w:w="3038" w:type="dxa"/>
+          </w:tcPr>
+          <w:p>
+            <w:r>
+              <w:rPr>
+                <w:color w:val="666666"/>
+                <w:sz w:val="18"/>
+              </w:rPr>
+              <w:t xml:space="preserve">ИД ч.2 прил. В п. 15, 17; ТЗ v4.1</w:t>
+            </w:r>
+          </w:p>
+        </w:tc>
+      </w:tr>
+      <w:tr>
+        <w:tc>
+          <w:tcPr>
+            <w:tcW w:w="3600" w:type="dxa"/>
+          </w:tcPr>
+          <w:p>
+            <w:r>
+              <w:rPr>
+                <w:sz w:val="19"/>
+              </w:rPr>
+              <w:t xml:space="preserve">Привести в листах</w:t>
+            </w:r>
+          </w:p>
+        </w:tc>
+        <w:tc>
+          <w:tcPr>
+            <w:tcW w:w="5000" w:type="dxa"/>
+          </w:tcPr>
+          <w:p>
+            <w:r>
+              <w:rPr>
+                <w:sz w:val="19"/>
+              </w:rPr>
+              <w:t xml:space="preserve">шаг 95 мм (не 100), пакет 2500 ± 50 кг (не 1400–2000)</w:t>
+            </w:r>
+          </w:p>
+        </w:tc>
+        <w:tc>
+          <w:tcPr>
+            <w:tcW w:w="3038" w:type="dxa"/>
+          </w:tcPr>
+          <w:p>
+            <w:r>
+              <w:rPr>
+                <w:color w:val="666666"/>
+                <w:sz w:val="18"/>
+              </w:rPr>
+              <w:t xml:space="preserve">ИД ч.2 прил. В; требование сбыта</w:t>
+            </w:r>
+          </w:p>
+        </w:tc>
+      </w:tr>
+      <w:tr>
+        <w:tc>
+          <w:tcPr>
+            <w:tcW w:w="3600" w:type="dxa"/>
+          </w:tcPr>
+          <w:p>
+            <w:r>
+              <w:rPr>
+                <w:sz w:val="19"/>
+              </w:rPr>
+              <w:t xml:space="preserve">Длинноцикловое</w:t>
+            </w:r>
+          </w:p>
+        </w:tc>
+        <w:tc>
+          <w:tcPr>
+            <w:tcW w:w="5000" w:type="dxa"/>
+          </w:tcPr>
+          <w:p>
+            <w:r>
+              <w:rPr>
+                <w:sz w:val="19"/>
+              </w:rPr>
+              <w:t xml:space="preserve">ванны (180 шт., оснастка форм), КСМ, спецкраны, парк электродов, АСУ</w:t>
+            </w:r>
+          </w:p>
+        </w:tc>
+        <w:tc>
+          <w:tcPr>
+            <w:tcW w:w="3038" w:type="dxa"/>
+          </w:tcPr>
+          <w:p>
+            <w:r>
+              <w:rPr>
+                <w:color w:val="666666"/>
+                <w:sz w:val="18"/>
+              </w:rPr>
+              <w:t xml:space="preserve">решение БИ; ТЗ v4.1 (состав)</w:t>
+            </w:r>
+          </w:p>
+        </w:tc>
+      </w:tr>
+      <w:tr>
+        <w:tc>
+          <w:tcPr>
+            <w:tcW w:w="3600" w:type="dxa"/>
+          </w:tcPr>
+          <w:p>
+            <w:r>
+              <w:rPr>
+                <w:sz w:val="19"/>
+              </w:rPr>
+              <w:t xml:space="preserve">Выдача</w:t>
+            </w:r>
+          </w:p>
+        </w:tc>
+        <w:tc>
+          <w:tcPr>
+            <w:tcW w:w="5000" w:type="dxa"/>
+          </w:tcPr>
+          <w:p>
+            <w:r>
+              <w:rPr>
+                <w:sz w:val="19"/>
+              </w:rPr>
+              <w:t xml:space="preserve">исходные требования на длинноцикловое — в первой очереди этапной выдачи БИ</w:t>
+            </w:r>
+          </w:p>
+        </w:tc>
+        <w:tc>
+          <w:tcPr>
+            <w:tcW w:w="3038" w:type="dxa"/>
+          </w:tcPr>
+          <w:p>
+            <w:r>
+              <w:rPr>
+                <w:color w:val="666666"/>
+                <w:sz w:val="18"/>
+              </w:rPr>
+              <w:t xml:space="preserve">ТЗ «Прочие условия» (поэтапная выдача)</w:t>
+            </w:r>
+          </w:p>
+        </w:tc>
+      </w:tr>
+    </w:tbl>
+    <w:p>
+      <w:r>
+        <w:rPr>
+          <w:b/>
+          <w:sz w:val="19"/>
+        </w:rPr>
+        <w:t xml:space="preserve">Нормативная база: </w:t>
+      </w:r>
+      <w:r>
+        <w:rPr>
+          <w:color w:val="444444"/>
+          <w:sz w:val="19"/>
+        </w:rPr>
+        <w:t xml:space="preserve">ГОСТ 15846-2002 — Упаковка и транспортирование в районы Крайнего Севера (≈3,4 тыс. т поставки); ТР ТС 010/2011 — Комплект документации и подтверждение соответствия машин; ГОСТ 5582-75 — Нержавеющий прокат (отечественный аналог 316L — 03Х17Н14М3) для матриц</w:t>
+      </w:r>
+    </w:p>
+    <w:p>
+      <w:r>
+        <w:rPr>
+          <w:b/>
+          <w:color w:val="8A6200"/>
+          <w:sz w:val="19"/>
+        </w:rPr>
+        <w:t xml:space="preserve">— определяется на стадии БИ: </w:t>
+      </w:r>
+      <w:r>
+        <w:rPr>
+          <w:sz w:val="19"/>
+        </w:rPr>
+        <w:t xml:space="preserve">Сроки изготовления по позициям — по бюджетным ТКП (в ИД не заданы); критический путь — ванны и КСМ</w:t>
+      </w:r>
+    </w:p>
+    <w:p>
+      <w:r>
+        <w:rPr>
+          <w:b/>
+          <w:color w:val="8A6200"/>
+          <w:sz w:val="19"/>
+        </w:rPr>
+        <w:t xml:space="preserve">— определяется на стадии БИ: </w:t>
+      </w:r>
+      <w:r>
+        <w:rPr>
+          <w:sz w:val="19"/>
+        </w:rPr>
+        <w:t xml:space="preserve">Темп поставки ванн под график монтажа рядов (шт./мес) — согласовать с изготовителем и монтажной организацией</w:t>
+      </w:r>
+    </w:p>
+    <w:p>
+      <w:r>
+        <w:rPr>
+          <w:b/>
+          <w:color w:val="8A6200"/>
+          <w:sz w:val="19"/>
+        </w:rPr>
+        <w:t xml:space="preserve">— определяется на стадии БИ: </w:t>
+      </w:r>
+      <w:r>
+        <w:rPr>
+          <w:sz w:val="19"/>
+        </w:rPr>
+        <w:t xml:space="preserve">Перечень «основного» оборудования под опросные листы — протокол с Заказчиком (граница объёма БИ)</w:t>
+      </w:r>
+    </w:p>
+    <w:p>
+      <w:pPr>
+        <w:pStyle w:val="Heading2"/>
+      </w:pPr>
+      <w:r>
+        <w:rPr>
+          <w:b/>
+          <w:sz w:val="26"/>
+        </w:rPr>
+        <w:t xml:space="preserve">Тепловыделения и выделения вредностей в помещения (предварительные расчётные данные по аналогам)</w:t>
+      </w:r>
+    </w:p>
+    <w:p>
+      <w:r>
+        <w:rPr>
+          <w:sz w:val="20"/>
+        </w:rPr>
+        <w:t xml:space="preserve">Статус данных — «предварительные расчётные по аналогам» (редакция v4.1); подтверждение — по vendor data и при ПНР. Данные выдаются смежным разделам ОВиК и ВК (вне БИ).</w:t>
+      </w:r>
+    </w:p>
+    <w:p>
+      <w:r>
+        <w:rPr>
+          <w:sz w:val="20"/>
+        </w:rPr>
+        <w:t xml:space="preserve">ТЕПЛОВЫДЕЛЕНИЯ В ОБЪЁМ ЗАЛА. Баланс: полное джоулево тепловыделение серий ≈6,5 МВт, из них ≈3,77 МВт снимается холодильниками наружного контура, часть уносится аспирацией из-под колпаков (испарение с зеркала — доля определяется совместно с проектировщиком аспирации); в объём зала поступают: (а) теплоотдача наружных стенок ванн: боковая поверхность 2 × (8,645 + 1,315) × 1,8 = 35,9 м²/ванну; при температуре стенки ≤ 40 °С, воздуха +24 °С и суммарном коэффициенте теплоотдачи (конвекция + излучение) 10 Вт/(м²·К) (принято, уточняется в БИ): q = 35,9 × 16 × 10 ≈ 5,7 кВт/ванну; 180 ванн ≈ 1,0 МВт; (б) потери в межванновой ошиновке (открытые шины): 2 серии × 90 × 0,06 В × 42 450 А ≈ 0,46 МВт; (в) электроприводы и открытые горячие поверхности узла КСМ (промывка 60–115 °С) ≈ 0,1–0,15 МВт (по потребляемой мощности 105 кВт и остыванию промвод). ИТОГО в зал ≈ 1,5–1,6 МВт; удельно на площадь зала 6840 м² ≈ 230 Вт/м² — исходное для расчёта воздухообмена (температура в помещении +12…+24 °С по ИД, влажность &gt; 75 %).</w:t>
+      </w:r>
+    </w:p>
+    <w:p>
+      <w:r>
+        <w:rPr>
+          <w:sz w:val="20"/>
+        </w:rPr>
+        <w:t xml:space="preserve">ВЛАГОВЫДЕЛЕНИЯ: основное испарение — под колпаками, уносится аспирацией; в зал — при вскрытых ваннах (≈28 обслуживаний/сут по 3 подъёма 1/3 матриц) и с открытых зеркал зумпфов/карманов; количественная оценка — в БИ по графику вскрытий и площади открытых поверхностей.</w:t>
+      </w:r>
+    </w:p>
+    <w:p>
+      <w:r>
+        <w:rPr>
+          <w:sz w:val="20"/>
+        </w:rPr>
+        <w:t xml:space="preserve">ВЫДЕЛЕНИЯ ВРЕДНОСТЕЙ: аэрозоль серной кислоты — целевой уровень в воздухе рабочей зоны &lt; 0,2 мг/м³ (при ПДК 1 мг/м³ по ГОСТ 12.1.005) обеспечивается тремя барьерами: пенообразующая добавка (FC-1100/аналог), колпаки с бортотсосом (недостижение точки росы под колпаком), общеобменная вентиляция повышенной кратности (вне БИ); аэрозоль уносит соли Cu (ПДК 0,5 мг/м³) и Ni (ПДК 0,005 мг/м³ — лимитирующая вредность зала). Интенсивности выделений (г/ч на ванну закрытую/вскрытую) — расчёт БИ после фиксации расхода аспирации; до этого смежному разделу выдаются целевые концентрации и перечень контролируемых веществ. Контроль воздуха рабочей зоны — стационарные посты в зоне рядов и у КСМ + переносной контроль (программа производственного контроля — на стадии ОТР).</w:t>
+      </w:r>
+    </w:p>
+    <w:tbl>
+      <w:tblPr>
+        <w:tblW w:w="11638" w:type="dxa"/>
+        <w:tblBorders>
+          <w:top w:val="single" w:sz="4" w:color="C9C9C9"/>
+          <w:left w:val="single" w:sz="4" w:color="C9C9C9"/>
+          <w:bottom w:val="single" w:sz="4" w:color="C9C9C9"/>
+          <w:right w:val="single" w:sz="4" w:color="C9C9C9"/>
+          <w:insideH w:val="single" w:sz="4" w:color="C9C9C9"/>
+          <w:insideV w:val="single" w:sz="4" w:color="C9C9C9"/>
+        </w:tblBorders>
+        <w:tblLayout w:type="fixed"/>
+      </w:tblPr>
+      <w:tblGrid>
+        <w:gridCol w:w="3600"/>
+        <w:gridCol w:w="5000"/>
+        <w:gridCol w:w="3038"/>
+      </w:tblGrid>
+      <w:tr>
+        <w:tc>
+          <w:tcPr>
+            <w:tcW w:w="3600" w:type="dxa"/>
+            <w:shd w:val="clear" w:fill="EFEFEF"/>
+          </w:tcPr>
+          <w:p>
+            <w:r>
+              <w:rPr>
+                <w:b/>
+                <w:sz w:val="19"/>
+              </w:rPr>
+              <w:t xml:space="preserve">Параметр</w:t>
+            </w:r>
+          </w:p>
+        </w:tc>
+        <w:tc>
+          <w:tcPr>
+            <w:tcW w:w="5000" w:type="dxa"/>
+            <w:shd w:val="clear" w:fill="EFEFEF"/>
+          </w:tcPr>
+          <w:p>
+            <w:r>
+              <w:rPr>
+                <w:b/>
+                <w:sz w:val="19"/>
+              </w:rPr>
+              <w:t xml:space="preserve">Значение</w:t>
+            </w:r>
+          </w:p>
+        </w:tc>
+        <w:tc>
+          <w:tcPr>
+            <w:tcW w:w="3038" w:type="dxa"/>
+            <w:shd w:val="clear" w:fill="EFEFEF"/>
+          </w:tcPr>
+          <w:p>
+            <w:r>
+              <w:rPr>
+                <w:b/>
+                <w:sz w:val="19"/>
+              </w:rPr>
+              <w:t xml:space="preserve">Источник</w:t>
+            </w:r>
+          </w:p>
+        </w:tc>
+      </w:tr>
+      <w:tr>
+        <w:tc>
+          <w:tcPr>
+            <w:tcW w:w="3600" w:type="dxa"/>
+          </w:tcPr>
+          <w:p>
+            <w:r>
+              <w:rPr>
+                <w:sz w:val="19"/>
+              </w:rPr>
+              <w:t xml:space="preserve">Тепло в зал</w:t>
+            </w:r>
+          </w:p>
+        </w:tc>
+        <w:tc>
+          <w:tcPr>
+            <w:tcW w:w="5000" w:type="dxa"/>
+          </w:tcPr>
+          <w:p>
+            <w:r>
+              <w:rPr>
+                <w:sz w:val="19"/>
+              </w:rPr>
+              <w:t xml:space="preserve">≈1,5–1,6 МВт (стенки ванн ≈1,0 + ошиновка ≈0,46 + КСМ ≈0,1–0,15); ≈230 Вт/м²</w:t>
+            </w:r>
+          </w:p>
+        </w:tc>
+        <w:tc>
+          <w:tcPr>
+            <w:tcW w:w="3038" w:type="dxa"/>
+          </w:tcPr>
+          <w:p>
+            <w:r>
+              <w:rPr>
+                <w:color w:val="666666"/>
+                <w:sz w:val="18"/>
+              </w:rPr>
+              <w:t xml:space="preserve">расчёт (допущения показаны); ИД ч.2 табл. 3.1</w:t>
+            </w:r>
+          </w:p>
+        </w:tc>
+      </w:tr>
+      <w:tr>
+        <w:tc>
+          <w:tcPr>
+            <w:tcW w:w="3600" w:type="dxa"/>
+          </w:tcPr>
+          <w:p>
+            <w:r>
+              <w:rPr>
+                <w:sz w:val="19"/>
+              </w:rPr>
+              <w:t xml:space="preserve">Условия в зале</w:t>
+            </w:r>
+          </w:p>
+        </w:tc>
+        <w:tc>
+          <w:tcPr>
+            <w:tcW w:w="5000" w:type="dxa"/>
+          </w:tcPr>
+          <w:p>
+            <w:r>
+              <w:rPr>
+                <w:sz w:val="19"/>
+              </w:rPr>
+              <w:t xml:space="preserve">+12…+24 °С; влажность &gt; 75 %; стенка ванны ≤ 40 °С</w:t>
+            </w:r>
+          </w:p>
+        </w:tc>
+        <w:tc>
+          <w:tcPr>
+            <w:tcW w:w="3038" w:type="dxa"/>
+          </w:tcPr>
+          <w:p>
+            <w:r>
+              <w:rPr>
+                <w:color w:val="666666"/>
+                <w:sz w:val="18"/>
+              </w:rPr>
+              <w:t xml:space="preserve">ИД ч.2 прил. В</w:t>
+            </w:r>
+          </w:p>
+        </w:tc>
+      </w:tr>
+      <w:tr>
+        <w:tc>
+          <w:tcPr>
+            <w:tcW w:w="3600" w:type="dxa"/>
+          </w:tcPr>
+          <w:p>
+            <w:r>
+              <w:rPr>
+                <w:sz w:val="19"/>
+              </w:rPr>
+              <w:t xml:space="preserve">Аэрозоль H2SO4</w:t>
+            </w:r>
+          </w:p>
+        </w:tc>
+        <w:tc>
+          <w:tcPr>
+            <w:tcW w:w="5000" w:type="dxa"/>
+          </w:tcPr>
+          <w:p>
+            <w:r>
+              <w:rPr>
+                <w:sz w:val="19"/>
+              </w:rPr>
+              <w:t xml:space="preserve">цель &lt; 0,2 мг/м³ (ПДК 1 мг/м³); барьеры: добавка + колпаки + вентиляция</w:t>
+            </w:r>
+          </w:p>
+        </w:tc>
+        <w:tc>
+          <w:tcPr>
+            <w:tcW w:w="3038" w:type="dxa"/>
+          </w:tcPr>
+          <w:p>
+            <w:r>
+              <w:rPr>
+                <w:color w:val="666666"/>
+                <w:sz w:val="18"/>
+              </w:rPr>
+              <w:t xml:space="preserve">ИД ч.2 п. 4.2.2; ГОСТ 12.1.005-88</w:t>
+            </w:r>
+          </w:p>
+        </w:tc>
+      </w:tr>
+      <w:tr>
+        <w:tc>
+          <w:tcPr>
+            <w:tcW w:w="3600" w:type="dxa"/>
+          </w:tcPr>
+          <w:p>
+            <w:r>
+              <w:rPr>
+                <w:sz w:val="19"/>
+              </w:rPr>
+              <w:t xml:space="preserve">Лимитирующая вредность</w:t>
+            </w:r>
+          </w:p>
+        </w:tc>
+        <w:tc>
+          <w:tcPr>
+            <w:tcW w:w="5000" w:type="dxa"/>
+          </w:tcPr>
+          <w:p>
+            <w:r>
+              <w:rPr>
+                <w:sz w:val="19"/>
+              </w:rPr>
+              <w:t xml:space="preserve">соли Ni: ПДК 0,005 мг/м³ (аэрозоль электролита содержит 20 кг/м³ Ni)</w:t>
+            </w:r>
+          </w:p>
+        </w:tc>
+        <w:tc>
+          <w:tcPr>
+            <w:tcW w:w="3038" w:type="dxa"/>
+          </w:tcPr>
+          <w:p>
+            <w:r>
+              <w:rPr>
+                <w:color w:val="666666"/>
+                <w:sz w:val="18"/>
+              </w:rPr>
+              <w:t xml:space="preserve">ГОСТ 12.1.005-88; ИД ч.2 табл. 3.1</w:t>
+            </w:r>
+          </w:p>
+        </w:tc>
+      </w:tr>
+      <w:tr>
+        <w:tc>
+          <w:tcPr>
+            <w:tcW w:w="3600" w:type="dxa"/>
+          </w:tcPr>
+          <w:p>
+            <w:r>
+              <w:rPr>
+                <w:sz w:val="19"/>
+              </w:rPr>
+              <w:t xml:space="preserve">Влага</w:t>
+            </w:r>
+          </w:p>
+        </w:tc>
+        <w:tc>
+          <w:tcPr>
+            <w:tcW w:w="5000" w:type="dxa"/>
+          </w:tcPr>
+          <w:p>
+            <w:r>
+              <w:rPr>
+                <w:sz w:val="19"/>
+              </w:rPr>
+              <w:t xml:space="preserve">испарение под колпаки → аспирация; в зал — от ≈28 вскрытий/сут (оценка в БИ)</w:t>
+            </w:r>
+          </w:p>
+        </w:tc>
+        <w:tc>
+          <w:tcPr>
+            <w:tcW w:w="3038" w:type="dxa"/>
+          </w:tcPr>
+          <w:p>
+            <w:r>
+              <w:rPr>
+                <w:color w:val="666666"/>
+                <w:sz w:val="18"/>
+              </w:rPr>
+              <w:t xml:space="preserve">расчёт графика обслуживания</w:t>
+            </w:r>
+          </w:p>
+        </w:tc>
+      </w:tr>
+    </w:tbl>
+    <w:p>
+      <w:r>
+        <w:rPr>
+          <w:b/>
+          <w:sz w:val="19"/>
+        </w:rPr>
+        <w:t xml:space="preserve">Нормативная база: </w:t>
+      </w:r>
+      <w:r>
+        <w:rPr>
+          <w:color w:val="444444"/>
+          <w:sz w:val="19"/>
+        </w:rPr>
+        <w:t xml:space="preserve">ГОСТ 12.1.005-88 — ПДК рабочей зоны: H2SO4 1; Cu 0,5; соли Ni 0,005 мг/м³; СанПиН 1.2.3685-21 — Гигиенические нормативы микроклимата и воздуха рабочей зоны; СП 60.13330.2020 — ОВиК — использование выдаваемых тепло-/влаго-/газовыделений смежным разделом</w:t>
+      </w:r>
+    </w:p>
+    <w:p>
+      <w:r>
+        <w:rPr>
+          <w:b/>
+          <w:color w:val="8A6200"/>
+          <w:sz w:val="19"/>
+        </w:rPr>
+        <w:t xml:space="preserve">— определяется на стадии БИ: </w:t>
+      </w:r>
+      <w:r>
+        <w:rPr>
+          <w:sz w:val="19"/>
+        </w:rPr>
+        <w:t xml:space="preserve">Расход аспирации от ванны (закрытой/вскрытой) — совместное определение со смежным проектировщиком (в ИД не задан)</w:t>
+      </w:r>
+    </w:p>
+    <w:p>
+      <w:r>
+        <w:rPr>
+          <w:b/>
+          <w:color w:val="8A6200"/>
+          <w:sz w:val="19"/>
+        </w:rPr>
+        <w:t xml:space="preserve">— определяется на стадии БИ: </w:t>
+      </w:r>
+      <w:r>
+        <w:rPr>
+          <w:sz w:val="19"/>
+        </w:rPr>
+        <w:t xml:space="preserve">Интенсивности выделений H2SO4/Cu/Ni в г/ч — расчёт БИ после фиксации аспирации; подтверждение замерами при ПНР</w:t>
+      </w:r>
+    </w:p>
+    <w:p>
+      <w:r>
+        <w:rPr>
+          <w:b/>
+          <w:color w:val="8A6200"/>
+          <w:sz w:val="19"/>
+        </w:rPr>
+        <w:t xml:space="preserve">— определяется на стадии БИ: </w:t>
+      </w:r>
+      <w:r>
+        <w:rPr>
+          <w:sz w:val="19"/>
+        </w:rPr>
+        <w:t xml:space="preserve">Фактический коэффициент теплоотдачи и температуры стенок ванн — подтверждение тепловизионным обследованием при ПНР</w:t>
+      </w:r>
+    </w:p>
+    <w:p>
+      <w:pPr>
+        <w:pStyle w:val="Heading2"/>
+      </w:pPr>
+      <w:r>
+        <w:rPr>
+          <w:b/>
+          <w:sz w:val="26"/>
+        </w:rPr>
+        <w:t xml:space="preserve">Данные для раздела ОВОС (по балансам отделения)</w:t>
+      </w:r>
+    </w:p>
+    <w:p>
+      <w:r>
+        <w:rPr>
+          <w:sz w:val="20"/>
+        </w:rPr>
+        <w:t xml:space="preserve">Статус — предварительные расчётные данные для раздела ОВОС проектной документации (подход, принятый v4.1 для выбросов: «расчётно, предварительно»; гарантийные значения — по данным изготовителей газоочистного оборудования на детальном этапе).</w:t>
+      </w:r>
+    </w:p>
+    <w:p>
+      <w:r>
+        <w:rPr>
+          <w:sz w:val="20"/>
+        </w:rPr>
+        <w:t xml:space="preserve">ВЫБРОСЫ В АТМОСФЕРУ. Организованный источник отделения — выхлоп системы аспирации ванн после мокрой очистки (скруббер; сама система вне БИ): 180 точек отсоса, загрязнитель — аэрозоль электролита (H2SO4 с растворёнными Cu 35–40, Ni 20 кг/м³); количественные показатели до/после очистки — расчёт после фиксации расхода аспирации и КПД скруббера по аналогам (задание на стыке). Неорганизованные выбросы — выброс общеобменной вентиляции зала: при целевой концентрации в воздухе &lt; 0,2 мг/м³ H2SO4 масса выброса пропорциональна воздухообмену (определяется ОВиК, вне БИ) — данные передаются в ОВОС после расчёта воздухообмена.</w:t>
+      </w:r>
+    </w:p>
+    <w:p>
+      <w:r>
+        <w:rPr>
+          <w:sz w:val="20"/>
+        </w:rPr>
+        <w:t xml:space="preserve">СБРОСЫ. Прямых сбросов в водные объекты от отделения нет: контур растворов замкнут на ГМУ — промывные воды КСМ и аспирации и зумпфовые воды возвращаются в циркуляционные баки; «грязная» вода КСМ (Cu ≥ 1,6 г/л, H2SO4 ≥ 2 г/л) направляется в ГМО; фильтрат и промводы шламового узла — в репульпатор поз. 4.1.21 ГМУ. Продувка оборотной СОВ — общеплощадочная система (вне БИ).</w:t>
+      </w:r>
+    </w:p>
+    <w:p>
+      <w:r>
+        <w:rPr>
+          <w:sz w:val="20"/>
+        </w:rPr>
+        <w:t xml:space="preserve">ОТХОДЫ (годовые, на расчётный выпуск ≈69,25 тыс. т): свинцовый шлам ванн — 25,9–30 т сух./год (Pb ≈ 50 %, влажность отмытого 20–30 %) — накопление в закрытой таре на площадке с химстойким покрытием, передача специализированной организации совместно с отработанными анодами; отработанные аноды — 2300 шт./год × 65 кг ≈ 149,5 т/год свинцового сплава (возвратное сырьё для переплавки); отбракованные матрицы — до 1150 шт./год × 50–55 кг ≈ 58–63 т/год (фактический лом меньше — часть возвращается в строй после ремонта обрамления, учёт в электронном реестре); отработанный ПП-профиль обрамления — до 2,77 т/год; тара реагентов (гуартек 17,3 т/год, аналог FC-1100 13,8 т/год — упаковка по данным поставщиков). Классы опасности отходов — паспортизация на стадии ОТР/ПД.</w:t>
+      </w:r>
+    </w:p>
+    <w:p>
+      <w:r>
+        <w:rPr>
+          <w:sz w:val="20"/>
+        </w:rPr>
+        <w:t xml:space="preserve">ФИЗИЧЕСКИЕ ФАКТОРЫ: шум — станция сдирки КСМ (прокатка/надрыв), краны, насосные (вне БИ) — уровни по паспортам поставщиков к расчёту акустики; постоянное магнитное поле ошиновки серий 42–47 кА — уровни на рабочих местах вдоль рядов рассчитываются в БИ, нормирование по СанПиН 1.2.3685-21.</w:t>
+      </w:r>
+    </w:p>
+    <w:p>
+      <w:r>
+        <w:rPr>
+          <w:sz w:val="20"/>
+        </w:rPr>
+        <w:t xml:space="preserve">РЕСУРСНАЯ ЭФФЕКТИВНОСТЬ (для материалов ОВОС): процесс регенерирует серную кислоту — ≈12,4 т/ч H2SO4 возвращается с оборотным раствором на выщелачивание; потребление свежей кислоты — только корректировочные 2719 т/год; водопотребление минимизировано оборотными схемами промывки КСМ (25 из 29 м³/ч — оборот).</w:t>
+      </w:r>
+    </w:p>
+    <w:tbl>
+      <w:tblPr>
+        <w:tblW w:w="11638" w:type="dxa"/>
+        <w:tblBorders>
+          <w:top w:val="single" w:sz="4" w:color="C9C9C9"/>
+          <w:left w:val="single" w:sz="4" w:color="C9C9C9"/>
+          <w:bottom w:val="single" w:sz="4" w:color="C9C9C9"/>
+          <w:right w:val="single" w:sz="4" w:color="C9C9C9"/>
+          <w:insideH w:val="single" w:sz="4" w:color="C9C9C9"/>
+          <w:insideV w:val="single" w:sz="4" w:color="C9C9C9"/>
+        </w:tblBorders>
+        <w:tblLayout w:type="fixed"/>
+      </w:tblPr>
+      <w:tblGrid>
+        <w:gridCol w:w="3600"/>
+        <w:gridCol w:w="5000"/>
+        <w:gridCol w:w="3038"/>
+      </w:tblGrid>
+      <w:tr>
+        <w:tc>
+          <w:tcPr>
+            <w:tcW w:w="3600" w:type="dxa"/>
+            <w:shd w:val="clear" w:fill="EFEFEF"/>
+          </w:tcPr>
+          <w:p>
+            <w:r>
+              <w:rPr>
+                <w:b/>
+                <w:sz w:val="19"/>
+              </w:rPr>
+              <w:t xml:space="preserve">Параметр</w:t>
+            </w:r>
+          </w:p>
+        </w:tc>
+        <w:tc>
+          <w:tcPr>
+            <w:tcW w:w="5000" w:type="dxa"/>
+            <w:shd w:val="clear" w:fill="EFEFEF"/>
+          </w:tcPr>
+          <w:p>
+            <w:r>
+              <w:rPr>
+                <w:b/>
+                <w:sz w:val="19"/>
+              </w:rPr>
+              <w:t xml:space="preserve">Значение</w:t>
+            </w:r>
+          </w:p>
+        </w:tc>
+        <w:tc>
+          <w:tcPr>
+            <w:tcW w:w="3038" w:type="dxa"/>
+            <w:shd w:val="clear" w:fill="EFEFEF"/>
+          </w:tcPr>
+          <w:p>
+            <w:r>
+              <w:rPr>
+                <w:b/>
+                <w:sz w:val="19"/>
+              </w:rPr>
+              <w:t xml:space="preserve">Источник</w:t>
+            </w:r>
+          </w:p>
+        </w:tc>
+      </w:tr>
+      <w:tr>
+        <w:tc>
+          <w:tcPr>
+            <w:tcW w:w="3600" w:type="dxa"/>
+          </w:tcPr>
+          <w:p>
+            <w:r>
+              <w:rPr>
+                <w:sz w:val="19"/>
+              </w:rPr>
+              <w:t xml:space="preserve">Выбросы</w:t>
+            </w:r>
+          </w:p>
+        </w:tc>
+        <w:tc>
+          <w:tcPr>
+            <w:tcW w:w="5000" w:type="dxa"/>
+          </w:tcPr>
+          <w:p>
+            <w:r>
+              <w:rPr>
+                <w:sz w:val="19"/>
+              </w:rPr>
+              <w:t xml:space="preserve">1 организованный источник (выхлоп аспирации, вне БИ) — данные до/после очистки расчётно</w:t>
+            </w:r>
+          </w:p>
+        </w:tc>
+        <w:tc>
+          <w:tcPr>
+            <w:tcW w:w="3038" w:type="dxa"/>
+          </w:tcPr>
+          <w:p>
+            <w:r>
+              <w:rPr>
+                <w:color w:val="666666"/>
+                <w:sz w:val="18"/>
+              </w:rPr>
+              <w:t xml:space="preserve">ТЗ п. 5.2.4; подход D-09 (v4.1)</w:t>
+            </w:r>
+          </w:p>
+        </w:tc>
+      </w:tr>
+      <w:tr>
+        <w:tc>
+          <w:tcPr>
+            <w:tcW w:w="3600" w:type="dxa"/>
+          </w:tcPr>
+          <w:p>
+            <w:r>
+              <w:rPr>
+                <w:sz w:val="19"/>
+              </w:rPr>
+              <w:t xml:space="preserve">Сбросы</w:t>
+            </w:r>
+          </w:p>
+        </w:tc>
+        <w:tc>
+          <w:tcPr>
+            <w:tcW w:w="5000" w:type="dxa"/>
+          </w:tcPr>
+          <w:p>
+            <w:r>
+              <w:rPr>
+                <w:sz w:val="19"/>
+              </w:rPr>
+              <w:t xml:space="preserve">прямых нет — контур замкнут на ГМУ/ГМО; фильтрат шлама → поз. 4.1.21</w:t>
+            </w:r>
+          </w:p>
+        </w:tc>
+        <w:tc>
+          <w:tcPr>
+            <w:tcW w:w="3038" w:type="dxa"/>
+          </w:tcPr>
+          <w:p>
+            <w:r>
+              <w:rPr>
+                <w:color w:val="666666"/>
+                <w:sz w:val="18"/>
+              </w:rPr>
+              <w:t xml:space="preserve">ИД ч.2 п. 4.1.2, табл. 3.1</w:t>
+            </w:r>
+          </w:p>
+        </w:tc>
+      </w:tr>
+      <w:tr>
+        <w:tc>
+          <w:tcPr>
+            <w:tcW w:w="3600" w:type="dxa"/>
+          </w:tcPr>
+          <w:p>
+            <w:r>
+              <w:rPr>
+                <w:sz w:val="19"/>
+              </w:rPr>
+              <w:t xml:space="preserve">Шлам</w:t>
+            </w:r>
+          </w:p>
+        </w:tc>
+        <w:tc>
+          <w:tcPr>
+            <w:tcW w:w="5000" w:type="dxa"/>
+          </w:tcPr>
+          <w:p>
+            <w:r>
+              <w:rPr>
+                <w:sz w:val="19"/>
+              </w:rPr>
+              <w:t xml:space="preserve">25,9–30 т сух./год, Pb ≈ 50 % — спецорганизация вместе с анодами</w:t>
+            </w:r>
+          </w:p>
+        </w:tc>
+        <w:tc>
+          <w:tcPr>
+            <w:tcW w:w="3038" w:type="dxa"/>
+          </w:tcPr>
+          <w:p>
+            <w:r>
+              <w:rPr>
+                <w:color w:val="666666"/>
+                <w:sz w:val="18"/>
+              </w:rPr>
+              <w:t xml:space="preserve">ИД ч.2 табл. 3.1, п. 4.2.2</w:t>
+            </w:r>
+          </w:p>
+        </w:tc>
+      </w:tr>
+      <w:tr>
+        <w:tc>
+          <w:tcPr>
+            <w:tcW w:w="3600" w:type="dxa"/>
+          </w:tcPr>
+          <w:p>
+            <w:r>
+              <w:rPr>
+                <w:sz w:val="19"/>
+              </w:rPr>
+              <w:t xml:space="preserve">Металлолом</w:t>
+            </w:r>
+          </w:p>
+        </w:tc>
+        <w:tc>
+          <w:tcPr>
+            <w:tcW w:w="5000" w:type="dxa"/>
+          </w:tcPr>
+          <w:p>
+            <w:r>
+              <w:rPr>
+                <w:sz w:val="19"/>
+              </w:rPr>
+              <w:t xml:space="preserve">аноды ≈149,5 т/год (Pb-сплав, возврат); матрицы ≤ 58–63 т/год (316L, за вычетом ремонта)</w:t>
+            </w:r>
+          </w:p>
+        </w:tc>
+        <w:tc>
+          <w:tcPr>
+            <w:tcW w:w="3038" w:type="dxa"/>
+          </w:tcPr>
+          <w:p>
+            <w:r>
+              <w:rPr>
+                <w:color w:val="666666"/>
+                <w:sz w:val="18"/>
+              </w:rPr>
+              <w:t xml:space="preserve">расчёт от ИД ч.2 табл. 8.5, прил. В</w:t>
+            </w:r>
+          </w:p>
+        </w:tc>
+      </w:tr>
+      <w:tr>
+        <w:tc>
+          <w:tcPr>
+            <w:tcW w:w="3600" w:type="dxa"/>
+          </w:tcPr>
+          <w:p>
+            <w:r>
+              <w:rPr>
+                <w:sz w:val="19"/>
+              </w:rPr>
+              <w:t xml:space="preserve">Регенерация кислоты</w:t>
+            </w:r>
+          </w:p>
+        </w:tc>
+        <w:tc>
+          <w:tcPr>
+            <w:tcW w:w="5000" w:type="dxa"/>
+          </w:tcPr>
+          <w:p>
+            <w:r>
+              <w:rPr>
+                <w:sz w:val="19"/>
+              </w:rPr>
+              <w:t xml:space="preserve">≈12,4 т/ч H2SO4 в оборот; свежая — только 2719 т/год</w:t>
+            </w:r>
+          </w:p>
+        </w:tc>
+        <w:tc>
+          <w:tcPr>
+            <w:tcW w:w="3038" w:type="dxa"/>
+          </w:tcPr>
+          <w:p>
+            <w:r>
+              <w:rPr>
+                <w:color w:val="666666"/>
+                <w:sz w:val="18"/>
+              </w:rPr>
+              <w:t xml:space="preserve">расчёт (98,08/63,55); ИД ч.2 табл. 8.5</w:t>
+            </w:r>
+          </w:p>
+        </w:tc>
+      </w:tr>
+    </w:tbl>
+    <w:p>
+      <w:r>
+        <w:rPr>
+          <w:b/>
+          <w:sz w:val="19"/>
+        </w:rPr>
+        <w:t xml:space="preserve">Нормативная база: </w:t>
+      </w:r>
+      <w:r>
+        <w:rPr>
+          <w:color w:val="444444"/>
+          <w:sz w:val="19"/>
+        </w:rPr>
+        <w:t xml:space="preserve">Федеральный закон № 89-ФЗ — Обращение с отходами; паспортизация классов опасности; СанПиН 1.2.3685-21 — Нормативы для воздуха, шума, ЭМП на рабочих местах и границе СЗЗ; ГОСТ 12.1.005-88 — Перечень контролируемых веществ рабочей зоны для программы контроля</w:t>
+      </w:r>
+    </w:p>
+    <w:p>
+      <w:r>
+        <w:rPr>
+          <w:b/>
+          <w:color w:val="8A6200"/>
+          <w:sz w:val="19"/>
+        </w:rPr>
+        <w:t xml:space="preserve">— определяется на стадии БИ: </w:t>
+      </w:r>
+      <w:r>
+        <w:rPr>
+          <w:sz w:val="19"/>
+        </w:rPr>
+        <w:t xml:space="preserve">Расход и состав выхлопа аспирации до/после скруббера — совместно со смежным проектировщиком (вне БИ)</w:t>
+      </w:r>
+    </w:p>
+    <w:p>
+      <w:r>
+        <w:rPr>
+          <w:b/>
+          <w:color w:val="8A6200"/>
+          <w:sz w:val="19"/>
+        </w:rPr>
+        <w:t xml:space="preserve">— определяется на стадии БИ: </w:t>
+      </w:r>
+      <w:r>
+        <w:rPr>
+          <w:sz w:val="19"/>
+        </w:rPr>
+        <w:t xml:space="preserve">Паспортизация отходов (шлам, лом анодов/матриц, тара реагентов) — стадия ОТР/ПД</w:t>
+      </w:r>
+    </w:p>
+    <w:p>
+      <w:r>
+        <w:rPr>
+          <w:b/>
+          <w:color w:val="8A6200"/>
+          <w:sz w:val="19"/>
+        </w:rPr>
+        <w:t xml:space="preserve">— определяется на стадии БИ: </w:t>
+      </w:r>
+      <w:r>
+        <w:rPr>
+          <w:sz w:val="19"/>
+        </w:rPr>
+        <w:t xml:space="preserve">Баланс лома матриц с учётом доли ремонта обрамления — уточняется реестром парка на освоении</w:t>
+      </w:r>
+    </w:p>
+    <w:p>
+      <w:pPr>
+        <w:pStyle w:val="Heading2"/>
+      </w:pPr>
+      <w:r>
+        <w:rPr>
+          <w:b/>
+          <w:sz w:val="26"/>
+        </w:rPr>
+        <w:t xml:space="preserve">Разграничение поставки и стыковка границ с позициями «вне БИ»</w:t>
+      </w:r>
+    </w:p>
+    <w:p>
+      <w:r>
+        <w:rPr>
+          <w:sz w:val="20"/>
+        </w:rPr>
+        <w:t xml:space="preserve">По ТЗ (v3.6 — п. 5.3; в v4.1 границы Лота №3 — п. 6.2) в состав БИ Лота №3 НЕ включаются: шины магистральные; выпрямители; напорный и сливной трубопроводы ванн; система аспирации от ванн и очистки аспирационных газов; циркуляционные насосы; грузоподъёмное оборудование (в части существующего парка); нутч-фильтр; оборудование обработки свинцового шлама и отработанных анодов; теплообменники. Чтобы на ОТР не возникло разрывов, БИ Лота №3 выдаёт по каждой позиции ЗАДАНИЕ НА СТЫКЕ (исходные требования смежному проектировщику/поставщику) и фиксирует физическую границу:</w:t>
+      </w:r>
+    </w:p>
+    <w:p>
+      <w:r>
+        <w:rPr>
+          <w:sz w:val="20"/>
+        </w:rPr>
+        <w:t xml:space="preserve">1) ВЫПРЯМИТЕЛИ И МАГИСТРАЛЬНЫЕ ШИНЫ: граница — контактные площадки концевых сборных шин первой/последней ванны серии. БИ выдаёт: ток 47,0 кА ном (42,45 кА эксплуатац.), напряжение 227/250 В, число агрегатов 3 (2 рабочих + резервный с перекрёстной ошиновкой), требования к стабилизации тока, пульсациям, реверсу для растворения дендритов (при необходимости), интерфейс АСУ (Modbus TCP, задание/ограничения/телеметрия), точки подключения у торца зала со стороны преобразовательной подстанции, падение напряжения в межванновой ошиновке 0,06 В/ванну.
+2) НАПОРНЫЙ И СЛИВНОЙ ТРУБОПРОВОДЫ: граница по ТЗ 5.2.3 — фланец перелива каждой ванны (слив) и, зеркально, входной штуцер коллектора подачи ванны (коллектор подачи и его крепления — в комплекте ванн, прил. В). БИ выдаёт: расходы 800–825 м³/ч на серию (9,1 м³/ч на ванну), температуру 50 °С, среду (120 кг/м³ H2SO4), требование электрического разрыва на подаче/приёме, материал ПП/ПВДФ/футеровка, трассировку вдоль рядов.
+3) ЦИРКУЛЯЦИОННЫЕ НАСОСЫ: БИ выдаёт: подача ≈820 м³/ч на серию (+резерв), напор из гидравлики контура (геодезия + холодильник + коллектор; расчёт в БИ), кислотостойкое исполнение, частотное регулирование от FIC-01, схема 2×100 % или 3×50 % на серию — предложение БИ, решение за смежным проектом.
+4) ТЕПЛООБМЕННИКИ (холодильники электролита): БИ выдаёт тепловое задание: 2 × 2500 кВт, поток 817 м³/ч на нитку, 50 → 48,2 °С, вода 108 м³/ч 22,5 → 37,5 °С, пластинчатые, материал пластин 316L/титан (уточнить по хлоридам 30 мг/л), резерв поверхности на чистку от гипса, байпас.
+5) АСПИРАЦИЯ: граница по ТЗ 5.2.4 — фланец аспирационного отсоса каждого укрытия. БИ выдаёт: число точек 180, требование недостижения точки росы под колпаком, промывку коллекторов, дросселирование вскрытой ванны, возврат стоков скруббера в циркуляцию, ориентировочный удельный отсос от ванны (определяется совместно; в ИД расход системы не задан — «определяется в составе проекта»).
+6) ГРУЗОПОДЪЁМНОЕ ОБОРУДОВАНИЕ: спецкраны с позиционированием ВХОДЯТ в Лот №3 (ТЗ п. 5.3), но базовые мостовые краны — модернизация существующего парка ЦЭМ (ИД п. 4.2.2): БИ выдаёт задание на модернизацию (грузоподъёмность 16–20 т, коррозионностойкое исполнение 316L рабочих частей, автоматика позиционирования, ИК-контроль) и фиксирует границу «крюк/траверса — грузозахватные механизмы» в комплекте Лота №3.
+7) НУТЧ-ФИЛЬТР И ОБРАБОТКА ШЛАМА: граница — донная пробка ванны (выгрузка шлама смывом) и площадка стационарной вакуум-станции. БИ выдаёт: рельсовый путь под ваннами (закладные в комплекте ванн), поток шлама 1,44 т/ванну, вода 2 м³/т 40–70 °С, отвод фильтрата в поз. 4.1.21 ГМУ.
+8) ЭНЕРГОРЕСУРСЫ: сжатый воздух (граница 5.2.5 — фланец на стене цеха; потребители: пневматика КСМ 6 бар, арматура), вода/водоотведение (5.2.6 — по ТУ), электроэнергия (5.2.7 — по каждому виду оборудования при разработке БИ/ОТР по Приложению №3: сводная таблица электроприёмников, категории надёжности, пусковые токи, компенсация реактивной мощности, однолинейные схемы).</w:t>
+      </w:r>
+    </w:p>
+    <w:p>
+      <w:r>
+        <w:rPr>
+          <w:sz w:val="20"/>
+        </w:rPr>
+        <w:t xml:space="preserve">МЕХАНИЗМ УВЯЗКИ: реестр границ (interface register) с матрицей ответственности по каждому фланцу/клемме/сигналу; выдача исходных требований смежникам до начала ОТР (ТЗ п. 8: материалы БИ передаются поэтапно для старта ОТР); контрольные точки согласования — компоновка, гидравлика контура, энергобаланс, карта сигналов АСУ.</w:t>
+      </w:r>
+    </w:p>
+    <w:p>
+      <w:r>
+        <w:rPr>
+          <w:sz w:val="20"/>
+        </w:rPr>
+        <w:t xml:space="preserve">ПО ТЗ v4.1 (25.08.2026): вход в границы — «Раствор питания электролизных ванн ¦ Фланец патрубка подачи электролита в каждую электролизную ванну» (вместо ёмкости фильтрата v3.6) — это подтверждает нашу схему заданий на стыке по подаче; сжатый воздух/вода/электроэнергия — «уточняется при разработке БИ и ОТР для каждого вида оборудования в поставке». Противоречие: циркуляционный бак остался в составе БИ, находясь выше границы (C-100).</w:t>
+      </w:r>
+    </w:p>
+    <w:tbl>
+      <w:tblPr>
+        <w:tblW w:w="11638" w:type="dxa"/>
+        <w:tblBorders>
+          <w:top w:val="single" w:sz="4" w:color="C9C9C9"/>
+          <w:left w:val="single" w:sz="4" w:color="C9C9C9"/>
+          <w:bottom w:val="single" w:sz="4" w:color="C9C9C9"/>
+          <w:right w:val="single" w:sz="4" w:color="C9C9C9"/>
+          <w:insideH w:val="single" w:sz="4" w:color="C9C9C9"/>
+          <w:insideV w:val="single" w:sz="4" w:color="C9C9C9"/>
+        </w:tblBorders>
+        <w:tblLayout w:type="fixed"/>
+      </w:tblPr>
+      <w:tblGrid>
+        <w:gridCol w:w="3600"/>
+        <w:gridCol w:w="5000"/>
+        <w:gridCol w:w="3038"/>
+      </w:tblGrid>
+      <w:tr>
+        <w:tc>
+          <w:tcPr>
+            <w:tcW w:w="3600" w:type="dxa"/>
+            <w:shd w:val="clear" w:fill="EFEFEF"/>
+          </w:tcPr>
+          <w:p>
+            <w:r>
+              <w:rPr>
+                <w:b/>
+                <w:sz w:val="19"/>
+              </w:rPr>
+              <w:t xml:space="preserve">Параметр</w:t>
+            </w:r>
+          </w:p>
+        </w:tc>
+        <w:tc>
+          <w:tcPr>
+            <w:tcW w:w="5000" w:type="dxa"/>
+            <w:shd w:val="clear" w:fill="EFEFEF"/>
+          </w:tcPr>
+          <w:p>
+            <w:r>
+              <w:rPr>
+                <w:b/>
+                <w:sz w:val="19"/>
+              </w:rPr>
+              <w:t xml:space="preserve">Значение</w:t>
+            </w:r>
+          </w:p>
+        </w:tc>
+        <w:tc>
+          <w:tcPr>
+            <w:tcW w:w="3038" w:type="dxa"/>
+            <w:shd w:val="clear" w:fill="EFEFEF"/>
+          </w:tcPr>
+          <w:p>
+            <w:r>
+              <w:rPr>
+                <w:b/>
+                <w:sz w:val="19"/>
+              </w:rPr>
+              <w:t xml:space="preserve">Источник</w:t>
+            </w:r>
+          </w:p>
+        </w:tc>
+      </w:tr>
+      <w:tr>
+        <w:tc>
+          <w:tcPr>
+            <w:tcW w:w="3600" w:type="dxa"/>
+          </w:tcPr>
+          <w:p>
+            <w:r>
+              <w:rPr>
+                <w:sz w:val="19"/>
+              </w:rPr>
               <w:t xml:space="preserve">Выпрямители (вне БИ)</w:t>
             </w:r>
           </w:p>
@@ -4991,6 +8874,1130 @@
           <w:sz w:val="19"/>
         </w:rPr>
         <w:t xml:space="preserve">Циркуляционный бак в составе Лота №3 при границе «фланец патрубка подачи каждой ванны» — оборудование выше границы; определить вход лота (C-100)</w:t>
+      </w:r>
+    </w:p>
+    <w:p>
+      <w:pPr>
+        <w:pStyle w:val="Heading2"/>
+      </w:pPr>
+      <w:r>
+        <w:rPr>
+          <w:b/>
+          <w:sz w:val="26"/>
+        </w:rPr>
+        <w:t xml:space="preserve">Интерфейсы с другими лотами, ГМУ и общеплощадочными системами</w:t>
+      </w:r>
+    </w:p>
+    <w:p>
+      <w:r>
+        <w:rPr>
+          <w:sz w:val="20"/>
+        </w:rPr>
+        <w:t xml:space="preserve">Реестр межлотовых и межцеховых стыков (дополняет раздел границ «вне БИ», где заданы стыки с выпрямителями, трубопроводами, аспирацией, насосами, теплообменниками и шламовым узлом).</w:t>
+      </w:r>
+    </w:p>
+    <w:p>
+      <w:r>
+        <w:rPr>
+          <w:sz w:val="20"/>
+        </w:rPr>
+        <w:t xml:space="preserve">1) ГМУ / ВЫЩЕЛАЧИВАНИЕ (существующий передел по ИД ч.2, вне лотов): вход — богатый фильтрат контрольной фильтрации 124–125 м³/ч, 102,9 кг/м³ Cu, от ёмкости поз. 4.1.19 (температура на входе — через теплообменник поз. 4.1.17, вне БИ); выход — бедный электролит 124,7 м³/ч (35 Cu / 120 H2SO4 кг/м³; ≈12,4 т/ч регенерированной кислоты) в приёмный бак поз. 4.1.8; фильтрат и промводы шлама → репульпатор поз. 4.1.21; «грязная» вода КСМ → ГМО. Взаимные исходные данные: график готовности ГМУ к наработке стартового электролита (~2,8 тыс. м³) под ПНР серий.</w:t>
+      </w:r>
+    </w:p>
+    <w:p>
+      <w:r>
+        <w:rPr>
+          <w:sz w:val="20"/>
+        </w:rPr>
+        <w:t xml:space="preserve">2) ЛОТ №2 (купорос): отбор бедного электролита 3,2–3,5 м³/ч (27,3 тыс. м³/год) на растворение кристаллов медного купороса с возвратом раствора в контур (учтён в уравнении смешения — блок L3-MIX). Системная роль: отсечка богатого фильтрата на купоросную ветвь держит баланс примесей электролиза (Ni ≤ 20 г/л — лидирующая, Fe ≤ 3 г/л) — диапазон регулирования отбора является заданием Лоту №2 от Лота №3.</w:t>
+      </w:r>
+    </w:p>
+    <w:p>
+      <w:r>
+        <w:rPr>
+          <w:sz w:val="20"/>
+        </w:rPr>
+        <w:t xml:space="preserve">3) ЛОТ №4 (СГП): граница — передаточные ворота из отделения на СГП (ТЗ v4.1, таблица границ). Физический поток: пакеты катодов 2500 ± 50 кг, темп 8066,1 / 2500 ≈ 3,2 пакета/ч (≈77 пакетов/сут); конвейер автоматизированной транспортировки — в Лоте №3 до ворот, приём в автоматическом режиме от выходного конвейера КСМ — в Лоте №4. Ключевая увязка: «перфорация» пакета (профилирование части листов) обязана соответствовать грузозахватным механизмам, выбранным для СГП (прямое требование ТЗ) — оформляется совместным листом согласования КСМ ↔ СГП до заказа обеих машин. Информационный стык: ИС КСМ передаёт партии, веса, маркировку и данные пробоотбора в АСУ СГП и АИС весоизмерения.</w:t>
+      </w:r>
+    </w:p>
+    <w:p>
+      <w:r>
+        <w:rPr>
+          <w:sz w:val="20"/>
+        </w:rPr>
+        <w:t xml:space="preserve">4) ЛОТ №1 (обжиг): прямого физического стыка нет; связь балансовая через ГМУ — сквозной баланс меди (блок X-CU): 71,26 тыс. т Cu в шихте → ≈70,25 тыс. т доступно к катоду (невязка сведения 1,45 %); сценарная загрузка серий согласуется с планом обжига через план-задание АСУ верхнего уровня (единая информационно-управляющая система по ТЗ).</w:t>
+      </w:r>
+    </w:p>
+    <w:p>
+      <w:r>
+        <w:rPr>
+          <w:sz w:val="20"/>
+        </w:rPr>
+        <w:t xml:space="preserve">5) ОБЩЕПЛОЩАДОЧНЫЕ СИСТЕМЫ: серная кислота — продукционная от СКО рафинировочного цеха (2719 т/год); производственная вода — оз. Сопчъявр; нейтральная СОВ — 216 м³/ч на холодильники; единая диспетчерская — интеграция АСУ отделения в ОАСУ комплекса (Прил. №5).</w:t>
+      </w:r>
+    </w:p>
+    <w:p>
+      <w:r>
+        <w:rPr>
+          <w:sz w:val="20"/>
+        </w:rPr>
+        <w:t xml:space="preserve">ОРГАНИЗАЦИЯ: единый interface register по всем стыкам (физическая граница, среда/параметры, кто выдаёт ИД, срок) с матрицей ответственности; выдача исходных данных смежникам — в первой очереди поэтапной выдачи БИ (до старта ОТР); контрольные точки: компоновка, гидравлика контура, энергобаланс, карта сигналов, лист «перфорации» с Лотом №4.</w:t>
+      </w:r>
+    </w:p>
+    <w:tbl>
+      <w:tblPr>
+        <w:tblW w:w="11638" w:type="dxa"/>
+        <w:tblBorders>
+          <w:top w:val="single" w:sz="4" w:color="C9C9C9"/>
+          <w:left w:val="single" w:sz="4" w:color="C9C9C9"/>
+          <w:bottom w:val="single" w:sz="4" w:color="C9C9C9"/>
+          <w:right w:val="single" w:sz="4" w:color="C9C9C9"/>
+          <w:insideH w:val="single" w:sz="4" w:color="C9C9C9"/>
+          <w:insideV w:val="single" w:sz="4" w:color="C9C9C9"/>
+        </w:tblBorders>
+        <w:tblLayout w:type="fixed"/>
+      </w:tblPr>
+      <w:tblGrid>
+        <w:gridCol w:w="3600"/>
+        <w:gridCol w:w="5000"/>
+        <w:gridCol w:w="3038"/>
+      </w:tblGrid>
+      <w:tr>
+        <w:tc>
+          <w:tcPr>
+            <w:tcW w:w="3600" w:type="dxa"/>
+            <w:shd w:val="clear" w:fill="EFEFEF"/>
+          </w:tcPr>
+          <w:p>
+            <w:r>
+              <w:rPr>
+                <w:b/>
+                <w:sz w:val="19"/>
+              </w:rPr>
+              <w:t xml:space="preserve">Параметр</w:t>
+            </w:r>
+          </w:p>
+        </w:tc>
+        <w:tc>
+          <w:tcPr>
+            <w:tcW w:w="5000" w:type="dxa"/>
+            <w:shd w:val="clear" w:fill="EFEFEF"/>
+          </w:tcPr>
+          <w:p>
+            <w:r>
+              <w:rPr>
+                <w:b/>
+                <w:sz w:val="19"/>
+              </w:rPr>
+              <w:t xml:space="preserve">Значение</w:t>
+            </w:r>
+          </w:p>
+        </w:tc>
+        <w:tc>
+          <w:tcPr>
+            <w:tcW w:w="3038" w:type="dxa"/>
+            <w:shd w:val="clear" w:fill="EFEFEF"/>
+          </w:tcPr>
+          <w:p>
+            <w:r>
+              <w:rPr>
+                <w:b/>
+                <w:sz w:val="19"/>
+              </w:rPr>
+              <w:t xml:space="preserve">Источник</w:t>
+            </w:r>
+          </w:p>
+        </w:tc>
+      </w:tr>
+      <w:tr>
+        <w:tc>
+          <w:tcPr>
+            <w:tcW w:w="3600" w:type="dxa"/>
+          </w:tcPr>
+          <w:p>
+            <w:r>
+              <w:rPr>
+                <w:sz w:val="19"/>
+              </w:rPr>
+              <w:t xml:space="preserve">ГМУ: вход/выход</w:t>
+            </w:r>
+          </w:p>
+        </w:tc>
+        <w:tc>
+          <w:tcPr>
+            <w:tcW w:w="5000" w:type="dxa"/>
+          </w:tcPr>
+          <w:p>
+            <w:r>
+              <w:rPr>
+                <w:sz w:val="19"/>
+              </w:rPr>
+              <w:t xml:space="preserve">фильтрат 124–125 м³/ч (102,9 Cu) от поз. 4.1.19 / бедный 124,7 м³/ч в поз. 4.1.8</w:t>
+            </w:r>
+          </w:p>
+        </w:tc>
+        <w:tc>
+          <w:tcPr>
+            <w:tcW w:w="3038" w:type="dxa"/>
+          </w:tcPr>
+          <w:p>
+            <w:r>
+              <w:rPr>
+                <w:color w:val="666666"/>
+                <w:sz w:val="18"/>
+              </w:rPr>
+              <w:t xml:space="preserve">ИД ч.2 табл. 3.1; ТЗ (границы)</w:t>
+            </w:r>
+          </w:p>
+        </w:tc>
+      </w:tr>
+      <w:tr>
+        <w:tc>
+          <w:tcPr>
+            <w:tcW w:w="3600" w:type="dxa"/>
+          </w:tcPr>
+          <w:p>
+            <w:r>
+              <w:rPr>
+                <w:sz w:val="19"/>
+              </w:rPr>
+              <w:t xml:space="preserve">Лот №2</w:t>
+            </w:r>
+          </w:p>
+        </w:tc>
+        <w:tc>
+          <w:tcPr>
+            <w:tcW w:w="5000" w:type="dxa"/>
+          </w:tcPr>
+          <w:p>
+            <w:r>
+              <w:rPr>
+                <w:sz w:val="19"/>
+              </w:rPr>
+              <w:t xml:space="preserve">3,2–3,5 м³/ч на растворение купороса; отсечка держит Ni ≤ 20, Fe ≤ 3 г/л</w:t>
+            </w:r>
+          </w:p>
+        </w:tc>
+        <w:tc>
+          <w:tcPr>
+            <w:tcW w:w="3038" w:type="dxa"/>
+          </w:tcPr>
+          <w:p>
+            <w:r>
+              <w:rPr>
+                <w:color w:val="666666"/>
+                <w:sz w:val="18"/>
+              </w:rPr>
+              <w:t xml:space="preserve">ТЗ п. 5.1; ИД ч.2 табл. 3.1</w:t>
+            </w:r>
+          </w:p>
+        </w:tc>
+      </w:tr>
+      <w:tr>
+        <w:tc>
+          <w:tcPr>
+            <w:tcW w:w="3600" w:type="dxa"/>
+          </w:tcPr>
+          <w:p>
+            <w:r>
+              <w:rPr>
+                <w:sz w:val="19"/>
+              </w:rPr>
+              <w:t xml:space="preserve">Лот №4</w:t>
+            </w:r>
+          </w:p>
+        </w:tc>
+        <w:tc>
+          <w:tcPr>
+            <w:tcW w:w="5000" w:type="dxa"/>
+          </w:tcPr>
+          <w:p>
+            <w:r>
+              <w:rPr>
+                <w:sz w:val="19"/>
+              </w:rPr>
+              <w:t xml:space="preserve">ворота СГП; 2500 ± 50 кг × ≈3,2 пакета/ч; «перфорация» = грузозахваты СГП</w:t>
+            </w:r>
+          </w:p>
+        </w:tc>
+        <w:tc>
+          <w:tcPr>
+            <w:tcW w:w="3038" w:type="dxa"/>
+          </w:tcPr>
+          <w:p>
+            <w:r>
+              <w:rPr>
+                <w:color w:val="666666"/>
+                <w:sz w:val="18"/>
+              </w:rPr>
+              <w:t xml:space="preserve">ТЗ v4.1 (границы, требования к КСМ); расчёт</w:t>
+            </w:r>
+          </w:p>
+        </w:tc>
+      </w:tr>
+      <w:tr>
+        <w:tc>
+          <w:tcPr>
+            <w:tcW w:w="3600" w:type="dxa"/>
+          </w:tcPr>
+          <w:p>
+            <w:r>
+              <w:rPr>
+                <w:sz w:val="19"/>
+              </w:rPr>
+              <w:t xml:space="preserve">Лот №1</w:t>
+            </w:r>
+          </w:p>
+        </w:tc>
+        <w:tc>
+          <w:tcPr>
+            <w:tcW w:w="5000" w:type="dxa"/>
+          </w:tcPr>
+          <w:p>
+            <w:r>
+              <w:rPr>
+                <w:sz w:val="19"/>
+              </w:rPr>
+              <w:t xml:space="preserve">стык балансовый: 71,26 тыс. т Cu шихты → ≈70,25 тыс. т к катоду (X-CU)</w:t>
+            </w:r>
+          </w:p>
+        </w:tc>
+        <w:tc>
+          <w:tcPr>
+            <w:tcW w:w="3038" w:type="dxa"/>
+          </w:tcPr>
+          <w:p>
+            <w:r>
+              <w:rPr>
+                <w:color w:val="666666"/>
+                <w:sz w:val="18"/>
+              </w:rPr>
+              <w:t xml:space="preserve">блок X-CU (вкладка «Расчёты»)</w:t>
+            </w:r>
+          </w:p>
+        </w:tc>
+      </w:tr>
+      <w:tr>
+        <w:tc>
+          <w:tcPr>
+            <w:tcW w:w="3600" w:type="dxa"/>
+          </w:tcPr>
+          <w:p>
+            <w:r>
+              <w:rPr>
+                <w:sz w:val="19"/>
+              </w:rPr>
+              <w:t xml:space="preserve">Кислота/вода</w:t>
+            </w:r>
+          </w:p>
+        </w:tc>
+        <w:tc>
+          <w:tcPr>
+            <w:tcW w:w="5000" w:type="dxa"/>
+          </w:tcPr>
+          <w:p>
+            <w:r>
+              <w:rPr>
+                <w:sz w:val="19"/>
+              </w:rPr>
+              <w:t xml:space="preserve">H2SO4 от СКО 2719 т/год; вода оз. Сопчъявр; СОВ 216 м³/ч</w:t>
+            </w:r>
+          </w:p>
+        </w:tc>
+        <w:tc>
+          <w:tcPr>
+            <w:tcW w:w="3038" w:type="dxa"/>
+          </w:tcPr>
+          <w:p>
+            <w:r>
+              <w:rPr>
+                <w:color w:val="666666"/>
+                <w:sz w:val="18"/>
+              </w:rPr>
+              <w:t xml:space="preserve">ИД ч.2 табл. 8.5, 3.1</w:t>
+            </w:r>
+          </w:p>
+        </w:tc>
+      </w:tr>
+    </w:tbl>
+    <w:p>
+      <w:r>
+        <w:rPr>
+          <w:b/>
+          <w:sz w:val="19"/>
+        </w:rPr>
+        <w:t xml:space="preserve">Нормативная база: </w:t>
+      </w:r>
+      <w:r>
+        <w:rPr>
+          <w:color w:val="444444"/>
+          <w:sz w:val="19"/>
+        </w:rPr>
+        <w:t xml:space="preserve">ГОСТ Р 21.101-2020 — Оформление заданий смежным разделам и ведомостей ИД</w:t>
+      </w:r>
+    </w:p>
+    <w:p>
+      <w:r>
+        <w:rPr>
+          <w:b/>
+          <w:color w:val="8A6200"/>
+          <w:sz w:val="19"/>
+        </w:rPr>
+        <w:t xml:space="preserve">— определяется на стадии БИ: </w:t>
+      </w:r>
+      <w:r>
+        <w:rPr>
+          <w:sz w:val="19"/>
+        </w:rPr>
+        <w:t xml:space="preserve">Совместный лист согласования «перфорации» пакета и грузозахватов СГП (КСМ ↔ Лот №4) — до заказа оборудования</w:t>
+      </w:r>
+    </w:p>
+    <w:p>
+      <w:r>
+        <w:rPr>
+          <w:b/>
+          <w:color w:val="8A6200"/>
+          <w:sz w:val="19"/>
+        </w:rPr>
+        <w:t xml:space="preserve">— определяется на стадии БИ: </w:t>
+      </w:r>
+      <w:r>
+        <w:rPr>
+          <w:sz w:val="19"/>
+        </w:rPr>
+        <w:t xml:space="preserve">Диапазон регулирования отбора на купорос (задание Лоту №2) — подтвердить балансом примесей в БИ</w:t>
+      </w:r>
+    </w:p>
+    <w:p>
+      <w:r>
+        <w:rPr>
+          <w:b/>
+          <w:color w:val="8A6200"/>
+          <w:sz w:val="19"/>
+        </w:rPr>
+        <w:t xml:space="preserve">— определяется на стадии БИ: </w:t>
+      </w:r>
+      <w:r>
+        <w:rPr>
+          <w:sz w:val="19"/>
+        </w:rPr>
+        <w:t xml:space="preserve">Точная граница монтажа конвейера в передаточных воротах (Лот №3 / Лот №4) — зафиксировать в реестре границ</w:t>
+      </w:r>
+    </w:p>
+    <w:p>
+      <w:r>
+        <w:rPr>
+          <w:b/>
+          <w:color w:val="8A6200"/>
+          <w:sz w:val="19"/>
+        </w:rPr>
+        <w:t xml:space="preserve">— определяется на стадии БИ: </w:t>
+      </w:r>
+      <w:r>
+        <w:rPr>
+          <w:sz w:val="19"/>
+        </w:rPr>
+        <w:t xml:space="preserve">График готовности ГМУ к наработке стартового электролита — совместный план-график пуска с Заказчиком</w:t>
+      </w:r>
+    </w:p>
+    <w:p>
+      <w:pPr>
+        <w:pStyle w:val="Heading2"/>
+      </w:pPr>
+      <w:r>
+        <w:rPr>
+          <w:b/>
+          <w:sz w:val="26"/>
+        </w:rPr>
+        <w:t xml:space="preserve">Цифровая информационная модель отделения на этапе БИ (Приложение №4, ред. 2)</w:t>
+      </w:r>
+    </w:p>
+    <w:p>
+      <w:r>
+        <w:rPr>
+          <w:sz w:val="20"/>
+        </w:rPr>
+        <w:t xml:space="preserve">Цель модели БИ по ред. 2 Прил. №4 — проверка коллизий стадии «базовый инжиниринг» (выпуск ПД/РД из ЦИМ и спецификации «для стадии Р» из требований исключены); уровень проработки — LOD 200: габаритные тела оборудования, компоновка, основные трубопроводы и трассы, атрибуты уровня FEED.</w:t>
+      </w:r>
+    </w:p>
+    <w:p>
+      <w:r>
+        <w:rPr>
+          <w:sz w:val="20"/>
+        </w:rPr>
+        <w:t xml:space="preserve">СОСТАВ МОДЕЛИ ЛОТА №3: библиотечный компонент на каждый типоразмер (требование Прил. №4): ванна с колпаком и бортотсосом — один компонент, размещаемый массивом 2 × 90 с шагом 1,40 м; закорачивающая/подъёмная рамы; спецкран с траверсой-бороной; КСМ поблочно (промывка, сдирка, формирование пакетов, конвейеры); циркуляционный бак; узлы реагентов; шинные мосты и межванновая ошиновка (основные трассы); коллекторы DN350/DN80 и сборный воздуховод. Детализация — по листу «Стадия БИ_ТХ» нового Прил. №1 (листы АР/КР в состав БИ не входят — ред. 2).</w:t>
+      </w:r>
+    </w:p>
+    <w:p>
+      <w:r>
+        <w:rPr>
+          <w:sz w:val="20"/>
+        </w:rPr>
+        <w:t xml:space="preserve">ЗОНЫ ОБСЛУЖИВАНИЯ — объёмными элементами (обязательное требование Прил. №4): ход крюка и габарит траверсы с матрицами над колпаками (до +6…+7 м), зона перестановки крышек «матрёшкой», подванное пространство с трассой нутч-фильтра, ремзона КСМ, коридоры переноса закорачивающих рам, проходы обслуживания рядов (1,4–1,8 м).</w:t>
+      </w:r>
+    </w:p>
+    <w:p>
+      <w:r>
+        <w:rPr>
+          <w:sz w:val="20"/>
+        </w:rPr>
+        <w:t xml:space="preserve">КЛЮЧЕВЫЕ ПРОВЕРКИ КОЛЛИЗИЙ (по Таблице 3 ред. 2, применительно к лоту): траверса с матрицами ↔ фермы покрытия и колпаки соседних ванн; сборный воздуховод ↔ коллекторы электролита в межрядном пространстве (совмещение по высоте — самый плотный узел компоновки); шинные мосты ↔ проходы и металлоконструкции; рельсы нутча ↔ фундаменты и дренаж; конвейер пакетов ↔ строительные конструкции по трассе к воротам СГП.</w:t>
+      </w:r>
+    </w:p>
+    <w:p>
+      <w:r>
+        <w:rPr>
+          <w:sz w:val="20"/>
+        </w:rPr>
+        <w:t xml:space="preserve">АТРИБУТЫ И ПЕРЕДАЧА: классификация элементов IFC по типам/категориям (кодификатор ред. 2 не требует); рабочие механизмы в компонентах — «при наличии» (M-22); состав передачи: исходные файлы + IFC + сводная модель + отчёт «Описание ЦИМ»; выгрузка IFC в СОД Заказчика — раз в 4 недели; ПО — из рекомендуемого российского перечня (Model Studio CS и др.), фактическое — согласуется с Заказчиком. Выпуск ЦИМ — отдельным этапом графика БИ (ТЗ «Прочие условия»); модель Лота №3 собирается в сводную модель комплекса вместе с Лотами №1, №2, №4.</w:t>
+      </w:r>
+    </w:p>
+    <w:tbl>
+      <w:tblPr>
+        <w:tblW w:w="11638" w:type="dxa"/>
+        <w:tblBorders>
+          <w:top w:val="single" w:sz="4" w:color="C9C9C9"/>
+          <w:left w:val="single" w:sz="4" w:color="C9C9C9"/>
+          <w:bottom w:val="single" w:sz="4" w:color="C9C9C9"/>
+          <w:right w:val="single" w:sz="4" w:color="C9C9C9"/>
+          <w:insideH w:val="single" w:sz="4" w:color="C9C9C9"/>
+          <w:insideV w:val="single" w:sz="4" w:color="C9C9C9"/>
+        </w:tblBorders>
+        <w:tblLayout w:type="fixed"/>
+      </w:tblPr>
+      <w:tblGrid>
+        <w:gridCol w:w="3600"/>
+        <w:gridCol w:w="5000"/>
+        <w:gridCol w:w="3038"/>
+      </w:tblGrid>
+      <w:tr>
+        <w:tc>
+          <w:tcPr>
+            <w:tcW w:w="3600" w:type="dxa"/>
+            <w:shd w:val="clear" w:fill="EFEFEF"/>
+          </w:tcPr>
+          <w:p>
+            <w:r>
+              <w:rPr>
+                <w:b/>
+                <w:sz w:val="19"/>
+              </w:rPr>
+              <w:t xml:space="preserve">Параметр</w:t>
+            </w:r>
+          </w:p>
+        </w:tc>
+        <w:tc>
+          <w:tcPr>
+            <w:tcW w:w="5000" w:type="dxa"/>
+            <w:shd w:val="clear" w:fill="EFEFEF"/>
+          </w:tcPr>
+          <w:p>
+            <w:r>
+              <w:rPr>
+                <w:b/>
+                <w:sz w:val="19"/>
+              </w:rPr>
+              <w:t xml:space="preserve">Значение</w:t>
+            </w:r>
+          </w:p>
+        </w:tc>
+        <w:tc>
+          <w:tcPr>
+            <w:tcW w:w="3038" w:type="dxa"/>
+            <w:shd w:val="clear" w:fill="EFEFEF"/>
+          </w:tcPr>
+          <w:p>
+            <w:r>
+              <w:rPr>
+                <w:b/>
+                <w:sz w:val="19"/>
+              </w:rPr>
+              <w:t xml:space="preserve">Источник</w:t>
+            </w:r>
+          </w:p>
+        </w:tc>
+      </w:tr>
+      <w:tr>
+        <w:tc>
+          <w:tcPr>
+            <w:tcW w:w="3600" w:type="dxa"/>
+          </w:tcPr>
+          <w:p>
+            <w:r>
+              <w:rPr>
+                <w:sz w:val="19"/>
+              </w:rPr>
+              <w:t xml:space="preserve">Уровень</w:t>
+            </w:r>
+          </w:p>
+        </w:tc>
+        <w:tc>
+          <w:tcPr>
+            <w:tcW w:w="5000" w:type="dxa"/>
+          </w:tcPr>
+          <w:p>
+            <w:r>
+              <w:rPr>
+                <w:sz w:val="19"/>
+              </w:rPr>
+              <w:t xml:space="preserve">LOD 200 (габариты, компоновка, основные трассы); цель — коллизии стадии БИ</w:t>
+            </w:r>
+          </w:p>
+        </w:tc>
+        <w:tc>
+          <w:tcPr>
+            <w:tcW w:w="3038" w:type="dxa"/>
+          </w:tcPr>
+          <w:p>
+            <w:r>
+              <w:rPr>
+                <w:color w:val="666666"/>
+                <w:sz w:val="18"/>
+              </w:rPr>
+              <w:t xml:space="preserve">Прил. №4 ред. 2; BIMForum LOD</w:t>
+            </w:r>
+          </w:p>
+        </w:tc>
+      </w:tr>
+      <w:tr>
+        <w:tc>
+          <w:tcPr>
+            <w:tcW w:w="3600" w:type="dxa"/>
+          </w:tcPr>
+          <w:p>
+            <w:r>
+              <w:rPr>
+                <w:sz w:val="19"/>
+              </w:rPr>
+              <w:t xml:space="preserve">Компоненты</w:t>
+            </w:r>
+          </w:p>
+        </w:tc>
+        <w:tc>
+          <w:tcPr>
+            <w:tcW w:w="5000" w:type="dxa"/>
+          </w:tcPr>
+          <w:p>
+            <w:r>
+              <w:rPr>
+                <w:sz w:val="19"/>
+              </w:rPr>
+              <w:t xml:space="preserve">ванна+колпак (массив 2×90, шаг 1,40 м), краны, КСМ, баки, ошиновка, воздуховод</w:t>
+            </w:r>
+          </w:p>
+        </w:tc>
+        <w:tc>
+          <w:tcPr>
+            <w:tcW w:w="3038" w:type="dxa"/>
+          </w:tcPr>
+          <w:p>
+            <w:r>
+              <w:rPr>
+                <w:color w:val="666666"/>
+                <w:sz w:val="18"/>
+              </w:rPr>
+              <w:t xml:space="preserve">Прил. №4 (библиотечные компоненты); компоновка БИ</w:t>
+            </w:r>
+          </w:p>
+        </w:tc>
+      </w:tr>
+      <w:tr>
+        <w:tc>
+          <w:tcPr>
+            <w:tcW w:w="3600" w:type="dxa"/>
+          </w:tcPr>
+          <w:p>
+            <w:r>
+              <w:rPr>
+                <w:sz w:val="19"/>
+              </w:rPr>
+              <w:t xml:space="preserve">Зоны обслуживания</w:t>
+            </w:r>
+          </w:p>
+        </w:tc>
+        <w:tc>
+          <w:tcPr>
+            <w:tcW w:w="5000" w:type="dxa"/>
+          </w:tcPr>
+          <w:p>
+            <w:r>
+              <w:rPr>
+                <w:sz w:val="19"/>
+              </w:rPr>
+              <w:t xml:space="preserve">объёмные элементы: крюк до +6…+7 м, «матрёшка», нутч, ремзоны, проходы</w:t>
+            </w:r>
+          </w:p>
+        </w:tc>
+        <w:tc>
+          <w:tcPr>
+            <w:tcW w:w="3038" w:type="dxa"/>
+          </w:tcPr>
+          <w:p>
+            <w:r>
+              <w:rPr>
+                <w:color w:val="666666"/>
+                <w:sz w:val="18"/>
+              </w:rPr>
+              <w:t xml:space="preserve">Прил. №4 (M-19); компоновка БИ</w:t>
+            </w:r>
+          </w:p>
+        </w:tc>
+      </w:tr>
+      <w:tr>
+        <w:tc>
+          <w:tcPr>
+            <w:tcW w:w="3600" w:type="dxa"/>
+          </w:tcPr>
+          <w:p>
+            <w:r>
+              <w:rPr>
+                <w:sz w:val="19"/>
+              </w:rPr>
+              <w:t xml:space="preserve">Передача</w:t>
+            </w:r>
+          </w:p>
+        </w:tc>
+        <w:tc>
+          <w:tcPr>
+            <w:tcW w:w="5000" w:type="dxa"/>
+          </w:tcPr>
+          <w:p>
+            <w:r>
+              <w:rPr>
+                <w:sz w:val="19"/>
+              </w:rPr>
+              <w:t xml:space="preserve">исходники + IFC + сводная модель + «Описание ЦИМ»; выгрузка раз в 4 недели</w:t>
+            </w:r>
+          </w:p>
+        </w:tc>
+        <w:tc>
+          <w:tcPr>
+            <w:tcW w:w="3038" w:type="dxa"/>
+          </w:tcPr>
+          <w:p>
+            <w:r>
+              <w:rPr>
+                <w:color w:val="666666"/>
+                <w:sz w:val="18"/>
+              </w:rPr>
+              <w:t xml:space="preserve">Прил. №4 ред. 2 (M-08, M-09)</w:t>
+            </w:r>
+          </w:p>
+        </w:tc>
+      </w:tr>
+    </w:tbl>
+    <w:p>
+      <w:r>
+        <w:rPr>
+          <w:b/>
+          <w:sz w:val="19"/>
+        </w:rPr>
+        <w:t xml:space="preserve">Нормативная база: </w:t>
+      </w:r>
+      <w:r>
+        <w:rPr>
+          <w:color w:val="444444"/>
+          <w:sz w:val="19"/>
+        </w:rPr>
+        <w:t xml:space="preserve">Приложение №4 к ТЗ (ред. 2) — Требования к ЦИМ этапа БИ: компоненты, проверки Таблицы 3, состав передачи; ГОСТ Р 10.0.02-2019 (ИСО 16739) — Формат IFC для выгрузок в СОД Заказчика; ISO 19650 / BIMForum LOD Spec — Методическая база уровня проработки LOD 200 на стадии FEED</w:t>
+      </w:r>
+    </w:p>
+    <w:p>
+      <w:r>
+        <w:rPr>
+          <w:b/>
+          <w:color w:val="8A6200"/>
+          <w:sz w:val="19"/>
+        </w:rPr>
+        <w:t xml:space="preserve">— определяется на стадии БИ: </w:t>
+      </w:r>
+      <w:r>
+        <w:rPr>
+          <w:sz w:val="19"/>
+        </w:rPr>
+        <w:t xml:space="preserve">Фактическое ПО моделирования — согласовать с Заказчиком до старта этапа ЦИМ</w:t>
+      </w:r>
+    </w:p>
+    <w:p>
+      <w:r>
+        <w:rPr>
+          <w:b/>
+          <w:color w:val="8A6200"/>
+          <w:sz w:val="19"/>
+        </w:rPr>
+        <w:t xml:space="preserve">— определяется на стадии БИ: </w:t>
+      </w:r>
+      <w:r>
+        <w:rPr>
+          <w:sz w:val="19"/>
+        </w:rPr>
+        <w:t xml:space="preserve">Применимость проверок Таблицы 3 ред. 2 к составу лота (перечень пар коллизий) — протоколом</w:t>
+      </w:r>
+    </w:p>
+    <w:p>
+      <w:r>
+        <w:rPr>
+          <w:b/>
+          <w:color w:val="8A6200"/>
+          <w:sz w:val="19"/>
+        </w:rPr>
+        <w:t xml:space="preserve">— определяется на стадии БИ: </w:t>
+      </w:r>
+      <w:r>
+        <w:rPr>
+          <w:sz w:val="19"/>
+        </w:rPr>
+        <w:t xml:space="preserve">Глубина моделирования ошиновки (шинные мосты полностью / межванновые шины компонентом) — решение БИ по трудоёмкости</w:t>
+      </w:r>
+    </w:p>
+    <w:p>
+      <w:pPr>
+        <w:pStyle w:val="Heading2"/>
+      </w:pPr>
+      <w:r>
+        <w:rPr>
+          <w:b/>
+          <w:sz w:val="26"/>
+        </w:rPr>
+        <w:t xml:space="preserve">Стоимость поставки по Лоту №3 (порядок формирования) и этапность выдачи БИ</w:t>
+      </w:r>
+    </w:p>
+    <w:p>
+      <w:r>
+        <w:rPr>
+          <w:sz w:val="20"/>
+        </w:rPr>
+        <w:t xml:space="preserve">Порядок — по разделу «Стоимость поставки по Лоту №3» ТЗ v4.1: (1) стоимость оборудования — бюджетные ТКП по основному оборудованию (требование «не менее 2–3 ТКП на каждую позицию» в v4.1 вычеркнуто — действует редакция «Бюджетные ТКП по основному оборудованию»); (2) бюджетная оценка общей стоимости комплектной поставки оборудования и материалов в границах п. 6.2 — с учётом АСУ с прикладным ПО (нагрузки, шунтирование, потоки, параметры) и специальных автоматических кранов электролизного зала (прямое требование ТЗ).</w:t>
+      </w:r>
+    </w:p>
+    <w:p>
+      <w:r>
+        <w:rPr>
+          <w:sz w:val="20"/>
+        </w:rPr>
+        <w:t xml:space="preserve">ПЕРЕЧЕНЬ ПОЗИЦИЙ ПОД ТКП (основное оборудование, ориентировочно 70–80 % стоимости поставки): электролизные ванны (180) с коллекторами и закладными; КСМ с формированием пакетов и изоляцией кромок; спецкраны (2) с траверсами; ошиновка; первичная загрузка матриц (15 120) и анодов (15 300); аспирационные укрытия (180); циркуляционные баки (2 × 300 м³); АСУ с ППО и системой mV-контроля. Остальное (узлы реагентов, металлоконструкции обслуживания, обвязка в границах, полевые КИП) — укрупнённые показатели и база аналогов КВАНТ. Класс точности итоговой оценки — Class 3 (±15–20 %, AACE 18R-97) — зафиксировать в договоре (позиция D-30).</w:t>
+      </w:r>
+    </w:p>
+    <w:p>
+      <w:r>
+        <w:rPr>
+          <w:sz w:val="20"/>
+        </w:rPr>
+        <w:t xml:space="preserve">В ЦЕНУ ПОСТАВКИ НЕ ВХОДЯТ (перечень «вне БИ» п. 6.3): выпрямители, магистральные шины, напорный/сливной трубопроводы, аспирация со скруббером, циркуляционные насосы, теплообменники, нутч-фильтр, обработка шлама, базовые краны — для сводного CAPEX Заказчика по этим позициям передаются задания на стыке (реестр границ). Строительная часть — вне поставки лота; справочная оценка нового корпуса — блоки NB-EW/NB-COST (корпус ЭЭ с электролитным отделением 6,6–9,6 млрд ₽, Class 5, вкладка «Стройка · CAPEX»).</w:t>
+      </w:r>
+    </w:p>
+    <w:p>
+      <w:r>
+        <w:rPr>
+          <w:sz w:val="20"/>
+        </w:rPr>
+        <w:t xml:space="preserve">ЛОГИСТИЧЕСКАЯ СОСТАВЛЯЮЩАЯ ЦЕНЫ: ≈3,3–3,4 тыс. т серийных грузов (ванны, электроды) до Мончегорска, упаковка по ГОСТ 15846; шеф-монтаж и ПНР поставщиков — в объёме поставки (прил. В п. 17); ЗИП АСУТП/КИП на 2 года (≥ 10 %, ≥ 1 шт. наименования — Прил. №5).</w:t>
+      </w:r>
+    </w:p>
+    <w:p>
+      <w:r>
+        <w:rPr>
+          <w:sz w:val="20"/>
+        </w:rPr>
+        <w:t xml:space="preserve">ЭТАПНОСТЬ ВЫДАЧИ МАТЕРИАЛОВ БИ (для старта ОТР до полного выпуска — ТЗ «Прочие условия»): 1-я очередь — балансы и электрический расчёт, PFD, перечень оборудования, задания на стыке смежникам, исходные требования на длинноцикловое; 2-я — компоновки, предварительные нагрузки, P&amp;ID, line list; 3-я — опросные листы, ТКП и бюджетная оценка, ЦИМ (отдельный этап). График выдач — в составе договора.</w:t>
+      </w:r>
+    </w:p>
+    <w:tbl>
+      <w:tblPr>
+        <w:tblW w:w="11638" w:type="dxa"/>
+        <w:tblBorders>
+          <w:top w:val="single" w:sz="4" w:color="C9C9C9"/>
+          <w:left w:val="single" w:sz="4" w:color="C9C9C9"/>
+          <w:bottom w:val="single" w:sz="4" w:color="C9C9C9"/>
+          <w:right w:val="single" w:sz="4" w:color="C9C9C9"/>
+          <w:insideH w:val="single" w:sz="4" w:color="C9C9C9"/>
+          <w:insideV w:val="single" w:sz="4" w:color="C9C9C9"/>
+        </w:tblBorders>
+        <w:tblLayout w:type="fixed"/>
+      </w:tblPr>
+      <w:tblGrid>
+        <w:gridCol w:w="3600"/>
+        <w:gridCol w:w="5000"/>
+        <w:gridCol w:w="3038"/>
+      </w:tblGrid>
+      <w:tr>
+        <w:tc>
+          <w:tcPr>
+            <w:tcW w:w="3600" w:type="dxa"/>
+            <w:shd w:val="clear" w:fill="EFEFEF"/>
+          </w:tcPr>
+          <w:p>
+            <w:r>
+              <w:rPr>
+                <w:b/>
+                <w:sz w:val="19"/>
+              </w:rPr>
+              <w:t xml:space="preserve">Параметр</w:t>
+            </w:r>
+          </w:p>
+        </w:tc>
+        <w:tc>
+          <w:tcPr>
+            <w:tcW w:w="5000" w:type="dxa"/>
+            <w:shd w:val="clear" w:fill="EFEFEF"/>
+          </w:tcPr>
+          <w:p>
+            <w:r>
+              <w:rPr>
+                <w:b/>
+                <w:sz w:val="19"/>
+              </w:rPr>
+              <w:t xml:space="preserve">Значение</w:t>
+            </w:r>
+          </w:p>
+        </w:tc>
+        <w:tc>
+          <w:tcPr>
+            <w:tcW w:w="3038" w:type="dxa"/>
+            <w:shd w:val="clear" w:fill="EFEFEF"/>
+          </w:tcPr>
+          <w:p>
+            <w:r>
+              <w:rPr>
+                <w:b/>
+                <w:sz w:val="19"/>
+              </w:rPr>
+              <w:t xml:space="preserve">Источник</w:t>
+            </w:r>
+          </w:p>
+        </w:tc>
+      </w:tr>
+      <w:tr>
+        <w:tc>
+          <w:tcPr>
+            <w:tcW w:w="3600" w:type="dxa"/>
+          </w:tcPr>
+          <w:p>
+            <w:r>
+              <w:rPr>
+                <w:sz w:val="19"/>
+              </w:rPr>
+              <w:t xml:space="preserve">ТКП</w:t>
+            </w:r>
+          </w:p>
+        </w:tc>
+        <w:tc>
+          <w:tcPr>
+            <w:tcW w:w="5000" w:type="dxa"/>
+          </w:tcPr>
+          <w:p>
+            <w:r>
+              <w:rPr>
+                <w:sz w:val="19"/>
+              </w:rPr>
+              <w:t xml:space="preserve">бюджетные, по основному оборудованию (~70–80 % стоимости); правка v4.1 учтена</w:t>
+            </w:r>
+          </w:p>
+        </w:tc>
+        <w:tc>
+          <w:tcPr>
+            <w:tcW w:w="3038" w:type="dxa"/>
+          </w:tcPr>
+          <w:p>
+            <w:r>
+              <w:rPr>
+                <w:color w:val="666666"/>
+                <w:sz w:val="18"/>
+              </w:rPr>
+              <w:t xml:space="preserve">ТЗ v4.1 «Стоимость поставки по Лоту №3»; D-29</w:t>
+            </w:r>
+          </w:p>
+        </w:tc>
+      </w:tr>
+      <w:tr>
+        <w:tc>
+          <w:tcPr>
+            <w:tcW w:w="3600" w:type="dxa"/>
+          </w:tcPr>
+          <w:p>
+            <w:r>
+              <w:rPr>
+                <w:sz w:val="19"/>
+              </w:rPr>
+              <w:t xml:space="preserve">Оценка</w:t>
+            </w:r>
+          </w:p>
+        </w:tc>
+        <w:tc>
+          <w:tcPr>
+            <w:tcW w:w="5000" w:type="dxa"/>
+          </w:tcPr>
+          <w:p>
+            <w:r>
+              <w:rPr>
+                <w:sz w:val="19"/>
+              </w:rPr>
+              <w:t xml:space="preserve">бюджетная, комплектная поставка в границах п. 6.2, включая АСУ с ППО и спецкраны; Class 3 ±15–20 %</w:t>
+            </w:r>
+          </w:p>
+        </w:tc>
+        <w:tc>
+          <w:tcPr>
+            <w:tcW w:w="3038" w:type="dxa"/>
+          </w:tcPr>
+          <w:p>
+            <w:r>
+              <w:rPr>
+                <w:color w:val="666666"/>
+                <w:sz w:val="18"/>
+              </w:rPr>
+              <w:t xml:space="preserve">ТЗ v4.1; AACE 18R-97</w:t>
+            </w:r>
+          </w:p>
+        </w:tc>
+      </w:tr>
+      <w:tr>
+        <w:tc>
+          <w:tcPr>
+            <w:tcW w:w="3600" w:type="dxa"/>
+          </w:tcPr>
+          <w:p>
+            <w:r>
+              <w:rPr>
+                <w:sz w:val="19"/>
+              </w:rPr>
+              <w:t xml:space="preserve">Вне цены</w:t>
+            </w:r>
+          </w:p>
+        </w:tc>
+        <w:tc>
+          <w:tcPr>
+            <w:tcW w:w="5000" w:type="dxa"/>
+          </w:tcPr>
+          <w:p>
+            <w:r>
+              <w:rPr>
+                <w:sz w:val="19"/>
+              </w:rPr>
+              <w:t xml:space="preserve">10 позиций «вне БИ» (выпрямители, аспирация и др.) — задания на стыке для CAPEX Заказчика</w:t>
+            </w:r>
+          </w:p>
+        </w:tc>
+        <w:tc>
+          <w:tcPr>
+            <w:tcW w:w="3038" w:type="dxa"/>
+          </w:tcPr>
+          <w:p>
+            <w:r>
+              <w:rPr>
+                <w:color w:val="666666"/>
+                <w:sz w:val="18"/>
+              </w:rPr>
+              <w:t xml:space="preserve">ТЗ v4.1 п. 6.3</w:t>
+            </w:r>
+          </w:p>
+        </w:tc>
+      </w:tr>
+      <w:tr>
+        <w:tc>
+          <w:tcPr>
+            <w:tcW w:w="3600" w:type="dxa"/>
+          </w:tcPr>
+          <w:p>
+            <w:r>
+              <w:rPr>
+                <w:sz w:val="19"/>
+              </w:rPr>
+              <w:t xml:space="preserve">Логистика</w:t>
+            </w:r>
+          </w:p>
+        </w:tc>
+        <w:tc>
+          <w:tcPr>
+            <w:tcW w:w="5000" w:type="dxa"/>
+          </w:tcPr>
+          <w:p>
+            <w:r>
+              <w:rPr>
+                <w:sz w:val="19"/>
+              </w:rPr>
+              <w:t xml:space="preserve">≈3,3–3,4 тыс. т грузов; упаковка Крайний Север; шеф-монтаж и ЗИП в поставке</w:t>
+            </w:r>
+          </w:p>
+        </w:tc>
+        <w:tc>
+          <w:tcPr>
+            <w:tcW w:w="3038" w:type="dxa"/>
+          </w:tcPr>
+          <w:p>
+            <w:r>
+              <w:rPr>
+                <w:color w:val="666666"/>
+                <w:sz w:val="18"/>
+              </w:rPr>
+              <w:t xml:space="preserve">расчёт; ИД ч.2 прил. В п. 17; Прил. №5</w:t>
+            </w:r>
+          </w:p>
+        </w:tc>
+      </w:tr>
+    </w:tbl>
+    <w:p>
+      <w:r>
+        <w:rPr>
+          <w:b/>
+          <w:sz w:val="19"/>
+        </w:rPr>
+        <w:t xml:space="preserve">Нормативная база: </w:t>
+      </w:r>
+      <w:r>
+        <w:rPr>
+          <w:color w:val="444444"/>
+          <w:sz w:val="19"/>
+        </w:rPr>
+        <w:t xml:space="preserve">AACE RP 18R-97 — Класс точности оценки Class 3 (±15–20 %) — методическая база; ГОСТ 15846-2002 — Упаковка для транспортирования в районы Крайнего Севера</w:t>
+      </w:r>
+    </w:p>
+    <w:p>
+      <w:r>
+        <w:rPr>
+          <w:b/>
+          <w:color w:val="8A6200"/>
+          <w:sz w:val="19"/>
+        </w:rPr>
+        <w:t xml:space="preserve">— определяется на стадии БИ: </w:t>
+      </w:r>
+      <w:r>
+        <w:rPr>
+          <w:sz w:val="19"/>
+        </w:rPr>
+        <w:t xml:space="preserve">Базис цен ТКП (валюта, ИНКОТЕРМС, срок действия) — единые условия запросов согласовать с Заказчиком</w:t>
+      </w:r>
+    </w:p>
+    <w:p>
+      <w:r>
+        <w:rPr>
+          <w:b/>
+          <w:color w:val="8A6200"/>
+          <w:sz w:val="19"/>
+        </w:rPr>
+        <w:t xml:space="preserve">— определяется на стадии БИ: </w:t>
+      </w:r>
+      <w:r>
+        <w:rPr>
+          <w:sz w:val="19"/>
+        </w:rPr>
+        <w:t xml:space="preserve">Разнесение стоимости АСУ между лотами при единой диспетчерской ОАСУ — протокол с Заказчиком</w:t>
+      </w:r>
+    </w:p>
+    <w:p>
+      <w:r>
+        <w:rPr>
+          <w:b/>
+          <w:color w:val="8A6200"/>
+          <w:sz w:val="19"/>
+        </w:rPr>
+        <w:t xml:space="preserve">— определяется на стадии БИ: </w:t>
+      </w:r>
+      <w:r>
+        <w:rPr>
+          <w:sz w:val="19"/>
+        </w:rPr>
+        <w:t xml:space="preserve">Перечень «основного» оборудования под ТКП — тот же протокол, что и для опросных листов (D-21/D-29)</w:t>
       </w:r>
     </w:p>
     <w:sectPr>

--- a/ove/public/docs/bi/ove75-lot3-pz-draft.docx
+++ b/ove/public/docs/bi/ove75-lot3-pz-draft.docx
@@ -55,7 +55,7 @@
         <w:rPr>
           <w:sz w:val="20"/>
         </w:rPr>
-        <w:t xml:space="preserve">Отделение электроэкстракции меди — завершающий передел комплекса КГМК.ОВЭ-75 («обжиг – выщелачивание – электроэкстракция», 75 000 т катодной меди в год). Размещается в существующем корпусе электрорафинирования меди металлургического цеха (ЦЭМ) промплощадки АО «Кольская ГМК», г. Мончегорск. Продукция — медь катодная марки М00к по ГОСТ 859-2014 в виде целых катодных листов (выпуск также по требованиям BS EN 1978:1998 / ЛБМ, требование ИД ч.2 п. 1.2.1); SEN 420–450 мм. Второй продукт — оборотный раствор («бедный» электролит) состава 35 Cu / 20 Ni / 1,6 Co / 2,6 Fe / 120 H2SO4 кг/м³: большая часть отсечки (1038 тыс. м³/год; 124,7 м³/ч) направляется на выщелачивание огарка, меньшая (27,3 тыс. м³/год; 3,2–3,5 м³/ч) — на растворение кристаллов медного купороса (ТЗ п. 5.1); остальной поток бедного электролита возвращается в циркуляционный бак на усреднение с богатым фильтратом. Питание отделения — фильтрат контрольной фильтрации (богатый раствор) через фланец трубопровода от ёмкости поз. 4.1.19 (граница 5.2.1).</w:t>
+        <w:t xml:space="preserve">Отделение электроэкстракции меди — завершающий передел комплекса КГМК.ОВЭ-75 («обжиг – выщелачивание – электроэкстракция», 75 000 т катодной меди в год). Базис размещения — новое строительство на свободной территории промплощадки АО «Кольская ГМК», г. Мончегорск (ТЗ v4.1 п.1.3): новый корпус 36 × 190 м смежно с участками комплекса; приспособление существующего корпуса электрорафинирования меди металлургического цеха (ЦЭМ) сохранено в материалах как резервный сценарий по решению Заказчика. Продукция — медь катодная марки М00к по ГОСТ 859-2014 в виде целых катодных листов (выпуск также по требованиям BS EN 1978:1998 / ЛБМ, требование ИД ч.2 п. 1.2.1); SEN 420–450 мм. Второй продукт — оборотный раствор («бедный» электролит) состава 35 Cu / 20 Ni / 1,6 Co / 2,6 Fe / 120 H2SO4 кг/м³: большая часть отсечки (1038 тыс. м³/год; 124,7 м³/ч) направляется на выщелачивание огарка, меньшая (27,3 тыс. м³/год; 3,2–3,5 м³/ч) — на растворение кристаллов медного купороса (ТЗ п. 5.1); остальной поток бедного электролита возвращается в циркуляционный бак на усреднение с богатым фильтратом. Питание отделения — фильтрат контрольной фильтрации (богатый раствор) через фланец трубопровода от ёмкости поз. 4.1.19 (граница 5.2.1).</w:t>
       </w:r>
     </w:p>
     <w:p>
@@ -2833,7 +2833,7 @@
         <w:rPr>
           <w:sz w:val="19"/>
         </w:rPr>
-        <w:t xml:space="preserve">Перечень «основного» оборудования для опросных листов и ТКП — закрепить протоколом с Заказчиком (позиция D-21)</w:t>
+        <w:t xml:space="preserve">Перечень «основного» оборудования для опросных листов и ТКП — закрепить протоколом с Заказчиком</w:t>
       </w:r>
     </w:p>
     <w:p>
@@ -2901,7 +2901,7 @@
         <w:rPr>
           <w:sz w:val="20"/>
         </w:rPr>
-        <w:t xml:space="preserve">СЖАТЫЙ ВОЗДУХ: пневматика КСМ — 6 бар; воздух КИП — отсечная/регулирующая арматура и подпор шкафов АСУ очищенным воздухом (Прил. №5); граница — фланец на вводе в цех (по v3.6 п. 5.2.5; в v4.1 — уточняется при БИ/ОТР); расходы — по опросным листам поставщиков. Гидравлика КСМ 120 бар — автономная станция в комплекте поставки, внешних подключений не требует.</w:t>
+        <w:t xml:space="preserve">СЖАТЫЙ ВОЗДУХ: пневматика КСМ — 6 бар; воздух КИП — отсечная/регулирующая арматура и подпор шкафов АСУ очищенным воздухом (Прил. №5); граница — фланец на вводе в цех (по предыдущей редакции ТЗ п. 5.2.5; в v4.1 — уточняется при БИ/ОТР); расходы — по опросным листам поставщиков. Гидравлика КСМ 120 бар — автономная станция в комплекте поставки, внешних подключений не требует.</w:t>
       </w:r>
     </w:p>
     <w:p>
@@ -3311,63 +3311,63 @@
         <w:rPr>
           <w:sz w:val="20"/>
         </w:rPr>
-        <w:t xml:space="preserve">Объём сведений Прил. №3 на стадии БИ — по его собственной оговорке «уточняется с учётом согласованных границ проектирования»; ниже — предлагаемый состав уровня FEED (закрепляется протоколом, позиция E-01), детальная электрика (кабельные журналы, светотехника, планы прокладки) — этап РД.</w:t>
-      </w:r>
-    </w:p>
-    <w:p>
-      <w:r>
-        <w:rPr>
-          <w:sz w:val="20"/>
-        </w:rPr>
-        <w:t xml:space="preserve">ИСТОЧНИКИ И СХЕМА. Сценарий А — существующая встроенная преобразовательная подстанция ЦЭМ (черт. ФМ-59435); сценарий Б (базовый) — новая подстанция при корпусе ЭЭ, размещение у торца выпрямителей (короткие магистральные шины). Схема: два независимых ввода 6(10) кВ (I категория), выпрямительные агрегаты — по одному на серию + общий резервный с перекрёстной ошиновкой (переключение без остановки серии); вспомогательные потребители 0,4 кВ — от двухтрансформаторной КТП с АВР. Итоговые нагрузки для ТУ: отделение — 16,07 МВт средних / до 18,7 МВт при форсировке; комплекс ОВЭ в целом — ≈17,3 МВт средних, ≈21 МВт установленных (блок EL-TOTAL).</w:t>
-      </w:r>
-    </w:p>
-    <w:p>
-      <w:r>
-        <w:rPr>
-          <w:sz w:val="20"/>
-        </w:rPr>
-        <w:t xml:space="preserve">СВОДНАЯ ТАБЛИЦА ЭЛЕКТРОПРИЁМНИКОВ (E-04, объём БИ): установленная/расчётная мощность, категории по ПУЭ, коэффициенты — по перечню оборудования БИ; пусковые токи — для приводов ≥ 100 кВт по каталожным данным (в лоте таких единицы — гидростанция КСМ 125 кВт установленной); полная таблица с фактическими пусковыми характеристиками — детальный этап по vendor data.</w:t>
-      </w:r>
-    </w:p>
-    <w:p>
-      <w:r>
-        <w:rPr>
-          <w:sz w:val="20"/>
-        </w:rPr>
-        <w:t xml:space="preserve">КАЧЕСТВО СЕТИ И КРМ. Выпрямители 47 кА (вне лота) — определяющий источник высших гармоник и потребитель реактивной мощности узла; в задание на выпрямители БИ включает: нормы искажений на шинах 6(10) кВ по ГОСТ 32144-2013, целевой коэффициент мощности — по ТУ сетевой организации, состав фильтрокомпенсирующих устройств — по расчёту сети (E-06, краткое описание в БИ).</w:t>
-      </w:r>
-    </w:p>
-    <w:p>
-      <w:r>
-        <w:rPr>
-          <w:sz w:val="20"/>
-        </w:rPr>
-        <w:t xml:space="preserve">ЭЛЕКТРОБЕЗОПАСНОСТЬ ЗАЛА (ПУЭ разд. 7.10): сеть постоянного тока серий изолирована от земли, непрерывный контроль изоляции; ванны — на опорных изоляторах (двухступенчатая изоляция), трубопроводы — электрические разрывы на подаче/приёме; напряжение серии до 225 В — изолирующие настилы/площадки обслуживания вдоль рядов, исключение одновременного касания точек серии с большой разностью потенциалов; шинные мосты — ограждение. Заземление и молниезащита: концепция в БИ (для нового корпуса); выбор типа заземлителя — по данным изысканий на детальном этапе (E-08).</w:t>
-      </w:r>
-    </w:p>
-    <w:p>
-      <w:r>
-        <w:rPr>
-          <w:sz w:val="20"/>
-        </w:rPr>
-        <w:t xml:space="preserve">ОСВЕЩЕНИЕ (E-09, в БИ — требования): среда химически активная (аэрозоли H2SO4) — светильники IP65, коррозионностойкие корпуса; нормируемая освещённость зон обслуживания ванн, КСМ и щитовых — по СП 52.13330; зоны аварийного и эвакуационного освещения — определяются в БИ; светотехнический расчёт и выбор типов — РД.</w:t>
-      </w:r>
-    </w:p>
-    <w:p>
-      <w:r>
-        <w:rPr>
-          <w:sz w:val="20"/>
-        </w:rPr>
-        <w:t xml:space="preserve">Ex-ЗОНЫ (E-15): помещение категории В2 (пожароопасная); взрывоопасные зоны в электролизном зале не предусматриваются — выделение водорода при электроэкстракции меди в нормальном режиме незначительно; подтверждающий расчёт газовыделения — в БИ, чертежи Ex-зон не выпускаются (обоснование в ПЗ).</w:t>
-      </w:r>
-    </w:p>
-    <w:p>
-      <w:r>
-        <w:rPr>
-          <w:sz w:val="20"/>
-        </w:rPr>
-        <w:t xml:space="preserve">Графика электро-части БИ: однолинейные схемы 6(10)/0,4 кВ отделения, планы размещения основного электрооборудования и главные кабельные коридоры, предварительные сечения основных питающих кабелей, расчёт токов КЗ для предварительного выбора аппаратов (E-10, E-11, E-12, E-14).</w:t>
+        <w:t xml:space="preserve">Объём сведений Прил. №3 на стадии БИ — по его собственной оговорке «уточняется с учётом согласованных границ проектирования»; ниже — предлагаемый состав уровня FEED (закрепляется протоколом), детальная электрика (кабельные журналы, светотехника, планы прокладки) — этап РД.</w:t>
+      </w:r>
+    </w:p>
+    <w:p>
+      <w:r>
+        <w:rPr>
+          <w:sz w:val="20"/>
+        </w:rPr>
+        <w:t xml:space="preserve">ИСТОЧНИКИ И СХЕМА. Сценарий А — существующая встроенная преобразовательная подстанция ЦЭМ (черт. ФМ-59435); сценарий Б (базовый) — новая подстанция при корпусе ЭЭ, размещение у торца выпрямителей (короткие магистральные шины). Схема: два независимых ввода 6(10) кВ (I категория), выпрямительные агрегаты — по одному на серию + общий резервный с перекрёстной ошиновкой (переключение без остановки серии); вспомогательные потребители 0,4 кВ — от двухтрансформаторной КТП с АВР. Итоговые нагрузки для ТУ: отделение — 16,07 МВт средних / до 18,7 МВт при форсировке; комплекс ОВЭ в целом — ≈17,3 МВт средних, ≈21 МВт установленных (расчётная записка КВАНТ).</w:t>
+      </w:r>
+    </w:p>
+    <w:p>
+      <w:r>
+        <w:rPr>
+          <w:sz w:val="20"/>
+        </w:rPr>
+        <w:t xml:space="preserve">СВОДНАЯ ТАБЛИЦА ЭЛЕКТРОПРИЁМНИКОВ (объём БИ, по Прил.№3): установленная/расчётная мощность, категории по ПУЭ, коэффициенты — по перечню оборудования БИ; пусковые токи — для приводов ≥ 100 кВт по каталожным данным (в лоте таких единицы — гидростанция КСМ 125 кВт установленной); полная таблица с фактическими пусковыми характеристиками — детальный этап по vendor data.</w:t>
+      </w:r>
+    </w:p>
+    <w:p>
+      <w:r>
+        <w:rPr>
+          <w:sz w:val="20"/>
+        </w:rPr>
+        <w:t xml:space="preserve">КАЧЕСТВО СЕТИ И КРМ. Выпрямители 47 кА (вне лота) — определяющий источник высших гармоник и потребитель реактивной мощности узла; в задание на выпрямители БИ включает: нормы искажений на шинах 6(10) кВ по ГОСТ 32144-2013, целевой коэффициент мощности — по ТУ сетевой организации, состав фильтрокомпенсирующих устройств — по расчёту сети (краткое описание в БИ).</w:t>
+      </w:r>
+    </w:p>
+    <w:p>
+      <w:r>
+        <w:rPr>
+          <w:sz w:val="20"/>
+        </w:rPr>
+        <w:t xml:space="preserve">ЭЛЕКТРОБЕЗОПАСНОСТЬ ЗАЛА (ПУЭ разд. 7.10): сеть постоянного тока серий изолирована от земли, непрерывный контроль изоляции; ванны — на опорных изоляторах (двухступенчатая изоляция), трубопроводы — электрические разрывы на подаче/приёме; напряжение серии до 225 В — изолирующие настилы/площадки обслуживания вдоль рядов, исключение одновременного касания точек серии с большой разностью потенциалов; шинные мосты — ограждение. Заземление и молниезащита: концепция в БИ (для нового корпуса); выбор типа заземлителя — по данным изысканий на детальном этапе.</w:t>
+      </w:r>
+    </w:p>
+    <w:p>
+      <w:r>
+        <w:rPr>
+          <w:sz w:val="20"/>
+        </w:rPr>
+        <w:t xml:space="preserve">ОСВЕЩЕНИЕ (в БИ — требования): среда химически активная (аэрозоли H2SO4) — светильники IP65, коррозионностойкие корпуса; нормируемая освещённость зон обслуживания ванн, КСМ и щитовых — по СП 52.13330; зоны аварийного и эвакуационного освещения — определяются в БИ; светотехнический расчёт и выбор типов — РД.</w:t>
+      </w:r>
+    </w:p>
+    <w:p>
+      <w:r>
+        <w:rPr>
+          <w:sz w:val="20"/>
+        </w:rPr>
+        <w:t xml:space="preserve">Ex-ЗОНЫ: помещение категории В2 (пожароопасная); взрывоопасные зоны в электролизном зале не предусматриваются — выделение водорода при электроэкстракции меди в нормальном режиме незначительно; подтверждающий расчёт газовыделения — в БИ, чертежи Ex-зон не выпускаются (обоснование в ПЗ).</w:t>
+      </w:r>
+    </w:p>
+    <w:p>
+      <w:r>
+        <w:rPr>
+          <w:sz w:val="20"/>
+        </w:rPr>
+        <w:t xml:space="preserve">Графика электро-части БИ: однолинейные схемы 6(10)/0,4 кВ отделения, планы размещения основного электрооборудования и главные кабельные коридоры, предварительные сечения основных питающих кабелей, расчёт токов КЗ для предварительного выбора аппаратов.</w:t>
       </w:r>
     </w:p>
     <w:tbl>
@@ -3675,7 +3675,7 @@
         <w:rPr>
           <w:sz w:val="19"/>
         </w:rPr>
-        <w:t xml:space="preserve">Протокол объёма Приложения №3 на стадии БИ (перечень действующих пунктов E-02…E-19) — согласовать до договора</w:t>
+        <w:t xml:space="preserve">Протокол объёма Приложения №3 на стадии БИ (перечень действующих пунктов) — согласовать до договора</w:t>
       </w:r>
     </w:p>
     <w:p>
@@ -4206,15 +4206,15 @@
         <w:rPr>
           <w:sz w:val="20"/>
         </w:rPr>
-        <w:t xml:space="preserve">ПРИБОРЫ (вне комплектных систем КСМ и кранов, имеющих собственные ПЛК): расходомеры электромагнитные/ультразвуковые — 6–8 (питание серий 2, отсечки 2, оборотная вода 2, промвода); температура — ≈20 точек (питание/возврат серий, баки, холодильники до/после, вода); уровень — 4–6 (циркуляционные баки, зумпфы); давление — 8–10 (коллекторы, напор насосов — стык со смежной системой); плотномеры поточные — 2; милливольтовый контроль напряжений ванн — 180 точек (спецсистема, см. АСУ); дозирование — счётчики-расходомеры реагентов 4–6. Суммарный объём физических сигналов АСУ отделения 450–650 (блок IO-TOTAL) — перечень согласуется с числом приборов.</w:t>
-      </w:r>
-    </w:p>
-    <w:p>
-      <w:r>
-        <w:rPr>
-          <w:sz w:val="20"/>
-        </w:rPr>
-        <w:t xml:space="preserve">СПЕЦИФИКАЦИЯ НА КИПиА для Лота №3 из состава v4.1 исключена (строка вычеркнута, позиция D-25); критичные и длинноцикловые приборы (поточные плотномеры/анализаторы, расходомеры больших DN в футеровке, система милливольтового контроля) — закрываются опросными листами. Смачиваемые части приборов — тантал/PTFE/керамика; СИ — Госреестр РФ с первичной поверкой.</w:t>
+        <w:t xml:space="preserve">ПРИБОРЫ (вне комплектных систем КСМ и кранов, имеющих собственные ПЛК): расходомеры электромагнитные/ультразвуковые — 6–8 (питание серий 2, отсечки 2, оборотная вода 2, промвода); температура — ≈20 точек (питание/возврат серий, баки, холодильники до/после, вода); уровень — 4–6 (циркуляционные баки, зумпфы); давление — 8–10 (коллекторы, напор насосов — стык со смежной системой); плотномеры поточные — 2; милливольтовый контроль напряжений ванн — 180 точек (спецсистема, см. АСУ); дозирование — счётчики-расходомеры реагентов 4–6. Суммарный объём физических сигналов АСУ отделения 450–650 (расчётная записка КВАНТ) — перечень согласуется с числом приборов.</w:t>
+      </w:r>
+    </w:p>
+    <w:p>
+      <w:r>
+        <w:rPr>
+          <w:sz w:val="20"/>
+        </w:rPr>
+        <w:t xml:space="preserve">СПЕЦИФИКАЦИЯ НА КИПиА для Лота №3 из состава v4.1 исключена (строка вычеркнута в ред. v4.1); критичные и длинноцикловые приборы (поточные плотномеры/анализаторы, расходомеры больших DN в футеровке, система милливольтового контроля) — закрываются опросными листами. Смачиваемые части приборов — тантал/PTFE/керамика; СИ — Госреестр РФ с первичной поверкой.</w:t>
       </w:r>
     </w:p>
     <w:tbl>
@@ -4487,7 +4487,7 @@
                 <w:color w:val="666666"/>
                 <w:sz w:val="18"/>
               </w:rPr>
-              <w:t xml:space="preserve">расчёт IO-TOTAL; P&amp;ID</w:t>
+              <w:t xml:space="preserve">расчётная записка КВАНТ; P&amp;ID</w:t>
             </w:r>
           </w:p>
         </w:tc>
@@ -4529,7 +4529,7 @@
                 <w:color w:val="666666"/>
                 <w:sz w:val="18"/>
               </w:rPr>
-              <w:t xml:space="preserve">ТЗ v4.1 (правка состава, D-25)</w:t>
+              <w:t xml:space="preserve">ТЗ v4.1 (правка состава)</w:t>
             </w:r>
           </w:p>
         </w:tc>
@@ -4616,7 +4616,7 @@
         <w:rPr>
           <w:sz w:val="20"/>
         </w:rPr>
-        <w:t xml:space="preserve">ИСХОДНЫЕ ПО ЗДАНИЮ. Существующий корпус электрорафинирования меди (ЦЭМ, Гипроникель, чертежи ФМ-59410…59419): шаг колонн 24 000 мм, крановый пролёт 22 000 мм (ИД п. 4.2.2); по обмерным чертежам ФМ-59415/59418 продольная сетка осей 1–32 с шагом 6,0 м — длина корпуса ≈186 м; отметки подкрановых конструкций ≈ +8,65…+10,60, низ ферм +14,32 (уточнить натурным обмером). В корпусе имеются встроенная преобразовательная подстанция (черт. ФМ-59435) и примыкающий склад готовой продукции ≈4048 м² (черт. ФМ-59415) — используются по назначению для Лотов №3–4.</w:t>
+        <w:t xml:space="preserve">ИСХОДНЫЕ ПО ЗДАНИЮ (резервный сценарий А). Существующий корпус электрорафинирования меди (ЦЭМ, Гипроникель, чертежи ФМ-59410…59419): шаг колонн 24 000 мм, крановый пролёт 22 000 мм (ИД п. 4.2.2); по обмерным чертежам ФМ-59415/59418 продольная сетка осей 1–32 с шагом 6,0 м — длина корпуса ≈186 м; отметки подкрановых конструкций ≈ +8,65…+10,60, низ ферм +14,32 (уточнить натурным обмером). В корпусе имеются встроенная преобразовательная подстанция (черт. ФМ-59435) и примыкающий склад готовой продукции ≈4048 м² (черт. ФМ-59415) — используются по назначению для Лотов №3–4.</w:t>
       </w:r>
     </w:p>
     <w:p>
@@ -4660,7 +4660,7 @@
         <w:rPr>
           <w:sz w:val="20"/>
         </w:rPr>
-        <w:t xml:space="preserve">СЦЕНАРИЙ Б — НОВОЕ СТРОИТЕЛЬСТВО (базовый с 15.08.2026, вводная владельца: существующих цехов нет). Новый корпус 36 × 190 м (2 пролёта по 18 м), высота до низа ферм ~16 м: две серии по 90 ванн последовательно (ряд из 45 ванн: 44 × 1,40 + 1,32 = 62,9 м ≈ 63 м), торцевая зона КСМ 30 м, ремонтная зона 20 м — корпус 36 × 190 м сохраняется с увеличенным резервом (2 × 63 + КСМ 30 + ремзона 20 = 176 м &lt; 190 м), электролитное отделение (циркуляционные баки 2×300 м³, теплообменники 2×2500 кВт, насосные) — в пристрое 24×42 м. Кислотостойкие полы и фундаменты ванн, мостовые краны над сериями. Кубатура ~128 тыс. м³ (1,9 м³/т мощности — в практике tankhouse 1,5–2,5). Оценка стоимости и полный расчёт — вкладка «Расчёты», блоки NB-EW/NB-COST; CAPEX обновлён. 25.08.2026 ТЗ v4.1 (п.1.3) подтвердило: «новое строительство объектов комплекса ОВЭ на свободной территории … по варианту размещения, принятому Заказчиком» — сценарий Б (новый корпус) закреплён базовым. Пометки базиса в таблице объектов v4.1 вычеркнуты (зачёркнутое = исключено) — базис един; открыт статус обмерных Прил.№6/№7 (C-94); сам «вариант размещения» (генплан) запрошен как ИД (Q-10). Сценарий А (приспособление существующего ЦЭМ по Прил.№6) сохранён как резервный.</w:t>
+        <w:t xml:space="preserve">СЦЕНАРИЙ Б — НОВОЕ СТРОИТЕЛЬСТВО (базовый по ТЗ v4.1 п.1.3). Новый корпус 36 × 190 м (2 пролёта по 18 м), высота до низа ферм ~16 м: две серии по 90 ванн последовательно (ряд из 45 ванн: 44 × 1,40 + 1,32 = 62,9 м ≈ 63 м), торцевая зона КСМ 30 м, ремонтная зона 20 м — корпус 36 × 190 м сохраняется с увеличенным резервом (2 × 63 + КСМ 30 + ремзона 20 = 176 м &lt; 190 м), электролитное отделение (циркуляционные баки 2×300 м³, теплообменники 2×2500 кВт, насосные) — в пристрое 24×42 м. Кислотостойкие полы и фундаменты ванн, мостовые краны над сериями. Кубатура ~128 тыс. м³ (1,9 м³/т мощности — в практике tankhouse 1,5–2,5). Оценка стоимости и полный расчёт — расчётная записка КВАНТ. 25.08.2026 ТЗ v4.1 (п.1.3) подтвердило: «новое строительство объектов комплекса ОВЭ на свободной территории … по варианту размещения, принятому Заказчиком» — сценарий Б (новый корпус) закреплён базовым. Пометки базиса в таблице объектов v4.1 вычеркнуты (зачёркнутое = исключено) — базис един; открыт статус обмерных Прил.№6/№7 в перечне приложений; сам «вариант размещения» (генплан) запрошен у Заказчика в составе исходных данных. Сценарий А (приспособление существующего ЦЭМ по Прил.№6) сохранён как резервный.</w:t>
       </w:r>
     </w:p>
     <w:tbl>
@@ -5074,7 +5074,7 @@
         <w:rPr>
           <w:sz w:val="19"/>
         </w:rPr>
-        <w:t xml:space="preserve">Получить «вариант размещения, принятый Заказчиком» (генплан: границы участка, отметки, привязки к сетям) — как ИД для посадки корпуса (Q-10); базис по лотам подтвердить через C-94</w:t>
+        <w:t xml:space="preserve">Получить «вариант размещения, принятый Заказчиком» (генплан: границы участка, отметки, привязки к сетям) — как ИД для посадки корпуса; статус обмерных приложений №6/№7 подтвердить у Заказчика</w:t>
       </w:r>
     </w:p>
     <w:p>
@@ -5833,7 +5833,7 @@
                 <w:color w:val="666666"/>
                 <w:sz w:val="18"/>
               </w:rPr>
-              <w:t xml:space="preserve">расчёт от габаритов NB-EW</w:t>
+              <w:t xml:space="preserve">расчёт от габаритов нового корпуса — расчётная записка КВАНТ</w:t>
             </w:r>
           </w:p>
         </w:tc>
@@ -6326,7 +6326,7 @@
         <w:rPr>
           <w:sz w:val="20"/>
         </w:rPr>
-        <w:t xml:space="preserve">ОСОБЕННОСТЬ — монтаж в существующем корпусе: до начала работ выполняются демонтаж оборудования прежнего электрорафинирования, обследование и ремонт строительных конструкций, устройство кислотоупорных полов с поддонами и зумпфами, подванных каналов и рельсов нутч-фильтра. Последовательность монтажа: восстановление/модернизация мостовых кранов (либо монтаж новых) → подача и выверка ванн рядами от торца КСМ к торцу выпрямителей → опорные тумбы с электроизоляцией и антисейсмическими упорами → коллекторы и сливные лотки → ошиновка с изоляторами → колпаки и бортовые отсосы → КСМ крупноблочно → циркбаки (возможна сборка/футеровка по месту — ИД п. 4.2.2 допускает изготовление корпусов из бетона по месту) → узлы реагентов → КИПиА и АСУ.</w:t>
+        <w:t xml:space="preserve">ОСОБЕННОСТЬ (резервный сценарий А) — монтаж в существующем корпусе: до начала работ выполняются демонтаж оборудования прежнего электрорафинирования, обследование и ремонт строительных конструкций, устройство кислотоупорных полов с поддонами и зумпфами, подванных каналов и рельсов нутч-фильтра. Последовательность монтажа: восстановление/модернизация мостовых кранов (либо монтаж новых) → подача и выверка ванн рядами от торца КСМ к торцу выпрямителей → опорные тумбы с электроизоляцией и антисейсмическими упорами → коллекторы и сливные лотки → ошиновка с изоляторами → колпаки и бортовые отсосы → КСМ крупноблочно → циркбаки (возможна сборка/футеровка по месту — ИД п. 4.2.2 допускает изготовление корпусов из бетона по месту) → узлы реагентов → КИПиА и АСУ.</w:t>
       </w:r>
     </w:p>
     <w:p>
@@ -6808,7 +6808,7 @@
         <w:rPr>
           <w:sz w:val="20"/>
         </w:rPr>
-        <w:t xml:space="preserve">ГАРАНТИЙНЫЕ ИСПЫТАНИЯ (методика — в составе БИ; измерительная база — весовой контроль пакетов КСМ и интеграторы А·ч АСУ): мощность оборудования 75 000 т/год (подтверждение прогоном при 280 А/м²) и годовой выпуск при сырье по ИД 69,3 тыс. т ± 1 % — гарантируются двумя раздельными строками (сырьё покрывает ≈93,7 % номинала — блок X-CU); удельный расход электроэнергии ≤ 2050 кВт·ч/т на шинах ванн (расчётный 1942); выход по току ≥ 88 % (расчётный ≈89 %; повышение планки — после письменного подтверждения η Гипроникелем); качество М00к по ГОСТ 859-2014 — условная гарантия при порогах примесей богатого раствора по ИД табл. 1.1/5.8; КИО ванн ≥ 97 % в первый год освоения (проектный 98 %).</w:t>
+        <w:t xml:space="preserve">ГАРАНТИЙНЫЕ ИСПЫТАНИЯ (методика — в составе БИ; измерительная база — весовой контроль пакетов КСМ и интеграторы А·ч АСУ): мощность оборудования 75 000 т/год (подтверждение прогоном при 280 А/м²) и годовой выпуск при сырье по ИД 69,3 тыс. т ± 1 % — гарантируются двумя раздельными строками (сырьё покрывает ≈93,7 % номинала — сквозной баланс меди, расчётная записка КВАНТ); удельный расход электроэнергии ≤ 2050 кВт·ч/т на шинах ванн (расчётный 1942); выход по току ≥ 88 % (расчётный ≈89 %; повышение планки — после письменного подтверждения η Гипроникелем); качество М00к по ГОСТ 859-2014 — условная гарантия при порогах примесей богатого раствора по ИД табл. 1.1/5.8; КИО ванн ≥ 97 % в первый год освоения (проектный 98 %).</w:t>
       </w:r>
     </w:p>
     <w:tbl>
@@ -7123,7 +7123,7 @@
                 <w:color w:val="666666"/>
                 <w:sz w:val="18"/>
               </w:rPr>
-              <w:t xml:space="preserve">гарантийная таблица (вкладка «Расчёты»); блок X-CU</w:t>
+              <w:t xml:space="preserve">гарантийная рамка расчётной записки КВАНТ</w:t>
             </w:r>
           </w:p>
         </w:tc>
@@ -7190,7 +7190,7 @@
         <w:rPr>
           <w:sz w:val="19"/>
         </w:rPr>
-        <w:t xml:space="preserve">Методика гарантийных испытаний с раздельными строками «мощность/выпуск» (F-CAP) — согласовать с Заказчиком до договора</w:t>
+        <w:t xml:space="preserve">Методика гарантийных испытаний с раздельными строками «мощность/выпуск» — согласовать с Заказчиком до договора</w:t>
       </w:r>
     </w:p>
     <w:p>
@@ -8131,7 +8131,7 @@
                 <w:color w:val="666666"/>
                 <w:sz w:val="18"/>
               </w:rPr>
-              <w:t xml:space="preserve">ТЗ п. 5.2.4; подход D-09 (v4.1)</w:t>
+              <w:t xml:space="preserve">ТЗ п. 5.2.4; подход «предварительно, расчётно, по аналогам» (v4.1)</w:t>
             </w:r>
           </w:p>
         </w:tc>
@@ -8386,7 +8386,7 @@
         <w:rPr>
           <w:sz w:val="20"/>
         </w:rPr>
-        <w:t xml:space="preserve">По ТЗ (v3.6 — п. 5.3; в v4.1 границы Лота №3 — п. 6.2) в состав БИ Лота №3 НЕ включаются: шины магистральные; выпрямители; напорный и сливной трубопроводы ванн; система аспирации от ванн и очистки аспирационных газов; циркуляционные насосы; грузоподъёмное оборудование (в части существующего парка); нутч-фильтр; оборудование обработки свинцового шлама и отработанных анодов; теплообменники. Чтобы на ОТР не возникло разрывов, БИ Лота №3 выдаёт по каждой позиции ЗАДАНИЕ НА СТЫКЕ (исходные требования смежному проектировщику/поставщику) и фиксирует физическую границу:</w:t>
+        <w:t xml:space="preserve">По ТЗ (в v4.1 границы Лота №3 — п. 6.2; в предыдущей редакции — п. 5.3) в состав БИ Лота №3 НЕ включаются: шины магистральные; выпрямители; напорный и сливной трубопроводы ванн; система аспирации от ванн и очистки аспирационных газов; циркуляционные насосы; грузоподъёмное оборудование (в части существующего парка); нутч-фильтр; оборудование обработки свинцового шлама и отработанных анодов; теплообменники. Чтобы на ОТР не возникло разрывов, БИ Лота №3 выдаёт по каждой позиции ЗАДАНИЕ НА СТЫКЕ (исходные требования смежному проектировщику/поставщику) и фиксирует физическую границу:</w:t>
       </w:r>
     </w:p>
     <w:p>
@@ -8417,7 +8417,7 @@
         <w:rPr>
           <w:sz w:val="20"/>
         </w:rPr>
-        <w:t xml:space="preserve">ПО ТЗ v4.1 (25.08.2026): вход в границы — «Раствор питания электролизных ванн ¦ Фланец патрубка подачи электролита в каждую электролизную ванну» (вместо ёмкости фильтрата v3.6) — это подтверждает нашу схему заданий на стыке по подаче; сжатый воздух/вода/электроэнергия — «уточняется при разработке БИ и ОТР для каждого вида оборудования в поставке». Противоречие: циркуляционный бак остался в составе БИ, находясь выше границы (C-100).</w:t>
+        <w:t xml:space="preserve">ПО ТЗ v4.1 (25.08.2026): вход в границы — «Раствор питания электролизных ванн ¦ Фланец патрубка подачи электролита в каждую электролизную ванну» (вместо ёмкости фильтрата в предыдущей редакции) — это подтверждает нашу схему заданий на стыке по подаче; сжатый воздух/вода/электроэнергия — «уточняется при разработке БИ и ОТР для каждого вида оборудования в поставке». Противоречие: циркуляционный бак остался в составе БИ, находясь выше границы — вынесено в наши предложения к документации.</w:t>
       </w:r>
     </w:p>
     <w:tbl>
@@ -8873,7 +8873,7 @@
         <w:rPr>
           <w:sz w:val="19"/>
         </w:rPr>
-        <w:t xml:space="preserve">Циркуляционный бак в составе Лота №3 при границе «фланец патрубка подачи каждой ванны» — оборудование выше границы; определить вход лота (C-100)</w:t>
+        <w:t xml:space="preserve">Циркуляционный бак в составе Лота №3 при границе «фланец патрубка подачи каждой ванны» — оборудование выше границы; определить вход лота</w:t>
       </w:r>
     </w:p>
     <w:p>
@@ -8925,7 +8925,7 @@
         <w:rPr>
           <w:sz w:val="20"/>
         </w:rPr>
-        <w:t xml:space="preserve">4) ЛОТ №1 (обжиг): прямого физического стыка нет; связь балансовая через ГМУ — сквозной баланс меди (блок X-CU): 71,26 тыс. т Cu в шихте → ≈70,25 тыс. т доступно к катоду (невязка сведения 1,45 %); сценарная загрузка серий согласуется с планом обжига через план-задание АСУ верхнего уровня (единая информационно-управляющая система по ТЗ).</w:t>
+        <w:t xml:space="preserve">4) ЛОТ №1 (обжиг): прямого физического стыка нет; связь балансовая через ГМУ — сквозной баланс меди (расчётная записка КВАНТ): 71,26 тыс. т Cu в шихте → ≈70,25 тыс. т доступно к катоду (невязка сведения 1,45 %); сценарная загрузка серий согласуется с планом обжига через план-задание АСУ верхнего уровня (единая информационно-управляющая система по ТЗ).</w:t>
       </w:r>
     </w:p>
     <w:p>
@@ -9158,21 +9158,21 @@
               <w:rPr>
                 <w:sz w:val="19"/>
               </w:rPr>
-              <w:t xml:space="preserve">стык балансовый: 71,26 тыс. т Cu шихты → ≈70,25 тыс. т к катоду (X-CU)</w:t>
-            </w:r>
-          </w:p>
-        </w:tc>
-        <w:tc>
-          <w:tcPr>
-            <w:tcW w:w="3038" w:type="dxa"/>
-          </w:tcPr>
-          <w:p>
-            <w:r>
-              <w:rPr>
-                <w:color w:val="666666"/>
-                <w:sz w:val="18"/>
-              </w:rPr>
-              <w:t xml:space="preserve">блок X-CU (вкладка «Расчёты»)</w:t>
+              <w:t xml:space="preserve">стык балансовый: 71,26 тыс. т Cu шихты → ≈70,25 тыс. т к катоду (сквозной баланс меди)</w:t>
+            </w:r>
+          </w:p>
+        </w:tc>
+        <w:tc>
+          <w:tcPr>
+            <w:tcW w:w="3038" w:type="dxa"/>
+          </w:tcPr>
+          <w:p>
+            <w:r>
+              <w:rPr>
+                <w:color w:val="666666"/>
+                <w:sz w:val="18"/>
+              </w:rPr>
+              <w:t xml:space="preserve">сквозной баланс меди — расчётная записка КВАНТ</w:t>
             </w:r>
           </w:p>
         </w:tc>
@@ -9349,7 +9349,7 @@
         <w:rPr>
           <w:sz w:val="20"/>
         </w:rPr>
-        <w:t xml:space="preserve">АТРИБУТЫ И ПЕРЕДАЧА: классификация элементов IFC по типам/категориям (кодификатор ред. 2 не требует); рабочие механизмы в компонентах — «при наличии» (M-22); состав передачи: исходные файлы + IFC + сводная модель + отчёт «Описание ЦИМ»; выгрузка IFC в СОД Заказчика — раз в 4 недели; ПО — из рекомендуемого российского перечня (Model Studio CS и др.), фактическое — согласуется с Заказчиком. Выпуск ЦИМ — отдельным этапом графика БИ (ТЗ «Прочие условия»); модель Лота №3 собирается в сводную модель комплекса вместе с Лотами №1, №2, №4.</w:t>
+        <w:t xml:space="preserve">АТРИБУТЫ И ПЕРЕДАЧА: классификация элементов IFC по типам/категориям (кодификатор ред. 2 не требует); рабочие механизмы в компонентах — «при наличии» (по ред. 2); состав передачи: исходные файлы + IFC + сводная модель + отчёт «Описание ЦИМ»; выгрузка IFC в СОД Заказчика — раз в 4 недели; ПО — из рекомендуемого российского перечня (Model Studio CS и др.), фактическое — согласуется с Заказчиком. Выпуск ЦИМ — отдельным этапом графика БИ (ТЗ «Прочие условия»); модель Лота №3 собирается в сводную модель комплекса вместе с Лотами №1, №2, №4.</w:t>
       </w:r>
     </w:p>
     <w:tbl>
@@ -9538,7 +9538,7 @@
                 <w:color w:val="666666"/>
                 <w:sz w:val="18"/>
               </w:rPr>
-              <w:t xml:space="preserve">Прил. №4 (M-19); компоновка БИ</w:t>
+              <w:t xml:space="preserve">Прил. №4; компоновка БИ</w:t>
             </w:r>
           </w:p>
         </w:tc>
@@ -9580,7 +9580,7 @@
                 <w:color w:val="666666"/>
                 <w:sz w:val="18"/>
               </w:rPr>
-              <w:t xml:space="preserve">Прил. №4 ред. 2 (M-08, M-09)</w:t>
+              <w:t xml:space="preserve">Прил. №4 ред. 2</w:t>
             </w:r>
           </w:p>
         </w:tc>
@@ -9675,15 +9675,15 @@
         <w:rPr>
           <w:sz w:val="20"/>
         </w:rPr>
-        <w:t xml:space="preserve">ПЕРЕЧЕНЬ ПОЗИЦИЙ ПОД ТКП (основное оборудование, ориентировочно 70–80 % стоимости поставки): электролизные ванны (180) с коллекторами и закладными; КСМ с формированием пакетов и изоляцией кромок; спецкраны (2) с траверсами; ошиновка; первичная загрузка матриц (15 120) и анодов (15 300); аспирационные укрытия (180); циркуляционные баки (2 × 300 м³); АСУ с ППО и системой mV-контроля. Остальное (узлы реагентов, металлоконструкции обслуживания, обвязка в границах, полевые КИП) — укрупнённые показатели и база аналогов КВАНТ. Класс точности итоговой оценки — Class 3 (±15–20 %, AACE 18R-97) — зафиксировать в договоре (позиция D-30).</w:t>
-      </w:r>
-    </w:p>
-    <w:p>
-      <w:r>
-        <w:rPr>
-          <w:sz w:val="20"/>
-        </w:rPr>
-        <w:t xml:space="preserve">В ЦЕНУ ПОСТАВКИ НЕ ВХОДЯТ (перечень «вне БИ» п. 6.3): выпрямители, магистральные шины, напорный/сливной трубопроводы, аспирация со скруббером, циркуляционные насосы, теплообменники, нутч-фильтр, обработка шлама, базовые краны — для сводного CAPEX Заказчика по этим позициям передаются задания на стыке (реестр границ). Строительная часть — вне поставки лота; справочная оценка нового корпуса — блоки NB-EW/NB-COST (корпус ЭЭ с электролитным отделением 6,6–9,6 млрд ₽, Class 5, вкладка «Стройка · CAPEX»).</w:t>
+        <w:t xml:space="preserve">ПЕРЕЧЕНЬ ПОЗИЦИЙ ПОД ТКП (основное оборудование, ориентировочно 70–80 % стоимости поставки): электролизные ванны (180) с коллекторами и закладными; КСМ с формированием пакетов и изоляцией кромок; спецкраны (2) с траверсами; ошиновка; первичная загрузка матриц (15 120) и анодов (15 300); аспирационные укрытия (180); циркуляционные баки (2 × 300 м³); АСУ с ППО и системой mV-контроля. Остальное (узлы реагентов, металлоконструкции обслуживания, обвязка в границах, полевые КИП) — укрупнённые показатели и база аналогов КВАНТ. Класс точности итоговой оценки — Class 3 (±15–20 %, AACE 18R-97) — зафиксировать в договоре.</w:t>
+      </w:r>
+    </w:p>
+    <w:p>
+      <w:r>
+        <w:rPr>
+          <w:sz w:val="20"/>
+        </w:rPr>
+        <w:t xml:space="preserve">В ЦЕНУ ПОСТАВКИ НЕ ВХОДЯТ (перечень «вне БИ» п. 6.3): выпрямители, магистральные шины, напорный/сливной трубопроводы, аспирация со скруббером, циркуляционные насосы, теплообменники, нутч-фильтр, обработка шлама, базовые краны — для сводного CAPEX Заказчика по этим позициям передаются задания на стыке (реестр границ). Строительная часть — вне поставки лота; справочная оценка нового корпуса — расчётная записка КВАНТ (Class 5).</w:t>
       </w:r>
     </w:p>
     <w:p>
@@ -9804,7 +9804,7 @@
                 <w:color w:val="666666"/>
                 <w:sz w:val="18"/>
               </w:rPr>
-              <w:t xml:space="preserve">ТЗ v4.1 «Стоимость поставки по Лоту №3»; D-29</w:t>
+              <w:t xml:space="preserve">ТЗ v4.1 «Стоимость поставки по Лоту №3»</w:t>
             </w:r>
           </w:p>
         </w:tc>
@@ -9997,7 +9997,7 @@
         <w:rPr>
           <w:sz w:val="19"/>
         </w:rPr>
-        <w:t xml:space="preserve">Перечень «основного» оборудования под ТКП — тот же протокол, что и для опросных листов (D-21/D-29)</w:t>
+        <w:t xml:space="preserve">Перечень «основного» оборудования под ТКП — тот же протокол, что и для опросных листов</w:t>
       </w:r>
     </w:p>
     <w:sectPr>

--- a/ove/public/docs/bi/ove75-lot3-pz-draft.docx
+++ b/ove/public/docs/bi/ove75-lot3-pz-draft.docx
@@ -4660,7 +4660,7 @@
         <w:rPr>
           <w:sz w:val="20"/>
         </w:rPr>
-        <w:t xml:space="preserve">СЦЕНАРИЙ Б — НОВОЕ СТРОИТЕЛЬСТВО (базовый по ТЗ v4.1 п.1.3). Новый корпус 36 × 190 м (2 пролёта по 18 м), высота до низа ферм ~16 м: две серии по 90 ванн последовательно (ряд из 45 ванн: 44 × 1,40 + 1,32 = 62,9 м ≈ 63 м), торцевая зона КСМ 30 м, ремонтная зона 20 м — корпус 36 × 190 м сохраняется с увеличенным резервом (2 × 63 + КСМ 30 + ремзона 20 = 176 м &lt; 190 м), электролитное отделение (циркуляционные баки 2×300 м³, теплообменники 2×2500 кВт, насосные) — в пристрое 24×42 м. Кислотостойкие полы и фундаменты ванн, мостовые краны над сериями. Кубатура ~128 тыс. м³ (1,9 м³/т мощности — в практике tankhouse 1,5–2,5). Оценка стоимости и полный расчёт — расчётная записка КВАНТ. 25.08.2026 ТЗ v4.1 (п.1.3) подтвердило: «новое строительство объектов комплекса ОВЭ на свободной территории … по варианту размещения, принятому Заказчиком» — сценарий Б (новый корпус) закреплён базовым. Пометки базиса в таблице объектов v4.1 вычеркнуты (зачёркнутое = исключено) — базис един; открыт статус обмерных Прил.№6/№7 в перечне приложений; сам «вариант размещения» (генплан) запрошен у Заказчика в составе исходных данных. Сценарий А (приспособление существующего ЦЭМ по Прил.№6) сохранён как резервный.</w:t>
+        <w:t xml:space="preserve">СЦЕНАРИЙ Б — НОВОЕ СТРОИТЕЛЬСТВО (базовый по ТЗ v4.1 п.1.3). Новый корпус 36 × 190 м (2 пролёта по 18 м), высота до низа ферм ~16 м: две серии по 90 ванн последовательно (ряд из 45 ванн: 44 × 1,40 + 1,32 = 62,9 м ≈ 63 м), торцевая зона КСМ 30 м, ремонтная зона 20 м — корпус 36 × 190 м сохраняется с увеличенным резервом (2 × 63 + КСМ 30 + ремзона 20 = 176 м &lt; 190 м), электролитное отделение (циркуляционные баки 2×300 м³, теплообменники 2×2500 кВт, насосные) — в пристрое 24×42 м. Кислотостойкие полы и фундаменты ванн, мостовые краны над сериями. Кубатура ~128 тыс. м³ (≈1,7 м³/т мощности — в практике tankhouse 1,5–2,5). Оценка стоимости и полный расчёт — расчётная записка КВАНТ. 25.08.2026 ТЗ v4.1 (п.1.3) подтвердило: «новое строительство объектов комплекса ОВЭ на свободной территории … по варианту размещения, принятому Заказчиком» — сценарий Б (новый корпус) закреплён базовым. Пометки базиса в таблице объектов v4.1 вычеркнуты (зачёркнутое = исключено) — базис един; открыт статус обмерных Прил.№6/№7 в перечне приложений; сам «вариант размещения» (генплан) запрошен у Заказчика в составе исходных данных. Сценарий А (приспособление существующего ЦЭМ по Прил.№6) сохранён как резервный.</w:t>
       </w:r>
     </w:p>
     <w:tbl>

--- a/ove/public/docs/bi/ove75-lot3-pz-draft.docx
+++ b/ove/public/docs/bi/ove75-lot3-pz-draft.docx
@@ -35,7 +35,7 @@
           <w:color w:val="666666"/>
           <w:sz w:val="18"/>
         </w:rPr>
-        <w:t xml:space="preserve">Рабочий материал КВАНТ, сформирован 27.08.2026 до старта работ: данные — из ИД ч.1/ч.2 и ТЗ v4.1; состав разделов — по требованиям ТЗ к содержанию БИ. Позиции «определяется на стадии БИ» закрываются после старта (ИД по варианту размещения, ТУ на подключение, ТКП). Не является выпущенной документацией.</w:t>
+        <w:t xml:space="preserve">Рабочий материал КВАНТ, сформирован 28.08.2026 до старта работ: данные — из ИД ч.1/ч.2 и ТЗ v4.1; состав разделов — по требованиям ТЗ к содержанию БИ. Позиции «определяется на стадии БИ» закрываются после старта (ИД по варианту размещения, ТУ на подключение, ТКП). Не является выпущенной документацией.</w:t>
       </w:r>
     </w:p>
     <w:p>

--- a/ove/public/docs/bi/ove75-lot3-pz-draft.docx
+++ b/ove/public/docs/bi/ove75-lot3-pz-draft.docx
@@ -35,7 +35,7 @@
           <w:color w:val="666666"/>
           <w:sz w:val="18"/>
         </w:rPr>
-        <w:t xml:space="preserve">Рабочий материал КВАНТ, сформирован 28.08.2026 до старта работ: данные — из ИД ч.1/ч.2 и ТЗ v4.1; состав разделов — по требованиям ТЗ к содержанию БИ. Позиции «определяется на стадии БИ» закрываются после старта (ИД по варианту размещения, ТУ на подключение, ТКП). Не является выпущенной документацией.</w:t>
+        <w:t xml:space="preserve">Рабочий материал КВАНТ, сформирован 01.09.2026 до старта работ: данные — из ИД ч.1/ч.2 и ТЗ v4.1; состав разделов — по требованиям ТЗ к содержанию БИ. Позиции «определяется на стадии БИ» закрываются после старта (ИД по варианту размещения, ТУ на подключение, ТКП). Не является выпущенной документацией.</w:t>
       </w:r>
     </w:p>
     <w:p>
@@ -9998,6 +9998,818 @@
           <w:sz w:val="19"/>
         </w:rPr>
         <w:t xml:space="preserve">Перечень «основного» оборудования под ТКП — тот же протокол, что и для опросных листов</w:t>
+      </w:r>
+    </w:p>
+    <w:p>
+      <w:pPr>
+        <w:pStyle w:val="Heading2"/>
+      </w:pPr>
+      <w:r>
+        <w:rPr>
+          <w:b/>
+          <w:sz w:val="26"/>
+        </w:rPr>
+        <w:t xml:space="preserve">Закладные решения для последующей цифровизации</w:t>
+      </w:r>
+    </w:p>
+    <w:p>
+      <w:r>
+        <w:rPr>
+          <w:sz w:val="20"/>
+        </w:rPr>
+        <w:t xml:space="preserve">Раздел фиксирует закладные решения, обеспечивающие последующую цифровизацию отделения без переделок и врезок после пуска: требования вносятся в состав БИ — в опросные листы длинноциклового оборудования (ванны, КСМ, спецкраны — 10–18 мес изготовления), в задания на стыки, в компоновку и в перечни сигналов АСУ — до выдачи запросов ТКП, поскольку дооснащение работающего электролизного зала обходится в три–пять раз дороже закладки в заказ. Источник — одобренные владельцем проекта позиции «Реестра идей эффективности ред. 2.0»: разд. 1.2 (пп. 12–20), разд. 1.5 (пп. 27–30), разд. 1.6 (п. 35), разд. 1.7 (п. 43) и закладки под опции разд. 2 (пп. 1, 4, 5, 8).</w:t>
+      </w:r>
+    </w:p>
+    <w:p>
+      <w:r>
+        <w:rPr>
+          <w:sz w:val="20"/>
+        </w:rPr>
+        <w:t xml:space="preserve">Принцип разграничения: закладные не меняют контуры управления и объём раздела АСУ — защитные блокировки и ограничители остаются в ПЛК (REGUL/АБАК), а системы верхнего уровня (советчик электролиза, планировщик токовых режимов по тарифным зонам, координатор нагрузки серий, токовая карта серии с измерительной балкой) оформляются отдельными опциями и в стоимость Лота №3 не входят. В базовый состав включаются только измерительная база (милливольтовые точки, шунты, счётчики, поточный анализ), конструктивные резервы (площадки, закладные, питание, каналы связи, резерв конвейера), помещения и кабельная инфраструктура, а также строки опросных листов и заданий на стык, которые делают эти опции реализуемыми без остановки производства.</w:t>
+      </w:r>
+    </w:p>
+    <w:p>
+      <w:r>
+        <w:rPr>
+          <w:sz w:val="20"/>
+        </w:rPr>
+        <w:t xml:space="preserve">Распределение по документам БИ: требования к комплектным машинам — в опросные листы ванн, КСМ и спецкранов (раздел спецификаций и опросных листов); требования к выпрямителям и качеству электроэнергии — в задание на стык (раздел границ) и однолинейные схемы; помещения анализаторных, калитки СКУД и кабельные трассы — в компоновку; сигналы и хранение — в перечень ввода-вывода АСУ (в пределах нормативного резерва 30 % по Прил. №5) и в требования к ХТД; ключи прослеживаемости — в межлотовый интерфейсный протокол Лот №3 ↔ Лот №4. Хранение сырых рядов и привязок — в хранилище технологических данных отделения.</w:t>
+      </w:r>
+    </w:p>
+    <w:tbl>
+      <w:tblPr>
+        <w:tblW w:w="11638" w:type="dxa"/>
+        <w:tblBorders>
+          <w:top w:val="single" w:sz="4" w:color="C9C9C9"/>
+          <w:left w:val="single" w:sz="4" w:color="C9C9C9"/>
+          <w:bottom w:val="single" w:sz="4" w:color="C9C9C9"/>
+          <w:right w:val="single" w:sz="4" w:color="C9C9C9"/>
+          <w:insideH w:val="single" w:sz="4" w:color="C9C9C9"/>
+          <w:insideV w:val="single" w:sz="4" w:color="C9C9C9"/>
+        </w:tblBorders>
+        <w:tblLayout w:type="fixed"/>
+      </w:tblPr>
+      <w:tblGrid>
+        <w:gridCol w:w="3600"/>
+        <w:gridCol w:w="5000"/>
+        <w:gridCol w:w="3038"/>
+      </w:tblGrid>
+      <w:tr>
+        <w:tc>
+          <w:tcPr>
+            <w:tcW w:w="3600" w:type="dxa"/>
+            <w:shd w:val="clear" w:fill="EFEFEF"/>
+          </w:tcPr>
+          <w:p>
+            <w:r>
+              <w:rPr>
+                <w:b/>
+                <w:sz w:val="19"/>
+              </w:rPr>
+              <w:t xml:space="preserve">Параметр</w:t>
+            </w:r>
+          </w:p>
+        </w:tc>
+        <w:tc>
+          <w:tcPr>
+            <w:tcW w:w="5000" w:type="dxa"/>
+            <w:shd w:val="clear" w:fill="EFEFEF"/>
+          </w:tcPr>
+          <w:p>
+            <w:r>
+              <w:rPr>
+                <w:b/>
+                <w:sz w:val="19"/>
+              </w:rPr>
+              <w:t xml:space="preserve">Значение</w:t>
+            </w:r>
+          </w:p>
+        </w:tc>
+        <w:tc>
+          <w:tcPr>
+            <w:tcW w:w="3038" w:type="dxa"/>
+            <w:shd w:val="clear" w:fill="EFEFEF"/>
+          </w:tcPr>
+          <w:p>
+            <w:r>
+              <w:rPr>
+                <w:b/>
+                <w:sz w:val="19"/>
+              </w:rPr>
+              <w:t xml:space="preserve">Источник</w:t>
+            </w:r>
+          </w:p>
+        </w:tc>
+      </w:tr>
+      <w:tr>
+        <w:tc>
+          <w:tcPr>
+            <w:tcW w:w="3600" w:type="dxa"/>
+          </w:tcPr>
+          <w:p>
+            <w:r>
+              <w:rPr>
+                <w:sz w:val="19"/>
+              </w:rPr>
+              <w:t xml:space="preserve">Милливольтовый контроль ванн</w:t>
+            </w:r>
+          </w:p>
+        </w:tc>
+        <w:tc>
+          <w:tcPr>
+            <w:tcW w:w="5000" w:type="dxa"/>
+          </w:tcPr>
+          <w:p>
+            <w:r>
+              <w:rPr>
+                <w:sz w:val="19"/>
+              </w:rPr>
+              <w:t xml:space="preserve">180 точек; опрос 1 Гц; гальваническая развязка каждого канала; хранение сырых рядов не менее 5 лет; экранированные трассы отдельно от ошиновки</w:t>
+            </w:r>
+          </w:p>
+        </w:tc>
+        <w:tc>
+          <w:tcPr>
+            <w:tcW w:w="3038" w:type="dxa"/>
+          </w:tcPr>
+          <w:p>
+            <w:r>
+              <w:rPr>
+                <w:color w:val="666666"/>
+                <w:sz w:val="18"/>
+              </w:rPr>
+              <w:t xml:space="preserve">Реестр идей эффективности ред. 2.0, разд. 2 п. 1, разд. 1.2 пп. 13, 16; Прил. №5</w:t>
+            </w:r>
+          </w:p>
+        </w:tc>
+      </w:tr>
+      <w:tr>
+        <w:tc>
+          <w:tcPr>
+            <w:tcW w:w="3600" w:type="dxa"/>
+          </w:tcPr>
+          <w:p>
+            <w:r>
+              <w:rPr>
+                <w:sz w:val="19"/>
+              </w:rPr>
+              <w:t xml:space="preserve">Закладные на спецкранах</w:t>
+            </w:r>
+          </w:p>
+        </w:tc>
+        <w:tc>
+          <w:tcPr>
+            <w:tcW w:w="5000" w:type="dxa"/>
+          </w:tcPr>
+          <w:p>
+            <w:r>
+              <w:rPr>
+                <w:sz w:val="19"/>
+              </w:rPr>
+              <w:t xml:space="preserve">закладная площадка, питание 24 В/PoE и канал связи на мостах обоих кранов (тепловизионный модуль в термокожухе IP65 с продувкой); конструктивный резерв под измерительную балку — масса, питание, канал с тележки, посадочные места; дискретные входы «зона занята»</w:t>
+            </w:r>
+          </w:p>
+        </w:tc>
+        <w:tc>
+          <w:tcPr>
+            <w:tcW w:w="3038" w:type="dxa"/>
+          </w:tcPr>
+          <w:p>
+            <w:r>
+              <w:rPr>
+                <w:color w:val="666666"/>
+                <w:sz w:val="18"/>
+              </w:rPr>
+              <w:t xml:space="preserve">Реестр идей эффективности ред. 2.0, разд. 1.2 пп. 15, 17; разд. 2 п. 8</w:t>
+            </w:r>
+          </w:p>
+        </w:tc>
+      </w:tr>
+      <w:tr>
+        <w:tc>
+          <w:tcPr>
+            <w:tcW w:w="3600" w:type="dxa"/>
+          </w:tcPr>
+          <w:p>
+            <w:r>
+              <w:rPr>
+                <w:sz w:val="19"/>
+              </w:rPr>
+              <w:t xml:space="preserve">ОЛ КСМ: машинное зрение</w:t>
+            </w:r>
+          </w:p>
+        </w:tc>
+        <w:tc>
+          <w:tcPr>
+            <w:tcW w:w="5000" w:type="dxa"/>
+          </w:tcPr>
+          <w:p>
+            <w:r>
+              <w:rPr>
+                <w:sz w:val="19"/>
+              </w:rPr>
+              <w:t xml:space="preserve">два поста контроля осадка (после промывки и на укладке) с отбраковкой листа в отдельную стопу до формирования пакета; резерв 2 м выходного конвейера с закладными и питанием под отдельный пост</w:t>
+            </w:r>
+          </w:p>
+        </w:tc>
+        <w:tc>
+          <w:tcPr>
+            <w:tcW w:w="3038" w:type="dxa"/>
+          </w:tcPr>
+          <w:p>
+            <w:r>
+              <w:rPr>
+                <w:color w:val="666666"/>
+                <w:sz w:val="18"/>
+              </w:rPr>
+              <w:t xml:space="preserve">Реестр идей эффективности ред. 2.0, разд. 1.2 п. 12</w:t>
+            </w:r>
+          </w:p>
+        </w:tc>
+      </w:tr>
+      <w:tr>
+        <w:tc>
+          <w:tcPr>
+            <w:tcW w:w="3600" w:type="dxa"/>
+          </w:tcPr>
+          <w:p>
+            <w:r>
+              <w:rPr>
+                <w:sz w:val="19"/>
+              </w:rPr>
+              <w:t xml:space="preserve">ОЛ КСМ: контакты и идентификация</w:t>
+            </w:r>
+          </w:p>
+        </w:tc>
+        <w:tc>
+          <w:tcPr>
+            <w:tcW w:w="5000" w:type="dxa"/>
+          </w:tcPr>
+          <w:p>
+            <w:r>
+              <w:rPr>
+                <w:sz w:val="19"/>
+              </w:rPr>
+              <w:t xml:space="preserve">узел щёточной очистки контактных штанг матриц с контролем чистоты машинным зрением; машиночитаемая идентификация каждой матрицы (лазерная маркировка или RFID); передача кодов дефектов значениями с координатами «лист — матрица — ванна»</w:t>
+            </w:r>
+          </w:p>
+        </w:tc>
+        <w:tc>
+          <w:tcPr>
+            <w:tcW w:w="3038" w:type="dxa"/>
+          </w:tcPr>
+          <w:p>
+            <w:r>
+              <w:rPr>
+                <w:color w:val="666666"/>
+                <w:sz w:val="18"/>
+              </w:rPr>
+              <w:t xml:space="preserve">Реестр идей эффективности ред. 2.0, разд. 1.2 пп. 12, 13, 16</w:t>
+            </w:r>
+          </w:p>
+        </w:tc>
+      </w:tr>
+      <w:tr>
+        <w:tc>
+          <w:tcPr>
+            <w:tcW w:w="3600" w:type="dxa"/>
+          </w:tcPr>
+          <w:p>
+            <w:r>
+              <w:rPr>
+                <w:sz w:val="19"/>
+              </w:rPr>
+              <w:t xml:space="preserve">ОЛ КСМ: масса пакета</w:t>
+            </w:r>
+          </w:p>
+        </w:tc>
+        <w:tc>
+          <w:tcPr>
+            <w:tcW w:w="5000" w:type="dxa"/>
+          </w:tcPr>
+          <w:p>
+            <w:r>
+              <w:rPr>
+                <w:sz w:val="19"/>
+              </w:rPr>
+              <w:t xml:space="preserve">приём внешней управляемой уставки целевой массы пакета, диапазон 2450–2500 кг</w:t>
+            </w:r>
+          </w:p>
+        </w:tc>
+        <w:tc>
+          <w:tcPr>
+            <w:tcW w:w="3038" w:type="dxa"/>
+          </w:tcPr>
+          <w:p>
+            <w:r>
+              <w:rPr>
+                <w:color w:val="666666"/>
+                <w:sz w:val="18"/>
+              </w:rPr>
+              <w:t xml:space="preserve">Реестр идей эффективности ред. 2.0, разд. 1.4 п. 26</w:t>
+            </w:r>
+          </w:p>
+        </w:tc>
+      </w:tr>
+      <w:tr>
+        <w:tc>
+          <w:tcPr>
+            <w:tcW w:w="3600" w:type="dxa"/>
+          </w:tcPr>
+          <w:p>
+            <w:r>
+              <w:rPr>
+                <w:sz w:val="19"/>
+              </w:rPr>
+              <w:t xml:space="preserve">Поточный анализ электролита</w:t>
+            </w:r>
+          </w:p>
+        </w:tc>
+        <w:tc>
+          <w:tcPr>
+            <w:tcW w:w="5000" w:type="dxa"/>
+          </w:tcPr>
+          <w:p>
+            <w:r>
+              <w:rPr>
+                <w:sz w:val="19"/>
+              </w:rPr>
+              <w:t xml:space="preserve">помещения анализаторных (~2 × 3 м, ~10 м²) у циркуляционных баков — вентиляция, промвода, дренаж в циркуляцию, питание I категории; байпасные петли DN25 (PTFE/PVDF, электрообогрев) трёх точек: богатый фильтрат на границе и питание обеих серий; пломбируемый арбитражный пробоотборник на границе 5.2.1</w:t>
+            </w:r>
+          </w:p>
+        </w:tc>
+        <w:tc>
+          <w:tcPr>
+            <w:tcW w:w="3038" w:type="dxa"/>
+          </w:tcPr>
+          <w:p>
+            <w:r>
+              <w:rPr>
+                <w:color w:val="666666"/>
+                <w:sz w:val="18"/>
+              </w:rPr>
+              <w:t xml:space="preserve">Реестр идей эффективности ред. 2.0, разд. 1.2 п. 14</w:t>
+            </w:r>
+          </w:p>
+        </w:tc>
+      </w:tr>
+      <w:tr>
+        <w:tc>
+          <w:tcPr>
+            <w:tcW w:w="3600" w:type="dxa"/>
+          </w:tcPr>
+          <w:p>
+            <w:r>
+              <w:rPr>
+                <w:sz w:val="19"/>
+              </w:rPr>
+              <w:t xml:space="preserve">Задание на стык с выпрямителями</w:t>
+            </w:r>
+          </w:p>
+        </w:tc>
+        <w:tc>
+          <w:tcPr>
+            <w:tcW w:w="5000" w:type="dxa"/>
+          </w:tcPr>
+          <w:p>
+            <w:r>
+              <w:rPr>
+                <w:sz w:val="19"/>
+              </w:rPr>
+              <w:t xml:space="preserve">дистанционная плавная уставка тока 20–100 % по Modbus TCP с ограничителем градиента; режим поддерживающего тока 5–10 % номинала; полная телеметрия; шунты класса 0,2 и счётчики 0,5S на каждом агрегате</w:t>
+            </w:r>
+          </w:p>
+        </w:tc>
+        <w:tc>
+          <w:tcPr>
+            <w:tcW w:w="3038" w:type="dxa"/>
+          </w:tcPr>
+          <w:p>
+            <w:r>
+              <w:rPr>
+                <w:color w:val="666666"/>
+                <w:sz w:val="18"/>
+              </w:rPr>
+              <w:t xml:space="preserve">Реестр идей эффективности ред. 2.0, разд. 1.5 пп. 27, 29, 30; разд. 2 пп. 4, 5</w:t>
+            </w:r>
+          </w:p>
+        </w:tc>
+      </w:tr>
+      <w:tr>
+        <w:tc>
+          <w:tcPr>
+            <w:tcW w:w="3600" w:type="dxa"/>
+          </w:tcPr>
+          <w:p>
+            <w:r>
+              <w:rPr>
+                <w:sz w:val="19"/>
+              </w:rPr>
+              <w:t xml:space="preserve">Перекрёстная ошиновка и токовые паузы</w:t>
+            </w:r>
+          </w:p>
+        </w:tc>
+        <w:tc>
+          <w:tcPr>
+            <w:tcW w:w="5000" w:type="dxa"/>
+          </w:tcPr>
+          <w:p>
+            <w:r>
+              <w:rPr>
+                <w:sz w:val="19"/>
+              </w:rPr>
+              <w:t xml:space="preserve">моторизованные приводы разъединителей перекрёстной ошиновки с электромагнитными блокировками и телесигнализацией положения; карта допустимых токовых пауз — запросом в опросный лист анодов, зашивается уставками (до 5 мин — норма; 5–30 мин — поддерживающий ток; свыше 30 мин — контролируемый вывод серии)</w:t>
+            </w:r>
+          </w:p>
+        </w:tc>
+        <w:tc>
+          <w:tcPr>
+            <w:tcW w:w="3038" w:type="dxa"/>
+          </w:tcPr>
+          <w:p>
+            <w:r>
+              <w:rPr>
+                <w:color w:val="666666"/>
+                <w:sz w:val="18"/>
+              </w:rPr>
+              <w:t xml:space="preserve">Реестр идей эффективности ред. 2.0, разд. 1.5 п. 29</w:t>
+            </w:r>
+          </w:p>
+        </w:tc>
+      </w:tr>
+      <w:tr>
+        <w:tc>
+          <w:tcPr>
+            <w:tcW w:w="3600" w:type="dxa"/>
+          </w:tcPr>
+          <w:p>
+            <w:r>
+              <w:rPr>
+                <w:sz w:val="19"/>
+              </w:rPr>
+              <w:t xml:space="preserve">Качество электроэнергии</w:t>
+            </w:r>
+          </w:p>
+        </w:tc>
+        <w:tc>
+          <w:tcPr>
+            <w:tcW w:w="5000" w:type="dxa"/>
+          </w:tcPr>
+          <w:p>
+            <w:r>
+              <w:rPr>
+                <w:sz w:val="19"/>
+              </w:rPr>
+              <w:t xml:space="preserve">стационарный регистратор класса A на границе балансовой принадлежности; ячейки и фундаменты под фильтрокомпенсирующие звенья в однолинейной схеме; векторные группы трансформаторов двух серий со взаимным сдвигом 15° (квазидвадцатичетырёхпульсный узел)</w:t>
+            </w:r>
+          </w:p>
+        </w:tc>
+        <w:tc>
+          <w:tcPr>
+            <w:tcW w:w="3038" w:type="dxa"/>
+          </w:tcPr>
+          <w:p>
+            <w:r>
+              <w:rPr>
+                <w:color w:val="666666"/>
+                <w:sz w:val="18"/>
+              </w:rPr>
+              <w:t xml:space="preserve">Реестр идей эффективности ред. 2.0, разд. 1.5 пп. 28, 30</w:t>
+            </w:r>
+          </w:p>
+        </w:tc>
+      </w:tr>
+      <w:tr>
+        <w:tc>
+          <w:tcPr>
+            <w:tcW w:w="3600" w:type="dxa"/>
+          </w:tcPr>
+          <w:p>
+            <w:r>
+              <w:rPr>
+                <w:sz w:val="19"/>
+              </w:rPr>
+              <w:t xml:space="preserve">Контроль изоляции сети постоянного тока</w:t>
+            </w:r>
+          </w:p>
+        </w:tc>
+        <w:tc>
+          <w:tcPr>
+            <w:tcW w:w="5000" w:type="dxa"/>
+          </w:tcPr>
+          <w:p>
+            <w:r>
+              <w:rPr>
+                <w:sz w:val="19"/>
+              </w:rPr>
+              <w:t xml:space="preserve">устройства непрерывного контроля изоляции обеих серий (225 В) с локализацией утечек по секциям 10–15 ванн; испытательные клеммы на секциях и измерительные перемычки на электрических разрывах трубопроводов — требованием в комплект ванн и обвязки</w:t>
+            </w:r>
+          </w:p>
+        </w:tc>
+        <w:tc>
+          <w:tcPr>
+            <w:tcW w:w="3038" w:type="dxa"/>
+          </w:tcPr>
+          <w:p>
+            <w:r>
+              <w:rPr>
+                <w:color w:val="666666"/>
+                <w:sz w:val="18"/>
+              </w:rPr>
+              <w:t xml:space="preserve">Реестр идей эффективности ред. 2.0, разд. 1.2 п. 19; ПУЭ (изд. 7) разд. 7.10</w:t>
+            </w:r>
+          </w:p>
+        </w:tc>
+      </w:tr>
+      <w:tr>
+        <w:tc>
+          <w:tcPr>
+            <w:tcW w:w="3600" w:type="dxa"/>
+          </w:tcPr>
+          <w:p>
+            <w:r>
+              <w:rPr>
+                <w:sz w:val="19"/>
+              </w:rPr>
+              <w:t xml:space="preserve">Зонирование зала и обходы</w:t>
+            </w:r>
+          </w:p>
+        </w:tc>
+        <w:tc>
+          <w:tcPr>
+            <w:tcW w:w="5000" w:type="dxa"/>
+          </w:tcPr>
+          <w:p>
+            <w:r>
+              <w:rPr>
+                <w:sz w:val="19"/>
+              </w:rPr>
+              <w:t xml:space="preserve">СКУД-калитки крановых зон и зон серий с датчиками положения (сигнал «зона занята» — в ПЛК кранов); кабельные трассы вдоль рядов; NFC-метки 180 ванн и штатные безопасные точки милливольтового замера (высота до 1700 мм); Wi-Fi покрытие залов</w:t>
+            </w:r>
+          </w:p>
+        </w:tc>
+        <w:tc>
+          <w:tcPr>
+            <w:tcW w:w="3038" w:type="dxa"/>
+          </w:tcPr>
+          <w:p>
+            <w:r>
+              <w:rPr>
+                <w:color w:val="666666"/>
+                <w:sz w:val="18"/>
+              </w:rPr>
+              <w:t xml:space="preserve">Реестр идей эффективности ред. 2.0, разд. 1.2 пп. 17, 18</w:t>
+            </w:r>
+          </w:p>
+        </w:tc>
+      </w:tr>
+      <w:tr>
+        <w:tc>
+          <w:tcPr>
+            <w:tcW w:w="3600" w:type="dxa"/>
+          </w:tcPr>
+          <w:p>
+            <w:r>
+              <w:rPr>
+                <w:sz w:val="19"/>
+              </w:rPr>
+              <w:t xml:space="preserve">Реагентный узел</w:t>
+            </w:r>
+          </w:p>
+        </w:tc>
+        <w:tc>
+          <w:tcPr>
+            <w:tcW w:w="5000" w:type="dxa"/>
+          </w:tcPr>
+          <w:p>
+            <w:r>
+              <w:rPr>
+                <w:sz w:val="19"/>
+              </w:rPr>
+              <w:t xml:space="preserve">расходные ёмкости на тензодатчиках (весоизмерительные системы); узел затворения гуарового реагента с выдержкой и перемешиванием; дозирование пропорционально ампер-часам серии; 2–4 датчика аэрозоля над сериями — обратная связь дозирования</w:t>
+            </w:r>
+          </w:p>
+        </w:tc>
+        <w:tc>
+          <w:tcPr>
+            <w:tcW w:w="3038" w:type="dxa"/>
+          </w:tcPr>
+          <w:p>
+            <w:r>
+              <w:rPr>
+                <w:color w:val="666666"/>
+                <w:sz w:val="18"/>
+              </w:rPr>
+              <w:t xml:space="preserve">Реестр идей эффективности ред. 2.0, разд. 1.2 п. 20</w:t>
+            </w:r>
+          </w:p>
+        </w:tc>
+      </w:tr>
+      <w:tr>
+        <w:tc>
+          <w:tcPr>
+            <w:tcW w:w="3600" w:type="dxa"/>
+          </w:tcPr>
+          <w:p>
+            <w:r>
+              <w:rPr>
+                <w:sz w:val="19"/>
+              </w:rPr>
+              <w:t xml:space="preserve">Геодезия и монтажные допуски</w:t>
+            </w:r>
+          </w:p>
+        </w:tc>
+        <w:tc>
+          <w:tcPr>
+            <w:tcW w:w="5000" w:type="dxa"/>
+          </w:tcPr>
+          <w:p>
+            <w:r>
+              <w:rPr>
+                <w:sz w:val="19"/>
+              </w:rPr>
+              <w:t xml:space="preserve">геодезические реперные марки и контрольные точки в КД поставщиков ванн, КСМ и кранов (требованием опросных листов); таблицы монтажных допусков с методом контроля, включая ±2 мм по бортам смежных ванн</w:t>
+            </w:r>
+          </w:p>
+        </w:tc>
+        <w:tc>
+          <w:tcPr>
+            <w:tcW w:w="3038" w:type="dxa"/>
+          </w:tcPr>
+          <w:p>
+            <w:r>
+              <w:rPr>
+                <w:color w:val="666666"/>
+                <w:sz w:val="18"/>
+              </w:rPr>
+              <w:t xml:space="preserve">Реестр идей эффективности ред. 2.0, разд. 1.7 п. 43; ГОСТ Р 51872</w:t>
+            </w:r>
+          </w:p>
+        </w:tc>
+      </w:tr>
+      <w:tr>
+        <w:tc>
+          <w:tcPr>
+            <w:tcW w:w="3600" w:type="dxa"/>
+          </w:tcPr>
+          <w:p>
+            <w:r>
+              <w:rPr>
+                <w:sz w:val="19"/>
+              </w:rPr>
+              <w:t xml:space="preserve">Прослеживаемость Лот №3 ↔ Лот №4</w:t>
+            </w:r>
+          </w:p>
+        </w:tc>
+        <w:tc>
+          <w:tcPr>
+            <w:tcW w:w="5000" w:type="dxa"/>
+          </w:tcPr>
+          <w:p>
+            <w:r>
+              <w:rPr>
+                <w:sz w:val="19"/>
+              </w:rPr>
+              <w:t xml:space="preserve">межлотовый протокол ключей «ванна-цикл — борона — стопа — пакет»; хранение привязки не менее 10 лет; формат QR-этикетки пакета</w:t>
+            </w:r>
+          </w:p>
+        </w:tc>
+        <w:tc>
+          <w:tcPr>
+            <w:tcW w:w="3038" w:type="dxa"/>
+          </w:tcPr>
+          <w:p>
+            <w:r>
+              <w:rPr>
+                <w:color w:val="666666"/>
+                <w:sz w:val="18"/>
+              </w:rPr>
+              <w:t xml:space="preserve">Реестр идей эффективности ред. 2.0, разд. 1.2 п. 13</w:t>
+            </w:r>
+          </w:p>
+        </w:tc>
+      </w:tr>
+      <w:tr>
+        <w:tc>
+          <w:tcPr>
+            <w:tcW w:w="3600" w:type="dxa"/>
+          </w:tcPr>
+          <w:p>
+            <w:r>
+              <w:rPr>
+                <w:sz w:val="19"/>
+              </w:rPr>
+              <w:t xml:space="preserve">Мониторинг состояния (типовой раздел ОЛ)</w:t>
+            </w:r>
+          </w:p>
+        </w:tc>
+        <w:tc>
+          <w:tcPr>
+            <w:tcW w:w="5000" w:type="dxa"/>
+          </w:tcPr>
+          <w:p>
+            <w:r>
+              <w:rPr>
+                <w:sz w:val="19"/>
+              </w:rPr>
+              <w:t xml:space="preserve">в опросные листы динамического оборудования свыше 30 кВт: вибрация и температуры подшипников, наработка, счётчики пусков, токи приводов; выдача значениями (не битовыми статусами) по стандартному цифровому протоколу; карта регистров — в составе документации поставщика</w:t>
+            </w:r>
+          </w:p>
+        </w:tc>
+        <w:tc>
+          <w:tcPr>
+            <w:tcW w:w="3038" w:type="dxa"/>
+          </w:tcPr>
+          <w:p>
+            <w:r>
+              <w:rPr>
+                <w:color w:val="666666"/>
+                <w:sz w:val="18"/>
+              </w:rPr>
+              <w:t xml:space="preserve">Реестр идей эффективности ред. 2.0, разд. 1.6 п. 35</w:t>
+            </w:r>
+          </w:p>
+        </w:tc>
+      </w:tr>
+    </w:tbl>
+    <w:p>
+      <w:r>
+        <w:rPr>
+          <w:b/>
+          <w:sz w:val="19"/>
+        </w:rPr>
+        <w:t xml:space="preserve">Нормативная база: </w:t>
+      </w:r>
+      <w:r>
+        <w:rPr>
+          <w:color w:val="444444"/>
+          <w:sz w:val="19"/>
+        </w:rPr>
+        <w:t xml:space="preserve">ПУЭ (изд. 7), разд. 7.10 — Контроль изоляции электролизных установок — исполняется закладными узлами обеих серий; ГОСТ 32144-2013; ГОСТ 30804.4.30-2013 — Нормы и методика измерений качества электроэнергии (регистратор класса A); 102-ФЗ; Госреестр СИ — Поверка средств измерений закладной базы (шунты 0,2, счётчики 0,5S, поточные анализаторы, весовые каналы); ГОСТ Р 51872-2019 — Исполнительные схемы геодезической выверки рядов ванн и тяжёлого оборудования</w:t>
+      </w:r>
+    </w:p>
+    <w:p>
+      <w:r>
+        <w:rPr>
+          <w:b/>
+          <w:color w:val="8A6200"/>
+          <w:sz w:val="19"/>
+        </w:rPr>
+        <w:t xml:space="preserve">— определяется на стадии БИ: </w:t>
+      </w:r>
+      <w:r>
+        <w:rPr>
+          <w:sz w:val="19"/>
+        </w:rPr>
+        <w:t xml:space="preserve">Карта допустимых токовых пауз — ответ поставщика анодов на запрос опросного листа; до получения действует градация уставок по решению БИ</w:t>
+      </w:r>
+    </w:p>
+    <w:p>
+      <w:r>
+        <w:rPr>
+          <w:b/>
+          <w:color w:val="8A6200"/>
+          <w:sz w:val="19"/>
+        </w:rPr>
+        <w:t xml:space="preserve">— определяется на стадии БИ: </w:t>
+      </w:r>
+      <w:r>
+        <w:rPr>
+          <w:sz w:val="19"/>
+        </w:rPr>
+        <w:t xml:space="preserve">Наличие постов машинного зрения и узла щёточной очистки в комплектной КСМ — подтверждается ТКП; при отсутствии посты размещаются на зарезервированных 2 м выходного конвейера</w:t>
+      </w:r>
+    </w:p>
+    <w:p>
+      <w:r>
+        <w:rPr>
+          <w:b/>
+          <w:color w:val="8A6200"/>
+          <w:sz w:val="19"/>
+        </w:rPr>
+        <w:t xml:space="preserve">— определяется на стадии БИ: </w:t>
+      </w:r>
+      <w:r>
+        <w:rPr>
+          <w:sz w:val="19"/>
+        </w:rPr>
+        <w:t xml:space="preserve">Разграничение функций АСУ Лота №3 и системы управления выпрямителями по сценарию перевода серии на резерв — протокол на стыке (связан с открытым вопросом раздела АСУ)</w:t>
+      </w:r>
+    </w:p>
+    <w:p>
+      <w:r>
+        <w:rPr>
+          <w:b/>
+          <w:color w:val="8A6200"/>
+          <w:sz w:val="19"/>
+        </w:rPr>
+        <w:t xml:space="preserve">— определяется на стадии БИ: </w:t>
+      </w:r>
+      <w:r>
+        <w:rPr>
+          <w:sz w:val="19"/>
+        </w:rPr>
+        <w:t xml:space="preserve">Размещение анализаторных и калиток СКУД — увязать в компоновке для обоих сценариев (А/Б)</w:t>
       </w:r>
     </w:p>
     <w:sectPr>

--- a/ove/public/docs/bi/ove75-lot3-pz-draft.docx
+++ b/ove/public/docs/bi/ove75-lot3-pz-draft.docx
@@ -15,10 +15,9 @@
       <w:r>
         <w:rPr>
           <w:b/>
-          <w:color w:val="8A6200"/>
           <w:sz w:val="26"/>
         </w:rPr>
-        <w:t xml:space="preserve">Пояснительная записка Базового инжиниринга — ЧЕРНОВИК v0.1 для согласования</w:t>
+        <w:t xml:space="preserve">Пояснительная записка Базового инжиниринга</w:t>
       </w:r>
     </w:p>
     <w:p>
@@ -35,7 +34,7 @@
           <w:color w:val="666666"/>
           <w:sz w:val="18"/>
         </w:rPr>
-        <w:t xml:space="preserve">Рабочий материал КВАНТ, сформирован 01.09.2026 до старта работ: данные — из ИД ч.1/ч.2 и ТЗ v4.1; состав разделов — по требованиям ТЗ к содержанию БИ. Позиции «определяется на стадии БИ» закрываются после старта (ИД по варианту размещения, ТУ на подключение, ТКП). Не является выпущенной документацией.</w:t>
+        <w:t xml:space="preserve">Состав разделов — по требованиям Технического задания к содержанию Базового инжиниринга (ред. 4.1 от 25.08.2026). Численные значения — из исходных данных Заказчика (части 1 и 2), Технического задания и расчётной модели КВАНТ; источник указан при каждом значении.</w:t>
       </w:r>
     </w:p>
     <w:p>
@@ -47,7 +46,7 @@
           <w:b/>
           <w:sz w:val="26"/>
         </w:rPr>
-        <w:t xml:space="preserve">Общие сведения, продукция и режим работы</w:t>
+        <w:t xml:space="preserve">1. Общие сведения, продукция и режим работы</w:t>
       </w:r>
     </w:p>
     <w:p>
@@ -76,7 +75,7 @@
     </w:p>
     <w:tbl>
       <w:tblPr>
-        <w:tblW w:w="11638" w:type="dxa"/>
+        <w:tblW w:w="9354" w:type="dxa"/>
         <w:tblBorders>
           <w:top w:val="single" w:sz="4" w:color="C9C9C9"/>
           <w:left w:val="single" w:sz="4" w:color="C9C9C9"/>
@@ -88,14 +87,17 @@
         <w:tblLayout w:type="fixed"/>
       </w:tblPr>
       <w:tblGrid>
-        <w:gridCol w:w="3600"/>
-        <w:gridCol w:w="5000"/>
-        <w:gridCol w:w="3038"/>
+        <w:gridCol w:w="3100"/>
+        <w:gridCol w:w="4300"/>
+        <w:gridCol w:w="1954"/>
       </w:tblGrid>
       <w:tr>
-        <w:tc>
-          <w:tcPr>
-            <w:tcW w:w="3600" w:type="dxa"/>
+        <w:trPr>
+          <w:tblHeader/>
+        </w:trPr>
+        <w:tc>
+          <w:tcPr>
+            <w:tcW w:w="3100" w:type="dxa"/>
             <w:shd w:val="clear" w:fill="EFEFEF"/>
           </w:tcPr>
           <w:p>
@@ -110,7 +112,7 @@
         </w:tc>
         <w:tc>
           <w:tcPr>
-            <w:tcW w:w="5000" w:type="dxa"/>
+            <w:tcW w:w="4300" w:type="dxa"/>
             <w:shd w:val="clear" w:fill="EFEFEF"/>
           </w:tcPr>
           <w:p>
@@ -125,7 +127,7 @@
         </w:tc>
         <w:tc>
           <w:tcPr>
-            <w:tcW w:w="3038" w:type="dxa"/>
+            <w:tcW w:w="1954" w:type="dxa"/>
             <w:shd w:val="clear" w:fill="EFEFEF"/>
           </w:tcPr>
           <w:p>
@@ -142,7 +144,7 @@
       <w:tr>
         <w:tc>
           <w:tcPr>
-            <w:tcW w:w="3600" w:type="dxa"/>
+            <w:tcW w:w="3100" w:type="dxa"/>
           </w:tcPr>
           <w:p>
             <w:r>
@@ -155,7 +157,7 @@
         </w:tc>
         <w:tc>
           <w:tcPr>
-            <w:tcW w:w="5000" w:type="dxa"/>
+            <w:tcW w:w="4300" w:type="dxa"/>
           </w:tcPr>
           <w:p>
             <w:r>
@@ -168,7 +170,7 @@
         </w:tc>
         <w:tc>
           <w:tcPr>
-            <w:tcW w:w="3038" w:type="dxa"/>
+            <w:tcW w:w="1954" w:type="dxa"/>
           </w:tcPr>
           <w:p>
             <w:r>
@@ -184,7 +186,7 @@
       <w:tr>
         <w:tc>
           <w:tcPr>
-            <w:tcW w:w="3600" w:type="dxa"/>
+            <w:tcW w:w="3100" w:type="dxa"/>
           </w:tcPr>
           <w:p>
             <w:r>
@@ -197,7 +199,7 @@
         </w:tc>
         <w:tc>
           <w:tcPr>
-            <w:tcW w:w="5000" w:type="dxa"/>
+            <w:tcW w:w="4300" w:type="dxa"/>
           </w:tcPr>
           <w:p>
             <w:r>
@@ -210,7 +212,7 @@
         </w:tc>
         <w:tc>
           <w:tcPr>
-            <w:tcW w:w="3038" w:type="dxa"/>
+            <w:tcW w:w="1954" w:type="dxa"/>
           </w:tcPr>
           <w:p>
             <w:r>
@@ -226,7 +228,7 @@
       <w:tr>
         <w:tc>
           <w:tcPr>
-            <w:tcW w:w="3600" w:type="dxa"/>
+            <w:tcW w:w="3100" w:type="dxa"/>
           </w:tcPr>
           <w:p>
             <w:r>
@@ -239,7 +241,7 @@
         </w:tc>
         <w:tc>
           <w:tcPr>
-            <w:tcW w:w="5000" w:type="dxa"/>
+            <w:tcW w:w="4300" w:type="dxa"/>
           </w:tcPr>
           <w:p>
             <w:r>
@@ -252,7 +254,7 @@
         </w:tc>
         <w:tc>
           <w:tcPr>
-            <w:tcW w:w="3038" w:type="dxa"/>
+            <w:tcW w:w="1954" w:type="dxa"/>
           </w:tcPr>
           <w:p>
             <w:r>
@@ -268,7 +270,7 @@
       <w:tr>
         <w:tc>
           <w:tcPr>
-            <w:tcW w:w="3600" w:type="dxa"/>
+            <w:tcW w:w="3100" w:type="dxa"/>
           </w:tcPr>
           <w:p>
             <w:r>
@@ -281,7 +283,7 @@
         </w:tc>
         <w:tc>
           <w:tcPr>
-            <w:tcW w:w="5000" w:type="dxa"/>
+            <w:tcW w:w="4300" w:type="dxa"/>
           </w:tcPr>
           <w:p>
             <w:r>
@@ -294,7 +296,7 @@
         </w:tc>
         <w:tc>
           <w:tcPr>
-            <w:tcW w:w="3038" w:type="dxa"/>
+            <w:tcW w:w="1954" w:type="dxa"/>
           </w:tcPr>
           <w:p>
             <w:r>
@@ -310,7 +312,7 @@
       <w:tr>
         <w:tc>
           <w:tcPr>
-            <w:tcW w:w="3600" w:type="dxa"/>
+            <w:tcW w:w="3100" w:type="dxa"/>
           </w:tcPr>
           <w:p>
             <w:r>
@@ -323,7 +325,7 @@
         </w:tc>
         <w:tc>
           <w:tcPr>
-            <w:tcW w:w="5000" w:type="dxa"/>
+            <w:tcW w:w="4300" w:type="dxa"/>
           </w:tcPr>
           <w:p>
             <w:r>
@@ -336,7 +338,7 @@
         </w:tc>
         <w:tc>
           <w:tcPr>
-            <w:tcW w:w="3038" w:type="dxa"/>
+            <w:tcW w:w="1954" w:type="dxa"/>
           </w:tcPr>
           <w:p>
             <w:r>
@@ -352,7 +354,7 @@
       <w:tr>
         <w:tc>
           <w:tcPr>
-            <w:tcW w:w="3600" w:type="dxa"/>
+            <w:tcW w:w="3100" w:type="dxa"/>
           </w:tcPr>
           <w:p>
             <w:r>
@@ -365,7 +367,7 @@
         </w:tc>
         <w:tc>
           <w:tcPr>
-            <w:tcW w:w="5000" w:type="dxa"/>
+            <w:tcW w:w="4300" w:type="dxa"/>
           </w:tcPr>
           <w:p>
             <w:r>
@@ -378,7 +380,7 @@
         </w:tc>
         <w:tc>
           <w:tcPr>
-            <w:tcW w:w="3038" w:type="dxa"/>
+            <w:tcW w:w="1954" w:type="dxa"/>
           </w:tcPr>
           <w:p>
             <w:r>
@@ -449,7 +451,7 @@
           <w:b/>
           <w:sz w:val="26"/>
         </w:rPr>
-        <w:t xml:space="preserve">Описание технологического процесса по операциям</w:t>
+        <w:t xml:space="preserve">2. Описание технологического процесса по операциям</w:t>
       </w:r>
     </w:p>
     <w:p>
@@ -494,7 +496,7 @@
     </w:p>
     <w:tbl>
       <w:tblPr>
-        <w:tblW w:w="11638" w:type="dxa"/>
+        <w:tblW w:w="9354" w:type="dxa"/>
         <w:tblBorders>
           <w:top w:val="single" w:sz="4" w:color="C9C9C9"/>
           <w:left w:val="single" w:sz="4" w:color="C9C9C9"/>
@@ -506,14 +508,17 @@
         <w:tblLayout w:type="fixed"/>
       </w:tblPr>
       <w:tblGrid>
-        <w:gridCol w:w="3600"/>
-        <w:gridCol w:w="5000"/>
-        <w:gridCol w:w="3038"/>
+        <w:gridCol w:w="3100"/>
+        <w:gridCol w:w="4300"/>
+        <w:gridCol w:w="1954"/>
       </w:tblGrid>
       <w:tr>
-        <w:tc>
-          <w:tcPr>
-            <w:tcW w:w="3600" w:type="dxa"/>
+        <w:trPr>
+          <w:tblHeader/>
+        </w:trPr>
+        <w:tc>
+          <w:tcPr>
+            <w:tcW w:w="3100" w:type="dxa"/>
             <w:shd w:val="clear" w:fill="EFEFEF"/>
           </w:tcPr>
           <w:p>
@@ -528,7 +533,7 @@
         </w:tc>
         <w:tc>
           <w:tcPr>
-            <w:tcW w:w="5000" w:type="dxa"/>
+            <w:tcW w:w="4300" w:type="dxa"/>
             <w:shd w:val="clear" w:fill="EFEFEF"/>
           </w:tcPr>
           <w:p>
@@ -543,7 +548,7 @@
         </w:tc>
         <w:tc>
           <w:tcPr>
-            <w:tcW w:w="3038" w:type="dxa"/>
+            <w:tcW w:w="1954" w:type="dxa"/>
             <w:shd w:val="clear" w:fill="EFEFEF"/>
           </w:tcPr>
           <w:p>
@@ -560,7 +565,7 @@
       <w:tr>
         <w:tc>
           <w:tcPr>
-            <w:tcW w:w="3600" w:type="dxa"/>
+            <w:tcW w:w="3100" w:type="dxa"/>
           </w:tcPr>
           <w:p>
             <w:r>
@@ -573,7 +578,7 @@
         </w:tc>
         <w:tc>
           <w:tcPr>
-            <w:tcW w:w="5000" w:type="dxa"/>
+            <w:tcW w:w="4300" w:type="dxa"/>
           </w:tcPr>
           <w:p>
             <w:r>
@@ -586,7 +591,7 @@
         </w:tc>
         <w:tc>
           <w:tcPr>
-            <w:tcW w:w="3038" w:type="dxa"/>
+            <w:tcW w:w="1954" w:type="dxa"/>
           </w:tcPr>
           <w:p>
             <w:r>
@@ -602,7 +607,7 @@
       <w:tr>
         <w:tc>
           <w:tcPr>
-            <w:tcW w:w="3600" w:type="dxa"/>
+            <w:tcW w:w="3100" w:type="dxa"/>
           </w:tcPr>
           <w:p>
             <w:r>
@@ -615,7 +620,7 @@
         </w:tc>
         <w:tc>
           <w:tcPr>
-            <w:tcW w:w="5000" w:type="dxa"/>
+            <w:tcW w:w="4300" w:type="dxa"/>
           </w:tcPr>
           <w:p>
             <w:r>
@@ -628,7 +633,7 @@
         </w:tc>
         <w:tc>
           <w:tcPr>
-            <w:tcW w:w="3038" w:type="dxa"/>
+            <w:tcW w:w="1954" w:type="dxa"/>
           </w:tcPr>
           <w:p>
             <w:r>
@@ -644,7 +649,7 @@
       <w:tr>
         <w:tc>
           <w:tcPr>
-            <w:tcW w:w="3600" w:type="dxa"/>
+            <w:tcW w:w="3100" w:type="dxa"/>
           </w:tcPr>
           <w:p>
             <w:r>
@@ -657,7 +662,7 @@
         </w:tc>
         <w:tc>
           <w:tcPr>
-            <w:tcW w:w="5000" w:type="dxa"/>
+            <w:tcW w:w="4300" w:type="dxa"/>
           </w:tcPr>
           <w:p>
             <w:r>
@@ -670,7 +675,7 @@
         </w:tc>
         <w:tc>
           <w:tcPr>
-            <w:tcW w:w="3038" w:type="dxa"/>
+            <w:tcW w:w="1954" w:type="dxa"/>
           </w:tcPr>
           <w:p>
             <w:r>
@@ -686,7 +691,7 @@
       <w:tr>
         <w:tc>
           <w:tcPr>
-            <w:tcW w:w="3600" w:type="dxa"/>
+            <w:tcW w:w="3100" w:type="dxa"/>
           </w:tcPr>
           <w:p>
             <w:r>
@@ -699,7 +704,7 @@
         </w:tc>
         <w:tc>
           <w:tcPr>
-            <w:tcW w:w="5000" w:type="dxa"/>
+            <w:tcW w:w="4300" w:type="dxa"/>
           </w:tcPr>
           <w:p>
             <w:r>
@@ -712,7 +717,7 @@
         </w:tc>
         <w:tc>
           <w:tcPr>
-            <w:tcW w:w="3038" w:type="dxa"/>
+            <w:tcW w:w="1954" w:type="dxa"/>
           </w:tcPr>
           <w:p>
             <w:r>
@@ -728,7 +733,7 @@
       <w:tr>
         <w:tc>
           <w:tcPr>
-            <w:tcW w:w="3600" w:type="dxa"/>
+            <w:tcW w:w="3100" w:type="dxa"/>
           </w:tcPr>
           <w:p>
             <w:r>
@@ -741,7 +746,7 @@
         </w:tc>
         <w:tc>
           <w:tcPr>
-            <w:tcW w:w="5000" w:type="dxa"/>
+            <w:tcW w:w="4300" w:type="dxa"/>
           </w:tcPr>
           <w:p>
             <w:r>
@@ -754,7 +759,7 @@
         </w:tc>
         <w:tc>
           <w:tcPr>
-            <w:tcW w:w="3038" w:type="dxa"/>
+            <w:tcW w:w="1954" w:type="dxa"/>
           </w:tcPr>
           <w:p>
             <w:r>
@@ -770,7 +775,7 @@
       <w:tr>
         <w:tc>
           <w:tcPr>
-            <w:tcW w:w="3600" w:type="dxa"/>
+            <w:tcW w:w="3100" w:type="dxa"/>
           </w:tcPr>
           <w:p>
             <w:r>
@@ -783,7 +788,7 @@
         </w:tc>
         <w:tc>
           <w:tcPr>
-            <w:tcW w:w="5000" w:type="dxa"/>
+            <w:tcW w:w="4300" w:type="dxa"/>
           </w:tcPr>
           <w:p>
             <w:r>
@@ -796,7 +801,7 @@
         </w:tc>
         <w:tc>
           <w:tcPr>
-            <w:tcW w:w="3038" w:type="dxa"/>
+            <w:tcW w:w="1954" w:type="dxa"/>
           </w:tcPr>
           <w:p>
             <w:r>
@@ -883,7 +888,7 @@
           <w:b/>
           <w:sz w:val="26"/>
         </w:rPr>
-        <w:t xml:space="preserve">Электрический расчёт серии электролиза</w:t>
+        <w:t xml:space="preserve">3. Электрический расчёт серии электролиза</w:t>
       </w:r>
     </w:p>
     <w:p>
@@ -936,7 +941,7 @@
     </w:p>
     <w:tbl>
       <w:tblPr>
-        <w:tblW w:w="11638" w:type="dxa"/>
+        <w:tblW w:w="9354" w:type="dxa"/>
         <w:tblBorders>
           <w:top w:val="single" w:sz="4" w:color="C9C9C9"/>
           <w:left w:val="single" w:sz="4" w:color="C9C9C9"/>
@@ -948,14 +953,17 @@
         <w:tblLayout w:type="fixed"/>
       </w:tblPr>
       <w:tblGrid>
-        <w:gridCol w:w="3600"/>
-        <w:gridCol w:w="5000"/>
-        <w:gridCol w:w="3038"/>
+        <w:gridCol w:w="3100"/>
+        <w:gridCol w:w="4300"/>
+        <w:gridCol w:w="1954"/>
       </w:tblGrid>
       <w:tr>
-        <w:tc>
-          <w:tcPr>
-            <w:tcW w:w="3600" w:type="dxa"/>
+        <w:trPr>
+          <w:tblHeader/>
+        </w:trPr>
+        <w:tc>
+          <w:tcPr>
+            <w:tcW w:w="3100" w:type="dxa"/>
             <w:shd w:val="clear" w:fill="EFEFEF"/>
           </w:tcPr>
           <w:p>
@@ -970,7 +978,7 @@
         </w:tc>
         <w:tc>
           <w:tcPr>
-            <w:tcW w:w="5000" w:type="dxa"/>
+            <w:tcW w:w="4300" w:type="dxa"/>
             <w:shd w:val="clear" w:fill="EFEFEF"/>
           </w:tcPr>
           <w:p>
@@ -985,7 +993,7 @@
         </w:tc>
         <w:tc>
           <w:tcPr>
-            <w:tcW w:w="3038" w:type="dxa"/>
+            <w:tcW w:w="1954" w:type="dxa"/>
             <w:shd w:val="clear" w:fill="EFEFEF"/>
           </w:tcPr>
           <w:p>
@@ -1002,7 +1010,7 @@
       <w:tr>
         <w:tc>
           <w:tcPr>
-            <w:tcW w:w="3600" w:type="dxa"/>
+            <w:tcW w:w="3100" w:type="dxa"/>
           </w:tcPr>
           <w:p>
             <w:r>
@@ -1015,7 +1023,7 @@
         </w:tc>
         <w:tc>
           <w:tcPr>
-            <w:tcW w:w="5000" w:type="dxa"/>
+            <w:tcW w:w="4300" w:type="dxa"/>
           </w:tcPr>
           <w:p>
             <w:r>
@@ -1028,7 +1036,7 @@
         </w:tc>
         <w:tc>
           <w:tcPr>
-            <w:tcW w:w="3038" w:type="dxa"/>
+            <w:tcW w:w="1954" w:type="dxa"/>
           </w:tcPr>
           <w:p>
             <w:r>
@@ -1044,7 +1052,7 @@
       <w:tr>
         <w:tc>
           <w:tcPr>
-            <w:tcW w:w="3600" w:type="dxa"/>
+            <w:tcW w:w="3100" w:type="dxa"/>
           </w:tcPr>
           <w:p>
             <w:r>
@@ -1057,7 +1065,7 @@
         </w:tc>
         <w:tc>
           <w:tcPr>
-            <w:tcW w:w="5000" w:type="dxa"/>
+            <w:tcW w:w="4300" w:type="dxa"/>
           </w:tcPr>
           <w:p>
             <w:r>
@@ -1070,7 +1078,7 @@
         </w:tc>
         <w:tc>
           <w:tcPr>
-            <w:tcW w:w="3038" w:type="dxa"/>
+            <w:tcW w:w="1954" w:type="dxa"/>
           </w:tcPr>
           <w:p>
             <w:r>
@@ -1086,7 +1094,7 @@
       <w:tr>
         <w:tc>
           <w:tcPr>
-            <w:tcW w:w="3600" w:type="dxa"/>
+            <w:tcW w:w="3100" w:type="dxa"/>
           </w:tcPr>
           <w:p>
             <w:r>
@@ -1099,7 +1107,7 @@
         </w:tc>
         <w:tc>
           <w:tcPr>
-            <w:tcW w:w="5000" w:type="dxa"/>
+            <w:tcW w:w="4300" w:type="dxa"/>
           </w:tcPr>
           <w:p>
             <w:r>
@@ -1112,7 +1120,7 @@
         </w:tc>
         <w:tc>
           <w:tcPr>
-            <w:tcW w:w="3038" w:type="dxa"/>
+            <w:tcW w:w="1954" w:type="dxa"/>
           </w:tcPr>
           <w:p>
             <w:r>
@@ -1128,7 +1136,7 @@
       <w:tr>
         <w:tc>
           <w:tcPr>
-            <w:tcW w:w="3600" w:type="dxa"/>
+            <w:tcW w:w="3100" w:type="dxa"/>
           </w:tcPr>
           <w:p>
             <w:r>
@@ -1141,7 +1149,7 @@
         </w:tc>
         <w:tc>
           <w:tcPr>
-            <w:tcW w:w="5000" w:type="dxa"/>
+            <w:tcW w:w="4300" w:type="dxa"/>
           </w:tcPr>
           <w:p>
             <w:r>
@@ -1154,7 +1162,7 @@
         </w:tc>
         <w:tc>
           <w:tcPr>
-            <w:tcW w:w="3038" w:type="dxa"/>
+            <w:tcW w:w="1954" w:type="dxa"/>
           </w:tcPr>
           <w:p>
             <w:r>
@@ -1170,7 +1178,7 @@
       <w:tr>
         <w:tc>
           <w:tcPr>
-            <w:tcW w:w="3600" w:type="dxa"/>
+            <w:tcW w:w="3100" w:type="dxa"/>
           </w:tcPr>
           <w:p>
             <w:r>
@@ -1183,7 +1191,7 @@
         </w:tc>
         <w:tc>
           <w:tcPr>
-            <w:tcW w:w="5000" w:type="dxa"/>
+            <w:tcW w:w="4300" w:type="dxa"/>
           </w:tcPr>
           <w:p>
             <w:r>
@@ -1196,7 +1204,7 @@
         </w:tc>
         <w:tc>
           <w:tcPr>
-            <w:tcW w:w="3038" w:type="dxa"/>
+            <w:tcW w:w="1954" w:type="dxa"/>
           </w:tcPr>
           <w:p>
             <w:r>
@@ -1212,7 +1220,7 @@
       <w:tr>
         <w:tc>
           <w:tcPr>
-            <w:tcW w:w="3600" w:type="dxa"/>
+            <w:tcW w:w="3100" w:type="dxa"/>
           </w:tcPr>
           <w:p>
             <w:r>
@@ -1225,7 +1233,7 @@
         </w:tc>
         <w:tc>
           <w:tcPr>
-            <w:tcW w:w="5000" w:type="dxa"/>
+            <w:tcW w:w="4300" w:type="dxa"/>
           </w:tcPr>
           <w:p>
             <w:r>
@@ -1238,7 +1246,7 @@
         </w:tc>
         <w:tc>
           <w:tcPr>
-            <w:tcW w:w="3038" w:type="dxa"/>
+            <w:tcW w:w="1954" w:type="dxa"/>
           </w:tcPr>
           <w:p>
             <w:r>
@@ -1254,7 +1262,7 @@
       <w:tr>
         <w:tc>
           <w:tcPr>
-            <w:tcW w:w="3600" w:type="dxa"/>
+            <w:tcW w:w="3100" w:type="dxa"/>
           </w:tcPr>
           <w:p>
             <w:r>
@@ -1267,7 +1275,7 @@
         </w:tc>
         <w:tc>
           <w:tcPr>
-            <w:tcW w:w="5000" w:type="dxa"/>
+            <w:tcW w:w="4300" w:type="dxa"/>
           </w:tcPr>
           <w:p>
             <w:r>
@@ -1280,7 +1288,7 @@
         </w:tc>
         <w:tc>
           <w:tcPr>
-            <w:tcW w:w="3038" w:type="dxa"/>
+            <w:tcW w:w="1954" w:type="dxa"/>
           </w:tcPr>
           <w:p>
             <w:r>
@@ -1296,7 +1304,7 @@
       <w:tr>
         <w:tc>
           <w:tcPr>
-            <w:tcW w:w="3600" w:type="dxa"/>
+            <w:tcW w:w="3100" w:type="dxa"/>
           </w:tcPr>
           <w:p>
             <w:r>
@@ -1309,7 +1317,7 @@
         </w:tc>
         <w:tc>
           <w:tcPr>
-            <w:tcW w:w="5000" w:type="dxa"/>
+            <w:tcW w:w="4300" w:type="dxa"/>
           </w:tcPr>
           <w:p>
             <w:r>
@@ -1322,7 +1330,7 @@
         </w:tc>
         <w:tc>
           <w:tcPr>
-            <w:tcW w:w="3038" w:type="dxa"/>
+            <w:tcW w:w="1954" w:type="dxa"/>
           </w:tcPr>
           <w:p>
             <w:r>
@@ -1409,7 +1417,7 @@
           <w:b/>
           <w:sz w:val="26"/>
         </w:rPr>
-        <w:t xml:space="preserve">Тепловой и материальный баланс контура циркуляции</w:t>
+        <w:t xml:space="preserve">4. Тепловой и материальный баланс контура циркуляции</w:t>
       </w:r>
     </w:p>
     <w:p>
@@ -1446,7 +1454,7 @@
     </w:p>
     <w:tbl>
       <w:tblPr>
-        <w:tblW w:w="11638" w:type="dxa"/>
+        <w:tblW w:w="9354" w:type="dxa"/>
         <w:tblBorders>
           <w:top w:val="single" w:sz="4" w:color="C9C9C9"/>
           <w:left w:val="single" w:sz="4" w:color="C9C9C9"/>
@@ -1458,14 +1466,17 @@
         <w:tblLayout w:type="fixed"/>
       </w:tblPr>
       <w:tblGrid>
-        <w:gridCol w:w="3600"/>
-        <w:gridCol w:w="5000"/>
-        <w:gridCol w:w="3038"/>
+        <w:gridCol w:w="3100"/>
+        <w:gridCol w:w="4300"/>
+        <w:gridCol w:w="1954"/>
       </w:tblGrid>
       <w:tr>
-        <w:tc>
-          <w:tcPr>
-            <w:tcW w:w="3600" w:type="dxa"/>
+        <w:trPr>
+          <w:tblHeader/>
+        </w:trPr>
+        <w:tc>
+          <w:tcPr>
+            <w:tcW w:w="3100" w:type="dxa"/>
             <w:shd w:val="clear" w:fill="EFEFEF"/>
           </w:tcPr>
           <w:p>
@@ -1480,7 +1491,7 @@
         </w:tc>
         <w:tc>
           <w:tcPr>
-            <w:tcW w:w="5000" w:type="dxa"/>
+            <w:tcW w:w="4300" w:type="dxa"/>
             <w:shd w:val="clear" w:fill="EFEFEF"/>
           </w:tcPr>
           <w:p>
@@ -1495,7 +1506,7 @@
         </w:tc>
         <w:tc>
           <w:tcPr>
-            <w:tcW w:w="3038" w:type="dxa"/>
+            <w:tcW w:w="1954" w:type="dxa"/>
             <w:shd w:val="clear" w:fill="EFEFEF"/>
           </w:tcPr>
           <w:p>
@@ -1512,7 +1523,7 @@
       <w:tr>
         <w:tc>
           <w:tcPr>
-            <w:tcW w:w="3600" w:type="dxa"/>
+            <w:tcW w:w="3100" w:type="dxa"/>
           </w:tcPr>
           <w:p>
             <w:r>
@@ -1525,7 +1536,7 @@
         </w:tc>
         <w:tc>
           <w:tcPr>
-            <w:tcW w:w="5000" w:type="dxa"/>
+            <w:tcW w:w="4300" w:type="dxa"/>
           </w:tcPr>
           <w:p>
             <w:r>
@@ -1538,7 +1549,7 @@
         </w:tc>
         <w:tc>
           <w:tcPr>
-            <w:tcW w:w="3038" w:type="dxa"/>
+            <w:tcW w:w="1954" w:type="dxa"/>
           </w:tcPr>
           <w:p>
             <w:r>
@@ -1554,7 +1565,7 @@
       <w:tr>
         <w:tc>
           <w:tcPr>
-            <w:tcW w:w="3600" w:type="dxa"/>
+            <w:tcW w:w="3100" w:type="dxa"/>
           </w:tcPr>
           <w:p>
             <w:r>
@@ -1567,7 +1578,7 @@
         </w:tc>
         <w:tc>
           <w:tcPr>
-            <w:tcW w:w="5000" w:type="dxa"/>
+            <w:tcW w:w="4300" w:type="dxa"/>
           </w:tcPr>
           <w:p>
             <w:r>
@@ -1580,7 +1591,7 @@
         </w:tc>
         <w:tc>
           <w:tcPr>
-            <w:tcW w:w="3038" w:type="dxa"/>
+            <w:tcW w:w="1954" w:type="dxa"/>
           </w:tcPr>
           <w:p>
             <w:r>
@@ -1596,7 +1607,7 @@
       <w:tr>
         <w:tc>
           <w:tcPr>
-            <w:tcW w:w="3600" w:type="dxa"/>
+            <w:tcW w:w="3100" w:type="dxa"/>
           </w:tcPr>
           <w:p>
             <w:r>
@@ -1609,7 +1620,7 @@
         </w:tc>
         <w:tc>
           <w:tcPr>
-            <w:tcW w:w="5000" w:type="dxa"/>
+            <w:tcW w:w="4300" w:type="dxa"/>
           </w:tcPr>
           <w:p>
             <w:r>
@@ -1622,7 +1633,7 @@
         </w:tc>
         <w:tc>
           <w:tcPr>
-            <w:tcW w:w="3038" w:type="dxa"/>
+            <w:tcW w:w="1954" w:type="dxa"/>
           </w:tcPr>
           <w:p>
             <w:r>
@@ -1638,7 +1649,7 @@
       <w:tr>
         <w:tc>
           <w:tcPr>
-            <w:tcW w:w="3600" w:type="dxa"/>
+            <w:tcW w:w="3100" w:type="dxa"/>
           </w:tcPr>
           <w:p>
             <w:r>
@@ -1651,7 +1662,7 @@
         </w:tc>
         <w:tc>
           <w:tcPr>
-            <w:tcW w:w="5000" w:type="dxa"/>
+            <w:tcW w:w="4300" w:type="dxa"/>
           </w:tcPr>
           <w:p>
             <w:r>
@@ -1664,7 +1675,7 @@
         </w:tc>
         <w:tc>
           <w:tcPr>
-            <w:tcW w:w="3038" w:type="dxa"/>
+            <w:tcW w:w="1954" w:type="dxa"/>
           </w:tcPr>
           <w:p>
             <w:r>
@@ -1680,7 +1691,7 @@
       <w:tr>
         <w:tc>
           <w:tcPr>
-            <w:tcW w:w="3600" w:type="dxa"/>
+            <w:tcW w:w="3100" w:type="dxa"/>
           </w:tcPr>
           <w:p>
             <w:r>
@@ -1693,7 +1704,7 @@
         </w:tc>
         <w:tc>
           <w:tcPr>
-            <w:tcW w:w="5000" w:type="dxa"/>
+            <w:tcW w:w="4300" w:type="dxa"/>
           </w:tcPr>
           <w:p>
             <w:r>
@@ -1706,7 +1717,7 @@
         </w:tc>
         <w:tc>
           <w:tcPr>
-            <w:tcW w:w="3038" w:type="dxa"/>
+            <w:tcW w:w="1954" w:type="dxa"/>
           </w:tcPr>
           <w:p>
             <w:r>
@@ -1722,7 +1733,7 @@
       <w:tr>
         <w:tc>
           <w:tcPr>
-            <w:tcW w:w="3600" w:type="dxa"/>
+            <w:tcW w:w="3100" w:type="dxa"/>
           </w:tcPr>
           <w:p>
             <w:r>
@@ -1735,7 +1746,7 @@
         </w:tc>
         <w:tc>
           <w:tcPr>
-            <w:tcW w:w="5000" w:type="dxa"/>
+            <w:tcW w:w="4300" w:type="dxa"/>
           </w:tcPr>
           <w:p>
             <w:r>
@@ -1748,7 +1759,7 @@
         </w:tc>
         <w:tc>
           <w:tcPr>
-            <w:tcW w:w="3038" w:type="dxa"/>
+            <w:tcW w:w="1954" w:type="dxa"/>
           </w:tcPr>
           <w:p>
             <w:r>
@@ -1835,7 +1846,7 @@
           <w:b/>
           <w:sz w:val="26"/>
         </w:rPr>
-        <w:t xml:space="preserve">Расходы материалов, реагентов и энергоресурсов</w:t>
+        <w:t xml:space="preserve">5. Расходы материалов, реагентов и энергоресурсов</w:t>
       </w:r>
     </w:p>
     <w:p>
@@ -1896,7 +1907,7 @@
     </w:p>
     <w:tbl>
       <w:tblPr>
-        <w:tblW w:w="11638" w:type="dxa"/>
+        <w:tblW w:w="9354" w:type="dxa"/>
         <w:tblBorders>
           <w:top w:val="single" w:sz="4" w:color="C9C9C9"/>
           <w:left w:val="single" w:sz="4" w:color="C9C9C9"/>
@@ -1908,14 +1919,17 @@
         <w:tblLayout w:type="fixed"/>
       </w:tblPr>
       <w:tblGrid>
-        <w:gridCol w:w="3600"/>
-        <w:gridCol w:w="5000"/>
-        <w:gridCol w:w="3038"/>
+        <w:gridCol w:w="3100"/>
+        <w:gridCol w:w="4300"/>
+        <w:gridCol w:w="1954"/>
       </w:tblGrid>
       <w:tr>
-        <w:tc>
-          <w:tcPr>
-            <w:tcW w:w="3600" w:type="dxa"/>
+        <w:trPr>
+          <w:tblHeader/>
+        </w:trPr>
+        <w:tc>
+          <w:tcPr>
+            <w:tcW w:w="3100" w:type="dxa"/>
             <w:shd w:val="clear" w:fill="EFEFEF"/>
           </w:tcPr>
           <w:p>
@@ -1930,7 +1944,7 @@
         </w:tc>
         <w:tc>
           <w:tcPr>
-            <w:tcW w:w="5000" w:type="dxa"/>
+            <w:tcW w:w="4300" w:type="dxa"/>
             <w:shd w:val="clear" w:fill="EFEFEF"/>
           </w:tcPr>
           <w:p>
@@ -1945,7 +1959,7 @@
         </w:tc>
         <w:tc>
           <w:tcPr>
-            <w:tcW w:w="3038" w:type="dxa"/>
+            <w:tcW w:w="1954" w:type="dxa"/>
             <w:shd w:val="clear" w:fill="EFEFEF"/>
           </w:tcPr>
           <w:p>
@@ -1962,7 +1976,7 @@
       <w:tr>
         <w:tc>
           <w:tcPr>
-            <w:tcW w:w="3600" w:type="dxa"/>
+            <w:tcW w:w="3100" w:type="dxa"/>
           </w:tcPr>
           <w:p>
             <w:r>
@@ -1975,7 +1989,7 @@
         </w:tc>
         <w:tc>
           <w:tcPr>
-            <w:tcW w:w="5000" w:type="dxa"/>
+            <w:tcW w:w="4300" w:type="dxa"/>
           </w:tcPr>
           <w:p>
             <w:r>
@@ -1988,7 +2002,7 @@
         </w:tc>
         <w:tc>
           <w:tcPr>
-            <w:tcW w:w="3038" w:type="dxa"/>
+            <w:tcW w:w="1954" w:type="dxa"/>
           </w:tcPr>
           <w:p>
             <w:r>
@@ -2004,7 +2018,7 @@
       <w:tr>
         <w:tc>
           <w:tcPr>
-            <w:tcW w:w="3600" w:type="dxa"/>
+            <w:tcW w:w="3100" w:type="dxa"/>
           </w:tcPr>
           <w:p>
             <w:r>
@@ -2017,7 +2031,7 @@
         </w:tc>
         <w:tc>
           <w:tcPr>
-            <w:tcW w:w="5000" w:type="dxa"/>
+            <w:tcW w:w="4300" w:type="dxa"/>
           </w:tcPr>
           <w:p>
             <w:r>
@@ -2030,7 +2044,7 @@
         </w:tc>
         <w:tc>
           <w:tcPr>
-            <w:tcW w:w="3038" w:type="dxa"/>
+            <w:tcW w:w="1954" w:type="dxa"/>
           </w:tcPr>
           <w:p>
             <w:r>
@@ -2046,7 +2060,7 @@
       <w:tr>
         <w:tc>
           <w:tcPr>
-            <w:tcW w:w="3600" w:type="dxa"/>
+            <w:tcW w:w="3100" w:type="dxa"/>
           </w:tcPr>
           <w:p>
             <w:r>
@@ -2059,7 +2073,7 @@
         </w:tc>
         <w:tc>
           <w:tcPr>
-            <w:tcW w:w="5000" w:type="dxa"/>
+            <w:tcW w:w="4300" w:type="dxa"/>
           </w:tcPr>
           <w:p>
             <w:r>
@@ -2072,7 +2086,7 @@
         </w:tc>
         <w:tc>
           <w:tcPr>
-            <w:tcW w:w="3038" w:type="dxa"/>
+            <w:tcW w:w="1954" w:type="dxa"/>
           </w:tcPr>
           <w:p>
             <w:r>
@@ -2088,7 +2102,7 @@
       <w:tr>
         <w:tc>
           <w:tcPr>
-            <w:tcW w:w="3600" w:type="dxa"/>
+            <w:tcW w:w="3100" w:type="dxa"/>
           </w:tcPr>
           <w:p>
             <w:r>
@@ -2101,7 +2115,7 @@
         </w:tc>
         <w:tc>
           <w:tcPr>
-            <w:tcW w:w="5000" w:type="dxa"/>
+            <w:tcW w:w="4300" w:type="dxa"/>
           </w:tcPr>
           <w:p>
             <w:r>
@@ -2114,7 +2128,7 @@
         </w:tc>
         <w:tc>
           <w:tcPr>
-            <w:tcW w:w="3038" w:type="dxa"/>
+            <w:tcW w:w="1954" w:type="dxa"/>
           </w:tcPr>
           <w:p>
             <w:r>
@@ -2130,7 +2144,7 @@
       <w:tr>
         <w:tc>
           <w:tcPr>
-            <w:tcW w:w="3600" w:type="dxa"/>
+            <w:tcW w:w="3100" w:type="dxa"/>
           </w:tcPr>
           <w:p>
             <w:r>
@@ -2143,7 +2157,7 @@
         </w:tc>
         <w:tc>
           <w:tcPr>
-            <w:tcW w:w="5000" w:type="dxa"/>
+            <w:tcW w:w="4300" w:type="dxa"/>
           </w:tcPr>
           <w:p>
             <w:r>
@@ -2156,7 +2170,7 @@
         </w:tc>
         <w:tc>
           <w:tcPr>
-            <w:tcW w:w="3038" w:type="dxa"/>
+            <w:tcW w:w="1954" w:type="dxa"/>
           </w:tcPr>
           <w:p>
             <w:r>
@@ -2172,7 +2186,7 @@
       <w:tr>
         <w:tc>
           <w:tcPr>
-            <w:tcW w:w="3600" w:type="dxa"/>
+            <w:tcW w:w="3100" w:type="dxa"/>
           </w:tcPr>
           <w:p>
             <w:r>
@@ -2185,7 +2199,7 @@
         </w:tc>
         <w:tc>
           <w:tcPr>
-            <w:tcW w:w="5000" w:type="dxa"/>
+            <w:tcW w:w="4300" w:type="dxa"/>
           </w:tcPr>
           <w:p>
             <w:r>
@@ -2198,7 +2212,7 @@
         </w:tc>
         <w:tc>
           <w:tcPr>
-            <w:tcW w:w="3038" w:type="dxa"/>
+            <w:tcW w:w="1954" w:type="dxa"/>
           </w:tcPr>
           <w:p>
             <w:r>
@@ -2214,7 +2228,7 @@
       <w:tr>
         <w:tc>
           <w:tcPr>
-            <w:tcW w:w="3600" w:type="dxa"/>
+            <w:tcW w:w="3100" w:type="dxa"/>
           </w:tcPr>
           <w:p>
             <w:r>
@@ -2227,7 +2241,7 @@
         </w:tc>
         <w:tc>
           <w:tcPr>
-            <w:tcW w:w="5000" w:type="dxa"/>
+            <w:tcW w:w="4300" w:type="dxa"/>
           </w:tcPr>
           <w:p>
             <w:r>
@@ -2240,7 +2254,7 @@
         </w:tc>
         <w:tc>
           <w:tcPr>
-            <w:tcW w:w="3038" w:type="dxa"/>
+            <w:tcW w:w="1954" w:type="dxa"/>
           </w:tcPr>
           <w:p>
             <w:r>
@@ -2256,7 +2270,7 @@
       <w:tr>
         <w:tc>
           <w:tcPr>
-            <w:tcW w:w="3600" w:type="dxa"/>
+            <w:tcW w:w="3100" w:type="dxa"/>
           </w:tcPr>
           <w:p>
             <w:r>
@@ -2269,7 +2283,7 @@
         </w:tc>
         <w:tc>
           <w:tcPr>
-            <w:tcW w:w="5000" w:type="dxa"/>
+            <w:tcW w:w="4300" w:type="dxa"/>
           </w:tcPr>
           <w:p>
             <w:r>
@@ -2282,7 +2296,7 @@
         </w:tc>
         <w:tc>
           <w:tcPr>
-            <w:tcW w:w="3038" w:type="dxa"/>
+            <w:tcW w:w="1954" w:type="dxa"/>
           </w:tcPr>
           <w:p>
             <w:r>
@@ -2369,7 +2383,7 @@
           <w:b/>
           <w:sz w:val="26"/>
         </w:rPr>
-        <w:t xml:space="preserve">Перечень основного и вспомогательного технологического оборудования</w:t>
+        <w:t xml:space="preserve">6. Перечень основного и вспомогательного технологического оборудования</w:t>
       </w:r>
     </w:p>
     <w:p>
@@ -2430,7 +2444,7 @@
     </w:p>
     <w:tbl>
       <w:tblPr>
-        <w:tblW w:w="11638" w:type="dxa"/>
+        <w:tblW w:w="9354" w:type="dxa"/>
         <w:tblBorders>
           <w:top w:val="single" w:sz="4" w:color="C9C9C9"/>
           <w:left w:val="single" w:sz="4" w:color="C9C9C9"/>
@@ -2442,14 +2456,17 @@
         <w:tblLayout w:type="fixed"/>
       </w:tblPr>
       <w:tblGrid>
-        <w:gridCol w:w="3600"/>
-        <w:gridCol w:w="5000"/>
-        <w:gridCol w:w="3038"/>
+        <w:gridCol w:w="3100"/>
+        <w:gridCol w:w="4300"/>
+        <w:gridCol w:w="1954"/>
       </w:tblGrid>
       <w:tr>
-        <w:tc>
-          <w:tcPr>
-            <w:tcW w:w="3600" w:type="dxa"/>
+        <w:trPr>
+          <w:tblHeader/>
+        </w:trPr>
+        <w:tc>
+          <w:tcPr>
+            <w:tcW w:w="3100" w:type="dxa"/>
             <w:shd w:val="clear" w:fill="EFEFEF"/>
           </w:tcPr>
           <w:p>
@@ -2464,7 +2481,7 @@
         </w:tc>
         <w:tc>
           <w:tcPr>
-            <w:tcW w:w="5000" w:type="dxa"/>
+            <w:tcW w:w="4300" w:type="dxa"/>
             <w:shd w:val="clear" w:fill="EFEFEF"/>
           </w:tcPr>
           <w:p>
@@ -2479,7 +2496,7 @@
         </w:tc>
         <w:tc>
           <w:tcPr>
-            <w:tcW w:w="3038" w:type="dxa"/>
+            <w:tcW w:w="1954" w:type="dxa"/>
             <w:shd w:val="clear" w:fill="EFEFEF"/>
           </w:tcPr>
           <w:p>
@@ -2496,7 +2513,7 @@
       <w:tr>
         <w:tc>
           <w:tcPr>
-            <w:tcW w:w="3600" w:type="dxa"/>
+            <w:tcW w:w="3100" w:type="dxa"/>
           </w:tcPr>
           <w:p>
             <w:r>
@@ -2509,7 +2526,7 @@
         </w:tc>
         <w:tc>
           <w:tcPr>
-            <w:tcW w:w="5000" w:type="dxa"/>
+            <w:tcW w:w="4300" w:type="dxa"/>
           </w:tcPr>
           <w:p>
             <w:r>
@@ -2522,7 +2539,7 @@
         </w:tc>
         <w:tc>
           <w:tcPr>
-            <w:tcW w:w="3038" w:type="dxa"/>
+            <w:tcW w:w="1954" w:type="dxa"/>
           </w:tcPr>
           <w:p>
             <w:r>
@@ -2538,7 +2555,7 @@
       <w:tr>
         <w:tc>
           <w:tcPr>
-            <w:tcW w:w="3600" w:type="dxa"/>
+            <w:tcW w:w="3100" w:type="dxa"/>
           </w:tcPr>
           <w:p>
             <w:r>
@@ -2551,7 +2568,7 @@
         </w:tc>
         <w:tc>
           <w:tcPr>
-            <w:tcW w:w="5000" w:type="dxa"/>
+            <w:tcW w:w="4300" w:type="dxa"/>
           </w:tcPr>
           <w:p>
             <w:r>
@@ -2564,7 +2581,7 @@
         </w:tc>
         <w:tc>
           <w:tcPr>
-            <w:tcW w:w="3038" w:type="dxa"/>
+            <w:tcW w:w="1954" w:type="dxa"/>
           </w:tcPr>
           <w:p>
             <w:r>
@@ -2580,7 +2597,7 @@
       <w:tr>
         <w:tc>
           <w:tcPr>
-            <w:tcW w:w="3600" w:type="dxa"/>
+            <w:tcW w:w="3100" w:type="dxa"/>
           </w:tcPr>
           <w:p>
             <w:r>
@@ -2593,7 +2610,7 @@
         </w:tc>
         <w:tc>
           <w:tcPr>
-            <w:tcW w:w="5000" w:type="dxa"/>
+            <w:tcW w:w="4300" w:type="dxa"/>
           </w:tcPr>
           <w:p>
             <w:r>
@@ -2606,7 +2623,7 @@
         </w:tc>
         <w:tc>
           <w:tcPr>
-            <w:tcW w:w="3038" w:type="dxa"/>
+            <w:tcW w:w="1954" w:type="dxa"/>
           </w:tcPr>
           <w:p>
             <w:r>
@@ -2622,7 +2639,7 @@
       <w:tr>
         <w:tc>
           <w:tcPr>
-            <w:tcW w:w="3600" w:type="dxa"/>
+            <w:tcW w:w="3100" w:type="dxa"/>
           </w:tcPr>
           <w:p>
             <w:r>
@@ -2635,7 +2652,7 @@
         </w:tc>
         <w:tc>
           <w:tcPr>
-            <w:tcW w:w="5000" w:type="dxa"/>
+            <w:tcW w:w="4300" w:type="dxa"/>
           </w:tcPr>
           <w:p>
             <w:r>
@@ -2648,7 +2665,7 @@
         </w:tc>
         <w:tc>
           <w:tcPr>
-            <w:tcW w:w="3038" w:type="dxa"/>
+            <w:tcW w:w="1954" w:type="dxa"/>
           </w:tcPr>
           <w:p>
             <w:r>
@@ -2664,7 +2681,7 @@
       <w:tr>
         <w:tc>
           <w:tcPr>
-            <w:tcW w:w="3600" w:type="dxa"/>
+            <w:tcW w:w="3100" w:type="dxa"/>
           </w:tcPr>
           <w:p>
             <w:r>
@@ -2677,7 +2694,7 @@
         </w:tc>
         <w:tc>
           <w:tcPr>
-            <w:tcW w:w="5000" w:type="dxa"/>
+            <w:tcW w:w="4300" w:type="dxa"/>
           </w:tcPr>
           <w:p>
             <w:r>
@@ -2690,7 +2707,7 @@
         </w:tc>
         <w:tc>
           <w:tcPr>
-            <w:tcW w:w="3038" w:type="dxa"/>
+            <w:tcW w:w="1954" w:type="dxa"/>
           </w:tcPr>
           <w:p>
             <w:r>
@@ -2706,7 +2723,7 @@
       <w:tr>
         <w:tc>
           <w:tcPr>
-            <w:tcW w:w="3600" w:type="dxa"/>
+            <w:tcW w:w="3100" w:type="dxa"/>
           </w:tcPr>
           <w:p>
             <w:r>
@@ -2719,7 +2736,7 @@
         </w:tc>
         <w:tc>
           <w:tcPr>
-            <w:tcW w:w="5000" w:type="dxa"/>
+            <w:tcW w:w="4300" w:type="dxa"/>
           </w:tcPr>
           <w:p>
             <w:r>
@@ -2732,7 +2749,7 @@
         </w:tc>
         <w:tc>
           <w:tcPr>
-            <w:tcW w:w="3038" w:type="dxa"/>
+            <w:tcW w:w="1954" w:type="dxa"/>
           </w:tcPr>
           <w:p>
             <w:r>
@@ -2748,7 +2765,7 @@
       <w:tr>
         <w:tc>
           <w:tcPr>
-            <w:tcW w:w="3600" w:type="dxa"/>
+            <w:tcW w:w="3100" w:type="dxa"/>
           </w:tcPr>
           <w:p>
             <w:r>
@@ -2761,7 +2778,7 @@
         </w:tc>
         <w:tc>
           <w:tcPr>
-            <w:tcW w:w="5000" w:type="dxa"/>
+            <w:tcW w:w="4300" w:type="dxa"/>
           </w:tcPr>
           <w:p>
             <w:r>
@@ -2774,7 +2791,7 @@
         </w:tc>
         <w:tc>
           <w:tcPr>
-            <w:tcW w:w="3038" w:type="dxa"/>
+            <w:tcW w:w="1954" w:type="dxa"/>
           </w:tcPr>
           <w:p>
             <w:r>
@@ -2861,7 +2878,7 @@
           <w:b/>
           <w:sz w:val="26"/>
         </w:rPr>
-        <w:t xml:space="preserve">Предварительные данные по подключению к сетям водо-, энерго- и воздухоснабжения</w:t>
+        <w:t xml:space="preserve">7. Предварительные данные по подключению к сетям водо-, энерго- и воздухоснабжения</w:t>
       </w:r>
     </w:p>
     <w:p>
@@ -2914,7 +2931,7 @@
     </w:p>
     <w:tbl>
       <w:tblPr>
-        <w:tblW w:w="11638" w:type="dxa"/>
+        <w:tblW w:w="9354" w:type="dxa"/>
         <w:tblBorders>
           <w:top w:val="single" w:sz="4" w:color="C9C9C9"/>
           <w:left w:val="single" w:sz="4" w:color="C9C9C9"/>
@@ -2926,14 +2943,17 @@
         <w:tblLayout w:type="fixed"/>
       </w:tblPr>
       <w:tblGrid>
-        <w:gridCol w:w="3600"/>
-        <w:gridCol w:w="5000"/>
-        <w:gridCol w:w="3038"/>
+        <w:gridCol w:w="3100"/>
+        <w:gridCol w:w="4300"/>
+        <w:gridCol w:w="1954"/>
       </w:tblGrid>
       <w:tr>
-        <w:tc>
-          <w:tcPr>
-            <w:tcW w:w="3600" w:type="dxa"/>
+        <w:trPr>
+          <w:tblHeader/>
+        </w:trPr>
+        <w:tc>
+          <w:tcPr>
+            <w:tcW w:w="3100" w:type="dxa"/>
             <w:shd w:val="clear" w:fill="EFEFEF"/>
           </w:tcPr>
           <w:p>
@@ -2948,7 +2968,7 @@
         </w:tc>
         <w:tc>
           <w:tcPr>
-            <w:tcW w:w="5000" w:type="dxa"/>
+            <w:tcW w:w="4300" w:type="dxa"/>
             <w:shd w:val="clear" w:fill="EFEFEF"/>
           </w:tcPr>
           <w:p>
@@ -2963,7 +2983,7 @@
         </w:tc>
         <w:tc>
           <w:tcPr>
-            <w:tcW w:w="3038" w:type="dxa"/>
+            <w:tcW w:w="1954" w:type="dxa"/>
             <w:shd w:val="clear" w:fill="EFEFEF"/>
           </w:tcPr>
           <w:p>
@@ -2980,7 +3000,7 @@
       <w:tr>
         <w:tc>
           <w:tcPr>
-            <w:tcW w:w="3600" w:type="dxa"/>
+            <w:tcW w:w="3100" w:type="dxa"/>
           </w:tcPr>
           <w:p>
             <w:r>
@@ -2993,7 +3013,7 @@
         </w:tc>
         <w:tc>
           <w:tcPr>
-            <w:tcW w:w="5000" w:type="dxa"/>
+            <w:tcW w:w="4300" w:type="dxa"/>
           </w:tcPr>
           <w:p>
             <w:r>
@@ -3006,7 +3026,7 @@
         </w:tc>
         <w:tc>
           <w:tcPr>
-            <w:tcW w:w="3038" w:type="dxa"/>
+            <w:tcW w:w="1954" w:type="dxa"/>
           </w:tcPr>
           <w:p>
             <w:r>
@@ -3022,7 +3042,7 @@
       <w:tr>
         <w:tc>
           <w:tcPr>
-            <w:tcW w:w="3600" w:type="dxa"/>
+            <w:tcW w:w="3100" w:type="dxa"/>
           </w:tcPr>
           <w:p>
             <w:r>
@@ -3035,7 +3055,7 @@
         </w:tc>
         <w:tc>
           <w:tcPr>
-            <w:tcW w:w="5000" w:type="dxa"/>
+            <w:tcW w:w="4300" w:type="dxa"/>
           </w:tcPr>
           <w:p>
             <w:r>
@@ -3048,7 +3068,7 @@
         </w:tc>
         <w:tc>
           <w:tcPr>
-            <w:tcW w:w="3038" w:type="dxa"/>
+            <w:tcW w:w="1954" w:type="dxa"/>
           </w:tcPr>
           <w:p>
             <w:r>
@@ -3064,7 +3084,7 @@
       <w:tr>
         <w:tc>
           <w:tcPr>
-            <w:tcW w:w="3600" w:type="dxa"/>
+            <w:tcW w:w="3100" w:type="dxa"/>
           </w:tcPr>
           <w:p>
             <w:r>
@@ -3077,7 +3097,7 @@
         </w:tc>
         <w:tc>
           <w:tcPr>
-            <w:tcW w:w="5000" w:type="dxa"/>
+            <w:tcW w:w="4300" w:type="dxa"/>
           </w:tcPr>
           <w:p>
             <w:r>
@@ -3090,7 +3110,7 @@
         </w:tc>
         <w:tc>
           <w:tcPr>
-            <w:tcW w:w="3038" w:type="dxa"/>
+            <w:tcW w:w="1954" w:type="dxa"/>
           </w:tcPr>
           <w:p>
             <w:r>
@@ -3106,7 +3126,7 @@
       <w:tr>
         <w:tc>
           <w:tcPr>
-            <w:tcW w:w="3600" w:type="dxa"/>
+            <w:tcW w:w="3100" w:type="dxa"/>
           </w:tcPr>
           <w:p>
             <w:r>
@@ -3119,7 +3139,7 @@
         </w:tc>
         <w:tc>
           <w:tcPr>
-            <w:tcW w:w="5000" w:type="dxa"/>
+            <w:tcW w:w="4300" w:type="dxa"/>
           </w:tcPr>
           <w:p>
             <w:r>
@@ -3132,7 +3152,7 @@
         </w:tc>
         <w:tc>
           <w:tcPr>
-            <w:tcW w:w="3038" w:type="dxa"/>
+            <w:tcW w:w="1954" w:type="dxa"/>
           </w:tcPr>
           <w:p>
             <w:r>
@@ -3148,7 +3168,7 @@
       <w:tr>
         <w:tc>
           <w:tcPr>
-            <w:tcW w:w="3600" w:type="dxa"/>
+            <w:tcW w:w="3100" w:type="dxa"/>
           </w:tcPr>
           <w:p>
             <w:r>
@@ -3161,7 +3181,7 @@
         </w:tc>
         <w:tc>
           <w:tcPr>
-            <w:tcW w:w="5000" w:type="dxa"/>
+            <w:tcW w:w="4300" w:type="dxa"/>
           </w:tcPr>
           <w:p>
             <w:r>
@@ -3174,7 +3194,7 @@
         </w:tc>
         <w:tc>
           <w:tcPr>
-            <w:tcW w:w="3038" w:type="dxa"/>
+            <w:tcW w:w="1954" w:type="dxa"/>
           </w:tcPr>
           <w:p>
             <w:r>
@@ -3190,7 +3210,7 @@
       <w:tr>
         <w:tc>
           <w:tcPr>
-            <w:tcW w:w="3600" w:type="dxa"/>
+            <w:tcW w:w="3100" w:type="dxa"/>
           </w:tcPr>
           <w:p>
             <w:r>
@@ -3203,7 +3223,7 @@
         </w:tc>
         <w:tc>
           <w:tcPr>
-            <w:tcW w:w="5000" w:type="dxa"/>
+            <w:tcW w:w="4300" w:type="dxa"/>
           </w:tcPr>
           <w:p>
             <w:r>
@@ -3216,7 +3236,7 @@
         </w:tc>
         <w:tc>
           <w:tcPr>
-            <w:tcW w:w="3038" w:type="dxa"/>
+            <w:tcW w:w="1954" w:type="dxa"/>
           </w:tcPr>
           <w:p>
             <w:r>
@@ -3303,7 +3323,7 @@
           <w:b/>
           <w:sz w:val="26"/>
         </w:rPr>
-        <w:t xml:space="preserve">Сведения по электроснабжению и электрооборудованию (по Приложению №3)</w:t>
+        <w:t xml:space="preserve">8. Сведения по электроснабжению и электрооборудованию (по Приложению №3)</w:t>
       </w:r>
     </w:p>
     <w:p>
@@ -3372,7 +3392,7 @@
     </w:p>
     <w:tbl>
       <w:tblPr>
-        <w:tblW w:w="11638" w:type="dxa"/>
+        <w:tblW w:w="9354" w:type="dxa"/>
         <w:tblBorders>
           <w:top w:val="single" w:sz="4" w:color="C9C9C9"/>
           <w:left w:val="single" w:sz="4" w:color="C9C9C9"/>
@@ -3384,14 +3404,17 @@
         <w:tblLayout w:type="fixed"/>
       </w:tblPr>
       <w:tblGrid>
-        <w:gridCol w:w="3600"/>
-        <w:gridCol w:w="5000"/>
-        <w:gridCol w:w="3038"/>
+        <w:gridCol w:w="3100"/>
+        <w:gridCol w:w="4300"/>
+        <w:gridCol w:w="1954"/>
       </w:tblGrid>
       <w:tr>
-        <w:tc>
-          <w:tcPr>
-            <w:tcW w:w="3600" w:type="dxa"/>
+        <w:trPr>
+          <w:tblHeader/>
+        </w:trPr>
+        <w:tc>
+          <w:tcPr>
+            <w:tcW w:w="3100" w:type="dxa"/>
             <w:shd w:val="clear" w:fill="EFEFEF"/>
           </w:tcPr>
           <w:p>
@@ -3406,7 +3429,7 @@
         </w:tc>
         <w:tc>
           <w:tcPr>
-            <w:tcW w:w="5000" w:type="dxa"/>
+            <w:tcW w:w="4300" w:type="dxa"/>
             <w:shd w:val="clear" w:fill="EFEFEF"/>
           </w:tcPr>
           <w:p>
@@ -3421,7 +3444,7 @@
         </w:tc>
         <w:tc>
           <w:tcPr>
-            <w:tcW w:w="3038" w:type="dxa"/>
+            <w:tcW w:w="1954" w:type="dxa"/>
             <w:shd w:val="clear" w:fill="EFEFEF"/>
           </w:tcPr>
           <w:p>
@@ -3438,7 +3461,7 @@
       <w:tr>
         <w:tc>
           <w:tcPr>
-            <w:tcW w:w="3600" w:type="dxa"/>
+            <w:tcW w:w="3100" w:type="dxa"/>
           </w:tcPr>
           <w:p>
             <w:r>
@@ -3451,7 +3474,7 @@
         </w:tc>
         <w:tc>
           <w:tcPr>
-            <w:tcW w:w="5000" w:type="dxa"/>
+            <w:tcW w:w="4300" w:type="dxa"/>
           </w:tcPr>
           <w:p>
             <w:r>
@@ -3464,7 +3487,7 @@
         </w:tc>
         <w:tc>
           <w:tcPr>
-            <w:tcW w:w="3038" w:type="dxa"/>
+            <w:tcW w:w="1954" w:type="dxa"/>
           </w:tcPr>
           <w:p>
             <w:r>
@@ -3480,7 +3503,7 @@
       <w:tr>
         <w:tc>
           <w:tcPr>
-            <w:tcW w:w="3600" w:type="dxa"/>
+            <w:tcW w:w="3100" w:type="dxa"/>
           </w:tcPr>
           <w:p>
             <w:r>
@@ -3493,7 +3516,7 @@
         </w:tc>
         <w:tc>
           <w:tcPr>
-            <w:tcW w:w="5000" w:type="dxa"/>
+            <w:tcW w:w="4300" w:type="dxa"/>
           </w:tcPr>
           <w:p>
             <w:r>
@@ -3506,7 +3529,7 @@
         </w:tc>
         <w:tc>
           <w:tcPr>
-            <w:tcW w:w="3038" w:type="dxa"/>
+            <w:tcW w:w="1954" w:type="dxa"/>
           </w:tcPr>
           <w:p>
             <w:r>
@@ -3522,7 +3545,7 @@
       <w:tr>
         <w:tc>
           <w:tcPr>
-            <w:tcW w:w="3600" w:type="dxa"/>
+            <w:tcW w:w="3100" w:type="dxa"/>
           </w:tcPr>
           <w:p>
             <w:r>
@@ -3535,7 +3558,7 @@
         </w:tc>
         <w:tc>
           <w:tcPr>
-            <w:tcW w:w="5000" w:type="dxa"/>
+            <w:tcW w:w="4300" w:type="dxa"/>
           </w:tcPr>
           <w:p>
             <w:r>
@@ -3548,7 +3571,7 @@
         </w:tc>
         <w:tc>
           <w:tcPr>
-            <w:tcW w:w="3038" w:type="dxa"/>
+            <w:tcW w:w="1954" w:type="dxa"/>
           </w:tcPr>
           <w:p>
             <w:r>
@@ -3564,7 +3587,7 @@
       <w:tr>
         <w:tc>
           <w:tcPr>
-            <w:tcW w:w="3600" w:type="dxa"/>
+            <w:tcW w:w="3100" w:type="dxa"/>
           </w:tcPr>
           <w:p>
             <w:r>
@@ -3577,7 +3600,7 @@
         </w:tc>
         <w:tc>
           <w:tcPr>
-            <w:tcW w:w="5000" w:type="dxa"/>
+            <w:tcW w:w="4300" w:type="dxa"/>
           </w:tcPr>
           <w:p>
             <w:r>
@@ -3590,7 +3613,7 @@
         </w:tc>
         <w:tc>
           <w:tcPr>
-            <w:tcW w:w="3038" w:type="dxa"/>
+            <w:tcW w:w="1954" w:type="dxa"/>
           </w:tcPr>
           <w:p>
             <w:r>
@@ -3606,7 +3629,7 @@
       <w:tr>
         <w:tc>
           <w:tcPr>
-            <w:tcW w:w="3600" w:type="dxa"/>
+            <w:tcW w:w="3100" w:type="dxa"/>
           </w:tcPr>
           <w:p>
             <w:r>
@@ -3619,7 +3642,7 @@
         </w:tc>
         <w:tc>
           <w:tcPr>
-            <w:tcW w:w="5000" w:type="dxa"/>
+            <w:tcW w:w="4300" w:type="dxa"/>
           </w:tcPr>
           <w:p>
             <w:r>
@@ -3632,7 +3655,7 @@
         </w:tc>
         <w:tc>
           <w:tcPr>
-            <w:tcW w:w="3038" w:type="dxa"/>
+            <w:tcW w:w="1954" w:type="dxa"/>
           </w:tcPr>
           <w:p>
             <w:r>
@@ -3735,7 +3758,7 @@
           <w:b/>
           <w:sz w:val="26"/>
         </w:rPr>
-        <w:t xml:space="preserve">PFD и P&amp;ID: контуры регулирования, блокировки, уставки</w:t>
+        <w:t xml:space="preserve">9. PFD и P&amp;ID: контуры регулирования, блокировки, уставки</w:t>
       </w:r>
     </w:p>
     <w:p>
@@ -3778,7 +3801,7 @@
     </w:p>
     <w:tbl>
       <w:tblPr>
-        <w:tblW w:w="11638" w:type="dxa"/>
+        <w:tblW w:w="9354" w:type="dxa"/>
         <w:tblBorders>
           <w:top w:val="single" w:sz="4" w:color="C9C9C9"/>
           <w:left w:val="single" w:sz="4" w:color="C9C9C9"/>
@@ -3790,14 +3813,17 @@
         <w:tblLayout w:type="fixed"/>
       </w:tblPr>
       <w:tblGrid>
-        <w:gridCol w:w="3600"/>
-        <w:gridCol w:w="5000"/>
-        <w:gridCol w:w="3038"/>
+        <w:gridCol w:w="3100"/>
+        <w:gridCol w:w="4300"/>
+        <w:gridCol w:w="1954"/>
       </w:tblGrid>
       <w:tr>
-        <w:tc>
-          <w:tcPr>
-            <w:tcW w:w="3600" w:type="dxa"/>
+        <w:trPr>
+          <w:tblHeader/>
+        </w:trPr>
+        <w:tc>
+          <w:tcPr>
+            <w:tcW w:w="3100" w:type="dxa"/>
             <w:shd w:val="clear" w:fill="EFEFEF"/>
           </w:tcPr>
           <w:p>
@@ -3812,7 +3838,7 @@
         </w:tc>
         <w:tc>
           <w:tcPr>
-            <w:tcW w:w="5000" w:type="dxa"/>
+            <w:tcW w:w="4300" w:type="dxa"/>
             <w:shd w:val="clear" w:fill="EFEFEF"/>
           </w:tcPr>
           <w:p>
@@ -3827,7 +3853,7 @@
         </w:tc>
         <w:tc>
           <w:tcPr>
-            <w:tcW w:w="3038" w:type="dxa"/>
+            <w:tcW w:w="1954" w:type="dxa"/>
             <w:shd w:val="clear" w:fill="EFEFEF"/>
           </w:tcPr>
           <w:p>
@@ -3844,7 +3870,7 @@
       <w:tr>
         <w:tc>
           <w:tcPr>
-            <w:tcW w:w="3600" w:type="dxa"/>
+            <w:tcW w:w="3100" w:type="dxa"/>
           </w:tcPr>
           <w:p>
             <w:r>
@@ -3857,7 +3883,7 @@
         </w:tc>
         <w:tc>
           <w:tcPr>
-            <w:tcW w:w="5000" w:type="dxa"/>
+            <w:tcW w:w="4300" w:type="dxa"/>
           </w:tcPr>
           <w:p>
             <w:r>
@@ -3870,7 +3896,7 @@
         </w:tc>
         <w:tc>
           <w:tcPr>
-            <w:tcW w:w="3038" w:type="dxa"/>
+            <w:tcW w:w="1954" w:type="dxa"/>
           </w:tcPr>
           <w:p>
             <w:r>
@@ -3886,7 +3912,7 @@
       <w:tr>
         <w:tc>
           <w:tcPr>
-            <w:tcW w:w="3600" w:type="dxa"/>
+            <w:tcW w:w="3100" w:type="dxa"/>
           </w:tcPr>
           <w:p>
             <w:r>
@@ -3899,7 +3925,7 @@
         </w:tc>
         <w:tc>
           <w:tcPr>
-            <w:tcW w:w="5000" w:type="dxa"/>
+            <w:tcW w:w="4300" w:type="dxa"/>
           </w:tcPr>
           <w:p>
             <w:r>
@@ -3912,7 +3938,7 @@
         </w:tc>
         <w:tc>
           <w:tcPr>
-            <w:tcW w:w="3038" w:type="dxa"/>
+            <w:tcW w:w="1954" w:type="dxa"/>
           </w:tcPr>
           <w:p>
             <w:r>
@@ -3928,7 +3954,7 @@
       <w:tr>
         <w:tc>
           <w:tcPr>
-            <w:tcW w:w="3600" w:type="dxa"/>
+            <w:tcW w:w="3100" w:type="dxa"/>
           </w:tcPr>
           <w:p>
             <w:r>
@@ -3941,7 +3967,7 @@
         </w:tc>
         <w:tc>
           <w:tcPr>
-            <w:tcW w:w="5000" w:type="dxa"/>
+            <w:tcW w:w="4300" w:type="dxa"/>
           </w:tcPr>
           <w:p>
             <w:r>
@@ -3954,7 +3980,7 @@
         </w:tc>
         <w:tc>
           <w:tcPr>
-            <w:tcW w:w="3038" w:type="dxa"/>
+            <w:tcW w:w="1954" w:type="dxa"/>
           </w:tcPr>
           <w:p>
             <w:r>
@@ -3970,7 +3996,7 @@
       <w:tr>
         <w:tc>
           <w:tcPr>
-            <w:tcW w:w="3600" w:type="dxa"/>
+            <w:tcW w:w="3100" w:type="dxa"/>
           </w:tcPr>
           <w:p>
             <w:r>
@@ -3983,7 +4009,7 @@
         </w:tc>
         <w:tc>
           <w:tcPr>
-            <w:tcW w:w="5000" w:type="dxa"/>
+            <w:tcW w:w="4300" w:type="dxa"/>
           </w:tcPr>
           <w:p>
             <w:r>
@@ -3996,7 +4022,7 @@
         </w:tc>
         <w:tc>
           <w:tcPr>
-            <w:tcW w:w="3038" w:type="dxa"/>
+            <w:tcW w:w="1954" w:type="dxa"/>
           </w:tcPr>
           <w:p>
             <w:r>
@@ -4012,7 +4038,7 @@
       <w:tr>
         <w:tc>
           <w:tcPr>
-            <w:tcW w:w="3600" w:type="dxa"/>
+            <w:tcW w:w="3100" w:type="dxa"/>
           </w:tcPr>
           <w:p>
             <w:r>
@@ -4025,7 +4051,7 @@
         </w:tc>
         <w:tc>
           <w:tcPr>
-            <w:tcW w:w="5000" w:type="dxa"/>
+            <w:tcW w:w="4300" w:type="dxa"/>
           </w:tcPr>
           <w:p>
             <w:r>
@@ -4038,7 +4064,7 @@
         </w:tc>
         <w:tc>
           <w:tcPr>
-            <w:tcW w:w="3038" w:type="dxa"/>
+            <w:tcW w:w="1954" w:type="dxa"/>
           </w:tcPr>
           <w:p>
             <w:r>
@@ -4054,7 +4080,7 @@
       <w:tr>
         <w:tc>
           <w:tcPr>
-            <w:tcW w:w="3600" w:type="dxa"/>
+            <w:tcW w:w="3100" w:type="dxa"/>
           </w:tcPr>
           <w:p>
             <w:r>
@@ -4067,7 +4093,7 @@
         </w:tc>
         <w:tc>
           <w:tcPr>
-            <w:tcW w:w="5000" w:type="dxa"/>
+            <w:tcW w:w="4300" w:type="dxa"/>
           </w:tcPr>
           <w:p>
             <w:r>
@@ -4080,7 +4106,7 @@
         </w:tc>
         <w:tc>
           <w:tcPr>
-            <w:tcW w:w="3038" w:type="dxa"/>
+            <w:tcW w:w="1954" w:type="dxa"/>
           </w:tcPr>
           <w:p>
             <w:r>
@@ -4167,7 +4193,7 @@
           <w:b/>
           <w:sz w:val="26"/>
         </w:rPr>
-        <w:t xml:space="preserve">Предварительный перечень трубопроводной арматуры и приборов КИПиА (line list, ±20–30 %)</w:t>
+        <w:t xml:space="preserve">10. Предварительный перечень трубопроводной арматуры и приборов КИПиА (line list, ±20–30 %)</w:t>
       </w:r>
     </w:p>
     <w:p>
@@ -4219,7 +4245,7 @@
     </w:p>
     <w:tbl>
       <w:tblPr>
-        <w:tblW w:w="11638" w:type="dxa"/>
+        <w:tblW w:w="9354" w:type="dxa"/>
         <w:tblBorders>
           <w:top w:val="single" w:sz="4" w:color="C9C9C9"/>
           <w:left w:val="single" w:sz="4" w:color="C9C9C9"/>
@@ -4231,14 +4257,17 @@
         <w:tblLayout w:type="fixed"/>
       </w:tblPr>
       <w:tblGrid>
-        <w:gridCol w:w="3600"/>
-        <w:gridCol w:w="5000"/>
-        <w:gridCol w:w="3038"/>
+        <w:gridCol w:w="3100"/>
+        <w:gridCol w:w="4300"/>
+        <w:gridCol w:w="1954"/>
       </w:tblGrid>
       <w:tr>
-        <w:tc>
-          <w:tcPr>
-            <w:tcW w:w="3600" w:type="dxa"/>
+        <w:trPr>
+          <w:tblHeader/>
+        </w:trPr>
+        <w:tc>
+          <w:tcPr>
+            <w:tcW w:w="3100" w:type="dxa"/>
             <w:shd w:val="clear" w:fill="EFEFEF"/>
           </w:tcPr>
           <w:p>
@@ -4253,7 +4282,7 @@
         </w:tc>
         <w:tc>
           <w:tcPr>
-            <w:tcW w:w="5000" w:type="dxa"/>
+            <w:tcW w:w="4300" w:type="dxa"/>
             <w:shd w:val="clear" w:fill="EFEFEF"/>
           </w:tcPr>
           <w:p>
@@ -4268,7 +4297,7 @@
         </w:tc>
         <w:tc>
           <w:tcPr>
-            <w:tcW w:w="3038" w:type="dxa"/>
+            <w:tcW w:w="1954" w:type="dxa"/>
             <w:shd w:val="clear" w:fill="EFEFEF"/>
           </w:tcPr>
           <w:p>
@@ -4285,7 +4314,7 @@
       <w:tr>
         <w:tc>
           <w:tcPr>
-            <w:tcW w:w="3600" w:type="dxa"/>
+            <w:tcW w:w="3100" w:type="dxa"/>
           </w:tcPr>
           <w:p>
             <w:r>
@@ -4298,7 +4327,7 @@
         </w:tc>
         <w:tc>
           <w:tcPr>
-            <w:tcW w:w="5000" w:type="dxa"/>
+            <w:tcW w:w="4300" w:type="dxa"/>
           </w:tcPr>
           <w:p>
             <w:r>
@@ -4311,7 +4340,7 @@
         </w:tc>
         <w:tc>
           <w:tcPr>
-            <w:tcW w:w="3038" w:type="dxa"/>
+            <w:tcW w:w="1954" w:type="dxa"/>
           </w:tcPr>
           <w:p>
             <w:r>
@@ -4327,7 +4356,7 @@
       <w:tr>
         <w:tc>
           <w:tcPr>
-            <w:tcW w:w="3600" w:type="dxa"/>
+            <w:tcW w:w="3100" w:type="dxa"/>
           </w:tcPr>
           <w:p>
             <w:r>
@@ -4340,7 +4369,7 @@
         </w:tc>
         <w:tc>
           <w:tcPr>
-            <w:tcW w:w="5000" w:type="dxa"/>
+            <w:tcW w:w="4300" w:type="dxa"/>
           </w:tcPr>
           <w:p>
             <w:r>
@@ -4353,7 +4382,7 @@
         </w:tc>
         <w:tc>
           <w:tcPr>
-            <w:tcW w:w="3038" w:type="dxa"/>
+            <w:tcW w:w="1954" w:type="dxa"/>
           </w:tcPr>
           <w:p>
             <w:r>
@@ -4369,7 +4398,7 @@
       <w:tr>
         <w:tc>
           <w:tcPr>
-            <w:tcW w:w="3600" w:type="dxa"/>
+            <w:tcW w:w="3100" w:type="dxa"/>
           </w:tcPr>
           <w:p>
             <w:r>
@@ -4382,7 +4411,7 @@
         </w:tc>
         <w:tc>
           <w:tcPr>
-            <w:tcW w:w="5000" w:type="dxa"/>
+            <w:tcW w:w="4300" w:type="dxa"/>
           </w:tcPr>
           <w:p>
             <w:r>
@@ -4395,7 +4424,7 @@
         </w:tc>
         <w:tc>
           <w:tcPr>
-            <w:tcW w:w="3038" w:type="dxa"/>
+            <w:tcW w:w="1954" w:type="dxa"/>
           </w:tcPr>
           <w:p>
             <w:r>
@@ -4411,7 +4440,7 @@
       <w:tr>
         <w:tc>
           <w:tcPr>
-            <w:tcW w:w="3600" w:type="dxa"/>
+            <w:tcW w:w="3100" w:type="dxa"/>
           </w:tcPr>
           <w:p>
             <w:r>
@@ -4424,7 +4453,7 @@
         </w:tc>
         <w:tc>
           <w:tcPr>
-            <w:tcW w:w="5000" w:type="dxa"/>
+            <w:tcW w:w="4300" w:type="dxa"/>
           </w:tcPr>
           <w:p>
             <w:r>
@@ -4437,7 +4466,7 @@
         </w:tc>
         <w:tc>
           <w:tcPr>
-            <w:tcW w:w="3038" w:type="dxa"/>
+            <w:tcW w:w="1954" w:type="dxa"/>
           </w:tcPr>
           <w:p>
             <w:r>
@@ -4453,7 +4482,7 @@
       <w:tr>
         <w:tc>
           <w:tcPr>
-            <w:tcW w:w="3600" w:type="dxa"/>
+            <w:tcW w:w="3100" w:type="dxa"/>
           </w:tcPr>
           <w:p>
             <w:r>
@@ -4466,7 +4495,7 @@
         </w:tc>
         <w:tc>
           <w:tcPr>
-            <w:tcW w:w="5000" w:type="dxa"/>
+            <w:tcW w:w="4300" w:type="dxa"/>
           </w:tcPr>
           <w:p>
             <w:r>
@@ -4479,7 +4508,7 @@
         </w:tc>
         <w:tc>
           <w:tcPr>
-            <w:tcW w:w="3038" w:type="dxa"/>
+            <w:tcW w:w="1954" w:type="dxa"/>
           </w:tcPr>
           <w:p>
             <w:r>
@@ -4495,7 +4524,7 @@
       <w:tr>
         <w:tc>
           <w:tcPr>
-            <w:tcW w:w="3600" w:type="dxa"/>
+            <w:tcW w:w="3100" w:type="dxa"/>
           </w:tcPr>
           <w:p>
             <w:r>
@@ -4508,7 +4537,7 @@
         </w:tc>
         <w:tc>
           <w:tcPr>
-            <w:tcW w:w="5000" w:type="dxa"/>
+            <w:tcW w:w="4300" w:type="dxa"/>
           </w:tcPr>
           <w:p>
             <w:r>
@@ -4521,7 +4550,7 @@
         </w:tc>
         <w:tc>
           <w:tcPr>
-            <w:tcW w:w="3038" w:type="dxa"/>
+            <w:tcW w:w="1954" w:type="dxa"/>
           </w:tcPr>
           <w:p>
             <w:r>
@@ -4608,7 +4637,7 @@
           <w:b/>
           <w:sz w:val="26"/>
         </w:rPr>
-        <w:t xml:space="preserve">Компоновка: существующий ЦЭМ (сценарий А) / новый корпус (сценарий Б — базовый)</w:t>
+        <w:t xml:space="preserve">11. Компоновка: существующий ЦЭМ (сценарий А) / новый корпус (сценарий Б — базовый)</w:t>
       </w:r>
     </w:p>
     <w:p>
@@ -4665,7 +4694,7 @@
     </w:p>
     <w:tbl>
       <w:tblPr>
-        <w:tblW w:w="11638" w:type="dxa"/>
+        <w:tblW w:w="9354" w:type="dxa"/>
         <w:tblBorders>
           <w:top w:val="single" w:sz="4" w:color="C9C9C9"/>
           <w:left w:val="single" w:sz="4" w:color="C9C9C9"/>
@@ -4677,14 +4706,17 @@
         <w:tblLayout w:type="fixed"/>
       </w:tblPr>
       <w:tblGrid>
-        <w:gridCol w:w="3600"/>
-        <w:gridCol w:w="5000"/>
-        <w:gridCol w:w="3038"/>
+        <w:gridCol w:w="3100"/>
+        <w:gridCol w:w="4300"/>
+        <w:gridCol w:w="1954"/>
       </w:tblGrid>
       <w:tr>
-        <w:tc>
-          <w:tcPr>
-            <w:tcW w:w="3600" w:type="dxa"/>
+        <w:trPr>
+          <w:tblHeader/>
+        </w:trPr>
+        <w:tc>
+          <w:tcPr>
+            <w:tcW w:w="3100" w:type="dxa"/>
             <w:shd w:val="clear" w:fill="EFEFEF"/>
           </w:tcPr>
           <w:p>
@@ -4699,7 +4731,7 @@
         </w:tc>
         <w:tc>
           <w:tcPr>
-            <w:tcW w:w="5000" w:type="dxa"/>
+            <w:tcW w:w="4300" w:type="dxa"/>
             <w:shd w:val="clear" w:fill="EFEFEF"/>
           </w:tcPr>
           <w:p>
@@ -4714,7 +4746,7 @@
         </w:tc>
         <w:tc>
           <w:tcPr>
-            <w:tcW w:w="3038" w:type="dxa"/>
+            <w:tcW w:w="1954" w:type="dxa"/>
             <w:shd w:val="clear" w:fill="EFEFEF"/>
           </w:tcPr>
           <w:p>
@@ -4731,7 +4763,7 @@
       <w:tr>
         <w:tc>
           <w:tcPr>
-            <w:tcW w:w="3600" w:type="dxa"/>
+            <w:tcW w:w="3100" w:type="dxa"/>
           </w:tcPr>
           <w:p>
             <w:r>
@@ -4744,7 +4776,7 @@
         </w:tc>
         <w:tc>
           <w:tcPr>
-            <w:tcW w:w="5000" w:type="dxa"/>
+            <w:tcW w:w="4300" w:type="dxa"/>
           </w:tcPr>
           <w:p>
             <w:r>
@@ -4757,7 +4789,7 @@
         </w:tc>
         <w:tc>
           <w:tcPr>
-            <w:tcW w:w="3038" w:type="dxa"/>
+            <w:tcW w:w="1954" w:type="dxa"/>
           </w:tcPr>
           <w:p>
             <w:r>
@@ -4773,7 +4805,7 @@
       <w:tr>
         <w:tc>
           <w:tcPr>
-            <w:tcW w:w="3600" w:type="dxa"/>
+            <w:tcW w:w="3100" w:type="dxa"/>
           </w:tcPr>
           <w:p>
             <w:r>
@@ -4786,7 +4818,7 @@
         </w:tc>
         <w:tc>
           <w:tcPr>
-            <w:tcW w:w="5000" w:type="dxa"/>
+            <w:tcW w:w="4300" w:type="dxa"/>
           </w:tcPr>
           <w:p>
             <w:r>
@@ -4799,7 +4831,7 @@
         </w:tc>
         <w:tc>
           <w:tcPr>
-            <w:tcW w:w="3038" w:type="dxa"/>
+            <w:tcW w:w="1954" w:type="dxa"/>
           </w:tcPr>
           <w:p>
             <w:r>
@@ -4815,7 +4847,7 @@
       <w:tr>
         <w:tc>
           <w:tcPr>
-            <w:tcW w:w="3600" w:type="dxa"/>
+            <w:tcW w:w="3100" w:type="dxa"/>
           </w:tcPr>
           <w:p>
             <w:r>
@@ -4828,7 +4860,7 @@
         </w:tc>
         <w:tc>
           <w:tcPr>
-            <w:tcW w:w="5000" w:type="dxa"/>
+            <w:tcW w:w="4300" w:type="dxa"/>
           </w:tcPr>
           <w:p>
             <w:r>
@@ -4841,7 +4873,7 @@
         </w:tc>
         <w:tc>
           <w:tcPr>
-            <w:tcW w:w="3038" w:type="dxa"/>
+            <w:tcW w:w="1954" w:type="dxa"/>
           </w:tcPr>
           <w:p>
             <w:r>
@@ -4857,7 +4889,7 @@
       <w:tr>
         <w:tc>
           <w:tcPr>
-            <w:tcW w:w="3600" w:type="dxa"/>
+            <w:tcW w:w="3100" w:type="dxa"/>
           </w:tcPr>
           <w:p>
             <w:r>
@@ -4870,7 +4902,7 @@
         </w:tc>
         <w:tc>
           <w:tcPr>
-            <w:tcW w:w="5000" w:type="dxa"/>
+            <w:tcW w:w="4300" w:type="dxa"/>
           </w:tcPr>
           <w:p>
             <w:r>
@@ -4883,7 +4915,7 @@
         </w:tc>
         <w:tc>
           <w:tcPr>
-            <w:tcW w:w="3038" w:type="dxa"/>
+            <w:tcW w:w="1954" w:type="dxa"/>
           </w:tcPr>
           <w:p>
             <w:r>
@@ -4899,7 +4931,7 @@
       <w:tr>
         <w:tc>
           <w:tcPr>
-            <w:tcW w:w="3600" w:type="dxa"/>
+            <w:tcW w:w="3100" w:type="dxa"/>
           </w:tcPr>
           <w:p>
             <w:r>
@@ -4912,7 +4944,7 @@
         </w:tc>
         <w:tc>
           <w:tcPr>
-            <w:tcW w:w="5000" w:type="dxa"/>
+            <w:tcW w:w="4300" w:type="dxa"/>
           </w:tcPr>
           <w:p>
             <w:r>
@@ -4925,7 +4957,7 @@
         </w:tc>
         <w:tc>
           <w:tcPr>
-            <w:tcW w:w="3038" w:type="dxa"/>
+            <w:tcW w:w="1954" w:type="dxa"/>
           </w:tcPr>
           <w:p>
             <w:r>
@@ -4941,7 +4973,7 @@
       <w:tr>
         <w:tc>
           <w:tcPr>
-            <w:tcW w:w="3600" w:type="dxa"/>
+            <w:tcW w:w="3100" w:type="dxa"/>
           </w:tcPr>
           <w:p>
             <w:r>
@@ -4954,7 +4986,7 @@
         </w:tc>
         <w:tc>
           <w:tcPr>
-            <w:tcW w:w="5000" w:type="dxa"/>
+            <w:tcW w:w="4300" w:type="dxa"/>
           </w:tcPr>
           <w:p>
             <w:r>
@@ -4967,7 +4999,7 @@
         </w:tc>
         <w:tc>
           <w:tcPr>
-            <w:tcW w:w="3038" w:type="dxa"/>
+            <w:tcW w:w="1954" w:type="dxa"/>
           </w:tcPr>
           <w:p>
             <w:r>
@@ -5086,7 +5118,7 @@
           <w:b/>
           <w:sz w:val="26"/>
         </w:rPr>
-        <w:t xml:space="preserve">Нагрузки на перекрытия и фундаменты</w:t>
+        <w:t xml:space="preserve">12. Нагрузки на перекрытия и фундаменты</w:t>
       </w:r>
     </w:p>
     <w:p>
@@ -5131,7 +5163,7 @@
     </w:p>
     <w:tbl>
       <w:tblPr>
-        <w:tblW w:w="11638" w:type="dxa"/>
+        <w:tblW w:w="9354" w:type="dxa"/>
         <w:tblBorders>
           <w:top w:val="single" w:sz="4" w:color="C9C9C9"/>
           <w:left w:val="single" w:sz="4" w:color="C9C9C9"/>
@@ -5143,14 +5175,17 @@
         <w:tblLayout w:type="fixed"/>
       </w:tblPr>
       <w:tblGrid>
-        <w:gridCol w:w="3600"/>
-        <w:gridCol w:w="5000"/>
-        <w:gridCol w:w="3038"/>
+        <w:gridCol w:w="3100"/>
+        <w:gridCol w:w="4300"/>
+        <w:gridCol w:w="1954"/>
       </w:tblGrid>
       <w:tr>
-        <w:tc>
-          <w:tcPr>
-            <w:tcW w:w="3600" w:type="dxa"/>
+        <w:trPr>
+          <w:tblHeader/>
+        </w:trPr>
+        <w:tc>
+          <w:tcPr>
+            <w:tcW w:w="3100" w:type="dxa"/>
             <w:shd w:val="clear" w:fill="EFEFEF"/>
           </w:tcPr>
           <w:p>
@@ -5165,7 +5200,7 @@
         </w:tc>
         <w:tc>
           <w:tcPr>
-            <w:tcW w:w="5000" w:type="dxa"/>
+            <w:tcW w:w="4300" w:type="dxa"/>
             <w:shd w:val="clear" w:fill="EFEFEF"/>
           </w:tcPr>
           <w:p>
@@ -5180,7 +5215,7 @@
         </w:tc>
         <w:tc>
           <w:tcPr>
-            <w:tcW w:w="3038" w:type="dxa"/>
+            <w:tcW w:w="1954" w:type="dxa"/>
             <w:shd w:val="clear" w:fill="EFEFEF"/>
           </w:tcPr>
           <w:p>
@@ -5197,7 +5232,7 @@
       <w:tr>
         <w:tc>
           <w:tcPr>
-            <w:tcW w:w="3600" w:type="dxa"/>
+            <w:tcW w:w="3100" w:type="dxa"/>
           </w:tcPr>
           <w:p>
             <w:r>
@@ -5210,7 +5245,7 @@
         </w:tc>
         <w:tc>
           <w:tcPr>
-            <w:tcW w:w="5000" w:type="dxa"/>
+            <w:tcW w:w="4300" w:type="dxa"/>
           </w:tcPr>
           <w:p>
             <w:r>
@@ -5223,7 +5258,7 @@
         </w:tc>
         <w:tc>
           <w:tcPr>
-            <w:tcW w:w="3038" w:type="dxa"/>
+            <w:tcW w:w="1954" w:type="dxa"/>
           </w:tcPr>
           <w:p>
             <w:r>
@@ -5239,7 +5274,7 @@
       <w:tr>
         <w:tc>
           <w:tcPr>
-            <w:tcW w:w="3600" w:type="dxa"/>
+            <w:tcW w:w="3100" w:type="dxa"/>
           </w:tcPr>
           <w:p>
             <w:r>
@@ -5252,7 +5287,7 @@
         </w:tc>
         <w:tc>
           <w:tcPr>
-            <w:tcW w:w="5000" w:type="dxa"/>
+            <w:tcW w:w="4300" w:type="dxa"/>
           </w:tcPr>
           <w:p>
             <w:r>
@@ -5265,7 +5300,7 @@
         </w:tc>
         <w:tc>
           <w:tcPr>
-            <w:tcW w:w="3038" w:type="dxa"/>
+            <w:tcW w:w="1954" w:type="dxa"/>
           </w:tcPr>
           <w:p>
             <w:r>
@@ -5281,7 +5316,7 @@
       <w:tr>
         <w:tc>
           <w:tcPr>
-            <w:tcW w:w="3600" w:type="dxa"/>
+            <w:tcW w:w="3100" w:type="dxa"/>
           </w:tcPr>
           <w:p>
             <w:r>
@@ -5294,7 +5329,7 @@
         </w:tc>
         <w:tc>
           <w:tcPr>
-            <w:tcW w:w="5000" w:type="dxa"/>
+            <w:tcW w:w="4300" w:type="dxa"/>
           </w:tcPr>
           <w:p>
             <w:r>
@@ -5307,7 +5342,7 @@
         </w:tc>
         <w:tc>
           <w:tcPr>
-            <w:tcW w:w="3038" w:type="dxa"/>
+            <w:tcW w:w="1954" w:type="dxa"/>
           </w:tcPr>
           <w:p>
             <w:r>
@@ -5323,7 +5358,7 @@
       <w:tr>
         <w:tc>
           <w:tcPr>
-            <w:tcW w:w="3600" w:type="dxa"/>
+            <w:tcW w:w="3100" w:type="dxa"/>
           </w:tcPr>
           <w:p>
             <w:r>
@@ -5336,7 +5371,7 @@
         </w:tc>
         <w:tc>
           <w:tcPr>
-            <w:tcW w:w="5000" w:type="dxa"/>
+            <w:tcW w:w="4300" w:type="dxa"/>
           </w:tcPr>
           <w:p>
             <w:r>
@@ -5349,7 +5384,7 @@
         </w:tc>
         <w:tc>
           <w:tcPr>
-            <w:tcW w:w="3038" w:type="dxa"/>
+            <w:tcW w:w="1954" w:type="dxa"/>
           </w:tcPr>
           <w:p>
             <w:r>
@@ -5365,7 +5400,7 @@
       <w:tr>
         <w:tc>
           <w:tcPr>
-            <w:tcW w:w="3600" w:type="dxa"/>
+            <w:tcW w:w="3100" w:type="dxa"/>
           </w:tcPr>
           <w:p>
             <w:r>
@@ -5378,7 +5413,7 @@
         </w:tc>
         <w:tc>
           <w:tcPr>
-            <w:tcW w:w="5000" w:type="dxa"/>
+            <w:tcW w:w="4300" w:type="dxa"/>
           </w:tcPr>
           <w:p>
             <w:r>
@@ -5391,7 +5426,7 @@
         </w:tc>
         <w:tc>
           <w:tcPr>
-            <w:tcW w:w="3038" w:type="dxa"/>
+            <w:tcW w:w="1954" w:type="dxa"/>
           </w:tcPr>
           <w:p>
             <w:r>
@@ -5407,7 +5442,7 @@
       <w:tr>
         <w:tc>
           <w:tcPr>
-            <w:tcW w:w="3600" w:type="dxa"/>
+            <w:tcW w:w="3100" w:type="dxa"/>
           </w:tcPr>
           <w:p>
             <w:r>
@@ -5420,7 +5455,7 @@
         </w:tc>
         <w:tc>
           <w:tcPr>
-            <w:tcW w:w="5000" w:type="dxa"/>
+            <w:tcW w:w="4300" w:type="dxa"/>
           </w:tcPr>
           <w:p>
             <w:r>
@@ -5433,7 +5468,7 @@
         </w:tc>
         <w:tc>
           <w:tcPr>
-            <w:tcW w:w="3038" w:type="dxa"/>
+            <w:tcW w:w="1954" w:type="dxa"/>
           </w:tcPr>
           <w:p>
             <w:r>
@@ -5520,7 +5555,7 @@
           <w:b/>
           <w:sz w:val="26"/>
         </w:rPr>
-        <w:t xml:space="preserve">Кислотозащита строительных конструкций и электрокоррозионная безопасность</w:t>
+        <w:t xml:space="preserve">13. Кислотозащита строительных конструкций и электрокоррозионная безопасность</w:t>
       </w:r>
     </w:p>
     <w:p>
@@ -5565,7 +5600,7 @@
     </w:p>
     <w:tbl>
       <w:tblPr>
-        <w:tblW w:w="11638" w:type="dxa"/>
+        <w:tblW w:w="9354" w:type="dxa"/>
         <w:tblBorders>
           <w:top w:val="single" w:sz="4" w:color="C9C9C9"/>
           <w:left w:val="single" w:sz="4" w:color="C9C9C9"/>
@@ -5577,14 +5612,17 @@
         <w:tblLayout w:type="fixed"/>
       </w:tblPr>
       <w:tblGrid>
-        <w:gridCol w:w="3600"/>
-        <w:gridCol w:w="5000"/>
-        <w:gridCol w:w="3038"/>
+        <w:gridCol w:w="3100"/>
+        <w:gridCol w:w="4300"/>
+        <w:gridCol w:w="1954"/>
       </w:tblGrid>
       <w:tr>
-        <w:tc>
-          <w:tcPr>
-            <w:tcW w:w="3600" w:type="dxa"/>
+        <w:trPr>
+          <w:tblHeader/>
+        </w:trPr>
+        <w:tc>
+          <w:tcPr>
+            <w:tcW w:w="3100" w:type="dxa"/>
             <w:shd w:val="clear" w:fill="EFEFEF"/>
           </w:tcPr>
           <w:p>
@@ -5599,7 +5637,7 @@
         </w:tc>
         <w:tc>
           <w:tcPr>
-            <w:tcW w:w="5000" w:type="dxa"/>
+            <w:tcW w:w="4300" w:type="dxa"/>
             <w:shd w:val="clear" w:fill="EFEFEF"/>
           </w:tcPr>
           <w:p>
@@ -5614,7 +5652,7 @@
         </w:tc>
         <w:tc>
           <w:tcPr>
-            <w:tcW w:w="3038" w:type="dxa"/>
+            <w:tcW w:w="1954" w:type="dxa"/>
             <w:shd w:val="clear" w:fill="EFEFEF"/>
           </w:tcPr>
           <w:p>
@@ -5631,7 +5669,7 @@
       <w:tr>
         <w:tc>
           <w:tcPr>
-            <w:tcW w:w="3600" w:type="dxa"/>
+            <w:tcW w:w="3100" w:type="dxa"/>
           </w:tcPr>
           <w:p>
             <w:r>
@@ -5644,7 +5682,7 @@
         </w:tc>
         <w:tc>
           <w:tcPr>
-            <w:tcW w:w="5000" w:type="dxa"/>
+            <w:tcW w:w="4300" w:type="dxa"/>
           </w:tcPr>
           <w:p>
             <w:r>
@@ -5657,7 +5695,7 @@
         </w:tc>
         <w:tc>
           <w:tcPr>
-            <w:tcW w:w="3038" w:type="dxa"/>
+            <w:tcW w:w="1954" w:type="dxa"/>
           </w:tcPr>
           <w:p>
             <w:r>
@@ -5673,7 +5711,7 @@
       <w:tr>
         <w:tc>
           <w:tcPr>
-            <w:tcW w:w="3600" w:type="dxa"/>
+            <w:tcW w:w="3100" w:type="dxa"/>
           </w:tcPr>
           <w:p>
             <w:r>
@@ -5686,7 +5724,7 @@
         </w:tc>
         <w:tc>
           <w:tcPr>
-            <w:tcW w:w="5000" w:type="dxa"/>
+            <w:tcW w:w="4300" w:type="dxa"/>
           </w:tcPr>
           <w:p>
             <w:r>
@@ -5699,7 +5737,7 @@
         </w:tc>
         <w:tc>
           <w:tcPr>
-            <w:tcW w:w="3038" w:type="dxa"/>
+            <w:tcW w:w="1954" w:type="dxa"/>
           </w:tcPr>
           <w:p>
             <w:r>
@@ -5715,7 +5753,7 @@
       <w:tr>
         <w:tc>
           <w:tcPr>
-            <w:tcW w:w="3600" w:type="dxa"/>
+            <w:tcW w:w="3100" w:type="dxa"/>
           </w:tcPr>
           <w:p>
             <w:r>
@@ -5728,7 +5766,7 @@
         </w:tc>
         <w:tc>
           <w:tcPr>
-            <w:tcW w:w="5000" w:type="dxa"/>
+            <w:tcW w:w="4300" w:type="dxa"/>
           </w:tcPr>
           <w:p>
             <w:r>
@@ -5741,7 +5779,7 @@
         </w:tc>
         <w:tc>
           <w:tcPr>
-            <w:tcW w:w="3038" w:type="dxa"/>
+            <w:tcW w:w="1954" w:type="dxa"/>
           </w:tcPr>
           <w:p>
             <w:r>
@@ -5757,7 +5795,7 @@
       <w:tr>
         <w:tc>
           <w:tcPr>
-            <w:tcW w:w="3600" w:type="dxa"/>
+            <w:tcW w:w="3100" w:type="dxa"/>
           </w:tcPr>
           <w:p>
             <w:r>
@@ -5770,7 +5808,7 @@
         </w:tc>
         <w:tc>
           <w:tcPr>
-            <w:tcW w:w="5000" w:type="dxa"/>
+            <w:tcW w:w="4300" w:type="dxa"/>
           </w:tcPr>
           <w:p>
             <w:r>
@@ -5783,7 +5821,7 @@
         </w:tc>
         <w:tc>
           <w:tcPr>
-            <w:tcW w:w="3038" w:type="dxa"/>
+            <w:tcW w:w="1954" w:type="dxa"/>
           </w:tcPr>
           <w:p>
             <w:r>
@@ -5799,7 +5837,7 @@
       <w:tr>
         <w:tc>
           <w:tcPr>
-            <w:tcW w:w="3600" w:type="dxa"/>
+            <w:tcW w:w="3100" w:type="dxa"/>
           </w:tcPr>
           <w:p>
             <w:r>
@@ -5812,7 +5850,7 @@
         </w:tc>
         <w:tc>
           <w:tcPr>
-            <w:tcW w:w="5000" w:type="dxa"/>
+            <w:tcW w:w="4300" w:type="dxa"/>
           </w:tcPr>
           <w:p>
             <w:r>
@@ -5825,7 +5863,7 @@
         </w:tc>
         <w:tc>
           <w:tcPr>
-            <w:tcW w:w="3038" w:type="dxa"/>
+            <w:tcW w:w="1954" w:type="dxa"/>
           </w:tcPr>
           <w:p>
             <w:r>
@@ -5912,7 +5950,7 @@
           <w:b/>
           <w:sz w:val="26"/>
         </w:rPr>
-        <w:t xml:space="preserve">АСУ отделения с прикладным программным обеспечением</w:t>
+        <w:t xml:space="preserve">14. АСУ отделения с прикладным программным обеспечением</w:t>
       </w:r>
     </w:p>
     <w:p>
@@ -5955,7 +5993,7 @@
     </w:p>
     <w:tbl>
       <w:tblPr>
-        <w:tblW w:w="11638" w:type="dxa"/>
+        <w:tblW w:w="9354" w:type="dxa"/>
         <w:tblBorders>
           <w:top w:val="single" w:sz="4" w:color="C9C9C9"/>
           <w:left w:val="single" w:sz="4" w:color="C9C9C9"/>
@@ -5967,14 +6005,17 @@
         <w:tblLayout w:type="fixed"/>
       </w:tblPr>
       <w:tblGrid>
-        <w:gridCol w:w="3600"/>
-        <w:gridCol w:w="5000"/>
-        <w:gridCol w:w="3038"/>
+        <w:gridCol w:w="3100"/>
+        <w:gridCol w:w="4300"/>
+        <w:gridCol w:w="1954"/>
       </w:tblGrid>
       <w:tr>
-        <w:tc>
-          <w:tcPr>
-            <w:tcW w:w="3600" w:type="dxa"/>
+        <w:trPr>
+          <w:tblHeader/>
+        </w:trPr>
+        <w:tc>
+          <w:tcPr>
+            <w:tcW w:w="3100" w:type="dxa"/>
             <w:shd w:val="clear" w:fill="EFEFEF"/>
           </w:tcPr>
           <w:p>
@@ -5989,7 +6030,7 @@
         </w:tc>
         <w:tc>
           <w:tcPr>
-            <w:tcW w:w="5000" w:type="dxa"/>
+            <w:tcW w:w="4300" w:type="dxa"/>
             <w:shd w:val="clear" w:fill="EFEFEF"/>
           </w:tcPr>
           <w:p>
@@ -6004,7 +6045,7 @@
         </w:tc>
         <w:tc>
           <w:tcPr>
-            <w:tcW w:w="3038" w:type="dxa"/>
+            <w:tcW w:w="1954" w:type="dxa"/>
             <w:shd w:val="clear" w:fill="EFEFEF"/>
           </w:tcPr>
           <w:p>
@@ -6021,7 +6062,7 @@
       <w:tr>
         <w:tc>
           <w:tcPr>
-            <w:tcW w:w="3600" w:type="dxa"/>
+            <w:tcW w:w="3100" w:type="dxa"/>
           </w:tcPr>
           <w:p>
             <w:r>
@@ -6034,7 +6075,7 @@
         </w:tc>
         <w:tc>
           <w:tcPr>
-            <w:tcW w:w="5000" w:type="dxa"/>
+            <w:tcW w:w="4300" w:type="dxa"/>
           </w:tcPr>
           <w:p>
             <w:r>
@@ -6047,7 +6088,7 @@
         </w:tc>
         <w:tc>
           <w:tcPr>
-            <w:tcW w:w="3038" w:type="dxa"/>
+            <w:tcW w:w="1954" w:type="dxa"/>
           </w:tcPr>
           <w:p>
             <w:r>
@@ -6063,7 +6104,7 @@
       <w:tr>
         <w:tc>
           <w:tcPr>
-            <w:tcW w:w="3600" w:type="dxa"/>
+            <w:tcW w:w="3100" w:type="dxa"/>
           </w:tcPr>
           <w:p>
             <w:r>
@@ -6076,7 +6117,7 @@
         </w:tc>
         <w:tc>
           <w:tcPr>
-            <w:tcW w:w="5000" w:type="dxa"/>
+            <w:tcW w:w="4300" w:type="dxa"/>
           </w:tcPr>
           <w:p>
             <w:r>
@@ -6089,7 +6130,7 @@
         </w:tc>
         <w:tc>
           <w:tcPr>
-            <w:tcW w:w="3038" w:type="dxa"/>
+            <w:tcW w:w="1954" w:type="dxa"/>
           </w:tcPr>
           <w:p>
             <w:r>
@@ -6105,7 +6146,7 @@
       <w:tr>
         <w:tc>
           <w:tcPr>
-            <w:tcW w:w="3600" w:type="dxa"/>
+            <w:tcW w:w="3100" w:type="dxa"/>
           </w:tcPr>
           <w:p>
             <w:r>
@@ -6118,7 +6159,7 @@
         </w:tc>
         <w:tc>
           <w:tcPr>
-            <w:tcW w:w="5000" w:type="dxa"/>
+            <w:tcW w:w="4300" w:type="dxa"/>
           </w:tcPr>
           <w:p>
             <w:r>
@@ -6131,7 +6172,7 @@
         </w:tc>
         <w:tc>
           <w:tcPr>
-            <w:tcW w:w="3038" w:type="dxa"/>
+            <w:tcW w:w="1954" w:type="dxa"/>
           </w:tcPr>
           <w:p>
             <w:r>
@@ -6147,7 +6188,7 @@
       <w:tr>
         <w:tc>
           <w:tcPr>
-            <w:tcW w:w="3600" w:type="dxa"/>
+            <w:tcW w:w="3100" w:type="dxa"/>
           </w:tcPr>
           <w:p>
             <w:r>
@@ -6160,7 +6201,7 @@
         </w:tc>
         <w:tc>
           <w:tcPr>
-            <w:tcW w:w="5000" w:type="dxa"/>
+            <w:tcW w:w="4300" w:type="dxa"/>
           </w:tcPr>
           <w:p>
             <w:r>
@@ -6173,7 +6214,7 @@
         </w:tc>
         <w:tc>
           <w:tcPr>
-            <w:tcW w:w="3038" w:type="dxa"/>
+            <w:tcW w:w="1954" w:type="dxa"/>
           </w:tcPr>
           <w:p>
             <w:r>
@@ -6189,7 +6230,7 @@
       <w:tr>
         <w:tc>
           <w:tcPr>
-            <w:tcW w:w="3600" w:type="dxa"/>
+            <w:tcW w:w="3100" w:type="dxa"/>
           </w:tcPr>
           <w:p>
             <w:r>
@@ -6202,7 +6243,7 @@
         </w:tc>
         <w:tc>
           <w:tcPr>
-            <w:tcW w:w="5000" w:type="dxa"/>
+            <w:tcW w:w="4300" w:type="dxa"/>
           </w:tcPr>
           <w:p>
             <w:r>
@@ -6215,7 +6256,7 @@
         </w:tc>
         <w:tc>
           <w:tcPr>
-            <w:tcW w:w="3038" w:type="dxa"/>
+            <w:tcW w:w="1954" w:type="dxa"/>
           </w:tcPr>
           <w:p>
             <w:r>
@@ -6318,7 +6359,7 @@
           <w:b/>
           <w:sz w:val="26"/>
         </w:rPr>
-        <w:t xml:space="preserve">Требования к монтажу и веса тяжёлых частей</w:t>
+        <w:t xml:space="preserve">15. Требования к монтажу и веса тяжёлых частей</w:t>
       </w:r>
     </w:p>
     <w:p>
@@ -6355,7 +6396,7 @@
     </w:p>
     <w:tbl>
       <w:tblPr>
-        <w:tblW w:w="11638" w:type="dxa"/>
+        <w:tblW w:w="9354" w:type="dxa"/>
         <w:tblBorders>
           <w:top w:val="single" w:sz="4" w:color="C9C9C9"/>
           <w:left w:val="single" w:sz="4" w:color="C9C9C9"/>
@@ -6367,14 +6408,17 @@
         <w:tblLayout w:type="fixed"/>
       </w:tblPr>
       <w:tblGrid>
-        <w:gridCol w:w="3600"/>
-        <w:gridCol w:w="5000"/>
-        <w:gridCol w:w="3038"/>
+        <w:gridCol w:w="3100"/>
+        <w:gridCol w:w="4300"/>
+        <w:gridCol w:w="1954"/>
       </w:tblGrid>
       <w:tr>
-        <w:tc>
-          <w:tcPr>
-            <w:tcW w:w="3600" w:type="dxa"/>
+        <w:trPr>
+          <w:tblHeader/>
+        </w:trPr>
+        <w:tc>
+          <w:tcPr>
+            <w:tcW w:w="3100" w:type="dxa"/>
             <w:shd w:val="clear" w:fill="EFEFEF"/>
           </w:tcPr>
           <w:p>
@@ -6389,7 +6433,7 @@
         </w:tc>
         <w:tc>
           <w:tcPr>
-            <w:tcW w:w="5000" w:type="dxa"/>
+            <w:tcW w:w="4300" w:type="dxa"/>
             <w:shd w:val="clear" w:fill="EFEFEF"/>
           </w:tcPr>
           <w:p>
@@ -6404,7 +6448,7 @@
         </w:tc>
         <w:tc>
           <w:tcPr>
-            <w:tcW w:w="3038" w:type="dxa"/>
+            <w:tcW w:w="1954" w:type="dxa"/>
             <w:shd w:val="clear" w:fill="EFEFEF"/>
           </w:tcPr>
           <w:p>
@@ -6421,7 +6465,7 @@
       <w:tr>
         <w:tc>
           <w:tcPr>
-            <w:tcW w:w="3600" w:type="dxa"/>
+            <w:tcW w:w="3100" w:type="dxa"/>
           </w:tcPr>
           <w:p>
             <w:r>
@@ -6434,7 +6478,7 @@
         </w:tc>
         <w:tc>
           <w:tcPr>
-            <w:tcW w:w="5000" w:type="dxa"/>
+            <w:tcW w:w="4300" w:type="dxa"/>
           </w:tcPr>
           <w:p>
             <w:r>
@@ -6447,7 +6491,7 @@
         </w:tc>
         <w:tc>
           <w:tcPr>
-            <w:tcW w:w="3038" w:type="dxa"/>
+            <w:tcW w:w="1954" w:type="dxa"/>
           </w:tcPr>
           <w:p>
             <w:r>
@@ -6463,7 +6507,7 @@
       <w:tr>
         <w:tc>
           <w:tcPr>
-            <w:tcW w:w="3600" w:type="dxa"/>
+            <w:tcW w:w="3100" w:type="dxa"/>
           </w:tcPr>
           <w:p>
             <w:r>
@@ -6476,7 +6520,7 @@
         </w:tc>
         <w:tc>
           <w:tcPr>
-            <w:tcW w:w="5000" w:type="dxa"/>
+            <w:tcW w:w="4300" w:type="dxa"/>
           </w:tcPr>
           <w:p>
             <w:r>
@@ -6489,7 +6533,7 @@
         </w:tc>
         <w:tc>
           <w:tcPr>
-            <w:tcW w:w="3038" w:type="dxa"/>
+            <w:tcW w:w="1954" w:type="dxa"/>
           </w:tcPr>
           <w:p>
             <w:r>
@@ -6505,7 +6549,7 @@
       <w:tr>
         <w:tc>
           <w:tcPr>
-            <w:tcW w:w="3600" w:type="dxa"/>
+            <w:tcW w:w="3100" w:type="dxa"/>
           </w:tcPr>
           <w:p>
             <w:r>
@@ -6518,7 +6562,7 @@
         </w:tc>
         <w:tc>
           <w:tcPr>
-            <w:tcW w:w="5000" w:type="dxa"/>
+            <w:tcW w:w="4300" w:type="dxa"/>
           </w:tcPr>
           <w:p>
             <w:r>
@@ -6531,7 +6575,7 @@
         </w:tc>
         <w:tc>
           <w:tcPr>
-            <w:tcW w:w="3038" w:type="dxa"/>
+            <w:tcW w:w="1954" w:type="dxa"/>
           </w:tcPr>
           <w:p>
             <w:r>
@@ -6547,7 +6591,7 @@
       <w:tr>
         <w:tc>
           <w:tcPr>
-            <w:tcW w:w="3600" w:type="dxa"/>
+            <w:tcW w:w="3100" w:type="dxa"/>
           </w:tcPr>
           <w:p>
             <w:r>
@@ -6560,7 +6604,7 @@
         </w:tc>
         <w:tc>
           <w:tcPr>
-            <w:tcW w:w="5000" w:type="dxa"/>
+            <w:tcW w:w="4300" w:type="dxa"/>
           </w:tcPr>
           <w:p>
             <w:r>
@@ -6573,7 +6617,7 @@
         </w:tc>
         <w:tc>
           <w:tcPr>
-            <w:tcW w:w="3038" w:type="dxa"/>
+            <w:tcW w:w="1954" w:type="dxa"/>
           </w:tcPr>
           <w:p>
             <w:r>
@@ -6589,7 +6633,7 @@
       <w:tr>
         <w:tc>
           <w:tcPr>
-            <w:tcW w:w="3600" w:type="dxa"/>
+            <w:tcW w:w="3100" w:type="dxa"/>
           </w:tcPr>
           <w:p>
             <w:r>
@@ -6602,7 +6646,7 @@
         </w:tc>
         <w:tc>
           <w:tcPr>
-            <w:tcW w:w="5000" w:type="dxa"/>
+            <w:tcW w:w="4300" w:type="dxa"/>
           </w:tcPr>
           <w:p>
             <w:r>
@@ -6615,7 +6659,7 @@
         </w:tc>
         <w:tc>
           <w:tcPr>
-            <w:tcW w:w="3038" w:type="dxa"/>
+            <w:tcW w:w="1954" w:type="dxa"/>
           </w:tcPr>
           <w:p>
             <w:r>
@@ -6631,7 +6675,7 @@
       <w:tr>
         <w:tc>
           <w:tcPr>
-            <w:tcW w:w="3600" w:type="dxa"/>
+            <w:tcW w:w="3100" w:type="dxa"/>
           </w:tcPr>
           <w:p>
             <w:r>
@@ -6644,7 +6688,7 @@
         </w:tc>
         <w:tc>
           <w:tcPr>
-            <w:tcW w:w="5000" w:type="dxa"/>
+            <w:tcW w:w="4300" w:type="dxa"/>
           </w:tcPr>
           <w:p>
             <w:r>
@@ -6657,7 +6701,7 @@
         </w:tc>
         <w:tc>
           <w:tcPr>
-            <w:tcW w:w="3038" w:type="dxa"/>
+            <w:tcW w:w="1954" w:type="dxa"/>
           </w:tcPr>
           <w:p>
             <w:r>
@@ -6760,7 +6804,7 @@
           <w:b/>
           <w:sz w:val="26"/>
         </w:rPr>
-        <w:t xml:space="preserve">Требования к испытаниям и приёмке; ПНР: первое заполнение и вывод на ток</w:t>
+        <w:t xml:space="preserve">16. Требования к испытаниям и приёмке; ПНР: первое заполнение и вывод на ток</w:t>
       </w:r>
     </w:p>
     <w:p>
@@ -6813,7 +6857,7 @@
     </w:p>
     <w:tbl>
       <w:tblPr>
-        <w:tblW w:w="11638" w:type="dxa"/>
+        <w:tblW w:w="9354" w:type="dxa"/>
         <w:tblBorders>
           <w:top w:val="single" w:sz="4" w:color="C9C9C9"/>
           <w:left w:val="single" w:sz="4" w:color="C9C9C9"/>
@@ -6825,14 +6869,17 @@
         <w:tblLayout w:type="fixed"/>
       </w:tblPr>
       <w:tblGrid>
-        <w:gridCol w:w="3600"/>
-        <w:gridCol w:w="5000"/>
-        <w:gridCol w:w="3038"/>
+        <w:gridCol w:w="3100"/>
+        <w:gridCol w:w="4300"/>
+        <w:gridCol w:w="1954"/>
       </w:tblGrid>
       <w:tr>
-        <w:tc>
-          <w:tcPr>
-            <w:tcW w:w="3600" w:type="dxa"/>
+        <w:trPr>
+          <w:tblHeader/>
+        </w:trPr>
+        <w:tc>
+          <w:tcPr>
+            <w:tcW w:w="3100" w:type="dxa"/>
             <w:shd w:val="clear" w:fill="EFEFEF"/>
           </w:tcPr>
           <w:p>
@@ -6847,7 +6894,7 @@
         </w:tc>
         <w:tc>
           <w:tcPr>
-            <w:tcW w:w="5000" w:type="dxa"/>
+            <w:tcW w:w="4300" w:type="dxa"/>
             <w:shd w:val="clear" w:fill="EFEFEF"/>
           </w:tcPr>
           <w:p>
@@ -6862,7 +6909,7 @@
         </w:tc>
         <w:tc>
           <w:tcPr>
-            <w:tcW w:w="3038" w:type="dxa"/>
+            <w:tcW w:w="1954" w:type="dxa"/>
             <w:shd w:val="clear" w:fill="EFEFEF"/>
           </w:tcPr>
           <w:p>
@@ -6879,7 +6926,7 @@
       <w:tr>
         <w:tc>
           <w:tcPr>
-            <w:tcW w:w="3600" w:type="dxa"/>
+            <w:tcW w:w="3100" w:type="dxa"/>
           </w:tcPr>
           <w:p>
             <w:r>
@@ -6892,7 +6939,7 @@
         </w:tc>
         <w:tc>
           <w:tcPr>
-            <w:tcW w:w="5000" w:type="dxa"/>
+            <w:tcW w:w="4300" w:type="dxa"/>
           </w:tcPr>
           <w:p>
             <w:r>
@@ -6905,7 +6952,7 @@
         </w:tc>
         <w:tc>
           <w:tcPr>
-            <w:tcW w:w="3038" w:type="dxa"/>
+            <w:tcW w:w="1954" w:type="dxa"/>
           </w:tcPr>
           <w:p>
             <w:r>
@@ -6921,7 +6968,7 @@
       <w:tr>
         <w:tc>
           <w:tcPr>
-            <w:tcW w:w="3600" w:type="dxa"/>
+            <w:tcW w:w="3100" w:type="dxa"/>
           </w:tcPr>
           <w:p>
             <w:r>
@@ -6934,7 +6981,7 @@
         </w:tc>
         <w:tc>
           <w:tcPr>
-            <w:tcW w:w="5000" w:type="dxa"/>
+            <w:tcW w:w="4300" w:type="dxa"/>
           </w:tcPr>
           <w:p>
             <w:r>
@@ -6947,7 +6994,7 @@
         </w:tc>
         <w:tc>
           <w:tcPr>
-            <w:tcW w:w="3038" w:type="dxa"/>
+            <w:tcW w:w="1954" w:type="dxa"/>
           </w:tcPr>
           <w:p>
             <w:r>
@@ -6963,7 +7010,7 @@
       <w:tr>
         <w:tc>
           <w:tcPr>
-            <w:tcW w:w="3600" w:type="dxa"/>
+            <w:tcW w:w="3100" w:type="dxa"/>
           </w:tcPr>
           <w:p>
             <w:r>
@@ -6976,7 +7023,7 @@
         </w:tc>
         <w:tc>
           <w:tcPr>
-            <w:tcW w:w="5000" w:type="dxa"/>
+            <w:tcW w:w="4300" w:type="dxa"/>
           </w:tcPr>
           <w:p>
             <w:r>
@@ -6989,7 +7036,7 @@
         </w:tc>
         <w:tc>
           <w:tcPr>
-            <w:tcW w:w="3038" w:type="dxa"/>
+            <w:tcW w:w="1954" w:type="dxa"/>
           </w:tcPr>
           <w:p>
             <w:r>
@@ -7005,7 +7052,7 @@
       <w:tr>
         <w:tc>
           <w:tcPr>
-            <w:tcW w:w="3600" w:type="dxa"/>
+            <w:tcW w:w="3100" w:type="dxa"/>
           </w:tcPr>
           <w:p>
             <w:r>
@@ -7018,7 +7065,7 @@
         </w:tc>
         <w:tc>
           <w:tcPr>
-            <w:tcW w:w="5000" w:type="dxa"/>
+            <w:tcW w:w="4300" w:type="dxa"/>
           </w:tcPr>
           <w:p>
             <w:r>
@@ -7031,7 +7078,7 @@
         </w:tc>
         <w:tc>
           <w:tcPr>
-            <w:tcW w:w="3038" w:type="dxa"/>
+            <w:tcW w:w="1954" w:type="dxa"/>
           </w:tcPr>
           <w:p>
             <w:r>
@@ -7047,7 +7094,7 @@
       <w:tr>
         <w:tc>
           <w:tcPr>
-            <w:tcW w:w="3600" w:type="dxa"/>
+            <w:tcW w:w="3100" w:type="dxa"/>
           </w:tcPr>
           <w:p>
             <w:r>
@@ -7060,7 +7107,7 @@
         </w:tc>
         <w:tc>
           <w:tcPr>
-            <w:tcW w:w="5000" w:type="dxa"/>
+            <w:tcW w:w="4300" w:type="dxa"/>
           </w:tcPr>
           <w:p>
             <w:r>
@@ -7073,7 +7120,7 @@
         </w:tc>
         <w:tc>
           <w:tcPr>
-            <w:tcW w:w="3038" w:type="dxa"/>
+            <w:tcW w:w="1954" w:type="dxa"/>
           </w:tcPr>
           <w:p>
             <w:r>
@@ -7089,7 +7136,7 @@
       <w:tr>
         <w:tc>
           <w:tcPr>
-            <w:tcW w:w="3600" w:type="dxa"/>
+            <w:tcW w:w="3100" w:type="dxa"/>
           </w:tcPr>
           <w:p>
             <w:r>
@@ -7102,7 +7149,7 @@
         </w:tc>
         <w:tc>
           <w:tcPr>
-            <w:tcW w:w="5000" w:type="dxa"/>
+            <w:tcW w:w="4300" w:type="dxa"/>
           </w:tcPr>
           <w:p>
             <w:r>
@@ -7115,7 +7162,7 @@
         </w:tc>
         <w:tc>
           <w:tcPr>
-            <w:tcW w:w="3038" w:type="dxa"/>
+            <w:tcW w:w="1954" w:type="dxa"/>
           </w:tcPr>
           <w:p>
             <w:r>
@@ -7218,7 +7265,7 @@
           <w:b/>
           <w:sz w:val="26"/>
         </w:rPr>
-        <w:t xml:space="preserve">Спецификация оборудования, опросные листы, исходные требования на оборудование длительного цикла изготовления</w:t>
+        <w:t xml:space="preserve">17. Спецификация оборудования, опросные листы, исходные требования на оборудование длительного цикла изготовления</w:t>
       </w:r>
     </w:p>
     <w:p>
@@ -7247,7 +7294,7 @@
     </w:p>
     <w:tbl>
       <w:tblPr>
-        <w:tblW w:w="11638" w:type="dxa"/>
+        <w:tblW w:w="9354" w:type="dxa"/>
         <w:tblBorders>
           <w:top w:val="single" w:sz="4" w:color="C9C9C9"/>
           <w:left w:val="single" w:sz="4" w:color="C9C9C9"/>
@@ -7259,14 +7306,17 @@
         <w:tblLayout w:type="fixed"/>
       </w:tblPr>
       <w:tblGrid>
-        <w:gridCol w:w="3600"/>
-        <w:gridCol w:w="5000"/>
-        <w:gridCol w:w="3038"/>
+        <w:gridCol w:w="3100"/>
+        <w:gridCol w:w="4300"/>
+        <w:gridCol w:w="1954"/>
       </w:tblGrid>
       <w:tr>
-        <w:tc>
-          <w:tcPr>
-            <w:tcW w:w="3600" w:type="dxa"/>
+        <w:trPr>
+          <w:tblHeader/>
+        </w:trPr>
+        <w:tc>
+          <w:tcPr>
+            <w:tcW w:w="3100" w:type="dxa"/>
             <w:shd w:val="clear" w:fill="EFEFEF"/>
           </w:tcPr>
           <w:p>
@@ -7281,7 +7331,7 @@
         </w:tc>
         <w:tc>
           <w:tcPr>
-            <w:tcW w:w="5000" w:type="dxa"/>
+            <w:tcW w:w="4300" w:type="dxa"/>
             <w:shd w:val="clear" w:fill="EFEFEF"/>
           </w:tcPr>
           <w:p>
@@ -7296,7 +7346,7 @@
         </w:tc>
         <w:tc>
           <w:tcPr>
-            <w:tcW w:w="3038" w:type="dxa"/>
+            <w:tcW w:w="1954" w:type="dxa"/>
             <w:shd w:val="clear" w:fill="EFEFEF"/>
           </w:tcPr>
           <w:p>
@@ -7313,7 +7363,7 @@
       <w:tr>
         <w:tc>
           <w:tcPr>
-            <w:tcW w:w="3600" w:type="dxa"/>
+            <w:tcW w:w="3100" w:type="dxa"/>
           </w:tcPr>
           <w:p>
             <w:r>
@@ -7326,7 +7376,7 @@
         </w:tc>
         <w:tc>
           <w:tcPr>
-            <w:tcW w:w="5000" w:type="dxa"/>
+            <w:tcW w:w="4300" w:type="dxa"/>
           </w:tcPr>
           <w:p>
             <w:r>
@@ -7339,7 +7389,7 @@
         </w:tc>
         <w:tc>
           <w:tcPr>
-            <w:tcW w:w="3038" w:type="dxa"/>
+            <w:tcW w:w="1954" w:type="dxa"/>
           </w:tcPr>
           <w:p>
             <w:r>
@@ -7355,7 +7405,7 @@
       <w:tr>
         <w:tc>
           <w:tcPr>
-            <w:tcW w:w="3600" w:type="dxa"/>
+            <w:tcW w:w="3100" w:type="dxa"/>
           </w:tcPr>
           <w:p>
             <w:r>
@@ -7368,7 +7418,7 @@
         </w:tc>
         <w:tc>
           <w:tcPr>
-            <w:tcW w:w="5000" w:type="dxa"/>
+            <w:tcW w:w="4300" w:type="dxa"/>
           </w:tcPr>
           <w:p>
             <w:r>
@@ -7381,7 +7431,7 @@
         </w:tc>
         <w:tc>
           <w:tcPr>
-            <w:tcW w:w="3038" w:type="dxa"/>
+            <w:tcW w:w="1954" w:type="dxa"/>
           </w:tcPr>
           <w:p>
             <w:r>
@@ -7397,7 +7447,7 @@
       <w:tr>
         <w:tc>
           <w:tcPr>
-            <w:tcW w:w="3600" w:type="dxa"/>
+            <w:tcW w:w="3100" w:type="dxa"/>
           </w:tcPr>
           <w:p>
             <w:r>
@@ -7410,7 +7460,7 @@
         </w:tc>
         <w:tc>
           <w:tcPr>
-            <w:tcW w:w="5000" w:type="dxa"/>
+            <w:tcW w:w="4300" w:type="dxa"/>
           </w:tcPr>
           <w:p>
             <w:r>
@@ -7423,7 +7473,7 @@
         </w:tc>
         <w:tc>
           <w:tcPr>
-            <w:tcW w:w="3038" w:type="dxa"/>
+            <w:tcW w:w="1954" w:type="dxa"/>
           </w:tcPr>
           <w:p>
             <w:r>
@@ -7439,7 +7489,7 @@
       <w:tr>
         <w:tc>
           <w:tcPr>
-            <w:tcW w:w="3600" w:type="dxa"/>
+            <w:tcW w:w="3100" w:type="dxa"/>
           </w:tcPr>
           <w:p>
             <w:r>
@@ -7452,7 +7502,7 @@
         </w:tc>
         <w:tc>
           <w:tcPr>
-            <w:tcW w:w="5000" w:type="dxa"/>
+            <w:tcW w:w="4300" w:type="dxa"/>
           </w:tcPr>
           <w:p>
             <w:r>
@@ -7465,7 +7515,7 @@
         </w:tc>
         <w:tc>
           <w:tcPr>
-            <w:tcW w:w="3038" w:type="dxa"/>
+            <w:tcW w:w="1954" w:type="dxa"/>
           </w:tcPr>
           <w:p>
             <w:r>
@@ -7481,7 +7531,7 @@
       <w:tr>
         <w:tc>
           <w:tcPr>
-            <w:tcW w:w="3600" w:type="dxa"/>
+            <w:tcW w:w="3100" w:type="dxa"/>
           </w:tcPr>
           <w:p>
             <w:r>
@@ -7494,7 +7544,7 @@
         </w:tc>
         <w:tc>
           <w:tcPr>
-            <w:tcW w:w="5000" w:type="dxa"/>
+            <w:tcW w:w="4300" w:type="dxa"/>
           </w:tcPr>
           <w:p>
             <w:r>
@@ -7507,7 +7557,7 @@
         </w:tc>
         <w:tc>
           <w:tcPr>
-            <w:tcW w:w="3038" w:type="dxa"/>
+            <w:tcW w:w="1954" w:type="dxa"/>
           </w:tcPr>
           <w:p>
             <w:r>
@@ -7594,7 +7644,7 @@
           <w:b/>
           <w:sz w:val="26"/>
         </w:rPr>
-        <w:t xml:space="preserve">Тепловыделения и выделения вредностей в помещения (предварительные расчётные данные по аналогам)</w:t>
+        <w:t xml:space="preserve">18. Тепловыделения и выделения вредностей в помещения (предварительные расчётные данные по аналогам)</w:t>
       </w:r>
     </w:p>
     <w:p>
@@ -7631,7 +7681,7 @@
     </w:p>
     <w:tbl>
       <w:tblPr>
-        <w:tblW w:w="11638" w:type="dxa"/>
+        <w:tblW w:w="9354" w:type="dxa"/>
         <w:tblBorders>
           <w:top w:val="single" w:sz="4" w:color="C9C9C9"/>
           <w:left w:val="single" w:sz="4" w:color="C9C9C9"/>
@@ -7643,14 +7693,17 @@
         <w:tblLayout w:type="fixed"/>
       </w:tblPr>
       <w:tblGrid>
-        <w:gridCol w:w="3600"/>
-        <w:gridCol w:w="5000"/>
-        <w:gridCol w:w="3038"/>
+        <w:gridCol w:w="3100"/>
+        <w:gridCol w:w="4300"/>
+        <w:gridCol w:w="1954"/>
       </w:tblGrid>
       <w:tr>
-        <w:tc>
-          <w:tcPr>
-            <w:tcW w:w="3600" w:type="dxa"/>
+        <w:trPr>
+          <w:tblHeader/>
+        </w:trPr>
+        <w:tc>
+          <w:tcPr>
+            <w:tcW w:w="3100" w:type="dxa"/>
             <w:shd w:val="clear" w:fill="EFEFEF"/>
           </w:tcPr>
           <w:p>
@@ -7665,7 +7718,7 @@
         </w:tc>
         <w:tc>
           <w:tcPr>
-            <w:tcW w:w="5000" w:type="dxa"/>
+            <w:tcW w:w="4300" w:type="dxa"/>
             <w:shd w:val="clear" w:fill="EFEFEF"/>
           </w:tcPr>
           <w:p>
@@ -7680,7 +7733,7 @@
         </w:tc>
         <w:tc>
           <w:tcPr>
-            <w:tcW w:w="3038" w:type="dxa"/>
+            <w:tcW w:w="1954" w:type="dxa"/>
             <w:shd w:val="clear" w:fill="EFEFEF"/>
           </w:tcPr>
           <w:p>
@@ -7697,7 +7750,7 @@
       <w:tr>
         <w:tc>
           <w:tcPr>
-            <w:tcW w:w="3600" w:type="dxa"/>
+            <w:tcW w:w="3100" w:type="dxa"/>
           </w:tcPr>
           <w:p>
             <w:r>
@@ -7710,7 +7763,7 @@
         </w:tc>
         <w:tc>
           <w:tcPr>
-            <w:tcW w:w="5000" w:type="dxa"/>
+            <w:tcW w:w="4300" w:type="dxa"/>
           </w:tcPr>
           <w:p>
             <w:r>
@@ -7723,7 +7776,7 @@
         </w:tc>
         <w:tc>
           <w:tcPr>
-            <w:tcW w:w="3038" w:type="dxa"/>
+            <w:tcW w:w="1954" w:type="dxa"/>
           </w:tcPr>
           <w:p>
             <w:r>
@@ -7739,7 +7792,7 @@
       <w:tr>
         <w:tc>
           <w:tcPr>
-            <w:tcW w:w="3600" w:type="dxa"/>
+            <w:tcW w:w="3100" w:type="dxa"/>
           </w:tcPr>
           <w:p>
             <w:r>
@@ -7752,7 +7805,7 @@
         </w:tc>
         <w:tc>
           <w:tcPr>
-            <w:tcW w:w="5000" w:type="dxa"/>
+            <w:tcW w:w="4300" w:type="dxa"/>
           </w:tcPr>
           <w:p>
             <w:r>
@@ -7765,7 +7818,7 @@
         </w:tc>
         <w:tc>
           <w:tcPr>
-            <w:tcW w:w="3038" w:type="dxa"/>
+            <w:tcW w:w="1954" w:type="dxa"/>
           </w:tcPr>
           <w:p>
             <w:r>
@@ -7781,7 +7834,7 @@
       <w:tr>
         <w:tc>
           <w:tcPr>
-            <w:tcW w:w="3600" w:type="dxa"/>
+            <w:tcW w:w="3100" w:type="dxa"/>
           </w:tcPr>
           <w:p>
             <w:r>
@@ -7794,7 +7847,7 @@
         </w:tc>
         <w:tc>
           <w:tcPr>
-            <w:tcW w:w="5000" w:type="dxa"/>
+            <w:tcW w:w="4300" w:type="dxa"/>
           </w:tcPr>
           <w:p>
             <w:r>
@@ -7807,7 +7860,7 @@
         </w:tc>
         <w:tc>
           <w:tcPr>
-            <w:tcW w:w="3038" w:type="dxa"/>
+            <w:tcW w:w="1954" w:type="dxa"/>
           </w:tcPr>
           <w:p>
             <w:r>
@@ -7823,7 +7876,7 @@
       <w:tr>
         <w:tc>
           <w:tcPr>
-            <w:tcW w:w="3600" w:type="dxa"/>
+            <w:tcW w:w="3100" w:type="dxa"/>
           </w:tcPr>
           <w:p>
             <w:r>
@@ -7836,7 +7889,7 @@
         </w:tc>
         <w:tc>
           <w:tcPr>
-            <w:tcW w:w="5000" w:type="dxa"/>
+            <w:tcW w:w="4300" w:type="dxa"/>
           </w:tcPr>
           <w:p>
             <w:r>
@@ -7849,7 +7902,7 @@
         </w:tc>
         <w:tc>
           <w:tcPr>
-            <w:tcW w:w="3038" w:type="dxa"/>
+            <w:tcW w:w="1954" w:type="dxa"/>
           </w:tcPr>
           <w:p>
             <w:r>
@@ -7865,7 +7918,7 @@
       <w:tr>
         <w:tc>
           <w:tcPr>
-            <w:tcW w:w="3600" w:type="dxa"/>
+            <w:tcW w:w="3100" w:type="dxa"/>
           </w:tcPr>
           <w:p>
             <w:r>
@@ -7878,7 +7931,7 @@
         </w:tc>
         <w:tc>
           <w:tcPr>
-            <w:tcW w:w="5000" w:type="dxa"/>
+            <w:tcW w:w="4300" w:type="dxa"/>
           </w:tcPr>
           <w:p>
             <w:r>
@@ -7891,7 +7944,7 @@
         </w:tc>
         <w:tc>
           <w:tcPr>
-            <w:tcW w:w="3038" w:type="dxa"/>
+            <w:tcW w:w="1954" w:type="dxa"/>
           </w:tcPr>
           <w:p>
             <w:r>
@@ -7978,7 +8031,7 @@
           <w:b/>
           <w:sz w:val="26"/>
         </w:rPr>
-        <w:t xml:space="preserve">Данные для раздела ОВОС (по балансам отделения)</w:t>
+        <w:t xml:space="preserve">19. Данные для раздела ОВОС (по балансам отделения)</w:t>
       </w:r>
     </w:p>
     <w:p>
@@ -8031,7 +8084,7 @@
     </w:p>
     <w:tbl>
       <w:tblPr>
-        <w:tblW w:w="11638" w:type="dxa"/>
+        <w:tblW w:w="9354" w:type="dxa"/>
         <w:tblBorders>
           <w:top w:val="single" w:sz="4" w:color="C9C9C9"/>
           <w:left w:val="single" w:sz="4" w:color="C9C9C9"/>
@@ -8043,14 +8096,17 @@
         <w:tblLayout w:type="fixed"/>
       </w:tblPr>
       <w:tblGrid>
-        <w:gridCol w:w="3600"/>
-        <w:gridCol w:w="5000"/>
-        <w:gridCol w:w="3038"/>
+        <w:gridCol w:w="3100"/>
+        <w:gridCol w:w="4300"/>
+        <w:gridCol w:w="1954"/>
       </w:tblGrid>
       <w:tr>
-        <w:tc>
-          <w:tcPr>
-            <w:tcW w:w="3600" w:type="dxa"/>
+        <w:trPr>
+          <w:tblHeader/>
+        </w:trPr>
+        <w:tc>
+          <w:tcPr>
+            <w:tcW w:w="3100" w:type="dxa"/>
             <w:shd w:val="clear" w:fill="EFEFEF"/>
           </w:tcPr>
           <w:p>
@@ -8065,7 +8121,7 @@
         </w:tc>
         <w:tc>
           <w:tcPr>
-            <w:tcW w:w="5000" w:type="dxa"/>
+            <w:tcW w:w="4300" w:type="dxa"/>
             <w:shd w:val="clear" w:fill="EFEFEF"/>
           </w:tcPr>
           <w:p>
@@ -8080,7 +8136,7 @@
         </w:tc>
         <w:tc>
           <w:tcPr>
-            <w:tcW w:w="3038" w:type="dxa"/>
+            <w:tcW w:w="1954" w:type="dxa"/>
             <w:shd w:val="clear" w:fill="EFEFEF"/>
           </w:tcPr>
           <w:p>
@@ -8097,7 +8153,7 @@
       <w:tr>
         <w:tc>
           <w:tcPr>
-            <w:tcW w:w="3600" w:type="dxa"/>
+            <w:tcW w:w="3100" w:type="dxa"/>
           </w:tcPr>
           <w:p>
             <w:r>
@@ -8110,7 +8166,7 @@
         </w:tc>
         <w:tc>
           <w:tcPr>
-            <w:tcW w:w="5000" w:type="dxa"/>
+            <w:tcW w:w="4300" w:type="dxa"/>
           </w:tcPr>
           <w:p>
             <w:r>
@@ -8123,7 +8179,7 @@
         </w:tc>
         <w:tc>
           <w:tcPr>
-            <w:tcW w:w="3038" w:type="dxa"/>
+            <w:tcW w:w="1954" w:type="dxa"/>
           </w:tcPr>
           <w:p>
             <w:r>
@@ -8139,7 +8195,7 @@
       <w:tr>
         <w:tc>
           <w:tcPr>
-            <w:tcW w:w="3600" w:type="dxa"/>
+            <w:tcW w:w="3100" w:type="dxa"/>
           </w:tcPr>
           <w:p>
             <w:r>
@@ -8152,7 +8208,7 @@
         </w:tc>
         <w:tc>
           <w:tcPr>
-            <w:tcW w:w="5000" w:type="dxa"/>
+            <w:tcW w:w="4300" w:type="dxa"/>
           </w:tcPr>
           <w:p>
             <w:r>
@@ -8165,7 +8221,7 @@
         </w:tc>
         <w:tc>
           <w:tcPr>
-            <w:tcW w:w="3038" w:type="dxa"/>
+            <w:tcW w:w="1954" w:type="dxa"/>
           </w:tcPr>
           <w:p>
             <w:r>
@@ -8181,7 +8237,7 @@
       <w:tr>
         <w:tc>
           <w:tcPr>
-            <w:tcW w:w="3600" w:type="dxa"/>
+            <w:tcW w:w="3100" w:type="dxa"/>
           </w:tcPr>
           <w:p>
             <w:r>
@@ -8194,7 +8250,7 @@
         </w:tc>
         <w:tc>
           <w:tcPr>
-            <w:tcW w:w="5000" w:type="dxa"/>
+            <w:tcW w:w="4300" w:type="dxa"/>
           </w:tcPr>
           <w:p>
             <w:r>
@@ -8207,7 +8263,7 @@
         </w:tc>
         <w:tc>
           <w:tcPr>
-            <w:tcW w:w="3038" w:type="dxa"/>
+            <w:tcW w:w="1954" w:type="dxa"/>
           </w:tcPr>
           <w:p>
             <w:r>
@@ -8223,7 +8279,7 @@
       <w:tr>
         <w:tc>
           <w:tcPr>
-            <w:tcW w:w="3600" w:type="dxa"/>
+            <w:tcW w:w="3100" w:type="dxa"/>
           </w:tcPr>
           <w:p>
             <w:r>
@@ -8236,7 +8292,7 @@
         </w:tc>
         <w:tc>
           <w:tcPr>
-            <w:tcW w:w="5000" w:type="dxa"/>
+            <w:tcW w:w="4300" w:type="dxa"/>
           </w:tcPr>
           <w:p>
             <w:r>
@@ -8249,7 +8305,7 @@
         </w:tc>
         <w:tc>
           <w:tcPr>
-            <w:tcW w:w="3038" w:type="dxa"/>
+            <w:tcW w:w="1954" w:type="dxa"/>
           </w:tcPr>
           <w:p>
             <w:r>
@@ -8265,7 +8321,7 @@
       <w:tr>
         <w:tc>
           <w:tcPr>
-            <w:tcW w:w="3600" w:type="dxa"/>
+            <w:tcW w:w="3100" w:type="dxa"/>
           </w:tcPr>
           <w:p>
             <w:r>
@@ -8278,7 +8334,7 @@
         </w:tc>
         <w:tc>
           <w:tcPr>
-            <w:tcW w:w="5000" w:type="dxa"/>
+            <w:tcW w:w="4300" w:type="dxa"/>
           </w:tcPr>
           <w:p>
             <w:r>
@@ -8291,7 +8347,7 @@
         </w:tc>
         <w:tc>
           <w:tcPr>
-            <w:tcW w:w="3038" w:type="dxa"/>
+            <w:tcW w:w="1954" w:type="dxa"/>
           </w:tcPr>
           <w:p>
             <w:r>
@@ -8378,7 +8434,7 @@
           <w:b/>
           <w:sz w:val="26"/>
         </w:rPr>
-        <w:t xml:space="preserve">Разграничение поставки и стыковка границ с позициями «вне БИ»</w:t>
+        <w:t xml:space="preserve">20. Разграничение поставки и стыковка границ с позициями «вне БИ»</w:t>
       </w:r>
     </w:p>
     <w:p>
@@ -8422,7 +8478,7 @@
     </w:p>
     <w:tbl>
       <w:tblPr>
-        <w:tblW w:w="11638" w:type="dxa"/>
+        <w:tblW w:w="9354" w:type="dxa"/>
         <w:tblBorders>
           <w:top w:val="single" w:sz="4" w:color="C9C9C9"/>
           <w:left w:val="single" w:sz="4" w:color="C9C9C9"/>
@@ -8434,14 +8490,17 @@
         <w:tblLayout w:type="fixed"/>
       </w:tblPr>
       <w:tblGrid>
-        <w:gridCol w:w="3600"/>
-        <w:gridCol w:w="5000"/>
-        <w:gridCol w:w="3038"/>
+        <w:gridCol w:w="3100"/>
+        <w:gridCol w:w="4300"/>
+        <w:gridCol w:w="1954"/>
       </w:tblGrid>
       <w:tr>
-        <w:tc>
-          <w:tcPr>
-            <w:tcW w:w="3600" w:type="dxa"/>
+        <w:trPr>
+          <w:tblHeader/>
+        </w:trPr>
+        <w:tc>
+          <w:tcPr>
+            <w:tcW w:w="3100" w:type="dxa"/>
             <w:shd w:val="clear" w:fill="EFEFEF"/>
           </w:tcPr>
           <w:p>
@@ -8456,7 +8515,7 @@
         </w:tc>
         <w:tc>
           <w:tcPr>
-            <w:tcW w:w="5000" w:type="dxa"/>
+            <w:tcW w:w="4300" w:type="dxa"/>
             <w:shd w:val="clear" w:fill="EFEFEF"/>
           </w:tcPr>
           <w:p>
@@ -8471,7 +8530,7 @@
         </w:tc>
         <w:tc>
           <w:tcPr>
-            <w:tcW w:w="3038" w:type="dxa"/>
+            <w:tcW w:w="1954" w:type="dxa"/>
             <w:shd w:val="clear" w:fill="EFEFEF"/>
           </w:tcPr>
           <w:p>
@@ -8488,7 +8547,7 @@
       <w:tr>
         <w:tc>
           <w:tcPr>
-            <w:tcW w:w="3600" w:type="dxa"/>
+            <w:tcW w:w="3100" w:type="dxa"/>
           </w:tcPr>
           <w:p>
             <w:r>
@@ -8501,7 +8560,7 @@
         </w:tc>
         <w:tc>
           <w:tcPr>
-            <w:tcW w:w="5000" w:type="dxa"/>
+            <w:tcW w:w="4300" w:type="dxa"/>
           </w:tcPr>
           <w:p>
             <w:r>
@@ -8514,7 +8573,7 @@
         </w:tc>
         <w:tc>
           <w:tcPr>
-            <w:tcW w:w="3038" w:type="dxa"/>
+            <w:tcW w:w="1954" w:type="dxa"/>
           </w:tcPr>
           <w:p>
             <w:r>
@@ -8530,7 +8589,7 @@
       <w:tr>
         <w:tc>
           <w:tcPr>
-            <w:tcW w:w="3600" w:type="dxa"/>
+            <w:tcW w:w="3100" w:type="dxa"/>
           </w:tcPr>
           <w:p>
             <w:r>
@@ -8543,7 +8602,7 @@
         </w:tc>
         <w:tc>
           <w:tcPr>
-            <w:tcW w:w="5000" w:type="dxa"/>
+            <w:tcW w:w="4300" w:type="dxa"/>
           </w:tcPr>
           <w:p>
             <w:r>
@@ -8556,7 +8615,7 @@
         </w:tc>
         <w:tc>
           <w:tcPr>
-            <w:tcW w:w="3038" w:type="dxa"/>
+            <w:tcW w:w="1954" w:type="dxa"/>
           </w:tcPr>
           <w:p>
             <w:r>
@@ -8572,7 +8631,7 @@
       <w:tr>
         <w:tc>
           <w:tcPr>
-            <w:tcW w:w="3600" w:type="dxa"/>
+            <w:tcW w:w="3100" w:type="dxa"/>
           </w:tcPr>
           <w:p>
             <w:r>
@@ -8585,7 +8644,7 @@
         </w:tc>
         <w:tc>
           <w:tcPr>
-            <w:tcW w:w="5000" w:type="dxa"/>
+            <w:tcW w:w="4300" w:type="dxa"/>
           </w:tcPr>
           <w:p>
             <w:r>
@@ -8598,7 +8657,7 @@
         </w:tc>
         <w:tc>
           <w:tcPr>
-            <w:tcW w:w="3038" w:type="dxa"/>
+            <w:tcW w:w="1954" w:type="dxa"/>
           </w:tcPr>
           <w:p>
             <w:r>
@@ -8614,7 +8673,7 @@
       <w:tr>
         <w:tc>
           <w:tcPr>
-            <w:tcW w:w="3600" w:type="dxa"/>
+            <w:tcW w:w="3100" w:type="dxa"/>
           </w:tcPr>
           <w:p>
             <w:r>
@@ -8627,7 +8686,7 @@
         </w:tc>
         <w:tc>
           <w:tcPr>
-            <w:tcW w:w="5000" w:type="dxa"/>
+            <w:tcW w:w="4300" w:type="dxa"/>
           </w:tcPr>
           <w:p>
             <w:r>
@@ -8640,7 +8699,7 @@
         </w:tc>
         <w:tc>
           <w:tcPr>
-            <w:tcW w:w="3038" w:type="dxa"/>
+            <w:tcW w:w="1954" w:type="dxa"/>
           </w:tcPr>
           <w:p>
             <w:r>
@@ -8656,7 +8715,7 @@
       <w:tr>
         <w:tc>
           <w:tcPr>
-            <w:tcW w:w="3600" w:type="dxa"/>
+            <w:tcW w:w="3100" w:type="dxa"/>
           </w:tcPr>
           <w:p>
             <w:r>
@@ -8669,7 +8728,7 @@
         </w:tc>
         <w:tc>
           <w:tcPr>
-            <w:tcW w:w="5000" w:type="dxa"/>
+            <w:tcW w:w="4300" w:type="dxa"/>
           </w:tcPr>
           <w:p>
             <w:r>
@@ -8682,7 +8741,7 @@
         </w:tc>
         <w:tc>
           <w:tcPr>
-            <w:tcW w:w="3038" w:type="dxa"/>
+            <w:tcW w:w="1954" w:type="dxa"/>
           </w:tcPr>
           <w:p>
             <w:r>
@@ -8698,7 +8757,7 @@
       <w:tr>
         <w:tc>
           <w:tcPr>
-            <w:tcW w:w="3600" w:type="dxa"/>
+            <w:tcW w:w="3100" w:type="dxa"/>
           </w:tcPr>
           <w:p>
             <w:r>
@@ -8711,7 +8770,7 @@
         </w:tc>
         <w:tc>
           <w:tcPr>
-            <w:tcW w:w="5000" w:type="dxa"/>
+            <w:tcW w:w="4300" w:type="dxa"/>
           </w:tcPr>
           <w:p>
             <w:r>
@@ -8724,7 +8783,7 @@
         </w:tc>
         <w:tc>
           <w:tcPr>
-            <w:tcW w:w="3038" w:type="dxa"/>
+            <w:tcW w:w="1954" w:type="dxa"/>
           </w:tcPr>
           <w:p>
             <w:r>
@@ -8740,7 +8799,7 @@
       <w:tr>
         <w:tc>
           <w:tcPr>
-            <w:tcW w:w="3600" w:type="dxa"/>
+            <w:tcW w:w="3100" w:type="dxa"/>
           </w:tcPr>
           <w:p>
             <w:r>
@@ -8753,7 +8812,7 @@
         </w:tc>
         <w:tc>
           <w:tcPr>
-            <w:tcW w:w="5000" w:type="dxa"/>
+            <w:tcW w:w="4300" w:type="dxa"/>
           </w:tcPr>
           <w:p>
             <w:r>
@@ -8766,7 +8825,7 @@
         </w:tc>
         <w:tc>
           <w:tcPr>
-            <w:tcW w:w="3038" w:type="dxa"/>
+            <w:tcW w:w="1954" w:type="dxa"/>
           </w:tcPr>
           <w:p>
             <w:r>
@@ -8885,7 +8944,7 @@
           <w:b/>
           <w:sz w:val="26"/>
         </w:rPr>
-        <w:t xml:space="preserve">Интерфейсы с другими лотами, ГМУ и общеплощадочными системами</w:t>
+        <w:t xml:space="preserve">21. Интерфейсы с другими лотами, ГМУ и общеплощадочными системами</w:t>
       </w:r>
     </w:p>
     <w:p>
@@ -8946,7 +9005,7 @@
     </w:p>
     <w:tbl>
       <w:tblPr>
-        <w:tblW w:w="11638" w:type="dxa"/>
+        <w:tblW w:w="9354" w:type="dxa"/>
         <w:tblBorders>
           <w:top w:val="single" w:sz="4" w:color="C9C9C9"/>
           <w:left w:val="single" w:sz="4" w:color="C9C9C9"/>
@@ -8958,14 +9017,17 @@
         <w:tblLayout w:type="fixed"/>
       </w:tblPr>
       <w:tblGrid>
-        <w:gridCol w:w="3600"/>
-        <w:gridCol w:w="5000"/>
-        <w:gridCol w:w="3038"/>
+        <w:gridCol w:w="3100"/>
+        <w:gridCol w:w="4300"/>
+        <w:gridCol w:w="1954"/>
       </w:tblGrid>
       <w:tr>
-        <w:tc>
-          <w:tcPr>
-            <w:tcW w:w="3600" w:type="dxa"/>
+        <w:trPr>
+          <w:tblHeader/>
+        </w:trPr>
+        <w:tc>
+          <w:tcPr>
+            <w:tcW w:w="3100" w:type="dxa"/>
             <w:shd w:val="clear" w:fill="EFEFEF"/>
           </w:tcPr>
           <w:p>
@@ -8980,7 +9042,7 @@
         </w:tc>
         <w:tc>
           <w:tcPr>
-            <w:tcW w:w="5000" w:type="dxa"/>
+            <w:tcW w:w="4300" w:type="dxa"/>
             <w:shd w:val="clear" w:fill="EFEFEF"/>
           </w:tcPr>
           <w:p>
@@ -8995,7 +9057,7 @@
         </w:tc>
         <w:tc>
           <w:tcPr>
-            <w:tcW w:w="3038" w:type="dxa"/>
+            <w:tcW w:w="1954" w:type="dxa"/>
             <w:shd w:val="clear" w:fill="EFEFEF"/>
           </w:tcPr>
           <w:p>
@@ -9012,7 +9074,7 @@
       <w:tr>
         <w:tc>
           <w:tcPr>
-            <w:tcW w:w="3600" w:type="dxa"/>
+            <w:tcW w:w="3100" w:type="dxa"/>
           </w:tcPr>
           <w:p>
             <w:r>
@@ -9025,7 +9087,7 @@
         </w:tc>
         <w:tc>
           <w:tcPr>
-            <w:tcW w:w="5000" w:type="dxa"/>
+            <w:tcW w:w="4300" w:type="dxa"/>
           </w:tcPr>
           <w:p>
             <w:r>
@@ -9038,7 +9100,7 @@
         </w:tc>
         <w:tc>
           <w:tcPr>
-            <w:tcW w:w="3038" w:type="dxa"/>
+            <w:tcW w:w="1954" w:type="dxa"/>
           </w:tcPr>
           <w:p>
             <w:r>
@@ -9054,7 +9116,7 @@
       <w:tr>
         <w:tc>
           <w:tcPr>
-            <w:tcW w:w="3600" w:type="dxa"/>
+            <w:tcW w:w="3100" w:type="dxa"/>
           </w:tcPr>
           <w:p>
             <w:r>
@@ -9067,7 +9129,7 @@
         </w:tc>
         <w:tc>
           <w:tcPr>
-            <w:tcW w:w="5000" w:type="dxa"/>
+            <w:tcW w:w="4300" w:type="dxa"/>
           </w:tcPr>
           <w:p>
             <w:r>
@@ -9080,7 +9142,7 @@
         </w:tc>
         <w:tc>
           <w:tcPr>
-            <w:tcW w:w="3038" w:type="dxa"/>
+            <w:tcW w:w="1954" w:type="dxa"/>
           </w:tcPr>
           <w:p>
             <w:r>
@@ -9096,7 +9158,7 @@
       <w:tr>
         <w:tc>
           <w:tcPr>
-            <w:tcW w:w="3600" w:type="dxa"/>
+            <w:tcW w:w="3100" w:type="dxa"/>
           </w:tcPr>
           <w:p>
             <w:r>
@@ -9109,7 +9171,7 @@
         </w:tc>
         <w:tc>
           <w:tcPr>
-            <w:tcW w:w="5000" w:type="dxa"/>
+            <w:tcW w:w="4300" w:type="dxa"/>
           </w:tcPr>
           <w:p>
             <w:r>
@@ -9122,7 +9184,7 @@
         </w:tc>
         <w:tc>
           <w:tcPr>
-            <w:tcW w:w="3038" w:type="dxa"/>
+            <w:tcW w:w="1954" w:type="dxa"/>
           </w:tcPr>
           <w:p>
             <w:r>
@@ -9138,7 +9200,7 @@
       <w:tr>
         <w:tc>
           <w:tcPr>
-            <w:tcW w:w="3600" w:type="dxa"/>
+            <w:tcW w:w="3100" w:type="dxa"/>
           </w:tcPr>
           <w:p>
             <w:r>
@@ -9151,7 +9213,7 @@
         </w:tc>
         <w:tc>
           <w:tcPr>
-            <w:tcW w:w="5000" w:type="dxa"/>
+            <w:tcW w:w="4300" w:type="dxa"/>
           </w:tcPr>
           <w:p>
             <w:r>
@@ -9164,7 +9226,7 @@
         </w:tc>
         <w:tc>
           <w:tcPr>
-            <w:tcW w:w="3038" w:type="dxa"/>
+            <w:tcW w:w="1954" w:type="dxa"/>
           </w:tcPr>
           <w:p>
             <w:r>
@@ -9180,7 +9242,7 @@
       <w:tr>
         <w:tc>
           <w:tcPr>
-            <w:tcW w:w="3600" w:type="dxa"/>
+            <w:tcW w:w="3100" w:type="dxa"/>
           </w:tcPr>
           <w:p>
             <w:r>
@@ -9193,7 +9255,7 @@
         </w:tc>
         <w:tc>
           <w:tcPr>
-            <w:tcW w:w="5000" w:type="dxa"/>
+            <w:tcW w:w="4300" w:type="dxa"/>
           </w:tcPr>
           <w:p>
             <w:r>
@@ -9206,7 +9268,7 @@
         </w:tc>
         <w:tc>
           <w:tcPr>
-            <w:tcW w:w="3038" w:type="dxa"/>
+            <w:tcW w:w="1954" w:type="dxa"/>
           </w:tcPr>
           <w:p>
             <w:r>
@@ -9309,7 +9371,7 @@
           <w:b/>
           <w:sz w:val="26"/>
         </w:rPr>
-        <w:t xml:space="preserve">Цифровая информационная модель отделения на этапе БИ (Приложение №4, ред. 2)</w:t>
+        <w:t xml:space="preserve">22. Цифровая информационная модель отделения на этапе БИ (Приложение №4, ред. 2)</w:t>
       </w:r>
     </w:p>
     <w:p>
@@ -9354,7 +9416,7 @@
     </w:p>
     <w:tbl>
       <w:tblPr>
-        <w:tblW w:w="11638" w:type="dxa"/>
+        <w:tblW w:w="9354" w:type="dxa"/>
         <w:tblBorders>
           <w:top w:val="single" w:sz="4" w:color="C9C9C9"/>
           <w:left w:val="single" w:sz="4" w:color="C9C9C9"/>
@@ -9366,14 +9428,17 @@
         <w:tblLayout w:type="fixed"/>
       </w:tblPr>
       <w:tblGrid>
-        <w:gridCol w:w="3600"/>
-        <w:gridCol w:w="5000"/>
-        <w:gridCol w:w="3038"/>
+        <w:gridCol w:w="3100"/>
+        <w:gridCol w:w="4300"/>
+        <w:gridCol w:w="1954"/>
       </w:tblGrid>
       <w:tr>
-        <w:tc>
-          <w:tcPr>
-            <w:tcW w:w="3600" w:type="dxa"/>
+        <w:trPr>
+          <w:tblHeader/>
+        </w:trPr>
+        <w:tc>
+          <w:tcPr>
+            <w:tcW w:w="3100" w:type="dxa"/>
             <w:shd w:val="clear" w:fill="EFEFEF"/>
           </w:tcPr>
           <w:p>
@@ -9388,7 +9453,7 @@
         </w:tc>
         <w:tc>
           <w:tcPr>
-            <w:tcW w:w="5000" w:type="dxa"/>
+            <w:tcW w:w="4300" w:type="dxa"/>
             <w:shd w:val="clear" w:fill="EFEFEF"/>
           </w:tcPr>
           <w:p>
@@ -9403,7 +9468,7 @@
         </w:tc>
         <w:tc>
           <w:tcPr>
-            <w:tcW w:w="3038" w:type="dxa"/>
+            <w:tcW w:w="1954" w:type="dxa"/>
             <w:shd w:val="clear" w:fill="EFEFEF"/>
           </w:tcPr>
           <w:p>
@@ -9420,7 +9485,7 @@
       <w:tr>
         <w:tc>
           <w:tcPr>
-            <w:tcW w:w="3600" w:type="dxa"/>
+            <w:tcW w:w="3100" w:type="dxa"/>
           </w:tcPr>
           <w:p>
             <w:r>
@@ -9433,7 +9498,7 @@
         </w:tc>
         <w:tc>
           <w:tcPr>
-            <w:tcW w:w="5000" w:type="dxa"/>
+            <w:tcW w:w="4300" w:type="dxa"/>
           </w:tcPr>
           <w:p>
             <w:r>
@@ -9446,7 +9511,7 @@
         </w:tc>
         <w:tc>
           <w:tcPr>
-            <w:tcW w:w="3038" w:type="dxa"/>
+            <w:tcW w:w="1954" w:type="dxa"/>
           </w:tcPr>
           <w:p>
             <w:r>
@@ -9462,7 +9527,7 @@
       <w:tr>
         <w:tc>
           <w:tcPr>
-            <w:tcW w:w="3600" w:type="dxa"/>
+            <w:tcW w:w="3100" w:type="dxa"/>
           </w:tcPr>
           <w:p>
             <w:r>
@@ -9475,7 +9540,7 @@
         </w:tc>
         <w:tc>
           <w:tcPr>
-            <w:tcW w:w="5000" w:type="dxa"/>
+            <w:tcW w:w="4300" w:type="dxa"/>
           </w:tcPr>
           <w:p>
             <w:r>
@@ -9488,7 +9553,7 @@
         </w:tc>
         <w:tc>
           <w:tcPr>
-            <w:tcW w:w="3038" w:type="dxa"/>
+            <w:tcW w:w="1954" w:type="dxa"/>
           </w:tcPr>
           <w:p>
             <w:r>
@@ -9504,7 +9569,7 @@
       <w:tr>
         <w:tc>
           <w:tcPr>
-            <w:tcW w:w="3600" w:type="dxa"/>
+            <w:tcW w:w="3100" w:type="dxa"/>
           </w:tcPr>
           <w:p>
             <w:r>
@@ -9517,7 +9582,7 @@
         </w:tc>
         <w:tc>
           <w:tcPr>
-            <w:tcW w:w="5000" w:type="dxa"/>
+            <w:tcW w:w="4300" w:type="dxa"/>
           </w:tcPr>
           <w:p>
             <w:r>
@@ -9530,7 +9595,7 @@
         </w:tc>
         <w:tc>
           <w:tcPr>
-            <w:tcW w:w="3038" w:type="dxa"/>
+            <w:tcW w:w="1954" w:type="dxa"/>
           </w:tcPr>
           <w:p>
             <w:r>
@@ -9546,7 +9611,7 @@
       <w:tr>
         <w:tc>
           <w:tcPr>
-            <w:tcW w:w="3600" w:type="dxa"/>
+            <w:tcW w:w="3100" w:type="dxa"/>
           </w:tcPr>
           <w:p>
             <w:r>
@@ -9559,7 +9624,7 @@
         </w:tc>
         <w:tc>
           <w:tcPr>
-            <w:tcW w:w="5000" w:type="dxa"/>
+            <w:tcW w:w="4300" w:type="dxa"/>
           </w:tcPr>
           <w:p>
             <w:r>
@@ -9572,7 +9637,7 @@
         </w:tc>
         <w:tc>
           <w:tcPr>
-            <w:tcW w:w="3038" w:type="dxa"/>
+            <w:tcW w:w="1954" w:type="dxa"/>
           </w:tcPr>
           <w:p>
             <w:r>
@@ -9659,7 +9724,7 @@
           <w:b/>
           <w:sz w:val="26"/>
         </w:rPr>
-        <w:t xml:space="preserve">Стоимость поставки по Лоту №3 (порядок формирования) и этапность выдачи БИ</w:t>
+        <w:t xml:space="preserve">23. Стоимость поставки по Лоту №3 (порядок формирования) и этапность выдачи БИ</w:t>
       </w:r>
     </w:p>
     <w:p>
@@ -9704,7 +9769,7 @@
     </w:p>
     <w:tbl>
       <w:tblPr>
-        <w:tblW w:w="11638" w:type="dxa"/>
+        <w:tblW w:w="9354" w:type="dxa"/>
         <w:tblBorders>
           <w:top w:val="single" w:sz="4" w:color="C9C9C9"/>
           <w:left w:val="single" w:sz="4" w:color="C9C9C9"/>
@@ -9716,14 +9781,17 @@
         <w:tblLayout w:type="fixed"/>
       </w:tblPr>
       <w:tblGrid>
-        <w:gridCol w:w="3600"/>
-        <w:gridCol w:w="5000"/>
-        <w:gridCol w:w="3038"/>
+        <w:gridCol w:w="3100"/>
+        <w:gridCol w:w="4300"/>
+        <w:gridCol w:w="1954"/>
       </w:tblGrid>
       <w:tr>
-        <w:tc>
-          <w:tcPr>
-            <w:tcW w:w="3600" w:type="dxa"/>
+        <w:trPr>
+          <w:tblHeader/>
+        </w:trPr>
+        <w:tc>
+          <w:tcPr>
+            <w:tcW w:w="3100" w:type="dxa"/>
             <w:shd w:val="clear" w:fill="EFEFEF"/>
           </w:tcPr>
           <w:p>
@@ -9738,7 +9806,7 @@
         </w:tc>
         <w:tc>
           <w:tcPr>
-            <w:tcW w:w="5000" w:type="dxa"/>
+            <w:tcW w:w="4300" w:type="dxa"/>
             <w:shd w:val="clear" w:fill="EFEFEF"/>
           </w:tcPr>
           <w:p>
@@ -9753,7 +9821,7 @@
         </w:tc>
         <w:tc>
           <w:tcPr>
-            <w:tcW w:w="3038" w:type="dxa"/>
+            <w:tcW w:w="1954" w:type="dxa"/>
             <w:shd w:val="clear" w:fill="EFEFEF"/>
           </w:tcPr>
           <w:p>
@@ -9770,7 +9838,7 @@
       <w:tr>
         <w:tc>
           <w:tcPr>
-            <w:tcW w:w="3600" w:type="dxa"/>
+            <w:tcW w:w="3100" w:type="dxa"/>
           </w:tcPr>
           <w:p>
             <w:r>
@@ -9783,7 +9851,7 @@
         </w:tc>
         <w:tc>
           <w:tcPr>
-            <w:tcW w:w="5000" w:type="dxa"/>
+            <w:tcW w:w="4300" w:type="dxa"/>
           </w:tcPr>
           <w:p>
             <w:r>
@@ -9796,7 +9864,7 @@
         </w:tc>
         <w:tc>
           <w:tcPr>
-            <w:tcW w:w="3038" w:type="dxa"/>
+            <w:tcW w:w="1954" w:type="dxa"/>
           </w:tcPr>
           <w:p>
             <w:r>
@@ -9812,7 +9880,7 @@
       <w:tr>
         <w:tc>
           <w:tcPr>
-            <w:tcW w:w="3600" w:type="dxa"/>
+            <w:tcW w:w="3100" w:type="dxa"/>
           </w:tcPr>
           <w:p>
             <w:r>
@@ -9825,7 +9893,7 @@
         </w:tc>
         <w:tc>
           <w:tcPr>
-            <w:tcW w:w="5000" w:type="dxa"/>
+            <w:tcW w:w="4300" w:type="dxa"/>
           </w:tcPr>
           <w:p>
             <w:r>
@@ -9838,7 +9906,7 @@
         </w:tc>
         <w:tc>
           <w:tcPr>
-            <w:tcW w:w="3038" w:type="dxa"/>
+            <w:tcW w:w="1954" w:type="dxa"/>
           </w:tcPr>
           <w:p>
             <w:r>
@@ -9854,7 +9922,7 @@
       <w:tr>
         <w:tc>
           <w:tcPr>
-            <w:tcW w:w="3600" w:type="dxa"/>
+            <w:tcW w:w="3100" w:type="dxa"/>
           </w:tcPr>
           <w:p>
             <w:r>
@@ -9867,7 +9935,7 @@
         </w:tc>
         <w:tc>
           <w:tcPr>
-            <w:tcW w:w="5000" w:type="dxa"/>
+            <w:tcW w:w="4300" w:type="dxa"/>
           </w:tcPr>
           <w:p>
             <w:r>
@@ -9880,7 +9948,7 @@
         </w:tc>
         <w:tc>
           <w:tcPr>
-            <w:tcW w:w="3038" w:type="dxa"/>
+            <w:tcW w:w="1954" w:type="dxa"/>
           </w:tcPr>
           <w:p>
             <w:r>
@@ -9896,7 +9964,7 @@
       <w:tr>
         <w:tc>
           <w:tcPr>
-            <w:tcW w:w="3600" w:type="dxa"/>
+            <w:tcW w:w="3100" w:type="dxa"/>
           </w:tcPr>
           <w:p>
             <w:r>
@@ -9909,7 +9977,7 @@
         </w:tc>
         <w:tc>
           <w:tcPr>
-            <w:tcW w:w="5000" w:type="dxa"/>
+            <w:tcW w:w="4300" w:type="dxa"/>
           </w:tcPr>
           <w:p>
             <w:r>
@@ -9922,7 +9990,7 @@
         </w:tc>
         <w:tc>
           <w:tcPr>
-            <w:tcW w:w="3038" w:type="dxa"/>
+            <w:tcW w:w="1954" w:type="dxa"/>
           </w:tcPr>
           <w:p>
             <w:r>
@@ -10009,7 +10077,7 @@
           <w:b/>
           <w:sz w:val="26"/>
         </w:rPr>
-        <w:t xml:space="preserve">Закладные решения для последующей цифровизации</w:t>
+        <w:t xml:space="preserve">24. Закладные решения для последующей цифровизации</w:t>
       </w:r>
     </w:p>
     <w:p>
@@ -10038,7 +10106,7 @@
     </w:p>
     <w:tbl>
       <w:tblPr>
-        <w:tblW w:w="11638" w:type="dxa"/>
+        <w:tblW w:w="9354" w:type="dxa"/>
         <w:tblBorders>
           <w:top w:val="single" w:sz="4" w:color="C9C9C9"/>
           <w:left w:val="single" w:sz="4" w:color="C9C9C9"/>
@@ -10050,14 +10118,17 @@
         <w:tblLayout w:type="fixed"/>
       </w:tblPr>
       <w:tblGrid>
-        <w:gridCol w:w="3600"/>
-        <w:gridCol w:w="5000"/>
-        <w:gridCol w:w="3038"/>
+        <w:gridCol w:w="3100"/>
+        <w:gridCol w:w="4300"/>
+        <w:gridCol w:w="1954"/>
       </w:tblGrid>
       <w:tr>
-        <w:tc>
-          <w:tcPr>
-            <w:tcW w:w="3600" w:type="dxa"/>
+        <w:trPr>
+          <w:tblHeader/>
+        </w:trPr>
+        <w:tc>
+          <w:tcPr>
+            <w:tcW w:w="3100" w:type="dxa"/>
             <w:shd w:val="clear" w:fill="EFEFEF"/>
           </w:tcPr>
           <w:p>
@@ -10072,7 +10143,7 @@
         </w:tc>
         <w:tc>
           <w:tcPr>
-            <w:tcW w:w="5000" w:type="dxa"/>
+            <w:tcW w:w="4300" w:type="dxa"/>
             <w:shd w:val="clear" w:fill="EFEFEF"/>
           </w:tcPr>
           <w:p>
@@ -10087,7 +10158,7 @@
         </w:tc>
         <w:tc>
           <w:tcPr>
-            <w:tcW w:w="3038" w:type="dxa"/>
+            <w:tcW w:w="1954" w:type="dxa"/>
             <w:shd w:val="clear" w:fill="EFEFEF"/>
           </w:tcPr>
           <w:p>
@@ -10104,7 +10175,7 @@
       <w:tr>
         <w:tc>
           <w:tcPr>
-            <w:tcW w:w="3600" w:type="dxa"/>
+            <w:tcW w:w="3100" w:type="dxa"/>
           </w:tcPr>
           <w:p>
             <w:r>
@@ -10117,7 +10188,7 @@
         </w:tc>
         <w:tc>
           <w:tcPr>
-            <w:tcW w:w="5000" w:type="dxa"/>
+            <w:tcW w:w="4300" w:type="dxa"/>
           </w:tcPr>
           <w:p>
             <w:r>
@@ -10130,7 +10201,7 @@
         </w:tc>
         <w:tc>
           <w:tcPr>
-            <w:tcW w:w="3038" w:type="dxa"/>
+            <w:tcW w:w="1954" w:type="dxa"/>
           </w:tcPr>
           <w:p>
             <w:r>
@@ -10146,7 +10217,7 @@
       <w:tr>
         <w:tc>
           <w:tcPr>
-            <w:tcW w:w="3600" w:type="dxa"/>
+            <w:tcW w:w="3100" w:type="dxa"/>
           </w:tcPr>
           <w:p>
             <w:r>
@@ -10159,7 +10230,7 @@
         </w:tc>
         <w:tc>
           <w:tcPr>
-            <w:tcW w:w="5000" w:type="dxa"/>
+            <w:tcW w:w="4300" w:type="dxa"/>
           </w:tcPr>
           <w:p>
             <w:r>
@@ -10172,7 +10243,7 @@
         </w:tc>
         <w:tc>
           <w:tcPr>
-            <w:tcW w:w="3038" w:type="dxa"/>
+            <w:tcW w:w="1954" w:type="dxa"/>
           </w:tcPr>
           <w:p>
             <w:r>
@@ -10188,7 +10259,7 @@
       <w:tr>
         <w:tc>
           <w:tcPr>
-            <w:tcW w:w="3600" w:type="dxa"/>
+            <w:tcW w:w="3100" w:type="dxa"/>
           </w:tcPr>
           <w:p>
             <w:r>
@@ -10201,7 +10272,7 @@
         </w:tc>
         <w:tc>
           <w:tcPr>
-            <w:tcW w:w="5000" w:type="dxa"/>
+            <w:tcW w:w="4300" w:type="dxa"/>
           </w:tcPr>
           <w:p>
             <w:r>
@@ -10214,7 +10285,7 @@
         </w:tc>
         <w:tc>
           <w:tcPr>
-            <w:tcW w:w="3038" w:type="dxa"/>
+            <w:tcW w:w="1954" w:type="dxa"/>
           </w:tcPr>
           <w:p>
             <w:r>
@@ -10230,7 +10301,7 @@
       <w:tr>
         <w:tc>
           <w:tcPr>
-            <w:tcW w:w="3600" w:type="dxa"/>
+            <w:tcW w:w="3100" w:type="dxa"/>
           </w:tcPr>
           <w:p>
             <w:r>
@@ -10243,7 +10314,7 @@
         </w:tc>
         <w:tc>
           <w:tcPr>
-            <w:tcW w:w="5000" w:type="dxa"/>
+            <w:tcW w:w="4300" w:type="dxa"/>
           </w:tcPr>
           <w:p>
             <w:r>
@@ -10256,7 +10327,7 @@
         </w:tc>
         <w:tc>
           <w:tcPr>
-            <w:tcW w:w="3038" w:type="dxa"/>
+            <w:tcW w:w="1954" w:type="dxa"/>
           </w:tcPr>
           <w:p>
             <w:r>
@@ -10272,7 +10343,7 @@
       <w:tr>
         <w:tc>
           <w:tcPr>
-            <w:tcW w:w="3600" w:type="dxa"/>
+            <w:tcW w:w="3100" w:type="dxa"/>
           </w:tcPr>
           <w:p>
             <w:r>
@@ -10285,7 +10356,7 @@
         </w:tc>
         <w:tc>
           <w:tcPr>
-            <w:tcW w:w="5000" w:type="dxa"/>
+            <w:tcW w:w="4300" w:type="dxa"/>
           </w:tcPr>
           <w:p>
             <w:r>
@@ -10298,7 +10369,7 @@
         </w:tc>
         <w:tc>
           <w:tcPr>
-            <w:tcW w:w="3038" w:type="dxa"/>
+            <w:tcW w:w="1954" w:type="dxa"/>
           </w:tcPr>
           <w:p>
             <w:r>
@@ -10314,7 +10385,7 @@
       <w:tr>
         <w:tc>
           <w:tcPr>
-            <w:tcW w:w="3600" w:type="dxa"/>
+            <w:tcW w:w="3100" w:type="dxa"/>
           </w:tcPr>
           <w:p>
             <w:r>
@@ -10327,7 +10398,7 @@
         </w:tc>
         <w:tc>
           <w:tcPr>
-            <w:tcW w:w="5000" w:type="dxa"/>
+            <w:tcW w:w="4300" w:type="dxa"/>
           </w:tcPr>
           <w:p>
             <w:r>
@@ -10340,7 +10411,7 @@
         </w:tc>
         <w:tc>
           <w:tcPr>
-            <w:tcW w:w="3038" w:type="dxa"/>
+            <w:tcW w:w="1954" w:type="dxa"/>
           </w:tcPr>
           <w:p>
             <w:r>
@@ -10356,7 +10427,7 @@
       <w:tr>
         <w:tc>
           <w:tcPr>
-            <w:tcW w:w="3600" w:type="dxa"/>
+            <w:tcW w:w="3100" w:type="dxa"/>
           </w:tcPr>
           <w:p>
             <w:r>
@@ -10369,7 +10440,7 @@
         </w:tc>
         <w:tc>
           <w:tcPr>
-            <w:tcW w:w="5000" w:type="dxa"/>
+            <w:tcW w:w="4300" w:type="dxa"/>
           </w:tcPr>
           <w:p>
             <w:r>
@@ -10382,7 +10453,7 @@
         </w:tc>
         <w:tc>
           <w:tcPr>
-            <w:tcW w:w="3038" w:type="dxa"/>
+            <w:tcW w:w="1954" w:type="dxa"/>
           </w:tcPr>
           <w:p>
             <w:r>
@@ -10398,7 +10469,7 @@
       <w:tr>
         <w:tc>
           <w:tcPr>
-            <w:tcW w:w="3600" w:type="dxa"/>
+            <w:tcW w:w="3100" w:type="dxa"/>
           </w:tcPr>
           <w:p>
             <w:r>
@@ -10411,7 +10482,7 @@
         </w:tc>
         <w:tc>
           <w:tcPr>
-            <w:tcW w:w="5000" w:type="dxa"/>
+            <w:tcW w:w="4300" w:type="dxa"/>
           </w:tcPr>
           <w:p>
             <w:r>
@@ -10424,7 +10495,7 @@
         </w:tc>
         <w:tc>
           <w:tcPr>
-            <w:tcW w:w="3038" w:type="dxa"/>
+            <w:tcW w:w="1954" w:type="dxa"/>
           </w:tcPr>
           <w:p>
             <w:r>
@@ -10440,7 +10511,7 @@
       <w:tr>
         <w:tc>
           <w:tcPr>
-            <w:tcW w:w="3600" w:type="dxa"/>
+            <w:tcW w:w="3100" w:type="dxa"/>
           </w:tcPr>
           <w:p>
             <w:r>
@@ -10453,7 +10524,7 @@
         </w:tc>
         <w:tc>
           <w:tcPr>
-            <w:tcW w:w="5000" w:type="dxa"/>
+            <w:tcW w:w="4300" w:type="dxa"/>
           </w:tcPr>
           <w:p>
             <w:r>
@@ -10466,7 +10537,7 @@
         </w:tc>
         <w:tc>
           <w:tcPr>
-            <w:tcW w:w="3038" w:type="dxa"/>
+            <w:tcW w:w="1954" w:type="dxa"/>
           </w:tcPr>
           <w:p>
             <w:r>
@@ -10482,7 +10553,7 @@
       <w:tr>
         <w:tc>
           <w:tcPr>
-            <w:tcW w:w="3600" w:type="dxa"/>
+            <w:tcW w:w="3100" w:type="dxa"/>
           </w:tcPr>
           <w:p>
             <w:r>
@@ -10495,7 +10566,7 @@
         </w:tc>
         <w:tc>
           <w:tcPr>
-            <w:tcW w:w="5000" w:type="dxa"/>
+            <w:tcW w:w="4300" w:type="dxa"/>
           </w:tcPr>
           <w:p>
             <w:r>
@@ -10508,7 +10579,7 @@
         </w:tc>
         <w:tc>
           <w:tcPr>
-            <w:tcW w:w="3038" w:type="dxa"/>
+            <w:tcW w:w="1954" w:type="dxa"/>
           </w:tcPr>
           <w:p>
             <w:r>
@@ -10524,7 +10595,7 @@
       <w:tr>
         <w:tc>
           <w:tcPr>
-            <w:tcW w:w="3600" w:type="dxa"/>
+            <w:tcW w:w="3100" w:type="dxa"/>
           </w:tcPr>
           <w:p>
             <w:r>
@@ -10537,7 +10608,7 @@
         </w:tc>
         <w:tc>
           <w:tcPr>
-            <w:tcW w:w="5000" w:type="dxa"/>
+            <w:tcW w:w="4300" w:type="dxa"/>
           </w:tcPr>
           <w:p>
             <w:r>
@@ -10550,7 +10621,7 @@
         </w:tc>
         <w:tc>
           <w:tcPr>
-            <w:tcW w:w="3038" w:type="dxa"/>
+            <w:tcW w:w="1954" w:type="dxa"/>
           </w:tcPr>
           <w:p>
             <w:r>
@@ -10566,7 +10637,7 @@
       <w:tr>
         <w:tc>
           <w:tcPr>
-            <w:tcW w:w="3600" w:type="dxa"/>
+            <w:tcW w:w="3100" w:type="dxa"/>
           </w:tcPr>
           <w:p>
             <w:r>
@@ -10579,7 +10650,7 @@
         </w:tc>
         <w:tc>
           <w:tcPr>
-            <w:tcW w:w="5000" w:type="dxa"/>
+            <w:tcW w:w="4300" w:type="dxa"/>
           </w:tcPr>
           <w:p>
             <w:r>
@@ -10592,7 +10663,7 @@
         </w:tc>
         <w:tc>
           <w:tcPr>
-            <w:tcW w:w="3038" w:type="dxa"/>
+            <w:tcW w:w="1954" w:type="dxa"/>
           </w:tcPr>
           <w:p>
             <w:r>
@@ -10608,7 +10679,7 @@
       <w:tr>
         <w:tc>
           <w:tcPr>
-            <w:tcW w:w="3600" w:type="dxa"/>
+            <w:tcW w:w="3100" w:type="dxa"/>
           </w:tcPr>
           <w:p>
             <w:r>
@@ -10621,7 +10692,7 @@
         </w:tc>
         <w:tc>
           <w:tcPr>
-            <w:tcW w:w="5000" w:type="dxa"/>
+            <w:tcW w:w="4300" w:type="dxa"/>
           </w:tcPr>
           <w:p>
             <w:r>
@@ -10634,7 +10705,7 @@
         </w:tc>
         <w:tc>
           <w:tcPr>
-            <w:tcW w:w="3038" w:type="dxa"/>
+            <w:tcW w:w="1954" w:type="dxa"/>
           </w:tcPr>
           <w:p>
             <w:r>
@@ -10650,7 +10721,7 @@
       <w:tr>
         <w:tc>
           <w:tcPr>
-            <w:tcW w:w="3600" w:type="dxa"/>
+            <w:tcW w:w="3100" w:type="dxa"/>
           </w:tcPr>
           <w:p>
             <w:r>
@@ -10663,7 +10734,7 @@
         </w:tc>
         <w:tc>
           <w:tcPr>
-            <w:tcW w:w="5000" w:type="dxa"/>
+            <w:tcW w:w="4300" w:type="dxa"/>
           </w:tcPr>
           <w:p>
             <w:r>
@@ -10676,7 +10747,7 @@
         </w:tc>
         <w:tc>
           <w:tcPr>
-            <w:tcW w:w="3038" w:type="dxa"/>
+            <w:tcW w:w="1954" w:type="dxa"/>
           </w:tcPr>
           <w:p>
             <w:r>
@@ -10692,7 +10763,7 @@
       <w:tr>
         <w:tc>
           <w:tcPr>
-            <w:tcW w:w="3600" w:type="dxa"/>
+            <w:tcW w:w="3100" w:type="dxa"/>
           </w:tcPr>
           <w:p>
             <w:r>
@@ -10705,7 +10776,7 @@
         </w:tc>
         <w:tc>
           <w:tcPr>
-            <w:tcW w:w="5000" w:type="dxa"/>
+            <w:tcW w:w="4300" w:type="dxa"/>
           </w:tcPr>
           <w:p>
             <w:r>
@@ -10718,7 +10789,7 @@
         </w:tc>
         <w:tc>
           <w:tcPr>
-            <w:tcW w:w="3038" w:type="dxa"/>
+            <w:tcW w:w="1954" w:type="dxa"/>
           </w:tcPr>
           <w:p>
             <w:r>
@@ -10804,6 +10875,1457 @@
           <w:sz w:val="19"/>
         </w:rPr>
         <w:t xml:space="preserve">— определяется на стадии БИ: </w:t>
+      </w:r>
+      <w:r>
+        <w:rPr>
+          <w:sz w:val="19"/>
+        </w:rPr>
+        <w:t xml:space="preserve">Размещение анализаторных и калиток СКУД — увязать в компоновке для обоих сценариев (А/Б)</w:t>
+      </w:r>
+    </w:p>
+    <w:p>
+      <w:pPr>
+        <w:pStyle w:val="Heading1"/>
+      </w:pPr>
+      <w:r>
+        <w:rPr>
+          <w:b/>
+          <w:sz w:val="28"/>
+        </w:rPr>
+        <w:t xml:space="preserve">Открытые позиции</w:t>
+      </w:r>
+    </w:p>
+    <w:p>
+      <w:r>
+        <w:rPr>
+          <w:sz w:val="20"/>
+        </w:rPr>
+        <w:t xml:space="preserve">Позиции, определяемые на стадии Базового инжиниринга, — 81 по разделам записки. Закрываются по мере выдачи недостающих исходных данных Заказчика, технических условий на подключение и технических предложений изготовителей.</w:t>
+      </w:r>
+    </w:p>
+    <w:p>
+      <w:r>
+        <w:rPr>
+          <w:b/>
+          <w:sz w:val="20"/>
+        </w:rPr>
+        <w:t xml:space="preserve">1. Общие сведения, продукция и режим работы</w:t>
+      </w:r>
+    </w:p>
+    <w:p>
+      <w:r>
+        <w:rPr>
+          <w:b/>
+          <w:sz w:val="19"/>
+        </w:rPr>
+        <w:t xml:space="preserve">1.1  </w:t>
+      </w:r>
+      <w:r>
+        <w:rPr>
+          <w:sz w:val="19"/>
+        </w:rPr>
+        <w:t xml:space="preserve">Качество катодной меди уточняется на стадии освоения производства (ИД ч.2 п. 1.2.1)</w:t>
+      </w:r>
+    </w:p>
+    <w:p>
+      <w:r>
+        <w:rPr>
+          <w:b/>
+          <w:sz w:val="19"/>
+        </w:rPr>
+        <w:t xml:space="preserve">1.2  </w:t>
+      </w:r>
+      <w:r>
+        <w:rPr>
+          <w:sz w:val="19"/>
+        </w:rPr>
+        <w:t xml:space="preserve">Сведение баланса 69,25 тыс. т/год (расчёт ИД) и 75 тыс. т/год (номинал проекта) закрепить в БИ протоколом с Заказчиком</w:t>
+      </w:r>
+    </w:p>
+    <w:p>
+      <w:r>
+        <w:rPr>
+          <w:b/>
+          <w:sz w:val="20"/>
+        </w:rPr>
+        <w:t xml:space="preserve">2. Описание технологического процесса по операциям</w:t>
+      </w:r>
+    </w:p>
+    <w:p>
+      <w:r>
+        <w:rPr>
+          <w:b/>
+          <w:sz w:val="19"/>
+        </w:rPr>
+        <w:t xml:space="preserve">2.1  </w:t>
+      </w:r>
+      <w:r>
+        <w:rPr>
+          <w:sz w:val="19"/>
+        </w:rPr>
+        <w:t xml:space="preserve">Отсос от вскрытой ванны при снятом колпаке: величина дросселирования и схема — определяется на стадии БИ совместно с проектировщиком аспирации (вне БИ)</w:t>
+      </w:r>
+    </w:p>
+    <w:p>
+      <w:r>
+        <w:rPr>
+          <w:b/>
+          <w:sz w:val="19"/>
+        </w:rPr>
+        <w:t xml:space="preserve">2.2  </w:t>
+      </w:r>
+      <w:r>
+        <w:rPr>
+          <w:sz w:val="19"/>
+        </w:rPr>
+        <w:t xml:space="preserve">Замена FC-1100: производство 3М остановлено (ИД ч.2, прил. Б) — в БИ заложить аналоги (Eagles 1100, ChemShi NF-100) с испытаниями</w:t>
+      </w:r>
+    </w:p>
+    <w:p>
+      <w:r>
+        <w:rPr>
+          <w:b/>
+          <w:sz w:val="19"/>
+        </w:rPr>
+        <w:t xml:space="preserve">2.3  </w:t>
+      </w:r>
+      <w:r>
+        <w:rPr>
+          <w:sz w:val="19"/>
+        </w:rPr>
+        <w:t xml:space="preserve">Масса пакета: референс КСМ 1400–2000 кг против требования сбыта 2500 ± 50 кг — закрепить 2500 кг в опросном листе КСМ</w:t>
+      </w:r>
+    </w:p>
+    <w:p>
+      <w:r>
+        <w:rPr>
+          <w:b/>
+          <w:sz w:val="20"/>
+        </w:rPr>
+        <w:t xml:space="preserve">3. Электрический расчёт серии электролиза</w:t>
+      </w:r>
+    </w:p>
+    <w:p>
+      <w:r>
+        <w:rPr>
+          <w:b/>
+          <w:sz w:val="19"/>
+        </w:rPr>
+        <w:t xml:space="preserve">3.1  </w:t>
+      </w:r>
+      <w:r>
+        <w:rPr>
+          <w:sz w:val="19"/>
+        </w:rPr>
+        <w:t xml:space="preserve">Точное термонейтральное напряжение U_тн для рабочего электролита — термодинамический расчёт на стадии БИ</w:t>
+      </w:r>
+    </w:p>
+    <w:p>
+      <w:r>
+        <w:rPr>
+          <w:b/>
+          <w:sz w:val="19"/>
+        </w:rPr>
+        <w:t xml:space="preserve">3.2  </w:t>
+      </w:r>
+      <w:r>
+        <w:rPr>
+          <w:sz w:val="19"/>
+        </w:rPr>
+        <w:t xml:space="preserve">Потери в магистральных шинах и преобразователях — по данным поставщика выпрямителей (вне БИ), для сводного энергобаланса</w:t>
+      </w:r>
+    </w:p>
+    <w:p>
+      <w:r>
+        <w:rPr>
+          <w:b/>
+          <w:sz w:val="19"/>
+        </w:rPr>
+        <w:t xml:space="preserve">3.3  </w:t>
+      </w:r>
+      <w:r>
+        <w:rPr>
+          <w:sz w:val="19"/>
+        </w:rPr>
+        <w:t xml:space="preserve">ТУ на присоединение к сетям (граница 5.2.7) — запрашиваются по расчёту нагрузок БИ</w:t>
+      </w:r>
+    </w:p>
+    <w:p>
+      <w:r>
+        <w:rPr>
+          <w:b/>
+          <w:sz w:val="20"/>
+        </w:rPr>
+        <w:t xml:space="preserve">4. Тепловой и материальный баланс контура циркуляции</w:t>
+      </w:r>
+    </w:p>
+    <w:p>
+      <w:r>
+        <w:rPr>
+          <w:b/>
+          <w:sz w:val="19"/>
+        </w:rPr>
+        <w:t xml:space="preserve">4.1  </w:t>
+      </w:r>
+      <w:r>
+        <w:rPr>
+          <w:sz w:val="19"/>
+        </w:rPr>
+        <w:t xml:space="preserve">Сводный тепловой баланс отделения (испарение с зеркала, потери поверхностей, унос аспирацией) — определяется на стадии БИ</w:t>
+      </w:r>
+    </w:p>
+    <w:p>
+      <w:r>
+        <w:rPr>
+          <w:b/>
+          <w:sz w:val="19"/>
+        </w:rPr>
+        <w:t xml:space="preserve">4.2  </w:t>
+      </w:r>
+      <w:r>
+        <w:rPr>
+          <w:sz w:val="19"/>
+        </w:rPr>
+        <w:t xml:space="preserve">Расход оборотной воды нейтральной СОВ на скруббер аспирации — не учтён в ИД, определяется в составе проекта (ИД п. 4.1.2)</w:t>
+      </w:r>
+    </w:p>
+    <w:p>
+      <w:r>
+        <w:rPr>
+          <w:b/>
+          <w:sz w:val="19"/>
+        </w:rPr>
+        <w:t xml:space="preserve">4.3  </w:t>
+      </w:r>
+      <w:r>
+        <w:rPr>
+          <w:sz w:val="19"/>
+        </w:rPr>
+        <w:t xml:space="preserve">Подтверждение теплофизических свойств электролита (c, ρ, вязкость при 45–55 °С) лабораторией Заказчика</w:t>
+      </w:r>
+    </w:p>
+    <w:p>
+      <w:r>
+        <w:rPr>
+          <w:b/>
+          <w:sz w:val="20"/>
+        </w:rPr>
+        <w:t xml:space="preserve">5. Расходы материалов, реагентов и энергоресурсов</w:t>
+      </w:r>
+    </w:p>
+    <w:p>
+      <w:r>
+        <w:rPr>
+          <w:b/>
+          <w:sz w:val="19"/>
+        </w:rPr>
+        <w:t xml:space="preserve">5.1  </w:t>
+      </w:r>
+      <w:r>
+        <w:rPr>
+          <w:sz w:val="19"/>
+        </w:rPr>
+        <w:t xml:space="preserve">Дозировки аналогов гуартека и FC-1100 — опытно-промышленные испытания на стадии освоения</w:t>
+      </w:r>
+    </w:p>
+    <w:p>
+      <w:r>
+        <w:rPr>
+          <w:b/>
+          <w:sz w:val="19"/>
+        </w:rPr>
+        <w:t xml:space="preserve">5.2  </w:t>
+      </w:r>
+      <w:r>
+        <w:rPr>
+          <w:sz w:val="19"/>
+        </w:rPr>
+        <w:t xml:space="preserve">Разделение общезаводских норм воды и пара по отделениям — расчёт БИ</w:t>
+      </w:r>
+    </w:p>
+    <w:p>
+      <w:r>
+        <w:rPr>
+          <w:b/>
+          <w:sz w:val="19"/>
+        </w:rPr>
+        <w:t xml:space="preserve">5.3  </w:t>
+      </w:r>
+      <w:r>
+        <w:rPr>
+          <w:sz w:val="19"/>
+        </w:rPr>
+        <w:t xml:space="preserve">Нормы упаковочных материалов пакетов — определяются поставщиком КСМ (ИД п. 1.3.11)</w:t>
+      </w:r>
+    </w:p>
+    <w:p>
+      <w:r>
+        <w:rPr>
+          <w:b/>
+          <w:sz w:val="20"/>
+        </w:rPr>
+        <w:t xml:space="preserve">6. Перечень основного и вспомогательного технологического оборудования</w:t>
+      </w:r>
+    </w:p>
+    <w:p>
+      <w:r>
+        <w:rPr>
+          <w:b/>
+          <w:sz w:val="19"/>
+        </w:rPr>
+        <w:t xml:space="preserve">6.1  </w:t>
+      </w:r>
+      <w:r>
+        <w:rPr>
+          <w:sz w:val="19"/>
+        </w:rPr>
+        <w:t xml:space="preserve">Число закорачивающих рам (по графику чисток и совмещению со сменой анодов) — определяется на стадии БИ</w:t>
+      </w:r>
+    </w:p>
+    <w:p>
+      <w:r>
+        <w:rPr>
+          <w:b/>
+          <w:sz w:val="19"/>
+        </w:rPr>
+        <w:t xml:space="preserve">6.2  </w:t>
+      </w:r>
+      <w:r>
+        <w:rPr>
+          <w:sz w:val="19"/>
+        </w:rPr>
+        <w:t xml:space="preserve">Перечень «основного» оборудования для опросных листов и ТКП — закрепить протоколом с Заказчиком</w:t>
+      </w:r>
+    </w:p>
+    <w:p>
+      <w:r>
+        <w:rPr>
+          <w:b/>
+          <w:sz w:val="19"/>
+        </w:rPr>
+        <w:t xml:space="preserve">6.3  </w:t>
+      </w:r>
+      <w:r>
+        <w:rPr>
+          <w:sz w:val="19"/>
+        </w:rPr>
+        <w:t xml:space="preserve">Конструктив циркуляционных баков (сталь / железобетон с футеровкой по месту) — вариантная проработка БИ с оценкой стоимости</w:t>
+      </w:r>
+    </w:p>
+    <w:p>
+      <w:r>
+        <w:rPr>
+          <w:b/>
+          <w:sz w:val="20"/>
+        </w:rPr>
+        <w:t xml:space="preserve">7. Предварительные данные по подключению к сетям водо-, энерго- и воздухоснабжения</w:t>
+      </w:r>
+    </w:p>
+    <w:p>
+      <w:r>
+        <w:rPr>
+          <w:b/>
+          <w:sz w:val="19"/>
+        </w:rPr>
+        <w:t xml:space="preserve">7.1  </w:t>
+      </w:r>
+      <w:r>
+        <w:rPr>
+          <w:sz w:val="19"/>
+        </w:rPr>
+        <w:t xml:space="preserve">ТУ на присоединение к сетям (вода, стоки, электроэнергия, пар) — запрашиваются Заказчиком по расчётам нагрузок БИ</w:t>
+      </w:r>
+    </w:p>
+    <w:p>
+      <w:r>
+        <w:rPr>
+          <w:b/>
+          <w:sz w:val="19"/>
+        </w:rPr>
+        <w:t xml:space="preserve">7.2  </w:t>
+      </w:r>
+      <w:r>
+        <w:rPr>
+          <w:sz w:val="19"/>
+        </w:rPr>
+        <w:t xml:space="preserve">Разделение общезаводских норм воды (1,081 м³/т) и пара (0,417 Гкал/т) по отделениям — расчёт БИ</w:t>
+      </w:r>
+    </w:p>
+    <w:p>
+      <w:r>
+        <w:rPr>
+          <w:b/>
+          <w:sz w:val="19"/>
+        </w:rPr>
+        <w:t xml:space="preserve">7.3  </w:t>
+      </w:r>
+      <w:r>
+        <w:rPr>
+          <w:sz w:val="19"/>
+        </w:rPr>
+        <w:t xml:space="preserve">Суммарный расход воздуха КИП и качество осушки — по опросным листам арматуры и шкафов АСУ</w:t>
+      </w:r>
+    </w:p>
+    <w:p>
+      <w:r>
+        <w:rPr>
+          <w:b/>
+          <w:sz w:val="20"/>
+        </w:rPr>
+        <w:t xml:space="preserve">8. Сведения по электроснабжению и электрооборудованию (по Приложению №3)</w:t>
+      </w:r>
+    </w:p>
+    <w:p>
+      <w:r>
+        <w:rPr>
+          <w:b/>
+          <w:sz w:val="19"/>
+        </w:rPr>
+        <w:t xml:space="preserve">8.1  </w:t>
+      </w:r>
+      <w:r>
+        <w:rPr>
+          <w:sz w:val="19"/>
+        </w:rPr>
+        <w:t xml:space="preserve">Протокол объёма Приложения №3 на стадии БИ (перечень действующих пунктов) — согласовать до договора</w:t>
+      </w:r>
+    </w:p>
+    <w:p>
+      <w:r>
+        <w:rPr>
+          <w:b/>
+          <w:sz w:val="19"/>
+        </w:rPr>
+        <w:t xml:space="preserve">8.2  </w:t>
+      </w:r>
+      <w:r>
+        <w:rPr>
+          <w:sz w:val="19"/>
+        </w:rPr>
+        <w:t xml:space="preserve">Целевой cos φ и допустимые искажения — по ТУ сетевой организации (запрашивает Заказчик)</w:t>
+      </w:r>
+    </w:p>
+    <w:p>
+      <w:r>
+        <w:rPr>
+          <w:b/>
+          <w:sz w:val="19"/>
+        </w:rPr>
+        <w:t xml:space="preserve">8.3  </w:t>
+      </w:r>
+      <w:r>
+        <w:rPr>
+          <w:sz w:val="19"/>
+        </w:rPr>
+        <w:t xml:space="preserve">Расчёт выделения водорода в зале (обоснование отсутствия Ex-зон) — выполняется в БИ</w:t>
+      </w:r>
+    </w:p>
+    <w:p>
+      <w:r>
+        <w:rPr>
+          <w:b/>
+          <w:sz w:val="19"/>
+        </w:rPr>
+        <w:t xml:space="preserve">8.4  </w:t>
+      </w:r>
+      <w:r>
+        <w:rPr>
+          <w:sz w:val="19"/>
+        </w:rPr>
+        <w:t xml:space="preserve">Тип заземлителя (глубинные электроды/сетка) — по удельному сопротивлению грунтов, данные изысканий (вне БИ)</w:t>
+      </w:r>
+    </w:p>
+    <w:p>
+      <w:r>
+        <w:rPr>
+          <w:b/>
+          <w:sz w:val="20"/>
+        </w:rPr>
+        <w:t xml:space="preserve">9. PFD и P&amp;ID: контуры регулирования, блокировки, уставки</w:t>
+      </w:r>
+    </w:p>
+    <w:p>
+      <w:r>
+        <w:rPr>
+          <w:b/>
+          <w:sz w:val="19"/>
+        </w:rPr>
+        <w:t xml:space="preserve">9.1  </w:t>
+      </w:r>
+      <w:r>
+        <w:rPr>
+          <w:sz w:val="19"/>
+        </w:rPr>
+        <w:t xml:space="preserve">Выдержки времени блокировок по потере циркуляции/аспирации — расчёт тепловой и газовой инерции на стадии БИ</w:t>
+      </w:r>
+    </w:p>
+    <w:p>
+      <w:r>
+        <w:rPr>
+          <w:b/>
+          <w:sz w:val="19"/>
+        </w:rPr>
+        <w:t xml:space="preserve">9.2  </w:t>
+      </w:r>
+      <w:r>
+        <w:rPr>
+          <w:sz w:val="19"/>
+        </w:rPr>
+        <w:t xml:space="preserve">Тип поточных анализаторов состава электролита (плотномер/кондуктометр/УФ) — согласование с Управлением автоматизации Заказчика</w:t>
+      </w:r>
+    </w:p>
+    <w:p>
+      <w:r>
+        <w:rPr>
+          <w:b/>
+          <w:sz w:val="19"/>
+        </w:rPr>
+        <w:t xml:space="preserve">9.3  </w:t>
+      </w:r>
+      <w:r>
+        <w:rPr>
+          <w:sz w:val="19"/>
+        </w:rPr>
+        <w:t xml:space="preserve">Точки и способ милливольтового контроля напряжения ванн (штатные щупы шин или мобильный контроль краном) — вариантная проработка БИ</w:t>
+      </w:r>
+    </w:p>
+    <w:p>
+      <w:r>
+        <w:rPr>
+          <w:b/>
+          <w:sz w:val="20"/>
+        </w:rPr>
+        <w:t xml:space="preserve">10. Предварительный перечень трубопроводной арматуры и приборов КИПиА (line list, ±20–30 %)</w:t>
+      </w:r>
+    </w:p>
+    <w:p>
+      <w:r>
+        <w:rPr>
+          <w:b/>
+          <w:sz w:val="19"/>
+        </w:rPr>
+        <w:t xml:space="preserve">10.1  </w:t>
+      </w:r>
+      <w:r>
+        <w:rPr>
+          <w:sz w:val="19"/>
+        </w:rPr>
+        <w:t xml:space="preserve">Подтверждение DN и раскладки плеч коллекторов — гидравлический расчёт контура в БИ</w:t>
+      </w:r>
+    </w:p>
+    <w:p>
+      <w:r>
+        <w:rPr>
+          <w:b/>
+          <w:sz w:val="19"/>
+        </w:rPr>
+        <w:t xml:space="preserve">10.2  </w:t>
+      </w:r>
+      <w:r>
+        <w:rPr>
+          <w:sz w:val="19"/>
+        </w:rPr>
+        <w:t xml:space="preserve">Нормативная база напорных трубопроводов из ПП/ПВДФ (взамен ГОСТ 32569 для пластика) — согласовать с Заказчиком</w:t>
+      </w:r>
+    </w:p>
+    <w:p>
+      <w:r>
+        <w:rPr>
+          <w:b/>
+          <w:sz w:val="19"/>
+        </w:rPr>
+        <w:t xml:space="preserve">10.3  </w:t>
+      </w:r>
+      <w:r>
+        <w:rPr>
+          <w:sz w:val="19"/>
+        </w:rPr>
+        <w:t xml:space="preserve">Число дренажей/воздушников и секционирующей арматуры — по трассировке компоновки БИ</w:t>
+      </w:r>
+    </w:p>
+    <w:p>
+      <w:r>
+        <w:rPr>
+          <w:b/>
+          <w:sz w:val="20"/>
+        </w:rPr>
+        <w:t xml:space="preserve">11. Компоновка: существующий ЦЭМ (сценарий А) / новый корпус (сценарий Б — базовый)</w:t>
+      </w:r>
+    </w:p>
+    <w:p>
+      <w:r>
+        <w:rPr>
+          <w:b/>
+          <w:sz w:val="19"/>
+        </w:rPr>
+        <w:t xml:space="preserve">11.1  </w:t>
+      </w:r>
+      <w:r>
+        <w:rPr>
+          <w:sz w:val="19"/>
+        </w:rPr>
+        <w:t xml:space="preserve">Натурные обмеры ЦЭМ: фактическая длина/ширина пролётов, отметки подкрановых путей, состояние колонн (чертежи 1971 г.)</w:t>
+      </w:r>
+    </w:p>
+    <w:p>
+      <w:r>
+        <w:rPr>
+          <w:b/>
+          <w:sz w:val="19"/>
+        </w:rPr>
+        <w:t xml:space="preserve">11.2  </w:t>
+      </w:r>
+      <w:r>
+        <w:rPr>
+          <w:sz w:val="19"/>
+        </w:rPr>
+        <w:t xml:space="preserve">Точная длина зоны КСМ по планировке выбранного поставщика (референс Outotec — уточнить при ТКП)</w:t>
+      </w:r>
+    </w:p>
+    <w:p>
+      <w:r>
+        <w:rPr>
+          <w:b/>
+          <w:sz w:val="19"/>
+        </w:rPr>
+        <w:t xml:space="preserve">11.3  </w:t>
+      </w:r>
+      <w:r>
+        <w:rPr>
+          <w:sz w:val="19"/>
+        </w:rPr>
+        <w:t xml:space="preserve">Сечение и трассировка сборного воздуховода — по расходу аспирации от смежного проектировщика (вне БИ)</w:t>
+      </w:r>
+    </w:p>
+    <w:p>
+      <w:r>
+        <w:rPr>
+          <w:b/>
+          <w:sz w:val="19"/>
+        </w:rPr>
+        <w:t xml:space="preserve">11.4  </w:t>
+      </w:r>
+      <w:r>
+        <w:rPr>
+          <w:sz w:val="19"/>
+        </w:rPr>
+        <w:t xml:space="preserve">Демонтаж существующего оборудования электрорафинирования и состояние подванных конструкций — обследование до БИ</w:t>
+      </w:r>
+    </w:p>
+    <w:p>
+      <w:r>
+        <w:rPr>
+          <w:b/>
+          <w:sz w:val="19"/>
+        </w:rPr>
+        <w:t xml:space="preserve">11.5  </w:t>
+      </w:r>
+      <w:r>
+        <w:rPr>
+          <w:sz w:val="19"/>
+        </w:rPr>
+        <w:t xml:space="preserve">Получить «вариант размещения, принятый Заказчиком» (генплан: границы участка, отметки, привязки к сетям) — как ИД для посадки корпуса; статус обмерных приложений №6/№7 подтвердить у Заказчика</w:t>
+      </w:r>
+    </w:p>
+    <w:p>
+      <w:r>
+        <w:rPr>
+          <w:b/>
+          <w:sz w:val="20"/>
+        </w:rPr>
+        <w:t xml:space="preserve">12. Нагрузки на перекрытия и фундаменты</w:t>
+      </w:r>
+    </w:p>
+    <w:p>
+      <w:r>
+        <w:rPr>
+          <w:b/>
+          <w:sz w:val="19"/>
+        </w:rPr>
+        <w:t xml:space="preserve">12.1  </w:t>
+      </w:r>
+      <w:r>
+        <w:rPr>
+          <w:sz w:val="19"/>
+        </w:rPr>
+        <w:t xml:space="preserve">Поверочный расчёт существующих конструкций ЦЭМ (1971 г.) под новую раскладку опор ванн и модернизированные краны — по результатам обследования</w:t>
+      </w:r>
+    </w:p>
+    <w:p>
+      <w:r>
+        <w:rPr>
+          <w:b/>
+          <w:sz w:val="19"/>
+        </w:rPr>
+        <w:t xml:space="preserve">12.2  </w:t>
+      </w:r>
+      <w:r>
+        <w:rPr>
+          <w:sz w:val="19"/>
+        </w:rPr>
+        <w:t xml:space="preserve">Строительные задания поставщиков (ванны, КСМ, краны): точечные нагрузки, коэффициенты надёжности и динамики — прил. В, п. 15</w:t>
+      </w:r>
+    </w:p>
+    <w:p>
+      <w:r>
+        <w:rPr>
+          <w:b/>
+          <w:sz w:val="19"/>
+        </w:rPr>
+        <w:t xml:space="preserve">12.3  </w:t>
+      </w:r>
+      <w:r>
+        <w:rPr>
+          <w:sz w:val="19"/>
+        </w:rPr>
+        <w:t xml:space="preserve">Масса и центр тяжести траверсы-бороны с поддоном — по данным поставщика кранового оборудования</w:t>
+      </w:r>
+    </w:p>
+    <w:p>
+      <w:r>
+        <w:rPr>
+          <w:b/>
+          <w:sz w:val="20"/>
+        </w:rPr>
+        <w:t xml:space="preserve">13. Кислотозащита строительных конструкций и электрокоррозионная безопасность</w:t>
+      </w:r>
+    </w:p>
+    <w:p>
+      <w:r>
+        <w:rPr>
+          <w:b/>
+          <w:sz w:val="19"/>
+        </w:rPr>
+        <w:t xml:space="preserve">13.1  </w:t>
+      </w:r>
+      <w:r>
+        <w:rPr>
+          <w:sz w:val="19"/>
+        </w:rPr>
+        <w:t xml:space="preserve">Карта проливов и высота защиты колонн/стен по зонам — разрабатывается в БИ</w:t>
+      </w:r>
+    </w:p>
+    <w:p>
+      <w:r>
+        <w:rPr>
+          <w:b/>
+          <w:sz w:val="19"/>
+        </w:rPr>
+        <w:t xml:space="preserve">13.2  </w:t>
+      </w:r>
+      <w:r>
+        <w:rPr>
+          <w:sz w:val="19"/>
+        </w:rPr>
+        <w:t xml:space="preserve">Выбор конкретной системы покрытий — по испытаниям образцов в рабочем электролите (50 °С) на стадии БИ</w:t>
+      </w:r>
+    </w:p>
+    <w:p>
+      <w:r>
+        <w:rPr>
+          <w:b/>
+          <w:sz w:val="19"/>
+        </w:rPr>
+        <w:t xml:space="preserve">13.3  </w:t>
+      </w:r>
+      <w:r>
+        <w:rPr>
+          <w:sz w:val="19"/>
+        </w:rPr>
+        <w:t xml:space="preserve">Мероприятия по блуждающим токам в арматуре подванной плиты (секционирование, контроль потенциалов) — совместно со строительным разделом</w:t>
+      </w:r>
+    </w:p>
+    <w:p>
+      <w:r>
+        <w:rPr>
+          <w:b/>
+          <w:sz w:val="20"/>
+        </w:rPr>
+        <w:t xml:space="preserve">14. АСУ отделения с прикладным программным обеспечением</w:t>
+      </w:r>
+    </w:p>
+    <w:p>
+      <w:r>
+        <w:rPr>
+          <w:b/>
+          <w:sz w:val="19"/>
+        </w:rPr>
+        <w:t xml:space="preserve">14.1  </w:t>
+      </w:r>
+      <w:r>
+        <w:rPr>
+          <w:sz w:val="19"/>
+        </w:rPr>
+        <w:t xml:space="preserve">Разграничение функций АСУ Лота №3 и системы управления выпрямителями (вне БИ): протокол обмена, кто ведёт ограничения тока — зафиксировать в задании на стыке</w:t>
+      </w:r>
+    </w:p>
+    <w:p>
+      <w:r>
+        <w:rPr>
+          <w:b/>
+          <w:sz w:val="19"/>
+        </w:rPr>
+        <w:t xml:space="preserve">14.2  </w:t>
+      </w:r>
+      <w:r>
+        <w:rPr>
+          <w:sz w:val="19"/>
+        </w:rPr>
+        <w:t xml:space="preserve">Состав тепловизионного контроля КЗ (на кране / стационарные точки / обход) — вариантная проработка с ТЭО</w:t>
+      </w:r>
+    </w:p>
+    <w:p>
+      <w:r>
+        <w:rPr>
+          <w:b/>
+          <w:sz w:val="19"/>
+        </w:rPr>
+        <w:t xml:space="preserve">14.3  </w:t>
+      </w:r>
+      <w:r>
+        <w:rPr>
+          <w:sz w:val="19"/>
+        </w:rPr>
+        <w:t xml:space="preserve">Идентификация матриц (лазерная маркировка / RFID в штанге) — согласовать с поставщиком КСМ и матриц</w:t>
+      </w:r>
+    </w:p>
+    <w:p>
+      <w:r>
+        <w:rPr>
+          <w:b/>
+          <w:sz w:val="19"/>
+        </w:rPr>
+        <w:t xml:space="preserve">14.4  </w:t>
+      </w:r>
+      <w:r>
+        <w:rPr>
+          <w:sz w:val="19"/>
+        </w:rPr>
+        <w:t xml:space="preserve">Объём интеграции с ХТД PIMS и весовым учётом (АИС) — по Прил. №5 на стадии рабочего проектирования</w:t>
+      </w:r>
+    </w:p>
+    <w:p>
+      <w:r>
+        <w:rPr>
+          <w:b/>
+          <w:sz w:val="20"/>
+        </w:rPr>
+        <w:t xml:space="preserve">15. Требования к монтажу и веса тяжёлых частей</w:t>
+      </w:r>
+    </w:p>
+    <w:p>
+      <w:r>
+        <w:rPr>
+          <w:b/>
+          <w:sz w:val="19"/>
+        </w:rPr>
+        <w:t xml:space="preserve">15.1  </w:t>
+      </w:r>
+      <w:r>
+        <w:rPr>
+          <w:sz w:val="19"/>
+        </w:rPr>
+        <w:t xml:space="preserve">Массы и габариты самых тяжёлых неразъёмных частей КСМ, кранов, циркбаков — по паспортам выбранных поставщиков (обязательное поле опросных листов)</w:t>
+      </w:r>
+    </w:p>
+    <w:p>
+      <w:r>
+        <w:rPr>
+          <w:b/>
+          <w:sz w:val="19"/>
+        </w:rPr>
+        <w:t xml:space="preserve">15.2  </w:t>
+      </w:r>
+      <w:r>
+        <w:rPr>
+          <w:sz w:val="19"/>
+        </w:rPr>
+        <w:t xml:space="preserve">Логистика подачи ванн в зал (монтажные проёмы, такелажные схемы) — ППР монтажной организации на базе компоновки БИ</w:t>
+      </w:r>
+    </w:p>
+    <w:p>
+      <w:r>
+        <w:rPr>
+          <w:b/>
+          <w:sz w:val="19"/>
+        </w:rPr>
+        <w:t xml:space="preserve">15.3  </w:t>
+      </w:r>
+      <w:r>
+        <w:rPr>
+          <w:sz w:val="19"/>
+        </w:rPr>
+        <w:t xml:space="preserve">Поэтапность: возможность пуска серии 1 при продолжении монтажа серии 2 — согласовать с Заказчиком</w:t>
+      </w:r>
+    </w:p>
+    <w:p>
+      <w:r>
+        <w:rPr>
+          <w:b/>
+          <w:sz w:val="19"/>
+        </w:rPr>
+        <w:t xml:space="preserve">15.4  </w:t>
+      </w:r>
+      <w:r>
+        <w:rPr>
+          <w:sz w:val="19"/>
+        </w:rPr>
+        <w:t xml:space="preserve">Разбивочная схема ряда и допуск накопления шага 1,40 м — по инструкции поставщика ошиновки/ванн (внести в опросные листы)</w:t>
+      </w:r>
+    </w:p>
+    <w:p>
+      <w:r>
+        <w:rPr>
+          <w:b/>
+          <w:sz w:val="20"/>
+        </w:rPr>
+        <w:t xml:space="preserve">16. Требования к испытаниям и приёмке; ПНР: первое заполнение и вывод на ток</w:t>
+      </w:r>
+    </w:p>
+    <w:p>
+      <w:r>
+        <w:rPr>
+          <w:b/>
+          <w:sz w:val="19"/>
+        </w:rPr>
+        <w:t xml:space="preserve">16.1  </w:t>
+      </w:r>
+      <w:r>
+        <w:rPr>
+          <w:sz w:val="19"/>
+        </w:rPr>
+        <w:t xml:space="preserve">Программа формирования анодной плёнки PbO2 (ток/время/состав) — запрашивается у поставщика анодов</w:t>
+      </w:r>
+    </w:p>
+    <w:p>
+      <w:r>
+        <w:rPr>
+          <w:b/>
+          <w:sz w:val="19"/>
+        </w:rPr>
+        <w:t xml:space="preserve">16.2  </w:t>
+      </w:r>
+      <w:r>
+        <w:rPr>
+          <w:sz w:val="19"/>
+        </w:rPr>
+        <w:t xml:space="preserve">Нормы сопротивления изоляции ванны/серии — по инструкции поставщика ванн и ошиновки, внести в ПМИ</w:t>
+      </w:r>
+    </w:p>
+    <w:p>
+      <w:r>
+        <w:rPr>
+          <w:b/>
+          <w:sz w:val="19"/>
+        </w:rPr>
+        <w:t xml:space="preserve">16.3  </w:t>
+      </w:r>
+      <w:r>
+        <w:rPr>
+          <w:sz w:val="19"/>
+        </w:rPr>
+        <w:t xml:space="preserve">Методика гарантийных испытаний с раздельными строками «мощность/выпуск» — согласовать с Заказчиком до договора</w:t>
+      </w:r>
+    </w:p>
+    <w:p>
+      <w:r>
+        <w:rPr>
+          <w:b/>
+          <w:sz w:val="19"/>
+        </w:rPr>
+        <w:t xml:space="preserve">16.4  </w:t>
+      </w:r>
+      <w:r>
+        <w:rPr>
+          <w:sz w:val="19"/>
+        </w:rPr>
+        <w:t xml:space="preserve">График наработки стартового электролита (~2,8 тыс. м³) и готовность ГМУ — совместный план-график пуска</w:t>
+      </w:r>
+    </w:p>
+    <w:p>
+      <w:r>
+        <w:rPr>
+          <w:b/>
+          <w:sz w:val="20"/>
+        </w:rPr>
+        <w:t xml:space="preserve">17. Спецификация оборудования, опросные листы, исходные требования на оборудование длительного цикла изготовления</w:t>
+      </w:r>
+    </w:p>
+    <w:p>
+      <w:r>
+        <w:rPr>
+          <w:b/>
+          <w:sz w:val="19"/>
+        </w:rPr>
+        <w:t xml:space="preserve">17.1  </w:t>
+      </w:r>
+      <w:r>
+        <w:rPr>
+          <w:sz w:val="19"/>
+        </w:rPr>
+        <w:t xml:space="preserve">Сроки изготовления по позициям — по бюджетным ТКП (в ИД не заданы); критический путь — ванны и КСМ</w:t>
+      </w:r>
+    </w:p>
+    <w:p>
+      <w:r>
+        <w:rPr>
+          <w:b/>
+          <w:sz w:val="19"/>
+        </w:rPr>
+        <w:t xml:space="preserve">17.2  </w:t>
+      </w:r>
+      <w:r>
+        <w:rPr>
+          <w:sz w:val="19"/>
+        </w:rPr>
+        <w:t xml:space="preserve">Темп поставки ванн под график монтажа рядов (шт./мес) — согласовать с изготовителем и монтажной организацией</w:t>
+      </w:r>
+    </w:p>
+    <w:p>
+      <w:r>
+        <w:rPr>
+          <w:b/>
+          <w:sz w:val="19"/>
+        </w:rPr>
+        <w:t xml:space="preserve">17.3  </w:t>
+      </w:r>
+      <w:r>
+        <w:rPr>
+          <w:sz w:val="19"/>
+        </w:rPr>
+        <w:t xml:space="preserve">Перечень «основного» оборудования под опросные листы — протокол с Заказчиком (граница объёма БИ)</w:t>
+      </w:r>
+    </w:p>
+    <w:p>
+      <w:r>
+        <w:rPr>
+          <w:b/>
+          <w:sz w:val="20"/>
+        </w:rPr>
+        <w:t xml:space="preserve">18. Тепловыделения и выделения вредностей в помещения (предварительные расчётные данные по аналогам)</w:t>
+      </w:r>
+    </w:p>
+    <w:p>
+      <w:r>
+        <w:rPr>
+          <w:b/>
+          <w:sz w:val="19"/>
+        </w:rPr>
+        <w:t xml:space="preserve">18.1  </w:t>
+      </w:r>
+      <w:r>
+        <w:rPr>
+          <w:sz w:val="19"/>
+        </w:rPr>
+        <w:t xml:space="preserve">Расход аспирации от ванны (закрытой/вскрытой) — совместное определение со смежным проектировщиком (в ИД не задан)</w:t>
+      </w:r>
+    </w:p>
+    <w:p>
+      <w:r>
+        <w:rPr>
+          <w:b/>
+          <w:sz w:val="19"/>
+        </w:rPr>
+        <w:t xml:space="preserve">18.2  </w:t>
+      </w:r>
+      <w:r>
+        <w:rPr>
+          <w:sz w:val="19"/>
+        </w:rPr>
+        <w:t xml:space="preserve">Интенсивности выделений H2SO4/Cu/Ni в г/ч — расчёт БИ после фиксации аспирации; подтверждение замерами при ПНР</w:t>
+      </w:r>
+    </w:p>
+    <w:p>
+      <w:r>
+        <w:rPr>
+          <w:b/>
+          <w:sz w:val="19"/>
+        </w:rPr>
+        <w:t xml:space="preserve">18.3  </w:t>
+      </w:r>
+      <w:r>
+        <w:rPr>
+          <w:sz w:val="19"/>
+        </w:rPr>
+        <w:t xml:space="preserve">Фактический коэффициент теплоотдачи и температуры стенок ванн — подтверждение тепловизионным обследованием при ПНР</w:t>
+      </w:r>
+    </w:p>
+    <w:p>
+      <w:r>
+        <w:rPr>
+          <w:b/>
+          <w:sz w:val="20"/>
+        </w:rPr>
+        <w:t xml:space="preserve">19. Данные для раздела ОВОС (по балансам отделения)</w:t>
+      </w:r>
+    </w:p>
+    <w:p>
+      <w:r>
+        <w:rPr>
+          <w:b/>
+          <w:sz w:val="19"/>
+        </w:rPr>
+        <w:t xml:space="preserve">19.1  </w:t>
+      </w:r>
+      <w:r>
+        <w:rPr>
+          <w:sz w:val="19"/>
+        </w:rPr>
+        <w:t xml:space="preserve">Расход и состав выхлопа аспирации до/после скруббера — совместно со смежным проектировщиком (вне БИ)</w:t>
+      </w:r>
+    </w:p>
+    <w:p>
+      <w:r>
+        <w:rPr>
+          <w:b/>
+          <w:sz w:val="19"/>
+        </w:rPr>
+        <w:t xml:space="preserve">19.2  </w:t>
+      </w:r>
+      <w:r>
+        <w:rPr>
+          <w:sz w:val="19"/>
+        </w:rPr>
+        <w:t xml:space="preserve">Паспортизация отходов (шлам, лом анодов/матриц, тара реагентов) — стадия ОТР/ПД</w:t>
+      </w:r>
+    </w:p>
+    <w:p>
+      <w:r>
+        <w:rPr>
+          <w:b/>
+          <w:sz w:val="19"/>
+        </w:rPr>
+        <w:t xml:space="preserve">19.3  </w:t>
+      </w:r>
+      <w:r>
+        <w:rPr>
+          <w:sz w:val="19"/>
+        </w:rPr>
+        <w:t xml:space="preserve">Баланс лома матриц с учётом доли ремонта обрамления — уточняется реестром парка на освоении</w:t>
+      </w:r>
+    </w:p>
+    <w:p>
+      <w:r>
+        <w:rPr>
+          <w:b/>
+          <w:sz w:val="20"/>
+        </w:rPr>
+        <w:t xml:space="preserve">20. Разграничение поставки и стыковка границ с позициями «вне БИ»</w:t>
+      </w:r>
+    </w:p>
+    <w:p>
+      <w:r>
+        <w:rPr>
+          <w:b/>
+          <w:sz w:val="19"/>
+        </w:rPr>
+        <w:t xml:space="preserve">20.1  </w:t>
+      </w:r>
+      <w:r>
+        <w:rPr>
+          <w:sz w:val="19"/>
+        </w:rPr>
+        <w:t xml:space="preserve">Утверждение реестра границ Заказчиком и генпроектировщиком до старта ОТР</w:t>
+      </w:r>
+    </w:p>
+    <w:p>
+      <w:r>
+        <w:rPr>
+          <w:b/>
+          <w:sz w:val="19"/>
+        </w:rPr>
+        <w:t xml:space="preserve">20.2  </w:t>
+      </w:r>
+      <w:r>
+        <w:rPr>
+          <w:sz w:val="19"/>
+        </w:rPr>
+        <w:t xml:space="preserve">Удельный расход аспирации от ванны — совместный расчёт с проектировщиком аспирации (в ИД не задан)</w:t>
+      </w:r>
+    </w:p>
+    <w:p>
+      <w:r>
+        <w:rPr>
+          <w:b/>
+          <w:sz w:val="19"/>
+        </w:rPr>
+        <w:t xml:space="preserve">20.3  </w:t>
+      </w:r>
+      <w:r>
+        <w:rPr>
+          <w:sz w:val="19"/>
+        </w:rPr>
+        <w:t xml:space="preserve">Схема резервирования циркуляционных насосов (2×100 % / 3×50 %) — решение смежного проекта по заданию БИ</w:t>
+      </w:r>
+    </w:p>
+    <w:p>
+      <w:r>
+        <w:rPr>
+          <w:b/>
+          <w:sz w:val="19"/>
+        </w:rPr>
+        <w:t xml:space="preserve">20.4  </w:t>
+      </w:r>
+      <w:r>
+        <w:rPr>
+          <w:sz w:val="19"/>
+        </w:rPr>
+        <w:t xml:space="preserve">Принадлежность промежуточного сборника фильтрата нутча (допущение ИД п. 4.1.2) — Лот №3 или ГМУ</w:t>
+      </w:r>
+    </w:p>
+    <w:p>
+      <w:r>
+        <w:rPr>
+          <w:b/>
+          <w:sz w:val="19"/>
+        </w:rPr>
+        <w:t xml:space="preserve">20.5  </w:t>
+      </w:r>
+      <w:r>
+        <w:rPr>
+          <w:sz w:val="19"/>
+        </w:rPr>
+        <w:t xml:space="preserve">Циркуляционный бак в составе Лота №3 при границе «фланец патрубка подачи каждой ванны» — оборудование выше границы; определить вход лота</w:t>
+      </w:r>
+    </w:p>
+    <w:p>
+      <w:r>
+        <w:rPr>
+          <w:b/>
+          <w:sz w:val="20"/>
+        </w:rPr>
+        <w:t xml:space="preserve">21. Интерфейсы с другими лотами, ГМУ и общеплощадочными системами</w:t>
+      </w:r>
+    </w:p>
+    <w:p>
+      <w:r>
+        <w:rPr>
+          <w:b/>
+          <w:sz w:val="19"/>
+        </w:rPr>
+        <w:t xml:space="preserve">21.1  </w:t>
+      </w:r>
+      <w:r>
+        <w:rPr>
+          <w:sz w:val="19"/>
+        </w:rPr>
+        <w:t xml:space="preserve">Совместный лист согласования «перфорации» пакета и грузозахватов СГП (КСМ ↔ Лот №4) — до заказа оборудования</w:t>
+      </w:r>
+    </w:p>
+    <w:p>
+      <w:r>
+        <w:rPr>
+          <w:b/>
+          <w:sz w:val="19"/>
+        </w:rPr>
+        <w:t xml:space="preserve">21.2  </w:t>
+      </w:r>
+      <w:r>
+        <w:rPr>
+          <w:sz w:val="19"/>
+        </w:rPr>
+        <w:t xml:space="preserve">Диапазон регулирования отбора на купорос (задание Лоту №2) — подтвердить балансом примесей в БИ</w:t>
+      </w:r>
+    </w:p>
+    <w:p>
+      <w:r>
+        <w:rPr>
+          <w:b/>
+          <w:sz w:val="19"/>
+        </w:rPr>
+        <w:t xml:space="preserve">21.3  </w:t>
+      </w:r>
+      <w:r>
+        <w:rPr>
+          <w:sz w:val="19"/>
+        </w:rPr>
+        <w:t xml:space="preserve">Точная граница монтажа конвейера в передаточных воротах (Лот №3 / Лот №4) — зафиксировать в реестре границ</w:t>
+      </w:r>
+    </w:p>
+    <w:p>
+      <w:r>
+        <w:rPr>
+          <w:b/>
+          <w:sz w:val="19"/>
+        </w:rPr>
+        <w:t xml:space="preserve">21.4  </w:t>
+      </w:r>
+      <w:r>
+        <w:rPr>
+          <w:sz w:val="19"/>
+        </w:rPr>
+        <w:t xml:space="preserve">График готовности ГМУ к наработке стартового электролита — совместный план-график пуска с Заказчиком</w:t>
+      </w:r>
+    </w:p>
+    <w:p>
+      <w:r>
+        <w:rPr>
+          <w:b/>
+          <w:sz w:val="20"/>
+        </w:rPr>
+        <w:t xml:space="preserve">22. Цифровая информационная модель отделения на этапе БИ (Приложение №4, ред. 2)</w:t>
+      </w:r>
+    </w:p>
+    <w:p>
+      <w:r>
+        <w:rPr>
+          <w:b/>
+          <w:sz w:val="19"/>
+        </w:rPr>
+        <w:t xml:space="preserve">22.1  </w:t>
+      </w:r>
+      <w:r>
+        <w:rPr>
+          <w:sz w:val="19"/>
+        </w:rPr>
+        <w:t xml:space="preserve">Фактическое ПО моделирования — согласовать с Заказчиком до старта этапа ЦИМ</w:t>
+      </w:r>
+    </w:p>
+    <w:p>
+      <w:r>
+        <w:rPr>
+          <w:b/>
+          <w:sz w:val="19"/>
+        </w:rPr>
+        <w:t xml:space="preserve">22.2  </w:t>
+      </w:r>
+      <w:r>
+        <w:rPr>
+          <w:sz w:val="19"/>
+        </w:rPr>
+        <w:t xml:space="preserve">Применимость проверок Таблицы 3 ред. 2 к составу лота (перечень пар коллизий) — протоколом</w:t>
+      </w:r>
+    </w:p>
+    <w:p>
+      <w:r>
+        <w:rPr>
+          <w:b/>
+          <w:sz w:val="19"/>
+        </w:rPr>
+        <w:t xml:space="preserve">22.3  </w:t>
+      </w:r>
+      <w:r>
+        <w:rPr>
+          <w:sz w:val="19"/>
+        </w:rPr>
+        <w:t xml:space="preserve">Глубина моделирования ошиновки (шинные мосты полностью / межванновые шины компонентом) — решение БИ по трудоёмкости</w:t>
+      </w:r>
+    </w:p>
+    <w:p>
+      <w:r>
+        <w:rPr>
+          <w:b/>
+          <w:sz w:val="20"/>
+        </w:rPr>
+        <w:t xml:space="preserve">23. Стоимость поставки по Лоту №3 (порядок формирования) и этапность выдачи БИ</w:t>
+      </w:r>
+    </w:p>
+    <w:p>
+      <w:r>
+        <w:rPr>
+          <w:b/>
+          <w:sz w:val="19"/>
+        </w:rPr>
+        <w:t xml:space="preserve">23.1  </w:t>
+      </w:r>
+      <w:r>
+        <w:rPr>
+          <w:sz w:val="19"/>
+        </w:rPr>
+        <w:t xml:space="preserve">Базис цен ТКП (валюта, ИНКОТЕРМС, срок действия) — единые условия запросов согласовать с Заказчиком</w:t>
+      </w:r>
+    </w:p>
+    <w:p>
+      <w:r>
+        <w:rPr>
+          <w:b/>
+          <w:sz w:val="19"/>
+        </w:rPr>
+        <w:t xml:space="preserve">23.2  </w:t>
+      </w:r>
+      <w:r>
+        <w:rPr>
+          <w:sz w:val="19"/>
+        </w:rPr>
+        <w:t xml:space="preserve">Разнесение стоимости АСУ между лотами при единой диспетчерской ОАСУ — протокол с Заказчиком</w:t>
+      </w:r>
+    </w:p>
+    <w:p>
+      <w:r>
+        <w:rPr>
+          <w:b/>
+          <w:sz w:val="19"/>
+        </w:rPr>
+        <w:t xml:space="preserve">23.3  </w:t>
+      </w:r>
+      <w:r>
+        <w:rPr>
+          <w:sz w:val="19"/>
+        </w:rPr>
+        <w:t xml:space="preserve">Перечень «основного» оборудования под ТКП — тот же протокол, что и для опросных листов</w:t>
+      </w:r>
+    </w:p>
+    <w:p>
+      <w:r>
+        <w:rPr>
+          <w:b/>
+          <w:sz w:val="20"/>
+        </w:rPr>
+        <w:t xml:space="preserve">24. Закладные решения для последующей цифровизации</w:t>
+      </w:r>
+    </w:p>
+    <w:p>
+      <w:r>
+        <w:rPr>
+          <w:b/>
+          <w:sz w:val="19"/>
+        </w:rPr>
+        <w:t xml:space="preserve">24.1  </w:t>
+      </w:r>
+      <w:r>
+        <w:rPr>
+          <w:sz w:val="19"/>
+        </w:rPr>
+        <w:t xml:space="preserve">Карта допустимых токовых пауз — ответ поставщика анодов на запрос опросного листа; до получения действует градация уставок по решению БИ</w:t>
+      </w:r>
+    </w:p>
+    <w:p>
+      <w:r>
+        <w:rPr>
+          <w:b/>
+          <w:sz w:val="19"/>
+        </w:rPr>
+        <w:t xml:space="preserve">24.2  </w:t>
+      </w:r>
+      <w:r>
+        <w:rPr>
+          <w:sz w:val="19"/>
+        </w:rPr>
+        <w:t xml:space="preserve">Наличие постов машинного зрения и узла щёточной очистки в комплектной КСМ — подтверждается ТКП; при отсутствии посты размещаются на зарезервированных 2 м выходного конвейера</w:t>
+      </w:r>
+    </w:p>
+    <w:p>
+      <w:r>
+        <w:rPr>
+          <w:b/>
+          <w:sz w:val="19"/>
+        </w:rPr>
+        <w:t xml:space="preserve">24.3  </w:t>
+      </w:r>
+      <w:r>
+        <w:rPr>
+          <w:sz w:val="19"/>
+        </w:rPr>
+        <w:t xml:space="preserve">Разграничение функций АСУ Лота №3 и системы управления выпрямителями по сценарию перевода серии на резерв — протокол на стыке (связан с открытым вопросом раздела АСУ)</w:t>
+      </w:r>
+    </w:p>
+    <w:p>
+      <w:r>
+        <w:rPr>
+          <w:b/>
+          <w:sz w:val="19"/>
+        </w:rPr>
+        <w:t xml:space="preserve">24.4  </w:t>
       </w:r>
       <w:r>
         <w:rPr>
